--- a/public/templates/BERKAS PEMBAYARAN PPL TERMIN II - 2 BULAN (1).docx
+++ b/public/templates/BERKAS PEMBAYARAN PPL TERMIN II - 2 BULAN (1).docx
@@ -450,47 +450,7 @@
           <w:sz w:val="24"/>
           <w:szCs w:val="24"/>
         </w:rPr>
-        <w:t xml:space="preserve">Dengan </w:t>
-      </w:r>
-      <w:proofErr w:type="spellStart"/>
-      <w:r>
-        <w:rPr>
-          <w:rFonts w:ascii="Bookman Old Style" w:eastAsia="Bookman Old Style" w:hAnsi="Bookman Old Style" w:cs="Bookman Old Style"/>
-          <w:color w:val="000000"/>
-          <w:sz w:val="24"/>
-          <w:szCs w:val="24"/>
-        </w:rPr>
-        <w:t>ini</w:t>
-      </w:r>
-      <w:proofErr w:type="spellEnd"/>
-      <w:r>
-        <w:rPr>
-          <w:rFonts w:ascii="Bookman Old Style" w:eastAsia="Bookman Old Style" w:hAnsi="Bookman Old Style" w:cs="Bookman Old Style"/>
-          <w:color w:val="000000"/>
-          <w:sz w:val="24"/>
-          <w:szCs w:val="24"/>
-        </w:rPr>
-        <w:t xml:space="preserve"> </w:t>
-      </w:r>
-      <w:proofErr w:type="spellStart"/>
-      <w:r>
-        <w:rPr>
-          <w:rFonts w:ascii="Bookman Old Style" w:eastAsia="Bookman Old Style" w:hAnsi="Bookman Old Style" w:cs="Bookman Old Style"/>
-          <w:color w:val="000000"/>
-          <w:sz w:val="24"/>
-          <w:szCs w:val="24"/>
-        </w:rPr>
-        <w:t>menyatakan</w:t>
-      </w:r>
-      <w:proofErr w:type="spellEnd"/>
-      <w:r>
-        <w:rPr>
-          <w:rFonts w:ascii="Bookman Old Style" w:eastAsia="Bookman Old Style" w:hAnsi="Bookman Old Style" w:cs="Bookman Old Style"/>
-          <w:color w:val="000000"/>
-          <w:sz w:val="24"/>
-          <w:szCs w:val="24"/>
-        </w:rPr>
-        <w:t>:  </w:t>
+        <w:t>Dengan ini menyatakan:  </w:t>
       </w:r>
     </w:p>
     <w:p>
@@ -697,6 +657,33 @@
           <w:szCs w:val="24"/>
           <w:lang w:val="sv-SE"/>
         </w:rPr>
+        <w:t xml:space="preserve"> {realisasi_total}</w:t>
+      </w:r>
+      <w:r>
+        <w:rPr>
+          <w:rFonts w:ascii="Bookman Old Style" w:eastAsia="Bookman Old Style" w:hAnsi="Bookman Old Style" w:cs="Bookman Old Style"/>
+          <w:sz w:val="24"/>
+          <w:szCs w:val="24"/>
+          <w:lang w:val="sv-SE"/>
+        </w:rPr>
+        <w:t xml:space="preserve"> usaha dan keluarga dengan presentase sebesar </w:t>
+      </w:r>
+      <w:r>
+        <w:rPr>
+          <w:rFonts w:ascii="Bookman Old Style" w:eastAsia="Bookman Old Style" w:hAnsi="Bookman Old Style" w:cs="Bookman Old Style"/>
+          <w:sz w:val="24"/>
+          <w:szCs w:val="24"/>
+          <w:lang w:val="sv-SE"/>
+        </w:rPr>
+        <w:t>{persentase_pendataan}</w:t>
+      </w:r>
+      <w:r>
+        <w:rPr>
+          <w:rFonts w:ascii="Bookman Old Style" w:eastAsia="Bookman Old Style" w:hAnsi="Bookman Old Style" w:cs="Bookman Old Style"/>
+          <w:sz w:val="24"/>
+          <w:szCs w:val="24"/>
+          <w:lang w:val="sv-SE"/>
+        </w:rPr>
         <w:t xml:space="preserve"> </w:t>
       </w:r>
       <w:r>
@@ -706,51 +693,6 @@
           <w:szCs w:val="24"/>
           <w:lang w:val="sv-SE"/>
         </w:rPr>
-        <w:t>{realisasi_total</w:t>
-      </w:r>
-      <w:r>
-        <w:rPr>
-          <w:rFonts w:ascii="Bookman Old Style" w:eastAsia="Bookman Old Style" w:hAnsi="Bookman Old Style" w:cs="Bookman Old Style"/>
-          <w:sz w:val="24"/>
-          <w:szCs w:val="24"/>
-          <w:lang w:val="sv-SE"/>
-        </w:rPr>
-        <w:t>}</w:t>
-      </w:r>
-      <w:r>
-        <w:rPr>
-          <w:rFonts w:ascii="Bookman Old Style" w:eastAsia="Bookman Old Style" w:hAnsi="Bookman Old Style" w:cs="Bookman Old Style"/>
-          <w:sz w:val="24"/>
-          <w:szCs w:val="24"/>
-          <w:lang w:val="sv-SE"/>
-        </w:rPr>
-        <w:t xml:space="preserve"> usaha dan keluarga dengan presentase sebesar </w:t>
-      </w:r>
-      <w:r>
-        <w:rPr>
-          <w:rFonts w:ascii="Bookman Old Style" w:eastAsia="Bookman Old Style" w:hAnsi="Bookman Old Style" w:cs="Bookman Old Style"/>
-          <w:sz w:val="24"/>
-          <w:szCs w:val="24"/>
-          <w:lang w:val="sv-SE"/>
-        </w:rPr>
-        <w:t>{persentase_pendataan}</w:t>
-      </w:r>
-      <w:r>
-        <w:rPr>
-          <w:rFonts w:ascii="Bookman Old Style" w:eastAsia="Bookman Old Style" w:hAnsi="Bookman Old Style" w:cs="Bookman Old Style"/>
-          <w:sz w:val="24"/>
-          <w:szCs w:val="24"/>
-          <w:lang w:val="sv-SE"/>
-        </w:rPr>
-        <w:t xml:space="preserve"> </w:t>
-      </w:r>
-      <w:r>
-        <w:rPr>
-          <w:rFonts w:ascii="Bookman Old Style" w:eastAsia="Bookman Old Style" w:hAnsi="Bookman Old Style" w:cs="Bookman Old Style"/>
-          <w:sz w:val="24"/>
-          <w:szCs w:val="24"/>
-          <w:lang w:val="sv-SE"/>
-        </w:rPr>
         <w:t>% dari</w:t>
       </w:r>
       <w:r>
@@ -760,16 +702,7 @@
           <w:szCs w:val="24"/>
           <w:lang w:val="sv-SE"/>
         </w:rPr>
-        <w:t xml:space="preserve"> </w:t>
-      </w:r>
-      <w:r>
-        <w:rPr>
-          <w:rFonts w:ascii="Bookman Old Style" w:eastAsia="Bookman Old Style" w:hAnsi="Bookman Old Style" w:cs="Bookman Old Style"/>
-          <w:sz w:val="24"/>
-          <w:szCs w:val="24"/>
-          <w:lang w:val="sv-SE"/>
-        </w:rPr>
-        <w:t>{prelist_total}</w:t>
+        <w:t xml:space="preserve"> {prelist_total}</w:t>
       </w:r>
       <w:r>
         <w:rPr>
@@ -869,16 +802,7 @@
           <w:szCs w:val="24"/>
           <w:lang w:val="sv-SE"/>
         </w:rPr>
-        <w:t xml:space="preserve">apabila di kemudian hari ditemukan ketidaksesuaian, kekeliruan, atau penyimpangan atas pekerjaan yang saya lakukan, maka saya bersedia bertanggung jawab sepenuhnya sesuai dengan ketentuan </w:t>
-      </w:r>
-      <w:r>
-        <w:rPr>
-          <w:rFonts w:ascii="Bookman Old Style" w:eastAsia="Bookman Old Style" w:hAnsi="Bookman Old Style" w:cs="Bookman Old Style"/>
-          <w:sz w:val="24"/>
-          <w:szCs w:val="24"/>
-          <w:lang w:val="sv-SE"/>
-        </w:rPr>
-        <w:t>peraturan perundang-undangan</w:t>
+        <w:t>apabila di kemudian hari ditemukan ketidaksesuaian, kekeliruan, atau penyimpangan atas pekerjaan yang saya lakukan, maka saya bersedia bertanggung jawab sepenuhnya sesuai dengan ketentuan peraturan perundang-undangan</w:t>
       </w:r>
       <w:r>
         <w:rPr>
@@ -1177,16 +1101,7 @@
                 <w:sz w:val="24"/>
                 <w:szCs w:val="24"/>
               </w:rPr>
-              <w:t>(</w:t>
-            </w:r>
-            <w:proofErr w:type="spellStart"/>
-            <w:r>
-              <w:rPr>
-                <w:rFonts w:ascii="Bookman Old Style" w:eastAsia="Bookman Old Style" w:hAnsi="Bookman Old Style" w:cs="Bookman Old Style"/>
-                <w:sz w:val="24"/>
-                <w:szCs w:val="24"/>
-              </w:rPr>
-              <w:t>N</w:t>
+              <w:t>(N</w:t>
             </w:r>
             <w:r>
               <w:rPr>
@@ -1196,7 +1111,6 @@
               </w:rPr>
               <w:t>uraliyah</w:t>
             </w:r>
-            <w:proofErr w:type="spellEnd"/>
             <w:r>
               <w:rPr>
                 <w:rFonts w:ascii="Bookman Old Style" w:eastAsia="Bookman Old Style" w:hAnsi="Bookman Old Style" w:cs="Bookman Old Style"/>
@@ -1405,17 +1319,7 @@
                 <w:szCs w:val="24"/>
                 <w:lang w:val="sv-SE"/>
               </w:rPr>
-              <w:t>{</w:t>
-            </w:r>
-            <w:r>
-              <w:rPr>
-                <w:rFonts w:ascii="Bookman Old Style" w:eastAsia="Bookman Old Style" w:hAnsi="Bookman Old Style" w:cs="Bookman Old Style"/>
-                <w:color w:val="000000"/>
-                <w:sz w:val="24"/>
-                <w:szCs w:val="24"/>
-                <w:lang w:val="sv-SE"/>
-              </w:rPr>
-              <w:t>nama_petugas}</w:t>
+              <w:t>{nama_petugas}</w:t>
             </w:r>
             <w:r>
               <w:rPr>
@@ -1577,7 +1481,37 @@
           <w:szCs w:val="24"/>
           <w:lang w:val="sv-SE"/>
         </w:rPr>
-        <w:t>Nomor: B-…/BAPP-</w:t>
+        <w:t>Nomor: B</w:t>
+      </w:r>
+      <w:r>
+        <w:rPr>
+          <w:rFonts w:ascii="Bookman Old Style" w:eastAsia="Bookman Old Style" w:hAnsi="Bookman Old Style" w:cs="Bookman Old Style"/>
+          <w:color w:val="000000"/>
+          <w:sz w:val="24"/>
+          <w:szCs w:val="24"/>
+          <w:lang w:val="sv-SE"/>
+        </w:rPr>
+        <w:t>-</w:t>
+      </w:r>
+      <w:r>
+        <w:rPr>
+          <w:rFonts w:ascii="Bookman Old Style" w:eastAsia="Bookman Old Style" w:hAnsi="Bookman Old Style" w:cs="Bookman Old Style"/>
+          <w:color w:val="000000"/>
+          <w:sz w:val="24"/>
+          <w:szCs w:val="24"/>
+          <w:lang w:val="sv-SE"/>
+        </w:rPr>
+        <w:t>{nomor-prefix}</w:t>
+      </w:r>
+      <w:r>
+        <w:rPr>
+          <w:rFonts w:ascii="Bookman Old Style" w:eastAsia="Bookman Old Style" w:hAnsi="Bookman Old Style" w:cs="Bookman Old Style"/>
+          <w:color w:val="000000"/>
+          <w:sz w:val="24"/>
+          <w:szCs w:val="24"/>
+          <w:lang w:val="sv-SE"/>
+        </w:rPr>
+        <w:t>/BAPP-</w:t>
       </w:r>
       <w:r>
         <w:rPr>
@@ -1640,7 +1574,7 @@
           <w:szCs w:val="24"/>
           <w:lang w:val="sv-SE"/>
         </w:rPr>
-        <w:t>{hari_terbilang</w:t>
+        <w:t>{hari_terbilang}</w:t>
       </w:r>
       <w:r>
         <w:rPr>
@@ -1650,6 +1584,46 @@
           <w:szCs w:val="24"/>
           <w:lang w:val="sv-SE"/>
         </w:rPr>
+        <w:t>, tanggal</w:t>
+      </w:r>
+      <w:r>
+        <w:rPr>
+          <w:rFonts w:ascii="Bookman Old Style" w:eastAsia="Bookman Old Style" w:hAnsi="Bookman Old Style" w:cs="Bookman Old Style"/>
+          <w:color w:val="000000"/>
+          <w:sz w:val="24"/>
+          <w:szCs w:val="24"/>
+          <w:lang w:val="sv-SE"/>
+        </w:rPr>
+        <w:t xml:space="preserve"> {</w:t>
+      </w:r>
+      <w:r>
+        <w:rPr>
+          <w:rFonts w:ascii="Bookman Old Style" w:eastAsia="Bookman Old Style" w:hAnsi="Bookman Old Style" w:cs="Bookman Old Style"/>
+          <w:color w:val="000000"/>
+          <w:sz w:val="24"/>
+          <w:szCs w:val="24"/>
+          <w:lang w:val="sv-SE"/>
+        </w:rPr>
+        <w:t>tanggal_</w:t>
+      </w:r>
+      <w:r>
+        <w:rPr>
+          <w:rFonts w:ascii="Bookman Old Style" w:eastAsia="Bookman Old Style" w:hAnsi="Bookman Old Style" w:cs="Bookman Old Style"/>
+          <w:color w:val="000000"/>
+          <w:sz w:val="24"/>
+          <w:szCs w:val="24"/>
+          <w:lang w:val="sv-SE"/>
+        </w:rPr>
+        <w:t>terbilang</w:t>
+      </w:r>
+      <w:r>
+        <w:rPr>
+          <w:rFonts w:ascii="Bookman Old Style" w:eastAsia="Bookman Old Style" w:hAnsi="Bookman Old Style" w:cs="Bookman Old Style"/>
+          <w:color w:val="000000"/>
+          <w:sz w:val="24"/>
+          <w:szCs w:val="24"/>
+          <w:lang w:val="sv-SE"/>
+        </w:rPr>
         <w:t>}</w:t>
       </w:r>
       <w:r>
@@ -1660,7 +1634,7 @@
           <w:szCs w:val="24"/>
           <w:lang w:val="sv-SE"/>
         </w:rPr>
-        <w:t>, tanggal</w:t>
+        <w:t xml:space="preserve">, bulan </w:t>
       </w:r>
       <w:r>
         <w:rPr>
@@ -1670,7 +1644,7 @@
           <w:szCs w:val="24"/>
           <w:lang w:val="sv-SE"/>
         </w:rPr>
-        <w:t xml:space="preserve"> {</w:t>
+        <w:t>{bulan_terbilang}</w:t>
       </w:r>
       <w:r>
         <w:rPr>
@@ -1680,7 +1654,7 @@
           <w:szCs w:val="24"/>
           <w:lang w:val="sv-SE"/>
         </w:rPr>
-        <w:t>tanggal_</w:t>
+        <w:t>, tahun dua ribu dua puluh enam (</w:t>
       </w:r>
       <w:r>
         <w:rPr>
@@ -1690,7 +1664,7 @@
           <w:szCs w:val="24"/>
           <w:lang w:val="sv-SE"/>
         </w:rPr>
-        <w:t>terbilang</w:t>
+        <w:t>{tanggal}</w:t>
       </w:r>
       <w:r>
         <w:rPr>
@@ -1700,7 +1674,7 @@
           <w:szCs w:val="24"/>
           <w:lang w:val="sv-SE"/>
         </w:rPr>
-        <w:t>}</w:t>
+        <w:t>-</w:t>
       </w:r>
       <w:r>
         <w:rPr>
@@ -1710,77 +1684,7 @@
           <w:szCs w:val="24"/>
           <w:lang w:val="sv-SE"/>
         </w:rPr>
-        <w:t xml:space="preserve">, bulan </w:t>
-      </w:r>
-      <w:r>
-        <w:rPr>
-          <w:rFonts w:ascii="Bookman Old Style" w:eastAsia="Bookman Old Style" w:hAnsi="Bookman Old Style" w:cs="Bookman Old Style"/>
-          <w:color w:val="000000"/>
-          <w:sz w:val="24"/>
-          <w:szCs w:val="24"/>
-          <w:lang w:val="sv-SE"/>
-        </w:rPr>
-        <w:t>{bulan_terbilang}</w:t>
-      </w:r>
-      <w:r>
-        <w:rPr>
-          <w:rFonts w:ascii="Bookman Old Style" w:eastAsia="Bookman Old Style" w:hAnsi="Bookman Old Style" w:cs="Bookman Old Style"/>
-          <w:color w:val="000000"/>
-          <w:sz w:val="24"/>
-          <w:szCs w:val="24"/>
-          <w:lang w:val="sv-SE"/>
-        </w:rPr>
-        <w:t>, tahun dua ribu dua puluh enam (</w:t>
-      </w:r>
-      <w:r>
-        <w:rPr>
-          <w:rFonts w:ascii="Bookman Old Style" w:eastAsia="Bookman Old Style" w:hAnsi="Bookman Old Style" w:cs="Bookman Old Style"/>
-          <w:color w:val="000000"/>
-          <w:sz w:val="24"/>
-          <w:szCs w:val="24"/>
-          <w:lang w:val="sv-SE"/>
-        </w:rPr>
-        <w:t>{</w:t>
-      </w:r>
-      <w:r>
-        <w:rPr>
-          <w:rFonts w:ascii="Bookman Old Style" w:eastAsia="Bookman Old Style" w:hAnsi="Bookman Old Style" w:cs="Bookman Old Style"/>
-          <w:color w:val="000000"/>
-          <w:sz w:val="24"/>
-          <w:szCs w:val="24"/>
-          <w:lang w:val="sv-SE"/>
-        </w:rPr>
-        <w:t>tanggal}</w:t>
-      </w:r>
-      <w:r>
-        <w:rPr>
-          <w:rFonts w:ascii="Bookman Old Style" w:eastAsia="Bookman Old Style" w:hAnsi="Bookman Old Style" w:cs="Bookman Old Style"/>
-          <w:color w:val="000000"/>
-          <w:sz w:val="24"/>
-          <w:szCs w:val="24"/>
-          <w:lang w:val="sv-SE"/>
-        </w:rPr>
-        <w:t>-</w:t>
-      </w:r>
-      <w:r>
-        <w:rPr>
-          <w:rFonts w:ascii="Bookman Old Style" w:eastAsia="Bookman Old Style" w:hAnsi="Bookman Old Style" w:cs="Bookman Old Style"/>
-          <w:color w:val="000000"/>
-          <w:sz w:val="24"/>
-          <w:szCs w:val="24"/>
-          <w:lang w:val="sv-SE"/>
-        </w:rPr>
-        <w:t>{bulan</w:t>
-      </w:r>
-      <w:r>
-        <w:rPr>
-          <w:rFonts w:ascii="Bookman Old Style" w:eastAsia="Bookman Old Style" w:hAnsi="Bookman Old Style" w:cs="Bookman Old Style"/>
-          <w:color w:val="000000"/>
-          <w:sz w:val="24"/>
-          <w:szCs w:val="24"/>
-          <w:lang w:val="sv-SE"/>
-        </w:rPr>
-        <w:t>}</w:t>
+        <w:t>{bulan}</w:t>
       </w:r>
       <w:r>
         <w:rPr>
@@ -2310,47 +2214,7 @@
           <w:sz w:val="24"/>
           <w:szCs w:val="24"/>
         </w:rPr>
-        <w:t xml:space="preserve">Dengan </w:t>
-      </w:r>
-      <w:proofErr w:type="spellStart"/>
-      <w:r>
-        <w:rPr>
-          <w:rFonts w:ascii="Bookman Old Style" w:eastAsia="Bookman Old Style" w:hAnsi="Bookman Old Style" w:cs="Bookman Old Style"/>
-          <w:color w:val="000000"/>
-          <w:sz w:val="24"/>
-          <w:szCs w:val="24"/>
-        </w:rPr>
-        <w:t>ini</w:t>
-      </w:r>
-      <w:proofErr w:type="spellEnd"/>
-      <w:r>
-        <w:rPr>
-          <w:rFonts w:ascii="Bookman Old Style" w:eastAsia="Bookman Old Style" w:hAnsi="Bookman Old Style" w:cs="Bookman Old Style"/>
-          <w:color w:val="000000"/>
-          <w:sz w:val="24"/>
-          <w:szCs w:val="24"/>
-        </w:rPr>
-        <w:t xml:space="preserve"> </w:t>
-      </w:r>
-      <w:proofErr w:type="spellStart"/>
-      <w:r>
-        <w:rPr>
-          <w:rFonts w:ascii="Bookman Old Style" w:eastAsia="Bookman Old Style" w:hAnsi="Bookman Old Style" w:cs="Bookman Old Style"/>
-          <w:color w:val="000000"/>
-          <w:sz w:val="24"/>
-          <w:szCs w:val="24"/>
-        </w:rPr>
-        <w:t>menyatakan</w:t>
-      </w:r>
-      <w:proofErr w:type="spellEnd"/>
-      <w:r>
-        <w:rPr>
-          <w:rFonts w:ascii="Bookman Old Style" w:eastAsia="Bookman Old Style" w:hAnsi="Bookman Old Style" w:cs="Bookman Old Style"/>
-          <w:color w:val="000000"/>
-          <w:sz w:val="24"/>
-          <w:szCs w:val="24"/>
-        </w:rPr>
-        <w:t>:  </w:t>
+        <w:t>Dengan ini menyatakan:  </w:t>
       </w:r>
     </w:p>
     <w:p>
@@ -2387,455 +2251,69 @@
           <w:sz w:val="24"/>
           <w:szCs w:val="24"/>
         </w:rPr>
+        <w:t xml:space="preserve"> telah melaksanakan pekerjaan Pendataan Lapangan  Sensus Ekonomi 2026 pada Badan Pusat Statistik Kota Jakarta Timur berdasarkan Perjanjian Kerja Nomor:</w:t>
+      </w:r>
+      <w:r>
+        <w:rPr>
+          <w:rFonts w:ascii="Bookman Old Style" w:eastAsia="Bookman Old Style" w:hAnsi="Bookman Old Style" w:cs="Bookman Old Style"/>
+          <w:color w:val="000000"/>
+          <w:sz w:val="24"/>
+          <w:szCs w:val="24"/>
+        </w:rPr>
+        <w:t xml:space="preserve"> {nomor_spk}</w:t>
+      </w:r>
+      <w:r>
+        <w:rPr>
+          <w:rFonts w:ascii="Bookman Old Style" w:eastAsia="Bookman Old Style" w:hAnsi="Bookman Old Style" w:cs="Bookman Old Style"/>
+          <w:color w:val="000000"/>
+          <w:sz w:val="24"/>
+          <w:szCs w:val="24"/>
+        </w:rPr>
+        <w:t xml:space="preserve">, sesuai dengan target pekerjaan termin </w:t>
+      </w:r>
+      <w:r>
+        <w:rPr>
+          <w:rFonts w:ascii="Bookman Old Style" w:eastAsia="Bookman Old Style" w:hAnsi="Bookman Old Style" w:cs="Bookman Old Style"/>
+          <w:sz w:val="24"/>
+          <w:szCs w:val="24"/>
+        </w:rPr>
+        <w:t>I</w:t>
+      </w:r>
+      <w:r>
+        <w:rPr>
+          <w:rFonts w:ascii="Bookman Old Style" w:eastAsia="Bookman Old Style" w:hAnsi="Bookman Old Style" w:cs="Bookman Old Style"/>
+          <w:color w:val="000000"/>
+          <w:sz w:val="24"/>
+          <w:szCs w:val="24"/>
+        </w:rPr>
+        <w:t xml:space="preserve">I yang ditetapkan sebesar </w:t>
+      </w:r>
+      <w:r>
+        <w:rPr>
+          <w:rFonts w:ascii="Bookman Old Style" w:eastAsia="Bookman Old Style" w:hAnsi="Bookman Old Style" w:cs="Bookman Old Style"/>
+          <w:color w:val="000000"/>
+          <w:sz w:val="24"/>
+          <w:szCs w:val="24"/>
+        </w:rPr>
+        <w:t>{sls_ongoing}</w:t>
+      </w:r>
+      <w:r>
+        <w:rPr>
+          <w:rFonts w:ascii="Bookman Old Style" w:eastAsia="Bookman Old Style" w:hAnsi="Bookman Old Style" w:cs="Bookman Old Style"/>
+          <w:color w:val="000000"/>
+          <w:sz w:val="24"/>
+          <w:szCs w:val="24"/>
+        </w:rPr>
         <w:t xml:space="preserve"> </w:t>
       </w:r>
-      <w:proofErr w:type="spellStart"/>
-      <w:r>
-        <w:rPr>
-          <w:rFonts w:ascii="Bookman Old Style" w:eastAsia="Bookman Old Style" w:hAnsi="Bookman Old Style" w:cs="Bookman Old Style"/>
-          <w:color w:val="000000"/>
-          <w:sz w:val="24"/>
-          <w:szCs w:val="24"/>
-        </w:rPr>
-        <w:t>telah</w:t>
-      </w:r>
-      <w:proofErr w:type="spellEnd"/>
-      <w:r>
-        <w:rPr>
-          <w:rFonts w:ascii="Bookman Old Style" w:eastAsia="Bookman Old Style" w:hAnsi="Bookman Old Style" w:cs="Bookman Old Style"/>
-          <w:color w:val="000000"/>
-          <w:sz w:val="24"/>
-          <w:szCs w:val="24"/>
-        </w:rPr>
-        <w:t xml:space="preserve"> </w:t>
-      </w:r>
-      <w:proofErr w:type="spellStart"/>
-      <w:r>
-        <w:rPr>
-          <w:rFonts w:ascii="Bookman Old Style" w:eastAsia="Bookman Old Style" w:hAnsi="Bookman Old Style" w:cs="Bookman Old Style"/>
-          <w:color w:val="000000"/>
-          <w:sz w:val="24"/>
-          <w:szCs w:val="24"/>
-        </w:rPr>
-        <w:t>melaksanakan</w:t>
-      </w:r>
-      <w:proofErr w:type="spellEnd"/>
-      <w:r>
-        <w:rPr>
-          <w:rFonts w:ascii="Bookman Old Style" w:eastAsia="Bookman Old Style" w:hAnsi="Bookman Old Style" w:cs="Bookman Old Style"/>
-          <w:color w:val="000000"/>
-          <w:sz w:val="24"/>
-          <w:szCs w:val="24"/>
-        </w:rPr>
-        <w:t xml:space="preserve"> </w:t>
-      </w:r>
-      <w:proofErr w:type="spellStart"/>
-      <w:r>
-        <w:rPr>
-          <w:rFonts w:ascii="Bookman Old Style" w:eastAsia="Bookman Old Style" w:hAnsi="Bookman Old Style" w:cs="Bookman Old Style"/>
-          <w:color w:val="000000"/>
-          <w:sz w:val="24"/>
-          <w:szCs w:val="24"/>
-        </w:rPr>
-        <w:t>pekerjaan</w:t>
-      </w:r>
-      <w:proofErr w:type="spellEnd"/>
-      <w:r>
-        <w:rPr>
-          <w:rFonts w:ascii="Bookman Old Style" w:eastAsia="Bookman Old Style" w:hAnsi="Bookman Old Style" w:cs="Bookman Old Style"/>
-          <w:color w:val="000000"/>
-          <w:sz w:val="24"/>
-          <w:szCs w:val="24"/>
-        </w:rPr>
-        <w:t xml:space="preserve"> </w:t>
-      </w:r>
-      <w:proofErr w:type="spellStart"/>
-      <w:r>
-        <w:rPr>
-          <w:rFonts w:ascii="Bookman Old Style" w:eastAsia="Bookman Old Style" w:hAnsi="Bookman Old Style" w:cs="Bookman Old Style"/>
-          <w:color w:val="000000"/>
-          <w:sz w:val="24"/>
-          <w:szCs w:val="24"/>
-        </w:rPr>
-        <w:t>Pendataan</w:t>
-      </w:r>
-      <w:proofErr w:type="spellEnd"/>
-      <w:r>
-        <w:rPr>
-          <w:rFonts w:ascii="Bookman Old Style" w:eastAsia="Bookman Old Style" w:hAnsi="Bookman Old Style" w:cs="Bookman Old Style"/>
-          <w:color w:val="000000"/>
-          <w:sz w:val="24"/>
-          <w:szCs w:val="24"/>
-        </w:rPr>
-        <w:t xml:space="preserve"> </w:t>
-      </w:r>
-      <w:proofErr w:type="gramStart"/>
-      <w:r>
-        <w:rPr>
-          <w:rFonts w:ascii="Bookman Old Style" w:eastAsia="Bookman Old Style" w:hAnsi="Bookman Old Style" w:cs="Bookman Old Style"/>
-          <w:color w:val="000000"/>
-          <w:sz w:val="24"/>
-          <w:szCs w:val="24"/>
-        </w:rPr>
-        <w:t>Lapangan  Sensus</w:t>
-      </w:r>
-      <w:proofErr w:type="gramEnd"/>
-      <w:r>
-        <w:rPr>
-          <w:rFonts w:ascii="Bookman Old Style" w:eastAsia="Bookman Old Style" w:hAnsi="Bookman Old Style" w:cs="Bookman Old Style"/>
-          <w:color w:val="000000"/>
-          <w:sz w:val="24"/>
-          <w:szCs w:val="24"/>
-        </w:rPr>
-        <w:t xml:space="preserve"> Ekonomi 2026 pada Badan Pusat </w:t>
-      </w:r>
-      <w:proofErr w:type="spellStart"/>
-      <w:r>
-        <w:rPr>
-          <w:rFonts w:ascii="Bookman Old Style" w:eastAsia="Bookman Old Style" w:hAnsi="Bookman Old Style" w:cs="Bookman Old Style"/>
-          <w:color w:val="000000"/>
-          <w:sz w:val="24"/>
-          <w:szCs w:val="24"/>
-        </w:rPr>
-        <w:t>Statistik</w:t>
-      </w:r>
-      <w:proofErr w:type="spellEnd"/>
-      <w:r>
-        <w:rPr>
-          <w:rFonts w:ascii="Bookman Old Style" w:eastAsia="Bookman Old Style" w:hAnsi="Bookman Old Style" w:cs="Bookman Old Style"/>
-          <w:color w:val="000000"/>
-          <w:sz w:val="24"/>
-          <w:szCs w:val="24"/>
-        </w:rPr>
-        <w:t xml:space="preserve"> Kota Jakarta Timur </w:t>
-      </w:r>
-      <w:proofErr w:type="spellStart"/>
-      <w:r>
-        <w:rPr>
-          <w:rFonts w:ascii="Bookman Old Style" w:eastAsia="Bookman Old Style" w:hAnsi="Bookman Old Style" w:cs="Bookman Old Style"/>
-          <w:color w:val="000000"/>
-          <w:sz w:val="24"/>
-          <w:szCs w:val="24"/>
-        </w:rPr>
-        <w:t>berdasarkan</w:t>
-      </w:r>
-      <w:proofErr w:type="spellEnd"/>
-      <w:r>
-        <w:rPr>
-          <w:rFonts w:ascii="Bookman Old Style" w:eastAsia="Bookman Old Style" w:hAnsi="Bookman Old Style" w:cs="Bookman Old Style"/>
-          <w:color w:val="000000"/>
-          <w:sz w:val="24"/>
-          <w:szCs w:val="24"/>
-        </w:rPr>
-        <w:t xml:space="preserve"> </w:t>
-      </w:r>
-      <w:proofErr w:type="spellStart"/>
-      <w:r>
-        <w:rPr>
-          <w:rFonts w:ascii="Bookman Old Style" w:eastAsia="Bookman Old Style" w:hAnsi="Bookman Old Style" w:cs="Bookman Old Style"/>
-          <w:color w:val="000000"/>
-          <w:sz w:val="24"/>
-          <w:szCs w:val="24"/>
-        </w:rPr>
-        <w:t>Perjanjian</w:t>
-      </w:r>
-      <w:proofErr w:type="spellEnd"/>
-      <w:r>
-        <w:rPr>
-          <w:rFonts w:ascii="Bookman Old Style" w:eastAsia="Bookman Old Style" w:hAnsi="Bookman Old Style" w:cs="Bookman Old Style"/>
-          <w:color w:val="000000"/>
-          <w:sz w:val="24"/>
-          <w:szCs w:val="24"/>
-        </w:rPr>
-        <w:t xml:space="preserve"> </w:t>
-      </w:r>
-      <w:proofErr w:type="spellStart"/>
-      <w:r>
-        <w:rPr>
-          <w:rFonts w:ascii="Bookman Old Style" w:eastAsia="Bookman Old Style" w:hAnsi="Bookman Old Style" w:cs="Bookman Old Style"/>
-          <w:color w:val="000000"/>
-          <w:sz w:val="24"/>
-          <w:szCs w:val="24"/>
-        </w:rPr>
-        <w:t>Kerja</w:t>
-      </w:r>
-      <w:proofErr w:type="spellEnd"/>
-      <w:r>
-        <w:rPr>
-          <w:rFonts w:ascii="Bookman Old Style" w:eastAsia="Bookman Old Style" w:hAnsi="Bookman Old Style" w:cs="Bookman Old Style"/>
-          <w:color w:val="000000"/>
-          <w:sz w:val="24"/>
-          <w:szCs w:val="24"/>
-        </w:rPr>
-        <w:t xml:space="preserve"> Nomor:</w:t>
-      </w:r>
-      <w:r>
-        <w:rPr>
-          <w:rFonts w:ascii="Bookman Old Style" w:eastAsia="Bookman Old Style" w:hAnsi="Bookman Old Style" w:cs="Bookman Old Style"/>
-          <w:color w:val="000000"/>
-          <w:sz w:val="24"/>
-          <w:szCs w:val="24"/>
-        </w:rPr>
-        <w:t xml:space="preserve"> {</w:t>
-      </w:r>
-      <w:proofErr w:type="spellStart"/>
-      <w:r>
-        <w:rPr>
-          <w:rFonts w:ascii="Bookman Old Style" w:eastAsia="Bookman Old Style" w:hAnsi="Bookman Old Style" w:cs="Bookman Old Style"/>
-          <w:color w:val="000000"/>
-          <w:sz w:val="24"/>
-          <w:szCs w:val="24"/>
-        </w:rPr>
-        <w:t>nomor_spk</w:t>
-      </w:r>
-      <w:proofErr w:type="spellEnd"/>
-      <w:r>
-        <w:rPr>
-          <w:rFonts w:ascii="Bookman Old Style" w:eastAsia="Bookman Old Style" w:hAnsi="Bookman Old Style" w:cs="Bookman Old Style"/>
-          <w:color w:val="000000"/>
-          <w:sz w:val="24"/>
-          <w:szCs w:val="24"/>
-        </w:rPr>
-        <w:t>}</w:t>
-      </w:r>
-      <w:r>
-        <w:rPr>
-          <w:rFonts w:ascii="Bookman Old Style" w:eastAsia="Bookman Old Style" w:hAnsi="Bookman Old Style" w:cs="Bookman Old Style"/>
-          <w:color w:val="000000"/>
-          <w:sz w:val="24"/>
-          <w:szCs w:val="24"/>
-        </w:rPr>
-        <w:t xml:space="preserve">, </w:t>
-      </w:r>
-      <w:proofErr w:type="spellStart"/>
-      <w:r>
-        <w:rPr>
-          <w:rFonts w:ascii="Bookman Old Style" w:eastAsia="Bookman Old Style" w:hAnsi="Bookman Old Style" w:cs="Bookman Old Style"/>
-          <w:color w:val="000000"/>
-          <w:sz w:val="24"/>
-          <w:szCs w:val="24"/>
-        </w:rPr>
-        <w:t>sesuai</w:t>
-      </w:r>
-      <w:proofErr w:type="spellEnd"/>
-      <w:r>
-        <w:rPr>
-          <w:rFonts w:ascii="Bookman Old Style" w:eastAsia="Bookman Old Style" w:hAnsi="Bookman Old Style" w:cs="Bookman Old Style"/>
-          <w:color w:val="000000"/>
-          <w:sz w:val="24"/>
-          <w:szCs w:val="24"/>
-        </w:rPr>
-        <w:t xml:space="preserve"> </w:t>
-      </w:r>
-      <w:proofErr w:type="spellStart"/>
-      <w:r>
-        <w:rPr>
-          <w:rFonts w:ascii="Bookman Old Style" w:eastAsia="Bookman Old Style" w:hAnsi="Bookman Old Style" w:cs="Bookman Old Style"/>
-          <w:color w:val="000000"/>
-          <w:sz w:val="24"/>
-          <w:szCs w:val="24"/>
-        </w:rPr>
-        <w:t>dengan</w:t>
-      </w:r>
-      <w:proofErr w:type="spellEnd"/>
-      <w:r>
-        <w:rPr>
-          <w:rFonts w:ascii="Bookman Old Style" w:eastAsia="Bookman Old Style" w:hAnsi="Bookman Old Style" w:cs="Bookman Old Style"/>
-          <w:color w:val="000000"/>
-          <w:sz w:val="24"/>
-          <w:szCs w:val="24"/>
-        </w:rPr>
-        <w:t xml:space="preserve"> target </w:t>
-      </w:r>
-      <w:proofErr w:type="spellStart"/>
-      <w:r>
-        <w:rPr>
-          <w:rFonts w:ascii="Bookman Old Style" w:eastAsia="Bookman Old Style" w:hAnsi="Bookman Old Style" w:cs="Bookman Old Style"/>
-          <w:color w:val="000000"/>
-          <w:sz w:val="24"/>
-          <w:szCs w:val="24"/>
-        </w:rPr>
-        <w:t>pekerjaan</w:t>
-      </w:r>
-      <w:proofErr w:type="spellEnd"/>
-      <w:r>
-        <w:rPr>
-          <w:rFonts w:ascii="Bookman Old Style" w:eastAsia="Bookman Old Style" w:hAnsi="Bookman Old Style" w:cs="Bookman Old Style"/>
-          <w:color w:val="000000"/>
-          <w:sz w:val="24"/>
-          <w:szCs w:val="24"/>
-        </w:rPr>
-        <w:t xml:space="preserve"> </w:t>
-      </w:r>
-      <w:proofErr w:type="spellStart"/>
-      <w:r>
-        <w:rPr>
-          <w:rFonts w:ascii="Bookman Old Style" w:eastAsia="Bookman Old Style" w:hAnsi="Bookman Old Style" w:cs="Bookman Old Style"/>
-          <w:color w:val="000000"/>
-          <w:sz w:val="24"/>
-          <w:szCs w:val="24"/>
-        </w:rPr>
-        <w:t>termin</w:t>
-      </w:r>
-      <w:proofErr w:type="spellEnd"/>
-      <w:r>
-        <w:rPr>
-          <w:rFonts w:ascii="Bookman Old Style" w:eastAsia="Bookman Old Style" w:hAnsi="Bookman Old Style" w:cs="Bookman Old Style"/>
-          <w:color w:val="000000"/>
-          <w:sz w:val="24"/>
-          <w:szCs w:val="24"/>
-        </w:rPr>
-        <w:t xml:space="preserve"> </w:t>
-      </w:r>
-      <w:r>
-        <w:rPr>
-          <w:rFonts w:ascii="Bookman Old Style" w:eastAsia="Bookman Old Style" w:hAnsi="Bookman Old Style" w:cs="Bookman Old Style"/>
-          <w:sz w:val="24"/>
-          <w:szCs w:val="24"/>
-        </w:rPr>
-        <w:t>I</w:t>
-      </w:r>
-      <w:r>
-        <w:rPr>
-          <w:rFonts w:ascii="Bookman Old Style" w:eastAsia="Bookman Old Style" w:hAnsi="Bookman Old Style" w:cs="Bookman Old Style"/>
-          <w:color w:val="000000"/>
-          <w:sz w:val="24"/>
-          <w:szCs w:val="24"/>
-        </w:rPr>
-        <w:t xml:space="preserve">I yang </w:t>
-      </w:r>
-      <w:proofErr w:type="spellStart"/>
-      <w:r>
-        <w:rPr>
-          <w:rFonts w:ascii="Bookman Old Style" w:eastAsia="Bookman Old Style" w:hAnsi="Bookman Old Style" w:cs="Bookman Old Style"/>
-          <w:color w:val="000000"/>
-          <w:sz w:val="24"/>
-          <w:szCs w:val="24"/>
-        </w:rPr>
-        <w:t>ditetapkan</w:t>
-      </w:r>
-      <w:proofErr w:type="spellEnd"/>
-      <w:r>
-        <w:rPr>
-          <w:rFonts w:ascii="Bookman Old Style" w:eastAsia="Bookman Old Style" w:hAnsi="Bookman Old Style" w:cs="Bookman Old Style"/>
-          <w:color w:val="000000"/>
-          <w:sz w:val="24"/>
-          <w:szCs w:val="24"/>
-        </w:rPr>
-        <w:t xml:space="preserve"> </w:t>
-      </w:r>
-      <w:proofErr w:type="spellStart"/>
-      <w:r>
-        <w:rPr>
-          <w:rFonts w:ascii="Bookman Old Style" w:eastAsia="Bookman Old Style" w:hAnsi="Bookman Old Style" w:cs="Bookman Old Style"/>
-          <w:color w:val="000000"/>
-          <w:sz w:val="24"/>
-          <w:szCs w:val="24"/>
-        </w:rPr>
-        <w:t>sebesar</w:t>
-      </w:r>
-      <w:proofErr w:type="spellEnd"/>
-      <w:r>
-        <w:rPr>
-          <w:rFonts w:ascii="Bookman Old Style" w:eastAsia="Bookman Old Style" w:hAnsi="Bookman Old Style" w:cs="Bookman Old Style"/>
-          <w:color w:val="000000"/>
-          <w:sz w:val="24"/>
-          <w:szCs w:val="24"/>
-        </w:rPr>
-        <w:t xml:space="preserve"> </w:t>
-      </w:r>
-      <w:r>
-        <w:rPr>
-          <w:rFonts w:ascii="Bookman Old Style" w:eastAsia="Bookman Old Style" w:hAnsi="Bookman Old Style" w:cs="Bookman Old Style"/>
-          <w:color w:val="000000"/>
-          <w:sz w:val="24"/>
-          <w:szCs w:val="24"/>
-        </w:rPr>
-        <w:t>{</w:t>
-      </w:r>
-      <w:proofErr w:type="spellStart"/>
-      <w:r>
-        <w:rPr>
-          <w:rFonts w:ascii="Bookman Old Style" w:eastAsia="Bookman Old Style" w:hAnsi="Bookman Old Style" w:cs="Bookman Old Style"/>
-          <w:color w:val="000000"/>
-          <w:sz w:val="24"/>
-          <w:szCs w:val="24"/>
-        </w:rPr>
-        <w:t>sls_ongoing</w:t>
-      </w:r>
-      <w:proofErr w:type="spellEnd"/>
-      <w:r>
-        <w:rPr>
-          <w:rFonts w:ascii="Bookman Old Style" w:eastAsia="Bookman Old Style" w:hAnsi="Bookman Old Style" w:cs="Bookman Old Style"/>
-          <w:color w:val="000000"/>
-          <w:sz w:val="24"/>
-          <w:szCs w:val="24"/>
-        </w:rPr>
-        <w:t>}</w:t>
-      </w:r>
-      <w:r>
-        <w:rPr>
-          <w:rFonts w:ascii="Bookman Old Style" w:eastAsia="Bookman Old Style" w:hAnsi="Bookman Old Style" w:cs="Bookman Old Style"/>
-          <w:color w:val="000000"/>
-          <w:sz w:val="24"/>
-          <w:szCs w:val="24"/>
-        </w:rPr>
-        <w:t xml:space="preserve"> </w:t>
-      </w:r>
-      <w:r>
-        <w:rPr>
-          <w:rFonts w:ascii="Bookman Old Style" w:eastAsia="Bookman Old Style" w:hAnsi="Bookman Old Style" w:cs="Bookman Old Style"/>
-          <w:sz w:val="24"/>
-          <w:szCs w:val="24"/>
-        </w:rPr>
-        <w:t>SLS/Sub-SLS dan/</w:t>
-      </w:r>
-      <w:proofErr w:type="spellStart"/>
-      <w:r>
-        <w:rPr>
-          <w:rFonts w:ascii="Bookman Old Style" w:eastAsia="Bookman Old Style" w:hAnsi="Bookman Old Style" w:cs="Bookman Old Style"/>
-          <w:sz w:val="24"/>
-          <w:szCs w:val="24"/>
-        </w:rPr>
-        <w:t>atau</w:t>
-      </w:r>
-      <w:proofErr w:type="spellEnd"/>
-      <w:r>
-        <w:rPr>
-          <w:rFonts w:ascii="Bookman Old Style" w:eastAsia="Bookman Old Style" w:hAnsi="Bookman Old Style" w:cs="Bookman Old Style"/>
-          <w:sz w:val="24"/>
-          <w:szCs w:val="24"/>
-        </w:rPr>
-        <w:t xml:space="preserve"> </w:t>
-      </w:r>
-      <w:proofErr w:type="spellStart"/>
-      <w:r>
-        <w:rPr>
-          <w:rFonts w:ascii="Bookman Old Style" w:eastAsia="Bookman Old Style" w:hAnsi="Bookman Old Style" w:cs="Bookman Old Style"/>
-          <w:sz w:val="24"/>
-          <w:szCs w:val="24"/>
-        </w:rPr>
-        <w:t>usaha</w:t>
-      </w:r>
-      <w:proofErr w:type="spellEnd"/>
-      <w:r>
-        <w:rPr>
-          <w:rFonts w:ascii="Bookman Old Style" w:eastAsia="Bookman Old Style" w:hAnsi="Bookman Old Style" w:cs="Bookman Old Style"/>
-          <w:sz w:val="24"/>
-          <w:szCs w:val="24"/>
-        </w:rPr>
-        <w:t xml:space="preserve"> </w:t>
-      </w:r>
-      <w:proofErr w:type="spellStart"/>
-      <w:r>
-        <w:rPr>
-          <w:rFonts w:ascii="Bookman Old Style" w:eastAsia="Bookman Old Style" w:hAnsi="Bookman Old Style" w:cs="Bookman Old Style"/>
-          <w:sz w:val="24"/>
-          <w:szCs w:val="24"/>
-        </w:rPr>
-        <w:t>besar</w:t>
-      </w:r>
-      <w:proofErr w:type="spellEnd"/>
+      <w:r>
+        <w:rPr>
+          <w:rFonts w:ascii="Bookman Old Style" w:eastAsia="Bookman Old Style" w:hAnsi="Bookman Old Style" w:cs="Bookman Old Style"/>
+          <w:sz w:val="24"/>
+          <w:szCs w:val="24"/>
+        </w:rPr>
+        <w:t>SLS/Sub-SLS dan/atau usaha besar</w:t>
+      </w:r>
       <w:r>
         <w:rPr>
           <w:rFonts w:ascii="Bookman Old Style" w:eastAsia="Bookman Old Style" w:hAnsi="Bookman Old Style" w:cs="Bookman Old Style"/>
@@ -2880,287 +2358,7 @@
           <w:sz w:val="24"/>
           <w:szCs w:val="24"/>
         </w:rPr>
-        <w:t xml:space="preserve"> </w:t>
-      </w:r>
-      <w:proofErr w:type="spellStart"/>
-      <w:r>
-        <w:rPr>
-          <w:rFonts w:ascii="Bookman Old Style" w:eastAsia="Bookman Old Style" w:hAnsi="Bookman Old Style" w:cs="Bookman Old Style"/>
-          <w:color w:val="000000"/>
-          <w:sz w:val="24"/>
-          <w:szCs w:val="24"/>
-        </w:rPr>
-        <w:t>telah</w:t>
-      </w:r>
-      <w:proofErr w:type="spellEnd"/>
-      <w:r>
-        <w:rPr>
-          <w:rFonts w:ascii="Bookman Old Style" w:eastAsia="Bookman Old Style" w:hAnsi="Bookman Old Style" w:cs="Bookman Old Style"/>
-          <w:color w:val="000000"/>
-          <w:sz w:val="24"/>
-          <w:szCs w:val="24"/>
-        </w:rPr>
-        <w:t xml:space="preserve"> </w:t>
-      </w:r>
-      <w:proofErr w:type="spellStart"/>
-      <w:r>
-        <w:rPr>
-          <w:rFonts w:ascii="Bookman Old Style" w:eastAsia="Bookman Old Style" w:hAnsi="Bookman Old Style" w:cs="Bookman Old Style"/>
-          <w:color w:val="000000"/>
-          <w:sz w:val="24"/>
-          <w:szCs w:val="24"/>
-        </w:rPr>
-        <w:t>menyelesaikan</w:t>
-      </w:r>
-      <w:proofErr w:type="spellEnd"/>
-      <w:r>
-        <w:rPr>
-          <w:rFonts w:ascii="Bookman Old Style" w:eastAsia="Bookman Old Style" w:hAnsi="Bookman Old Style" w:cs="Bookman Old Style"/>
-          <w:color w:val="000000"/>
-          <w:sz w:val="24"/>
-          <w:szCs w:val="24"/>
-        </w:rPr>
-        <w:t xml:space="preserve"> </w:t>
-      </w:r>
-      <w:proofErr w:type="spellStart"/>
-      <w:r>
-        <w:rPr>
-          <w:rFonts w:ascii="Bookman Old Style" w:eastAsia="Bookman Old Style" w:hAnsi="Bookman Old Style" w:cs="Bookman Old Style"/>
-          <w:color w:val="000000"/>
-          <w:sz w:val="24"/>
-          <w:szCs w:val="24"/>
-        </w:rPr>
-        <w:t>pekerjaan</w:t>
-      </w:r>
-      <w:proofErr w:type="spellEnd"/>
-      <w:r>
-        <w:rPr>
-          <w:rFonts w:ascii="Bookman Old Style" w:eastAsia="Bookman Old Style" w:hAnsi="Bookman Old Style" w:cs="Bookman Old Style"/>
-          <w:color w:val="000000"/>
-          <w:sz w:val="24"/>
-          <w:szCs w:val="24"/>
-        </w:rPr>
-        <w:t xml:space="preserve"> </w:t>
-      </w:r>
-      <w:proofErr w:type="spellStart"/>
-      <w:r>
-        <w:rPr>
-          <w:rFonts w:ascii="Bookman Old Style" w:eastAsia="Bookman Old Style" w:hAnsi="Bookman Old Style" w:cs="Bookman Old Style"/>
-          <w:color w:val="000000"/>
-          <w:sz w:val="24"/>
-          <w:szCs w:val="24"/>
-        </w:rPr>
-        <w:t>termin</w:t>
-      </w:r>
-      <w:proofErr w:type="spellEnd"/>
-      <w:r>
-        <w:rPr>
-          <w:rFonts w:ascii="Bookman Old Style" w:eastAsia="Bookman Old Style" w:hAnsi="Bookman Old Style" w:cs="Bookman Old Style"/>
-          <w:color w:val="000000"/>
-          <w:sz w:val="24"/>
-          <w:szCs w:val="24"/>
-        </w:rPr>
-        <w:t xml:space="preserve"> II </w:t>
-      </w:r>
-      <w:proofErr w:type="spellStart"/>
-      <w:r>
-        <w:rPr>
-          <w:rFonts w:ascii="Bookman Old Style" w:eastAsia="Bookman Old Style" w:hAnsi="Bookman Old Style" w:cs="Bookman Old Style"/>
-          <w:color w:val="000000"/>
-          <w:sz w:val="24"/>
-          <w:szCs w:val="24"/>
-        </w:rPr>
-        <w:t>Pendataan</w:t>
-      </w:r>
-      <w:proofErr w:type="spellEnd"/>
-      <w:r>
-        <w:rPr>
-          <w:rFonts w:ascii="Bookman Old Style" w:eastAsia="Bookman Old Style" w:hAnsi="Bookman Old Style" w:cs="Bookman Old Style"/>
-          <w:color w:val="000000"/>
-          <w:sz w:val="24"/>
-          <w:szCs w:val="24"/>
-        </w:rPr>
-        <w:t xml:space="preserve"> Lapangan Sensus Ekonomi 2026 </w:t>
-      </w:r>
-      <w:proofErr w:type="spellStart"/>
-      <w:r>
-        <w:rPr>
-          <w:rFonts w:ascii="Bookman Old Style" w:eastAsia="Bookman Old Style" w:hAnsi="Bookman Old Style" w:cs="Bookman Old Style"/>
-          <w:color w:val="000000"/>
-          <w:sz w:val="24"/>
-          <w:szCs w:val="24"/>
-        </w:rPr>
-        <w:t>berdasarkan</w:t>
-      </w:r>
-      <w:proofErr w:type="spellEnd"/>
-      <w:r>
-        <w:rPr>
-          <w:rFonts w:ascii="Bookman Old Style" w:eastAsia="Bookman Old Style" w:hAnsi="Bookman Old Style" w:cs="Bookman Old Style"/>
-          <w:color w:val="000000"/>
-          <w:sz w:val="24"/>
-          <w:szCs w:val="24"/>
-        </w:rPr>
-        <w:t xml:space="preserve"> </w:t>
-      </w:r>
-      <w:proofErr w:type="spellStart"/>
-      <w:r>
-        <w:rPr>
-          <w:rFonts w:ascii="Bookman Old Style" w:eastAsia="Bookman Old Style" w:hAnsi="Bookman Old Style" w:cs="Bookman Old Style"/>
-          <w:color w:val="000000"/>
-          <w:sz w:val="24"/>
-          <w:szCs w:val="24"/>
-        </w:rPr>
-        <w:t>hasil</w:t>
-      </w:r>
-      <w:proofErr w:type="spellEnd"/>
-      <w:r>
-        <w:rPr>
-          <w:rFonts w:ascii="Bookman Old Style" w:eastAsia="Bookman Old Style" w:hAnsi="Bookman Old Style" w:cs="Bookman Old Style"/>
-          <w:color w:val="000000"/>
-          <w:sz w:val="24"/>
-          <w:szCs w:val="24"/>
-        </w:rPr>
-        <w:t xml:space="preserve"> </w:t>
-      </w:r>
-      <w:proofErr w:type="spellStart"/>
-      <w:r>
-        <w:rPr>
-          <w:rFonts w:ascii="Bookman Old Style" w:eastAsia="Bookman Old Style" w:hAnsi="Bookman Old Style" w:cs="Bookman Old Style"/>
-          <w:color w:val="000000"/>
-          <w:sz w:val="24"/>
-          <w:szCs w:val="24"/>
-        </w:rPr>
-        <w:t>pemeriksaan</w:t>
-      </w:r>
-      <w:proofErr w:type="spellEnd"/>
-      <w:r>
-        <w:rPr>
-          <w:rFonts w:ascii="Bookman Old Style" w:eastAsia="Bookman Old Style" w:hAnsi="Bookman Old Style" w:cs="Bookman Old Style"/>
-          <w:color w:val="000000"/>
-          <w:sz w:val="24"/>
-          <w:szCs w:val="24"/>
-        </w:rPr>
-        <w:t xml:space="preserve"> dan </w:t>
-      </w:r>
-      <w:proofErr w:type="spellStart"/>
-      <w:r>
-        <w:rPr>
-          <w:rFonts w:ascii="Bookman Old Style" w:eastAsia="Bookman Old Style" w:hAnsi="Bookman Old Style" w:cs="Bookman Old Style"/>
-          <w:color w:val="000000"/>
-          <w:sz w:val="24"/>
-          <w:szCs w:val="24"/>
-        </w:rPr>
-        <w:t>evaluasi</w:t>
-      </w:r>
-      <w:proofErr w:type="spellEnd"/>
-      <w:r>
-        <w:rPr>
-          <w:rFonts w:ascii="Bookman Old Style" w:eastAsia="Bookman Old Style" w:hAnsi="Bookman Old Style" w:cs="Bookman Old Style"/>
-          <w:color w:val="000000"/>
-          <w:sz w:val="24"/>
-          <w:szCs w:val="24"/>
-        </w:rPr>
-        <w:t xml:space="preserve"> </w:t>
-      </w:r>
-      <w:proofErr w:type="spellStart"/>
-      <w:r>
-        <w:rPr>
-          <w:rFonts w:ascii="Bookman Old Style" w:eastAsia="Bookman Old Style" w:hAnsi="Bookman Old Style" w:cs="Bookman Old Style"/>
-          <w:color w:val="000000"/>
-          <w:sz w:val="24"/>
-          <w:szCs w:val="24"/>
-        </w:rPr>
-        <w:t>pekerjaan</w:t>
-      </w:r>
-      <w:proofErr w:type="spellEnd"/>
-      <w:r>
-        <w:rPr>
-          <w:rFonts w:ascii="Bookman Old Style" w:eastAsia="Bookman Old Style" w:hAnsi="Bookman Old Style" w:cs="Bookman Old Style"/>
-          <w:color w:val="000000"/>
-          <w:sz w:val="24"/>
-          <w:szCs w:val="24"/>
-        </w:rPr>
-        <w:t xml:space="preserve"> </w:t>
-      </w:r>
-      <w:proofErr w:type="spellStart"/>
-      <w:r>
-        <w:rPr>
-          <w:rFonts w:ascii="Bookman Old Style" w:eastAsia="Bookman Old Style" w:hAnsi="Bookman Old Style" w:cs="Bookman Old Style"/>
-          <w:color w:val="000000"/>
-          <w:sz w:val="24"/>
-          <w:szCs w:val="24"/>
-        </w:rPr>
-        <w:t>sebagaimana</w:t>
-      </w:r>
-      <w:proofErr w:type="spellEnd"/>
-      <w:r>
-        <w:rPr>
-          <w:rFonts w:ascii="Bookman Old Style" w:eastAsia="Bookman Old Style" w:hAnsi="Bookman Old Style" w:cs="Bookman Old Style"/>
-          <w:color w:val="000000"/>
-          <w:sz w:val="24"/>
-          <w:szCs w:val="24"/>
-        </w:rPr>
-        <w:t xml:space="preserve"> </w:t>
-      </w:r>
-      <w:proofErr w:type="spellStart"/>
-      <w:r>
-        <w:rPr>
-          <w:rFonts w:ascii="Bookman Old Style" w:eastAsia="Bookman Old Style" w:hAnsi="Bookman Old Style" w:cs="Bookman Old Style"/>
-          <w:color w:val="000000"/>
-          <w:sz w:val="24"/>
-          <w:szCs w:val="24"/>
-        </w:rPr>
-        <w:t>tercantum</w:t>
-      </w:r>
-      <w:proofErr w:type="spellEnd"/>
-      <w:r>
-        <w:rPr>
-          <w:rFonts w:ascii="Bookman Old Style" w:eastAsia="Bookman Old Style" w:hAnsi="Bookman Old Style" w:cs="Bookman Old Style"/>
-          <w:color w:val="000000"/>
-          <w:sz w:val="24"/>
-          <w:szCs w:val="24"/>
-        </w:rPr>
-        <w:t xml:space="preserve"> </w:t>
-      </w:r>
-      <w:proofErr w:type="spellStart"/>
-      <w:r>
-        <w:rPr>
-          <w:rFonts w:ascii="Bookman Old Style" w:eastAsia="Bookman Old Style" w:hAnsi="Bookman Old Style" w:cs="Bookman Old Style"/>
-          <w:color w:val="000000"/>
-          <w:sz w:val="24"/>
-          <w:szCs w:val="24"/>
-        </w:rPr>
-        <w:t>dalam</w:t>
-      </w:r>
-      <w:proofErr w:type="spellEnd"/>
-      <w:r>
-        <w:rPr>
-          <w:rFonts w:ascii="Bookman Old Style" w:eastAsia="Bookman Old Style" w:hAnsi="Bookman Old Style" w:cs="Bookman Old Style"/>
-          <w:color w:val="000000"/>
-          <w:sz w:val="24"/>
-          <w:szCs w:val="24"/>
-        </w:rPr>
-        <w:t xml:space="preserve"> </w:t>
-      </w:r>
-      <w:proofErr w:type="spellStart"/>
-      <w:r>
-        <w:rPr>
-          <w:rFonts w:ascii="Bookman Old Style" w:eastAsia="Bookman Old Style" w:hAnsi="Bookman Old Style" w:cs="Bookman Old Style"/>
-          <w:color w:val="000000"/>
-          <w:sz w:val="24"/>
-          <w:szCs w:val="24"/>
-        </w:rPr>
-        <w:t>lampiran</w:t>
-      </w:r>
-      <w:proofErr w:type="spellEnd"/>
-      <w:r>
-        <w:rPr>
-          <w:rFonts w:ascii="Bookman Old Style" w:eastAsia="Bookman Old Style" w:hAnsi="Bookman Old Style" w:cs="Bookman Old Style"/>
-          <w:color w:val="000000"/>
-          <w:sz w:val="24"/>
-          <w:szCs w:val="24"/>
-        </w:rPr>
-        <w:t>. </w:t>
+        <w:t xml:space="preserve"> telah menyelesaikan pekerjaan termin II Pendataan Lapangan Sensus Ekonomi 2026 berdasarkan hasil pemeriksaan dan evaluasi pekerjaan sebagaimana tercantum dalam lampiran. </w:t>
       </w:r>
     </w:p>
     <w:p>
@@ -3179,7 +2377,6 @@
           <w:szCs w:val="24"/>
         </w:rPr>
       </w:pPr>
-      <w:proofErr w:type="spellStart"/>
       <w:r>
         <w:rPr>
           <w:rFonts w:ascii="Bookman Old Style" w:eastAsia="Bookman Old Style" w:hAnsi="Bookman Old Style" w:cs="Bookman Old Style"/>
@@ -3187,77 +2384,7 @@
           <w:sz w:val="24"/>
           <w:szCs w:val="24"/>
         </w:rPr>
-        <w:t>Berdasarkan</w:t>
-      </w:r>
-      <w:proofErr w:type="spellEnd"/>
-      <w:r>
-        <w:rPr>
-          <w:rFonts w:ascii="Bookman Old Style" w:eastAsia="Bookman Old Style" w:hAnsi="Bookman Old Style" w:cs="Bookman Old Style"/>
-          <w:color w:val="000000"/>
-          <w:sz w:val="24"/>
-          <w:szCs w:val="24"/>
-        </w:rPr>
-        <w:t xml:space="preserve"> </w:t>
-      </w:r>
-      <w:proofErr w:type="spellStart"/>
-      <w:r>
-        <w:rPr>
-          <w:rFonts w:ascii="Bookman Old Style" w:eastAsia="Bookman Old Style" w:hAnsi="Bookman Old Style" w:cs="Bookman Old Style"/>
-          <w:color w:val="000000"/>
-          <w:sz w:val="24"/>
-          <w:szCs w:val="24"/>
-        </w:rPr>
-        <w:t>angka</w:t>
-      </w:r>
-      <w:proofErr w:type="spellEnd"/>
-      <w:r>
-        <w:rPr>
-          <w:rFonts w:ascii="Bookman Old Style" w:eastAsia="Bookman Old Style" w:hAnsi="Bookman Old Style" w:cs="Bookman Old Style"/>
-          <w:color w:val="000000"/>
-          <w:sz w:val="24"/>
-          <w:szCs w:val="24"/>
-        </w:rPr>
-        <w:t xml:space="preserve"> 2 </w:t>
-      </w:r>
-      <w:proofErr w:type="spellStart"/>
-      <w:r>
-        <w:rPr>
-          <w:rFonts w:ascii="Bookman Old Style" w:eastAsia="Bookman Old Style" w:hAnsi="Bookman Old Style" w:cs="Bookman Old Style"/>
-          <w:color w:val="000000"/>
-          <w:sz w:val="24"/>
-          <w:szCs w:val="24"/>
-        </w:rPr>
-        <w:t>tersebut</w:t>
-      </w:r>
-      <w:proofErr w:type="spellEnd"/>
-      <w:r>
-        <w:rPr>
-          <w:rFonts w:ascii="Bookman Old Style" w:eastAsia="Bookman Old Style" w:hAnsi="Bookman Old Style" w:cs="Bookman Old Style"/>
-          <w:color w:val="000000"/>
-          <w:sz w:val="24"/>
-          <w:szCs w:val="24"/>
-        </w:rPr>
-        <w:t xml:space="preserve"> di </w:t>
-      </w:r>
-      <w:proofErr w:type="spellStart"/>
-      <w:r>
-        <w:rPr>
-          <w:rFonts w:ascii="Bookman Old Style" w:eastAsia="Bookman Old Style" w:hAnsi="Bookman Old Style" w:cs="Bookman Old Style"/>
-          <w:color w:val="000000"/>
-          <w:sz w:val="24"/>
-          <w:szCs w:val="24"/>
-        </w:rPr>
-        <w:t>atas</w:t>
-      </w:r>
-      <w:proofErr w:type="spellEnd"/>
-      <w:r>
-        <w:rPr>
-          <w:rFonts w:ascii="Bookman Old Style" w:eastAsia="Bookman Old Style" w:hAnsi="Bookman Old Style" w:cs="Bookman Old Style"/>
-          <w:color w:val="000000"/>
-          <w:sz w:val="24"/>
-          <w:szCs w:val="24"/>
-        </w:rPr>
-        <w:t xml:space="preserve">, </w:t>
+        <w:t xml:space="preserve">Berdasarkan angka 2 tersebut di atas, </w:t>
       </w:r>
       <w:r>
         <w:rPr>
@@ -3277,107 +2404,7 @@
           <w:sz w:val="24"/>
           <w:szCs w:val="24"/>
         </w:rPr>
-        <w:t xml:space="preserve"> </w:t>
-      </w:r>
-      <w:proofErr w:type="spellStart"/>
-      <w:r>
-        <w:rPr>
-          <w:rFonts w:ascii="Bookman Old Style" w:eastAsia="Bookman Old Style" w:hAnsi="Bookman Old Style" w:cs="Bookman Old Style"/>
-          <w:color w:val="000000"/>
-          <w:sz w:val="24"/>
-          <w:szCs w:val="24"/>
-        </w:rPr>
-        <w:t>menyerahkan</w:t>
-      </w:r>
-      <w:proofErr w:type="spellEnd"/>
-      <w:r>
-        <w:rPr>
-          <w:rFonts w:ascii="Bookman Old Style" w:eastAsia="Bookman Old Style" w:hAnsi="Bookman Old Style" w:cs="Bookman Old Style"/>
-          <w:color w:val="000000"/>
-          <w:sz w:val="24"/>
-          <w:szCs w:val="24"/>
-        </w:rPr>
-        <w:t xml:space="preserve"> </w:t>
-      </w:r>
-      <w:proofErr w:type="spellStart"/>
-      <w:r>
-        <w:rPr>
-          <w:rFonts w:ascii="Bookman Old Style" w:eastAsia="Bookman Old Style" w:hAnsi="Bookman Old Style" w:cs="Bookman Old Style"/>
-          <w:color w:val="000000"/>
-          <w:sz w:val="24"/>
-          <w:szCs w:val="24"/>
-        </w:rPr>
-        <w:t>hasil</w:t>
-      </w:r>
-      <w:proofErr w:type="spellEnd"/>
-      <w:r>
-        <w:rPr>
-          <w:rFonts w:ascii="Bookman Old Style" w:eastAsia="Bookman Old Style" w:hAnsi="Bookman Old Style" w:cs="Bookman Old Style"/>
-          <w:color w:val="000000"/>
-          <w:sz w:val="24"/>
-          <w:szCs w:val="24"/>
-        </w:rPr>
-        <w:t xml:space="preserve"> </w:t>
-      </w:r>
-      <w:proofErr w:type="spellStart"/>
-      <w:r>
-        <w:rPr>
-          <w:rFonts w:ascii="Bookman Old Style" w:eastAsia="Bookman Old Style" w:hAnsi="Bookman Old Style" w:cs="Bookman Old Style"/>
-          <w:color w:val="000000"/>
-          <w:sz w:val="24"/>
-          <w:szCs w:val="24"/>
-        </w:rPr>
-        <w:t>pekerjaan</w:t>
-      </w:r>
-      <w:proofErr w:type="spellEnd"/>
-      <w:r>
-        <w:rPr>
-          <w:rFonts w:ascii="Bookman Old Style" w:eastAsia="Bookman Old Style" w:hAnsi="Bookman Old Style" w:cs="Bookman Old Style"/>
-          <w:color w:val="000000"/>
-          <w:sz w:val="24"/>
-          <w:szCs w:val="24"/>
-        </w:rPr>
-        <w:t xml:space="preserve"> </w:t>
-      </w:r>
-      <w:proofErr w:type="spellStart"/>
-      <w:r>
-        <w:rPr>
-          <w:rFonts w:ascii="Bookman Old Style" w:eastAsia="Bookman Old Style" w:hAnsi="Bookman Old Style" w:cs="Bookman Old Style"/>
-          <w:color w:val="000000"/>
-          <w:sz w:val="24"/>
-          <w:szCs w:val="24"/>
-        </w:rPr>
-        <w:t>Pendataan</w:t>
-      </w:r>
-      <w:proofErr w:type="spellEnd"/>
-      <w:r>
-        <w:rPr>
-          <w:rFonts w:ascii="Bookman Old Style" w:eastAsia="Bookman Old Style" w:hAnsi="Bookman Old Style" w:cs="Bookman Old Style"/>
-          <w:color w:val="000000"/>
-          <w:sz w:val="24"/>
-          <w:szCs w:val="24"/>
-        </w:rPr>
-        <w:t xml:space="preserve"> Lapangan Sensus Ekonomi 2026 </w:t>
-      </w:r>
-      <w:proofErr w:type="spellStart"/>
-      <w:r>
-        <w:rPr>
-          <w:rFonts w:ascii="Bookman Old Style" w:eastAsia="Bookman Old Style" w:hAnsi="Bookman Old Style" w:cs="Bookman Old Style"/>
-          <w:color w:val="000000"/>
-          <w:sz w:val="24"/>
-          <w:szCs w:val="24"/>
-        </w:rPr>
-        <w:t>kepada</w:t>
-      </w:r>
-      <w:proofErr w:type="spellEnd"/>
-      <w:r>
-        <w:rPr>
-          <w:rFonts w:ascii="Bookman Old Style" w:eastAsia="Bookman Old Style" w:hAnsi="Bookman Old Style" w:cs="Bookman Old Style"/>
-          <w:color w:val="000000"/>
-          <w:sz w:val="24"/>
-          <w:szCs w:val="24"/>
-        </w:rPr>
-        <w:t xml:space="preserve"> </w:t>
+        <w:t xml:space="preserve"> menyerahkan hasil pekerjaan Pendataan Lapangan Sensus Ekonomi 2026 kepada </w:t>
       </w:r>
       <w:r>
         <w:rPr>
@@ -3417,167 +2444,7 @@
           <w:sz w:val="24"/>
           <w:szCs w:val="24"/>
         </w:rPr>
-        <w:t xml:space="preserve"> </w:t>
-      </w:r>
-      <w:proofErr w:type="spellStart"/>
-      <w:r>
-        <w:rPr>
-          <w:rFonts w:ascii="Bookman Old Style" w:eastAsia="Bookman Old Style" w:hAnsi="Bookman Old Style" w:cs="Bookman Old Style"/>
-          <w:color w:val="000000"/>
-          <w:sz w:val="24"/>
-          <w:szCs w:val="24"/>
-        </w:rPr>
-        <w:t>menerima</w:t>
-      </w:r>
-      <w:proofErr w:type="spellEnd"/>
-      <w:r>
-        <w:rPr>
-          <w:rFonts w:ascii="Bookman Old Style" w:eastAsia="Bookman Old Style" w:hAnsi="Bookman Old Style" w:cs="Bookman Old Style"/>
-          <w:color w:val="000000"/>
-          <w:sz w:val="24"/>
-          <w:szCs w:val="24"/>
-        </w:rPr>
-        <w:t xml:space="preserve"> </w:t>
-      </w:r>
-      <w:proofErr w:type="spellStart"/>
-      <w:r>
-        <w:rPr>
-          <w:rFonts w:ascii="Bookman Old Style" w:eastAsia="Bookman Old Style" w:hAnsi="Bookman Old Style" w:cs="Bookman Old Style"/>
-          <w:color w:val="000000"/>
-          <w:sz w:val="24"/>
-          <w:szCs w:val="24"/>
-        </w:rPr>
-        <w:t>hasil</w:t>
-      </w:r>
-      <w:proofErr w:type="spellEnd"/>
-      <w:r>
-        <w:rPr>
-          <w:rFonts w:ascii="Bookman Old Style" w:eastAsia="Bookman Old Style" w:hAnsi="Bookman Old Style" w:cs="Bookman Old Style"/>
-          <w:color w:val="000000"/>
-          <w:sz w:val="24"/>
-          <w:szCs w:val="24"/>
-        </w:rPr>
-        <w:t xml:space="preserve"> </w:t>
-      </w:r>
-      <w:proofErr w:type="spellStart"/>
-      <w:r>
-        <w:rPr>
-          <w:rFonts w:ascii="Bookman Old Style" w:eastAsia="Bookman Old Style" w:hAnsi="Bookman Old Style" w:cs="Bookman Old Style"/>
-          <w:color w:val="000000"/>
-          <w:sz w:val="24"/>
-          <w:szCs w:val="24"/>
-        </w:rPr>
-        <w:t>pekerjaan</w:t>
-      </w:r>
-      <w:proofErr w:type="spellEnd"/>
-      <w:r>
-        <w:rPr>
-          <w:rFonts w:ascii="Bookman Old Style" w:eastAsia="Bookman Old Style" w:hAnsi="Bookman Old Style" w:cs="Bookman Old Style"/>
-          <w:color w:val="000000"/>
-          <w:sz w:val="24"/>
-          <w:szCs w:val="24"/>
-        </w:rPr>
-        <w:t xml:space="preserve"> </w:t>
-      </w:r>
-      <w:proofErr w:type="spellStart"/>
-      <w:r>
-        <w:rPr>
-          <w:rFonts w:ascii="Bookman Old Style" w:eastAsia="Bookman Old Style" w:hAnsi="Bookman Old Style" w:cs="Bookman Old Style"/>
-          <w:color w:val="000000"/>
-          <w:sz w:val="24"/>
-          <w:szCs w:val="24"/>
-        </w:rPr>
-        <w:t>tersebut</w:t>
-      </w:r>
-      <w:proofErr w:type="spellEnd"/>
-      <w:r>
-        <w:rPr>
-          <w:rFonts w:ascii="Bookman Old Style" w:eastAsia="Bookman Old Style" w:hAnsi="Bookman Old Style" w:cs="Bookman Old Style"/>
-          <w:color w:val="000000"/>
-          <w:sz w:val="24"/>
-          <w:szCs w:val="24"/>
-        </w:rPr>
-        <w:t xml:space="preserve"> yang </w:t>
-      </w:r>
-      <w:proofErr w:type="spellStart"/>
-      <w:r>
-        <w:rPr>
-          <w:rFonts w:ascii="Bookman Old Style" w:eastAsia="Bookman Old Style" w:hAnsi="Bookman Old Style" w:cs="Bookman Old Style"/>
-          <w:color w:val="000000"/>
-          <w:sz w:val="24"/>
-          <w:szCs w:val="24"/>
-        </w:rPr>
-        <w:t>telah</w:t>
-      </w:r>
-      <w:proofErr w:type="spellEnd"/>
-      <w:r>
-        <w:rPr>
-          <w:rFonts w:ascii="Bookman Old Style" w:eastAsia="Bookman Old Style" w:hAnsi="Bookman Old Style" w:cs="Bookman Old Style"/>
-          <w:color w:val="000000"/>
-          <w:sz w:val="24"/>
-          <w:szCs w:val="24"/>
-        </w:rPr>
-        <w:t xml:space="preserve"> </w:t>
-      </w:r>
-      <w:proofErr w:type="spellStart"/>
-      <w:r>
-        <w:rPr>
-          <w:rFonts w:ascii="Bookman Old Style" w:eastAsia="Bookman Old Style" w:hAnsi="Bookman Old Style" w:cs="Bookman Old Style"/>
-          <w:color w:val="000000"/>
-          <w:sz w:val="24"/>
-          <w:szCs w:val="24"/>
-        </w:rPr>
-        <w:t>sesuai</w:t>
-      </w:r>
-      <w:proofErr w:type="spellEnd"/>
-      <w:r>
-        <w:rPr>
-          <w:rFonts w:ascii="Bookman Old Style" w:eastAsia="Bookman Old Style" w:hAnsi="Bookman Old Style" w:cs="Bookman Old Style"/>
-          <w:color w:val="000000"/>
-          <w:sz w:val="24"/>
-          <w:szCs w:val="24"/>
-        </w:rPr>
-        <w:t xml:space="preserve"> </w:t>
-      </w:r>
-      <w:proofErr w:type="spellStart"/>
-      <w:r>
-        <w:rPr>
-          <w:rFonts w:ascii="Bookman Old Style" w:eastAsia="Bookman Old Style" w:hAnsi="Bookman Old Style" w:cs="Bookman Old Style"/>
-          <w:color w:val="000000"/>
-          <w:sz w:val="24"/>
-          <w:szCs w:val="24"/>
-        </w:rPr>
-        <w:t>dengan</w:t>
-      </w:r>
-      <w:proofErr w:type="spellEnd"/>
-      <w:r>
-        <w:rPr>
-          <w:rFonts w:ascii="Bookman Old Style" w:eastAsia="Bookman Old Style" w:hAnsi="Bookman Old Style" w:cs="Bookman Old Style"/>
-          <w:color w:val="000000"/>
-          <w:sz w:val="24"/>
-          <w:szCs w:val="24"/>
-        </w:rPr>
-        <w:t xml:space="preserve"> </w:t>
-      </w:r>
-      <w:proofErr w:type="spellStart"/>
-      <w:r>
-        <w:rPr>
-          <w:rFonts w:ascii="Bookman Old Style" w:eastAsia="Bookman Old Style" w:hAnsi="Bookman Old Style" w:cs="Bookman Old Style"/>
-          <w:color w:val="000000"/>
-          <w:sz w:val="24"/>
-          <w:szCs w:val="24"/>
-        </w:rPr>
-        <w:t>seharusnya</w:t>
-      </w:r>
-      <w:proofErr w:type="spellEnd"/>
-      <w:r>
-        <w:rPr>
-          <w:rFonts w:ascii="Bookman Old Style" w:eastAsia="Bookman Old Style" w:hAnsi="Bookman Old Style" w:cs="Bookman Old Style"/>
-          <w:color w:val="000000"/>
-          <w:sz w:val="24"/>
-          <w:szCs w:val="24"/>
-        </w:rPr>
-        <w:t>;</w:t>
+        <w:t xml:space="preserve"> menerima hasil pekerjaan tersebut yang telah sesuai dengan seharusnya;</w:t>
       </w:r>
     </w:p>
     <w:p>
@@ -3603,9 +2470,8 @@
           <w:sz w:val="24"/>
           <w:szCs w:val="24"/>
         </w:rPr>
-        <w:t xml:space="preserve">Hasil </w:t>
-      </w:r>
-      <w:proofErr w:type="spellStart"/>
+        <w:t xml:space="preserve">Hasil pekerjaan Pendataan Lapangan Sensus Ekonomi 2026 sebagaimana dimaksud dalam angka 3, berupa dokumen hasil Pendataan Lapangan Sensus Ekonomi 2026, sejumlah </w:t>
+      </w:r>
       <w:r>
         <w:rPr>
           <w:rFonts w:ascii="Bookman Old Style" w:eastAsia="Bookman Old Style" w:hAnsi="Bookman Old Style" w:cs="Bookman Old Style"/>
@@ -3613,9 +2479,8 @@
           <w:sz w:val="24"/>
           <w:szCs w:val="24"/>
         </w:rPr>
-        <w:t>pekerjaan</w:t>
-      </w:r>
-      <w:proofErr w:type="spellEnd"/>
+        <w:t>{s</w:t>
+      </w:r>
       <w:r>
         <w:rPr>
           <w:rFonts w:ascii="Bookman Old Style" w:eastAsia="Bookman Old Style" w:hAnsi="Bookman Old Style" w:cs="Bookman Old Style"/>
@@ -3623,309 +2488,34 @@
           <w:sz w:val="24"/>
           <w:szCs w:val="24"/>
         </w:rPr>
+        <w:t>ls_ongoing</w:t>
+      </w:r>
+      <w:r>
+        <w:rPr>
+          <w:rFonts w:ascii="Bookman Old Style" w:eastAsia="Bookman Old Style" w:hAnsi="Bookman Old Style" w:cs="Bookman Old Style"/>
+          <w:color w:val="000000"/>
+          <w:sz w:val="24"/>
+          <w:szCs w:val="24"/>
+        </w:rPr>
+        <w:t>}</w:t>
+      </w:r>
+      <w:r>
+        <w:rPr>
+          <w:rFonts w:ascii="Bookman Old Style" w:eastAsia="Bookman Old Style" w:hAnsi="Bookman Old Style" w:cs="Bookman Old Style"/>
+          <w:color w:val="000000"/>
+          <w:sz w:val="24"/>
+          <w:szCs w:val="24"/>
+        </w:rPr>
         <w:t xml:space="preserve"> </w:t>
       </w:r>
-      <w:proofErr w:type="spellStart"/>
-      <w:r>
-        <w:rPr>
-          <w:rFonts w:ascii="Bookman Old Style" w:eastAsia="Bookman Old Style" w:hAnsi="Bookman Old Style" w:cs="Bookman Old Style"/>
-          <w:color w:val="000000"/>
-          <w:sz w:val="24"/>
-          <w:szCs w:val="24"/>
-        </w:rPr>
-        <w:t>Pendataan</w:t>
-      </w:r>
-      <w:proofErr w:type="spellEnd"/>
-      <w:r>
-        <w:rPr>
-          <w:rFonts w:ascii="Bookman Old Style" w:eastAsia="Bookman Old Style" w:hAnsi="Bookman Old Style" w:cs="Bookman Old Style"/>
-          <w:color w:val="000000"/>
-          <w:sz w:val="24"/>
-          <w:szCs w:val="24"/>
-        </w:rPr>
-        <w:t xml:space="preserve"> Lapangan Sensus Ekonomi 2026 </w:t>
-      </w:r>
-      <w:proofErr w:type="spellStart"/>
-      <w:r>
-        <w:rPr>
-          <w:rFonts w:ascii="Bookman Old Style" w:eastAsia="Bookman Old Style" w:hAnsi="Bookman Old Style" w:cs="Bookman Old Style"/>
-          <w:color w:val="000000"/>
-          <w:sz w:val="24"/>
-          <w:szCs w:val="24"/>
-        </w:rPr>
-        <w:t>sebagaimana</w:t>
-      </w:r>
-      <w:proofErr w:type="spellEnd"/>
-      <w:r>
-        <w:rPr>
-          <w:rFonts w:ascii="Bookman Old Style" w:eastAsia="Bookman Old Style" w:hAnsi="Bookman Old Style" w:cs="Bookman Old Style"/>
-          <w:color w:val="000000"/>
-          <w:sz w:val="24"/>
-          <w:szCs w:val="24"/>
-        </w:rPr>
-        <w:t xml:space="preserve"> </w:t>
-      </w:r>
-      <w:proofErr w:type="spellStart"/>
-      <w:r>
-        <w:rPr>
-          <w:rFonts w:ascii="Bookman Old Style" w:eastAsia="Bookman Old Style" w:hAnsi="Bookman Old Style" w:cs="Bookman Old Style"/>
-          <w:color w:val="000000"/>
-          <w:sz w:val="24"/>
-          <w:szCs w:val="24"/>
-        </w:rPr>
-        <w:t>dimaksud</w:t>
-      </w:r>
-      <w:proofErr w:type="spellEnd"/>
-      <w:r>
-        <w:rPr>
-          <w:rFonts w:ascii="Bookman Old Style" w:eastAsia="Bookman Old Style" w:hAnsi="Bookman Old Style" w:cs="Bookman Old Style"/>
-          <w:color w:val="000000"/>
-          <w:sz w:val="24"/>
-          <w:szCs w:val="24"/>
-        </w:rPr>
-        <w:t xml:space="preserve"> </w:t>
-      </w:r>
-      <w:proofErr w:type="spellStart"/>
-      <w:r>
-        <w:rPr>
-          <w:rFonts w:ascii="Bookman Old Style" w:eastAsia="Bookman Old Style" w:hAnsi="Bookman Old Style" w:cs="Bookman Old Style"/>
-          <w:color w:val="000000"/>
-          <w:sz w:val="24"/>
-          <w:szCs w:val="24"/>
-        </w:rPr>
-        <w:t>dalam</w:t>
-      </w:r>
-      <w:proofErr w:type="spellEnd"/>
-      <w:r>
-        <w:rPr>
-          <w:rFonts w:ascii="Bookman Old Style" w:eastAsia="Bookman Old Style" w:hAnsi="Bookman Old Style" w:cs="Bookman Old Style"/>
-          <w:color w:val="000000"/>
-          <w:sz w:val="24"/>
-          <w:szCs w:val="24"/>
-        </w:rPr>
-        <w:t xml:space="preserve"> </w:t>
-      </w:r>
-      <w:proofErr w:type="spellStart"/>
-      <w:r>
-        <w:rPr>
-          <w:rFonts w:ascii="Bookman Old Style" w:eastAsia="Bookman Old Style" w:hAnsi="Bookman Old Style" w:cs="Bookman Old Style"/>
-          <w:color w:val="000000"/>
-          <w:sz w:val="24"/>
-          <w:szCs w:val="24"/>
-        </w:rPr>
-        <w:t>angka</w:t>
-      </w:r>
-      <w:proofErr w:type="spellEnd"/>
-      <w:r>
-        <w:rPr>
-          <w:rFonts w:ascii="Bookman Old Style" w:eastAsia="Bookman Old Style" w:hAnsi="Bookman Old Style" w:cs="Bookman Old Style"/>
-          <w:color w:val="000000"/>
-          <w:sz w:val="24"/>
-          <w:szCs w:val="24"/>
-        </w:rPr>
-        <w:t xml:space="preserve"> 3, </w:t>
-      </w:r>
-      <w:proofErr w:type="spellStart"/>
-      <w:r>
-        <w:rPr>
-          <w:rFonts w:ascii="Bookman Old Style" w:eastAsia="Bookman Old Style" w:hAnsi="Bookman Old Style" w:cs="Bookman Old Style"/>
-          <w:color w:val="000000"/>
-          <w:sz w:val="24"/>
-          <w:szCs w:val="24"/>
-        </w:rPr>
-        <w:t>berupa</w:t>
-      </w:r>
-      <w:proofErr w:type="spellEnd"/>
-      <w:r>
-        <w:rPr>
-          <w:rFonts w:ascii="Bookman Old Style" w:eastAsia="Bookman Old Style" w:hAnsi="Bookman Old Style" w:cs="Bookman Old Style"/>
-          <w:color w:val="000000"/>
-          <w:sz w:val="24"/>
-          <w:szCs w:val="24"/>
-        </w:rPr>
-        <w:t xml:space="preserve"> </w:t>
-      </w:r>
-      <w:proofErr w:type="spellStart"/>
-      <w:r>
-        <w:rPr>
-          <w:rFonts w:ascii="Bookman Old Style" w:eastAsia="Bookman Old Style" w:hAnsi="Bookman Old Style" w:cs="Bookman Old Style"/>
-          <w:color w:val="000000"/>
-          <w:sz w:val="24"/>
-          <w:szCs w:val="24"/>
-        </w:rPr>
-        <w:t>dokumen</w:t>
-      </w:r>
-      <w:proofErr w:type="spellEnd"/>
-      <w:r>
-        <w:rPr>
-          <w:rFonts w:ascii="Bookman Old Style" w:eastAsia="Bookman Old Style" w:hAnsi="Bookman Old Style" w:cs="Bookman Old Style"/>
-          <w:color w:val="000000"/>
-          <w:sz w:val="24"/>
-          <w:szCs w:val="24"/>
-        </w:rPr>
-        <w:t xml:space="preserve"> </w:t>
-      </w:r>
-      <w:proofErr w:type="spellStart"/>
-      <w:r>
-        <w:rPr>
-          <w:rFonts w:ascii="Bookman Old Style" w:eastAsia="Bookman Old Style" w:hAnsi="Bookman Old Style" w:cs="Bookman Old Style"/>
-          <w:color w:val="000000"/>
-          <w:sz w:val="24"/>
-          <w:szCs w:val="24"/>
-        </w:rPr>
-        <w:t>hasil</w:t>
-      </w:r>
-      <w:proofErr w:type="spellEnd"/>
-      <w:r>
-        <w:rPr>
-          <w:rFonts w:ascii="Bookman Old Style" w:eastAsia="Bookman Old Style" w:hAnsi="Bookman Old Style" w:cs="Bookman Old Style"/>
-          <w:color w:val="000000"/>
-          <w:sz w:val="24"/>
-          <w:szCs w:val="24"/>
-        </w:rPr>
-        <w:t xml:space="preserve"> </w:t>
-      </w:r>
-      <w:proofErr w:type="spellStart"/>
-      <w:r>
-        <w:rPr>
-          <w:rFonts w:ascii="Bookman Old Style" w:eastAsia="Bookman Old Style" w:hAnsi="Bookman Old Style" w:cs="Bookman Old Style"/>
-          <w:color w:val="000000"/>
-          <w:sz w:val="24"/>
-          <w:szCs w:val="24"/>
-        </w:rPr>
-        <w:t>Pendataan</w:t>
-      </w:r>
-      <w:proofErr w:type="spellEnd"/>
-      <w:r>
-        <w:rPr>
-          <w:rFonts w:ascii="Bookman Old Style" w:eastAsia="Bookman Old Style" w:hAnsi="Bookman Old Style" w:cs="Bookman Old Style"/>
-          <w:color w:val="000000"/>
-          <w:sz w:val="24"/>
-          <w:szCs w:val="24"/>
-        </w:rPr>
-        <w:t xml:space="preserve"> Lapangan Sensus Ekonomi 2026, </w:t>
-      </w:r>
-      <w:proofErr w:type="spellStart"/>
-      <w:r>
-        <w:rPr>
-          <w:rFonts w:ascii="Bookman Old Style" w:eastAsia="Bookman Old Style" w:hAnsi="Bookman Old Style" w:cs="Bookman Old Style"/>
-          <w:color w:val="000000"/>
-          <w:sz w:val="24"/>
-          <w:szCs w:val="24"/>
-        </w:rPr>
-        <w:t>sejumlah</w:t>
-      </w:r>
-      <w:proofErr w:type="spellEnd"/>
-      <w:r>
-        <w:rPr>
-          <w:rFonts w:ascii="Bookman Old Style" w:eastAsia="Bookman Old Style" w:hAnsi="Bookman Old Style" w:cs="Bookman Old Style"/>
-          <w:color w:val="000000"/>
-          <w:sz w:val="24"/>
-          <w:szCs w:val="24"/>
-        </w:rPr>
-        <w:t xml:space="preserve"> </w:t>
-      </w:r>
-      <w:r>
-        <w:rPr>
-          <w:rFonts w:ascii="Bookman Old Style" w:eastAsia="Bookman Old Style" w:hAnsi="Bookman Old Style" w:cs="Bookman Old Style"/>
-          <w:color w:val="000000"/>
-          <w:sz w:val="24"/>
-          <w:szCs w:val="24"/>
-        </w:rPr>
-        <w:t>{</w:t>
-      </w:r>
-      <w:proofErr w:type="spellStart"/>
-      <w:r>
-        <w:rPr>
-          <w:rFonts w:ascii="Bookman Old Style" w:eastAsia="Bookman Old Style" w:hAnsi="Bookman Old Style" w:cs="Bookman Old Style"/>
-          <w:color w:val="000000"/>
-          <w:sz w:val="24"/>
-          <w:szCs w:val="24"/>
-        </w:rPr>
-        <w:t>s</w:t>
-      </w:r>
-      <w:r>
-        <w:rPr>
-          <w:rFonts w:ascii="Bookman Old Style" w:eastAsia="Bookman Old Style" w:hAnsi="Bookman Old Style" w:cs="Bookman Old Style"/>
-          <w:color w:val="000000"/>
-          <w:sz w:val="24"/>
-          <w:szCs w:val="24"/>
-        </w:rPr>
-        <w:t>ls_ongoing</w:t>
-      </w:r>
-      <w:proofErr w:type="spellEnd"/>
-      <w:r>
-        <w:rPr>
-          <w:rFonts w:ascii="Bookman Old Style" w:eastAsia="Bookman Old Style" w:hAnsi="Bookman Old Style" w:cs="Bookman Old Style"/>
-          <w:color w:val="000000"/>
-          <w:sz w:val="24"/>
-          <w:szCs w:val="24"/>
-        </w:rPr>
-        <w:t>}</w:t>
-      </w:r>
-      <w:r>
-        <w:rPr>
-          <w:rFonts w:ascii="Bookman Old Style" w:eastAsia="Bookman Old Style" w:hAnsi="Bookman Old Style" w:cs="Bookman Old Style"/>
-          <w:color w:val="000000"/>
-          <w:sz w:val="24"/>
-          <w:szCs w:val="24"/>
-        </w:rPr>
-        <w:t xml:space="preserve"> </w:t>
-      </w:r>
-      <w:r>
-        <w:rPr>
-          <w:rFonts w:ascii="Bookman Old Style" w:eastAsia="Bookman Old Style" w:hAnsi="Bookman Old Style" w:cs="Bookman Old Style"/>
-          <w:sz w:val="24"/>
-          <w:szCs w:val="24"/>
-        </w:rPr>
-        <w:t>SLS/Sub-SLS dan/</w:t>
-      </w:r>
-      <w:proofErr w:type="spellStart"/>
-      <w:r>
-        <w:rPr>
-          <w:rFonts w:ascii="Bookman Old Style" w:eastAsia="Bookman Old Style" w:hAnsi="Bookman Old Style" w:cs="Bookman Old Style"/>
-          <w:sz w:val="24"/>
-          <w:szCs w:val="24"/>
-        </w:rPr>
-        <w:t>atau</w:t>
-      </w:r>
-      <w:proofErr w:type="spellEnd"/>
-      <w:r>
-        <w:rPr>
-          <w:rFonts w:ascii="Bookman Old Style" w:eastAsia="Bookman Old Style" w:hAnsi="Bookman Old Style" w:cs="Bookman Old Style"/>
-          <w:sz w:val="24"/>
-          <w:szCs w:val="24"/>
-        </w:rPr>
-        <w:t xml:space="preserve"> </w:t>
-      </w:r>
-      <w:proofErr w:type="spellStart"/>
-      <w:r>
-        <w:rPr>
-          <w:rFonts w:ascii="Bookman Old Style" w:eastAsia="Bookman Old Style" w:hAnsi="Bookman Old Style" w:cs="Bookman Old Style"/>
-          <w:sz w:val="24"/>
-          <w:szCs w:val="24"/>
-        </w:rPr>
-        <w:t>usaha</w:t>
-      </w:r>
-      <w:proofErr w:type="spellEnd"/>
-      <w:r>
-        <w:rPr>
-          <w:rFonts w:ascii="Bookman Old Style" w:eastAsia="Bookman Old Style" w:hAnsi="Bookman Old Style" w:cs="Bookman Old Style"/>
-          <w:sz w:val="24"/>
-          <w:szCs w:val="24"/>
-        </w:rPr>
-        <w:t xml:space="preserve"> </w:t>
-      </w:r>
-      <w:proofErr w:type="spellStart"/>
-      <w:r>
-        <w:rPr>
-          <w:rFonts w:ascii="Bookman Old Style" w:eastAsia="Bookman Old Style" w:hAnsi="Bookman Old Style" w:cs="Bookman Old Style"/>
-          <w:sz w:val="24"/>
-          <w:szCs w:val="24"/>
-        </w:rPr>
-        <w:t>besar</w:t>
-      </w:r>
-      <w:proofErr w:type="spellEnd"/>
+      <w:r>
+        <w:rPr>
+          <w:rFonts w:ascii="Bookman Old Style" w:eastAsia="Bookman Old Style" w:hAnsi="Bookman Old Style" w:cs="Bookman Old Style"/>
+          <w:sz w:val="24"/>
+          <w:szCs w:val="24"/>
+        </w:rPr>
+        <w:t>SLS/Sub-SLS dan/atau usaha besar</w:t>
+      </w:r>
       <w:r>
         <w:rPr>
           <w:rFonts w:ascii="Bookman Old Style" w:eastAsia="Bookman Old Style" w:hAnsi="Bookman Old Style" w:cs="Bookman Old Style"/>
@@ -3969,7 +2559,6 @@
         </w:rPr>
         <w:t xml:space="preserve">asil </w:t>
       </w:r>
-      <w:proofErr w:type="spellStart"/>
       <w:r>
         <w:rPr>
           <w:rFonts w:ascii="Bookman Old Style" w:eastAsia="Bookman Old Style" w:hAnsi="Bookman Old Style" w:cs="Bookman Old Style"/>
@@ -3985,9 +2574,8 @@
           <w:sz w:val="24"/>
           <w:szCs w:val="24"/>
         </w:rPr>
-        <w:t>ekerjaan</w:t>
-      </w:r>
-      <w:proofErr w:type="spellEnd"/>
+        <w:t xml:space="preserve">ekerjaan pendataan sebagaimana dimaksud pada angka 4 yang memerlukan pemeriksaan lanjutan, akan dilakukan pengecekan, </w:t>
+      </w:r>
       <w:r>
         <w:rPr>
           <w:rFonts w:ascii="Bookman Old Style" w:eastAsia="Bookman Old Style" w:hAnsi="Bookman Old Style" w:cs="Bookman Old Style"/>
@@ -3995,388 +2583,8 @@
           <w:sz w:val="24"/>
           <w:szCs w:val="24"/>
         </w:rPr>
-        <w:t xml:space="preserve"> </w:t>
-      </w:r>
-      <w:proofErr w:type="spellStart"/>
-      <w:r>
-        <w:rPr>
-          <w:rFonts w:ascii="Bookman Old Style" w:eastAsia="Bookman Old Style" w:hAnsi="Bookman Old Style" w:cs="Bookman Old Style"/>
-          <w:color w:val="000000"/>
-          <w:sz w:val="24"/>
-          <w:szCs w:val="24"/>
-        </w:rPr>
-        <w:t>pendataan</w:t>
-      </w:r>
-      <w:proofErr w:type="spellEnd"/>
-      <w:r>
-        <w:rPr>
-          <w:rFonts w:ascii="Bookman Old Style" w:eastAsia="Bookman Old Style" w:hAnsi="Bookman Old Style" w:cs="Bookman Old Style"/>
-          <w:color w:val="000000"/>
-          <w:sz w:val="24"/>
-          <w:szCs w:val="24"/>
-        </w:rPr>
-        <w:t xml:space="preserve"> </w:t>
-      </w:r>
-      <w:proofErr w:type="spellStart"/>
-      <w:r>
-        <w:rPr>
-          <w:rFonts w:ascii="Bookman Old Style" w:eastAsia="Bookman Old Style" w:hAnsi="Bookman Old Style" w:cs="Bookman Old Style"/>
-          <w:color w:val="000000"/>
-          <w:sz w:val="24"/>
-          <w:szCs w:val="24"/>
-        </w:rPr>
-        <w:t>sebagaimana</w:t>
-      </w:r>
-      <w:proofErr w:type="spellEnd"/>
-      <w:r>
-        <w:rPr>
-          <w:rFonts w:ascii="Bookman Old Style" w:eastAsia="Bookman Old Style" w:hAnsi="Bookman Old Style" w:cs="Bookman Old Style"/>
-          <w:color w:val="000000"/>
-          <w:sz w:val="24"/>
-          <w:szCs w:val="24"/>
-        </w:rPr>
-        <w:t xml:space="preserve"> </w:t>
-      </w:r>
-      <w:proofErr w:type="spellStart"/>
-      <w:r>
-        <w:rPr>
-          <w:rFonts w:ascii="Bookman Old Style" w:eastAsia="Bookman Old Style" w:hAnsi="Bookman Old Style" w:cs="Bookman Old Style"/>
-          <w:color w:val="000000"/>
-          <w:sz w:val="24"/>
-          <w:szCs w:val="24"/>
-        </w:rPr>
-        <w:t>dimaksud</w:t>
-      </w:r>
-      <w:proofErr w:type="spellEnd"/>
-      <w:r>
-        <w:rPr>
-          <w:rFonts w:ascii="Bookman Old Style" w:eastAsia="Bookman Old Style" w:hAnsi="Bookman Old Style" w:cs="Bookman Old Style"/>
-          <w:color w:val="000000"/>
-          <w:sz w:val="24"/>
-          <w:szCs w:val="24"/>
-        </w:rPr>
-        <w:t xml:space="preserve"> pada </w:t>
-      </w:r>
-      <w:proofErr w:type="spellStart"/>
-      <w:r>
-        <w:rPr>
-          <w:rFonts w:ascii="Bookman Old Style" w:eastAsia="Bookman Old Style" w:hAnsi="Bookman Old Style" w:cs="Bookman Old Style"/>
-          <w:color w:val="000000"/>
-          <w:sz w:val="24"/>
-          <w:szCs w:val="24"/>
-        </w:rPr>
-        <w:t>angka</w:t>
-      </w:r>
-      <w:proofErr w:type="spellEnd"/>
-      <w:r>
-        <w:rPr>
-          <w:rFonts w:ascii="Bookman Old Style" w:eastAsia="Bookman Old Style" w:hAnsi="Bookman Old Style" w:cs="Bookman Old Style"/>
-          <w:color w:val="000000"/>
-          <w:sz w:val="24"/>
-          <w:szCs w:val="24"/>
-        </w:rPr>
-        <w:t xml:space="preserve"> 4 yang </w:t>
-      </w:r>
-      <w:proofErr w:type="spellStart"/>
-      <w:r>
-        <w:rPr>
-          <w:rFonts w:ascii="Bookman Old Style" w:eastAsia="Bookman Old Style" w:hAnsi="Bookman Old Style" w:cs="Bookman Old Style"/>
-          <w:color w:val="000000"/>
-          <w:sz w:val="24"/>
-          <w:szCs w:val="24"/>
-        </w:rPr>
-        <w:t>memerlukan</w:t>
-      </w:r>
-      <w:proofErr w:type="spellEnd"/>
-      <w:r>
-        <w:rPr>
-          <w:rFonts w:ascii="Bookman Old Style" w:eastAsia="Bookman Old Style" w:hAnsi="Bookman Old Style" w:cs="Bookman Old Style"/>
-          <w:color w:val="000000"/>
-          <w:sz w:val="24"/>
-          <w:szCs w:val="24"/>
-        </w:rPr>
-        <w:t xml:space="preserve"> </w:t>
-      </w:r>
-      <w:proofErr w:type="spellStart"/>
-      <w:r>
-        <w:rPr>
-          <w:rFonts w:ascii="Bookman Old Style" w:eastAsia="Bookman Old Style" w:hAnsi="Bookman Old Style" w:cs="Bookman Old Style"/>
-          <w:color w:val="000000"/>
-          <w:sz w:val="24"/>
-          <w:szCs w:val="24"/>
-        </w:rPr>
-        <w:t>pemeriksaan</w:t>
-      </w:r>
-      <w:proofErr w:type="spellEnd"/>
-      <w:r>
-        <w:rPr>
-          <w:rFonts w:ascii="Bookman Old Style" w:eastAsia="Bookman Old Style" w:hAnsi="Bookman Old Style" w:cs="Bookman Old Style"/>
-          <w:color w:val="000000"/>
-          <w:sz w:val="24"/>
-          <w:szCs w:val="24"/>
-        </w:rPr>
-        <w:t xml:space="preserve"> </w:t>
-      </w:r>
-      <w:proofErr w:type="spellStart"/>
-      <w:r>
-        <w:rPr>
-          <w:rFonts w:ascii="Bookman Old Style" w:eastAsia="Bookman Old Style" w:hAnsi="Bookman Old Style" w:cs="Bookman Old Style"/>
-          <w:color w:val="000000"/>
-          <w:sz w:val="24"/>
-          <w:szCs w:val="24"/>
-        </w:rPr>
-        <w:t>lanjutan</w:t>
-      </w:r>
-      <w:proofErr w:type="spellEnd"/>
-      <w:r>
-        <w:rPr>
-          <w:rFonts w:ascii="Bookman Old Style" w:eastAsia="Bookman Old Style" w:hAnsi="Bookman Old Style" w:cs="Bookman Old Style"/>
-          <w:color w:val="000000"/>
-          <w:sz w:val="24"/>
-          <w:szCs w:val="24"/>
-        </w:rPr>
-        <w:t xml:space="preserve">, </w:t>
-      </w:r>
-      <w:proofErr w:type="spellStart"/>
-      <w:r>
-        <w:rPr>
-          <w:rFonts w:ascii="Bookman Old Style" w:eastAsia="Bookman Old Style" w:hAnsi="Bookman Old Style" w:cs="Bookman Old Style"/>
-          <w:color w:val="000000"/>
-          <w:sz w:val="24"/>
-          <w:szCs w:val="24"/>
-        </w:rPr>
-        <w:t>akan</w:t>
-      </w:r>
-      <w:proofErr w:type="spellEnd"/>
-      <w:r>
-        <w:rPr>
-          <w:rFonts w:ascii="Bookman Old Style" w:eastAsia="Bookman Old Style" w:hAnsi="Bookman Old Style" w:cs="Bookman Old Style"/>
-          <w:color w:val="000000"/>
-          <w:sz w:val="24"/>
-          <w:szCs w:val="24"/>
-        </w:rPr>
-        <w:t xml:space="preserve"> </w:t>
-      </w:r>
-      <w:proofErr w:type="spellStart"/>
-      <w:r>
-        <w:rPr>
-          <w:rFonts w:ascii="Bookman Old Style" w:eastAsia="Bookman Old Style" w:hAnsi="Bookman Old Style" w:cs="Bookman Old Style"/>
-          <w:color w:val="000000"/>
-          <w:sz w:val="24"/>
-          <w:szCs w:val="24"/>
-        </w:rPr>
-        <w:t>dilakukan</w:t>
-      </w:r>
-      <w:proofErr w:type="spellEnd"/>
-      <w:r>
-        <w:rPr>
-          <w:rFonts w:ascii="Bookman Old Style" w:eastAsia="Bookman Old Style" w:hAnsi="Bookman Old Style" w:cs="Bookman Old Style"/>
-          <w:color w:val="000000"/>
-          <w:sz w:val="24"/>
-          <w:szCs w:val="24"/>
-        </w:rPr>
-        <w:t xml:space="preserve"> </w:t>
-      </w:r>
-      <w:proofErr w:type="spellStart"/>
-      <w:r>
-        <w:rPr>
-          <w:rFonts w:ascii="Bookman Old Style" w:eastAsia="Bookman Old Style" w:hAnsi="Bookman Old Style" w:cs="Bookman Old Style"/>
-          <w:color w:val="000000"/>
-          <w:sz w:val="24"/>
-          <w:szCs w:val="24"/>
-        </w:rPr>
-        <w:t>pengecekan</w:t>
-      </w:r>
-      <w:proofErr w:type="spellEnd"/>
-      <w:r>
-        <w:rPr>
-          <w:rFonts w:ascii="Bookman Old Style" w:eastAsia="Bookman Old Style" w:hAnsi="Bookman Old Style" w:cs="Bookman Old Style"/>
-          <w:color w:val="000000"/>
-          <w:sz w:val="24"/>
-          <w:szCs w:val="24"/>
-        </w:rPr>
-        <w:t xml:space="preserve">, </w:t>
-      </w:r>
-      <w:proofErr w:type="spellStart"/>
-      <w:r>
-        <w:rPr>
-          <w:rFonts w:ascii="Bookman Old Style" w:eastAsia="Bookman Old Style" w:hAnsi="Bookman Old Style" w:cs="Bookman Old Style"/>
-          <w:color w:val="000000"/>
-          <w:sz w:val="24"/>
-          <w:szCs w:val="24"/>
-        </w:rPr>
         <w:lastRenderedPageBreak/>
-        <w:t>perubahan</w:t>
-      </w:r>
-      <w:proofErr w:type="spellEnd"/>
-      <w:r>
-        <w:rPr>
-          <w:rFonts w:ascii="Bookman Old Style" w:eastAsia="Bookman Old Style" w:hAnsi="Bookman Old Style" w:cs="Bookman Old Style"/>
-          <w:color w:val="000000"/>
-          <w:sz w:val="24"/>
-          <w:szCs w:val="24"/>
-        </w:rPr>
-        <w:t>, dan/</w:t>
-      </w:r>
-      <w:proofErr w:type="spellStart"/>
-      <w:r>
-        <w:rPr>
-          <w:rFonts w:ascii="Bookman Old Style" w:eastAsia="Bookman Old Style" w:hAnsi="Bookman Old Style" w:cs="Bookman Old Style"/>
-          <w:color w:val="000000"/>
-          <w:sz w:val="24"/>
-          <w:szCs w:val="24"/>
-        </w:rPr>
-        <w:t>atau</w:t>
-      </w:r>
-      <w:proofErr w:type="spellEnd"/>
-      <w:r>
-        <w:rPr>
-          <w:rFonts w:ascii="Bookman Old Style" w:eastAsia="Bookman Old Style" w:hAnsi="Bookman Old Style" w:cs="Bookman Old Style"/>
-          <w:color w:val="000000"/>
-          <w:sz w:val="24"/>
-          <w:szCs w:val="24"/>
-        </w:rPr>
-        <w:t xml:space="preserve"> </w:t>
-      </w:r>
-      <w:proofErr w:type="spellStart"/>
-      <w:r>
-        <w:rPr>
-          <w:rFonts w:ascii="Bookman Old Style" w:eastAsia="Bookman Old Style" w:hAnsi="Bookman Old Style" w:cs="Bookman Old Style"/>
-          <w:color w:val="000000"/>
-          <w:sz w:val="24"/>
-          <w:szCs w:val="24"/>
-        </w:rPr>
-        <w:t>kunjungan</w:t>
-      </w:r>
-      <w:proofErr w:type="spellEnd"/>
-      <w:r>
-        <w:rPr>
-          <w:rFonts w:ascii="Bookman Old Style" w:eastAsia="Bookman Old Style" w:hAnsi="Bookman Old Style" w:cs="Bookman Old Style"/>
-          <w:color w:val="000000"/>
-          <w:sz w:val="24"/>
-          <w:szCs w:val="24"/>
-        </w:rPr>
-        <w:t xml:space="preserve"> </w:t>
-      </w:r>
-      <w:proofErr w:type="spellStart"/>
-      <w:r>
-        <w:rPr>
-          <w:rFonts w:ascii="Bookman Old Style" w:eastAsia="Bookman Old Style" w:hAnsi="Bookman Old Style" w:cs="Bookman Old Style"/>
-          <w:color w:val="000000"/>
-          <w:sz w:val="24"/>
-          <w:szCs w:val="24"/>
-        </w:rPr>
-        <w:t>kembali</w:t>
-      </w:r>
-      <w:proofErr w:type="spellEnd"/>
-      <w:r>
-        <w:rPr>
-          <w:rFonts w:ascii="Bookman Old Style" w:eastAsia="Bookman Old Style" w:hAnsi="Bookman Old Style" w:cs="Bookman Old Style"/>
-          <w:color w:val="000000"/>
-          <w:sz w:val="24"/>
-          <w:szCs w:val="24"/>
-        </w:rPr>
-        <w:t xml:space="preserve"> </w:t>
-      </w:r>
-      <w:proofErr w:type="spellStart"/>
-      <w:r>
-        <w:rPr>
-          <w:rFonts w:ascii="Bookman Old Style" w:eastAsia="Bookman Old Style" w:hAnsi="Bookman Old Style" w:cs="Bookman Old Style"/>
-          <w:color w:val="000000"/>
-          <w:sz w:val="24"/>
-          <w:szCs w:val="24"/>
-        </w:rPr>
-        <w:t>ke</w:t>
-      </w:r>
-      <w:proofErr w:type="spellEnd"/>
-      <w:r>
-        <w:rPr>
-          <w:rFonts w:ascii="Bookman Old Style" w:eastAsia="Bookman Old Style" w:hAnsi="Bookman Old Style" w:cs="Bookman Old Style"/>
-          <w:color w:val="000000"/>
-          <w:sz w:val="24"/>
-          <w:szCs w:val="24"/>
-        </w:rPr>
-        <w:t xml:space="preserve"> </w:t>
-      </w:r>
-      <w:proofErr w:type="spellStart"/>
-      <w:r>
-        <w:rPr>
-          <w:rFonts w:ascii="Bookman Old Style" w:eastAsia="Bookman Old Style" w:hAnsi="Bookman Old Style" w:cs="Bookman Old Style"/>
-          <w:color w:val="000000"/>
-          <w:sz w:val="24"/>
-          <w:szCs w:val="24"/>
-        </w:rPr>
-        <w:t>lapangan</w:t>
-      </w:r>
-      <w:proofErr w:type="spellEnd"/>
-      <w:r>
-        <w:rPr>
-          <w:rFonts w:ascii="Bookman Old Style" w:eastAsia="Bookman Old Style" w:hAnsi="Bookman Old Style" w:cs="Bookman Old Style"/>
-          <w:color w:val="000000"/>
-          <w:sz w:val="24"/>
-          <w:szCs w:val="24"/>
-        </w:rPr>
-        <w:t xml:space="preserve"> </w:t>
-      </w:r>
-      <w:proofErr w:type="spellStart"/>
-      <w:r>
-        <w:rPr>
-          <w:rFonts w:ascii="Bookman Old Style" w:eastAsia="Bookman Old Style" w:hAnsi="Bookman Old Style" w:cs="Bookman Old Style"/>
-          <w:color w:val="000000"/>
-          <w:sz w:val="24"/>
-          <w:szCs w:val="24"/>
-        </w:rPr>
-        <w:t>merujuk</w:t>
-      </w:r>
-      <w:proofErr w:type="spellEnd"/>
-      <w:r>
-        <w:rPr>
-          <w:rFonts w:ascii="Bookman Old Style" w:eastAsia="Bookman Old Style" w:hAnsi="Bookman Old Style" w:cs="Bookman Old Style"/>
-          <w:color w:val="000000"/>
-          <w:sz w:val="24"/>
-          <w:szCs w:val="24"/>
-        </w:rPr>
-        <w:t xml:space="preserve"> pada </w:t>
-      </w:r>
-      <w:proofErr w:type="spellStart"/>
-      <w:r>
-        <w:rPr>
-          <w:rFonts w:ascii="Bookman Old Style" w:eastAsia="Bookman Old Style" w:hAnsi="Bookman Old Style" w:cs="Bookman Old Style"/>
-          <w:color w:val="000000"/>
-          <w:sz w:val="24"/>
-          <w:szCs w:val="24"/>
-        </w:rPr>
-        <w:t>perjanjian</w:t>
-      </w:r>
-      <w:proofErr w:type="spellEnd"/>
-      <w:r>
-        <w:rPr>
-          <w:rFonts w:ascii="Bookman Old Style" w:eastAsia="Bookman Old Style" w:hAnsi="Bookman Old Style" w:cs="Bookman Old Style"/>
-          <w:color w:val="000000"/>
-          <w:sz w:val="24"/>
-          <w:szCs w:val="24"/>
-        </w:rPr>
-        <w:t xml:space="preserve"> yang </w:t>
-      </w:r>
-      <w:proofErr w:type="spellStart"/>
-      <w:r>
-        <w:rPr>
-          <w:rFonts w:ascii="Bookman Old Style" w:eastAsia="Bookman Old Style" w:hAnsi="Bookman Old Style" w:cs="Bookman Old Style"/>
-          <w:color w:val="000000"/>
-          <w:sz w:val="24"/>
-          <w:szCs w:val="24"/>
-        </w:rPr>
-        <w:t>ditandatangani</w:t>
-      </w:r>
-      <w:proofErr w:type="spellEnd"/>
-      <w:r>
-        <w:rPr>
-          <w:rFonts w:ascii="Bookman Old Style" w:eastAsia="Bookman Old Style" w:hAnsi="Bookman Old Style" w:cs="Bookman Old Style"/>
-          <w:color w:val="000000"/>
-          <w:sz w:val="24"/>
-          <w:szCs w:val="24"/>
-        </w:rPr>
-        <w:t xml:space="preserve"> oleh </w:t>
+        <w:t xml:space="preserve">perubahan, dan/atau kunjungan kembali ke lapangan merujuk pada perjanjian yang ditandatangani oleh </w:t>
       </w:r>
       <w:r>
         <w:rPr>
@@ -4544,27 +2752,7 @@
                 <w:sz w:val="24"/>
                 <w:szCs w:val="24"/>
               </w:rPr>
-              <w:t>{</w:t>
-            </w:r>
-            <w:proofErr w:type="spellStart"/>
-            <w:r>
-              <w:rPr>
-                <w:rFonts w:ascii="Bookman Old Style" w:eastAsia="Bookman Old Style" w:hAnsi="Bookman Old Style" w:cs="Bookman Old Style"/>
-                <w:color w:val="000000"/>
-                <w:sz w:val="24"/>
-                <w:szCs w:val="24"/>
-              </w:rPr>
-              <w:t>nama_petugas</w:t>
-            </w:r>
-            <w:proofErr w:type="spellEnd"/>
-            <w:r>
-              <w:rPr>
-                <w:rFonts w:ascii="Bookman Old Style" w:eastAsia="Bookman Old Style" w:hAnsi="Bookman Old Style" w:cs="Bookman Old Style"/>
-                <w:color w:val="000000"/>
-                <w:sz w:val="24"/>
-                <w:szCs w:val="24"/>
-              </w:rPr>
-              <w:t>}</w:t>
+              <w:t>{nama_petugas}</w:t>
             </w:r>
             <w:r>
               <w:rPr>
@@ -4644,27 +2832,7 @@
                 <w:sz w:val="24"/>
                 <w:szCs w:val="24"/>
               </w:rPr>
-              <w:t>(</w:t>
-            </w:r>
-            <w:proofErr w:type="spellStart"/>
-            <w:r>
-              <w:rPr>
-                <w:rFonts w:ascii="Bookman Old Style" w:eastAsia="Bookman Old Style" w:hAnsi="Bookman Old Style" w:cs="Bookman Old Style"/>
-                <w:color w:val="000000"/>
-                <w:sz w:val="24"/>
-                <w:szCs w:val="24"/>
-              </w:rPr>
-              <w:t>Nuraliyah</w:t>
-            </w:r>
-            <w:proofErr w:type="spellEnd"/>
-            <w:r>
-              <w:rPr>
-                <w:rFonts w:ascii="Bookman Old Style" w:eastAsia="Bookman Old Style" w:hAnsi="Bookman Old Style" w:cs="Bookman Old Style"/>
-                <w:color w:val="000000"/>
-                <w:sz w:val="24"/>
-                <w:szCs w:val="24"/>
-              </w:rPr>
-              <w:t>)</w:t>
+              <w:t>(Nuraliyah)</w:t>
             </w:r>
           </w:p>
         </w:tc>
@@ -4960,27 +3128,15 @@
                 <w:szCs w:val="24"/>
               </w:rPr>
             </w:pPr>
-            <w:proofErr w:type="spellStart"/>
-            <w:r>
-              <w:rPr>
-                <w:rFonts w:ascii="Bookman Old Style" w:eastAsia="Bookman Old Style" w:hAnsi="Bookman Old Style" w:cs="Bookman Old Style"/>
-                <w:color w:val="000000"/>
-                <w:sz w:val="24"/>
-                <w:szCs w:val="24"/>
-              </w:rPr>
-              <w:t>Uraian</w:t>
-            </w:r>
-            <w:proofErr w:type="spellEnd"/>
-            <w:r>
-              <w:rPr>
-                <w:rFonts w:ascii="Bookman Old Style" w:eastAsia="Bookman Old Style" w:hAnsi="Bookman Old Style" w:cs="Bookman Old Style"/>
-                <w:color w:val="000000"/>
-                <w:sz w:val="24"/>
-                <w:szCs w:val="24"/>
-              </w:rPr>
-              <w:t xml:space="preserve"> </w:t>
-            </w:r>
-            <w:proofErr w:type="spellStart"/>
+            <w:r>
+              <w:rPr>
+                <w:rFonts w:ascii="Bookman Old Style" w:eastAsia="Bookman Old Style" w:hAnsi="Bookman Old Style" w:cs="Bookman Old Style"/>
+                <w:color w:val="000000"/>
+                <w:sz w:val="24"/>
+                <w:szCs w:val="24"/>
+              </w:rPr>
+              <w:t xml:space="preserve">Uraian </w:t>
+            </w:r>
             <w:r>
               <w:rPr>
                 <w:rFonts w:ascii="Bookman Old Style" w:eastAsia="Bookman Old Style" w:hAnsi="Bookman Old Style" w:cs="Bookman Old Style"/>
@@ -4989,7 +3145,6 @@
               </w:rPr>
               <w:t>Pekerjaan</w:t>
             </w:r>
-            <w:proofErr w:type="spellEnd"/>
           </w:p>
         </w:tc>
         <w:tc>
@@ -5021,17 +3176,7 @@
                 <w:sz w:val="24"/>
                 <w:szCs w:val="24"/>
               </w:rPr>
-              <w:t xml:space="preserve">Waktu </w:t>
-            </w:r>
-            <w:proofErr w:type="spellStart"/>
-            <w:r>
-              <w:rPr>
-                <w:rFonts w:ascii="Bookman Old Style" w:eastAsia="Bookman Old Style" w:hAnsi="Bookman Old Style" w:cs="Bookman Old Style"/>
-                <w:color w:val="000000"/>
-                <w:sz w:val="24"/>
-                <w:szCs w:val="24"/>
-              </w:rPr>
-              <w:t>Penyelesa</w:t>
+              <w:t>Waktu Penyelesa</w:t>
             </w:r>
             <w:r>
               <w:rPr>
@@ -5041,7 +3186,6 @@
               </w:rPr>
               <w:t>ian</w:t>
             </w:r>
-            <w:proofErr w:type="spellEnd"/>
           </w:p>
         </w:tc>
         <w:tc>
@@ -5073,19 +3217,8 @@
                 <w:sz w:val="24"/>
                 <w:szCs w:val="24"/>
               </w:rPr>
-              <w:t xml:space="preserve">Target </w:t>
-            </w:r>
-            <w:proofErr w:type="spellStart"/>
-            <w:r>
-              <w:rPr>
-                <w:rFonts w:ascii="Bookman Old Style" w:eastAsia="Bookman Old Style" w:hAnsi="Bookman Old Style" w:cs="Bookman Old Style"/>
-                <w:color w:val="000000"/>
-                <w:sz w:val="24"/>
-                <w:szCs w:val="24"/>
-              </w:rPr>
-              <w:t>Pekerjaan</w:t>
-            </w:r>
-            <w:proofErr w:type="spellEnd"/>
+              <w:t>Target Pekerjaan</w:t>
+            </w:r>
           </w:p>
         </w:tc>
         <w:tc>
@@ -5110,37 +3243,15 @@
                 <w:szCs w:val="24"/>
               </w:rPr>
             </w:pPr>
-            <w:proofErr w:type="spellStart"/>
-            <w:r>
-              <w:rPr>
-                <w:rFonts w:ascii="Bookman Old Style" w:eastAsia="Bookman Old Style" w:hAnsi="Bookman Old Style" w:cs="Bookman Old Style"/>
-                <w:color w:val="000000"/>
-                <w:sz w:val="24"/>
-                <w:szCs w:val="24"/>
-              </w:rPr>
-              <w:t>Realisasi</w:t>
-            </w:r>
-            <w:proofErr w:type="spellEnd"/>
-            <w:r>
-              <w:rPr>
-                <w:rFonts w:ascii="Bookman Old Style" w:eastAsia="Bookman Old Style" w:hAnsi="Bookman Old Style" w:cs="Bookman Old Style"/>
-                <w:color w:val="000000"/>
-                <w:sz w:val="24"/>
-                <w:szCs w:val="24"/>
-              </w:rPr>
-              <w:t xml:space="preserve"> </w:t>
-            </w:r>
-            <w:proofErr w:type="spellStart"/>
-            <w:r>
-              <w:rPr>
-                <w:rFonts w:ascii="Bookman Old Style" w:eastAsia="Bookman Old Style" w:hAnsi="Bookman Old Style" w:cs="Bookman Old Style"/>
-                <w:color w:val="000000"/>
-                <w:sz w:val="24"/>
-                <w:szCs w:val="24"/>
-              </w:rPr>
-              <w:t>Pekerjaan</w:t>
-            </w:r>
-            <w:proofErr w:type="spellEnd"/>
+            <w:r>
+              <w:rPr>
+                <w:rFonts w:ascii="Bookman Old Style" w:eastAsia="Bookman Old Style" w:hAnsi="Bookman Old Style" w:cs="Bookman Old Style"/>
+                <w:color w:val="000000"/>
+                <w:sz w:val="24"/>
+                <w:szCs w:val="24"/>
+              </w:rPr>
+              <w:t>Realisasi Pekerjaan</w:t>
+            </w:r>
           </w:p>
         </w:tc>
         <w:tc>
@@ -5172,19 +3283,8 @@
                 <w:sz w:val="24"/>
                 <w:szCs w:val="24"/>
               </w:rPr>
-              <w:t xml:space="preserve">Nilai </w:t>
-            </w:r>
-            <w:proofErr w:type="spellStart"/>
-            <w:r>
-              <w:rPr>
-                <w:rFonts w:ascii="Bookman Old Style" w:eastAsia="Bookman Old Style" w:hAnsi="Bookman Old Style" w:cs="Bookman Old Style"/>
-                <w:color w:val="000000"/>
-                <w:sz w:val="24"/>
-                <w:szCs w:val="24"/>
-              </w:rPr>
-              <w:t>Perjanjian</w:t>
-            </w:r>
-            <w:proofErr w:type="spellEnd"/>
+              <w:t>Nilai Perjanjian</w:t>
+            </w:r>
           </w:p>
         </w:tc>
       </w:tr>
@@ -5276,7 +3376,6 @@
                 <w:szCs w:val="24"/>
               </w:rPr>
             </w:pPr>
-            <w:proofErr w:type="spellStart"/>
             <w:r>
               <w:rPr>
                 <w:rFonts w:ascii="Bookman Old Style" w:eastAsia="Bookman Old Style" w:hAnsi="Bookman Old Style" w:cs="Bookman Old Style"/>
@@ -5286,7 +3385,6 @@
               </w:rPr>
               <w:t>Presentase</w:t>
             </w:r>
-            <w:proofErr w:type="spellEnd"/>
           </w:p>
         </w:tc>
         <w:tc>
@@ -5641,59 +3739,13 @@
                 <w:szCs w:val="24"/>
               </w:rPr>
             </w:pPr>
-            <w:proofErr w:type="spellStart"/>
-            <w:r>
-              <w:rPr>
-                <w:rFonts w:ascii="Bookman Old Style" w:eastAsia="Bookman Old Style" w:hAnsi="Bookman Old Style" w:cs="Bookman Old Style"/>
-                <w:sz w:val="24"/>
-                <w:szCs w:val="24"/>
-              </w:rPr>
-              <w:t>Melakukan</w:t>
-            </w:r>
-            <w:proofErr w:type="spellEnd"/>
-            <w:r>
-              <w:rPr>
-                <w:rFonts w:ascii="Bookman Old Style" w:eastAsia="Bookman Old Style" w:hAnsi="Bookman Old Style" w:cs="Bookman Old Style"/>
-                <w:sz w:val="24"/>
-                <w:szCs w:val="24"/>
-              </w:rPr>
-              <w:t xml:space="preserve"> </w:t>
-            </w:r>
-            <w:proofErr w:type="spellStart"/>
-            <w:r>
-              <w:rPr>
-                <w:rFonts w:ascii="Bookman Old Style" w:eastAsia="Bookman Old Style" w:hAnsi="Bookman Old Style" w:cs="Bookman Old Style"/>
-                <w:sz w:val="24"/>
-                <w:szCs w:val="24"/>
-              </w:rPr>
-              <w:t>pendataan</w:t>
-            </w:r>
-            <w:proofErr w:type="spellEnd"/>
-            <w:r>
-              <w:rPr>
-                <w:rFonts w:ascii="Bookman Old Style" w:eastAsia="Bookman Old Style" w:hAnsi="Bookman Old Style" w:cs="Bookman Old Style"/>
-                <w:sz w:val="24"/>
-                <w:szCs w:val="24"/>
-              </w:rPr>
-              <w:t xml:space="preserve"> </w:t>
-            </w:r>
-            <w:proofErr w:type="spellStart"/>
-            <w:r>
-              <w:rPr>
-                <w:rFonts w:ascii="Bookman Old Style" w:eastAsia="Bookman Old Style" w:hAnsi="Bookman Old Style" w:cs="Bookman Old Style"/>
-                <w:sz w:val="24"/>
-                <w:szCs w:val="24"/>
-              </w:rPr>
-              <w:t>lapangan</w:t>
-            </w:r>
-            <w:proofErr w:type="spellEnd"/>
-            <w:r>
-              <w:rPr>
-                <w:rFonts w:ascii="Bookman Old Style" w:eastAsia="Bookman Old Style" w:hAnsi="Bookman Old Style" w:cs="Bookman Old Style"/>
-                <w:sz w:val="24"/>
-                <w:szCs w:val="24"/>
-              </w:rPr>
-              <w:t xml:space="preserve"> </w:t>
+            <w:r>
+              <w:rPr>
+                <w:rFonts w:ascii="Bookman Old Style" w:eastAsia="Bookman Old Style" w:hAnsi="Bookman Old Style" w:cs="Bookman Old Style"/>
+                <w:sz w:val="24"/>
+                <w:szCs w:val="24"/>
+              </w:rPr>
+              <w:t xml:space="preserve">Melakukan pendataan lapangan </w:t>
             </w:r>
             <w:r>
               <w:rPr>
@@ -5711,25 +3763,7 @@
                 <w:sz w:val="24"/>
                 <w:szCs w:val="24"/>
               </w:rPr>
-              <w:t xml:space="preserve">Sensus Ekonomi 2026 </w:t>
-            </w:r>
-            <w:proofErr w:type="spellStart"/>
-            <w:r>
-              <w:rPr>
-                <w:rFonts w:ascii="Bookman Old Style" w:eastAsia="Bookman Old Style" w:hAnsi="Bookman Old Style" w:cs="Bookman Old Style"/>
-                <w:sz w:val="24"/>
-                <w:szCs w:val="24"/>
-              </w:rPr>
-              <w:t>termin</w:t>
-            </w:r>
-            <w:proofErr w:type="spellEnd"/>
-            <w:r>
-              <w:rPr>
-                <w:rFonts w:ascii="Bookman Old Style" w:eastAsia="Bookman Old Style" w:hAnsi="Bookman Old Style" w:cs="Bookman Old Style"/>
-                <w:sz w:val="24"/>
-                <w:szCs w:val="24"/>
-              </w:rPr>
-              <w:t xml:space="preserve"> II</w:t>
+              <w:t>Sensus Ekonomi 2026 termin II</w:t>
             </w:r>
           </w:p>
         </w:tc>
@@ -5852,7 +3886,23 @@
                 <w:sz w:val="24"/>
                 <w:szCs w:val="24"/>
               </w:rPr>
-              <w:t>{sls_60}</w:t>
+              <w:t>{sls_</w:t>
+            </w:r>
+            <w:r>
+              <w:rPr>
+                <w:rFonts w:ascii="Bookman Old Style" w:eastAsia="Bookman Old Style" w:hAnsi="Bookman Old Style" w:cs="Bookman Old Style"/>
+                <w:sz w:val="24"/>
+                <w:szCs w:val="24"/>
+              </w:rPr>
+              <w:t>50</w:t>
+            </w:r>
+            <w:r>
+              <w:rPr>
+                <w:rFonts w:ascii="Bookman Old Style" w:eastAsia="Bookman Old Style" w:hAnsi="Bookman Old Style" w:cs="Bookman Old Style"/>
+                <w:sz w:val="24"/>
+                <w:szCs w:val="24"/>
+              </w:rPr>
+              <w:t>}</w:t>
             </w:r>
             <w:r>
               <w:rPr>
@@ -5885,61 +3935,7 @@
                 <w:sz w:val="24"/>
                 <w:szCs w:val="24"/>
               </w:rPr>
-              <w:t xml:space="preserve">Telah </w:t>
-            </w:r>
-            <w:proofErr w:type="spellStart"/>
-            <w:r>
-              <w:rPr>
-                <w:rFonts w:ascii="Bookman Old Style" w:eastAsia="Bookman Old Style" w:hAnsi="Bookman Old Style" w:cs="Bookman Old Style"/>
-                <w:sz w:val="24"/>
-                <w:szCs w:val="24"/>
-              </w:rPr>
-              <w:t>mencapai</w:t>
-            </w:r>
-            <w:proofErr w:type="spellEnd"/>
-            <w:r>
-              <w:rPr>
-                <w:rFonts w:ascii="Bookman Old Style" w:eastAsia="Bookman Old Style" w:hAnsi="Bookman Old Style" w:cs="Bookman Old Style"/>
-                <w:sz w:val="24"/>
-                <w:szCs w:val="24"/>
-              </w:rPr>
-              <w:t xml:space="preserve"> target </w:t>
-            </w:r>
-            <w:proofErr w:type="spellStart"/>
-            <w:r>
-              <w:rPr>
-                <w:rFonts w:ascii="Bookman Old Style" w:eastAsia="Bookman Old Style" w:hAnsi="Bookman Old Style" w:cs="Bookman Old Style"/>
-                <w:sz w:val="24"/>
-                <w:szCs w:val="24"/>
-              </w:rPr>
-              <w:t>pekerjaan</w:t>
-            </w:r>
-            <w:proofErr w:type="spellEnd"/>
-            <w:r>
-              <w:rPr>
-                <w:rFonts w:ascii="Bookman Old Style" w:eastAsia="Bookman Old Style" w:hAnsi="Bookman Old Style" w:cs="Bookman Old Style"/>
-                <w:sz w:val="24"/>
-                <w:szCs w:val="24"/>
-              </w:rPr>
-              <w:t xml:space="preserve"> </w:t>
-            </w:r>
-            <w:proofErr w:type="spellStart"/>
-            <w:r>
-              <w:rPr>
-                <w:rFonts w:ascii="Bookman Old Style" w:eastAsia="Bookman Old Style" w:hAnsi="Bookman Old Style" w:cs="Bookman Old Style"/>
-                <w:sz w:val="24"/>
-                <w:szCs w:val="24"/>
-              </w:rPr>
-              <w:t>sebesar</w:t>
-            </w:r>
-            <w:proofErr w:type="spellEnd"/>
-            <w:r>
-              <w:rPr>
-                <w:rFonts w:ascii="Bookman Old Style" w:eastAsia="Bookman Old Style" w:hAnsi="Bookman Old Style" w:cs="Bookman Old Style"/>
-                <w:sz w:val="24"/>
-                <w:szCs w:val="24"/>
-              </w:rPr>
-              <w:t xml:space="preserve"> </w:t>
+              <w:t xml:space="preserve">Telah mencapai target pekerjaan sebesar </w:t>
             </w:r>
             <w:r>
               <w:rPr>
@@ -5950,31 +3946,7 @@
                 <w:szCs w:val="24"/>
                 <w:u w:val="single"/>
               </w:rPr>
-              <w:t>{</w:t>
-            </w:r>
-            <w:proofErr w:type="spellStart"/>
-            <w:r>
-              <w:rPr>
-                <w:rFonts w:ascii="Bookman Old Style" w:eastAsia="Bookman Old Style" w:hAnsi="Bookman Old Style" w:cs="Bookman Old Style"/>
-                <w:i/>
-                <w:iCs/>
-                <w:sz w:val="24"/>
-                <w:szCs w:val="24"/>
-                <w:u w:val="single"/>
-              </w:rPr>
-              <w:t>sls_ongoing</w:t>
-            </w:r>
-            <w:proofErr w:type="spellEnd"/>
-            <w:r>
-              <w:rPr>
-                <w:rFonts w:ascii="Bookman Old Style" w:eastAsia="Bookman Old Style" w:hAnsi="Bookman Old Style" w:cs="Bookman Old Style"/>
-                <w:i/>
-                <w:iCs/>
-                <w:sz w:val="24"/>
-                <w:szCs w:val="24"/>
-                <w:u w:val="single"/>
-              </w:rPr>
-              <w:t>}</w:t>
+              <w:t>{sls_ongoing}</w:t>
             </w:r>
             <w:r>
               <w:rPr>
@@ -6302,7 +4274,6 @@
           <w:szCs w:val="24"/>
         </w:rPr>
       </w:pPr>
-      <w:proofErr w:type="spellStart"/>
       <w:r>
         <w:rPr>
           <w:rFonts w:ascii="Bookman Old Style" w:eastAsia="Bookman Old Style" w:hAnsi="Bookman Old Style" w:cs="Bookman Old Style"/>
@@ -6310,37 +4281,7 @@
           <w:sz w:val="24"/>
           <w:szCs w:val="24"/>
         </w:rPr>
-        <w:t>Screenshoot</w:t>
-      </w:r>
-      <w:proofErr w:type="spellEnd"/>
-      <w:r>
-        <w:rPr>
-          <w:rFonts w:ascii="Bookman Old Style" w:eastAsia="Bookman Old Style" w:hAnsi="Bookman Old Style" w:cs="Bookman Old Style"/>
-          <w:color w:val="000000"/>
-          <w:sz w:val="24"/>
-          <w:szCs w:val="24"/>
-        </w:rPr>
-        <w:t xml:space="preserve"> </w:t>
-      </w:r>
-      <w:proofErr w:type="spellStart"/>
-      <w:r>
-        <w:rPr>
-          <w:rFonts w:ascii="Bookman Old Style" w:eastAsia="Bookman Old Style" w:hAnsi="Bookman Old Style" w:cs="Bookman Old Style"/>
-          <w:color w:val="000000"/>
-          <w:sz w:val="24"/>
-          <w:szCs w:val="24"/>
-        </w:rPr>
-        <w:t>Aplikasi</w:t>
-      </w:r>
-      <w:proofErr w:type="spellEnd"/>
-      <w:r>
-        <w:rPr>
-          <w:rFonts w:ascii="Bookman Old Style" w:eastAsia="Bookman Old Style" w:hAnsi="Bookman Old Style" w:cs="Bookman Old Style"/>
-          <w:color w:val="000000"/>
-          <w:sz w:val="24"/>
-          <w:szCs w:val="24"/>
-        </w:rPr>
-        <w:t xml:space="preserve"> Fasih</w:t>
+        <w:t>Screenshoot Aplikasi Fasih</w:t>
       </w:r>
     </w:p>
     <w:p>
@@ -6363,27 +4304,7 @@
           <w:szCs w:val="24"/>
           <w:lang w:val="en"/>
         </w:rPr>
-        <w:t>{%</w:t>
-      </w:r>
-      <w:proofErr w:type="spellStart"/>
-      <w:r>
-        <w:rPr>
-          <w:rFonts w:ascii="Bookman Old Style" w:eastAsia="Bookman Old Style" w:hAnsi="Bookman Old Style" w:cs="Bookman Old Style"/>
-          <w:sz w:val="24"/>
-          <w:szCs w:val="24"/>
-          <w:lang w:val="en"/>
-        </w:rPr>
-        <w:t>halaman_depan</w:t>
-      </w:r>
-      <w:proofErr w:type="spellEnd"/>
-      <w:r>
-        <w:rPr>
-          <w:rFonts w:ascii="Bookman Old Style" w:eastAsia="Bookman Old Style" w:hAnsi="Bookman Old Style" w:cs="Bookman Old Style"/>
-          <w:sz w:val="24"/>
-          <w:szCs w:val="24"/>
-          <w:lang w:val="en"/>
-        </w:rPr>
-        <w:t>}</w:t>
+        <w:t>{%halaman_depan}</w:t>
       </w:r>
     </w:p>
     <w:tbl>
@@ -6424,23 +4345,7 @@
                 <w:rFonts w:ascii="Arial" w:eastAsia="Arial" w:hAnsi="Arial"/>
                 <w:sz w:val="16"/>
               </w:rPr>
-              <w:t>{#foto_</w:t>
-            </w:r>
-            <w:proofErr w:type="gramStart"/>
-            <w:r>
-              <w:rPr>
-                <w:rFonts w:ascii="Arial" w:eastAsia="Arial" w:hAnsi="Arial"/>
-                <w:sz w:val="16"/>
-              </w:rPr>
-              <w:t>rows}{</w:t>
-            </w:r>
-            <w:proofErr w:type="gramEnd"/>
-            <w:r>
-              <w:rPr>
-                <w:rFonts w:ascii="Arial" w:eastAsia="Arial" w:hAnsi="Arial"/>
-                <w:sz w:val="16"/>
-              </w:rPr>
-              <w:t>%foto1}</w:t>
+              <w:t>{#foto_rows}{%foto1}</w:t>
             </w:r>
           </w:p>
         </w:tc>
@@ -6490,39 +4395,7 @@
                 <w:rFonts w:ascii="Arial" w:eastAsia="Arial" w:hAnsi="Arial"/>
                 <w:sz w:val="16"/>
               </w:rPr>
-              <w:t>{%foto</w:t>
-            </w:r>
-            <w:proofErr w:type="gramStart"/>
-            <w:r>
-              <w:rPr>
-                <w:rFonts w:ascii="Arial" w:eastAsia="Arial" w:hAnsi="Arial"/>
-                <w:sz w:val="16"/>
-              </w:rPr>
-              <w:t>3}{</w:t>
-            </w:r>
-            <w:proofErr w:type="gramEnd"/>
-            <w:r>
-              <w:rPr>
-                <w:rFonts w:ascii="Arial" w:eastAsia="Arial" w:hAnsi="Arial"/>
-                <w:sz w:val="16"/>
-              </w:rPr>
-              <w:t>/</w:t>
-            </w:r>
-            <w:proofErr w:type="spellStart"/>
-            <w:r>
-              <w:rPr>
-                <w:rFonts w:ascii="Arial" w:eastAsia="Arial" w:hAnsi="Arial"/>
-                <w:sz w:val="16"/>
-              </w:rPr>
-              <w:t>foto_rows</w:t>
-            </w:r>
-            <w:proofErr w:type="spellEnd"/>
-            <w:r>
-              <w:rPr>
-                <w:rFonts w:ascii="Arial" w:eastAsia="Arial" w:hAnsi="Arial"/>
-                <w:sz w:val="16"/>
-              </w:rPr>
-              <w:t>}</w:t>
+              <w:t>{%foto3}{/foto_rows}</w:t>
             </w:r>
           </w:p>
         </w:tc>
@@ -6688,25 +4561,7 @@
                 <w:sz w:val="24"/>
                 <w:szCs w:val="24"/>
               </w:rPr>
-              <w:t>{</w:t>
-            </w:r>
-            <w:proofErr w:type="spellStart"/>
-            <w:r>
-              <w:rPr>
-                <w:rFonts w:ascii="Bookman Old Style" w:eastAsia="Bookman Old Style" w:hAnsi="Bookman Old Style" w:cs="Bookman Old Style"/>
-                <w:sz w:val="24"/>
-                <w:szCs w:val="24"/>
-              </w:rPr>
-              <w:t>nama_petugas</w:t>
-            </w:r>
-            <w:proofErr w:type="spellEnd"/>
-            <w:r>
-              <w:rPr>
-                <w:rFonts w:ascii="Bookman Old Style" w:eastAsia="Bookman Old Style" w:hAnsi="Bookman Old Style" w:cs="Bookman Old Style"/>
-                <w:sz w:val="24"/>
-                <w:szCs w:val="24"/>
-              </w:rPr>
-              <w:t>}</w:t>
+              <w:t>{nama_petugas}</w:t>
             </w:r>
             <w:r>
               <w:rPr>
@@ -6823,25 +4678,7 @@
                 <w:sz w:val="24"/>
                 <w:szCs w:val="24"/>
               </w:rPr>
-              <w:t>(</w:t>
-            </w:r>
-            <w:proofErr w:type="spellStart"/>
-            <w:r>
-              <w:rPr>
-                <w:rFonts w:ascii="Bookman Old Style" w:eastAsia="Bookman Old Style" w:hAnsi="Bookman Old Style" w:cs="Bookman Old Style"/>
-                <w:sz w:val="24"/>
-                <w:szCs w:val="24"/>
-              </w:rPr>
-              <w:t>Nuraliyah</w:t>
-            </w:r>
-            <w:proofErr w:type="spellEnd"/>
-            <w:r>
-              <w:rPr>
-                <w:rFonts w:ascii="Bookman Old Style" w:eastAsia="Bookman Old Style" w:hAnsi="Bookman Old Style" w:cs="Bookman Old Style"/>
-                <w:sz w:val="24"/>
-                <w:szCs w:val="24"/>
-              </w:rPr>
-              <w:t>)</w:t>
+              <w:t>(Nuraliyah)</w:t>
             </w:r>
           </w:p>
         </w:tc>
@@ -6925,23 +4762,13 @@
           <w:szCs w:val="24"/>
         </w:rPr>
       </w:pPr>
-      <w:proofErr w:type="spellStart"/>
-      <w:r>
-        <w:rPr>
-          <w:rFonts w:ascii="Bookman Old Style" w:eastAsia="Bookman Old Style" w:hAnsi="Bookman Old Style" w:cs="Bookman Old Style"/>
-          <w:sz w:val="24"/>
-          <w:szCs w:val="24"/>
-        </w:rPr>
-        <w:t>Menyetujui</w:t>
-      </w:r>
-      <w:proofErr w:type="spellEnd"/>
-      <w:r>
-        <w:rPr>
-          <w:rFonts w:ascii="Bookman Old Style" w:eastAsia="Bookman Old Style" w:hAnsi="Bookman Old Style" w:cs="Bookman Old Style"/>
-          <w:sz w:val="24"/>
-          <w:szCs w:val="24"/>
-        </w:rPr>
-        <w:t>,</w:t>
+      <w:r>
+        <w:rPr>
+          <w:rFonts w:ascii="Bookman Old Style" w:eastAsia="Bookman Old Style" w:hAnsi="Bookman Old Style" w:cs="Bookman Old Style"/>
+          <w:sz w:val="24"/>
+          <w:szCs w:val="24"/>
+        </w:rPr>
+        <w:t>Menyetujui,</w:t>
       </w:r>
       <w:r>
         <w:rPr>
@@ -6950,53 +4777,8 @@
           <w:szCs w:val="24"/>
         </w:rPr>
         <w:br/>
-      </w:r>
-      <w:proofErr w:type="spellStart"/>
-      <w:r>
-        <w:rPr>
-          <w:rFonts w:ascii="Bookman Old Style" w:eastAsia="Bookman Old Style" w:hAnsi="Bookman Old Style" w:cs="Bookman Old Style"/>
-          <w:sz w:val="24"/>
-          <w:szCs w:val="24"/>
-        </w:rPr>
-        <w:t>Pejabat</w:t>
-      </w:r>
-      <w:proofErr w:type="spellEnd"/>
-      <w:r>
-        <w:rPr>
-          <w:rFonts w:ascii="Bookman Old Style" w:eastAsia="Bookman Old Style" w:hAnsi="Bookman Old Style" w:cs="Bookman Old Style"/>
-          <w:sz w:val="24"/>
-          <w:szCs w:val="24"/>
-        </w:rPr>
-        <w:t xml:space="preserve"> </w:t>
-      </w:r>
-      <w:proofErr w:type="spellStart"/>
-      <w:r>
-        <w:rPr>
-          <w:rFonts w:ascii="Bookman Old Style" w:eastAsia="Bookman Old Style" w:hAnsi="Bookman Old Style" w:cs="Bookman Old Style"/>
-          <w:sz w:val="24"/>
-          <w:szCs w:val="24"/>
-        </w:rPr>
-        <w:t>Pembuat</w:t>
-      </w:r>
-      <w:proofErr w:type="spellEnd"/>
-      <w:r>
-        <w:rPr>
-          <w:rFonts w:ascii="Bookman Old Style" w:eastAsia="Bookman Old Style" w:hAnsi="Bookman Old Style" w:cs="Bookman Old Style"/>
-          <w:sz w:val="24"/>
-          <w:szCs w:val="24"/>
-        </w:rPr>
-        <w:t xml:space="preserve"> </w:t>
-      </w:r>
-      <w:proofErr w:type="spellStart"/>
-      <w:r>
-        <w:rPr>
-          <w:rFonts w:ascii="Bookman Old Style" w:eastAsia="Bookman Old Style" w:hAnsi="Bookman Old Style" w:cs="Bookman Old Style"/>
-          <w:sz w:val="24"/>
-          <w:szCs w:val="24"/>
-        </w:rPr>
-        <w:t>Komitmen</w:t>
-      </w:r>
-      <w:proofErr w:type="spellEnd"/>
+        <w:t>Pejabat Pembuat Komitmen</w:t>
+      </w:r>
     </w:p>
     <w:p>
       <w:pPr>
@@ -7324,16 +5106,7 @@
           <w:szCs w:val="24"/>
           <w:lang w:val="sv-SE"/>
         </w:rPr>
-        <w:t>{hari_terbilang</w:t>
-      </w:r>
-      <w:r>
-        <w:rPr>
-          <w:rFonts w:ascii="Bookman Old Style" w:eastAsia="Bookman Old Style" w:hAnsi="Bookman Old Style" w:cs="Bookman Old Style"/>
-          <w:sz w:val="24"/>
-          <w:szCs w:val="24"/>
-          <w:lang w:val="sv-SE"/>
-        </w:rPr>
-        <w:t>}</w:t>
+        <w:t>{hari_terbilang}</w:t>
       </w:r>
       <w:r>
         <w:rPr>
@@ -7351,16 +5124,7 @@
           <w:szCs w:val="24"/>
           <w:lang w:val="sv-SE"/>
         </w:rPr>
-        <w:t>{tanggal_terbilang</w:t>
-      </w:r>
-      <w:r>
-        <w:rPr>
-          <w:rFonts w:ascii="Bookman Old Style" w:eastAsia="Bookman Old Style" w:hAnsi="Bookman Old Style" w:cs="Bookman Old Style"/>
-          <w:sz w:val="24"/>
-          <w:szCs w:val="24"/>
-          <w:lang w:val="sv-SE"/>
-        </w:rPr>
-        <w:t>}</w:t>
+        <w:t>{tanggal_terbilang}</w:t>
       </w:r>
       <w:r>
         <w:rPr>
@@ -7378,25 +5142,7 @@
           <w:szCs w:val="24"/>
           <w:lang w:val="sv-SE"/>
         </w:rPr>
-        <w:t xml:space="preserve"> </w:t>
-      </w:r>
-      <w:r>
-        <w:rPr>
-          <w:rFonts w:ascii="Bookman Old Style" w:eastAsia="Bookman Old Style" w:hAnsi="Bookman Old Style" w:cs="Bookman Old Style"/>
-          <w:sz w:val="24"/>
-          <w:szCs w:val="24"/>
-          <w:lang w:val="sv-SE"/>
-        </w:rPr>
-        <w:t>{bulan_terbilang</w:t>
-      </w:r>
-      <w:r>
-        <w:rPr>
-          <w:rFonts w:ascii="Bookman Old Style" w:eastAsia="Bookman Old Style" w:hAnsi="Bookman Old Style" w:cs="Bookman Old Style"/>
-          <w:sz w:val="24"/>
-          <w:szCs w:val="24"/>
-          <w:lang w:val="sv-SE"/>
-        </w:rPr>
-        <w:t>}</w:t>
+        <w:t xml:space="preserve"> {bulan_terbilang}</w:t>
       </w:r>
       <w:r>
         <w:rPr>
@@ -8017,47 +5763,7 @@
           <w:szCs w:val="24"/>
           <w:lang w:val="en"/>
         </w:rPr>
-        <w:t xml:space="preserve">Dengan </w:t>
-      </w:r>
-      <w:proofErr w:type="spellStart"/>
-      <w:r>
-        <w:rPr>
-          <w:rFonts w:ascii="Bookman Old Style" w:eastAsia="Bookman Old Style" w:hAnsi="Bookman Old Style" w:cs="Bookman Old Style"/>
-          <w:sz w:val="24"/>
-          <w:szCs w:val="24"/>
-          <w:lang w:val="en"/>
-        </w:rPr>
-        <w:t>ini</w:t>
-      </w:r>
-      <w:proofErr w:type="spellEnd"/>
-      <w:r>
-        <w:rPr>
-          <w:rFonts w:ascii="Bookman Old Style" w:eastAsia="Bookman Old Style" w:hAnsi="Bookman Old Style" w:cs="Bookman Old Style"/>
-          <w:sz w:val="24"/>
-          <w:szCs w:val="24"/>
-          <w:lang w:val="en"/>
-        </w:rPr>
-        <w:t xml:space="preserve"> </w:t>
-      </w:r>
-      <w:proofErr w:type="spellStart"/>
-      <w:r>
-        <w:rPr>
-          <w:rFonts w:ascii="Bookman Old Style" w:eastAsia="Bookman Old Style" w:hAnsi="Bookman Old Style" w:cs="Bookman Old Style"/>
-          <w:sz w:val="24"/>
-          <w:szCs w:val="24"/>
-          <w:lang w:val="en"/>
-        </w:rPr>
-        <w:t>menyatakan</w:t>
-      </w:r>
-      <w:proofErr w:type="spellEnd"/>
-      <w:r>
-        <w:rPr>
-          <w:rFonts w:ascii="Bookman Old Style" w:eastAsia="Bookman Old Style" w:hAnsi="Bookman Old Style" w:cs="Bookman Old Style"/>
-          <w:sz w:val="24"/>
-          <w:szCs w:val="24"/>
-          <w:lang w:val="en"/>
-        </w:rPr>
-        <w:t xml:space="preserve">:  </w:t>
+        <w:t xml:space="preserve">Dengan ini menyatakan:  </w:t>
       </w:r>
     </w:p>
     <w:p>
@@ -8095,9 +5801,80 @@
           <w:szCs w:val="24"/>
           <w:lang w:val="en"/>
         </w:rPr>
+        <w:t xml:space="preserve"> telah melaksanakan seluruh pekerjaan Pendataan Lapangan Sensus Ekonomi 2026 pada Badan Pusat Statistik </w:t>
+      </w:r>
+      <w:r>
+        <w:rPr>
+          <w:rFonts w:ascii="Bookman Old Style" w:eastAsia="Bookman Old Style" w:hAnsi="Bookman Old Style" w:cs="Bookman Old Style"/>
+          <w:sz w:val="24"/>
+          <w:szCs w:val="24"/>
+          <w:lang w:val="en"/>
+        </w:rPr>
+        <w:t>Kota Jakarta Timur</w:t>
+      </w:r>
+      <w:r>
+        <w:rPr>
+          <w:rFonts w:ascii="Bookman Old Style" w:eastAsia="Bookman Old Style" w:hAnsi="Bookman Old Style" w:cs="Bookman Old Style"/>
+          <w:sz w:val="24"/>
+          <w:szCs w:val="24"/>
+          <w:lang w:val="en"/>
+        </w:rPr>
+        <w:t xml:space="preserve"> berdasarkan Perjanjian Kerja Nomor:</w:t>
+      </w:r>
+      <w:r>
+        <w:rPr>
+          <w:rFonts w:ascii="Bookman Old Style" w:eastAsia="Bookman Old Style" w:hAnsi="Bookman Old Style" w:cs="Bookman Old Style"/>
+          <w:sz w:val="24"/>
+          <w:szCs w:val="24"/>
+          <w:lang w:val="en"/>
+        </w:rPr>
+        <w:t xml:space="preserve"> {</w:t>
+      </w:r>
+      <w:r>
+        <w:rPr>
+          <w:rFonts w:ascii="Bookman Old Style" w:eastAsia="Bookman Old Style" w:hAnsi="Bookman Old Style" w:cs="Bookman Old Style"/>
+          <w:sz w:val="24"/>
+          <w:szCs w:val="24"/>
+          <w:lang w:val="en"/>
+        </w:rPr>
+        <w:t>no</w:t>
+      </w:r>
+      <w:r>
+        <w:rPr>
+          <w:rFonts w:ascii="Bookman Old Style" w:eastAsia="Bookman Old Style" w:hAnsi="Bookman Old Style" w:cs="Bookman Old Style"/>
+          <w:sz w:val="24"/>
+          <w:szCs w:val="24"/>
+          <w:lang w:val="en"/>
+        </w:rPr>
+        <w:t>mor_spk</w:t>
+      </w:r>
+      <w:r>
+        <w:rPr>
+          <w:rFonts w:ascii="Bookman Old Style" w:eastAsia="Bookman Old Style" w:hAnsi="Bookman Old Style" w:cs="Bookman Old Style"/>
+          <w:sz w:val="24"/>
+          <w:szCs w:val="24"/>
+          <w:lang w:val="en"/>
+        </w:rPr>
+        <w:t>}</w:t>
+      </w:r>
+      <w:r>
+        <w:rPr>
+          <w:rFonts w:ascii="Bookman Old Style" w:eastAsia="Bookman Old Style" w:hAnsi="Bookman Old Style" w:cs="Bookman Old Style"/>
+          <w:sz w:val="24"/>
+          <w:szCs w:val="24"/>
+          <w:lang w:val="en"/>
+        </w:rPr>
+        <w:t>, sesuai dengan target pekerjaan yang ditetapkan sebesar</w:t>
+      </w:r>
+      <w:r>
+        <w:rPr>
+          <w:rFonts w:ascii="Bookman Old Style" w:eastAsia="Bookman Old Style" w:hAnsi="Bookman Old Style" w:cs="Bookman Old Style"/>
+          <w:sz w:val="24"/>
+          <w:szCs w:val="24"/>
+          <w:lang w:val="en"/>
+        </w:rPr>
         <w:t xml:space="preserve"> </w:t>
       </w:r>
-      <w:proofErr w:type="spellStart"/>
       <w:r>
         <w:rPr>
           <w:rFonts w:ascii="Bookman Old Style" w:eastAsia="Bookman Old Style" w:hAnsi="Bookman Old Style" w:cs="Bookman Old Style"/>
@@ -8105,9 +5882,8 @@
           <w:szCs w:val="24"/>
           <w:lang w:val="en"/>
         </w:rPr>
-        <w:t>telah</w:t>
-      </w:r>
-      <w:proofErr w:type="spellEnd"/>
+        <w:t>{sls_ongoing}</w:t>
+      </w:r>
       <w:r>
         <w:rPr>
           <w:rFonts w:ascii="Bookman Old Style" w:eastAsia="Bookman Old Style" w:hAnsi="Bookman Old Style" w:cs="Bookman Old Style"/>
@@ -8117,7 +5893,6 @@
         </w:rPr>
         <w:t xml:space="preserve"> </w:t>
       </w:r>
-      <w:proofErr w:type="spellStart"/>
       <w:r>
         <w:rPr>
           <w:rFonts w:ascii="Bookman Old Style" w:eastAsia="Bookman Old Style" w:hAnsi="Bookman Old Style" w:cs="Bookman Old Style"/>
@@ -8125,9 +5900,8 @@
           <w:szCs w:val="24"/>
           <w:lang w:val="en"/>
         </w:rPr>
-        <w:t>melaksanakan</w:t>
-      </w:r>
-      <w:proofErr w:type="spellEnd"/>
+        <w:t xml:space="preserve">SLS/Sub-SLS dan/atau usaha besar selama pendataan </w:t>
+      </w:r>
       <w:r>
         <w:rPr>
           <w:rFonts w:ascii="Bookman Old Style" w:eastAsia="Bookman Old Style" w:hAnsi="Bookman Old Style" w:cs="Bookman Old Style"/>
@@ -8135,9 +5909,17 @@
           <w:szCs w:val="24"/>
           <w:lang w:val="en"/>
         </w:rPr>
+        <w:t>1</w:t>
+      </w:r>
+      <w:r>
+        <w:rPr>
+          <w:rFonts w:ascii="Bookman Old Style" w:eastAsia="Bookman Old Style" w:hAnsi="Bookman Old Style" w:cs="Bookman Old Style"/>
+          <w:sz w:val="24"/>
+          <w:szCs w:val="24"/>
+          <w:lang w:val="en"/>
+        </w:rPr>
         <w:t xml:space="preserve"> </w:t>
       </w:r>
-      <w:proofErr w:type="spellStart"/>
       <w:r>
         <w:rPr>
           <w:rFonts w:ascii="Bookman Old Style" w:eastAsia="Bookman Old Style" w:hAnsi="Bookman Old Style" w:cs="Bookman Old Style"/>
@@ -8145,9 +5927,8 @@
           <w:szCs w:val="24"/>
           <w:lang w:val="en"/>
         </w:rPr>
-        <w:t>seluruh</w:t>
-      </w:r>
-      <w:proofErr w:type="spellEnd"/>
+        <w:t>Juli</w:t>
+      </w:r>
       <w:r>
         <w:rPr>
           <w:rFonts w:ascii="Bookman Old Style" w:eastAsia="Bookman Old Style" w:hAnsi="Bookman Old Style" w:cs="Bookman Old Style"/>
@@ -8155,515 +5936,7 @@
           <w:szCs w:val="24"/>
           <w:lang w:val="en"/>
         </w:rPr>
-        <w:t xml:space="preserve"> </w:t>
-      </w:r>
-      <w:proofErr w:type="spellStart"/>
-      <w:r>
-        <w:rPr>
-          <w:rFonts w:ascii="Bookman Old Style" w:eastAsia="Bookman Old Style" w:hAnsi="Bookman Old Style" w:cs="Bookman Old Style"/>
-          <w:sz w:val="24"/>
-          <w:szCs w:val="24"/>
-          <w:lang w:val="en"/>
-        </w:rPr>
-        <w:t>pekerjaan</w:t>
-      </w:r>
-      <w:proofErr w:type="spellEnd"/>
-      <w:r>
-        <w:rPr>
-          <w:rFonts w:ascii="Bookman Old Style" w:eastAsia="Bookman Old Style" w:hAnsi="Bookman Old Style" w:cs="Bookman Old Style"/>
-          <w:sz w:val="24"/>
-          <w:szCs w:val="24"/>
-          <w:lang w:val="en"/>
-        </w:rPr>
-        <w:t xml:space="preserve"> </w:t>
-      </w:r>
-      <w:proofErr w:type="spellStart"/>
-      <w:r>
-        <w:rPr>
-          <w:rFonts w:ascii="Bookman Old Style" w:eastAsia="Bookman Old Style" w:hAnsi="Bookman Old Style" w:cs="Bookman Old Style"/>
-          <w:sz w:val="24"/>
-          <w:szCs w:val="24"/>
-          <w:lang w:val="en"/>
-        </w:rPr>
-        <w:t>Pendataan</w:t>
-      </w:r>
-      <w:proofErr w:type="spellEnd"/>
-      <w:r>
-        <w:rPr>
-          <w:rFonts w:ascii="Bookman Old Style" w:eastAsia="Bookman Old Style" w:hAnsi="Bookman Old Style" w:cs="Bookman Old Style"/>
-          <w:sz w:val="24"/>
-          <w:szCs w:val="24"/>
-          <w:lang w:val="en"/>
-        </w:rPr>
-        <w:t xml:space="preserve"> Lapangan Sensus Ekonomi 2026 pada Badan Pusat </w:t>
-      </w:r>
-      <w:proofErr w:type="spellStart"/>
-      <w:r>
-        <w:rPr>
-          <w:rFonts w:ascii="Bookman Old Style" w:eastAsia="Bookman Old Style" w:hAnsi="Bookman Old Style" w:cs="Bookman Old Style"/>
-          <w:sz w:val="24"/>
-          <w:szCs w:val="24"/>
-          <w:lang w:val="en"/>
-        </w:rPr>
-        <w:t>Statistik</w:t>
-      </w:r>
-      <w:proofErr w:type="spellEnd"/>
-      <w:r>
-        <w:rPr>
-          <w:rFonts w:ascii="Bookman Old Style" w:eastAsia="Bookman Old Style" w:hAnsi="Bookman Old Style" w:cs="Bookman Old Style"/>
-          <w:sz w:val="24"/>
-          <w:szCs w:val="24"/>
-          <w:lang w:val="en"/>
-        </w:rPr>
-        <w:t xml:space="preserve"> </w:t>
-      </w:r>
-      <w:r>
-        <w:rPr>
-          <w:rFonts w:ascii="Bookman Old Style" w:eastAsia="Bookman Old Style" w:hAnsi="Bookman Old Style" w:cs="Bookman Old Style"/>
-          <w:sz w:val="24"/>
-          <w:szCs w:val="24"/>
-          <w:lang w:val="en"/>
-        </w:rPr>
-        <w:t>Kota Jakarta Timur</w:t>
-      </w:r>
-      <w:r>
-        <w:rPr>
-          <w:rFonts w:ascii="Bookman Old Style" w:eastAsia="Bookman Old Style" w:hAnsi="Bookman Old Style" w:cs="Bookman Old Style"/>
-          <w:sz w:val="24"/>
-          <w:szCs w:val="24"/>
-          <w:lang w:val="en"/>
-        </w:rPr>
-        <w:t xml:space="preserve"> </w:t>
-      </w:r>
-      <w:proofErr w:type="spellStart"/>
-      <w:r>
-        <w:rPr>
-          <w:rFonts w:ascii="Bookman Old Style" w:eastAsia="Bookman Old Style" w:hAnsi="Bookman Old Style" w:cs="Bookman Old Style"/>
-          <w:sz w:val="24"/>
-          <w:szCs w:val="24"/>
-          <w:lang w:val="en"/>
-        </w:rPr>
-        <w:t>berdasarkan</w:t>
-      </w:r>
-      <w:proofErr w:type="spellEnd"/>
-      <w:r>
-        <w:rPr>
-          <w:rFonts w:ascii="Bookman Old Style" w:eastAsia="Bookman Old Style" w:hAnsi="Bookman Old Style" w:cs="Bookman Old Style"/>
-          <w:sz w:val="24"/>
-          <w:szCs w:val="24"/>
-          <w:lang w:val="en"/>
-        </w:rPr>
-        <w:t xml:space="preserve"> </w:t>
-      </w:r>
-      <w:proofErr w:type="spellStart"/>
-      <w:r>
-        <w:rPr>
-          <w:rFonts w:ascii="Bookman Old Style" w:eastAsia="Bookman Old Style" w:hAnsi="Bookman Old Style" w:cs="Bookman Old Style"/>
-          <w:sz w:val="24"/>
-          <w:szCs w:val="24"/>
-          <w:lang w:val="en"/>
-        </w:rPr>
-        <w:t>Perjanjian</w:t>
-      </w:r>
-      <w:proofErr w:type="spellEnd"/>
-      <w:r>
-        <w:rPr>
-          <w:rFonts w:ascii="Bookman Old Style" w:eastAsia="Bookman Old Style" w:hAnsi="Bookman Old Style" w:cs="Bookman Old Style"/>
-          <w:sz w:val="24"/>
-          <w:szCs w:val="24"/>
-          <w:lang w:val="en"/>
-        </w:rPr>
-        <w:t xml:space="preserve"> </w:t>
-      </w:r>
-      <w:proofErr w:type="spellStart"/>
-      <w:r>
-        <w:rPr>
-          <w:rFonts w:ascii="Bookman Old Style" w:eastAsia="Bookman Old Style" w:hAnsi="Bookman Old Style" w:cs="Bookman Old Style"/>
-          <w:sz w:val="24"/>
-          <w:szCs w:val="24"/>
-          <w:lang w:val="en"/>
-        </w:rPr>
-        <w:t>Kerja</w:t>
-      </w:r>
-      <w:proofErr w:type="spellEnd"/>
-      <w:r>
-        <w:rPr>
-          <w:rFonts w:ascii="Bookman Old Style" w:eastAsia="Bookman Old Style" w:hAnsi="Bookman Old Style" w:cs="Bookman Old Style"/>
-          <w:sz w:val="24"/>
-          <w:szCs w:val="24"/>
-          <w:lang w:val="en"/>
-        </w:rPr>
-        <w:t xml:space="preserve"> Nomor:</w:t>
-      </w:r>
-      <w:r>
-        <w:rPr>
-          <w:rFonts w:ascii="Bookman Old Style" w:eastAsia="Bookman Old Style" w:hAnsi="Bookman Old Style" w:cs="Bookman Old Style"/>
-          <w:sz w:val="24"/>
-          <w:szCs w:val="24"/>
-          <w:lang w:val="en"/>
-        </w:rPr>
-        <w:t xml:space="preserve"> {</w:t>
-      </w:r>
-      <w:proofErr w:type="spellStart"/>
-      <w:r>
-        <w:rPr>
-          <w:rFonts w:ascii="Bookman Old Style" w:eastAsia="Bookman Old Style" w:hAnsi="Bookman Old Style" w:cs="Bookman Old Style"/>
-          <w:sz w:val="24"/>
-          <w:szCs w:val="24"/>
-          <w:lang w:val="en"/>
-        </w:rPr>
-        <w:t>no</w:t>
-      </w:r>
-      <w:r>
-        <w:rPr>
-          <w:rFonts w:ascii="Bookman Old Style" w:eastAsia="Bookman Old Style" w:hAnsi="Bookman Old Style" w:cs="Bookman Old Style"/>
-          <w:sz w:val="24"/>
-          <w:szCs w:val="24"/>
-          <w:lang w:val="en"/>
-        </w:rPr>
-        <w:t>mor_spk</w:t>
-      </w:r>
-      <w:proofErr w:type="spellEnd"/>
-      <w:r>
-        <w:rPr>
-          <w:rFonts w:ascii="Bookman Old Style" w:eastAsia="Bookman Old Style" w:hAnsi="Bookman Old Style" w:cs="Bookman Old Style"/>
-          <w:sz w:val="24"/>
-          <w:szCs w:val="24"/>
-          <w:lang w:val="en"/>
-        </w:rPr>
-        <w:t>}</w:t>
-      </w:r>
-      <w:r>
-        <w:rPr>
-          <w:rFonts w:ascii="Bookman Old Style" w:eastAsia="Bookman Old Style" w:hAnsi="Bookman Old Style" w:cs="Bookman Old Style"/>
-          <w:sz w:val="24"/>
-          <w:szCs w:val="24"/>
-          <w:lang w:val="en"/>
-        </w:rPr>
-        <w:t xml:space="preserve">, </w:t>
-      </w:r>
-      <w:proofErr w:type="spellStart"/>
-      <w:r>
-        <w:rPr>
-          <w:rFonts w:ascii="Bookman Old Style" w:eastAsia="Bookman Old Style" w:hAnsi="Bookman Old Style" w:cs="Bookman Old Style"/>
-          <w:sz w:val="24"/>
-          <w:szCs w:val="24"/>
-          <w:lang w:val="en"/>
-        </w:rPr>
-        <w:t>sesuai</w:t>
-      </w:r>
-      <w:proofErr w:type="spellEnd"/>
-      <w:r>
-        <w:rPr>
-          <w:rFonts w:ascii="Bookman Old Style" w:eastAsia="Bookman Old Style" w:hAnsi="Bookman Old Style" w:cs="Bookman Old Style"/>
-          <w:sz w:val="24"/>
-          <w:szCs w:val="24"/>
-          <w:lang w:val="en"/>
-        </w:rPr>
-        <w:t xml:space="preserve"> </w:t>
-      </w:r>
-      <w:proofErr w:type="spellStart"/>
-      <w:r>
-        <w:rPr>
-          <w:rFonts w:ascii="Bookman Old Style" w:eastAsia="Bookman Old Style" w:hAnsi="Bookman Old Style" w:cs="Bookman Old Style"/>
-          <w:sz w:val="24"/>
-          <w:szCs w:val="24"/>
-          <w:lang w:val="en"/>
-        </w:rPr>
-        <w:t>dengan</w:t>
-      </w:r>
-      <w:proofErr w:type="spellEnd"/>
-      <w:r>
-        <w:rPr>
-          <w:rFonts w:ascii="Bookman Old Style" w:eastAsia="Bookman Old Style" w:hAnsi="Bookman Old Style" w:cs="Bookman Old Style"/>
-          <w:sz w:val="24"/>
-          <w:szCs w:val="24"/>
-          <w:lang w:val="en"/>
-        </w:rPr>
-        <w:t xml:space="preserve"> target </w:t>
-      </w:r>
-      <w:proofErr w:type="spellStart"/>
-      <w:r>
-        <w:rPr>
-          <w:rFonts w:ascii="Bookman Old Style" w:eastAsia="Bookman Old Style" w:hAnsi="Bookman Old Style" w:cs="Bookman Old Style"/>
-          <w:sz w:val="24"/>
-          <w:szCs w:val="24"/>
-          <w:lang w:val="en"/>
-        </w:rPr>
-        <w:t>pekerjaan</w:t>
-      </w:r>
-      <w:proofErr w:type="spellEnd"/>
-      <w:r>
-        <w:rPr>
-          <w:rFonts w:ascii="Bookman Old Style" w:eastAsia="Bookman Old Style" w:hAnsi="Bookman Old Style" w:cs="Bookman Old Style"/>
-          <w:sz w:val="24"/>
-          <w:szCs w:val="24"/>
-          <w:lang w:val="en"/>
-        </w:rPr>
-        <w:t xml:space="preserve"> yang </w:t>
-      </w:r>
-      <w:proofErr w:type="spellStart"/>
-      <w:r>
-        <w:rPr>
-          <w:rFonts w:ascii="Bookman Old Style" w:eastAsia="Bookman Old Style" w:hAnsi="Bookman Old Style" w:cs="Bookman Old Style"/>
-          <w:sz w:val="24"/>
-          <w:szCs w:val="24"/>
-          <w:lang w:val="en"/>
-        </w:rPr>
-        <w:t>ditetapkan</w:t>
-      </w:r>
-      <w:proofErr w:type="spellEnd"/>
-      <w:r>
-        <w:rPr>
-          <w:rFonts w:ascii="Bookman Old Style" w:eastAsia="Bookman Old Style" w:hAnsi="Bookman Old Style" w:cs="Bookman Old Style"/>
-          <w:sz w:val="24"/>
-          <w:szCs w:val="24"/>
-          <w:lang w:val="en"/>
-        </w:rPr>
-        <w:t xml:space="preserve"> </w:t>
-      </w:r>
-      <w:proofErr w:type="spellStart"/>
-      <w:r>
-        <w:rPr>
-          <w:rFonts w:ascii="Bookman Old Style" w:eastAsia="Bookman Old Style" w:hAnsi="Bookman Old Style" w:cs="Bookman Old Style"/>
-          <w:sz w:val="24"/>
-          <w:szCs w:val="24"/>
-          <w:lang w:val="en"/>
-        </w:rPr>
-        <w:t>sebesar</w:t>
-      </w:r>
-      <w:proofErr w:type="spellEnd"/>
-      <w:r>
-        <w:rPr>
-          <w:rFonts w:ascii="Bookman Old Style" w:eastAsia="Bookman Old Style" w:hAnsi="Bookman Old Style" w:cs="Bookman Old Style"/>
-          <w:sz w:val="24"/>
-          <w:szCs w:val="24"/>
-          <w:lang w:val="en"/>
-        </w:rPr>
-        <w:t xml:space="preserve"> </w:t>
-      </w:r>
-      <w:r>
-        <w:rPr>
-          <w:rFonts w:ascii="Bookman Old Style" w:eastAsia="Bookman Old Style" w:hAnsi="Bookman Old Style" w:cs="Bookman Old Style"/>
-          <w:sz w:val="24"/>
-          <w:szCs w:val="24"/>
-          <w:lang w:val="en"/>
-        </w:rPr>
-        <w:t>{</w:t>
-      </w:r>
-      <w:proofErr w:type="spellStart"/>
-      <w:r>
-        <w:rPr>
-          <w:rFonts w:ascii="Bookman Old Style" w:eastAsia="Bookman Old Style" w:hAnsi="Bookman Old Style" w:cs="Bookman Old Style"/>
-          <w:sz w:val="24"/>
-          <w:szCs w:val="24"/>
-          <w:lang w:val="en"/>
-        </w:rPr>
-        <w:t>sls_ongoing</w:t>
-      </w:r>
-      <w:proofErr w:type="spellEnd"/>
-      <w:r>
-        <w:rPr>
-          <w:rFonts w:ascii="Bookman Old Style" w:eastAsia="Bookman Old Style" w:hAnsi="Bookman Old Style" w:cs="Bookman Old Style"/>
-          <w:sz w:val="24"/>
-          <w:szCs w:val="24"/>
-          <w:lang w:val="en"/>
-        </w:rPr>
-        <w:t>}</w:t>
-      </w:r>
-      <w:r>
-        <w:rPr>
-          <w:rFonts w:ascii="Bookman Old Style" w:eastAsia="Bookman Old Style" w:hAnsi="Bookman Old Style" w:cs="Bookman Old Style"/>
-          <w:sz w:val="24"/>
-          <w:szCs w:val="24"/>
-          <w:lang w:val="en"/>
-        </w:rPr>
-        <w:t xml:space="preserve"> </w:t>
-      </w:r>
-      <w:r>
-        <w:rPr>
-          <w:rFonts w:ascii="Bookman Old Style" w:eastAsia="Bookman Old Style" w:hAnsi="Bookman Old Style" w:cs="Bookman Old Style"/>
-          <w:sz w:val="24"/>
-          <w:szCs w:val="24"/>
-          <w:lang w:val="en"/>
-        </w:rPr>
-        <w:t>SLS/Sub-SLS dan/</w:t>
-      </w:r>
-      <w:proofErr w:type="spellStart"/>
-      <w:r>
-        <w:rPr>
-          <w:rFonts w:ascii="Bookman Old Style" w:eastAsia="Bookman Old Style" w:hAnsi="Bookman Old Style" w:cs="Bookman Old Style"/>
-          <w:sz w:val="24"/>
-          <w:szCs w:val="24"/>
-          <w:lang w:val="en"/>
-        </w:rPr>
-        <w:t>atau</w:t>
-      </w:r>
-      <w:proofErr w:type="spellEnd"/>
-      <w:r>
-        <w:rPr>
-          <w:rFonts w:ascii="Bookman Old Style" w:eastAsia="Bookman Old Style" w:hAnsi="Bookman Old Style" w:cs="Bookman Old Style"/>
-          <w:sz w:val="24"/>
-          <w:szCs w:val="24"/>
-          <w:lang w:val="en"/>
-        </w:rPr>
-        <w:t xml:space="preserve"> </w:t>
-      </w:r>
-      <w:proofErr w:type="spellStart"/>
-      <w:r>
-        <w:rPr>
-          <w:rFonts w:ascii="Bookman Old Style" w:eastAsia="Bookman Old Style" w:hAnsi="Bookman Old Style" w:cs="Bookman Old Style"/>
-          <w:sz w:val="24"/>
-          <w:szCs w:val="24"/>
-          <w:lang w:val="en"/>
-        </w:rPr>
-        <w:t>usaha</w:t>
-      </w:r>
-      <w:proofErr w:type="spellEnd"/>
-      <w:r>
-        <w:rPr>
-          <w:rFonts w:ascii="Bookman Old Style" w:eastAsia="Bookman Old Style" w:hAnsi="Bookman Old Style" w:cs="Bookman Old Style"/>
-          <w:sz w:val="24"/>
-          <w:szCs w:val="24"/>
-          <w:lang w:val="en"/>
-        </w:rPr>
-        <w:t xml:space="preserve"> </w:t>
-      </w:r>
-      <w:proofErr w:type="spellStart"/>
-      <w:r>
-        <w:rPr>
-          <w:rFonts w:ascii="Bookman Old Style" w:eastAsia="Bookman Old Style" w:hAnsi="Bookman Old Style" w:cs="Bookman Old Style"/>
-          <w:sz w:val="24"/>
-          <w:szCs w:val="24"/>
-          <w:lang w:val="en"/>
-        </w:rPr>
-        <w:t>besar</w:t>
-      </w:r>
-      <w:proofErr w:type="spellEnd"/>
-      <w:r>
-        <w:rPr>
-          <w:rFonts w:ascii="Bookman Old Style" w:eastAsia="Bookman Old Style" w:hAnsi="Bookman Old Style" w:cs="Bookman Old Style"/>
-          <w:sz w:val="24"/>
-          <w:szCs w:val="24"/>
-          <w:lang w:val="en"/>
-        </w:rPr>
-        <w:t xml:space="preserve"> </w:t>
-      </w:r>
-      <w:proofErr w:type="spellStart"/>
-      <w:r>
-        <w:rPr>
-          <w:rFonts w:ascii="Bookman Old Style" w:eastAsia="Bookman Old Style" w:hAnsi="Bookman Old Style" w:cs="Bookman Old Style"/>
-          <w:sz w:val="24"/>
-          <w:szCs w:val="24"/>
-          <w:lang w:val="en"/>
-        </w:rPr>
-        <w:t>selama</w:t>
-      </w:r>
-      <w:proofErr w:type="spellEnd"/>
-      <w:r>
-        <w:rPr>
-          <w:rFonts w:ascii="Bookman Old Style" w:eastAsia="Bookman Old Style" w:hAnsi="Bookman Old Style" w:cs="Bookman Old Style"/>
-          <w:sz w:val="24"/>
-          <w:szCs w:val="24"/>
-          <w:lang w:val="en"/>
-        </w:rPr>
-        <w:t xml:space="preserve"> </w:t>
-      </w:r>
-      <w:proofErr w:type="spellStart"/>
-      <w:r>
-        <w:rPr>
-          <w:rFonts w:ascii="Bookman Old Style" w:eastAsia="Bookman Old Style" w:hAnsi="Bookman Old Style" w:cs="Bookman Old Style"/>
-          <w:sz w:val="24"/>
-          <w:szCs w:val="24"/>
-          <w:lang w:val="en"/>
-        </w:rPr>
-        <w:t>pendataan</w:t>
-      </w:r>
-      <w:proofErr w:type="spellEnd"/>
-      <w:r>
-        <w:rPr>
-          <w:rFonts w:ascii="Bookman Old Style" w:eastAsia="Bookman Old Style" w:hAnsi="Bookman Old Style" w:cs="Bookman Old Style"/>
-          <w:sz w:val="24"/>
-          <w:szCs w:val="24"/>
-          <w:lang w:val="en"/>
-        </w:rPr>
-        <w:t xml:space="preserve"> </w:t>
-      </w:r>
-      <w:r>
-        <w:rPr>
-          <w:rFonts w:ascii="Bookman Old Style" w:eastAsia="Bookman Old Style" w:hAnsi="Bookman Old Style" w:cs="Bookman Old Style"/>
-          <w:sz w:val="24"/>
-          <w:szCs w:val="24"/>
-          <w:lang w:val="en"/>
-        </w:rPr>
-        <w:t>1</w:t>
-      </w:r>
-      <w:r>
-        <w:rPr>
-          <w:rFonts w:ascii="Bookman Old Style" w:eastAsia="Bookman Old Style" w:hAnsi="Bookman Old Style" w:cs="Bookman Old Style"/>
-          <w:sz w:val="24"/>
-          <w:szCs w:val="24"/>
-          <w:lang w:val="en"/>
-        </w:rPr>
-        <w:t xml:space="preserve"> </w:t>
-      </w:r>
-      <w:r>
-        <w:rPr>
-          <w:rFonts w:ascii="Bookman Old Style" w:eastAsia="Bookman Old Style" w:hAnsi="Bookman Old Style" w:cs="Bookman Old Style"/>
-          <w:sz w:val="24"/>
-          <w:szCs w:val="24"/>
-          <w:lang w:val="en"/>
-        </w:rPr>
-        <w:t>Juli</w:t>
-      </w:r>
-      <w:r>
-        <w:rPr>
-          <w:rFonts w:ascii="Bookman Old Style" w:eastAsia="Bookman Old Style" w:hAnsi="Bookman Old Style" w:cs="Bookman Old Style"/>
-          <w:sz w:val="24"/>
-          <w:szCs w:val="24"/>
-          <w:lang w:val="en"/>
-        </w:rPr>
-        <w:t xml:space="preserve"> 2026 </w:t>
-      </w:r>
-      <w:proofErr w:type="spellStart"/>
-      <w:r>
-        <w:rPr>
-          <w:rFonts w:ascii="Bookman Old Style" w:eastAsia="Bookman Old Style" w:hAnsi="Bookman Old Style" w:cs="Bookman Old Style"/>
-          <w:sz w:val="24"/>
-          <w:szCs w:val="24"/>
-          <w:lang w:val="en"/>
-        </w:rPr>
-        <w:t>sampai</w:t>
-      </w:r>
-      <w:proofErr w:type="spellEnd"/>
-      <w:r>
-        <w:rPr>
-          <w:rFonts w:ascii="Bookman Old Style" w:eastAsia="Bookman Old Style" w:hAnsi="Bookman Old Style" w:cs="Bookman Old Style"/>
-          <w:sz w:val="24"/>
-          <w:szCs w:val="24"/>
-          <w:lang w:val="en"/>
-        </w:rPr>
-        <w:t xml:space="preserve"> </w:t>
-      </w:r>
-      <w:proofErr w:type="spellStart"/>
-      <w:r>
-        <w:rPr>
-          <w:rFonts w:ascii="Bookman Old Style" w:eastAsia="Bookman Old Style" w:hAnsi="Bookman Old Style" w:cs="Bookman Old Style"/>
-          <w:sz w:val="24"/>
-          <w:szCs w:val="24"/>
-          <w:lang w:val="en"/>
-        </w:rPr>
-        <w:t>dengan</w:t>
-      </w:r>
-      <w:proofErr w:type="spellEnd"/>
-      <w:r>
-        <w:rPr>
-          <w:rFonts w:ascii="Bookman Old Style" w:eastAsia="Bookman Old Style" w:hAnsi="Bookman Old Style" w:cs="Bookman Old Style"/>
-          <w:sz w:val="24"/>
-          <w:szCs w:val="24"/>
-          <w:lang w:val="en"/>
-        </w:rPr>
-        <w:t xml:space="preserve"> 31 Agustus 2026.</w:t>
+        <w:t xml:space="preserve"> 2026 sampai dengan 31 Agustus 2026.</w:t>
       </w:r>
     </w:p>
     <w:p>
@@ -8890,407 +6163,7 @@
           <w:szCs w:val="24"/>
           <w:lang w:val="en"/>
         </w:rPr>
-        <w:t xml:space="preserve">Hasil </w:t>
-      </w:r>
-      <w:proofErr w:type="spellStart"/>
-      <w:r>
-        <w:rPr>
-          <w:rFonts w:ascii="Bookman Old Style" w:eastAsia="Bookman Old Style" w:hAnsi="Bookman Old Style" w:cs="Bookman Old Style"/>
-          <w:sz w:val="24"/>
-          <w:szCs w:val="24"/>
-          <w:lang w:val="en"/>
-        </w:rPr>
-        <w:t>pekerjaan</w:t>
-      </w:r>
-      <w:proofErr w:type="spellEnd"/>
-      <w:r>
-        <w:rPr>
-          <w:rFonts w:ascii="Bookman Old Style" w:eastAsia="Bookman Old Style" w:hAnsi="Bookman Old Style" w:cs="Bookman Old Style"/>
-          <w:sz w:val="24"/>
-          <w:szCs w:val="24"/>
-          <w:lang w:val="en"/>
-        </w:rPr>
-        <w:t xml:space="preserve"> </w:t>
-      </w:r>
-      <w:proofErr w:type="spellStart"/>
-      <w:r>
-        <w:rPr>
-          <w:rFonts w:ascii="Bookman Old Style" w:eastAsia="Bookman Old Style" w:hAnsi="Bookman Old Style" w:cs="Bookman Old Style"/>
-          <w:sz w:val="24"/>
-          <w:szCs w:val="24"/>
-          <w:lang w:val="en"/>
-        </w:rPr>
-        <w:t>pendataan</w:t>
-      </w:r>
-      <w:proofErr w:type="spellEnd"/>
-      <w:r>
-        <w:rPr>
-          <w:rFonts w:ascii="Bookman Old Style" w:eastAsia="Bookman Old Style" w:hAnsi="Bookman Old Style" w:cs="Bookman Old Style"/>
-          <w:sz w:val="24"/>
-          <w:szCs w:val="24"/>
-          <w:lang w:val="en"/>
-        </w:rPr>
-        <w:t xml:space="preserve"> </w:t>
-      </w:r>
-      <w:proofErr w:type="spellStart"/>
-      <w:r>
-        <w:rPr>
-          <w:rFonts w:ascii="Bookman Old Style" w:eastAsia="Bookman Old Style" w:hAnsi="Bookman Old Style" w:cs="Bookman Old Style"/>
-          <w:sz w:val="24"/>
-          <w:szCs w:val="24"/>
-          <w:lang w:val="en"/>
-        </w:rPr>
-        <w:t>sebagaimana</w:t>
-      </w:r>
-      <w:proofErr w:type="spellEnd"/>
-      <w:r>
-        <w:rPr>
-          <w:rFonts w:ascii="Bookman Old Style" w:eastAsia="Bookman Old Style" w:hAnsi="Bookman Old Style" w:cs="Bookman Old Style"/>
-          <w:sz w:val="24"/>
-          <w:szCs w:val="24"/>
-          <w:lang w:val="en"/>
-        </w:rPr>
-        <w:t xml:space="preserve"> </w:t>
-      </w:r>
-      <w:proofErr w:type="spellStart"/>
-      <w:r>
-        <w:rPr>
-          <w:rFonts w:ascii="Bookman Old Style" w:eastAsia="Bookman Old Style" w:hAnsi="Bookman Old Style" w:cs="Bookman Old Style"/>
-          <w:sz w:val="24"/>
-          <w:szCs w:val="24"/>
-          <w:lang w:val="en"/>
-        </w:rPr>
-        <w:t>dimaksud</w:t>
-      </w:r>
-      <w:proofErr w:type="spellEnd"/>
-      <w:r>
-        <w:rPr>
-          <w:rFonts w:ascii="Bookman Old Style" w:eastAsia="Bookman Old Style" w:hAnsi="Bookman Old Style" w:cs="Bookman Old Style"/>
-          <w:sz w:val="24"/>
-          <w:szCs w:val="24"/>
-          <w:lang w:val="en"/>
-        </w:rPr>
-        <w:t xml:space="preserve"> pada </w:t>
-      </w:r>
-      <w:proofErr w:type="spellStart"/>
-      <w:r>
-        <w:rPr>
-          <w:rFonts w:ascii="Bookman Old Style" w:eastAsia="Bookman Old Style" w:hAnsi="Bookman Old Style" w:cs="Bookman Old Style"/>
-          <w:sz w:val="24"/>
-          <w:szCs w:val="24"/>
-          <w:lang w:val="en"/>
-        </w:rPr>
-        <w:t>angka</w:t>
-      </w:r>
-      <w:proofErr w:type="spellEnd"/>
-      <w:r>
-        <w:rPr>
-          <w:rFonts w:ascii="Bookman Old Style" w:eastAsia="Bookman Old Style" w:hAnsi="Bookman Old Style" w:cs="Bookman Old Style"/>
-          <w:sz w:val="24"/>
-          <w:szCs w:val="24"/>
-          <w:lang w:val="en"/>
-        </w:rPr>
-        <w:t xml:space="preserve"> 4 yang </w:t>
-      </w:r>
-      <w:proofErr w:type="spellStart"/>
-      <w:r>
-        <w:rPr>
-          <w:rFonts w:ascii="Bookman Old Style" w:eastAsia="Bookman Old Style" w:hAnsi="Bookman Old Style" w:cs="Bookman Old Style"/>
-          <w:sz w:val="24"/>
-          <w:szCs w:val="24"/>
-          <w:lang w:val="en"/>
-        </w:rPr>
-        <w:t>memerlukan</w:t>
-      </w:r>
-      <w:proofErr w:type="spellEnd"/>
-      <w:r>
-        <w:rPr>
-          <w:rFonts w:ascii="Bookman Old Style" w:eastAsia="Bookman Old Style" w:hAnsi="Bookman Old Style" w:cs="Bookman Old Style"/>
-          <w:sz w:val="24"/>
-          <w:szCs w:val="24"/>
-          <w:lang w:val="en"/>
-        </w:rPr>
-        <w:t xml:space="preserve"> </w:t>
-      </w:r>
-      <w:proofErr w:type="spellStart"/>
-      <w:r>
-        <w:rPr>
-          <w:rFonts w:ascii="Bookman Old Style" w:eastAsia="Bookman Old Style" w:hAnsi="Bookman Old Style" w:cs="Bookman Old Style"/>
-          <w:sz w:val="24"/>
-          <w:szCs w:val="24"/>
-          <w:lang w:val="en"/>
-        </w:rPr>
-        <w:t>pemeriksaan</w:t>
-      </w:r>
-      <w:proofErr w:type="spellEnd"/>
-      <w:r>
-        <w:rPr>
-          <w:rFonts w:ascii="Bookman Old Style" w:eastAsia="Bookman Old Style" w:hAnsi="Bookman Old Style" w:cs="Bookman Old Style"/>
-          <w:sz w:val="24"/>
-          <w:szCs w:val="24"/>
-          <w:lang w:val="en"/>
-        </w:rPr>
-        <w:t xml:space="preserve"> </w:t>
-      </w:r>
-      <w:proofErr w:type="spellStart"/>
-      <w:r>
-        <w:rPr>
-          <w:rFonts w:ascii="Bookman Old Style" w:eastAsia="Bookman Old Style" w:hAnsi="Bookman Old Style" w:cs="Bookman Old Style"/>
-          <w:sz w:val="24"/>
-          <w:szCs w:val="24"/>
-          <w:lang w:val="en"/>
-        </w:rPr>
-        <w:t>lanjutan</w:t>
-      </w:r>
-      <w:proofErr w:type="spellEnd"/>
-      <w:r>
-        <w:rPr>
-          <w:rFonts w:ascii="Bookman Old Style" w:eastAsia="Bookman Old Style" w:hAnsi="Bookman Old Style" w:cs="Bookman Old Style"/>
-          <w:sz w:val="24"/>
-          <w:szCs w:val="24"/>
-          <w:lang w:val="en"/>
-        </w:rPr>
-        <w:t xml:space="preserve">, </w:t>
-      </w:r>
-      <w:proofErr w:type="spellStart"/>
-      <w:r>
-        <w:rPr>
-          <w:rFonts w:ascii="Bookman Old Style" w:eastAsia="Bookman Old Style" w:hAnsi="Bookman Old Style" w:cs="Bookman Old Style"/>
-          <w:sz w:val="24"/>
-          <w:szCs w:val="24"/>
-          <w:lang w:val="en"/>
-        </w:rPr>
-        <w:t>akan</w:t>
-      </w:r>
-      <w:proofErr w:type="spellEnd"/>
-      <w:r>
-        <w:rPr>
-          <w:rFonts w:ascii="Bookman Old Style" w:eastAsia="Bookman Old Style" w:hAnsi="Bookman Old Style" w:cs="Bookman Old Style"/>
-          <w:sz w:val="24"/>
-          <w:szCs w:val="24"/>
-          <w:lang w:val="en"/>
-        </w:rPr>
-        <w:t xml:space="preserve"> </w:t>
-      </w:r>
-      <w:proofErr w:type="spellStart"/>
-      <w:r>
-        <w:rPr>
-          <w:rFonts w:ascii="Bookman Old Style" w:eastAsia="Bookman Old Style" w:hAnsi="Bookman Old Style" w:cs="Bookman Old Style"/>
-          <w:sz w:val="24"/>
-          <w:szCs w:val="24"/>
-          <w:lang w:val="en"/>
-        </w:rPr>
-        <w:t>dilakukan</w:t>
-      </w:r>
-      <w:proofErr w:type="spellEnd"/>
-      <w:r>
-        <w:rPr>
-          <w:rFonts w:ascii="Bookman Old Style" w:eastAsia="Bookman Old Style" w:hAnsi="Bookman Old Style" w:cs="Bookman Old Style"/>
-          <w:sz w:val="24"/>
-          <w:szCs w:val="24"/>
-          <w:lang w:val="en"/>
-        </w:rPr>
-        <w:t xml:space="preserve"> </w:t>
-      </w:r>
-      <w:proofErr w:type="spellStart"/>
-      <w:r>
-        <w:rPr>
-          <w:rFonts w:ascii="Bookman Old Style" w:eastAsia="Bookman Old Style" w:hAnsi="Bookman Old Style" w:cs="Bookman Old Style"/>
-          <w:sz w:val="24"/>
-          <w:szCs w:val="24"/>
-          <w:lang w:val="en"/>
-        </w:rPr>
-        <w:t>pengecekan</w:t>
-      </w:r>
-      <w:proofErr w:type="spellEnd"/>
-      <w:r>
-        <w:rPr>
-          <w:rFonts w:ascii="Bookman Old Style" w:eastAsia="Bookman Old Style" w:hAnsi="Bookman Old Style" w:cs="Bookman Old Style"/>
-          <w:sz w:val="24"/>
-          <w:szCs w:val="24"/>
-          <w:lang w:val="en"/>
-        </w:rPr>
-        <w:t xml:space="preserve">, </w:t>
-      </w:r>
-      <w:proofErr w:type="spellStart"/>
-      <w:r>
-        <w:rPr>
-          <w:rFonts w:ascii="Bookman Old Style" w:eastAsia="Bookman Old Style" w:hAnsi="Bookman Old Style" w:cs="Bookman Old Style"/>
-          <w:sz w:val="24"/>
-          <w:szCs w:val="24"/>
-          <w:lang w:val="en"/>
-        </w:rPr>
-        <w:t>perubahan</w:t>
-      </w:r>
-      <w:proofErr w:type="spellEnd"/>
-      <w:r>
-        <w:rPr>
-          <w:rFonts w:ascii="Bookman Old Style" w:eastAsia="Bookman Old Style" w:hAnsi="Bookman Old Style" w:cs="Bookman Old Style"/>
-          <w:sz w:val="24"/>
-          <w:szCs w:val="24"/>
-          <w:lang w:val="en"/>
-        </w:rPr>
-        <w:t>, dan/</w:t>
-      </w:r>
-      <w:proofErr w:type="spellStart"/>
-      <w:r>
-        <w:rPr>
-          <w:rFonts w:ascii="Bookman Old Style" w:eastAsia="Bookman Old Style" w:hAnsi="Bookman Old Style" w:cs="Bookman Old Style"/>
-          <w:sz w:val="24"/>
-          <w:szCs w:val="24"/>
-          <w:lang w:val="en"/>
-        </w:rPr>
-        <w:t>atau</w:t>
-      </w:r>
-      <w:proofErr w:type="spellEnd"/>
-      <w:r>
-        <w:rPr>
-          <w:rFonts w:ascii="Bookman Old Style" w:eastAsia="Bookman Old Style" w:hAnsi="Bookman Old Style" w:cs="Bookman Old Style"/>
-          <w:sz w:val="24"/>
-          <w:szCs w:val="24"/>
-          <w:lang w:val="en"/>
-        </w:rPr>
-        <w:t xml:space="preserve"> </w:t>
-      </w:r>
-      <w:proofErr w:type="spellStart"/>
-      <w:r>
-        <w:rPr>
-          <w:rFonts w:ascii="Bookman Old Style" w:eastAsia="Bookman Old Style" w:hAnsi="Bookman Old Style" w:cs="Bookman Old Style"/>
-          <w:sz w:val="24"/>
-          <w:szCs w:val="24"/>
-          <w:lang w:val="en"/>
-        </w:rPr>
-        <w:t>kunjungan</w:t>
-      </w:r>
-      <w:proofErr w:type="spellEnd"/>
-      <w:r>
-        <w:rPr>
-          <w:rFonts w:ascii="Bookman Old Style" w:eastAsia="Bookman Old Style" w:hAnsi="Bookman Old Style" w:cs="Bookman Old Style"/>
-          <w:sz w:val="24"/>
-          <w:szCs w:val="24"/>
-          <w:lang w:val="en"/>
-        </w:rPr>
-        <w:t xml:space="preserve"> </w:t>
-      </w:r>
-      <w:proofErr w:type="spellStart"/>
-      <w:r>
-        <w:rPr>
-          <w:rFonts w:ascii="Bookman Old Style" w:eastAsia="Bookman Old Style" w:hAnsi="Bookman Old Style" w:cs="Bookman Old Style"/>
-          <w:sz w:val="24"/>
-          <w:szCs w:val="24"/>
-          <w:lang w:val="en"/>
-        </w:rPr>
-        <w:t>kembali</w:t>
-      </w:r>
-      <w:proofErr w:type="spellEnd"/>
-      <w:r>
-        <w:rPr>
-          <w:rFonts w:ascii="Bookman Old Style" w:eastAsia="Bookman Old Style" w:hAnsi="Bookman Old Style" w:cs="Bookman Old Style"/>
-          <w:sz w:val="24"/>
-          <w:szCs w:val="24"/>
-          <w:lang w:val="en"/>
-        </w:rPr>
-        <w:t xml:space="preserve"> </w:t>
-      </w:r>
-      <w:proofErr w:type="spellStart"/>
-      <w:r>
-        <w:rPr>
-          <w:rFonts w:ascii="Bookman Old Style" w:eastAsia="Bookman Old Style" w:hAnsi="Bookman Old Style" w:cs="Bookman Old Style"/>
-          <w:sz w:val="24"/>
-          <w:szCs w:val="24"/>
-          <w:lang w:val="en"/>
-        </w:rPr>
-        <w:t>ke</w:t>
-      </w:r>
-      <w:proofErr w:type="spellEnd"/>
-      <w:r>
-        <w:rPr>
-          <w:rFonts w:ascii="Bookman Old Style" w:eastAsia="Bookman Old Style" w:hAnsi="Bookman Old Style" w:cs="Bookman Old Style"/>
-          <w:sz w:val="24"/>
-          <w:szCs w:val="24"/>
-          <w:lang w:val="en"/>
-        </w:rPr>
-        <w:t xml:space="preserve"> </w:t>
-      </w:r>
-      <w:proofErr w:type="spellStart"/>
-      <w:r>
-        <w:rPr>
-          <w:rFonts w:ascii="Bookman Old Style" w:eastAsia="Bookman Old Style" w:hAnsi="Bookman Old Style" w:cs="Bookman Old Style"/>
-          <w:sz w:val="24"/>
-          <w:szCs w:val="24"/>
-          <w:lang w:val="en"/>
-        </w:rPr>
-        <w:t>lapangan</w:t>
-      </w:r>
-      <w:proofErr w:type="spellEnd"/>
-      <w:r>
-        <w:rPr>
-          <w:rFonts w:ascii="Bookman Old Style" w:eastAsia="Bookman Old Style" w:hAnsi="Bookman Old Style" w:cs="Bookman Old Style"/>
-          <w:sz w:val="24"/>
-          <w:szCs w:val="24"/>
-          <w:lang w:val="en"/>
-        </w:rPr>
-        <w:t xml:space="preserve"> </w:t>
-      </w:r>
-      <w:proofErr w:type="spellStart"/>
-      <w:r>
-        <w:rPr>
-          <w:rFonts w:ascii="Bookman Old Style" w:eastAsia="Bookman Old Style" w:hAnsi="Bookman Old Style" w:cs="Bookman Old Style"/>
-          <w:sz w:val="24"/>
-          <w:szCs w:val="24"/>
-          <w:lang w:val="en"/>
-        </w:rPr>
-        <w:t>merujuk</w:t>
-      </w:r>
-      <w:proofErr w:type="spellEnd"/>
-      <w:r>
-        <w:rPr>
-          <w:rFonts w:ascii="Bookman Old Style" w:eastAsia="Bookman Old Style" w:hAnsi="Bookman Old Style" w:cs="Bookman Old Style"/>
-          <w:sz w:val="24"/>
-          <w:szCs w:val="24"/>
-          <w:lang w:val="en"/>
-        </w:rPr>
-        <w:t xml:space="preserve"> pada </w:t>
-      </w:r>
-      <w:proofErr w:type="spellStart"/>
-      <w:r>
-        <w:rPr>
-          <w:rFonts w:ascii="Bookman Old Style" w:eastAsia="Bookman Old Style" w:hAnsi="Bookman Old Style" w:cs="Bookman Old Style"/>
-          <w:sz w:val="24"/>
-          <w:szCs w:val="24"/>
-          <w:lang w:val="en"/>
-        </w:rPr>
-        <w:t>perjanjian</w:t>
-      </w:r>
-      <w:proofErr w:type="spellEnd"/>
-      <w:r>
-        <w:rPr>
-          <w:rFonts w:ascii="Bookman Old Style" w:eastAsia="Bookman Old Style" w:hAnsi="Bookman Old Style" w:cs="Bookman Old Style"/>
-          <w:sz w:val="24"/>
-          <w:szCs w:val="24"/>
-          <w:lang w:val="en"/>
-        </w:rPr>
-        <w:t xml:space="preserve"> yang </w:t>
-      </w:r>
-      <w:proofErr w:type="spellStart"/>
-      <w:r>
-        <w:rPr>
-          <w:rFonts w:ascii="Bookman Old Style" w:eastAsia="Bookman Old Style" w:hAnsi="Bookman Old Style" w:cs="Bookman Old Style"/>
-          <w:sz w:val="24"/>
-          <w:szCs w:val="24"/>
-          <w:lang w:val="en"/>
-        </w:rPr>
-        <w:t>ditandatangani</w:t>
-      </w:r>
-      <w:proofErr w:type="spellEnd"/>
-      <w:r>
-        <w:rPr>
-          <w:rFonts w:ascii="Bookman Old Style" w:eastAsia="Bookman Old Style" w:hAnsi="Bookman Old Style" w:cs="Bookman Old Style"/>
-          <w:sz w:val="24"/>
-          <w:szCs w:val="24"/>
-          <w:lang w:val="en"/>
-        </w:rPr>
-        <w:t xml:space="preserve"> oleh </w:t>
+        <w:t xml:space="preserve">Hasil pekerjaan pendataan sebagaimana dimaksud pada angka 4 yang memerlukan pemeriksaan lanjutan, akan dilakukan pengecekan, perubahan, dan/atau kunjungan kembali ke lapangan merujuk pada perjanjian yang ditandatangani oleh </w:t>
       </w:r>
       <w:r>
         <w:rPr>
@@ -9348,7 +6221,6 @@
         </w:rPr>
         <w:t xml:space="preserve">PIHAK KEDUA </w:t>
       </w:r>
-      <w:proofErr w:type="spellStart"/>
       <w:r>
         <w:rPr>
           <w:rFonts w:ascii="Bookman Old Style" w:eastAsia="Bookman Old Style" w:hAnsi="Bookman Old Style" w:cs="Bookman Old Style"/>
@@ -9356,37 +6228,7 @@
           <w:szCs w:val="24"/>
           <w:lang w:val="en"/>
         </w:rPr>
-        <w:t>menghapus</w:t>
-      </w:r>
-      <w:proofErr w:type="spellEnd"/>
-      <w:r>
-        <w:rPr>
-          <w:rFonts w:ascii="Bookman Old Style" w:eastAsia="Bookman Old Style" w:hAnsi="Bookman Old Style" w:cs="Bookman Old Style"/>
-          <w:sz w:val="24"/>
-          <w:szCs w:val="24"/>
-          <w:lang w:val="en"/>
-        </w:rPr>
-        <w:t xml:space="preserve"> </w:t>
-      </w:r>
-      <w:proofErr w:type="spellStart"/>
-      <w:r>
-        <w:rPr>
-          <w:rFonts w:ascii="Bookman Old Style" w:eastAsia="Bookman Old Style" w:hAnsi="Bookman Old Style" w:cs="Bookman Old Style"/>
-          <w:sz w:val="24"/>
-          <w:szCs w:val="24"/>
-          <w:lang w:val="en"/>
-        </w:rPr>
-        <w:t>Aplikasi</w:t>
-      </w:r>
-      <w:proofErr w:type="spellEnd"/>
-      <w:r>
-        <w:rPr>
-          <w:rFonts w:ascii="Bookman Old Style" w:eastAsia="Bookman Old Style" w:hAnsi="Bookman Old Style" w:cs="Bookman Old Style"/>
-          <w:sz w:val="24"/>
-          <w:szCs w:val="24"/>
-          <w:lang w:val="en"/>
-        </w:rPr>
-        <w:t xml:space="preserve"> </w:t>
+        <w:t xml:space="preserve">menghapus Aplikasi </w:t>
       </w:r>
       <w:r>
         <w:rPr>
@@ -9406,67 +6248,7 @@
           <w:szCs w:val="24"/>
           <w:lang w:val="en"/>
         </w:rPr>
-        <w:t xml:space="preserve"> dan data </w:t>
-      </w:r>
-      <w:proofErr w:type="spellStart"/>
-      <w:r>
-        <w:rPr>
-          <w:rFonts w:ascii="Bookman Old Style" w:eastAsia="Bookman Old Style" w:hAnsi="Bookman Old Style" w:cs="Bookman Old Style"/>
-          <w:sz w:val="24"/>
-          <w:szCs w:val="24"/>
-          <w:lang w:val="en"/>
-        </w:rPr>
-        <w:t>hasil</w:t>
-      </w:r>
-      <w:proofErr w:type="spellEnd"/>
-      <w:r>
-        <w:rPr>
-          <w:rFonts w:ascii="Bookman Old Style" w:eastAsia="Bookman Old Style" w:hAnsi="Bookman Old Style" w:cs="Bookman Old Style"/>
-          <w:sz w:val="24"/>
-          <w:szCs w:val="24"/>
-          <w:lang w:val="en"/>
-        </w:rPr>
-        <w:t xml:space="preserve"> </w:t>
-      </w:r>
-      <w:proofErr w:type="spellStart"/>
-      <w:r>
-        <w:rPr>
-          <w:rFonts w:ascii="Bookman Old Style" w:eastAsia="Bookman Old Style" w:hAnsi="Bookman Old Style" w:cs="Bookman Old Style"/>
-          <w:sz w:val="24"/>
-          <w:szCs w:val="24"/>
-          <w:lang w:val="en"/>
-        </w:rPr>
-        <w:t>Pendataan</w:t>
-      </w:r>
-      <w:proofErr w:type="spellEnd"/>
-      <w:r>
-        <w:rPr>
-          <w:rFonts w:ascii="Bookman Old Style" w:eastAsia="Bookman Old Style" w:hAnsi="Bookman Old Style" w:cs="Bookman Old Style"/>
-          <w:sz w:val="24"/>
-          <w:szCs w:val="24"/>
-          <w:lang w:val="en"/>
-        </w:rPr>
-        <w:t xml:space="preserve"> Lapangan Sensus Ekonomi 2026 pada </w:t>
-      </w:r>
-      <w:proofErr w:type="spellStart"/>
-      <w:r>
-        <w:rPr>
-          <w:rFonts w:ascii="Bookman Old Style" w:eastAsia="Bookman Old Style" w:hAnsi="Bookman Old Style" w:cs="Bookman Old Style"/>
-          <w:sz w:val="24"/>
-          <w:szCs w:val="24"/>
-          <w:lang w:val="en"/>
-        </w:rPr>
-        <w:t>perangkat</w:t>
-      </w:r>
-      <w:proofErr w:type="spellEnd"/>
-      <w:r>
-        <w:rPr>
-          <w:rFonts w:ascii="Bookman Old Style" w:eastAsia="Bookman Old Style" w:hAnsi="Bookman Old Style" w:cs="Bookman Old Style"/>
-          <w:sz w:val="24"/>
-          <w:szCs w:val="24"/>
-          <w:lang w:val="en"/>
-        </w:rPr>
-        <w:t xml:space="preserve"> handphone </w:t>
+        <w:t xml:space="preserve"> dan data hasil Pendataan Lapangan Sensus Ekonomi 2026 pada perangkat handphone </w:t>
       </w:r>
       <w:r>
         <w:rPr>
@@ -9486,87 +6268,7 @@
           <w:szCs w:val="24"/>
           <w:lang w:val="en"/>
         </w:rPr>
-        <w:t xml:space="preserve"> </w:t>
-      </w:r>
-      <w:proofErr w:type="spellStart"/>
-      <w:r>
-        <w:rPr>
-          <w:rFonts w:ascii="Bookman Old Style" w:eastAsia="Bookman Old Style" w:hAnsi="Bookman Old Style" w:cs="Bookman Old Style"/>
-          <w:sz w:val="24"/>
-          <w:szCs w:val="24"/>
-          <w:lang w:val="en"/>
-        </w:rPr>
-        <w:t>disaksikan</w:t>
-      </w:r>
-      <w:proofErr w:type="spellEnd"/>
-      <w:r>
-        <w:rPr>
-          <w:rFonts w:ascii="Bookman Old Style" w:eastAsia="Bookman Old Style" w:hAnsi="Bookman Old Style" w:cs="Bookman Old Style"/>
-          <w:sz w:val="24"/>
-          <w:szCs w:val="24"/>
-          <w:lang w:val="en"/>
-        </w:rPr>
-        <w:t xml:space="preserve"> oleh </w:t>
-      </w:r>
-      <w:proofErr w:type="spellStart"/>
-      <w:r>
-        <w:rPr>
-          <w:rFonts w:ascii="Bookman Old Style" w:eastAsia="Bookman Old Style" w:hAnsi="Bookman Old Style" w:cs="Bookman Old Style"/>
-          <w:sz w:val="24"/>
-          <w:szCs w:val="24"/>
-          <w:lang w:val="en"/>
-        </w:rPr>
-        <w:t>pegawai</w:t>
-      </w:r>
-      <w:proofErr w:type="spellEnd"/>
-      <w:r>
-        <w:rPr>
-          <w:rFonts w:ascii="Bookman Old Style" w:eastAsia="Bookman Old Style" w:hAnsi="Bookman Old Style" w:cs="Bookman Old Style"/>
-          <w:sz w:val="24"/>
-          <w:szCs w:val="24"/>
-          <w:lang w:val="en"/>
-        </w:rPr>
-        <w:t xml:space="preserve"> BPS </w:t>
-      </w:r>
-      <w:proofErr w:type="spellStart"/>
-      <w:r>
-        <w:rPr>
-          <w:rFonts w:ascii="Bookman Old Style" w:eastAsia="Bookman Old Style" w:hAnsi="Bookman Old Style" w:cs="Bookman Old Style"/>
-          <w:sz w:val="24"/>
-          <w:szCs w:val="24"/>
-          <w:lang w:val="en"/>
-        </w:rPr>
-        <w:t>Kabupaten</w:t>
-      </w:r>
-      <w:proofErr w:type="spellEnd"/>
-      <w:r>
-        <w:rPr>
-          <w:rFonts w:ascii="Bookman Old Style" w:eastAsia="Bookman Old Style" w:hAnsi="Bookman Old Style" w:cs="Bookman Old Style"/>
-          <w:sz w:val="24"/>
-          <w:szCs w:val="24"/>
-          <w:lang w:val="en"/>
-        </w:rPr>
-        <w:t xml:space="preserve">/Kota yang </w:t>
-      </w:r>
-      <w:proofErr w:type="spellStart"/>
-      <w:r>
-        <w:rPr>
-          <w:rFonts w:ascii="Bookman Old Style" w:eastAsia="Bookman Old Style" w:hAnsi="Bookman Old Style" w:cs="Bookman Old Style"/>
-          <w:sz w:val="24"/>
-          <w:szCs w:val="24"/>
-          <w:lang w:val="en"/>
-        </w:rPr>
-        <w:t>ditunjuk</w:t>
-      </w:r>
-      <w:proofErr w:type="spellEnd"/>
-      <w:r>
-        <w:rPr>
-          <w:rFonts w:ascii="Bookman Old Style" w:eastAsia="Bookman Old Style" w:hAnsi="Bookman Old Style" w:cs="Bookman Old Style"/>
-          <w:sz w:val="24"/>
-          <w:szCs w:val="24"/>
-          <w:lang w:val="en"/>
-        </w:rPr>
-        <w:t xml:space="preserve"> oleh </w:t>
+        <w:t xml:space="preserve"> disaksikan oleh pegawai BPS Kabupaten/Kota yang ditunjuk oleh </w:t>
       </w:r>
       <w:r>
         <w:rPr>
@@ -9815,7 +6517,6 @@
               </w:rPr>
               <w:t>{</w:t>
             </w:r>
-            <w:proofErr w:type="spellStart"/>
             <w:r>
               <w:rPr>
                 <w:rFonts w:ascii="Bookman Old Style" w:eastAsia="Bookman Old Style" w:hAnsi="Bookman Old Style" w:cs="Bookman Old Style"/>
@@ -9825,7 +6526,6 @@
               </w:rPr>
               <w:t>nama_petugas</w:t>
             </w:r>
-            <w:proofErr w:type="spellEnd"/>
             <w:r>
               <w:rPr>
                 <w:rFonts w:ascii="Bookman Old Style" w:eastAsia="Bookman Old Style" w:hAnsi="Bookman Old Style" w:cs="Bookman Old Style"/>
@@ -10199,7 +6899,6 @@
                 <w:lang w:val="en"/>
               </w:rPr>
             </w:pPr>
-            <w:proofErr w:type="spellStart"/>
             <w:r>
               <w:rPr>
                 <w:rFonts w:ascii="Bookman Old Style" w:eastAsia="Bookman Old Style" w:hAnsi="Bookman Old Style" w:cs="Bookman Old Style"/>
@@ -10207,29 +6906,8 @@
                 <w:szCs w:val="24"/>
                 <w:lang w:val="en"/>
               </w:rPr>
-              <w:t>Uraian</w:t>
-            </w:r>
-            <w:proofErr w:type="spellEnd"/>
-            <w:r>
-              <w:rPr>
-                <w:rFonts w:ascii="Bookman Old Style" w:eastAsia="Bookman Old Style" w:hAnsi="Bookman Old Style" w:cs="Bookman Old Style"/>
-                <w:sz w:val="24"/>
-                <w:szCs w:val="24"/>
-                <w:lang w:val="en"/>
-              </w:rPr>
-              <w:t xml:space="preserve"> </w:t>
-            </w:r>
-            <w:proofErr w:type="spellStart"/>
-            <w:r>
-              <w:rPr>
-                <w:rFonts w:ascii="Bookman Old Style" w:eastAsia="Bookman Old Style" w:hAnsi="Bookman Old Style" w:cs="Bookman Old Style"/>
-                <w:sz w:val="24"/>
-                <w:szCs w:val="24"/>
-                <w:lang w:val="en"/>
-              </w:rPr>
-              <w:t>Pekerjaan</w:t>
-            </w:r>
-            <w:proofErr w:type="spellEnd"/>
+              <w:t>Uraian Pekerjaan</w:t>
+            </w:r>
           </w:p>
         </w:tc>
         <w:tc>
@@ -10256,19 +6934,8 @@
                 <w:szCs w:val="24"/>
                 <w:lang w:val="en"/>
               </w:rPr>
-              <w:t xml:space="preserve">Waktu </w:t>
-            </w:r>
-            <w:proofErr w:type="spellStart"/>
-            <w:r>
-              <w:rPr>
-                <w:rFonts w:ascii="Bookman Old Style" w:eastAsia="Bookman Old Style" w:hAnsi="Bookman Old Style" w:cs="Bookman Old Style"/>
-                <w:sz w:val="24"/>
-                <w:szCs w:val="24"/>
-                <w:lang w:val="en"/>
-              </w:rPr>
-              <w:t>Penyelesaian</w:t>
-            </w:r>
-            <w:proofErr w:type="spellEnd"/>
+              <w:t>Waktu Penyelesaian</w:t>
+            </w:r>
           </w:p>
         </w:tc>
         <w:tc>
@@ -10295,19 +6962,8 @@
                 <w:szCs w:val="24"/>
                 <w:lang w:val="en"/>
               </w:rPr>
-              <w:t xml:space="preserve">Target </w:t>
-            </w:r>
-            <w:proofErr w:type="spellStart"/>
-            <w:r>
-              <w:rPr>
-                <w:rFonts w:ascii="Bookman Old Style" w:eastAsia="Bookman Old Style" w:hAnsi="Bookman Old Style" w:cs="Bookman Old Style"/>
-                <w:sz w:val="24"/>
-                <w:szCs w:val="24"/>
-                <w:lang w:val="en"/>
-              </w:rPr>
-              <w:t>Pekerjaan</w:t>
-            </w:r>
-            <w:proofErr w:type="spellEnd"/>
+              <w:t>Target Pekerjaan</w:t>
+            </w:r>
           </w:p>
         </w:tc>
         <w:tc>
@@ -10327,7 +6983,6 @@
                 <w:lang w:val="en"/>
               </w:rPr>
             </w:pPr>
-            <w:proofErr w:type="spellStart"/>
             <w:r>
               <w:rPr>
                 <w:rFonts w:ascii="Bookman Old Style" w:eastAsia="Bookman Old Style" w:hAnsi="Bookman Old Style" w:cs="Bookman Old Style"/>
@@ -10335,29 +6990,8 @@
                 <w:szCs w:val="24"/>
                 <w:lang w:val="en"/>
               </w:rPr>
-              <w:t>Realisasi</w:t>
-            </w:r>
-            <w:proofErr w:type="spellEnd"/>
-            <w:r>
-              <w:rPr>
-                <w:rFonts w:ascii="Bookman Old Style" w:eastAsia="Bookman Old Style" w:hAnsi="Bookman Old Style" w:cs="Bookman Old Style"/>
-                <w:sz w:val="24"/>
-                <w:szCs w:val="24"/>
-                <w:lang w:val="en"/>
-              </w:rPr>
-              <w:t xml:space="preserve"> </w:t>
-            </w:r>
-            <w:proofErr w:type="spellStart"/>
-            <w:r>
-              <w:rPr>
-                <w:rFonts w:ascii="Bookman Old Style" w:eastAsia="Bookman Old Style" w:hAnsi="Bookman Old Style" w:cs="Bookman Old Style"/>
-                <w:sz w:val="24"/>
-                <w:szCs w:val="24"/>
-                <w:lang w:val="en"/>
-              </w:rPr>
-              <w:t>Pekerjaan</w:t>
-            </w:r>
-            <w:proofErr w:type="spellEnd"/>
+              <w:t>Realisasi Pekerjaan</w:t>
+            </w:r>
           </w:p>
         </w:tc>
         <w:tc>
@@ -10384,19 +7018,8 @@
                 <w:szCs w:val="24"/>
                 <w:lang w:val="en"/>
               </w:rPr>
-              <w:t xml:space="preserve">Nilai </w:t>
-            </w:r>
-            <w:proofErr w:type="spellStart"/>
-            <w:r>
-              <w:rPr>
-                <w:rFonts w:ascii="Bookman Old Style" w:eastAsia="Bookman Old Style" w:hAnsi="Bookman Old Style" w:cs="Bookman Old Style"/>
-                <w:sz w:val="24"/>
-                <w:szCs w:val="24"/>
-                <w:lang w:val="en"/>
-              </w:rPr>
-              <w:t>Perjanjian</w:t>
-            </w:r>
-            <w:proofErr w:type="spellEnd"/>
+              <w:t>Nilai Perjanjian</w:t>
+            </w:r>
           </w:p>
         </w:tc>
       </w:tr>
@@ -10459,7 +7082,6 @@
                 <w:lang w:val="en"/>
               </w:rPr>
             </w:pPr>
-            <w:proofErr w:type="spellStart"/>
             <w:r>
               <w:rPr>
                 <w:rFonts w:ascii="Bookman Old Style" w:eastAsia="Bookman Old Style" w:hAnsi="Bookman Old Style" w:cs="Bookman Old Style"/>
@@ -10469,7 +7091,6 @@
               </w:rPr>
               <w:t>Presentase</w:t>
             </w:r>
-            <w:proofErr w:type="spellEnd"/>
           </w:p>
         </w:tc>
         <w:tc>
@@ -10900,7 +7521,7 @@
                 <w:u w:val="single"/>
                 <w:lang w:val="en"/>
               </w:rPr>
-              <w:t>{</w:t>
+              <w:t>{sls_</w:t>
             </w:r>
             <w:r>
               <w:rPr>
@@ -10912,7 +7533,7 @@
                 <w:u w:val="single"/>
                 <w:lang w:val="en"/>
               </w:rPr>
-              <w:t>sls_60</w:t>
+              <w:t>total</w:t>
             </w:r>
             <w:r>
               <w:rPr>
@@ -10972,67 +7593,7 @@
                 <w:szCs w:val="24"/>
                 <w:lang w:val="en"/>
               </w:rPr>
-              <w:t xml:space="preserve">Telah </w:t>
-            </w:r>
-            <w:proofErr w:type="spellStart"/>
-            <w:r>
-              <w:rPr>
-                <w:rFonts w:ascii="Bookman Old Style" w:eastAsia="Bookman Old Style" w:hAnsi="Bookman Old Style" w:cs="Bookman Old Style"/>
-                <w:sz w:val="24"/>
-                <w:szCs w:val="24"/>
-                <w:lang w:val="en"/>
-              </w:rPr>
-              <w:t>mencapai</w:t>
-            </w:r>
-            <w:proofErr w:type="spellEnd"/>
-            <w:r>
-              <w:rPr>
-                <w:rFonts w:ascii="Bookman Old Style" w:eastAsia="Bookman Old Style" w:hAnsi="Bookman Old Style" w:cs="Bookman Old Style"/>
-                <w:sz w:val="24"/>
-                <w:szCs w:val="24"/>
-                <w:lang w:val="en"/>
-              </w:rPr>
-              <w:t xml:space="preserve"> target </w:t>
-            </w:r>
-            <w:proofErr w:type="spellStart"/>
-            <w:r>
-              <w:rPr>
-                <w:rFonts w:ascii="Bookman Old Style" w:eastAsia="Bookman Old Style" w:hAnsi="Bookman Old Style" w:cs="Bookman Old Style"/>
-                <w:sz w:val="24"/>
-                <w:szCs w:val="24"/>
-                <w:lang w:val="en"/>
-              </w:rPr>
-              <w:t>pekerjaan</w:t>
-            </w:r>
-            <w:proofErr w:type="spellEnd"/>
-            <w:r>
-              <w:rPr>
-                <w:rFonts w:ascii="Bookman Old Style" w:eastAsia="Bookman Old Style" w:hAnsi="Bookman Old Style" w:cs="Bookman Old Style"/>
-                <w:sz w:val="24"/>
-                <w:szCs w:val="24"/>
-                <w:lang w:val="en"/>
-              </w:rPr>
-              <w:t xml:space="preserve"> </w:t>
-            </w:r>
-            <w:proofErr w:type="spellStart"/>
-            <w:r>
-              <w:rPr>
-                <w:rFonts w:ascii="Bookman Old Style" w:eastAsia="Bookman Old Style" w:hAnsi="Bookman Old Style" w:cs="Bookman Old Style"/>
-                <w:sz w:val="24"/>
-                <w:szCs w:val="24"/>
-                <w:lang w:val="en"/>
-              </w:rPr>
-              <w:t>sebesar</w:t>
-            </w:r>
-            <w:proofErr w:type="spellEnd"/>
-            <w:r>
-              <w:rPr>
-                <w:rFonts w:ascii="Bookman Old Style" w:eastAsia="Bookman Old Style" w:hAnsi="Bookman Old Style" w:cs="Bookman Old Style"/>
-                <w:sz w:val="24"/>
-                <w:szCs w:val="24"/>
-                <w:lang w:val="en"/>
-              </w:rPr>
-              <w:t xml:space="preserve"> </w:t>
+              <w:t xml:space="preserve">Telah mencapai target pekerjaan sebesar </w:t>
             </w:r>
             <w:r>
               <w:rPr>
@@ -11044,33 +7605,7 @@
                 <w:u w:val="single"/>
                 <w:lang w:val="en"/>
               </w:rPr>
-              <w:t>{</w:t>
-            </w:r>
-            <w:proofErr w:type="spellStart"/>
-            <w:r>
-              <w:rPr>
-                <w:rFonts w:ascii="Bookman Old Style" w:eastAsia="Bookman Old Style" w:hAnsi="Bookman Old Style" w:cs="Bookman Old Style"/>
-                <w:i/>
-                <w:iCs/>
-                <w:sz w:val="24"/>
-                <w:szCs w:val="24"/>
-                <w:u w:val="single"/>
-                <w:lang w:val="en"/>
-              </w:rPr>
-              <w:t>sls_ongoing</w:t>
-            </w:r>
-            <w:proofErr w:type="spellEnd"/>
-            <w:r>
-              <w:rPr>
-                <w:rFonts w:ascii="Bookman Old Style" w:eastAsia="Bookman Old Style" w:hAnsi="Bookman Old Style" w:cs="Bookman Old Style"/>
-                <w:i/>
-                <w:iCs/>
-                <w:sz w:val="24"/>
-                <w:szCs w:val="24"/>
-                <w:u w:val="single"/>
-                <w:lang w:val="en"/>
-              </w:rPr>
-              <w:t>}</w:t>
+              <w:t>{sls_ongoing}</w:t>
             </w:r>
             <w:r>
               <w:rPr>
@@ -11513,7 +8048,6 @@
                 <w:lang w:val="en"/>
               </w:rPr>
             </w:pPr>
-            <w:proofErr w:type="spellStart"/>
             <w:r>
               <w:rPr>
                 <w:rFonts w:ascii="Bookman Old Style" w:eastAsia="Bookman Old Style" w:hAnsi="Bookman Old Style" w:cs="Bookman Old Style"/>
@@ -11521,17 +8055,7 @@
                 <w:szCs w:val="24"/>
                 <w:lang w:val="en"/>
               </w:rPr>
-              <w:t>Jumlah</w:t>
-            </w:r>
-            <w:proofErr w:type="spellEnd"/>
-            <w:r>
-              <w:rPr>
-                <w:rFonts w:ascii="Bookman Old Style" w:eastAsia="Bookman Old Style" w:hAnsi="Bookman Old Style" w:cs="Bookman Old Style"/>
-                <w:sz w:val="24"/>
-                <w:szCs w:val="24"/>
-                <w:lang w:val="en"/>
-              </w:rPr>
-              <w:t xml:space="preserve"> SLS/sub-SLS</w:t>
+              <w:t>Jumlah SLS/sub-SLS</w:t>
             </w:r>
           </w:p>
         </w:tc>
@@ -11682,27 +8206,7 @@
                 <w:szCs w:val="24"/>
                 <w:lang w:val="en"/>
               </w:rPr>
-              <w:t>{#</w:t>
-            </w:r>
-            <w:proofErr w:type="gramStart"/>
-            <w:r>
-              <w:rPr>
-                <w:rFonts w:ascii="Bookman Old Style" w:eastAsia="Bookman Old Style" w:hAnsi="Bookman Old Style" w:cs="Bookman Old Style"/>
-                <w:sz w:val="24"/>
-                <w:szCs w:val="24"/>
-                <w:lang w:val="en"/>
-              </w:rPr>
-              <w:t>peserta}{</w:t>
-            </w:r>
-            <w:proofErr w:type="gramEnd"/>
-            <w:r>
-              <w:rPr>
-                <w:rFonts w:ascii="Bookman Old Style" w:eastAsia="Bookman Old Style" w:hAnsi="Bookman Old Style" w:cs="Bookman Old Style"/>
-                <w:sz w:val="24"/>
-                <w:szCs w:val="24"/>
-                <w:lang w:val="en"/>
-              </w:rPr>
-              <w:t>no}</w:t>
+              <w:t>{#peserta}{no}</w:t>
             </w:r>
           </w:p>
         </w:tc>
@@ -11729,27 +8233,7 @@
                 <w:szCs w:val="24"/>
                 <w:lang w:val="en"/>
               </w:rPr>
-              <w:t>{</w:t>
-            </w:r>
-            <w:proofErr w:type="spellStart"/>
-            <w:r>
-              <w:rPr>
-                <w:rFonts w:ascii="Bookman Old Style" w:eastAsia="Bookman Old Style" w:hAnsi="Bookman Old Style" w:cs="Bookman Old Style"/>
-                <w:sz w:val="24"/>
-                <w:szCs w:val="24"/>
-                <w:lang w:val="en"/>
-              </w:rPr>
-              <w:t>kecamatan</w:t>
-            </w:r>
-            <w:proofErr w:type="spellEnd"/>
-            <w:r>
-              <w:rPr>
-                <w:rFonts w:ascii="Bookman Old Style" w:eastAsia="Bookman Old Style" w:hAnsi="Bookman Old Style" w:cs="Bookman Old Style"/>
-                <w:sz w:val="24"/>
-                <w:szCs w:val="24"/>
-                <w:lang w:val="en"/>
-              </w:rPr>
-              <w:t>}</w:t>
+              <w:t>{kecamatan}</w:t>
             </w:r>
           </w:p>
         </w:tc>
@@ -11776,27 +8260,7 @@
                 <w:szCs w:val="24"/>
                 <w:lang w:val="en"/>
               </w:rPr>
-              <w:t>{</w:t>
-            </w:r>
-            <w:proofErr w:type="spellStart"/>
-            <w:r>
-              <w:rPr>
-                <w:rFonts w:ascii="Bookman Old Style" w:eastAsia="Bookman Old Style" w:hAnsi="Bookman Old Style" w:cs="Bookman Old Style"/>
-                <w:sz w:val="24"/>
-                <w:szCs w:val="24"/>
-                <w:lang w:val="en"/>
-              </w:rPr>
-              <w:t>kelurahan</w:t>
-            </w:r>
-            <w:proofErr w:type="spellEnd"/>
-            <w:r>
-              <w:rPr>
-                <w:rFonts w:ascii="Bookman Old Style" w:eastAsia="Bookman Old Style" w:hAnsi="Bookman Old Style" w:cs="Bookman Old Style"/>
-                <w:sz w:val="24"/>
-                <w:szCs w:val="24"/>
-                <w:lang w:val="en"/>
-              </w:rPr>
-              <w:t>}</w:t>
+              <w:t>{kelurahan}</w:t>
             </w:r>
           </w:p>
         </w:tc>
@@ -11823,47 +8287,7 @@
                 <w:szCs w:val="24"/>
                 <w:lang w:val="en"/>
               </w:rPr>
-              <w:t>{</w:t>
-            </w:r>
-            <w:proofErr w:type="spellStart"/>
-            <w:r>
-              <w:rPr>
-                <w:rFonts w:ascii="Bookman Old Style" w:eastAsia="Bookman Old Style" w:hAnsi="Bookman Old Style" w:cs="Bookman Old Style"/>
-                <w:sz w:val="24"/>
-                <w:szCs w:val="24"/>
-                <w:lang w:val="en"/>
-              </w:rPr>
-              <w:t>jumlah</w:t>
-            </w:r>
-            <w:proofErr w:type="spellEnd"/>
-            <w:r>
-              <w:rPr>
-                <w:rFonts w:ascii="Bookman Old Style" w:eastAsia="Bookman Old Style" w:hAnsi="Bookman Old Style" w:cs="Bookman Old Style"/>
-                <w:sz w:val="24"/>
-                <w:szCs w:val="24"/>
-                <w:lang w:val="en"/>
-              </w:rPr>
-              <w:t>}{/</w:t>
-            </w:r>
-            <w:proofErr w:type="spellStart"/>
-            <w:r>
-              <w:rPr>
-                <w:rFonts w:ascii="Bookman Old Style" w:eastAsia="Bookman Old Style" w:hAnsi="Bookman Old Style" w:cs="Bookman Old Style"/>
-                <w:sz w:val="24"/>
-                <w:szCs w:val="24"/>
-                <w:lang w:val="en"/>
-              </w:rPr>
-              <w:t>peserta</w:t>
-            </w:r>
-            <w:proofErr w:type="spellEnd"/>
-            <w:r>
-              <w:rPr>
-                <w:rFonts w:ascii="Bookman Old Style" w:eastAsia="Bookman Old Style" w:hAnsi="Bookman Old Style" w:cs="Bookman Old Style"/>
-                <w:sz w:val="24"/>
-                <w:szCs w:val="24"/>
-                <w:lang w:val="en"/>
-              </w:rPr>
-              <w:t>}</w:t>
+              <w:t>{jumlah}{/peserta}</w:t>
             </w:r>
           </w:p>
         </w:tc>
@@ -11895,7 +8319,6 @@
           <w:lang w:val="en"/>
         </w:rPr>
       </w:pPr>
-      <w:proofErr w:type="spellStart"/>
       <w:r>
         <w:rPr>
           <w:rFonts w:ascii="Bookman Old Style" w:eastAsia="Bookman Old Style" w:hAnsi="Bookman Old Style" w:cs="Bookman Old Style"/>
@@ -11903,37 +8326,7 @@
           <w:szCs w:val="24"/>
           <w:lang w:val="en"/>
         </w:rPr>
-        <w:t>Screenshoot</w:t>
-      </w:r>
-      <w:proofErr w:type="spellEnd"/>
-      <w:r>
-        <w:rPr>
-          <w:rFonts w:ascii="Bookman Old Style" w:eastAsia="Bookman Old Style" w:hAnsi="Bookman Old Style" w:cs="Bookman Old Style"/>
-          <w:sz w:val="24"/>
-          <w:szCs w:val="24"/>
-          <w:lang w:val="en"/>
-        </w:rPr>
-        <w:t xml:space="preserve"> </w:t>
-      </w:r>
-      <w:proofErr w:type="spellStart"/>
-      <w:r>
-        <w:rPr>
-          <w:rFonts w:ascii="Bookman Old Style" w:eastAsia="Bookman Old Style" w:hAnsi="Bookman Old Style" w:cs="Bookman Old Style"/>
-          <w:sz w:val="24"/>
-          <w:szCs w:val="24"/>
-          <w:lang w:val="en"/>
-        </w:rPr>
-        <w:t>Aplikasi</w:t>
-      </w:r>
-      <w:proofErr w:type="spellEnd"/>
-      <w:r>
-        <w:rPr>
-          <w:rFonts w:ascii="Bookman Old Style" w:eastAsia="Bookman Old Style" w:hAnsi="Bookman Old Style" w:cs="Bookman Old Style"/>
-          <w:sz w:val="24"/>
-          <w:szCs w:val="24"/>
-          <w:lang w:val="en"/>
-        </w:rPr>
-        <w:t xml:space="preserve"> Fasih</w:t>
+        <w:t>Screenshoot Aplikasi Fasih</w:t>
       </w:r>
     </w:p>
     <w:p>
@@ -11960,27 +8353,7 @@
           <w:szCs w:val="24"/>
           <w:lang w:val="en"/>
         </w:rPr>
-        <w:t>{%</w:t>
-      </w:r>
-      <w:proofErr w:type="spellStart"/>
-      <w:r>
-        <w:rPr>
-          <w:rFonts w:ascii="Bookman Old Style" w:eastAsia="Bookman Old Style" w:hAnsi="Bookman Old Style" w:cs="Bookman Old Style"/>
-          <w:sz w:val="24"/>
-          <w:szCs w:val="24"/>
-          <w:lang w:val="en"/>
-        </w:rPr>
-        <w:t>halaman_depan</w:t>
-      </w:r>
-      <w:proofErr w:type="spellEnd"/>
-      <w:r>
-        <w:rPr>
-          <w:rFonts w:ascii="Bookman Old Style" w:eastAsia="Bookman Old Style" w:hAnsi="Bookman Old Style" w:cs="Bookman Old Style"/>
-          <w:sz w:val="24"/>
-          <w:szCs w:val="24"/>
-          <w:lang w:val="en"/>
-        </w:rPr>
-        <w:t>}</w:t>
+        <w:t>{%halaman_depan}</w:t>
       </w:r>
     </w:p>
     <w:tbl>
@@ -12021,23 +8394,7 @@
                 <w:rFonts w:ascii="Arial" w:eastAsia="Arial" w:hAnsi="Arial"/>
                 <w:sz w:val="16"/>
               </w:rPr>
-              <w:t>{#foto_</w:t>
-            </w:r>
-            <w:proofErr w:type="gramStart"/>
-            <w:r>
-              <w:rPr>
-                <w:rFonts w:ascii="Arial" w:eastAsia="Arial" w:hAnsi="Arial"/>
-                <w:sz w:val="16"/>
-              </w:rPr>
-              <w:t>rows}{</w:t>
-            </w:r>
-            <w:proofErr w:type="gramEnd"/>
-            <w:r>
-              <w:rPr>
-                <w:rFonts w:ascii="Arial" w:eastAsia="Arial" w:hAnsi="Arial"/>
-                <w:sz w:val="16"/>
-              </w:rPr>
-              <w:t>%foto1}</w:t>
+              <w:t>{#foto_rows}{%foto1}</w:t>
             </w:r>
           </w:p>
         </w:tc>
@@ -12087,39 +8444,7 @@
                 <w:rFonts w:ascii="Arial" w:eastAsia="Arial" w:hAnsi="Arial"/>
                 <w:sz w:val="16"/>
               </w:rPr>
-              <w:t>{%foto</w:t>
-            </w:r>
-            <w:proofErr w:type="gramStart"/>
-            <w:r>
-              <w:rPr>
-                <w:rFonts w:ascii="Arial" w:eastAsia="Arial" w:hAnsi="Arial"/>
-                <w:sz w:val="16"/>
-              </w:rPr>
-              <w:t>3}{</w:t>
-            </w:r>
-            <w:proofErr w:type="gramEnd"/>
-            <w:r>
-              <w:rPr>
-                <w:rFonts w:ascii="Arial" w:eastAsia="Arial" w:hAnsi="Arial"/>
-                <w:sz w:val="16"/>
-              </w:rPr>
-              <w:t>/</w:t>
-            </w:r>
-            <w:proofErr w:type="spellStart"/>
-            <w:r>
-              <w:rPr>
-                <w:rFonts w:ascii="Arial" w:eastAsia="Arial" w:hAnsi="Arial"/>
-                <w:sz w:val="16"/>
-              </w:rPr>
-              <w:t>foto_rows</w:t>
-            </w:r>
-            <w:proofErr w:type="spellEnd"/>
-            <w:r>
-              <w:rPr>
-                <w:rFonts w:ascii="Arial" w:eastAsia="Arial" w:hAnsi="Arial"/>
-                <w:sz w:val="16"/>
-              </w:rPr>
-              <w:t>}</w:t>
+              <w:t>{%foto3}{/foto_rows}</w:t>
             </w:r>
           </w:p>
         </w:tc>
@@ -12296,27 +8621,7 @@
                 <w:szCs w:val="24"/>
                 <w:lang w:val="en"/>
               </w:rPr>
-              <w:t>{</w:t>
-            </w:r>
-            <w:proofErr w:type="spellStart"/>
-            <w:r>
-              <w:rPr>
-                <w:rFonts w:ascii="Bookman Old Style" w:eastAsia="Bookman Old Style" w:hAnsi="Bookman Old Style" w:cs="Bookman Old Style"/>
-                <w:sz w:val="24"/>
-                <w:szCs w:val="24"/>
-                <w:lang w:val="en"/>
-              </w:rPr>
-              <w:t>nama_petugas</w:t>
-            </w:r>
-            <w:proofErr w:type="spellEnd"/>
-            <w:r>
-              <w:rPr>
-                <w:rFonts w:ascii="Bookman Old Style" w:eastAsia="Bookman Old Style" w:hAnsi="Bookman Old Style" w:cs="Bookman Old Style"/>
-                <w:sz w:val="24"/>
-                <w:szCs w:val="24"/>
-                <w:lang w:val="en"/>
-              </w:rPr>
-              <w:t>}</w:t>
+              <w:t>{nama_petugas}</w:t>
             </w:r>
             <w:r>
               <w:rPr>
@@ -12989,7 +9294,6 @@
                 <w:szCs w:val="16"/>
               </w:rPr>
             </w:pPr>
-            <w:proofErr w:type="spellStart"/>
             <w:r>
               <w:rPr>
                 <w:rFonts w:ascii="Arial" w:eastAsia="Times New Roman" w:hAnsi="Arial" w:cs="Arial"/>
@@ -13001,7 +9305,6 @@
               </w:rPr>
               <w:t>Realisasi</w:t>
             </w:r>
-            <w:proofErr w:type="spellEnd"/>
           </w:p>
         </w:tc>
         <w:tc>
@@ -13030,7 +9333,6 @@
                 <w:szCs w:val="16"/>
               </w:rPr>
             </w:pPr>
-            <w:proofErr w:type="spellStart"/>
             <w:r>
               <w:rPr>
                 <w:rFonts w:ascii="Arial" w:eastAsia="Times New Roman" w:hAnsi="Arial" w:cs="Arial"/>
@@ -13040,19 +9342,7 @@
                 <w:sz w:val="16"/>
                 <w:szCs w:val="16"/>
               </w:rPr>
-              <w:t>Persentase</w:t>
-            </w:r>
-            <w:proofErr w:type="spellEnd"/>
-            <w:r>
-              <w:rPr>
-                <w:rFonts w:ascii="Arial" w:eastAsia="Times New Roman" w:hAnsi="Arial" w:cs="Arial"/>
-                <w:b/>
-                <w:bCs/>
-                <w:color w:val="000000"/>
-                <w:sz w:val="16"/>
-                <w:szCs w:val="16"/>
-              </w:rPr>
-              <w:t xml:space="preserve"> (%)</w:t>
+              <w:t>Persentase (%)</w:t>
             </w:r>
           </w:p>
         </w:tc>
@@ -13083,7 +9373,6 @@
                 <w:szCs w:val="16"/>
               </w:rPr>
             </w:pPr>
-            <w:proofErr w:type="spellStart"/>
             <w:r>
               <w:rPr>
                 <w:rFonts w:ascii="Arial" w:eastAsia="Times New Roman" w:hAnsi="Arial" w:cs="Arial"/>
@@ -13095,7 +9384,6 @@
               </w:rPr>
               <w:t>Keterangan</w:t>
             </w:r>
-            <w:proofErr w:type="spellEnd"/>
           </w:p>
         </w:tc>
       </w:tr>
@@ -13202,21 +9490,8 @@
                 <w:sz w:val="16"/>
                 <w:szCs w:val="16"/>
               </w:rPr>
-              <w:t xml:space="preserve">Username </w:t>
-            </w:r>
-            <w:proofErr w:type="spellStart"/>
-            <w:r>
-              <w:rPr>
-                <w:rFonts w:ascii="Arial" w:eastAsia="Times New Roman" w:hAnsi="Arial" w:cs="Arial"/>
-                <w:b/>
-                <w:bCs/>
-                <w:color w:val="000000"/>
-                <w:sz w:val="16"/>
-                <w:szCs w:val="16"/>
-              </w:rPr>
-              <w:t>Sobat</w:t>
-            </w:r>
-            <w:proofErr w:type="spellEnd"/>
+              <w:t>Username Sobat</w:t>
+            </w:r>
           </w:p>
         </w:tc>
         <w:tc>
@@ -13291,21 +9566,8 @@
                 <w:sz w:val="16"/>
                 <w:szCs w:val="16"/>
               </w:rPr>
-              <w:t xml:space="preserve">Username </w:t>
-            </w:r>
-            <w:proofErr w:type="spellStart"/>
-            <w:r>
-              <w:rPr>
-                <w:rFonts w:ascii="Arial" w:eastAsia="Times New Roman" w:hAnsi="Arial" w:cs="Arial"/>
-                <w:b/>
-                <w:bCs/>
-                <w:color w:val="000000"/>
-                <w:sz w:val="16"/>
-                <w:szCs w:val="16"/>
-              </w:rPr>
-              <w:t>Sobat</w:t>
-            </w:r>
-            <w:proofErr w:type="spellEnd"/>
+              <w:t>Username Sobat</w:t>
+            </w:r>
           </w:p>
         </w:tc>
         <w:tc>
@@ -13414,7 +9676,6 @@
                 <w:szCs w:val="16"/>
               </w:rPr>
             </w:pPr>
-            <w:proofErr w:type="spellStart"/>
             <w:r>
               <w:rPr>
                 <w:rFonts w:ascii="Arial" w:eastAsia="Times New Roman" w:hAnsi="Arial" w:cs="Arial"/>
@@ -13426,7 +9687,6 @@
               </w:rPr>
               <w:t>Keluarga</w:t>
             </w:r>
-            <w:proofErr w:type="spellEnd"/>
           </w:p>
         </w:tc>
         <w:tc>
@@ -13492,7 +9752,6 @@
                 <w:szCs w:val="16"/>
               </w:rPr>
             </w:pPr>
-            <w:proofErr w:type="spellStart"/>
             <w:r>
               <w:rPr>
                 <w:rFonts w:ascii="Arial" w:eastAsia="Times New Roman" w:hAnsi="Arial" w:cs="Arial"/>
@@ -13504,7 +9763,6 @@
               </w:rPr>
               <w:t>Jumlah</w:t>
             </w:r>
-            <w:proofErr w:type="spellEnd"/>
           </w:p>
         </w:tc>
         <w:tc>
@@ -13532,7 +9790,6 @@
                 <w:szCs w:val="16"/>
               </w:rPr>
             </w:pPr>
-            <w:proofErr w:type="spellStart"/>
             <w:r>
               <w:rPr>
                 <w:rFonts w:ascii="Arial" w:eastAsia="Times New Roman" w:hAnsi="Arial" w:cs="Arial"/>
@@ -13544,7 +9801,6 @@
               </w:rPr>
               <w:t>Keluarga</w:t>
             </w:r>
-            <w:proofErr w:type="spellEnd"/>
           </w:p>
         </w:tc>
         <w:tc>
@@ -13610,7 +9866,6 @@
                 <w:szCs w:val="16"/>
               </w:rPr>
             </w:pPr>
-            <w:proofErr w:type="spellStart"/>
             <w:r>
               <w:rPr>
                 <w:rFonts w:ascii="Arial" w:eastAsia="Times New Roman" w:hAnsi="Arial" w:cs="Arial"/>
@@ -13622,7 +9877,6 @@
               </w:rPr>
               <w:t>Jumlah</w:t>
             </w:r>
-            <w:proofErr w:type="spellEnd"/>
           </w:p>
         </w:tc>
         <w:tc>
@@ -14250,55 +10504,7 @@
                 <w:sz w:val="16"/>
                 <w:szCs w:val="16"/>
               </w:rPr>
-              <w:t>(</w:t>
-            </w:r>
-            <w:proofErr w:type="gramStart"/>
-            <w:r>
-              <w:rPr>
-                <w:rFonts w:ascii="Arial" w:eastAsia="Times New Roman" w:hAnsi="Arial" w:cs="Arial"/>
-                <w:b/>
-                <w:bCs/>
-                <w:color w:val="000000"/>
-                <w:sz w:val="16"/>
-                <w:szCs w:val="16"/>
-              </w:rPr>
-              <w:t>15)=</w:t>
-            </w:r>
-            <w:proofErr w:type="gramEnd"/>
-            <w:r>
-              <w:rPr>
-                <w:rFonts w:ascii="Arial" w:eastAsia="Times New Roman" w:hAnsi="Arial" w:cs="Arial"/>
-                <w:b/>
-                <w:bCs/>
-                <w:color w:val="000000"/>
-                <w:sz w:val="16"/>
-                <w:szCs w:val="16"/>
-              </w:rPr>
-              <w:t>(14)</w:t>
-            </w:r>
-            <w:proofErr w:type="gramStart"/>
-            <w:r>
-              <w:rPr>
-                <w:rFonts w:ascii="Arial" w:eastAsia="Times New Roman" w:hAnsi="Arial" w:cs="Arial"/>
-                <w:b/>
-                <w:bCs/>
-                <w:color w:val="000000"/>
-                <w:sz w:val="16"/>
-                <w:szCs w:val="16"/>
-              </w:rPr>
-              <w:t>/(</w:t>
-            </w:r>
-            <w:proofErr w:type="gramEnd"/>
-            <w:r>
-              <w:rPr>
-                <w:rFonts w:ascii="Arial" w:eastAsia="Times New Roman" w:hAnsi="Arial" w:cs="Arial"/>
-                <w:b/>
-                <w:bCs/>
-                <w:color w:val="000000"/>
-                <w:sz w:val="16"/>
-                <w:szCs w:val="16"/>
-              </w:rPr>
-              <w:t>11)</w:t>
+              <w:t>(15)=(14)/(11)</w:t>
             </w:r>
           </w:p>
         </w:tc>
@@ -14375,27 +10581,7 @@
                 <w:sz w:val="16"/>
                 <w:szCs w:val="16"/>
               </w:rPr>
-              <w:t>{#</w:t>
-            </w:r>
-            <w:proofErr w:type="gramStart"/>
-            <w:r>
-              <w:rPr>
-                <w:rFonts w:ascii="Arial" w:eastAsia="Times New Roman" w:hAnsi="Arial" w:cs="Arial"/>
-                <w:color w:val="000000"/>
-                <w:sz w:val="16"/>
-                <w:szCs w:val="16"/>
-              </w:rPr>
-              <w:t>peserta}{</w:t>
-            </w:r>
-            <w:proofErr w:type="gramEnd"/>
-            <w:r>
-              <w:rPr>
-                <w:rFonts w:ascii="Arial" w:eastAsia="Times New Roman" w:hAnsi="Arial" w:cs="Arial"/>
-                <w:color w:val="000000"/>
-                <w:sz w:val="16"/>
-                <w:szCs w:val="16"/>
-              </w:rPr>
-              <w:t>no}</w:t>
+              <w:t>{#peserta}{no}</w:t>
             </w:r>
             <w:r>
               <w:rPr>
@@ -14457,27 +10643,7 @@
                 <w:sz w:val="16"/>
                 <w:szCs w:val="16"/>
               </w:rPr>
-              <w:t>{</w:t>
-            </w:r>
-            <w:proofErr w:type="spellStart"/>
-            <w:r>
-              <w:rPr>
-                <w:rFonts w:ascii="Arial" w:eastAsia="Times New Roman" w:hAnsi="Arial" w:cs="Arial"/>
-                <w:color w:val="000000"/>
-                <w:sz w:val="16"/>
-                <w:szCs w:val="16"/>
-              </w:rPr>
-              <w:t>nama_petugas</w:t>
-            </w:r>
-            <w:proofErr w:type="spellEnd"/>
-            <w:r>
-              <w:rPr>
-                <w:rFonts w:ascii="Arial" w:eastAsia="Times New Roman" w:hAnsi="Arial" w:cs="Arial"/>
-                <w:color w:val="000000"/>
-                <w:sz w:val="16"/>
-                <w:szCs w:val="16"/>
-              </w:rPr>
-              <w:t>}</w:t>
+              <w:t>{nama_petugas}</w:t>
             </w:r>
           </w:p>
           <w:p>
@@ -14541,27 +10707,7 @@
                 <w:sz w:val="16"/>
                 <w:szCs w:val="16"/>
               </w:rPr>
-              <w:t>{</w:t>
-            </w:r>
-            <w:proofErr w:type="spellStart"/>
-            <w:r>
-              <w:rPr>
-                <w:rFonts w:ascii="Arial" w:eastAsia="Times New Roman" w:hAnsi="Arial" w:cs="Arial"/>
-                <w:color w:val="000000"/>
-                <w:sz w:val="16"/>
-                <w:szCs w:val="16"/>
-              </w:rPr>
-              <w:t>email_petugas</w:t>
-            </w:r>
-            <w:proofErr w:type="spellEnd"/>
-            <w:r>
-              <w:rPr>
-                <w:rFonts w:ascii="Arial" w:eastAsia="Times New Roman" w:hAnsi="Arial" w:cs="Arial"/>
-                <w:color w:val="000000"/>
-                <w:sz w:val="16"/>
-                <w:szCs w:val="16"/>
-              </w:rPr>
-              <w:t>}</w:t>
+              <w:t>{email_petugas}</w:t>
             </w:r>
           </w:p>
           <w:p>
@@ -14625,27 +10771,7 @@
                 <w:sz w:val="16"/>
                 <w:szCs w:val="16"/>
               </w:rPr>
-              <w:t>{</w:t>
-            </w:r>
-            <w:proofErr w:type="spellStart"/>
-            <w:r>
-              <w:rPr>
-                <w:rFonts w:ascii="Arial" w:eastAsia="Times New Roman" w:hAnsi="Arial" w:cs="Arial"/>
-                <w:color w:val="000000"/>
-                <w:sz w:val="16"/>
-                <w:szCs w:val="16"/>
-              </w:rPr>
-              <w:t>nama_ppl</w:t>
-            </w:r>
-            <w:proofErr w:type="spellEnd"/>
-            <w:r>
-              <w:rPr>
-                <w:rFonts w:ascii="Arial" w:eastAsia="Times New Roman" w:hAnsi="Arial" w:cs="Arial"/>
-                <w:color w:val="000000"/>
-                <w:sz w:val="16"/>
-                <w:szCs w:val="16"/>
-              </w:rPr>
-              <w:t>}</w:t>
+              <w:t>{nama_ppl}</w:t>
             </w:r>
           </w:p>
           <w:p>
@@ -14709,27 +10835,7 @@
                 <w:sz w:val="16"/>
                 <w:szCs w:val="16"/>
               </w:rPr>
-              <w:t>{</w:t>
-            </w:r>
-            <w:proofErr w:type="spellStart"/>
-            <w:r>
-              <w:rPr>
-                <w:rFonts w:ascii="Arial" w:eastAsia="Times New Roman" w:hAnsi="Arial" w:cs="Arial"/>
-                <w:color w:val="000000"/>
-                <w:sz w:val="16"/>
-                <w:szCs w:val="16"/>
-              </w:rPr>
-              <w:t>email_ppl</w:t>
-            </w:r>
-            <w:proofErr w:type="spellEnd"/>
-            <w:r>
-              <w:rPr>
-                <w:rFonts w:ascii="Arial" w:eastAsia="Times New Roman" w:hAnsi="Arial" w:cs="Arial"/>
-                <w:color w:val="000000"/>
-                <w:sz w:val="16"/>
-                <w:szCs w:val="16"/>
-              </w:rPr>
-              <w:t>}</w:t>
+              <w:t>{email_ppl}</w:t>
             </w:r>
           </w:p>
           <w:p>
@@ -14795,27 +10901,7 @@
                 <w:sz w:val="16"/>
                 <w:szCs w:val="16"/>
               </w:rPr>
-              <w:t>{</w:t>
-            </w:r>
-            <w:proofErr w:type="spellStart"/>
-            <w:r>
-              <w:rPr>
-                <w:rFonts w:ascii="Arial" w:eastAsia="Times New Roman" w:hAnsi="Arial" w:cs="Arial"/>
-                <w:color w:val="000000"/>
-                <w:sz w:val="16"/>
-                <w:szCs w:val="16"/>
-              </w:rPr>
-              <w:t>kode_kecamatan</w:t>
-            </w:r>
-            <w:proofErr w:type="spellEnd"/>
-            <w:r>
-              <w:rPr>
-                <w:rFonts w:ascii="Arial" w:eastAsia="Times New Roman" w:hAnsi="Arial" w:cs="Arial"/>
-                <w:color w:val="000000"/>
-                <w:sz w:val="16"/>
-                <w:szCs w:val="16"/>
-              </w:rPr>
-              <w:t>}</w:t>
+              <w:t>{kode_kecamatan}</w:t>
             </w:r>
           </w:p>
           <w:p>
@@ -14861,27 +10947,7 @@
                 <w:sz w:val="16"/>
                 <w:szCs w:val="16"/>
               </w:rPr>
-              <w:t>{</w:t>
-            </w:r>
-            <w:proofErr w:type="spellStart"/>
-            <w:r>
-              <w:rPr>
-                <w:rFonts w:ascii="Arial" w:eastAsia="Times New Roman" w:hAnsi="Arial" w:cs="Arial"/>
-                <w:color w:val="000000"/>
-                <w:sz w:val="16"/>
-                <w:szCs w:val="16"/>
-              </w:rPr>
-              <w:t>kode_kelurahan</w:t>
-            </w:r>
-            <w:proofErr w:type="spellEnd"/>
-            <w:r>
-              <w:rPr>
-                <w:rFonts w:ascii="Arial" w:eastAsia="Times New Roman" w:hAnsi="Arial" w:cs="Arial"/>
-                <w:color w:val="000000"/>
-                <w:sz w:val="16"/>
-                <w:szCs w:val="16"/>
-              </w:rPr>
-              <w:t>}</w:t>
+              <w:t>{kode_kelurahan}</w:t>
             </w:r>
           </w:p>
           <w:p>
@@ -14957,27 +11023,7 @@
                 <w:sz w:val="16"/>
                 <w:szCs w:val="16"/>
               </w:rPr>
-              <w:t>{</w:t>
-            </w:r>
-            <w:proofErr w:type="spellStart"/>
-            <w:r>
-              <w:rPr>
-                <w:rFonts w:ascii="Arial" w:eastAsia="Times New Roman" w:hAnsi="Arial" w:cs="Arial"/>
-                <w:color w:val="000000"/>
-                <w:sz w:val="16"/>
-                <w:szCs w:val="16"/>
-              </w:rPr>
-              <w:t>kode_sls</w:t>
-            </w:r>
-            <w:proofErr w:type="spellEnd"/>
-            <w:r>
-              <w:rPr>
-                <w:rFonts w:ascii="Arial" w:eastAsia="Times New Roman" w:hAnsi="Arial" w:cs="Arial"/>
-                <w:color w:val="000000"/>
-                <w:sz w:val="16"/>
-                <w:szCs w:val="16"/>
-              </w:rPr>
-              <w:t>}</w:t>
+              <w:t>{kode_sls}</w:t>
             </w:r>
           </w:p>
           <w:p>
@@ -15043,27 +11089,7 @@
                 <w:sz w:val="16"/>
                 <w:szCs w:val="16"/>
               </w:rPr>
-              <w:t>{</w:t>
-            </w:r>
-            <w:proofErr w:type="spellStart"/>
-            <w:r>
-              <w:rPr>
-                <w:rFonts w:ascii="Arial" w:eastAsia="Times New Roman" w:hAnsi="Arial" w:cs="Arial"/>
-                <w:color w:val="000000"/>
-                <w:sz w:val="16"/>
-                <w:szCs w:val="16"/>
-              </w:rPr>
-              <w:t>pre_keluarga</w:t>
-            </w:r>
-            <w:proofErr w:type="spellEnd"/>
-            <w:r>
-              <w:rPr>
-                <w:rFonts w:ascii="Arial" w:eastAsia="Times New Roman" w:hAnsi="Arial" w:cs="Arial"/>
-                <w:color w:val="000000"/>
-                <w:sz w:val="16"/>
-                <w:szCs w:val="16"/>
-              </w:rPr>
-              <w:t>}</w:t>
+              <w:t>{pre_keluarga}</w:t>
             </w:r>
           </w:p>
           <w:p>
@@ -15128,27 +11154,7 @@
                 <w:sz w:val="16"/>
                 <w:szCs w:val="16"/>
               </w:rPr>
-              <w:t>{</w:t>
-            </w:r>
-            <w:proofErr w:type="spellStart"/>
-            <w:r>
-              <w:rPr>
-                <w:rFonts w:ascii="Arial" w:eastAsia="Times New Roman" w:hAnsi="Arial" w:cs="Arial"/>
-                <w:color w:val="000000"/>
-                <w:sz w:val="16"/>
-                <w:szCs w:val="16"/>
-              </w:rPr>
-              <w:t>pre_usaha</w:t>
-            </w:r>
-            <w:proofErr w:type="spellEnd"/>
-            <w:r>
-              <w:rPr>
-                <w:rFonts w:ascii="Arial" w:eastAsia="Times New Roman" w:hAnsi="Arial" w:cs="Arial"/>
-                <w:color w:val="000000"/>
-                <w:sz w:val="16"/>
-                <w:szCs w:val="16"/>
-              </w:rPr>
-              <w:t>}</w:t>
+              <w:t>{pre_usaha}</w:t>
             </w:r>
           </w:p>
           <w:p>
@@ -15213,27 +11219,7 @@
                 <w:sz w:val="16"/>
                 <w:szCs w:val="16"/>
               </w:rPr>
-              <w:t>{</w:t>
-            </w:r>
-            <w:proofErr w:type="spellStart"/>
-            <w:r>
-              <w:rPr>
-                <w:rFonts w:ascii="Arial" w:eastAsia="Times New Roman" w:hAnsi="Arial" w:cs="Arial"/>
-                <w:color w:val="000000"/>
-                <w:sz w:val="16"/>
-                <w:szCs w:val="16"/>
-              </w:rPr>
-              <w:t>jumlah_pre</w:t>
-            </w:r>
-            <w:proofErr w:type="spellEnd"/>
-            <w:r>
-              <w:rPr>
-                <w:rFonts w:ascii="Arial" w:eastAsia="Times New Roman" w:hAnsi="Arial" w:cs="Arial"/>
-                <w:color w:val="000000"/>
-                <w:sz w:val="16"/>
-                <w:szCs w:val="16"/>
-              </w:rPr>
-              <w:t>}</w:t>
+              <w:t>{jumlah_pre}</w:t>
             </w:r>
           </w:p>
           <w:p>
@@ -15298,27 +11284,7 @@
                 <w:sz w:val="16"/>
                 <w:szCs w:val="16"/>
               </w:rPr>
-              <w:t>{</w:t>
-            </w:r>
-            <w:proofErr w:type="spellStart"/>
-            <w:r>
-              <w:rPr>
-                <w:rFonts w:ascii="Arial" w:eastAsia="Times New Roman" w:hAnsi="Arial" w:cs="Arial"/>
-                <w:color w:val="000000"/>
-                <w:sz w:val="16"/>
-                <w:szCs w:val="16"/>
-              </w:rPr>
-              <w:t>realisasi_keluarga</w:t>
-            </w:r>
-            <w:proofErr w:type="spellEnd"/>
-            <w:r>
-              <w:rPr>
-                <w:rFonts w:ascii="Arial" w:eastAsia="Times New Roman" w:hAnsi="Arial" w:cs="Arial"/>
-                <w:color w:val="000000"/>
-                <w:sz w:val="16"/>
-                <w:szCs w:val="16"/>
-              </w:rPr>
-              <w:t>}</w:t>
+              <w:t>{realisasi_keluarga}</w:t>
             </w:r>
           </w:p>
           <w:p>
@@ -15383,27 +11349,7 @@
                 <w:sz w:val="16"/>
                 <w:szCs w:val="16"/>
               </w:rPr>
-              <w:t>{</w:t>
-            </w:r>
-            <w:proofErr w:type="spellStart"/>
-            <w:r>
-              <w:rPr>
-                <w:rFonts w:ascii="Arial" w:eastAsia="Times New Roman" w:hAnsi="Arial" w:cs="Arial"/>
-                <w:color w:val="000000"/>
-                <w:sz w:val="16"/>
-                <w:szCs w:val="16"/>
-              </w:rPr>
-              <w:t>realisasi_usaha</w:t>
-            </w:r>
-            <w:proofErr w:type="spellEnd"/>
-            <w:r>
-              <w:rPr>
-                <w:rFonts w:ascii="Arial" w:eastAsia="Times New Roman" w:hAnsi="Arial" w:cs="Arial"/>
-                <w:color w:val="000000"/>
-                <w:sz w:val="16"/>
-                <w:szCs w:val="16"/>
-              </w:rPr>
-              <w:t>}</w:t>
+              <w:t>{realisasi_usaha}</w:t>
             </w:r>
           </w:p>
           <w:p>
@@ -15468,27 +11414,7 @@
                 <w:sz w:val="16"/>
                 <w:szCs w:val="16"/>
               </w:rPr>
-              <w:t>{</w:t>
-            </w:r>
-            <w:proofErr w:type="spellStart"/>
-            <w:r>
-              <w:rPr>
-                <w:rFonts w:ascii="Arial" w:eastAsia="Times New Roman" w:hAnsi="Arial" w:cs="Arial"/>
-                <w:color w:val="000000"/>
-                <w:sz w:val="16"/>
-                <w:szCs w:val="16"/>
-              </w:rPr>
-              <w:t>jumlah_realisasi</w:t>
-            </w:r>
-            <w:proofErr w:type="spellEnd"/>
-            <w:r>
-              <w:rPr>
-                <w:rFonts w:ascii="Arial" w:eastAsia="Times New Roman" w:hAnsi="Arial" w:cs="Arial"/>
-                <w:color w:val="000000"/>
-                <w:sz w:val="16"/>
-                <w:szCs w:val="16"/>
-              </w:rPr>
-              <w:t>}</w:t>
+              <w:t>{jumlah_realisasi}</w:t>
             </w:r>
           </w:p>
           <w:p>
@@ -15553,47 +11479,7 @@
                 <w:sz w:val="16"/>
                 <w:szCs w:val="16"/>
               </w:rPr>
-              <w:t>{</w:t>
-            </w:r>
-            <w:proofErr w:type="spellStart"/>
-            <w:r>
-              <w:rPr>
-                <w:rFonts w:ascii="Arial" w:eastAsia="Times New Roman" w:hAnsi="Arial" w:cs="Arial"/>
-                <w:color w:val="000000"/>
-                <w:sz w:val="16"/>
-                <w:szCs w:val="16"/>
-              </w:rPr>
-              <w:t>persentase</w:t>
-            </w:r>
-            <w:proofErr w:type="spellEnd"/>
-            <w:r>
-              <w:rPr>
-                <w:rFonts w:ascii="Arial" w:eastAsia="Times New Roman" w:hAnsi="Arial" w:cs="Arial"/>
-                <w:color w:val="000000"/>
-                <w:sz w:val="16"/>
-                <w:szCs w:val="16"/>
-              </w:rPr>
-              <w:t>}{/</w:t>
-            </w:r>
-            <w:proofErr w:type="spellStart"/>
-            <w:r>
-              <w:rPr>
-                <w:rFonts w:ascii="Arial" w:eastAsia="Times New Roman" w:hAnsi="Arial" w:cs="Arial"/>
-                <w:color w:val="000000"/>
-                <w:sz w:val="16"/>
-                <w:szCs w:val="16"/>
-              </w:rPr>
-              <w:t>peserta</w:t>
-            </w:r>
-            <w:proofErr w:type="spellEnd"/>
-            <w:r>
-              <w:rPr>
-                <w:rFonts w:ascii="Arial" w:eastAsia="Times New Roman" w:hAnsi="Arial" w:cs="Arial"/>
-                <w:color w:val="000000"/>
-                <w:sz w:val="16"/>
-                <w:szCs w:val="16"/>
-              </w:rPr>
-              <w:t>}</w:t>
+              <w:t>{persentase}{/peserta}</w:t>
             </w:r>
           </w:p>
           <w:p>
@@ -15664,7 +11550,6 @@
                 <w:szCs w:val="16"/>
               </w:rPr>
             </w:pPr>
-            <w:proofErr w:type="spellStart"/>
             <w:r>
               <w:rPr>
                 <w:rFonts w:ascii="Arial" w:eastAsia="Times New Roman" w:hAnsi="Arial" w:cs="Arial"/>
@@ -15676,7 +11561,6 @@
               </w:rPr>
               <w:t>Jumlah</w:t>
             </w:r>
-            <w:proofErr w:type="spellEnd"/>
           </w:p>
         </w:tc>
         <w:tc>
@@ -15896,31 +11780,7 @@
                 <w:sz w:val="16"/>
                 <w:szCs w:val="16"/>
               </w:rPr>
-              <w:t>{</w:t>
-            </w:r>
-            <w:proofErr w:type="spellStart"/>
-            <w:r>
-              <w:rPr>
-                <w:rFonts w:ascii="Arial" w:eastAsia="Times New Roman" w:hAnsi="Arial" w:cs="Arial"/>
-                <w:b/>
-                <w:bCs/>
-                <w:color w:val="000000"/>
-                <w:sz w:val="16"/>
-                <w:szCs w:val="16"/>
-              </w:rPr>
-              <w:t>average_persentase</w:t>
-            </w:r>
-            <w:proofErr w:type="spellEnd"/>
-            <w:r>
-              <w:rPr>
-                <w:rFonts w:ascii="Arial" w:eastAsia="Times New Roman" w:hAnsi="Arial" w:cs="Arial"/>
-                <w:b/>
-                <w:bCs/>
-                <w:color w:val="000000"/>
-                <w:sz w:val="16"/>
-                <w:szCs w:val="16"/>
-              </w:rPr>
-              <w:t>}</w:t>
+              <w:t>{average_persentase}</w:t>
             </w:r>
           </w:p>
           <w:p>

--- a/public/templates/BERKAS PEMBAYARAN PPL TERMIN II - 2 BULAN (1).docx
+++ b/public/templates/BERKAS PEMBAYARAN PPL TERMIN II - 2 BULAN (1).docx
@@ -450,7 +450,47 @@
           <w:sz w:val="24"/>
           <w:szCs w:val="24"/>
         </w:rPr>
-        <w:t>Dengan ini menyatakan:  </w:t>
+        <w:t xml:space="preserve">Dengan </w:t>
+      </w:r>
+      <w:proofErr w:type="spellStart"/>
+      <w:r>
+        <w:rPr>
+          <w:rFonts w:ascii="Bookman Old Style" w:eastAsia="Bookman Old Style" w:hAnsi="Bookman Old Style" w:cs="Bookman Old Style"/>
+          <w:color w:val="000000"/>
+          <w:sz w:val="24"/>
+          <w:szCs w:val="24"/>
+        </w:rPr>
+        <w:t>ini</w:t>
+      </w:r>
+      <w:proofErr w:type="spellEnd"/>
+      <w:r>
+        <w:rPr>
+          <w:rFonts w:ascii="Bookman Old Style" w:eastAsia="Bookman Old Style" w:hAnsi="Bookman Old Style" w:cs="Bookman Old Style"/>
+          <w:color w:val="000000"/>
+          <w:sz w:val="24"/>
+          <w:szCs w:val="24"/>
+        </w:rPr>
+        <w:t xml:space="preserve"> </w:t>
+      </w:r>
+      <w:proofErr w:type="spellStart"/>
+      <w:r>
+        <w:rPr>
+          <w:rFonts w:ascii="Bookman Old Style" w:eastAsia="Bookman Old Style" w:hAnsi="Bookman Old Style" w:cs="Bookman Old Style"/>
+          <w:color w:val="000000"/>
+          <w:sz w:val="24"/>
+          <w:szCs w:val="24"/>
+        </w:rPr>
+        <w:t>menyatakan</w:t>
+      </w:r>
+      <w:proofErr w:type="spellEnd"/>
+      <w:r>
+        <w:rPr>
+          <w:rFonts w:ascii="Bookman Old Style" w:eastAsia="Bookman Old Style" w:hAnsi="Bookman Old Style" w:cs="Bookman Old Style"/>
+          <w:color w:val="000000"/>
+          <w:sz w:val="24"/>
+          <w:szCs w:val="24"/>
+        </w:rPr>
+        <w:t>:  </w:t>
       </w:r>
     </w:p>
     <w:p>
@@ -1101,7 +1141,16 @@
                 <w:sz w:val="24"/>
                 <w:szCs w:val="24"/>
               </w:rPr>
-              <w:t>(N</w:t>
+              <w:t>(</w:t>
+            </w:r>
+            <w:proofErr w:type="spellStart"/>
+            <w:r>
+              <w:rPr>
+                <w:rFonts w:ascii="Bookman Old Style" w:eastAsia="Bookman Old Style" w:hAnsi="Bookman Old Style" w:cs="Bookman Old Style"/>
+                <w:sz w:val="24"/>
+                <w:szCs w:val="24"/>
+              </w:rPr>
+              <w:t>N</w:t>
             </w:r>
             <w:r>
               <w:rPr>
@@ -1111,6 +1160,7 @@
               </w:rPr>
               <w:t>uraliyah</w:t>
             </w:r>
+            <w:proofErr w:type="spellEnd"/>
             <w:r>
               <w:rPr>
                 <w:rFonts w:ascii="Bookman Old Style" w:eastAsia="Bookman Old Style" w:hAnsi="Bookman Old Style" w:cs="Bookman Old Style"/>
@@ -2214,7 +2264,47 @@
           <w:sz w:val="24"/>
           <w:szCs w:val="24"/>
         </w:rPr>
-        <w:t>Dengan ini menyatakan:  </w:t>
+        <w:t xml:space="preserve">Dengan </w:t>
+      </w:r>
+      <w:proofErr w:type="spellStart"/>
+      <w:r>
+        <w:rPr>
+          <w:rFonts w:ascii="Bookman Old Style" w:eastAsia="Bookman Old Style" w:hAnsi="Bookman Old Style" w:cs="Bookman Old Style"/>
+          <w:color w:val="000000"/>
+          <w:sz w:val="24"/>
+          <w:szCs w:val="24"/>
+        </w:rPr>
+        <w:t>ini</w:t>
+      </w:r>
+      <w:proofErr w:type="spellEnd"/>
+      <w:r>
+        <w:rPr>
+          <w:rFonts w:ascii="Bookman Old Style" w:eastAsia="Bookman Old Style" w:hAnsi="Bookman Old Style" w:cs="Bookman Old Style"/>
+          <w:color w:val="000000"/>
+          <w:sz w:val="24"/>
+          <w:szCs w:val="24"/>
+        </w:rPr>
+        <w:t xml:space="preserve"> </w:t>
+      </w:r>
+      <w:proofErr w:type="spellStart"/>
+      <w:r>
+        <w:rPr>
+          <w:rFonts w:ascii="Bookman Old Style" w:eastAsia="Bookman Old Style" w:hAnsi="Bookman Old Style" w:cs="Bookman Old Style"/>
+          <w:color w:val="000000"/>
+          <w:sz w:val="24"/>
+          <w:szCs w:val="24"/>
+        </w:rPr>
+        <w:t>menyatakan</w:t>
+      </w:r>
+      <w:proofErr w:type="spellEnd"/>
+      <w:r>
+        <w:rPr>
+          <w:rFonts w:ascii="Bookman Old Style" w:eastAsia="Bookman Old Style" w:hAnsi="Bookman Old Style" w:cs="Bookman Old Style"/>
+          <w:color w:val="000000"/>
+          <w:sz w:val="24"/>
+          <w:szCs w:val="24"/>
+        </w:rPr>
+        <w:t>:  </w:t>
       </w:r>
     </w:p>
     <w:p>
@@ -2251,25 +2341,305 @@
           <w:sz w:val="24"/>
           <w:szCs w:val="24"/>
         </w:rPr>
-        <w:t xml:space="preserve"> telah melaksanakan pekerjaan Pendataan Lapangan  Sensus Ekonomi 2026 pada Badan Pusat Statistik Kota Jakarta Timur berdasarkan Perjanjian Kerja Nomor:</w:t>
-      </w:r>
-      <w:r>
-        <w:rPr>
-          <w:rFonts w:ascii="Bookman Old Style" w:eastAsia="Bookman Old Style" w:hAnsi="Bookman Old Style" w:cs="Bookman Old Style"/>
-          <w:color w:val="000000"/>
-          <w:sz w:val="24"/>
-          <w:szCs w:val="24"/>
-        </w:rPr>
-        <w:t xml:space="preserve"> {nomor_spk}</w:t>
-      </w:r>
-      <w:r>
-        <w:rPr>
-          <w:rFonts w:ascii="Bookman Old Style" w:eastAsia="Bookman Old Style" w:hAnsi="Bookman Old Style" w:cs="Bookman Old Style"/>
-          <w:color w:val="000000"/>
-          <w:sz w:val="24"/>
-          <w:szCs w:val="24"/>
-        </w:rPr>
-        <w:t xml:space="preserve">, sesuai dengan target pekerjaan termin </w:t>
+        <w:t xml:space="preserve"> </w:t>
+      </w:r>
+      <w:proofErr w:type="spellStart"/>
+      <w:r>
+        <w:rPr>
+          <w:rFonts w:ascii="Bookman Old Style" w:eastAsia="Bookman Old Style" w:hAnsi="Bookman Old Style" w:cs="Bookman Old Style"/>
+          <w:color w:val="000000"/>
+          <w:sz w:val="24"/>
+          <w:szCs w:val="24"/>
+        </w:rPr>
+        <w:t>telah</w:t>
+      </w:r>
+      <w:proofErr w:type="spellEnd"/>
+      <w:r>
+        <w:rPr>
+          <w:rFonts w:ascii="Bookman Old Style" w:eastAsia="Bookman Old Style" w:hAnsi="Bookman Old Style" w:cs="Bookman Old Style"/>
+          <w:color w:val="000000"/>
+          <w:sz w:val="24"/>
+          <w:szCs w:val="24"/>
+        </w:rPr>
+        <w:t xml:space="preserve"> </w:t>
+      </w:r>
+      <w:proofErr w:type="spellStart"/>
+      <w:r>
+        <w:rPr>
+          <w:rFonts w:ascii="Bookman Old Style" w:eastAsia="Bookman Old Style" w:hAnsi="Bookman Old Style" w:cs="Bookman Old Style"/>
+          <w:color w:val="000000"/>
+          <w:sz w:val="24"/>
+          <w:szCs w:val="24"/>
+        </w:rPr>
+        <w:t>melaksanakan</w:t>
+      </w:r>
+      <w:proofErr w:type="spellEnd"/>
+      <w:r>
+        <w:rPr>
+          <w:rFonts w:ascii="Bookman Old Style" w:eastAsia="Bookman Old Style" w:hAnsi="Bookman Old Style" w:cs="Bookman Old Style"/>
+          <w:color w:val="000000"/>
+          <w:sz w:val="24"/>
+          <w:szCs w:val="24"/>
+        </w:rPr>
+        <w:t xml:space="preserve"> </w:t>
+      </w:r>
+      <w:proofErr w:type="spellStart"/>
+      <w:r>
+        <w:rPr>
+          <w:rFonts w:ascii="Bookman Old Style" w:eastAsia="Bookman Old Style" w:hAnsi="Bookman Old Style" w:cs="Bookman Old Style"/>
+          <w:color w:val="000000"/>
+          <w:sz w:val="24"/>
+          <w:szCs w:val="24"/>
+        </w:rPr>
+        <w:t>pekerjaan</w:t>
+      </w:r>
+      <w:proofErr w:type="spellEnd"/>
+      <w:r>
+        <w:rPr>
+          <w:rFonts w:ascii="Bookman Old Style" w:eastAsia="Bookman Old Style" w:hAnsi="Bookman Old Style" w:cs="Bookman Old Style"/>
+          <w:color w:val="000000"/>
+          <w:sz w:val="24"/>
+          <w:szCs w:val="24"/>
+        </w:rPr>
+        <w:t xml:space="preserve"> </w:t>
+      </w:r>
+      <w:proofErr w:type="spellStart"/>
+      <w:r>
+        <w:rPr>
+          <w:rFonts w:ascii="Bookman Old Style" w:eastAsia="Bookman Old Style" w:hAnsi="Bookman Old Style" w:cs="Bookman Old Style"/>
+          <w:color w:val="000000"/>
+          <w:sz w:val="24"/>
+          <w:szCs w:val="24"/>
+        </w:rPr>
+        <w:t>Pendataan</w:t>
+      </w:r>
+      <w:proofErr w:type="spellEnd"/>
+      <w:r>
+        <w:rPr>
+          <w:rFonts w:ascii="Bookman Old Style" w:eastAsia="Bookman Old Style" w:hAnsi="Bookman Old Style" w:cs="Bookman Old Style"/>
+          <w:color w:val="000000"/>
+          <w:sz w:val="24"/>
+          <w:szCs w:val="24"/>
+        </w:rPr>
+        <w:t xml:space="preserve"> </w:t>
+      </w:r>
+      <w:proofErr w:type="gramStart"/>
+      <w:r>
+        <w:rPr>
+          <w:rFonts w:ascii="Bookman Old Style" w:eastAsia="Bookman Old Style" w:hAnsi="Bookman Old Style" w:cs="Bookman Old Style"/>
+          <w:color w:val="000000"/>
+          <w:sz w:val="24"/>
+          <w:szCs w:val="24"/>
+        </w:rPr>
+        <w:t>Lapangan  Sensus</w:t>
+      </w:r>
+      <w:proofErr w:type="gramEnd"/>
+      <w:r>
+        <w:rPr>
+          <w:rFonts w:ascii="Bookman Old Style" w:eastAsia="Bookman Old Style" w:hAnsi="Bookman Old Style" w:cs="Bookman Old Style"/>
+          <w:color w:val="000000"/>
+          <w:sz w:val="24"/>
+          <w:szCs w:val="24"/>
+        </w:rPr>
+        <w:t xml:space="preserve"> Ekonomi 2026 pada Badan Pusat </w:t>
+      </w:r>
+      <w:proofErr w:type="spellStart"/>
+      <w:r>
+        <w:rPr>
+          <w:rFonts w:ascii="Bookman Old Style" w:eastAsia="Bookman Old Style" w:hAnsi="Bookman Old Style" w:cs="Bookman Old Style"/>
+          <w:color w:val="000000"/>
+          <w:sz w:val="24"/>
+          <w:szCs w:val="24"/>
+        </w:rPr>
+        <w:t>Statistik</w:t>
+      </w:r>
+      <w:proofErr w:type="spellEnd"/>
+      <w:r>
+        <w:rPr>
+          <w:rFonts w:ascii="Bookman Old Style" w:eastAsia="Bookman Old Style" w:hAnsi="Bookman Old Style" w:cs="Bookman Old Style"/>
+          <w:color w:val="000000"/>
+          <w:sz w:val="24"/>
+          <w:szCs w:val="24"/>
+        </w:rPr>
+        <w:t xml:space="preserve"> Kota Jakarta Timur </w:t>
+      </w:r>
+      <w:proofErr w:type="spellStart"/>
+      <w:r>
+        <w:rPr>
+          <w:rFonts w:ascii="Bookman Old Style" w:eastAsia="Bookman Old Style" w:hAnsi="Bookman Old Style" w:cs="Bookman Old Style"/>
+          <w:color w:val="000000"/>
+          <w:sz w:val="24"/>
+          <w:szCs w:val="24"/>
+        </w:rPr>
+        <w:t>berdasarkan</w:t>
+      </w:r>
+      <w:proofErr w:type="spellEnd"/>
+      <w:r>
+        <w:rPr>
+          <w:rFonts w:ascii="Bookman Old Style" w:eastAsia="Bookman Old Style" w:hAnsi="Bookman Old Style" w:cs="Bookman Old Style"/>
+          <w:color w:val="000000"/>
+          <w:sz w:val="24"/>
+          <w:szCs w:val="24"/>
+        </w:rPr>
+        <w:t xml:space="preserve"> </w:t>
+      </w:r>
+      <w:proofErr w:type="spellStart"/>
+      <w:r>
+        <w:rPr>
+          <w:rFonts w:ascii="Bookman Old Style" w:eastAsia="Bookman Old Style" w:hAnsi="Bookman Old Style" w:cs="Bookman Old Style"/>
+          <w:color w:val="000000"/>
+          <w:sz w:val="24"/>
+          <w:szCs w:val="24"/>
+        </w:rPr>
+        <w:t>Perjanjian</w:t>
+      </w:r>
+      <w:proofErr w:type="spellEnd"/>
+      <w:r>
+        <w:rPr>
+          <w:rFonts w:ascii="Bookman Old Style" w:eastAsia="Bookman Old Style" w:hAnsi="Bookman Old Style" w:cs="Bookman Old Style"/>
+          <w:color w:val="000000"/>
+          <w:sz w:val="24"/>
+          <w:szCs w:val="24"/>
+        </w:rPr>
+        <w:t xml:space="preserve"> </w:t>
+      </w:r>
+      <w:proofErr w:type="spellStart"/>
+      <w:r>
+        <w:rPr>
+          <w:rFonts w:ascii="Bookman Old Style" w:eastAsia="Bookman Old Style" w:hAnsi="Bookman Old Style" w:cs="Bookman Old Style"/>
+          <w:color w:val="000000"/>
+          <w:sz w:val="24"/>
+          <w:szCs w:val="24"/>
+        </w:rPr>
+        <w:t>Kerja</w:t>
+      </w:r>
+      <w:proofErr w:type="spellEnd"/>
+      <w:r>
+        <w:rPr>
+          <w:rFonts w:ascii="Bookman Old Style" w:eastAsia="Bookman Old Style" w:hAnsi="Bookman Old Style" w:cs="Bookman Old Style"/>
+          <w:color w:val="000000"/>
+          <w:sz w:val="24"/>
+          <w:szCs w:val="24"/>
+        </w:rPr>
+        <w:t xml:space="preserve"> Nomor:</w:t>
+      </w:r>
+      <w:r>
+        <w:rPr>
+          <w:rFonts w:ascii="Bookman Old Style" w:eastAsia="Bookman Old Style" w:hAnsi="Bookman Old Style" w:cs="Bookman Old Style"/>
+          <w:color w:val="000000"/>
+          <w:sz w:val="24"/>
+          <w:szCs w:val="24"/>
+        </w:rPr>
+        <w:t xml:space="preserve"> {</w:t>
+      </w:r>
+      <w:proofErr w:type="spellStart"/>
+      <w:r>
+        <w:rPr>
+          <w:rFonts w:ascii="Bookman Old Style" w:eastAsia="Bookman Old Style" w:hAnsi="Bookman Old Style" w:cs="Bookman Old Style"/>
+          <w:color w:val="000000"/>
+          <w:sz w:val="24"/>
+          <w:szCs w:val="24"/>
+        </w:rPr>
+        <w:t>nomor_spk</w:t>
+      </w:r>
+      <w:proofErr w:type="spellEnd"/>
+      <w:r>
+        <w:rPr>
+          <w:rFonts w:ascii="Bookman Old Style" w:eastAsia="Bookman Old Style" w:hAnsi="Bookman Old Style" w:cs="Bookman Old Style"/>
+          <w:color w:val="000000"/>
+          <w:sz w:val="24"/>
+          <w:szCs w:val="24"/>
+        </w:rPr>
+        <w:t>}</w:t>
+      </w:r>
+      <w:r>
+        <w:rPr>
+          <w:rFonts w:ascii="Bookman Old Style" w:eastAsia="Bookman Old Style" w:hAnsi="Bookman Old Style" w:cs="Bookman Old Style"/>
+          <w:color w:val="000000"/>
+          <w:sz w:val="24"/>
+          <w:szCs w:val="24"/>
+        </w:rPr>
+        <w:t xml:space="preserve">, </w:t>
+      </w:r>
+      <w:proofErr w:type="spellStart"/>
+      <w:r>
+        <w:rPr>
+          <w:rFonts w:ascii="Bookman Old Style" w:eastAsia="Bookman Old Style" w:hAnsi="Bookman Old Style" w:cs="Bookman Old Style"/>
+          <w:color w:val="000000"/>
+          <w:sz w:val="24"/>
+          <w:szCs w:val="24"/>
+        </w:rPr>
+        <w:t>sesuai</w:t>
+      </w:r>
+      <w:proofErr w:type="spellEnd"/>
+      <w:r>
+        <w:rPr>
+          <w:rFonts w:ascii="Bookman Old Style" w:eastAsia="Bookman Old Style" w:hAnsi="Bookman Old Style" w:cs="Bookman Old Style"/>
+          <w:color w:val="000000"/>
+          <w:sz w:val="24"/>
+          <w:szCs w:val="24"/>
+        </w:rPr>
+        <w:t xml:space="preserve"> </w:t>
+      </w:r>
+      <w:proofErr w:type="spellStart"/>
+      <w:r>
+        <w:rPr>
+          <w:rFonts w:ascii="Bookman Old Style" w:eastAsia="Bookman Old Style" w:hAnsi="Bookman Old Style" w:cs="Bookman Old Style"/>
+          <w:color w:val="000000"/>
+          <w:sz w:val="24"/>
+          <w:szCs w:val="24"/>
+        </w:rPr>
+        <w:t>dengan</w:t>
+      </w:r>
+      <w:proofErr w:type="spellEnd"/>
+      <w:r>
+        <w:rPr>
+          <w:rFonts w:ascii="Bookman Old Style" w:eastAsia="Bookman Old Style" w:hAnsi="Bookman Old Style" w:cs="Bookman Old Style"/>
+          <w:color w:val="000000"/>
+          <w:sz w:val="24"/>
+          <w:szCs w:val="24"/>
+        </w:rPr>
+        <w:t xml:space="preserve"> target </w:t>
+      </w:r>
+      <w:proofErr w:type="spellStart"/>
+      <w:r>
+        <w:rPr>
+          <w:rFonts w:ascii="Bookman Old Style" w:eastAsia="Bookman Old Style" w:hAnsi="Bookman Old Style" w:cs="Bookman Old Style"/>
+          <w:color w:val="000000"/>
+          <w:sz w:val="24"/>
+          <w:szCs w:val="24"/>
+        </w:rPr>
+        <w:t>pekerjaan</w:t>
+      </w:r>
+      <w:proofErr w:type="spellEnd"/>
+      <w:r>
+        <w:rPr>
+          <w:rFonts w:ascii="Bookman Old Style" w:eastAsia="Bookman Old Style" w:hAnsi="Bookman Old Style" w:cs="Bookman Old Style"/>
+          <w:color w:val="000000"/>
+          <w:sz w:val="24"/>
+          <w:szCs w:val="24"/>
+        </w:rPr>
+        <w:t xml:space="preserve"> </w:t>
+      </w:r>
+      <w:proofErr w:type="spellStart"/>
+      <w:r>
+        <w:rPr>
+          <w:rFonts w:ascii="Bookman Old Style" w:eastAsia="Bookman Old Style" w:hAnsi="Bookman Old Style" w:cs="Bookman Old Style"/>
+          <w:color w:val="000000"/>
+          <w:sz w:val="24"/>
+          <w:szCs w:val="24"/>
+        </w:rPr>
+        <w:t>termin</w:t>
+      </w:r>
+      <w:proofErr w:type="spellEnd"/>
+      <w:r>
+        <w:rPr>
+          <w:rFonts w:ascii="Bookman Old Style" w:eastAsia="Bookman Old Style" w:hAnsi="Bookman Old Style" w:cs="Bookman Old Style"/>
+          <w:color w:val="000000"/>
+          <w:sz w:val="24"/>
+          <w:szCs w:val="24"/>
+        </w:rPr>
+        <w:t xml:space="preserve"> </w:t>
       </w:r>
       <w:r>
         <w:rPr>
@@ -2286,17 +2656,19 @@
           <w:sz w:val="24"/>
           <w:szCs w:val="24"/>
         </w:rPr>
-        <w:t xml:space="preserve">I yang ditetapkan sebesar </w:t>
-      </w:r>
-      <w:r>
-        <w:rPr>
-          <w:rFonts w:ascii="Bookman Old Style" w:eastAsia="Bookman Old Style" w:hAnsi="Bookman Old Style" w:cs="Bookman Old Style"/>
-          <w:color w:val="000000"/>
-          <w:sz w:val="24"/>
-          <w:szCs w:val="24"/>
-        </w:rPr>
-        <w:t>{sls_ongoing}</w:t>
-      </w:r>
+        <w:t xml:space="preserve">I yang </w:t>
+      </w:r>
+      <w:proofErr w:type="spellStart"/>
+      <w:r>
+        <w:rPr>
+          <w:rFonts w:ascii="Bookman Old Style" w:eastAsia="Bookman Old Style" w:hAnsi="Bookman Old Style" w:cs="Bookman Old Style"/>
+          <w:color w:val="000000"/>
+          <w:sz w:val="24"/>
+          <w:szCs w:val="24"/>
+        </w:rPr>
+        <w:t>ditetapkan</w:t>
+      </w:r>
+      <w:proofErr w:type="spellEnd"/>
       <w:r>
         <w:rPr>
           <w:rFonts w:ascii="Bookman Old Style" w:eastAsia="Bookman Old Style" w:hAnsi="Bookman Old Style" w:cs="Bookman Old Style"/>
@@ -2306,14 +2678,118 @@
         </w:rPr>
         <w:t xml:space="preserve"> </w:t>
       </w:r>
-      <w:r>
-        <w:rPr>
-          <w:rFonts w:ascii="Bookman Old Style" w:eastAsia="Bookman Old Style" w:hAnsi="Bookman Old Style" w:cs="Bookman Old Style"/>
-          <w:sz w:val="24"/>
-          <w:szCs w:val="24"/>
-        </w:rPr>
-        <w:t>SLS/Sub-SLS dan/atau usaha besar</w:t>
-      </w:r>
+      <w:proofErr w:type="spellStart"/>
+      <w:r>
+        <w:rPr>
+          <w:rFonts w:ascii="Bookman Old Style" w:eastAsia="Bookman Old Style" w:hAnsi="Bookman Old Style" w:cs="Bookman Old Style"/>
+          <w:color w:val="000000"/>
+          <w:sz w:val="24"/>
+          <w:szCs w:val="24"/>
+        </w:rPr>
+        <w:t>sebesar</w:t>
+      </w:r>
+      <w:proofErr w:type="spellEnd"/>
+      <w:r>
+        <w:rPr>
+          <w:rFonts w:ascii="Bookman Old Style" w:eastAsia="Bookman Old Style" w:hAnsi="Bookman Old Style" w:cs="Bookman Old Style"/>
+          <w:color w:val="000000"/>
+          <w:sz w:val="24"/>
+          <w:szCs w:val="24"/>
+        </w:rPr>
+        <w:t xml:space="preserve"> </w:t>
+      </w:r>
+      <w:r>
+        <w:rPr>
+          <w:rFonts w:ascii="Bookman Old Style" w:eastAsia="Bookman Old Style" w:hAnsi="Bookman Old Style" w:cs="Bookman Old Style"/>
+          <w:color w:val="000000"/>
+          <w:sz w:val="24"/>
+          <w:szCs w:val="24"/>
+        </w:rPr>
+        <w:t>{</w:t>
+      </w:r>
+      <w:proofErr w:type="spellStart"/>
+      <w:r>
+        <w:rPr>
+          <w:rFonts w:ascii="Bookman Old Style" w:eastAsia="Bookman Old Style" w:hAnsi="Bookman Old Style" w:cs="Bookman Old Style"/>
+          <w:color w:val="000000"/>
+          <w:sz w:val="24"/>
+          <w:szCs w:val="24"/>
+        </w:rPr>
+        <w:t>sls_ongoing</w:t>
+      </w:r>
+      <w:proofErr w:type="spellEnd"/>
+      <w:r>
+        <w:rPr>
+          <w:rFonts w:ascii="Bookman Old Style" w:eastAsia="Bookman Old Style" w:hAnsi="Bookman Old Style" w:cs="Bookman Old Style"/>
+          <w:color w:val="000000"/>
+          <w:sz w:val="24"/>
+          <w:szCs w:val="24"/>
+        </w:rPr>
+        <w:t>}</w:t>
+      </w:r>
+      <w:r>
+        <w:rPr>
+          <w:rFonts w:ascii="Bookman Old Style" w:eastAsia="Bookman Old Style" w:hAnsi="Bookman Old Style" w:cs="Bookman Old Style"/>
+          <w:color w:val="000000"/>
+          <w:sz w:val="24"/>
+          <w:szCs w:val="24"/>
+        </w:rPr>
+        <w:t xml:space="preserve"> </w:t>
+      </w:r>
+      <w:r>
+        <w:rPr>
+          <w:rFonts w:ascii="Bookman Old Style" w:eastAsia="Bookman Old Style" w:hAnsi="Bookman Old Style" w:cs="Bookman Old Style"/>
+          <w:sz w:val="24"/>
+          <w:szCs w:val="24"/>
+        </w:rPr>
+        <w:t>SLS/Sub-SLS dan/</w:t>
+      </w:r>
+      <w:proofErr w:type="spellStart"/>
+      <w:r>
+        <w:rPr>
+          <w:rFonts w:ascii="Bookman Old Style" w:eastAsia="Bookman Old Style" w:hAnsi="Bookman Old Style" w:cs="Bookman Old Style"/>
+          <w:sz w:val="24"/>
+          <w:szCs w:val="24"/>
+        </w:rPr>
+        <w:t>atau</w:t>
+      </w:r>
+      <w:proofErr w:type="spellEnd"/>
+      <w:r>
+        <w:rPr>
+          <w:rFonts w:ascii="Bookman Old Style" w:eastAsia="Bookman Old Style" w:hAnsi="Bookman Old Style" w:cs="Bookman Old Style"/>
+          <w:sz w:val="24"/>
+          <w:szCs w:val="24"/>
+        </w:rPr>
+        <w:t xml:space="preserve"> </w:t>
+      </w:r>
+      <w:proofErr w:type="spellStart"/>
+      <w:r>
+        <w:rPr>
+          <w:rFonts w:ascii="Bookman Old Style" w:eastAsia="Bookman Old Style" w:hAnsi="Bookman Old Style" w:cs="Bookman Old Style"/>
+          <w:sz w:val="24"/>
+          <w:szCs w:val="24"/>
+        </w:rPr>
+        <w:t>usaha</w:t>
+      </w:r>
+      <w:proofErr w:type="spellEnd"/>
+      <w:r>
+        <w:rPr>
+          <w:rFonts w:ascii="Bookman Old Style" w:eastAsia="Bookman Old Style" w:hAnsi="Bookman Old Style" w:cs="Bookman Old Style"/>
+          <w:sz w:val="24"/>
+          <w:szCs w:val="24"/>
+        </w:rPr>
+        <w:t xml:space="preserve"> </w:t>
+      </w:r>
+      <w:proofErr w:type="spellStart"/>
+      <w:r>
+        <w:rPr>
+          <w:rFonts w:ascii="Bookman Old Style" w:eastAsia="Bookman Old Style" w:hAnsi="Bookman Old Style" w:cs="Bookman Old Style"/>
+          <w:sz w:val="24"/>
+          <w:szCs w:val="24"/>
+        </w:rPr>
+        <w:t>besar</w:t>
+      </w:r>
+      <w:proofErr w:type="spellEnd"/>
       <w:r>
         <w:rPr>
           <w:rFonts w:ascii="Bookman Old Style" w:eastAsia="Bookman Old Style" w:hAnsi="Bookman Old Style" w:cs="Bookman Old Style"/>
@@ -2358,7 +2834,287 @@
           <w:sz w:val="24"/>
           <w:szCs w:val="24"/>
         </w:rPr>
-        <w:t xml:space="preserve"> telah menyelesaikan pekerjaan termin II Pendataan Lapangan Sensus Ekonomi 2026 berdasarkan hasil pemeriksaan dan evaluasi pekerjaan sebagaimana tercantum dalam lampiran. </w:t>
+        <w:t xml:space="preserve"> </w:t>
+      </w:r>
+      <w:proofErr w:type="spellStart"/>
+      <w:r>
+        <w:rPr>
+          <w:rFonts w:ascii="Bookman Old Style" w:eastAsia="Bookman Old Style" w:hAnsi="Bookman Old Style" w:cs="Bookman Old Style"/>
+          <w:color w:val="000000"/>
+          <w:sz w:val="24"/>
+          <w:szCs w:val="24"/>
+        </w:rPr>
+        <w:t>telah</w:t>
+      </w:r>
+      <w:proofErr w:type="spellEnd"/>
+      <w:r>
+        <w:rPr>
+          <w:rFonts w:ascii="Bookman Old Style" w:eastAsia="Bookman Old Style" w:hAnsi="Bookman Old Style" w:cs="Bookman Old Style"/>
+          <w:color w:val="000000"/>
+          <w:sz w:val="24"/>
+          <w:szCs w:val="24"/>
+        </w:rPr>
+        <w:t xml:space="preserve"> </w:t>
+      </w:r>
+      <w:proofErr w:type="spellStart"/>
+      <w:r>
+        <w:rPr>
+          <w:rFonts w:ascii="Bookman Old Style" w:eastAsia="Bookman Old Style" w:hAnsi="Bookman Old Style" w:cs="Bookman Old Style"/>
+          <w:color w:val="000000"/>
+          <w:sz w:val="24"/>
+          <w:szCs w:val="24"/>
+        </w:rPr>
+        <w:t>menyelesaikan</w:t>
+      </w:r>
+      <w:proofErr w:type="spellEnd"/>
+      <w:r>
+        <w:rPr>
+          <w:rFonts w:ascii="Bookman Old Style" w:eastAsia="Bookman Old Style" w:hAnsi="Bookman Old Style" w:cs="Bookman Old Style"/>
+          <w:color w:val="000000"/>
+          <w:sz w:val="24"/>
+          <w:szCs w:val="24"/>
+        </w:rPr>
+        <w:t xml:space="preserve"> </w:t>
+      </w:r>
+      <w:proofErr w:type="spellStart"/>
+      <w:r>
+        <w:rPr>
+          <w:rFonts w:ascii="Bookman Old Style" w:eastAsia="Bookman Old Style" w:hAnsi="Bookman Old Style" w:cs="Bookman Old Style"/>
+          <w:color w:val="000000"/>
+          <w:sz w:val="24"/>
+          <w:szCs w:val="24"/>
+        </w:rPr>
+        <w:t>pekerjaan</w:t>
+      </w:r>
+      <w:proofErr w:type="spellEnd"/>
+      <w:r>
+        <w:rPr>
+          <w:rFonts w:ascii="Bookman Old Style" w:eastAsia="Bookman Old Style" w:hAnsi="Bookman Old Style" w:cs="Bookman Old Style"/>
+          <w:color w:val="000000"/>
+          <w:sz w:val="24"/>
+          <w:szCs w:val="24"/>
+        </w:rPr>
+        <w:t xml:space="preserve"> </w:t>
+      </w:r>
+      <w:proofErr w:type="spellStart"/>
+      <w:r>
+        <w:rPr>
+          <w:rFonts w:ascii="Bookman Old Style" w:eastAsia="Bookman Old Style" w:hAnsi="Bookman Old Style" w:cs="Bookman Old Style"/>
+          <w:color w:val="000000"/>
+          <w:sz w:val="24"/>
+          <w:szCs w:val="24"/>
+        </w:rPr>
+        <w:t>termin</w:t>
+      </w:r>
+      <w:proofErr w:type="spellEnd"/>
+      <w:r>
+        <w:rPr>
+          <w:rFonts w:ascii="Bookman Old Style" w:eastAsia="Bookman Old Style" w:hAnsi="Bookman Old Style" w:cs="Bookman Old Style"/>
+          <w:color w:val="000000"/>
+          <w:sz w:val="24"/>
+          <w:szCs w:val="24"/>
+        </w:rPr>
+        <w:t xml:space="preserve"> II </w:t>
+      </w:r>
+      <w:proofErr w:type="spellStart"/>
+      <w:r>
+        <w:rPr>
+          <w:rFonts w:ascii="Bookman Old Style" w:eastAsia="Bookman Old Style" w:hAnsi="Bookman Old Style" w:cs="Bookman Old Style"/>
+          <w:color w:val="000000"/>
+          <w:sz w:val="24"/>
+          <w:szCs w:val="24"/>
+        </w:rPr>
+        <w:t>Pendataan</w:t>
+      </w:r>
+      <w:proofErr w:type="spellEnd"/>
+      <w:r>
+        <w:rPr>
+          <w:rFonts w:ascii="Bookman Old Style" w:eastAsia="Bookman Old Style" w:hAnsi="Bookman Old Style" w:cs="Bookman Old Style"/>
+          <w:color w:val="000000"/>
+          <w:sz w:val="24"/>
+          <w:szCs w:val="24"/>
+        </w:rPr>
+        <w:t xml:space="preserve"> Lapangan Sensus Ekonomi 2026 </w:t>
+      </w:r>
+      <w:proofErr w:type="spellStart"/>
+      <w:r>
+        <w:rPr>
+          <w:rFonts w:ascii="Bookman Old Style" w:eastAsia="Bookman Old Style" w:hAnsi="Bookman Old Style" w:cs="Bookman Old Style"/>
+          <w:color w:val="000000"/>
+          <w:sz w:val="24"/>
+          <w:szCs w:val="24"/>
+        </w:rPr>
+        <w:t>berdasarkan</w:t>
+      </w:r>
+      <w:proofErr w:type="spellEnd"/>
+      <w:r>
+        <w:rPr>
+          <w:rFonts w:ascii="Bookman Old Style" w:eastAsia="Bookman Old Style" w:hAnsi="Bookman Old Style" w:cs="Bookman Old Style"/>
+          <w:color w:val="000000"/>
+          <w:sz w:val="24"/>
+          <w:szCs w:val="24"/>
+        </w:rPr>
+        <w:t xml:space="preserve"> </w:t>
+      </w:r>
+      <w:proofErr w:type="spellStart"/>
+      <w:r>
+        <w:rPr>
+          <w:rFonts w:ascii="Bookman Old Style" w:eastAsia="Bookman Old Style" w:hAnsi="Bookman Old Style" w:cs="Bookman Old Style"/>
+          <w:color w:val="000000"/>
+          <w:sz w:val="24"/>
+          <w:szCs w:val="24"/>
+        </w:rPr>
+        <w:t>hasil</w:t>
+      </w:r>
+      <w:proofErr w:type="spellEnd"/>
+      <w:r>
+        <w:rPr>
+          <w:rFonts w:ascii="Bookman Old Style" w:eastAsia="Bookman Old Style" w:hAnsi="Bookman Old Style" w:cs="Bookman Old Style"/>
+          <w:color w:val="000000"/>
+          <w:sz w:val="24"/>
+          <w:szCs w:val="24"/>
+        </w:rPr>
+        <w:t xml:space="preserve"> </w:t>
+      </w:r>
+      <w:proofErr w:type="spellStart"/>
+      <w:r>
+        <w:rPr>
+          <w:rFonts w:ascii="Bookman Old Style" w:eastAsia="Bookman Old Style" w:hAnsi="Bookman Old Style" w:cs="Bookman Old Style"/>
+          <w:color w:val="000000"/>
+          <w:sz w:val="24"/>
+          <w:szCs w:val="24"/>
+        </w:rPr>
+        <w:t>pemeriksaan</w:t>
+      </w:r>
+      <w:proofErr w:type="spellEnd"/>
+      <w:r>
+        <w:rPr>
+          <w:rFonts w:ascii="Bookman Old Style" w:eastAsia="Bookman Old Style" w:hAnsi="Bookman Old Style" w:cs="Bookman Old Style"/>
+          <w:color w:val="000000"/>
+          <w:sz w:val="24"/>
+          <w:szCs w:val="24"/>
+        </w:rPr>
+        <w:t xml:space="preserve"> dan </w:t>
+      </w:r>
+      <w:proofErr w:type="spellStart"/>
+      <w:r>
+        <w:rPr>
+          <w:rFonts w:ascii="Bookman Old Style" w:eastAsia="Bookman Old Style" w:hAnsi="Bookman Old Style" w:cs="Bookman Old Style"/>
+          <w:color w:val="000000"/>
+          <w:sz w:val="24"/>
+          <w:szCs w:val="24"/>
+        </w:rPr>
+        <w:t>evaluasi</w:t>
+      </w:r>
+      <w:proofErr w:type="spellEnd"/>
+      <w:r>
+        <w:rPr>
+          <w:rFonts w:ascii="Bookman Old Style" w:eastAsia="Bookman Old Style" w:hAnsi="Bookman Old Style" w:cs="Bookman Old Style"/>
+          <w:color w:val="000000"/>
+          <w:sz w:val="24"/>
+          <w:szCs w:val="24"/>
+        </w:rPr>
+        <w:t xml:space="preserve"> </w:t>
+      </w:r>
+      <w:proofErr w:type="spellStart"/>
+      <w:r>
+        <w:rPr>
+          <w:rFonts w:ascii="Bookman Old Style" w:eastAsia="Bookman Old Style" w:hAnsi="Bookman Old Style" w:cs="Bookman Old Style"/>
+          <w:color w:val="000000"/>
+          <w:sz w:val="24"/>
+          <w:szCs w:val="24"/>
+        </w:rPr>
+        <w:t>pekerjaan</w:t>
+      </w:r>
+      <w:proofErr w:type="spellEnd"/>
+      <w:r>
+        <w:rPr>
+          <w:rFonts w:ascii="Bookman Old Style" w:eastAsia="Bookman Old Style" w:hAnsi="Bookman Old Style" w:cs="Bookman Old Style"/>
+          <w:color w:val="000000"/>
+          <w:sz w:val="24"/>
+          <w:szCs w:val="24"/>
+        </w:rPr>
+        <w:t xml:space="preserve"> </w:t>
+      </w:r>
+      <w:proofErr w:type="spellStart"/>
+      <w:r>
+        <w:rPr>
+          <w:rFonts w:ascii="Bookman Old Style" w:eastAsia="Bookman Old Style" w:hAnsi="Bookman Old Style" w:cs="Bookman Old Style"/>
+          <w:color w:val="000000"/>
+          <w:sz w:val="24"/>
+          <w:szCs w:val="24"/>
+        </w:rPr>
+        <w:t>sebagaimana</w:t>
+      </w:r>
+      <w:proofErr w:type="spellEnd"/>
+      <w:r>
+        <w:rPr>
+          <w:rFonts w:ascii="Bookman Old Style" w:eastAsia="Bookman Old Style" w:hAnsi="Bookman Old Style" w:cs="Bookman Old Style"/>
+          <w:color w:val="000000"/>
+          <w:sz w:val="24"/>
+          <w:szCs w:val="24"/>
+        </w:rPr>
+        <w:t xml:space="preserve"> </w:t>
+      </w:r>
+      <w:proofErr w:type="spellStart"/>
+      <w:r>
+        <w:rPr>
+          <w:rFonts w:ascii="Bookman Old Style" w:eastAsia="Bookman Old Style" w:hAnsi="Bookman Old Style" w:cs="Bookman Old Style"/>
+          <w:color w:val="000000"/>
+          <w:sz w:val="24"/>
+          <w:szCs w:val="24"/>
+        </w:rPr>
+        <w:t>tercantum</w:t>
+      </w:r>
+      <w:proofErr w:type="spellEnd"/>
+      <w:r>
+        <w:rPr>
+          <w:rFonts w:ascii="Bookman Old Style" w:eastAsia="Bookman Old Style" w:hAnsi="Bookman Old Style" w:cs="Bookman Old Style"/>
+          <w:color w:val="000000"/>
+          <w:sz w:val="24"/>
+          <w:szCs w:val="24"/>
+        </w:rPr>
+        <w:t xml:space="preserve"> </w:t>
+      </w:r>
+      <w:proofErr w:type="spellStart"/>
+      <w:r>
+        <w:rPr>
+          <w:rFonts w:ascii="Bookman Old Style" w:eastAsia="Bookman Old Style" w:hAnsi="Bookman Old Style" w:cs="Bookman Old Style"/>
+          <w:color w:val="000000"/>
+          <w:sz w:val="24"/>
+          <w:szCs w:val="24"/>
+        </w:rPr>
+        <w:t>dalam</w:t>
+      </w:r>
+      <w:proofErr w:type="spellEnd"/>
+      <w:r>
+        <w:rPr>
+          <w:rFonts w:ascii="Bookman Old Style" w:eastAsia="Bookman Old Style" w:hAnsi="Bookman Old Style" w:cs="Bookman Old Style"/>
+          <w:color w:val="000000"/>
+          <w:sz w:val="24"/>
+          <w:szCs w:val="24"/>
+        </w:rPr>
+        <w:t xml:space="preserve"> </w:t>
+      </w:r>
+      <w:proofErr w:type="spellStart"/>
+      <w:r>
+        <w:rPr>
+          <w:rFonts w:ascii="Bookman Old Style" w:eastAsia="Bookman Old Style" w:hAnsi="Bookman Old Style" w:cs="Bookman Old Style"/>
+          <w:color w:val="000000"/>
+          <w:sz w:val="24"/>
+          <w:szCs w:val="24"/>
+        </w:rPr>
+        <w:t>lampiran</w:t>
+      </w:r>
+      <w:proofErr w:type="spellEnd"/>
+      <w:r>
+        <w:rPr>
+          <w:rFonts w:ascii="Bookman Old Style" w:eastAsia="Bookman Old Style" w:hAnsi="Bookman Old Style" w:cs="Bookman Old Style"/>
+          <w:color w:val="000000"/>
+          <w:sz w:val="24"/>
+          <w:szCs w:val="24"/>
+        </w:rPr>
+        <w:t>. </w:t>
       </w:r>
     </w:p>
     <w:p>
@@ -2377,14 +3133,85 @@
           <w:szCs w:val="24"/>
         </w:rPr>
       </w:pPr>
-      <w:r>
-        <w:rPr>
-          <w:rFonts w:ascii="Bookman Old Style" w:eastAsia="Bookman Old Style" w:hAnsi="Bookman Old Style" w:cs="Bookman Old Style"/>
-          <w:color w:val="000000"/>
-          <w:sz w:val="24"/>
-          <w:szCs w:val="24"/>
-        </w:rPr>
-        <w:t xml:space="preserve">Berdasarkan angka 2 tersebut di atas, </w:t>
+      <w:proofErr w:type="spellStart"/>
+      <w:r>
+        <w:rPr>
+          <w:rFonts w:ascii="Bookman Old Style" w:eastAsia="Bookman Old Style" w:hAnsi="Bookman Old Style" w:cs="Bookman Old Style"/>
+          <w:color w:val="000000"/>
+          <w:sz w:val="24"/>
+          <w:szCs w:val="24"/>
+        </w:rPr>
+        <w:t>Berdasarkan</w:t>
+      </w:r>
+      <w:proofErr w:type="spellEnd"/>
+      <w:r>
+        <w:rPr>
+          <w:rFonts w:ascii="Bookman Old Style" w:eastAsia="Bookman Old Style" w:hAnsi="Bookman Old Style" w:cs="Bookman Old Style"/>
+          <w:color w:val="000000"/>
+          <w:sz w:val="24"/>
+          <w:szCs w:val="24"/>
+        </w:rPr>
+        <w:t xml:space="preserve"> </w:t>
+      </w:r>
+      <w:proofErr w:type="spellStart"/>
+      <w:r>
+        <w:rPr>
+          <w:rFonts w:ascii="Bookman Old Style" w:eastAsia="Bookman Old Style" w:hAnsi="Bookman Old Style" w:cs="Bookman Old Style"/>
+          <w:color w:val="000000"/>
+          <w:sz w:val="24"/>
+          <w:szCs w:val="24"/>
+        </w:rPr>
+        <w:t>angka</w:t>
+      </w:r>
+      <w:proofErr w:type="spellEnd"/>
+      <w:r>
+        <w:rPr>
+          <w:rFonts w:ascii="Bookman Old Style" w:eastAsia="Bookman Old Style" w:hAnsi="Bookman Old Style" w:cs="Bookman Old Style"/>
+          <w:color w:val="000000"/>
+          <w:sz w:val="24"/>
+          <w:szCs w:val="24"/>
+        </w:rPr>
+        <w:t xml:space="preserve"> 2 </w:t>
+      </w:r>
+      <w:proofErr w:type="spellStart"/>
+      <w:r>
+        <w:rPr>
+          <w:rFonts w:ascii="Bookman Old Style" w:eastAsia="Bookman Old Style" w:hAnsi="Bookman Old Style" w:cs="Bookman Old Style"/>
+          <w:color w:val="000000"/>
+          <w:sz w:val="24"/>
+          <w:szCs w:val="24"/>
+        </w:rPr>
+        <w:t>tersebut</w:t>
+      </w:r>
+      <w:proofErr w:type="spellEnd"/>
+      <w:r>
+        <w:rPr>
+          <w:rFonts w:ascii="Bookman Old Style" w:eastAsia="Bookman Old Style" w:hAnsi="Bookman Old Style" w:cs="Bookman Old Style"/>
+          <w:color w:val="000000"/>
+          <w:sz w:val="24"/>
+          <w:szCs w:val="24"/>
+        </w:rPr>
+        <w:t xml:space="preserve"> di </w:t>
+      </w:r>
+      <w:proofErr w:type="spellStart"/>
+      <w:r>
+        <w:rPr>
+          <w:rFonts w:ascii="Bookman Old Style" w:eastAsia="Bookman Old Style" w:hAnsi="Bookman Old Style" w:cs="Bookman Old Style"/>
+          <w:color w:val="000000"/>
+          <w:sz w:val="24"/>
+          <w:szCs w:val="24"/>
+        </w:rPr>
+        <w:t>atas</w:t>
+      </w:r>
+      <w:proofErr w:type="spellEnd"/>
+      <w:r>
+        <w:rPr>
+          <w:rFonts w:ascii="Bookman Old Style" w:eastAsia="Bookman Old Style" w:hAnsi="Bookman Old Style" w:cs="Bookman Old Style"/>
+          <w:color w:val="000000"/>
+          <w:sz w:val="24"/>
+          <w:szCs w:val="24"/>
+        </w:rPr>
+        <w:t xml:space="preserve">, </w:t>
       </w:r>
       <w:r>
         <w:rPr>
@@ -2404,7 +3231,107 @@
           <w:sz w:val="24"/>
           <w:szCs w:val="24"/>
         </w:rPr>
-        <w:t xml:space="preserve"> menyerahkan hasil pekerjaan Pendataan Lapangan Sensus Ekonomi 2026 kepada </w:t>
+        <w:t xml:space="preserve"> </w:t>
+      </w:r>
+      <w:proofErr w:type="spellStart"/>
+      <w:r>
+        <w:rPr>
+          <w:rFonts w:ascii="Bookman Old Style" w:eastAsia="Bookman Old Style" w:hAnsi="Bookman Old Style" w:cs="Bookman Old Style"/>
+          <w:color w:val="000000"/>
+          <w:sz w:val="24"/>
+          <w:szCs w:val="24"/>
+        </w:rPr>
+        <w:t>menyerahkan</w:t>
+      </w:r>
+      <w:proofErr w:type="spellEnd"/>
+      <w:r>
+        <w:rPr>
+          <w:rFonts w:ascii="Bookman Old Style" w:eastAsia="Bookman Old Style" w:hAnsi="Bookman Old Style" w:cs="Bookman Old Style"/>
+          <w:color w:val="000000"/>
+          <w:sz w:val="24"/>
+          <w:szCs w:val="24"/>
+        </w:rPr>
+        <w:t xml:space="preserve"> </w:t>
+      </w:r>
+      <w:proofErr w:type="spellStart"/>
+      <w:r>
+        <w:rPr>
+          <w:rFonts w:ascii="Bookman Old Style" w:eastAsia="Bookman Old Style" w:hAnsi="Bookman Old Style" w:cs="Bookman Old Style"/>
+          <w:color w:val="000000"/>
+          <w:sz w:val="24"/>
+          <w:szCs w:val="24"/>
+        </w:rPr>
+        <w:t>hasil</w:t>
+      </w:r>
+      <w:proofErr w:type="spellEnd"/>
+      <w:r>
+        <w:rPr>
+          <w:rFonts w:ascii="Bookman Old Style" w:eastAsia="Bookman Old Style" w:hAnsi="Bookman Old Style" w:cs="Bookman Old Style"/>
+          <w:color w:val="000000"/>
+          <w:sz w:val="24"/>
+          <w:szCs w:val="24"/>
+        </w:rPr>
+        <w:t xml:space="preserve"> </w:t>
+      </w:r>
+      <w:proofErr w:type="spellStart"/>
+      <w:r>
+        <w:rPr>
+          <w:rFonts w:ascii="Bookman Old Style" w:eastAsia="Bookman Old Style" w:hAnsi="Bookman Old Style" w:cs="Bookman Old Style"/>
+          <w:color w:val="000000"/>
+          <w:sz w:val="24"/>
+          <w:szCs w:val="24"/>
+        </w:rPr>
+        <w:t>pekerjaan</w:t>
+      </w:r>
+      <w:proofErr w:type="spellEnd"/>
+      <w:r>
+        <w:rPr>
+          <w:rFonts w:ascii="Bookman Old Style" w:eastAsia="Bookman Old Style" w:hAnsi="Bookman Old Style" w:cs="Bookman Old Style"/>
+          <w:color w:val="000000"/>
+          <w:sz w:val="24"/>
+          <w:szCs w:val="24"/>
+        </w:rPr>
+        <w:t xml:space="preserve"> </w:t>
+      </w:r>
+      <w:proofErr w:type="spellStart"/>
+      <w:r>
+        <w:rPr>
+          <w:rFonts w:ascii="Bookman Old Style" w:eastAsia="Bookman Old Style" w:hAnsi="Bookman Old Style" w:cs="Bookman Old Style"/>
+          <w:color w:val="000000"/>
+          <w:sz w:val="24"/>
+          <w:szCs w:val="24"/>
+        </w:rPr>
+        <w:t>Pendataan</w:t>
+      </w:r>
+      <w:proofErr w:type="spellEnd"/>
+      <w:r>
+        <w:rPr>
+          <w:rFonts w:ascii="Bookman Old Style" w:eastAsia="Bookman Old Style" w:hAnsi="Bookman Old Style" w:cs="Bookman Old Style"/>
+          <w:color w:val="000000"/>
+          <w:sz w:val="24"/>
+          <w:szCs w:val="24"/>
+        </w:rPr>
+        <w:t xml:space="preserve"> Lapangan Sensus Ekonomi 2026 </w:t>
+      </w:r>
+      <w:proofErr w:type="spellStart"/>
+      <w:r>
+        <w:rPr>
+          <w:rFonts w:ascii="Bookman Old Style" w:eastAsia="Bookman Old Style" w:hAnsi="Bookman Old Style" w:cs="Bookman Old Style"/>
+          <w:color w:val="000000"/>
+          <w:sz w:val="24"/>
+          <w:szCs w:val="24"/>
+        </w:rPr>
+        <w:t>kepada</w:t>
+      </w:r>
+      <w:proofErr w:type="spellEnd"/>
+      <w:r>
+        <w:rPr>
+          <w:rFonts w:ascii="Bookman Old Style" w:eastAsia="Bookman Old Style" w:hAnsi="Bookman Old Style" w:cs="Bookman Old Style"/>
+          <w:color w:val="000000"/>
+          <w:sz w:val="24"/>
+          <w:szCs w:val="24"/>
+        </w:rPr>
+        <w:t xml:space="preserve"> </w:t>
       </w:r>
       <w:r>
         <w:rPr>
@@ -2444,7 +3371,167 @@
           <w:sz w:val="24"/>
           <w:szCs w:val="24"/>
         </w:rPr>
-        <w:t xml:space="preserve"> menerima hasil pekerjaan tersebut yang telah sesuai dengan seharusnya;</w:t>
+        <w:t xml:space="preserve"> </w:t>
+      </w:r>
+      <w:proofErr w:type="spellStart"/>
+      <w:r>
+        <w:rPr>
+          <w:rFonts w:ascii="Bookman Old Style" w:eastAsia="Bookman Old Style" w:hAnsi="Bookman Old Style" w:cs="Bookman Old Style"/>
+          <w:color w:val="000000"/>
+          <w:sz w:val="24"/>
+          <w:szCs w:val="24"/>
+        </w:rPr>
+        <w:t>menerima</w:t>
+      </w:r>
+      <w:proofErr w:type="spellEnd"/>
+      <w:r>
+        <w:rPr>
+          <w:rFonts w:ascii="Bookman Old Style" w:eastAsia="Bookman Old Style" w:hAnsi="Bookman Old Style" w:cs="Bookman Old Style"/>
+          <w:color w:val="000000"/>
+          <w:sz w:val="24"/>
+          <w:szCs w:val="24"/>
+        </w:rPr>
+        <w:t xml:space="preserve"> </w:t>
+      </w:r>
+      <w:proofErr w:type="spellStart"/>
+      <w:r>
+        <w:rPr>
+          <w:rFonts w:ascii="Bookman Old Style" w:eastAsia="Bookman Old Style" w:hAnsi="Bookman Old Style" w:cs="Bookman Old Style"/>
+          <w:color w:val="000000"/>
+          <w:sz w:val="24"/>
+          <w:szCs w:val="24"/>
+        </w:rPr>
+        <w:t>hasil</w:t>
+      </w:r>
+      <w:proofErr w:type="spellEnd"/>
+      <w:r>
+        <w:rPr>
+          <w:rFonts w:ascii="Bookman Old Style" w:eastAsia="Bookman Old Style" w:hAnsi="Bookman Old Style" w:cs="Bookman Old Style"/>
+          <w:color w:val="000000"/>
+          <w:sz w:val="24"/>
+          <w:szCs w:val="24"/>
+        </w:rPr>
+        <w:t xml:space="preserve"> </w:t>
+      </w:r>
+      <w:proofErr w:type="spellStart"/>
+      <w:r>
+        <w:rPr>
+          <w:rFonts w:ascii="Bookman Old Style" w:eastAsia="Bookman Old Style" w:hAnsi="Bookman Old Style" w:cs="Bookman Old Style"/>
+          <w:color w:val="000000"/>
+          <w:sz w:val="24"/>
+          <w:szCs w:val="24"/>
+        </w:rPr>
+        <w:t>pekerjaan</w:t>
+      </w:r>
+      <w:proofErr w:type="spellEnd"/>
+      <w:r>
+        <w:rPr>
+          <w:rFonts w:ascii="Bookman Old Style" w:eastAsia="Bookman Old Style" w:hAnsi="Bookman Old Style" w:cs="Bookman Old Style"/>
+          <w:color w:val="000000"/>
+          <w:sz w:val="24"/>
+          <w:szCs w:val="24"/>
+        </w:rPr>
+        <w:t xml:space="preserve"> </w:t>
+      </w:r>
+      <w:proofErr w:type="spellStart"/>
+      <w:r>
+        <w:rPr>
+          <w:rFonts w:ascii="Bookman Old Style" w:eastAsia="Bookman Old Style" w:hAnsi="Bookman Old Style" w:cs="Bookman Old Style"/>
+          <w:color w:val="000000"/>
+          <w:sz w:val="24"/>
+          <w:szCs w:val="24"/>
+        </w:rPr>
+        <w:t>tersebut</w:t>
+      </w:r>
+      <w:proofErr w:type="spellEnd"/>
+      <w:r>
+        <w:rPr>
+          <w:rFonts w:ascii="Bookman Old Style" w:eastAsia="Bookman Old Style" w:hAnsi="Bookman Old Style" w:cs="Bookman Old Style"/>
+          <w:color w:val="000000"/>
+          <w:sz w:val="24"/>
+          <w:szCs w:val="24"/>
+        </w:rPr>
+        <w:t xml:space="preserve"> yang </w:t>
+      </w:r>
+      <w:proofErr w:type="spellStart"/>
+      <w:r>
+        <w:rPr>
+          <w:rFonts w:ascii="Bookman Old Style" w:eastAsia="Bookman Old Style" w:hAnsi="Bookman Old Style" w:cs="Bookman Old Style"/>
+          <w:color w:val="000000"/>
+          <w:sz w:val="24"/>
+          <w:szCs w:val="24"/>
+        </w:rPr>
+        <w:t>telah</w:t>
+      </w:r>
+      <w:proofErr w:type="spellEnd"/>
+      <w:r>
+        <w:rPr>
+          <w:rFonts w:ascii="Bookman Old Style" w:eastAsia="Bookman Old Style" w:hAnsi="Bookman Old Style" w:cs="Bookman Old Style"/>
+          <w:color w:val="000000"/>
+          <w:sz w:val="24"/>
+          <w:szCs w:val="24"/>
+        </w:rPr>
+        <w:t xml:space="preserve"> </w:t>
+      </w:r>
+      <w:proofErr w:type="spellStart"/>
+      <w:r>
+        <w:rPr>
+          <w:rFonts w:ascii="Bookman Old Style" w:eastAsia="Bookman Old Style" w:hAnsi="Bookman Old Style" w:cs="Bookman Old Style"/>
+          <w:color w:val="000000"/>
+          <w:sz w:val="24"/>
+          <w:szCs w:val="24"/>
+        </w:rPr>
+        <w:t>sesuai</w:t>
+      </w:r>
+      <w:proofErr w:type="spellEnd"/>
+      <w:r>
+        <w:rPr>
+          <w:rFonts w:ascii="Bookman Old Style" w:eastAsia="Bookman Old Style" w:hAnsi="Bookman Old Style" w:cs="Bookman Old Style"/>
+          <w:color w:val="000000"/>
+          <w:sz w:val="24"/>
+          <w:szCs w:val="24"/>
+        </w:rPr>
+        <w:t xml:space="preserve"> </w:t>
+      </w:r>
+      <w:proofErr w:type="spellStart"/>
+      <w:r>
+        <w:rPr>
+          <w:rFonts w:ascii="Bookman Old Style" w:eastAsia="Bookman Old Style" w:hAnsi="Bookman Old Style" w:cs="Bookman Old Style"/>
+          <w:color w:val="000000"/>
+          <w:sz w:val="24"/>
+          <w:szCs w:val="24"/>
+        </w:rPr>
+        <w:t>dengan</w:t>
+      </w:r>
+      <w:proofErr w:type="spellEnd"/>
+      <w:r>
+        <w:rPr>
+          <w:rFonts w:ascii="Bookman Old Style" w:eastAsia="Bookman Old Style" w:hAnsi="Bookman Old Style" w:cs="Bookman Old Style"/>
+          <w:color w:val="000000"/>
+          <w:sz w:val="24"/>
+          <w:szCs w:val="24"/>
+        </w:rPr>
+        <w:t xml:space="preserve"> </w:t>
+      </w:r>
+      <w:proofErr w:type="spellStart"/>
+      <w:r>
+        <w:rPr>
+          <w:rFonts w:ascii="Bookman Old Style" w:eastAsia="Bookman Old Style" w:hAnsi="Bookman Old Style" w:cs="Bookman Old Style"/>
+          <w:color w:val="000000"/>
+          <w:sz w:val="24"/>
+          <w:szCs w:val="24"/>
+        </w:rPr>
+        <w:t>seharusnya</w:t>
+      </w:r>
+      <w:proofErr w:type="spellEnd"/>
+      <w:r>
+        <w:rPr>
+          <w:rFonts w:ascii="Bookman Old Style" w:eastAsia="Bookman Old Style" w:hAnsi="Bookman Old Style" w:cs="Bookman Old Style"/>
+          <w:color w:val="000000"/>
+          <w:sz w:val="24"/>
+          <w:szCs w:val="24"/>
+        </w:rPr>
+        <w:t>;</w:t>
       </w:r>
     </w:p>
     <w:p>
@@ -2470,16 +3557,246 @@
           <w:sz w:val="24"/>
           <w:szCs w:val="24"/>
         </w:rPr>
-        <w:t xml:space="preserve">Hasil pekerjaan Pendataan Lapangan Sensus Ekonomi 2026 sebagaimana dimaksud dalam angka 3, berupa dokumen hasil Pendataan Lapangan Sensus Ekonomi 2026, sejumlah </w:t>
-      </w:r>
-      <w:r>
-        <w:rPr>
-          <w:rFonts w:ascii="Bookman Old Style" w:eastAsia="Bookman Old Style" w:hAnsi="Bookman Old Style" w:cs="Bookman Old Style"/>
-          <w:color w:val="000000"/>
-          <w:sz w:val="24"/>
-          <w:szCs w:val="24"/>
-        </w:rPr>
-        <w:t>{s</w:t>
+        <w:t xml:space="preserve">Hasil </w:t>
+      </w:r>
+      <w:proofErr w:type="spellStart"/>
+      <w:r>
+        <w:rPr>
+          <w:rFonts w:ascii="Bookman Old Style" w:eastAsia="Bookman Old Style" w:hAnsi="Bookman Old Style" w:cs="Bookman Old Style"/>
+          <w:color w:val="000000"/>
+          <w:sz w:val="24"/>
+          <w:szCs w:val="24"/>
+        </w:rPr>
+        <w:t>pekerjaan</w:t>
+      </w:r>
+      <w:proofErr w:type="spellEnd"/>
+      <w:r>
+        <w:rPr>
+          <w:rFonts w:ascii="Bookman Old Style" w:eastAsia="Bookman Old Style" w:hAnsi="Bookman Old Style" w:cs="Bookman Old Style"/>
+          <w:color w:val="000000"/>
+          <w:sz w:val="24"/>
+          <w:szCs w:val="24"/>
+        </w:rPr>
+        <w:t xml:space="preserve"> </w:t>
+      </w:r>
+      <w:proofErr w:type="spellStart"/>
+      <w:r>
+        <w:rPr>
+          <w:rFonts w:ascii="Bookman Old Style" w:eastAsia="Bookman Old Style" w:hAnsi="Bookman Old Style" w:cs="Bookman Old Style"/>
+          <w:color w:val="000000"/>
+          <w:sz w:val="24"/>
+          <w:szCs w:val="24"/>
+        </w:rPr>
+        <w:t>Pendataan</w:t>
+      </w:r>
+      <w:proofErr w:type="spellEnd"/>
+      <w:r>
+        <w:rPr>
+          <w:rFonts w:ascii="Bookman Old Style" w:eastAsia="Bookman Old Style" w:hAnsi="Bookman Old Style" w:cs="Bookman Old Style"/>
+          <w:color w:val="000000"/>
+          <w:sz w:val="24"/>
+          <w:szCs w:val="24"/>
+        </w:rPr>
+        <w:t xml:space="preserve"> Lapangan Sensus Ekonomi 2026 </w:t>
+      </w:r>
+      <w:proofErr w:type="spellStart"/>
+      <w:r>
+        <w:rPr>
+          <w:rFonts w:ascii="Bookman Old Style" w:eastAsia="Bookman Old Style" w:hAnsi="Bookman Old Style" w:cs="Bookman Old Style"/>
+          <w:color w:val="000000"/>
+          <w:sz w:val="24"/>
+          <w:szCs w:val="24"/>
+        </w:rPr>
+        <w:t>sebagaimana</w:t>
+      </w:r>
+      <w:proofErr w:type="spellEnd"/>
+      <w:r>
+        <w:rPr>
+          <w:rFonts w:ascii="Bookman Old Style" w:eastAsia="Bookman Old Style" w:hAnsi="Bookman Old Style" w:cs="Bookman Old Style"/>
+          <w:color w:val="000000"/>
+          <w:sz w:val="24"/>
+          <w:szCs w:val="24"/>
+        </w:rPr>
+        <w:t xml:space="preserve"> </w:t>
+      </w:r>
+      <w:proofErr w:type="spellStart"/>
+      <w:r>
+        <w:rPr>
+          <w:rFonts w:ascii="Bookman Old Style" w:eastAsia="Bookman Old Style" w:hAnsi="Bookman Old Style" w:cs="Bookman Old Style"/>
+          <w:color w:val="000000"/>
+          <w:sz w:val="24"/>
+          <w:szCs w:val="24"/>
+        </w:rPr>
+        <w:t>dimaksud</w:t>
+      </w:r>
+      <w:proofErr w:type="spellEnd"/>
+      <w:r>
+        <w:rPr>
+          <w:rFonts w:ascii="Bookman Old Style" w:eastAsia="Bookman Old Style" w:hAnsi="Bookman Old Style" w:cs="Bookman Old Style"/>
+          <w:color w:val="000000"/>
+          <w:sz w:val="24"/>
+          <w:szCs w:val="24"/>
+        </w:rPr>
+        <w:t xml:space="preserve"> </w:t>
+      </w:r>
+      <w:proofErr w:type="spellStart"/>
+      <w:r>
+        <w:rPr>
+          <w:rFonts w:ascii="Bookman Old Style" w:eastAsia="Bookman Old Style" w:hAnsi="Bookman Old Style" w:cs="Bookman Old Style"/>
+          <w:color w:val="000000"/>
+          <w:sz w:val="24"/>
+          <w:szCs w:val="24"/>
+        </w:rPr>
+        <w:t>dalam</w:t>
+      </w:r>
+      <w:proofErr w:type="spellEnd"/>
+      <w:r>
+        <w:rPr>
+          <w:rFonts w:ascii="Bookman Old Style" w:eastAsia="Bookman Old Style" w:hAnsi="Bookman Old Style" w:cs="Bookman Old Style"/>
+          <w:color w:val="000000"/>
+          <w:sz w:val="24"/>
+          <w:szCs w:val="24"/>
+        </w:rPr>
+        <w:t xml:space="preserve"> </w:t>
+      </w:r>
+      <w:proofErr w:type="spellStart"/>
+      <w:r>
+        <w:rPr>
+          <w:rFonts w:ascii="Bookman Old Style" w:eastAsia="Bookman Old Style" w:hAnsi="Bookman Old Style" w:cs="Bookman Old Style"/>
+          <w:color w:val="000000"/>
+          <w:sz w:val="24"/>
+          <w:szCs w:val="24"/>
+        </w:rPr>
+        <w:t>angka</w:t>
+      </w:r>
+      <w:proofErr w:type="spellEnd"/>
+      <w:r>
+        <w:rPr>
+          <w:rFonts w:ascii="Bookman Old Style" w:eastAsia="Bookman Old Style" w:hAnsi="Bookman Old Style" w:cs="Bookman Old Style"/>
+          <w:color w:val="000000"/>
+          <w:sz w:val="24"/>
+          <w:szCs w:val="24"/>
+        </w:rPr>
+        <w:t xml:space="preserve"> 3, </w:t>
+      </w:r>
+      <w:proofErr w:type="spellStart"/>
+      <w:r>
+        <w:rPr>
+          <w:rFonts w:ascii="Bookman Old Style" w:eastAsia="Bookman Old Style" w:hAnsi="Bookman Old Style" w:cs="Bookman Old Style"/>
+          <w:color w:val="000000"/>
+          <w:sz w:val="24"/>
+          <w:szCs w:val="24"/>
+        </w:rPr>
+        <w:t>berupa</w:t>
+      </w:r>
+      <w:proofErr w:type="spellEnd"/>
+      <w:r>
+        <w:rPr>
+          <w:rFonts w:ascii="Bookman Old Style" w:eastAsia="Bookman Old Style" w:hAnsi="Bookman Old Style" w:cs="Bookman Old Style"/>
+          <w:color w:val="000000"/>
+          <w:sz w:val="24"/>
+          <w:szCs w:val="24"/>
+        </w:rPr>
+        <w:t xml:space="preserve"> </w:t>
+      </w:r>
+      <w:proofErr w:type="spellStart"/>
+      <w:r>
+        <w:rPr>
+          <w:rFonts w:ascii="Bookman Old Style" w:eastAsia="Bookman Old Style" w:hAnsi="Bookman Old Style" w:cs="Bookman Old Style"/>
+          <w:color w:val="000000"/>
+          <w:sz w:val="24"/>
+          <w:szCs w:val="24"/>
+        </w:rPr>
+        <w:t>dokumen</w:t>
+      </w:r>
+      <w:proofErr w:type="spellEnd"/>
+      <w:r>
+        <w:rPr>
+          <w:rFonts w:ascii="Bookman Old Style" w:eastAsia="Bookman Old Style" w:hAnsi="Bookman Old Style" w:cs="Bookman Old Style"/>
+          <w:color w:val="000000"/>
+          <w:sz w:val="24"/>
+          <w:szCs w:val="24"/>
+        </w:rPr>
+        <w:t xml:space="preserve"> </w:t>
+      </w:r>
+      <w:proofErr w:type="spellStart"/>
+      <w:r>
+        <w:rPr>
+          <w:rFonts w:ascii="Bookman Old Style" w:eastAsia="Bookman Old Style" w:hAnsi="Bookman Old Style" w:cs="Bookman Old Style"/>
+          <w:color w:val="000000"/>
+          <w:sz w:val="24"/>
+          <w:szCs w:val="24"/>
+        </w:rPr>
+        <w:t>hasil</w:t>
+      </w:r>
+      <w:proofErr w:type="spellEnd"/>
+      <w:r>
+        <w:rPr>
+          <w:rFonts w:ascii="Bookman Old Style" w:eastAsia="Bookman Old Style" w:hAnsi="Bookman Old Style" w:cs="Bookman Old Style"/>
+          <w:color w:val="000000"/>
+          <w:sz w:val="24"/>
+          <w:szCs w:val="24"/>
+        </w:rPr>
+        <w:t xml:space="preserve"> </w:t>
+      </w:r>
+      <w:proofErr w:type="spellStart"/>
+      <w:r>
+        <w:rPr>
+          <w:rFonts w:ascii="Bookman Old Style" w:eastAsia="Bookman Old Style" w:hAnsi="Bookman Old Style" w:cs="Bookman Old Style"/>
+          <w:color w:val="000000"/>
+          <w:sz w:val="24"/>
+          <w:szCs w:val="24"/>
+        </w:rPr>
+        <w:t>Pendataan</w:t>
+      </w:r>
+      <w:proofErr w:type="spellEnd"/>
+      <w:r>
+        <w:rPr>
+          <w:rFonts w:ascii="Bookman Old Style" w:eastAsia="Bookman Old Style" w:hAnsi="Bookman Old Style" w:cs="Bookman Old Style"/>
+          <w:color w:val="000000"/>
+          <w:sz w:val="24"/>
+          <w:szCs w:val="24"/>
+        </w:rPr>
+        <w:t xml:space="preserve"> Lapangan Sensus Ekonomi 2026, </w:t>
+      </w:r>
+      <w:proofErr w:type="spellStart"/>
+      <w:r>
+        <w:rPr>
+          <w:rFonts w:ascii="Bookman Old Style" w:eastAsia="Bookman Old Style" w:hAnsi="Bookman Old Style" w:cs="Bookman Old Style"/>
+          <w:color w:val="000000"/>
+          <w:sz w:val="24"/>
+          <w:szCs w:val="24"/>
+        </w:rPr>
+        <w:t>sejumlah</w:t>
+      </w:r>
+      <w:proofErr w:type="spellEnd"/>
+      <w:r>
+        <w:rPr>
+          <w:rFonts w:ascii="Bookman Old Style" w:eastAsia="Bookman Old Style" w:hAnsi="Bookman Old Style" w:cs="Bookman Old Style"/>
+          <w:color w:val="000000"/>
+          <w:sz w:val="24"/>
+          <w:szCs w:val="24"/>
+        </w:rPr>
+        <w:t xml:space="preserve"> </w:t>
+      </w:r>
+      <w:r>
+        <w:rPr>
+          <w:rFonts w:ascii="Bookman Old Style" w:eastAsia="Bookman Old Style" w:hAnsi="Bookman Old Style" w:cs="Bookman Old Style"/>
+          <w:color w:val="000000"/>
+          <w:sz w:val="24"/>
+          <w:szCs w:val="24"/>
+        </w:rPr>
+        <w:t>{</w:t>
+      </w:r>
+      <w:proofErr w:type="spellStart"/>
+      <w:r>
+        <w:rPr>
+          <w:rFonts w:ascii="Bookman Old Style" w:eastAsia="Bookman Old Style" w:hAnsi="Bookman Old Style" w:cs="Bookman Old Style"/>
+          <w:color w:val="000000"/>
+          <w:sz w:val="24"/>
+          <w:szCs w:val="24"/>
+        </w:rPr>
+        <w:t>s</w:t>
       </w:r>
       <w:r>
         <w:rPr>
@@ -2490,6 +3807,7 @@
         </w:rPr>
         <w:t>ls_ongoing</w:t>
       </w:r>
+      <w:proofErr w:type="spellEnd"/>
       <w:r>
         <w:rPr>
           <w:rFonts w:ascii="Bookman Old Style" w:eastAsia="Bookman Old Style" w:hAnsi="Bookman Old Style" w:cs="Bookman Old Style"/>
@@ -2514,8 +3832,54 @@
           <w:sz w:val="24"/>
           <w:szCs w:val="24"/>
         </w:rPr>
-        <w:t>SLS/Sub-SLS dan/atau usaha besar</w:t>
-      </w:r>
+        <w:t>SLS/Sub-SLS dan/</w:t>
+      </w:r>
+      <w:proofErr w:type="spellStart"/>
+      <w:r>
+        <w:rPr>
+          <w:rFonts w:ascii="Bookman Old Style" w:eastAsia="Bookman Old Style" w:hAnsi="Bookman Old Style" w:cs="Bookman Old Style"/>
+          <w:sz w:val="24"/>
+          <w:szCs w:val="24"/>
+        </w:rPr>
+        <w:t>atau</w:t>
+      </w:r>
+      <w:proofErr w:type="spellEnd"/>
+      <w:r>
+        <w:rPr>
+          <w:rFonts w:ascii="Bookman Old Style" w:eastAsia="Bookman Old Style" w:hAnsi="Bookman Old Style" w:cs="Bookman Old Style"/>
+          <w:sz w:val="24"/>
+          <w:szCs w:val="24"/>
+        </w:rPr>
+        <w:t xml:space="preserve"> </w:t>
+      </w:r>
+      <w:proofErr w:type="spellStart"/>
+      <w:r>
+        <w:rPr>
+          <w:rFonts w:ascii="Bookman Old Style" w:eastAsia="Bookman Old Style" w:hAnsi="Bookman Old Style" w:cs="Bookman Old Style"/>
+          <w:sz w:val="24"/>
+          <w:szCs w:val="24"/>
+        </w:rPr>
+        <w:t>usaha</w:t>
+      </w:r>
+      <w:proofErr w:type="spellEnd"/>
+      <w:r>
+        <w:rPr>
+          <w:rFonts w:ascii="Bookman Old Style" w:eastAsia="Bookman Old Style" w:hAnsi="Bookman Old Style" w:cs="Bookman Old Style"/>
+          <w:sz w:val="24"/>
+          <w:szCs w:val="24"/>
+        </w:rPr>
+        <w:t xml:space="preserve"> </w:t>
+      </w:r>
+      <w:proofErr w:type="spellStart"/>
+      <w:r>
+        <w:rPr>
+          <w:rFonts w:ascii="Bookman Old Style" w:eastAsia="Bookman Old Style" w:hAnsi="Bookman Old Style" w:cs="Bookman Old Style"/>
+          <w:sz w:val="24"/>
+          <w:szCs w:val="24"/>
+        </w:rPr>
+        <w:t>besar</w:t>
+      </w:r>
+      <w:proofErr w:type="spellEnd"/>
       <w:r>
         <w:rPr>
           <w:rFonts w:ascii="Bookman Old Style" w:eastAsia="Bookman Old Style" w:hAnsi="Bookman Old Style" w:cs="Bookman Old Style"/>
@@ -2559,6 +3923,7 @@
         </w:rPr>
         <w:t xml:space="preserve">asil </w:t>
       </w:r>
+      <w:proofErr w:type="spellStart"/>
       <w:r>
         <w:rPr>
           <w:rFonts w:ascii="Bookman Old Style" w:eastAsia="Bookman Old Style" w:hAnsi="Bookman Old Style" w:cs="Bookman Old Style"/>
@@ -2574,8 +3939,219 @@
           <w:sz w:val="24"/>
           <w:szCs w:val="24"/>
         </w:rPr>
-        <w:t xml:space="preserve">ekerjaan pendataan sebagaimana dimaksud pada angka 4 yang memerlukan pemeriksaan lanjutan, akan dilakukan pengecekan, </w:t>
-      </w:r>
+        <w:t>ekerjaan</w:t>
+      </w:r>
+      <w:proofErr w:type="spellEnd"/>
+      <w:r>
+        <w:rPr>
+          <w:rFonts w:ascii="Bookman Old Style" w:eastAsia="Bookman Old Style" w:hAnsi="Bookman Old Style" w:cs="Bookman Old Style"/>
+          <w:color w:val="000000"/>
+          <w:sz w:val="24"/>
+          <w:szCs w:val="24"/>
+        </w:rPr>
+        <w:t xml:space="preserve"> </w:t>
+      </w:r>
+      <w:proofErr w:type="spellStart"/>
+      <w:r>
+        <w:rPr>
+          <w:rFonts w:ascii="Bookman Old Style" w:eastAsia="Bookman Old Style" w:hAnsi="Bookman Old Style" w:cs="Bookman Old Style"/>
+          <w:color w:val="000000"/>
+          <w:sz w:val="24"/>
+          <w:szCs w:val="24"/>
+        </w:rPr>
+        <w:t>pendataan</w:t>
+      </w:r>
+      <w:proofErr w:type="spellEnd"/>
+      <w:r>
+        <w:rPr>
+          <w:rFonts w:ascii="Bookman Old Style" w:eastAsia="Bookman Old Style" w:hAnsi="Bookman Old Style" w:cs="Bookman Old Style"/>
+          <w:color w:val="000000"/>
+          <w:sz w:val="24"/>
+          <w:szCs w:val="24"/>
+        </w:rPr>
+        <w:t xml:space="preserve"> </w:t>
+      </w:r>
+      <w:proofErr w:type="spellStart"/>
+      <w:r>
+        <w:rPr>
+          <w:rFonts w:ascii="Bookman Old Style" w:eastAsia="Bookman Old Style" w:hAnsi="Bookman Old Style" w:cs="Bookman Old Style"/>
+          <w:color w:val="000000"/>
+          <w:sz w:val="24"/>
+          <w:szCs w:val="24"/>
+        </w:rPr>
+        <w:t>sebagaimana</w:t>
+      </w:r>
+      <w:proofErr w:type="spellEnd"/>
+      <w:r>
+        <w:rPr>
+          <w:rFonts w:ascii="Bookman Old Style" w:eastAsia="Bookman Old Style" w:hAnsi="Bookman Old Style" w:cs="Bookman Old Style"/>
+          <w:color w:val="000000"/>
+          <w:sz w:val="24"/>
+          <w:szCs w:val="24"/>
+        </w:rPr>
+        <w:t xml:space="preserve"> </w:t>
+      </w:r>
+      <w:proofErr w:type="spellStart"/>
+      <w:r>
+        <w:rPr>
+          <w:rFonts w:ascii="Bookman Old Style" w:eastAsia="Bookman Old Style" w:hAnsi="Bookman Old Style" w:cs="Bookman Old Style"/>
+          <w:color w:val="000000"/>
+          <w:sz w:val="24"/>
+          <w:szCs w:val="24"/>
+        </w:rPr>
+        <w:t>dimaksud</w:t>
+      </w:r>
+      <w:proofErr w:type="spellEnd"/>
+      <w:r>
+        <w:rPr>
+          <w:rFonts w:ascii="Bookman Old Style" w:eastAsia="Bookman Old Style" w:hAnsi="Bookman Old Style" w:cs="Bookman Old Style"/>
+          <w:color w:val="000000"/>
+          <w:sz w:val="24"/>
+          <w:szCs w:val="24"/>
+        </w:rPr>
+        <w:t xml:space="preserve"> pada </w:t>
+      </w:r>
+      <w:proofErr w:type="spellStart"/>
+      <w:r>
+        <w:rPr>
+          <w:rFonts w:ascii="Bookman Old Style" w:eastAsia="Bookman Old Style" w:hAnsi="Bookman Old Style" w:cs="Bookman Old Style"/>
+          <w:color w:val="000000"/>
+          <w:sz w:val="24"/>
+          <w:szCs w:val="24"/>
+        </w:rPr>
+        <w:t>angka</w:t>
+      </w:r>
+      <w:proofErr w:type="spellEnd"/>
+      <w:r>
+        <w:rPr>
+          <w:rFonts w:ascii="Bookman Old Style" w:eastAsia="Bookman Old Style" w:hAnsi="Bookman Old Style" w:cs="Bookman Old Style"/>
+          <w:color w:val="000000"/>
+          <w:sz w:val="24"/>
+          <w:szCs w:val="24"/>
+        </w:rPr>
+        <w:t xml:space="preserve"> 4 yang </w:t>
+      </w:r>
+      <w:proofErr w:type="spellStart"/>
+      <w:r>
+        <w:rPr>
+          <w:rFonts w:ascii="Bookman Old Style" w:eastAsia="Bookman Old Style" w:hAnsi="Bookman Old Style" w:cs="Bookman Old Style"/>
+          <w:color w:val="000000"/>
+          <w:sz w:val="24"/>
+          <w:szCs w:val="24"/>
+        </w:rPr>
+        <w:t>memerlukan</w:t>
+      </w:r>
+      <w:proofErr w:type="spellEnd"/>
+      <w:r>
+        <w:rPr>
+          <w:rFonts w:ascii="Bookman Old Style" w:eastAsia="Bookman Old Style" w:hAnsi="Bookman Old Style" w:cs="Bookman Old Style"/>
+          <w:color w:val="000000"/>
+          <w:sz w:val="24"/>
+          <w:szCs w:val="24"/>
+        </w:rPr>
+        <w:t xml:space="preserve"> </w:t>
+      </w:r>
+      <w:proofErr w:type="spellStart"/>
+      <w:r>
+        <w:rPr>
+          <w:rFonts w:ascii="Bookman Old Style" w:eastAsia="Bookman Old Style" w:hAnsi="Bookman Old Style" w:cs="Bookman Old Style"/>
+          <w:color w:val="000000"/>
+          <w:sz w:val="24"/>
+          <w:szCs w:val="24"/>
+        </w:rPr>
+        <w:t>pemeriksaan</w:t>
+      </w:r>
+      <w:proofErr w:type="spellEnd"/>
+      <w:r>
+        <w:rPr>
+          <w:rFonts w:ascii="Bookman Old Style" w:eastAsia="Bookman Old Style" w:hAnsi="Bookman Old Style" w:cs="Bookman Old Style"/>
+          <w:color w:val="000000"/>
+          <w:sz w:val="24"/>
+          <w:szCs w:val="24"/>
+        </w:rPr>
+        <w:t xml:space="preserve"> </w:t>
+      </w:r>
+      <w:proofErr w:type="spellStart"/>
+      <w:r>
+        <w:rPr>
+          <w:rFonts w:ascii="Bookman Old Style" w:eastAsia="Bookman Old Style" w:hAnsi="Bookman Old Style" w:cs="Bookman Old Style"/>
+          <w:color w:val="000000"/>
+          <w:sz w:val="24"/>
+          <w:szCs w:val="24"/>
+        </w:rPr>
+        <w:t>lanjutan</w:t>
+      </w:r>
+      <w:proofErr w:type="spellEnd"/>
+      <w:r>
+        <w:rPr>
+          <w:rFonts w:ascii="Bookman Old Style" w:eastAsia="Bookman Old Style" w:hAnsi="Bookman Old Style" w:cs="Bookman Old Style"/>
+          <w:color w:val="000000"/>
+          <w:sz w:val="24"/>
+          <w:szCs w:val="24"/>
+        </w:rPr>
+        <w:t xml:space="preserve">, </w:t>
+      </w:r>
+      <w:proofErr w:type="spellStart"/>
+      <w:r>
+        <w:rPr>
+          <w:rFonts w:ascii="Bookman Old Style" w:eastAsia="Bookman Old Style" w:hAnsi="Bookman Old Style" w:cs="Bookman Old Style"/>
+          <w:color w:val="000000"/>
+          <w:sz w:val="24"/>
+          <w:szCs w:val="24"/>
+        </w:rPr>
+        <w:t>akan</w:t>
+      </w:r>
+      <w:proofErr w:type="spellEnd"/>
+      <w:r>
+        <w:rPr>
+          <w:rFonts w:ascii="Bookman Old Style" w:eastAsia="Bookman Old Style" w:hAnsi="Bookman Old Style" w:cs="Bookman Old Style"/>
+          <w:color w:val="000000"/>
+          <w:sz w:val="24"/>
+          <w:szCs w:val="24"/>
+        </w:rPr>
+        <w:t xml:space="preserve"> </w:t>
+      </w:r>
+      <w:proofErr w:type="spellStart"/>
+      <w:r>
+        <w:rPr>
+          <w:rFonts w:ascii="Bookman Old Style" w:eastAsia="Bookman Old Style" w:hAnsi="Bookman Old Style" w:cs="Bookman Old Style"/>
+          <w:color w:val="000000"/>
+          <w:sz w:val="24"/>
+          <w:szCs w:val="24"/>
+        </w:rPr>
+        <w:t>dilakukan</w:t>
+      </w:r>
+      <w:proofErr w:type="spellEnd"/>
+      <w:r>
+        <w:rPr>
+          <w:rFonts w:ascii="Bookman Old Style" w:eastAsia="Bookman Old Style" w:hAnsi="Bookman Old Style" w:cs="Bookman Old Style"/>
+          <w:color w:val="000000"/>
+          <w:sz w:val="24"/>
+          <w:szCs w:val="24"/>
+        </w:rPr>
+        <w:t xml:space="preserve"> </w:t>
+      </w:r>
+      <w:proofErr w:type="spellStart"/>
+      <w:r>
+        <w:rPr>
+          <w:rFonts w:ascii="Bookman Old Style" w:eastAsia="Bookman Old Style" w:hAnsi="Bookman Old Style" w:cs="Bookman Old Style"/>
+          <w:color w:val="000000"/>
+          <w:sz w:val="24"/>
+          <w:szCs w:val="24"/>
+        </w:rPr>
+        <w:t>pengecekan</w:t>
+      </w:r>
+      <w:proofErr w:type="spellEnd"/>
+      <w:r>
+        <w:rPr>
+          <w:rFonts w:ascii="Bookman Old Style" w:eastAsia="Bookman Old Style" w:hAnsi="Bookman Old Style" w:cs="Bookman Old Style"/>
+          <w:color w:val="000000"/>
+          <w:sz w:val="24"/>
+          <w:szCs w:val="24"/>
+        </w:rPr>
+        <w:t xml:space="preserve">, </w:t>
+      </w:r>
+      <w:proofErr w:type="spellStart"/>
       <w:r>
         <w:rPr>
           <w:rFonts w:ascii="Bookman Old Style" w:eastAsia="Bookman Old Style" w:hAnsi="Bookman Old Style" w:cs="Bookman Old Style"/>
@@ -2584,7 +4160,177 @@
           <w:szCs w:val="24"/>
         </w:rPr>
         <w:lastRenderedPageBreak/>
-        <w:t xml:space="preserve">perubahan, dan/atau kunjungan kembali ke lapangan merujuk pada perjanjian yang ditandatangani oleh </w:t>
+        <w:t>perubahan</w:t>
+      </w:r>
+      <w:proofErr w:type="spellEnd"/>
+      <w:r>
+        <w:rPr>
+          <w:rFonts w:ascii="Bookman Old Style" w:eastAsia="Bookman Old Style" w:hAnsi="Bookman Old Style" w:cs="Bookman Old Style"/>
+          <w:color w:val="000000"/>
+          <w:sz w:val="24"/>
+          <w:szCs w:val="24"/>
+        </w:rPr>
+        <w:t>, dan/</w:t>
+      </w:r>
+      <w:proofErr w:type="spellStart"/>
+      <w:r>
+        <w:rPr>
+          <w:rFonts w:ascii="Bookman Old Style" w:eastAsia="Bookman Old Style" w:hAnsi="Bookman Old Style" w:cs="Bookman Old Style"/>
+          <w:color w:val="000000"/>
+          <w:sz w:val="24"/>
+          <w:szCs w:val="24"/>
+        </w:rPr>
+        <w:t>atau</w:t>
+      </w:r>
+      <w:proofErr w:type="spellEnd"/>
+      <w:r>
+        <w:rPr>
+          <w:rFonts w:ascii="Bookman Old Style" w:eastAsia="Bookman Old Style" w:hAnsi="Bookman Old Style" w:cs="Bookman Old Style"/>
+          <w:color w:val="000000"/>
+          <w:sz w:val="24"/>
+          <w:szCs w:val="24"/>
+        </w:rPr>
+        <w:t xml:space="preserve"> </w:t>
+      </w:r>
+      <w:proofErr w:type="spellStart"/>
+      <w:r>
+        <w:rPr>
+          <w:rFonts w:ascii="Bookman Old Style" w:eastAsia="Bookman Old Style" w:hAnsi="Bookman Old Style" w:cs="Bookman Old Style"/>
+          <w:color w:val="000000"/>
+          <w:sz w:val="24"/>
+          <w:szCs w:val="24"/>
+        </w:rPr>
+        <w:t>kunjungan</w:t>
+      </w:r>
+      <w:proofErr w:type="spellEnd"/>
+      <w:r>
+        <w:rPr>
+          <w:rFonts w:ascii="Bookman Old Style" w:eastAsia="Bookman Old Style" w:hAnsi="Bookman Old Style" w:cs="Bookman Old Style"/>
+          <w:color w:val="000000"/>
+          <w:sz w:val="24"/>
+          <w:szCs w:val="24"/>
+        </w:rPr>
+        <w:t xml:space="preserve"> </w:t>
+      </w:r>
+      <w:proofErr w:type="spellStart"/>
+      <w:r>
+        <w:rPr>
+          <w:rFonts w:ascii="Bookman Old Style" w:eastAsia="Bookman Old Style" w:hAnsi="Bookman Old Style" w:cs="Bookman Old Style"/>
+          <w:color w:val="000000"/>
+          <w:sz w:val="24"/>
+          <w:szCs w:val="24"/>
+        </w:rPr>
+        <w:t>kembali</w:t>
+      </w:r>
+      <w:proofErr w:type="spellEnd"/>
+      <w:r>
+        <w:rPr>
+          <w:rFonts w:ascii="Bookman Old Style" w:eastAsia="Bookman Old Style" w:hAnsi="Bookman Old Style" w:cs="Bookman Old Style"/>
+          <w:color w:val="000000"/>
+          <w:sz w:val="24"/>
+          <w:szCs w:val="24"/>
+        </w:rPr>
+        <w:t xml:space="preserve"> </w:t>
+      </w:r>
+      <w:proofErr w:type="spellStart"/>
+      <w:r>
+        <w:rPr>
+          <w:rFonts w:ascii="Bookman Old Style" w:eastAsia="Bookman Old Style" w:hAnsi="Bookman Old Style" w:cs="Bookman Old Style"/>
+          <w:color w:val="000000"/>
+          <w:sz w:val="24"/>
+          <w:szCs w:val="24"/>
+        </w:rPr>
+        <w:t>ke</w:t>
+      </w:r>
+      <w:proofErr w:type="spellEnd"/>
+      <w:r>
+        <w:rPr>
+          <w:rFonts w:ascii="Bookman Old Style" w:eastAsia="Bookman Old Style" w:hAnsi="Bookman Old Style" w:cs="Bookman Old Style"/>
+          <w:color w:val="000000"/>
+          <w:sz w:val="24"/>
+          <w:szCs w:val="24"/>
+        </w:rPr>
+        <w:t xml:space="preserve"> </w:t>
+      </w:r>
+      <w:proofErr w:type="spellStart"/>
+      <w:r>
+        <w:rPr>
+          <w:rFonts w:ascii="Bookman Old Style" w:eastAsia="Bookman Old Style" w:hAnsi="Bookman Old Style" w:cs="Bookman Old Style"/>
+          <w:color w:val="000000"/>
+          <w:sz w:val="24"/>
+          <w:szCs w:val="24"/>
+        </w:rPr>
+        <w:t>lapangan</w:t>
+      </w:r>
+      <w:proofErr w:type="spellEnd"/>
+      <w:r>
+        <w:rPr>
+          <w:rFonts w:ascii="Bookman Old Style" w:eastAsia="Bookman Old Style" w:hAnsi="Bookman Old Style" w:cs="Bookman Old Style"/>
+          <w:color w:val="000000"/>
+          <w:sz w:val="24"/>
+          <w:szCs w:val="24"/>
+        </w:rPr>
+        <w:t xml:space="preserve"> </w:t>
+      </w:r>
+      <w:proofErr w:type="spellStart"/>
+      <w:r>
+        <w:rPr>
+          <w:rFonts w:ascii="Bookman Old Style" w:eastAsia="Bookman Old Style" w:hAnsi="Bookman Old Style" w:cs="Bookman Old Style"/>
+          <w:color w:val="000000"/>
+          <w:sz w:val="24"/>
+          <w:szCs w:val="24"/>
+        </w:rPr>
+        <w:t>merujuk</w:t>
+      </w:r>
+      <w:proofErr w:type="spellEnd"/>
+      <w:r>
+        <w:rPr>
+          <w:rFonts w:ascii="Bookman Old Style" w:eastAsia="Bookman Old Style" w:hAnsi="Bookman Old Style" w:cs="Bookman Old Style"/>
+          <w:color w:val="000000"/>
+          <w:sz w:val="24"/>
+          <w:szCs w:val="24"/>
+        </w:rPr>
+        <w:t xml:space="preserve"> pada </w:t>
+      </w:r>
+      <w:proofErr w:type="spellStart"/>
+      <w:r>
+        <w:rPr>
+          <w:rFonts w:ascii="Bookman Old Style" w:eastAsia="Bookman Old Style" w:hAnsi="Bookman Old Style" w:cs="Bookman Old Style"/>
+          <w:color w:val="000000"/>
+          <w:sz w:val="24"/>
+          <w:szCs w:val="24"/>
+        </w:rPr>
+        <w:t>perjanjian</w:t>
+      </w:r>
+      <w:proofErr w:type="spellEnd"/>
+      <w:r>
+        <w:rPr>
+          <w:rFonts w:ascii="Bookman Old Style" w:eastAsia="Bookman Old Style" w:hAnsi="Bookman Old Style" w:cs="Bookman Old Style"/>
+          <w:color w:val="000000"/>
+          <w:sz w:val="24"/>
+          <w:szCs w:val="24"/>
+        </w:rPr>
+        <w:t xml:space="preserve"> yang </w:t>
+      </w:r>
+      <w:proofErr w:type="spellStart"/>
+      <w:r>
+        <w:rPr>
+          <w:rFonts w:ascii="Bookman Old Style" w:eastAsia="Bookman Old Style" w:hAnsi="Bookman Old Style" w:cs="Bookman Old Style"/>
+          <w:color w:val="000000"/>
+          <w:sz w:val="24"/>
+          <w:szCs w:val="24"/>
+        </w:rPr>
+        <w:t>ditandatangani</w:t>
+      </w:r>
+      <w:proofErr w:type="spellEnd"/>
+      <w:r>
+        <w:rPr>
+          <w:rFonts w:ascii="Bookman Old Style" w:eastAsia="Bookman Old Style" w:hAnsi="Bookman Old Style" w:cs="Bookman Old Style"/>
+          <w:color w:val="000000"/>
+          <w:sz w:val="24"/>
+          <w:szCs w:val="24"/>
+        </w:rPr>
+        <w:t xml:space="preserve"> oleh </w:t>
       </w:r>
       <w:r>
         <w:rPr>
@@ -2752,7 +4498,27 @@
                 <w:sz w:val="24"/>
                 <w:szCs w:val="24"/>
               </w:rPr>
-              <w:t>{nama_petugas}</w:t>
+              <w:t>{</w:t>
+            </w:r>
+            <w:proofErr w:type="spellStart"/>
+            <w:r>
+              <w:rPr>
+                <w:rFonts w:ascii="Bookman Old Style" w:eastAsia="Bookman Old Style" w:hAnsi="Bookman Old Style" w:cs="Bookman Old Style"/>
+                <w:color w:val="000000"/>
+                <w:sz w:val="24"/>
+                <w:szCs w:val="24"/>
+              </w:rPr>
+              <w:t>nama_petugas</w:t>
+            </w:r>
+            <w:proofErr w:type="spellEnd"/>
+            <w:r>
+              <w:rPr>
+                <w:rFonts w:ascii="Bookman Old Style" w:eastAsia="Bookman Old Style" w:hAnsi="Bookman Old Style" w:cs="Bookman Old Style"/>
+                <w:color w:val="000000"/>
+                <w:sz w:val="24"/>
+                <w:szCs w:val="24"/>
+              </w:rPr>
+              <w:t>}</w:t>
             </w:r>
             <w:r>
               <w:rPr>
@@ -2832,7 +4598,27 @@
                 <w:sz w:val="24"/>
                 <w:szCs w:val="24"/>
               </w:rPr>
-              <w:t>(Nuraliyah)</w:t>
+              <w:t>(</w:t>
+            </w:r>
+            <w:proofErr w:type="spellStart"/>
+            <w:r>
+              <w:rPr>
+                <w:rFonts w:ascii="Bookman Old Style" w:eastAsia="Bookman Old Style" w:hAnsi="Bookman Old Style" w:cs="Bookman Old Style"/>
+                <w:color w:val="000000"/>
+                <w:sz w:val="24"/>
+                <w:szCs w:val="24"/>
+              </w:rPr>
+              <w:t>Nuraliyah</w:t>
+            </w:r>
+            <w:proofErr w:type="spellEnd"/>
+            <w:r>
+              <w:rPr>
+                <w:rFonts w:ascii="Bookman Old Style" w:eastAsia="Bookman Old Style" w:hAnsi="Bookman Old Style" w:cs="Bookman Old Style"/>
+                <w:color w:val="000000"/>
+                <w:sz w:val="24"/>
+                <w:szCs w:val="24"/>
+              </w:rPr>
+              <w:t>)</w:t>
             </w:r>
           </w:p>
         </w:tc>
@@ -3128,6 +4914,7 @@
                 <w:szCs w:val="24"/>
               </w:rPr>
             </w:pPr>
+            <w:proofErr w:type="spellStart"/>
             <w:r>
               <w:rPr>
                 <w:rFonts w:ascii="Bookman Old Style" w:eastAsia="Bookman Old Style" w:hAnsi="Bookman Old Style" w:cs="Bookman Old Style"/>
@@ -3135,8 +4922,19 @@
                 <w:sz w:val="24"/>
                 <w:szCs w:val="24"/>
               </w:rPr>
-              <w:t xml:space="preserve">Uraian </w:t>
-            </w:r>
+              <w:t>Uraian</w:t>
+            </w:r>
+            <w:proofErr w:type="spellEnd"/>
+            <w:r>
+              <w:rPr>
+                <w:rFonts w:ascii="Bookman Old Style" w:eastAsia="Bookman Old Style" w:hAnsi="Bookman Old Style" w:cs="Bookman Old Style"/>
+                <w:color w:val="000000"/>
+                <w:sz w:val="24"/>
+                <w:szCs w:val="24"/>
+              </w:rPr>
+              <w:t xml:space="preserve"> </w:t>
+            </w:r>
+            <w:proofErr w:type="spellStart"/>
             <w:r>
               <w:rPr>
                 <w:rFonts w:ascii="Bookman Old Style" w:eastAsia="Bookman Old Style" w:hAnsi="Bookman Old Style" w:cs="Bookman Old Style"/>
@@ -3145,6 +4943,7 @@
               </w:rPr>
               <w:t>Pekerjaan</w:t>
             </w:r>
+            <w:proofErr w:type="spellEnd"/>
           </w:p>
         </w:tc>
         <w:tc>
@@ -3176,7 +4975,17 @@
                 <w:sz w:val="24"/>
                 <w:szCs w:val="24"/>
               </w:rPr>
-              <w:t>Waktu Penyelesa</w:t>
+              <w:t xml:space="preserve">Waktu </w:t>
+            </w:r>
+            <w:proofErr w:type="spellStart"/>
+            <w:r>
+              <w:rPr>
+                <w:rFonts w:ascii="Bookman Old Style" w:eastAsia="Bookman Old Style" w:hAnsi="Bookman Old Style" w:cs="Bookman Old Style"/>
+                <w:color w:val="000000"/>
+                <w:sz w:val="24"/>
+                <w:szCs w:val="24"/>
+              </w:rPr>
+              <w:t>Penyelesa</w:t>
             </w:r>
             <w:r>
               <w:rPr>
@@ -3186,6 +4995,7 @@
               </w:rPr>
               <w:t>ian</w:t>
             </w:r>
+            <w:proofErr w:type="spellEnd"/>
           </w:p>
         </w:tc>
         <w:tc>
@@ -3217,8 +5027,19 @@
                 <w:sz w:val="24"/>
                 <w:szCs w:val="24"/>
               </w:rPr>
-              <w:t>Target Pekerjaan</w:t>
-            </w:r>
+              <w:t xml:space="preserve">Target </w:t>
+            </w:r>
+            <w:proofErr w:type="spellStart"/>
+            <w:r>
+              <w:rPr>
+                <w:rFonts w:ascii="Bookman Old Style" w:eastAsia="Bookman Old Style" w:hAnsi="Bookman Old Style" w:cs="Bookman Old Style"/>
+                <w:color w:val="000000"/>
+                <w:sz w:val="24"/>
+                <w:szCs w:val="24"/>
+              </w:rPr>
+              <w:t>Pekerjaan</w:t>
+            </w:r>
+            <w:proofErr w:type="spellEnd"/>
           </w:p>
         </w:tc>
         <w:tc>
@@ -3243,6 +5064,7 @@
                 <w:szCs w:val="24"/>
               </w:rPr>
             </w:pPr>
+            <w:proofErr w:type="spellStart"/>
             <w:r>
               <w:rPr>
                 <w:rFonts w:ascii="Bookman Old Style" w:eastAsia="Bookman Old Style" w:hAnsi="Bookman Old Style" w:cs="Bookman Old Style"/>
@@ -3250,8 +5072,29 @@
                 <w:sz w:val="24"/>
                 <w:szCs w:val="24"/>
               </w:rPr>
-              <w:t>Realisasi Pekerjaan</w:t>
-            </w:r>
+              <w:t>Realisasi</w:t>
+            </w:r>
+            <w:proofErr w:type="spellEnd"/>
+            <w:r>
+              <w:rPr>
+                <w:rFonts w:ascii="Bookman Old Style" w:eastAsia="Bookman Old Style" w:hAnsi="Bookman Old Style" w:cs="Bookman Old Style"/>
+                <w:color w:val="000000"/>
+                <w:sz w:val="24"/>
+                <w:szCs w:val="24"/>
+              </w:rPr>
+              <w:t xml:space="preserve"> </w:t>
+            </w:r>
+            <w:proofErr w:type="spellStart"/>
+            <w:r>
+              <w:rPr>
+                <w:rFonts w:ascii="Bookman Old Style" w:eastAsia="Bookman Old Style" w:hAnsi="Bookman Old Style" w:cs="Bookman Old Style"/>
+                <w:color w:val="000000"/>
+                <w:sz w:val="24"/>
+                <w:szCs w:val="24"/>
+              </w:rPr>
+              <w:t>Pekerjaan</w:t>
+            </w:r>
+            <w:proofErr w:type="spellEnd"/>
           </w:p>
         </w:tc>
         <w:tc>
@@ -3283,8 +5126,19 @@
                 <w:sz w:val="24"/>
                 <w:szCs w:val="24"/>
               </w:rPr>
-              <w:t>Nilai Perjanjian</w:t>
-            </w:r>
+              <w:t xml:space="preserve">Nilai </w:t>
+            </w:r>
+            <w:proofErr w:type="spellStart"/>
+            <w:r>
+              <w:rPr>
+                <w:rFonts w:ascii="Bookman Old Style" w:eastAsia="Bookman Old Style" w:hAnsi="Bookman Old Style" w:cs="Bookman Old Style"/>
+                <w:color w:val="000000"/>
+                <w:sz w:val="24"/>
+                <w:szCs w:val="24"/>
+              </w:rPr>
+              <w:t>Perjanjian</w:t>
+            </w:r>
+            <w:proofErr w:type="spellEnd"/>
           </w:p>
         </w:tc>
       </w:tr>
@@ -3376,6 +5230,7 @@
                 <w:szCs w:val="24"/>
               </w:rPr>
             </w:pPr>
+            <w:proofErr w:type="spellStart"/>
             <w:r>
               <w:rPr>
                 <w:rFonts w:ascii="Bookman Old Style" w:eastAsia="Bookman Old Style" w:hAnsi="Bookman Old Style" w:cs="Bookman Old Style"/>
@@ -3385,6 +5240,7 @@
               </w:rPr>
               <w:t>Presentase</w:t>
             </w:r>
+            <w:proofErr w:type="spellEnd"/>
           </w:p>
         </w:tc>
         <w:tc>
@@ -3739,13 +5595,59 @@
                 <w:szCs w:val="24"/>
               </w:rPr>
             </w:pPr>
-            <w:r>
-              <w:rPr>
-                <w:rFonts w:ascii="Bookman Old Style" w:eastAsia="Bookman Old Style" w:hAnsi="Bookman Old Style" w:cs="Bookman Old Style"/>
-                <w:sz w:val="24"/>
-                <w:szCs w:val="24"/>
-              </w:rPr>
-              <w:t xml:space="preserve">Melakukan pendataan lapangan </w:t>
+            <w:proofErr w:type="spellStart"/>
+            <w:r>
+              <w:rPr>
+                <w:rFonts w:ascii="Bookman Old Style" w:eastAsia="Bookman Old Style" w:hAnsi="Bookman Old Style" w:cs="Bookman Old Style"/>
+                <w:sz w:val="24"/>
+                <w:szCs w:val="24"/>
+              </w:rPr>
+              <w:t>Melakukan</w:t>
+            </w:r>
+            <w:proofErr w:type="spellEnd"/>
+            <w:r>
+              <w:rPr>
+                <w:rFonts w:ascii="Bookman Old Style" w:eastAsia="Bookman Old Style" w:hAnsi="Bookman Old Style" w:cs="Bookman Old Style"/>
+                <w:sz w:val="24"/>
+                <w:szCs w:val="24"/>
+              </w:rPr>
+              <w:t xml:space="preserve"> </w:t>
+            </w:r>
+            <w:proofErr w:type="spellStart"/>
+            <w:r>
+              <w:rPr>
+                <w:rFonts w:ascii="Bookman Old Style" w:eastAsia="Bookman Old Style" w:hAnsi="Bookman Old Style" w:cs="Bookman Old Style"/>
+                <w:sz w:val="24"/>
+                <w:szCs w:val="24"/>
+              </w:rPr>
+              <w:t>pendataan</w:t>
+            </w:r>
+            <w:proofErr w:type="spellEnd"/>
+            <w:r>
+              <w:rPr>
+                <w:rFonts w:ascii="Bookman Old Style" w:eastAsia="Bookman Old Style" w:hAnsi="Bookman Old Style" w:cs="Bookman Old Style"/>
+                <w:sz w:val="24"/>
+                <w:szCs w:val="24"/>
+              </w:rPr>
+              <w:t xml:space="preserve"> </w:t>
+            </w:r>
+            <w:proofErr w:type="spellStart"/>
+            <w:r>
+              <w:rPr>
+                <w:rFonts w:ascii="Bookman Old Style" w:eastAsia="Bookman Old Style" w:hAnsi="Bookman Old Style" w:cs="Bookman Old Style"/>
+                <w:sz w:val="24"/>
+                <w:szCs w:val="24"/>
+              </w:rPr>
+              <w:t>lapangan</w:t>
+            </w:r>
+            <w:proofErr w:type="spellEnd"/>
+            <w:r>
+              <w:rPr>
+                <w:rFonts w:ascii="Bookman Old Style" w:eastAsia="Bookman Old Style" w:hAnsi="Bookman Old Style" w:cs="Bookman Old Style"/>
+                <w:sz w:val="24"/>
+                <w:szCs w:val="24"/>
+              </w:rPr>
+              <w:t xml:space="preserve"> </w:t>
             </w:r>
             <w:r>
               <w:rPr>
@@ -3763,7 +5665,25 @@
                 <w:sz w:val="24"/>
                 <w:szCs w:val="24"/>
               </w:rPr>
-              <w:t>Sensus Ekonomi 2026 termin II</w:t>
+              <w:t xml:space="preserve">Sensus Ekonomi 2026 </w:t>
+            </w:r>
+            <w:proofErr w:type="spellStart"/>
+            <w:r>
+              <w:rPr>
+                <w:rFonts w:ascii="Bookman Old Style" w:eastAsia="Bookman Old Style" w:hAnsi="Bookman Old Style" w:cs="Bookman Old Style"/>
+                <w:sz w:val="24"/>
+                <w:szCs w:val="24"/>
+              </w:rPr>
+              <w:t>termin</w:t>
+            </w:r>
+            <w:proofErr w:type="spellEnd"/>
+            <w:r>
+              <w:rPr>
+                <w:rFonts w:ascii="Bookman Old Style" w:eastAsia="Bookman Old Style" w:hAnsi="Bookman Old Style" w:cs="Bookman Old Style"/>
+                <w:sz w:val="24"/>
+                <w:szCs w:val="24"/>
+              </w:rPr>
+              <w:t xml:space="preserve"> II</w:t>
             </w:r>
           </w:p>
         </w:tc>
@@ -3935,7 +5855,61 @@
                 <w:sz w:val="24"/>
                 <w:szCs w:val="24"/>
               </w:rPr>
-              <w:t xml:space="preserve">Telah mencapai target pekerjaan sebesar </w:t>
+              <w:t xml:space="preserve">Telah </w:t>
+            </w:r>
+            <w:proofErr w:type="spellStart"/>
+            <w:r>
+              <w:rPr>
+                <w:rFonts w:ascii="Bookman Old Style" w:eastAsia="Bookman Old Style" w:hAnsi="Bookman Old Style" w:cs="Bookman Old Style"/>
+                <w:sz w:val="24"/>
+                <w:szCs w:val="24"/>
+              </w:rPr>
+              <w:t>mencapai</w:t>
+            </w:r>
+            <w:proofErr w:type="spellEnd"/>
+            <w:r>
+              <w:rPr>
+                <w:rFonts w:ascii="Bookman Old Style" w:eastAsia="Bookman Old Style" w:hAnsi="Bookman Old Style" w:cs="Bookman Old Style"/>
+                <w:sz w:val="24"/>
+                <w:szCs w:val="24"/>
+              </w:rPr>
+              <w:t xml:space="preserve"> target </w:t>
+            </w:r>
+            <w:proofErr w:type="spellStart"/>
+            <w:r>
+              <w:rPr>
+                <w:rFonts w:ascii="Bookman Old Style" w:eastAsia="Bookman Old Style" w:hAnsi="Bookman Old Style" w:cs="Bookman Old Style"/>
+                <w:sz w:val="24"/>
+                <w:szCs w:val="24"/>
+              </w:rPr>
+              <w:t>pekerjaan</w:t>
+            </w:r>
+            <w:proofErr w:type="spellEnd"/>
+            <w:r>
+              <w:rPr>
+                <w:rFonts w:ascii="Bookman Old Style" w:eastAsia="Bookman Old Style" w:hAnsi="Bookman Old Style" w:cs="Bookman Old Style"/>
+                <w:sz w:val="24"/>
+                <w:szCs w:val="24"/>
+              </w:rPr>
+              <w:t xml:space="preserve"> </w:t>
+            </w:r>
+            <w:proofErr w:type="spellStart"/>
+            <w:r>
+              <w:rPr>
+                <w:rFonts w:ascii="Bookman Old Style" w:eastAsia="Bookman Old Style" w:hAnsi="Bookman Old Style" w:cs="Bookman Old Style"/>
+                <w:sz w:val="24"/>
+                <w:szCs w:val="24"/>
+              </w:rPr>
+              <w:t>sebesar</w:t>
+            </w:r>
+            <w:proofErr w:type="spellEnd"/>
+            <w:r>
+              <w:rPr>
+                <w:rFonts w:ascii="Bookman Old Style" w:eastAsia="Bookman Old Style" w:hAnsi="Bookman Old Style" w:cs="Bookman Old Style"/>
+                <w:sz w:val="24"/>
+                <w:szCs w:val="24"/>
+              </w:rPr>
+              <w:t xml:space="preserve"> </w:t>
             </w:r>
             <w:r>
               <w:rPr>
@@ -3946,7 +5920,31 @@
                 <w:szCs w:val="24"/>
                 <w:u w:val="single"/>
               </w:rPr>
-              <w:t>{sls_ongoing}</w:t>
+              <w:t>{</w:t>
+            </w:r>
+            <w:proofErr w:type="spellStart"/>
+            <w:r>
+              <w:rPr>
+                <w:rFonts w:ascii="Bookman Old Style" w:eastAsia="Bookman Old Style" w:hAnsi="Bookman Old Style" w:cs="Bookman Old Style"/>
+                <w:i/>
+                <w:iCs/>
+                <w:sz w:val="24"/>
+                <w:szCs w:val="24"/>
+                <w:u w:val="single"/>
+              </w:rPr>
+              <w:t>sls_ongoing</w:t>
+            </w:r>
+            <w:proofErr w:type="spellEnd"/>
+            <w:r>
+              <w:rPr>
+                <w:rFonts w:ascii="Bookman Old Style" w:eastAsia="Bookman Old Style" w:hAnsi="Bookman Old Style" w:cs="Bookman Old Style"/>
+                <w:i/>
+                <w:iCs/>
+                <w:sz w:val="24"/>
+                <w:szCs w:val="24"/>
+                <w:u w:val="single"/>
+              </w:rPr>
+              <w:t>}</w:t>
             </w:r>
             <w:r>
               <w:rPr>
@@ -4274,14 +6272,45 @@
           <w:szCs w:val="24"/>
         </w:rPr>
       </w:pPr>
-      <w:r>
-        <w:rPr>
-          <w:rFonts w:ascii="Bookman Old Style" w:eastAsia="Bookman Old Style" w:hAnsi="Bookman Old Style" w:cs="Bookman Old Style"/>
-          <w:color w:val="000000"/>
-          <w:sz w:val="24"/>
-          <w:szCs w:val="24"/>
-        </w:rPr>
-        <w:t>Screenshoot Aplikasi Fasih</w:t>
+      <w:proofErr w:type="spellStart"/>
+      <w:r>
+        <w:rPr>
+          <w:rFonts w:ascii="Bookman Old Style" w:eastAsia="Bookman Old Style" w:hAnsi="Bookman Old Style" w:cs="Bookman Old Style"/>
+          <w:color w:val="000000"/>
+          <w:sz w:val="24"/>
+          <w:szCs w:val="24"/>
+        </w:rPr>
+        <w:t>Screenshoot</w:t>
+      </w:r>
+      <w:proofErr w:type="spellEnd"/>
+      <w:r>
+        <w:rPr>
+          <w:rFonts w:ascii="Bookman Old Style" w:eastAsia="Bookman Old Style" w:hAnsi="Bookman Old Style" w:cs="Bookman Old Style"/>
+          <w:color w:val="000000"/>
+          <w:sz w:val="24"/>
+          <w:szCs w:val="24"/>
+        </w:rPr>
+        <w:t xml:space="preserve"> </w:t>
+      </w:r>
+      <w:proofErr w:type="spellStart"/>
+      <w:r>
+        <w:rPr>
+          <w:rFonts w:ascii="Bookman Old Style" w:eastAsia="Bookman Old Style" w:hAnsi="Bookman Old Style" w:cs="Bookman Old Style"/>
+          <w:color w:val="000000"/>
+          <w:sz w:val="24"/>
+          <w:szCs w:val="24"/>
+        </w:rPr>
+        <w:t>Aplikasi</w:t>
+      </w:r>
+      <w:proofErr w:type="spellEnd"/>
+      <w:r>
+        <w:rPr>
+          <w:rFonts w:ascii="Bookman Old Style" w:eastAsia="Bookman Old Style" w:hAnsi="Bookman Old Style" w:cs="Bookman Old Style"/>
+          <w:color w:val="000000"/>
+          <w:sz w:val="24"/>
+          <w:szCs w:val="24"/>
+        </w:rPr>
+        <w:t xml:space="preserve"> Fasih</w:t>
       </w:r>
     </w:p>
     <w:p>
@@ -4304,7 +6333,27 @@
           <w:szCs w:val="24"/>
           <w:lang w:val="en"/>
         </w:rPr>
-        <w:t>{%halaman_depan}</w:t>
+        <w:t>{%</w:t>
+      </w:r>
+      <w:proofErr w:type="spellStart"/>
+      <w:r>
+        <w:rPr>
+          <w:rFonts w:ascii="Bookman Old Style" w:eastAsia="Bookman Old Style" w:hAnsi="Bookman Old Style" w:cs="Bookman Old Style"/>
+          <w:sz w:val="24"/>
+          <w:szCs w:val="24"/>
+          <w:lang w:val="en"/>
+        </w:rPr>
+        <w:t>halaman_depan</w:t>
+      </w:r>
+      <w:proofErr w:type="spellEnd"/>
+      <w:r>
+        <w:rPr>
+          <w:rFonts w:ascii="Bookman Old Style" w:eastAsia="Bookman Old Style" w:hAnsi="Bookman Old Style" w:cs="Bookman Old Style"/>
+          <w:sz w:val="24"/>
+          <w:szCs w:val="24"/>
+          <w:lang w:val="en"/>
+        </w:rPr>
+        <w:t>}</w:t>
       </w:r>
     </w:p>
     <w:tbl>
@@ -4345,7 +6394,23 @@
                 <w:rFonts w:ascii="Arial" w:eastAsia="Arial" w:hAnsi="Arial"/>
                 <w:sz w:val="16"/>
               </w:rPr>
-              <w:t>{#foto_rows}{%foto1}</w:t>
+              <w:t>{#foto_</w:t>
+            </w:r>
+            <w:proofErr w:type="gramStart"/>
+            <w:r>
+              <w:rPr>
+                <w:rFonts w:ascii="Arial" w:eastAsia="Arial" w:hAnsi="Arial"/>
+                <w:sz w:val="16"/>
+              </w:rPr>
+              <w:t>rows}{</w:t>
+            </w:r>
+            <w:proofErr w:type="gramEnd"/>
+            <w:r>
+              <w:rPr>
+                <w:rFonts w:ascii="Arial" w:eastAsia="Arial" w:hAnsi="Arial"/>
+                <w:sz w:val="16"/>
+              </w:rPr>
+              <w:t>%foto1}</w:t>
             </w:r>
           </w:p>
         </w:tc>
@@ -4395,7 +6460,39 @@
                 <w:rFonts w:ascii="Arial" w:eastAsia="Arial" w:hAnsi="Arial"/>
                 <w:sz w:val="16"/>
               </w:rPr>
-              <w:t>{%foto3}{/foto_rows}</w:t>
+              <w:t>{%foto</w:t>
+            </w:r>
+            <w:proofErr w:type="gramStart"/>
+            <w:r>
+              <w:rPr>
+                <w:rFonts w:ascii="Arial" w:eastAsia="Arial" w:hAnsi="Arial"/>
+                <w:sz w:val="16"/>
+              </w:rPr>
+              <w:t>3}{</w:t>
+            </w:r>
+            <w:proofErr w:type="gramEnd"/>
+            <w:r>
+              <w:rPr>
+                <w:rFonts w:ascii="Arial" w:eastAsia="Arial" w:hAnsi="Arial"/>
+                <w:sz w:val="16"/>
+              </w:rPr>
+              <w:t>/</w:t>
+            </w:r>
+            <w:proofErr w:type="spellStart"/>
+            <w:r>
+              <w:rPr>
+                <w:rFonts w:ascii="Arial" w:eastAsia="Arial" w:hAnsi="Arial"/>
+                <w:sz w:val="16"/>
+              </w:rPr>
+              <w:t>foto_rows</w:t>
+            </w:r>
+            <w:proofErr w:type="spellEnd"/>
+            <w:r>
+              <w:rPr>
+                <w:rFonts w:ascii="Arial" w:eastAsia="Arial" w:hAnsi="Arial"/>
+                <w:sz w:val="16"/>
+              </w:rPr>
+              <w:t>}</w:t>
             </w:r>
           </w:p>
         </w:tc>
@@ -4561,7 +6658,25 @@
                 <w:sz w:val="24"/>
                 <w:szCs w:val="24"/>
               </w:rPr>
-              <w:t>{nama_petugas}</w:t>
+              <w:t>{</w:t>
+            </w:r>
+            <w:proofErr w:type="spellStart"/>
+            <w:r>
+              <w:rPr>
+                <w:rFonts w:ascii="Bookman Old Style" w:eastAsia="Bookman Old Style" w:hAnsi="Bookman Old Style" w:cs="Bookman Old Style"/>
+                <w:sz w:val="24"/>
+                <w:szCs w:val="24"/>
+              </w:rPr>
+              <w:t>nama_petugas</w:t>
+            </w:r>
+            <w:proofErr w:type="spellEnd"/>
+            <w:r>
+              <w:rPr>
+                <w:rFonts w:ascii="Bookman Old Style" w:eastAsia="Bookman Old Style" w:hAnsi="Bookman Old Style" w:cs="Bookman Old Style"/>
+                <w:sz w:val="24"/>
+                <w:szCs w:val="24"/>
+              </w:rPr>
+              <w:t>}</w:t>
             </w:r>
             <w:r>
               <w:rPr>
@@ -4678,7 +6793,25 @@
                 <w:sz w:val="24"/>
                 <w:szCs w:val="24"/>
               </w:rPr>
-              <w:t>(Nuraliyah)</w:t>
+              <w:t>(</w:t>
+            </w:r>
+            <w:proofErr w:type="spellStart"/>
+            <w:r>
+              <w:rPr>
+                <w:rFonts w:ascii="Bookman Old Style" w:eastAsia="Bookman Old Style" w:hAnsi="Bookman Old Style" w:cs="Bookman Old Style"/>
+                <w:sz w:val="24"/>
+                <w:szCs w:val="24"/>
+              </w:rPr>
+              <w:t>Nuraliyah</w:t>
+            </w:r>
+            <w:proofErr w:type="spellEnd"/>
+            <w:r>
+              <w:rPr>
+                <w:rFonts w:ascii="Bookman Old Style" w:eastAsia="Bookman Old Style" w:hAnsi="Bookman Old Style" w:cs="Bookman Old Style"/>
+                <w:sz w:val="24"/>
+                <w:szCs w:val="24"/>
+              </w:rPr>
+              <w:t>)</w:t>
             </w:r>
           </w:p>
         </w:tc>
@@ -4762,13 +6895,23 @@
           <w:szCs w:val="24"/>
         </w:rPr>
       </w:pPr>
-      <w:r>
-        <w:rPr>
-          <w:rFonts w:ascii="Bookman Old Style" w:eastAsia="Bookman Old Style" w:hAnsi="Bookman Old Style" w:cs="Bookman Old Style"/>
-          <w:sz w:val="24"/>
-          <w:szCs w:val="24"/>
-        </w:rPr>
-        <w:t>Menyetujui,</w:t>
+      <w:proofErr w:type="spellStart"/>
+      <w:r>
+        <w:rPr>
+          <w:rFonts w:ascii="Bookman Old Style" w:eastAsia="Bookman Old Style" w:hAnsi="Bookman Old Style" w:cs="Bookman Old Style"/>
+          <w:sz w:val="24"/>
+          <w:szCs w:val="24"/>
+        </w:rPr>
+        <w:t>Menyetujui</w:t>
+      </w:r>
+      <w:proofErr w:type="spellEnd"/>
+      <w:r>
+        <w:rPr>
+          <w:rFonts w:ascii="Bookman Old Style" w:eastAsia="Bookman Old Style" w:hAnsi="Bookman Old Style" w:cs="Bookman Old Style"/>
+          <w:sz w:val="24"/>
+          <w:szCs w:val="24"/>
+        </w:rPr>
+        <w:t>,</w:t>
       </w:r>
       <w:r>
         <w:rPr>
@@ -4777,8 +6920,53 @@
           <w:szCs w:val="24"/>
         </w:rPr>
         <w:br/>
-        <w:t>Pejabat Pembuat Komitmen</w:t>
-      </w:r>
+      </w:r>
+      <w:proofErr w:type="spellStart"/>
+      <w:r>
+        <w:rPr>
+          <w:rFonts w:ascii="Bookman Old Style" w:eastAsia="Bookman Old Style" w:hAnsi="Bookman Old Style" w:cs="Bookman Old Style"/>
+          <w:sz w:val="24"/>
+          <w:szCs w:val="24"/>
+        </w:rPr>
+        <w:t>Pejabat</w:t>
+      </w:r>
+      <w:proofErr w:type="spellEnd"/>
+      <w:r>
+        <w:rPr>
+          <w:rFonts w:ascii="Bookman Old Style" w:eastAsia="Bookman Old Style" w:hAnsi="Bookman Old Style" w:cs="Bookman Old Style"/>
+          <w:sz w:val="24"/>
+          <w:szCs w:val="24"/>
+        </w:rPr>
+        <w:t xml:space="preserve"> </w:t>
+      </w:r>
+      <w:proofErr w:type="spellStart"/>
+      <w:r>
+        <w:rPr>
+          <w:rFonts w:ascii="Bookman Old Style" w:eastAsia="Bookman Old Style" w:hAnsi="Bookman Old Style" w:cs="Bookman Old Style"/>
+          <w:sz w:val="24"/>
+          <w:szCs w:val="24"/>
+        </w:rPr>
+        <w:t>Pembuat</w:t>
+      </w:r>
+      <w:proofErr w:type="spellEnd"/>
+      <w:r>
+        <w:rPr>
+          <w:rFonts w:ascii="Bookman Old Style" w:eastAsia="Bookman Old Style" w:hAnsi="Bookman Old Style" w:cs="Bookman Old Style"/>
+          <w:sz w:val="24"/>
+          <w:szCs w:val="24"/>
+        </w:rPr>
+        <w:t xml:space="preserve"> </w:t>
+      </w:r>
+      <w:proofErr w:type="spellStart"/>
+      <w:r>
+        <w:rPr>
+          <w:rFonts w:ascii="Bookman Old Style" w:eastAsia="Bookman Old Style" w:hAnsi="Bookman Old Style" w:cs="Bookman Old Style"/>
+          <w:sz w:val="24"/>
+          <w:szCs w:val="24"/>
+        </w:rPr>
+        <w:t>Komitmen</w:t>
+      </w:r>
+      <w:proofErr w:type="spellEnd"/>
     </w:p>
     <w:p>
       <w:pPr>
@@ -5763,7 +7951,47 @@
           <w:szCs w:val="24"/>
           <w:lang w:val="en"/>
         </w:rPr>
-        <w:t xml:space="preserve">Dengan ini menyatakan:  </w:t>
+        <w:t xml:space="preserve">Dengan </w:t>
+      </w:r>
+      <w:proofErr w:type="spellStart"/>
+      <w:r>
+        <w:rPr>
+          <w:rFonts w:ascii="Bookman Old Style" w:eastAsia="Bookman Old Style" w:hAnsi="Bookman Old Style" w:cs="Bookman Old Style"/>
+          <w:sz w:val="24"/>
+          <w:szCs w:val="24"/>
+          <w:lang w:val="en"/>
+        </w:rPr>
+        <w:t>ini</w:t>
+      </w:r>
+      <w:proofErr w:type="spellEnd"/>
+      <w:r>
+        <w:rPr>
+          <w:rFonts w:ascii="Bookman Old Style" w:eastAsia="Bookman Old Style" w:hAnsi="Bookman Old Style" w:cs="Bookman Old Style"/>
+          <w:sz w:val="24"/>
+          <w:szCs w:val="24"/>
+          <w:lang w:val="en"/>
+        </w:rPr>
+        <w:t xml:space="preserve"> </w:t>
+      </w:r>
+      <w:proofErr w:type="spellStart"/>
+      <w:r>
+        <w:rPr>
+          <w:rFonts w:ascii="Bookman Old Style" w:eastAsia="Bookman Old Style" w:hAnsi="Bookman Old Style" w:cs="Bookman Old Style"/>
+          <w:sz w:val="24"/>
+          <w:szCs w:val="24"/>
+          <w:lang w:val="en"/>
+        </w:rPr>
+        <w:t>menyatakan</w:t>
+      </w:r>
+      <w:proofErr w:type="spellEnd"/>
+      <w:r>
+        <w:rPr>
+          <w:rFonts w:ascii="Bookman Old Style" w:eastAsia="Bookman Old Style" w:hAnsi="Bookman Old Style" w:cs="Bookman Old Style"/>
+          <w:sz w:val="24"/>
+          <w:szCs w:val="24"/>
+          <w:lang w:val="en"/>
+        </w:rPr>
+        <w:t xml:space="preserve">:  </w:t>
       </w:r>
     </w:p>
     <w:p>
@@ -5801,7 +8029,127 @@
           <w:szCs w:val="24"/>
           <w:lang w:val="en"/>
         </w:rPr>
-        <w:t xml:space="preserve"> telah melaksanakan seluruh pekerjaan Pendataan Lapangan Sensus Ekonomi 2026 pada Badan Pusat Statistik </w:t>
+        <w:t xml:space="preserve"> </w:t>
+      </w:r>
+      <w:proofErr w:type="spellStart"/>
+      <w:r>
+        <w:rPr>
+          <w:rFonts w:ascii="Bookman Old Style" w:eastAsia="Bookman Old Style" w:hAnsi="Bookman Old Style" w:cs="Bookman Old Style"/>
+          <w:sz w:val="24"/>
+          <w:szCs w:val="24"/>
+          <w:lang w:val="en"/>
+        </w:rPr>
+        <w:t>telah</w:t>
+      </w:r>
+      <w:proofErr w:type="spellEnd"/>
+      <w:r>
+        <w:rPr>
+          <w:rFonts w:ascii="Bookman Old Style" w:eastAsia="Bookman Old Style" w:hAnsi="Bookman Old Style" w:cs="Bookman Old Style"/>
+          <w:sz w:val="24"/>
+          <w:szCs w:val="24"/>
+          <w:lang w:val="en"/>
+        </w:rPr>
+        <w:t xml:space="preserve"> </w:t>
+      </w:r>
+      <w:proofErr w:type="spellStart"/>
+      <w:r>
+        <w:rPr>
+          <w:rFonts w:ascii="Bookman Old Style" w:eastAsia="Bookman Old Style" w:hAnsi="Bookman Old Style" w:cs="Bookman Old Style"/>
+          <w:sz w:val="24"/>
+          <w:szCs w:val="24"/>
+          <w:lang w:val="en"/>
+        </w:rPr>
+        <w:t>melaksanakan</w:t>
+      </w:r>
+      <w:proofErr w:type="spellEnd"/>
+      <w:r>
+        <w:rPr>
+          <w:rFonts w:ascii="Bookman Old Style" w:eastAsia="Bookman Old Style" w:hAnsi="Bookman Old Style" w:cs="Bookman Old Style"/>
+          <w:sz w:val="24"/>
+          <w:szCs w:val="24"/>
+          <w:lang w:val="en"/>
+        </w:rPr>
+        <w:t xml:space="preserve"> </w:t>
+      </w:r>
+      <w:proofErr w:type="spellStart"/>
+      <w:r>
+        <w:rPr>
+          <w:rFonts w:ascii="Bookman Old Style" w:eastAsia="Bookman Old Style" w:hAnsi="Bookman Old Style" w:cs="Bookman Old Style"/>
+          <w:sz w:val="24"/>
+          <w:szCs w:val="24"/>
+          <w:lang w:val="en"/>
+        </w:rPr>
+        <w:t>seluruh</w:t>
+      </w:r>
+      <w:proofErr w:type="spellEnd"/>
+      <w:r>
+        <w:rPr>
+          <w:rFonts w:ascii="Bookman Old Style" w:eastAsia="Bookman Old Style" w:hAnsi="Bookman Old Style" w:cs="Bookman Old Style"/>
+          <w:sz w:val="24"/>
+          <w:szCs w:val="24"/>
+          <w:lang w:val="en"/>
+        </w:rPr>
+        <w:t xml:space="preserve"> </w:t>
+      </w:r>
+      <w:proofErr w:type="spellStart"/>
+      <w:r>
+        <w:rPr>
+          <w:rFonts w:ascii="Bookman Old Style" w:eastAsia="Bookman Old Style" w:hAnsi="Bookman Old Style" w:cs="Bookman Old Style"/>
+          <w:sz w:val="24"/>
+          <w:szCs w:val="24"/>
+          <w:lang w:val="en"/>
+        </w:rPr>
+        <w:t>pekerjaan</w:t>
+      </w:r>
+      <w:proofErr w:type="spellEnd"/>
+      <w:r>
+        <w:rPr>
+          <w:rFonts w:ascii="Bookman Old Style" w:eastAsia="Bookman Old Style" w:hAnsi="Bookman Old Style" w:cs="Bookman Old Style"/>
+          <w:sz w:val="24"/>
+          <w:szCs w:val="24"/>
+          <w:lang w:val="en"/>
+        </w:rPr>
+        <w:t xml:space="preserve"> </w:t>
+      </w:r>
+      <w:proofErr w:type="spellStart"/>
+      <w:r>
+        <w:rPr>
+          <w:rFonts w:ascii="Bookman Old Style" w:eastAsia="Bookman Old Style" w:hAnsi="Bookman Old Style" w:cs="Bookman Old Style"/>
+          <w:sz w:val="24"/>
+          <w:szCs w:val="24"/>
+          <w:lang w:val="en"/>
+        </w:rPr>
+        <w:t>Pendataan</w:t>
+      </w:r>
+      <w:proofErr w:type="spellEnd"/>
+      <w:r>
+        <w:rPr>
+          <w:rFonts w:ascii="Bookman Old Style" w:eastAsia="Bookman Old Style" w:hAnsi="Bookman Old Style" w:cs="Bookman Old Style"/>
+          <w:sz w:val="24"/>
+          <w:szCs w:val="24"/>
+          <w:lang w:val="en"/>
+        </w:rPr>
+        <w:t xml:space="preserve"> Lapangan Sensus Ekonomi 2026 pada Badan Pusat </w:t>
+      </w:r>
+      <w:proofErr w:type="spellStart"/>
+      <w:r>
+        <w:rPr>
+          <w:rFonts w:ascii="Bookman Old Style" w:eastAsia="Bookman Old Style" w:hAnsi="Bookman Old Style" w:cs="Bookman Old Style"/>
+          <w:sz w:val="24"/>
+          <w:szCs w:val="24"/>
+          <w:lang w:val="en"/>
+        </w:rPr>
+        <w:t>Statistik</w:t>
+      </w:r>
+      <w:proofErr w:type="spellEnd"/>
+      <w:r>
+        <w:rPr>
+          <w:rFonts w:ascii="Bookman Old Style" w:eastAsia="Bookman Old Style" w:hAnsi="Bookman Old Style" w:cs="Bookman Old Style"/>
+          <w:sz w:val="24"/>
+          <w:szCs w:val="24"/>
+          <w:lang w:val="en"/>
+        </w:rPr>
+        <w:t xml:space="preserve"> </w:t>
       </w:r>
       <w:r>
         <w:rPr>
@@ -5819,7 +8167,67 @@
           <w:szCs w:val="24"/>
           <w:lang w:val="en"/>
         </w:rPr>
-        <w:t xml:space="preserve"> berdasarkan Perjanjian Kerja Nomor:</w:t>
+        <w:t xml:space="preserve"> </w:t>
+      </w:r>
+      <w:proofErr w:type="spellStart"/>
+      <w:r>
+        <w:rPr>
+          <w:rFonts w:ascii="Bookman Old Style" w:eastAsia="Bookman Old Style" w:hAnsi="Bookman Old Style" w:cs="Bookman Old Style"/>
+          <w:sz w:val="24"/>
+          <w:szCs w:val="24"/>
+          <w:lang w:val="en"/>
+        </w:rPr>
+        <w:t>berdasarkan</w:t>
+      </w:r>
+      <w:proofErr w:type="spellEnd"/>
+      <w:r>
+        <w:rPr>
+          <w:rFonts w:ascii="Bookman Old Style" w:eastAsia="Bookman Old Style" w:hAnsi="Bookman Old Style" w:cs="Bookman Old Style"/>
+          <w:sz w:val="24"/>
+          <w:szCs w:val="24"/>
+          <w:lang w:val="en"/>
+        </w:rPr>
+        <w:t xml:space="preserve"> </w:t>
+      </w:r>
+      <w:proofErr w:type="spellStart"/>
+      <w:r>
+        <w:rPr>
+          <w:rFonts w:ascii="Bookman Old Style" w:eastAsia="Bookman Old Style" w:hAnsi="Bookman Old Style" w:cs="Bookman Old Style"/>
+          <w:sz w:val="24"/>
+          <w:szCs w:val="24"/>
+          <w:lang w:val="en"/>
+        </w:rPr>
+        <w:t>Perjanjian</w:t>
+      </w:r>
+      <w:proofErr w:type="spellEnd"/>
+      <w:r>
+        <w:rPr>
+          <w:rFonts w:ascii="Bookman Old Style" w:eastAsia="Bookman Old Style" w:hAnsi="Bookman Old Style" w:cs="Bookman Old Style"/>
+          <w:sz w:val="24"/>
+          <w:szCs w:val="24"/>
+          <w:lang w:val="en"/>
+        </w:rPr>
+        <w:t xml:space="preserve"> </w:t>
+      </w:r>
+      <w:proofErr w:type="spellStart"/>
+      <w:r>
+        <w:rPr>
+          <w:rFonts w:ascii="Bookman Old Style" w:eastAsia="Bookman Old Style" w:hAnsi="Bookman Old Style" w:cs="Bookman Old Style"/>
+          <w:sz w:val="24"/>
+          <w:szCs w:val="24"/>
+          <w:lang w:val="en"/>
+        </w:rPr>
+        <w:t>Kerja</w:t>
+      </w:r>
+      <w:proofErr w:type="spellEnd"/>
+      <w:r>
+        <w:rPr>
+          <w:rFonts w:ascii="Bookman Old Style" w:eastAsia="Bookman Old Style" w:hAnsi="Bookman Old Style" w:cs="Bookman Old Style"/>
+          <w:sz w:val="24"/>
+          <w:szCs w:val="24"/>
+          <w:lang w:val="en"/>
+        </w:rPr>
+        <w:t xml:space="preserve"> Nomor:</w:t>
       </w:r>
       <w:r>
         <w:rPr>
@@ -5830,6 +8238,7 @@
         </w:rPr>
         <w:t xml:space="preserve"> {</w:t>
       </w:r>
+      <w:proofErr w:type="spellStart"/>
       <w:r>
         <w:rPr>
           <w:rFonts w:ascii="Bookman Old Style" w:eastAsia="Bookman Old Style" w:hAnsi="Bookman Old Style" w:cs="Bookman Old Style"/>
@@ -5848,6 +8257,7 @@
         </w:rPr>
         <w:t>mor_spk</w:t>
       </w:r>
+      <w:proofErr w:type="spellEnd"/>
       <w:r>
         <w:rPr>
           <w:rFonts w:ascii="Bookman Old Style" w:eastAsia="Bookman Old Style" w:hAnsi="Bookman Old Style" w:cs="Bookman Old Style"/>
@@ -5864,8 +8274,19 @@
           <w:szCs w:val="24"/>
           <w:lang w:val="en"/>
         </w:rPr>
-        <w:t>, sesuai dengan target pekerjaan yang ditetapkan sebesar</w:t>
-      </w:r>
+        <w:t xml:space="preserve">, </w:t>
+      </w:r>
+      <w:proofErr w:type="spellStart"/>
+      <w:r>
+        <w:rPr>
+          <w:rFonts w:ascii="Bookman Old Style" w:eastAsia="Bookman Old Style" w:hAnsi="Bookman Old Style" w:cs="Bookman Old Style"/>
+          <w:sz w:val="24"/>
+          <w:szCs w:val="24"/>
+          <w:lang w:val="en"/>
+        </w:rPr>
+        <w:t>sesuai</w:t>
+      </w:r>
+      <w:proofErr w:type="spellEnd"/>
       <w:r>
         <w:rPr>
           <w:rFonts w:ascii="Bookman Old Style" w:eastAsia="Bookman Old Style" w:hAnsi="Bookman Old Style" w:cs="Bookman Old Style"/>
@@ -5875,15 +8296,57 @@
         </w:rPr>
         <w:t xml:space="preserve"> </w:t>
       </w:r>
-      <w:r>
-        <w:rPr>
-          <w:rFonts w:ascii="Bookman Old Style" w:eastAsia="Bookman Old Style" w:hAnsi="Bookman Old Style" w:cs="Bookman Old Style"/>
-          <w:sz w:val="24"/>
-          <w:szCs w:val="24"/>
-          <w:lang w:val="en"/>
-        </w:rPr>
-        <w:t>{sls_ongoing}</w:t>
-      </w:r>
+      <w:proofErr w:type="spellStart"/>
+      <w:r>
+        <w:rPr>
+          <w:rFonts w:ascii="Bookman Old Style" w:eastAsia="Bookman Old Style" w:hAnsi="Bookman Old Style" w:cs="Bookman Old Style"/>
+          <w:sz w:val="24"/>
+          <w:szCs w:val="24"/>
+          <w:lang w:val="en"/>
+        </w:rPr>
+        <w:t>dengan</w:t>
+      </w:r>
+      <w:proofErr w:type="spellEnd"/>
+      <w:r>
+        <w:rPr>
+          <w:rFonts w:ascii="Bookman Old Style" w:eastAsia="Bookman Old Style" w:hAnsi="Bookman Old Style" w:cs="Bookman Old Style"/>
+          <w:sz w:val="24"/>
+          <w:szCs w:val="24"/>
+          <w:lang w:val="en"/>
+        </w:rPr>
+        <w:t xml:space="preserve"> target </w:t>
+      </w:r>
+      <w:proofErr w:type="spellStart"/>
+      <w:r>
+        <w:rPr>
+          <w:rFonts w:ascii="Bookman Old Style" w:eastAsia="Bookman Old Style" w:hAnsi="Bookman Old Style" w:cs="Bookman Old Style"/>
+          <w:sz w:val="24"/>
+          <w:szCs w:val="24"/>
+          <w:lang w:val="en"/>
+        </w:rPr>
+        <w:t>pekerjaan</w:t>
+      </w:r>
+      <w:proofErr w:type="spellEnd"/>
+      <w:r>
+        <w:rPr>
+          <w:rFonts w:ascii="Bookman Old Style" w:eastAsia="Bookman Old Style" w:hAnsi="Bookman Old Style" w:cs="Bookman Old Style"/>
+          <w:sz w:val="24"/>
+          <w:szCs w:val="24"/>
+          <w:lang w:val="en"/>
+        </w:rPr>
+        <w:t xml:space="preserve"> yang </w:t>
+      </w:r>
+      <w:proofErr w:type="spellStart"/>
+      <w:r>
+        <w:rPr>
+          <w:rFonts w:ascii="Bookman Old Style" w:eastAsia="Bookman Old Style" w:hAnsi="Bookman Old Style" w:cs="Bookman Old Style"/>
+          <w:sz w:val="24"/>
+          <w:szCs w:val="24"/>
+          <w:lang w:val="en"/>
+        </w:rPr>
+        <w:t>ditetapkan</w:t>
+      </w:r>
+      <w:proofErr w:type="spellEnd"/>
       <w:r>
         <w:rPr>
           <w:rFonts w:ascii="Bookman Old Style" w:eastAsia="Bookman Old Style" w:hAnsi="Bookman Old Style" w:cs="Bookman Old Style"/>
@@ -5893,14 +8356,172 @@
         </w:rPr>
         <w:t xml:space="preserve"> </w:t>
       </w:r>
-      <w:r>
-        <w:rPr>
-          <w:rFonts w:ascii="Bookman Old Style" w:eastAsia="Bookman Old Style" w:hAnsi="Bookman Old Style" w:cs="Bookman Old Style"/>
-          <w:sz w:val="24"/>
-          <w:szCs w:val="24"/>
-          <w:lang w:val="en"/>
-        </w:rPr>
-        <w:t xml:space="preserve">SLS/Sub-SLS dan/atau usaha besar selama pendataan </w:t>
+      <w:proofErr w:type="spellStart"/>
+      <w:r>
+        <w:rPr>
+          <w:rFonts w:ascii="Bookman Old Style" w:eastAsia="Bookman Old Style" w:hAnsi="Bookman Old Style" w:cs="Bookman Old Style"/>
+          <w:sz w:val="24"/>
+          <w:szCs w:val="24"/>
+          <w:lang w:val="en"/>
+        </w:rPr>
+        <w:t>sebesar</w:t>
+      </w:r>
+      <w:proofErr w:type="spellEnd"/>
+      <w:r>
+        <w:rPr>
+          <w:rFonts w:ascii="Bookman Old Style" w:eastAsia="Bookman Old Style" w:hAnsi="Bookman Old Style" w:cs="Bookman Old Style"/>
+          <w:sz w:val="24"/>
+          <w:szCs w:val="24"/>
+          <w:lang w:val="en"/>
+        </w:rPr>
+        <w:t xml:space="preserve"> </w:t>
+      </w:r>
+      <w:r>
+        <w:rPr>
+          <w:rFonts w:ascii="Bookman Old Style" w:eastAsia="Bookman Old Style" w:hAnsi="Bookman Old Style" w:cs="Bookman Old Style"/>
+          <w:sz w:val="24"/>
+          <w:szCs w:val="24"/>
+          <w:lang w:val="en"/>
+        </w:rPr>
+        <w:t>{</w:t>
+      </w:r>
+      <w:proofErr w:type="spellStart"/>
+      <w:r>
+        <w:rPr>
+          <w:rFonts w:ascii="Bookman Old Style" w:eastAsia="Bookman Old Style" w:hAnsi="Bookman Old Style" w:cs="Bookman Old Style"/>
+          <w:sz w:val="24"/>
+          <w:szCs w:val="24"/>
+          <w:lang w:val="en"/>
+        </w:rPr>
+        <w:t>sls_ongoing</w:t>
+      </w:r>
+      <w:proofErr w:type="spellEnd"/>
+      <w:r>
+        <w:rPr>
+          <w:rFonts w:ascii="Bookman Old Style" w:eastAsia="Bookman Old Style" w:hAnsi="Bookman Old Style" w:cs="Bookman Old Style"/>
+          <w:sz w:val="24"/>
+          <w:szCs w:val="24"/>
+          <w:lang w:val="en"/>
+        </w:rPr>
+        <w:t>}</w:t>
+      </w:r>
+      <w:r>
+        <w:rPr>
+          <w:rFonts w:ascii="Bookman Old Style" w:eastAsia="Bookman Old Style" w:hAnsi="Bookman Old Style" w:cs="Bookman Old Style"/>
+          <w:sz w:val="24"/>
+          <w:szCs w:val="24"/>
+          <w:lang w:val="en"/>
+        </w:rPr>
+        <w:t xml:space="preserve"> </w:t>
+      </w:r>
+      <w:r>
+        <w:rPr>
+          <w:rFonts w:ascii="Bookman Old Style" w:eastAsia="Bookman Old Style" w:hAnsi="Bookman Old Style" w:cs="Bookman Old Style"/>
+          <w:sz w:val="24"/>
+          <w:szCs w:val="24"/>
+          <w:lang w:val="en"/>
+        </w:rPr>
+        <w:t>SLS/Sub-SLS dan/</w:t>
+      </w:r>
+      <w:proofErr w:type="spellStart"/>
+      <w:r>
+        <w:rPr>
+          <w:rFonts w:ascii="Bookman Old Style" w:eastAsia="Bookman Old Style" w:hAnsi="Bookman Old Style" w:cs="Bookman Old Style"/>
+          <w:sz w:val="24"/>
+          <w:szCs w:val="24"/>
+          <w:lang w:val="en"/>
+        </w:rPr>
+        <w:t>atau</w:t>
+      </w:r>
+      <w:proofErr w:type="spellEnd"/>
+      <w:r>
+        <w:rPr>
+          <w:rFonts w:ascii="Bookman Old Style" w:eastAsia="Bookman Old Style" w:hAnsi="Bookman Old Style" w:cs="Bookman Old Style"/>
+          <w:sz w:val="24"/>
+          <w:szCs w:val="24"/>
+          <w:lang w:val="en"/>
+        </w:rPr>
+        <w:t xml:space="preserve"> </w:t>
+      </w:r>
+      <w:proofErr w:type="spellStart"/>
+      <w:r>
+        <w:rPr>
+          <w:rFonts w:ascii="Bookman Old Style" w:eastAsia="Bookman Old Style" w:hAnsi="Bookman Old Style" w:cs="Bookman Old Style"/>
+          <w:sz w:val="24"/>
+          <w:szCs w:val="24"/>
+          <w:lang w:val="en"/>
+        </w:rPr>
+        <w:t>usaha</w:t>
+      </w:r>
+      <w:proofErr w:type="spellEnd"/>
+      <w:r>
+        <w:rPr>
+          <w:rFonts w:ascii="Bookman Old Style" w:eastAsia="Bookman Old Style" w:hAnsi="Bookman Old Style" w:cs="Bookman Old Style"/>
+          <w:sz w:val="24"/>
+          <w:szCs w:val="24"/>
+          <w:lang w:val="en"/>
+        </w:rPr>
+        <w:t xml:space="preserve"> </w:t>
+      </w:r>
+      <w:proofErr w:type="spellStart"/>
+      <w:r>
+        <w:rPr>
+          <w:rFonts w:ascii="Bookman Old Style" w:eastAsia="Bookman Old Style" w:hAnsi="Bookman Old Style" w:cs="Bookman Old Style"/>
+          <w:sz w:val="24"/>
+          <w:szCs w:val="24"/>
+          <w:lang w:val="en"/>
+        </w:rPr>
+        <w:t>besar</w:t>
+      </w:r>
+      <w:proofErr w:type="spellEnd"/>
+      <w:r>
+        <w:rPr>
+          <w:rFonts w:ascii="Bookman Old Style" w:eastAsia="Bookman Old Style" w:hAnsi="Bookman Old Style" w:cs="Bookman Old Style"/>
+          <w:sz w:val="24"/>
+          <w:szCs w:val="24"/>
+          <w:lang w:val="en"/>
+        </w:rPr>
+        <w:t xml:space="preserve"> </w:t>
+      </w:r>
+      <w:proofErr w:type="spellStart"/>
+      <w:r>
+        <w:rPr>
+          <w:rFonts w:ascii="Bookman Old Style" w:eastAsia="Bookman Old Style" w:hAnsi="Bookman Old Style" w:cs="Bookman Old Style"/>
+          <w:sz w:val="24"/>
+          <w:szCs w:val="24"/>
+          <w:lang w:val="en"/>
+        </w:rPr>
+        <w:t>selama</w:t>
+      </w:r>
+      <w:proofErr w:type="spellEnd"/>
+      <w:r>
+        <w:rPr>
+          <w:rFonts w:ascii="Bookman Old Style" w:eastAsia="Bookman Old Style" w:hAnsi="Bookman Old Style" w:cs="Bookman Old Style"/>
+          <w:sz w:val="24"/>
+          <w:szCs w:val="24"/>
+          <w:lang w:val="en"/>
+        </w:rPr>
+        <w:t xml:space="preserve"> </w:t>
+      </w:r>
+      <w:proofErr w:type="spellStart"/>
+      <w:r>
+        <w:rPr>
+          <w:rFonts w:ascii="Bookman Old Style" w:eastAsia="Bookman Old Style" w:hAnsi="Bookman Old Style" w:cs="Bookman Old Style"/>
+          <w:sz w:val="24"/>
+          <w:szCs w:val="24"/>
+          <w:lang w:val="en"/>
+        </w:rPr>
+        <w:t>pendataan</w:t>
+      </w:r>
+      <w:proofErr w:type="spellEnd"/>
+      <w:r>
+        <w:rPr>
+          <w:rFonts w:ascii="Bookman Old Style" w:eastAsia="Bookman Old Style" w:hAnsi="Bookman Old Style" w:cs="Bookman Old Style"/>
+          <w:sz w:val="24"/>
+          <w:szCs w:val="24"/>
+          <w:lang w:val="en"/>
+        </w:rPr>
+        <w:t xml:space="preserve"> </w:t>
       </w:r>
       <w:r>
         <w:rPr>
@@ -5936,7 +8557,47 @@
           <w:szCs w:val="24"/>
           <w:lang w:val="en"/>
         </w:rPr>
-        <w:t xml:space="preserve"> 2026 sampai dengan 31 Agustus 2026.</w:t>
+        <w:t xml:space="preserve"> 2026 </w:t>
+      </w:r>
+      <w:proofErr w:type="spellStart"/>
+      <w:r>
+        <w:rPr>
+          <w:rFonts w:ascii="Bookman Old Style" w:eastAsia="Bookman Old Style" w:hAnsi="Bookman Old Style" w:cs="Bookman Old Style"/>
+          <w:sz w:val="24"/>
+          <w:szCs w:val="24"/>
+          <w:lang w:val="en"/>
+        </w:rPr>
+        <w:t>sampai</w:t>
+      </w:r>
+      <w:proofErr w:type="spellEnd"/>
+      <w:r>
+        <w:rPr>
+          <w:rFonts w:ascii="Bookman Old Style" w:eastAsia="Bookman Old Style" w:hAnsi="Bookman Old Style" w:cs="Bookman Old Style"/>
+          <w:sz w:val="24"/>
+          <w:szCs w:val="24"/>
+          <w:lang w:val="en"/>
+        </w:rPr>
+        <w:t xml:space="preserve"> </w:t>
+      </w:r>
+      <w:proofErr w:type="spellStart"/>
+      <w:r>
+        <w:rPr>
+          <w:rFonts w:ascii="Bookman Old Style" w:eastAsia="Bookman Old Style" w:hAnsi="Bookman Old Style" w:cs="Bookman Old Style"/>
+          <w:sz w:val="24"/>
+          <w:szCs w:val="24"/>
+          <w:lang w:val="en"/>
+        </w:rPr>
+        <w:t>dengan</w:t>
+      </w:r>
+      <w:proofErr w:type="spellEnd"/>
+      <w:r>
+        <w:rPr>
+          <w:rFonts w:ascii="Bookman Old Style" w:eastAsia="Bookman Old Style" w:hAnsi="Bookman Old Style" w:cs="Bookman Old Style"/>
+          <w:sz w:val="24"/>
+          <w:szCs w:val="24"/>
+          <w:lang w:val="en"/>
+        </w:rPr>
+        <w:t xml:space="preserve"> 31 Agustus 2026.</w:t>
       </w:r>
     </w:p>
     <w:p>
@@ -6163,7 +8824,407 @@
           <w:szCs w:val="24"/>
           <w:lang w:val="en"/>
         </w:rPr>
-        <w:t xml:space="preserve">Hasil pekerjaan pendataan sebagaimana dimaksud pada angka 4 yang memerlukan pemeriksaan lanjutan, akan dilakukan pengecekan, perubahan, dan/atau kunjungan kembali ke lapangan merujuk pada perjanjian yang ditandatangani oleh </w:t>
+        <w:t xml:space="preserve">Hasil </w:t>
+      </w:r>
+      <w:proofErr w:type="spellStart"/>
+      <w:r>
+        <w:rPr>
+          <w:rFonts w:ascii="Bookman Old Style" w:eastAsia="Bookman Old Style" w:hAnsi="Bookman Old Style" w:cs="Bookman Old Style"/>
+          <w:sz w:val="24"/>
+          <w:szCs w:val="24"/>
+          <w:lang w:val="en"/>
+        </w:rPr>
+        <w:t>pekerjaan</w:t>
+      </w:r>
+      <w:proofErr w:type="spellEnd"/>
+      <w:r>
+        <w:rPr>
+          <w:rFonts w:ascii="Bookman Old Style" w:eastAsia="Bookman Old Style" w:hAnsi="Bookman Old Style" w:cs="Bookman Old Style"/>
+          <w:sz w:val="24"/>
+          <w:szCs w:val="24"/>
+          <w:lang w:val="en"/>
+        </w:rPr>
+        <w:t xml:space="preserve"> </w:t>
+      </w:r>
+      <w:proofErr w:type="spellStart"/>
+      <w:r>
+        <w:rPr>
+          <w:rFonts w:ascii="Bookman Old Style" w:eastAsia="Bookman Old Style" w:hAnsi="Bookman Old Style" w:cs="Bookman Old Style"/>
+          <w:sz w:val="24"/>
+          <w:szCs w:val="24"/>
+          <w:lang w:val="en"/>
+        </w:rPr>
+        <w:t>pendataan</w:t>
+      </w:r>
+      <w:proofErr w:type="spellEnd"/>
+      <w:r>
+        <w:rPr>
+          <w:rFonts w:ascii="Bookman Old Style" w:eastAsia="Bookman Old Style" w:hAnsi="Bookman Old Style" w:cs="Bookman Old Style"/>
+          <w:sz w:val="24"/>
+          <w:szCs w:val="24"/>
+          <w:lang w:val="en"/>
+        </w:rPr>
+        <w:t xml:space="preserve"> </w:t>
+      </w:r>
+      <w:proofErr w:type="spellStart"/>
+      <w:r>
+        <w:rPr>
+          <w:rFonts w:ascii="Bookman Old Style" w:eastAsia="Bookman Old Style" w:hAnsi="Bookman Old Style" w:cs="Bookman Old Style"/>
+          <w:sz w:val="24"/>
+          <w:szCs w:val="24"/>
+          <w:lang w:val="en"/>
+        </w:rPr>
+        <w:t>sebagaimana</w:t>
+      </w:r>
+      <w:proofErr w:type="spellEnd"/>
+      <w:r>
+        <w:rPr>
+          <w:rFonts w:ascii="Bookman Old Style" w:eastAsia="Bookman Old Style" w:hAnsi="Bookman Old Style" w:cs="Bookman Old Style"/>
+          <w:sz w:val="24"/>
+          <w:szCs w:val="24"/>
+          <w:lang w:val="en"/>
+        </w:rPr>
+        <w:t xml:space="preserve"> </w:t>
+      </w:r>
+      <w:proofErr w:type="spellStart"/>
+      <w:r>
+        <w:rPr>
+          <w:rFonts w:ascii="Bookman Old Style" w:eastAsia="Bookman Old Style" w:hAnsi="Bookman Old Style" w:cs="Bookman Old Style"/>
+          <w:sz w:val="24"/>
+          <w:szCs w:val="24"/>
+          <w:lang w:val="en"/>
+        </w:rPr>
+        <w:t>dimaksud</w:t>
+      </w:r>
+      <w:proofErr w:type="spellEnd"/>
+      <w:r>
+        <w:rPr>
+          <w:rFonts w:ascii="Bookman Old Style" w:eastAsia="Bookman Old Style" w:hAnsi="Bookman Old Style" w:cs="Bookman Old Style"/>
+          <w:sz w:val="24"/>
+          <w:szCs w:val="24"/>
+          <w:lang w:val="en"/>
+        </w:rPr>
+        <w:t xml:space="preserve"> pada </w:t>
+      </w:r>
+      <w:proofErr w:type="spellStart"/>
+      <w:r>
+        <w:rPr>
+          <w:rFonts w:ascii="Bookman Old Style" w:eastAsia="Bookman Old Style" w:hAnsi="Bookman Old Style" w:cs="Bookman Old Style"/>
+          <w:sz w:val="24"/>
+          <w:szCs w:val="24"/>
+          <w:lang w:val="en"/>
+        </w:rPr>
+        <w:t>angka</w:t>
+      </w:r>
+      <w:proofErr w:type="spellEnd"/>
+      <w:r>
+        <w:rPr>
+          <w:rFonts w:ascii="Bookman Old Style" w:eastAsia="Bookman Old Style" w:hAnsi="Bookman Old Style" w:cs="Bookman Old Style"/>
+          <w:sz w:val="24"/>
+          <w:szCs w:val="24"/>
+          <w:lang w:val="en"/>
+        </w:rPr>
+        <w:t xml:space="preserve"> 4 yang </w:t>
+      </w:r>
+      <w:proofErr w:type="spellStart"/>
+      <w:r>
+        <w:rPr>
+          <w:rFonts w:ascii="Bookman Old Style" w:eastAsia="Bookman Old Style" w:hAnsi="Bookman Old Style" w:cs="Bookman Old Style"/>
+          <w:sz w:val="24"/>
+          <w:szCs w:val="24"/>
+          <w:lang w:val="en"/>
+        </w:rPr>
+        <w:t>memerlukan</w:t>
+      </w:r>
+      <w:proofErr w:type="spellEnd"/>
+      <w:r>
+        <w:rPr>
+          <w:rFonts w:ascii="Bookman Old Style" w:eastAsia="Bookman Old Style" w:hAnsi="Bookman Old Style" w:cs="Bookman Old Style"/>
+          <w:sz w:val="24"/>
+          <w:szCs w:val="24"/>
+          <w:lang w:val="en"/>
+        </w:rPr>
+        <w:t xml:space="preserve"> </w:t>
+      </w:r>
+      <w:proofErr w:type="spellStart"/>
+      <w:r>
+        <w:rPr>
+          <w:rFonts w:ascii="Bookman Old Style" w:eastAsia="Bookman Old Style" w:hAnsi="Bookman Old Style" w:cs="Bookman Old Style"/>
+          <w:sz w:val="24"/>
+          <w:szCs w:val="24"/>
+          <w:lang w:val="en"/>
+        </w:rPr>
+        <w:t>pemeriksaan</w:t>
+      </w:r>
+      <w:proofErr w:type="spellEnd"/>
+      <w:r>
+        <w:rPr>
+          <w:rFonts w:ascii="Bookman Old Style" w:eastAsia="Bookman Old Style" w:hAnsi="Bookman Old Style" w:cs="Bookman Old Style"/>
+          <w:sz w:val="24"/>
+          <w:szCs w:val="24"/>
+          <w:lang w:val="en"/>
+        </w:rPr>
+        <w:t xml:space="preserve"> </w:t>
+      </w:r>
+      <w:proofErr w:type="spellStart"/>
+      <w:r>
+        <w:rPr>
+          <w:rFonts w:ascii="Bookman Old Style" w:eastAsia="Bookman Old Style" w:hAnsi="Bookman Old Style" w:cs="Bookman Old Style"/>
+          <w:sz w:val="24"/>
+          <w:szCs w:val="24"/>
+          <w:lang w:val="en"/>
+        </w:rPr>
+        <w:t>lanjutan</w:t>
+      </w:r>
+      <w:proofErr w:type="spellEnd"/>
+      <w:r>
+        <w:rPr>
+          <w:rFonts w:ascii="Bookman Old Style" w:eastAsia="Bookman Old Style" w:hAnsi="Bookman Old Style" w:cs="Bookman Old Style"/>
+          <w:sz w:val="24"/>
+          <w:szCs w:val="24"/>
+          <w:lang w:val="en"/>
+        </w:rPr>
+        <w:t xml:space="preserve">, </w:t>
+      </w:r>
+      <w:proofErr w:type="spellStart"/>
+      <w:r>
+        <w:rPr>
+          <w:rFonts w:ascii="Bookman Old Style" w:eastAsia="Bookman Old Style" w:hAnsi="Bookman Old Style" w:cs="Bookman Old Style"/>
+          <w:sz w:val="24"/>
+          <w:szCs w:val="24"/>
+          <w:lang w:val="en"/>
+        </w:rPr>
+        <w:t>akan</w:t>
+      </w:r>
+      <w:proofErr w:type="spellEnd"/>
+      <w:r>
+        <w:rPr>
+          <w:rFonts w:ascii="Bookman Old Style" w:eastAsia="Bookman Old Style" w:hAnsi="Bookman Old Style" w:cs="Bookman Old Style"/>
+          <w:sz w:val="24"/>
+          <w:szCs w:val="24"/>
+          <w:lang w:val="en"/>
+        </w:rPr>
+        <w:t xml:space="preserve"> </w:t>
+      </w:r>
+      <w:proofErr w:type="spellStart"/>
+      <w:r>
+        <w:rPr>
+          <w:rFonts w:ascii="Bookman Old Style" w:eastAsia="Bookman Old Style" w:hAnsi="Bookman Old Style" w:cs="Bookman Old Style"/>
+          <w:sz w:val="24"/>
+          <w:szCs w:val="24"/>
+          <w:lang w:val="en"/>
+        </w:rPr>
+        <w:t>dilakukan</w:t>
+      </w:r>
+      <w:proofErr w:type="spellEnd"/>
+      <w:r>
+        <w:rPr>
+          <w:rFonts w:ascii="Bookman Old Style" w:eastAsia="Bookman Old Style" w:hAnsi="Bookman Old Style" w:cs="Bookman Old Style"/>
+          <w:sz w:val="24"/>
+          <w:szCs w:val="24"/>
+          <w:lang w:val="en"/>
+        </w:rPr>
+        <w:t xml:space="preserve"> </w:t>
+      </w:r>
+      <w:proofErr w:type="spellStart"/>
+      <w:r>
+        <w:rPr>
+          <w:rFonts w:ascii="Bookman Old Style" w:eastAsia="Bookman Old Style" w:hAnsi="Bookman Old Style" w:cs="Bookman Old Style"/>
+          <w:sz w:val="24"/>
+          <w:szCs w:val="24"/>
+          <w:lang w:val="en"/>
+        </w:rPr>
+        <w:t>pengecekan</w:t>
+      </w:r>
+      <w:proofErr w:type="spellEnd"/>
+      <w:r>
+        <w:rPr>
+          <w:rFonts w:ascii="Bookman Old Style" w:eastAsia="Bookman Old Style" w:hAnsi="Bookman Old Style" w:cs="Bookman Old Style"/>
+          <w:sz w:val="24"/>
+          <w:szCs w:val="24"/>
+          <w:lang w:val="en"/>
+        </w:rPr>
+        <w:t xml:space="preserve">, </w:t>
+      </w:r>
+      <w:proofErr w:type="spellStart"/>
+      <w:r>
+        <w:rPr>
+          <w:rFonts w:ascii="Bookman Old Style" w:eastAsia="Bookman Old Style" w:hAnsi="Bookman Old Style" w:cs="Bookman Old Style"/>
+          <w:sz w:val="24"/>
+          <w:szCs w:val="24"/>
+          <w:lang w:val="en"/>
+        </w:rPr>
+        <w:t>perubahan</w:t>
+      </w:r>
+      <w:proofErr w:type="spellEnd"/>
+      <w:r>
+        <w:rPr>
+          <w:rFonts w:ascii="Bookman Old Style" w:eastAsia="Bookman Old Style" w:hAnsi="Bookman Old Style" w:cs="Bookman Old Style"/>
+          <w:sz w:val="24"/>
+          <w:szCs w:val="24"/>
+          <w:lang w:val="en"/>
+        </w:rPr>
+        <w:t>, dan/</w:t>
+      </w:r>
+      <w:proofErr w:type="spellStart"/>
+      <w:r>
+        <w:rPr>
+          <w:rFonts w:ascii="Bookman Old Style" w:eastAsia="Bookman Old Style" w:hAnsi="Bookman Old Style" w:cs="Bookman Old Style"/>
+          <w:sz w:val="24"/>
+          <w:szCs w:val="24"/>
+          <w:lang w:val="en"/>
+        </w:rPr>
+        <w:t>atau</w:t>
+      </w:r>
+      <w:proofErr w:type="spellEnd"/>
+      <w:r>
+        <w:rPr>
+          <w:rFonts w:ascii="Bookman Old Style" w:eastAsia="Bookman Old Style" w:hAnsi="Bookman Old Style" w:cs="Bookman Old Style"/>
+          <w:sz w:val="24"/>
+          <w:szCs w:val="24"/>
+          <w:lang w:val="en"/>
+        </w:rPr>
+        <w:t xml:space="preserve"> </w:t>
+      </w:r>
+      <w:proofErr w:type="spellStart"/>
+      <w:r>
+        <w:rPr>
+          <w:rFonts w:ascii="Bookman Old Style" w:eastAsia="Bookman Old Style" w:hAnsi="Bookman Old Style" w:cs="Bookman Old Style"/>
+          <w:sz w:val="24"/>
+          <w:szCs w:val="24"/>
+          <w:lang w:val="en"/>
+        </w:rPr>
+        <w:t>kunjungan</w:t>
+      </w:r>
+      <w:proofErr w:type="spellEnd"/>
+      <w:r>
+        <w:rPr>
+          <w:rFonts w:ascii="Bookman Old Style" w:eastAsia="Bookman Old Style" w:hAnsi="Bookman Old Style" w:cs="Bookman Old Style"/>
+          <w:sz w:val="24"/>
+          <w:szCs w:val="24"/>
+          <w:lang w:val="en"/>
+        </w:rPr>
+        <w:t xml:space="preserve"> </w:t>
+      </w:r>
+      <w:proofErr w:type="spellStart"/>
+      <w:r>
+        <w:rPr>
+          <w:rFonts w:ascii="Bookman Old Style" w:eastAsia="Bookman Old Style" w:hAnsi="Bookman Old Style" w:cs="Bookman Old Style"/>
+          <w:sz w:val="24"/>
+          <w:szCs w:val="24"/>
+          <w:lang w:val="en"/>
+        </w:rPr>
+        <w:t>kembali</w:t>
+      </w:r>
+      <w:proofErr w:type="spellEnd"/>
+      <w:r>
+        <w:rPr>
+          <w:rFonts w:ascii="Bookman Old Style" w:eastAsia="Bookman Old Style" w:hAnsi="Bookman Old Style" w:cs="Bookman Old Style"/>
+          <w:sz w:val="24"/>
+          <w:szCs w:val="24"/>
+          <w:lang w:val="en"/>
+        </w:rPr>
+        <w:t xml:space="preserve"> </w:t>
+      </w:r>
+      <w:proofErr w:type="spellStart"/>
+      <w:r>
+        <w:rPr>
+          <w:rFonts w:ascii="Bookman Old Style" w:eastAsia="Bookman Old Style" w:hAnsi="Bookman Old Style" w:cs="Bookman Old Style"/>
+          <w:sz w:val="24"/>
+          <w:szCs w:val="24"/>
+          <w:lang w:val="en"/>
+        </w:rPr>
+        <w:t>ke</w:t>
+      </w:r>
+      <w:proofErr w:type="spellEnd"/>
+      <w:r>
+        <w:rPr>
+          <w:rFonts w:ascii="Bookman Old Style" w:eastAsia="Bookman Old Style" w:hAnsi="Bookman Old Style" w:cs="Bookman Old Style"/>
+          <w:sz w:val="24"/>
+          <w:szCs w:val="24"/>
+          <w:lang w:val="en"/>
+        </w:rPr>
+        <w:t xml:space="preserve"> </w:t>
+      </w:r>
+      <w:proofErr w:type="spellStart"/>
+      <w:r>
+        <w:rPr>
+          <w:rFonts w:ascii="Bookman Old Style" w:eastAsia="Bookman Old Style" w:hAnsi="Bookman Old Style" w:cs="Bookman Old Style"/>
+          <w:sz w:val="24"/>
+          <w:szCs w:val="24"/>
+          <w:lang w:val="en"/>
+        </w:rPr>
+        <w:t>lapangan</w:t>
+      </w:r>
+      <w:proofErr w:type="spellEnd"/>
+      <w:r>
+        <w:rPr>
+          <w:rFonts w:ascii="Bookman Old Style" w:eastAsia="Bookman Old Style" w:hAnsi="Bookman Old Style" w:cs="Bookman Old Style"/>
+          <w:sz w:val="24"/>
+          <w:szCs w:val="24"/>
+          <w:lang w:val="en"/>
+        </w:rPr>
+        <w:t xml:space="preserve"> </w:t>
+      </w:r>
+      <w:proofErr w:type="spellStart"/>
+      <w:r>
+        <w:rPr>
+          <w:rFonts w:ascii="Bookman Old Style" w:eastAsia="Bookman Old Style" w:hAnsi="Bookman Old Style" w:cs="Bookman Old Style"/>
+          <w:sz w:val="24"/>
+          <w:szCs w:val="24"/>
+          <w:lang w:val="en"/>
+        </w:rPr>
+        <w:t>merujuk</w:t>
+      </w:r>
+      <w:proofErr w:type="spellEnd"/>
+      <w:r>
+        <w:rPr>
+          <w:rFonts w:ascii="Bookman Old Style" w:eastAsia="Bookman Old Style" w:hAnsi="Bookman Old Style" w:cs="Bookman Old Style"/>
+          <w:sz w:val="24"/>
+          <w:szCs w:val="24"/>
+          <w:lang w:val="en"/>
+        </w:rPr>
+        <w:t xml:space="preserve"> pada </w:t>
+      </w:r>
+      <w:proofErr w:type="spellStart"/>
+      <w:r>
+        <w:rPr>
+          <w:rFonts w:ascii="Bookman Old Style" w:eastAsia="Bookman Old Style" w:hAnsi="Bookman Old Style" w:cs="Bookman Old Style"/>
+          <w:sz w:val="24"/>
+          <w:szCs w:val="24"/>
+          <w:lang w:val="en"/>
+        </w:rPr>
+        <w:t>perjanjian</w:t>
+      </w:r>
+      <w:proofErr w:type="spellEnd"/>
+      <w:r>
+        <w:rPr>
+          <w:rFonts w:ascii="Bookman Old Style" w:eastAsia="Bookman Old Style" w:hAnsi="Bookman Old Style" w:cs="Bookman Old Style"/>
+          <w:sz w:val="24"/>
+          <w:szCs w:val="24"/>
+          <w:lang w:val="en"/>
+        </w:rPr>
+        <w:t xml:space="preserve"> yang </w:t>
+      </w:r>
+      <w:proofErr w:type="spellStart"/>
+      <w:r>
+        <w:rPr>
+          <w:rFonts w:ascii="Bookman Old Style" w:eastAsia="Bookman Old Style" w:hAnsi="Bookman Old Style" w:cs="Bookman Old Style"/>
+          <w:sz w:val="24"/>
+          <w:szCs w:val="24"/>
+          <w:lang w:val="en"/>
+        </w:rPr>
+        <w:t>ditandatangani</w:t>
+      </w:r>
+      <w:proofErr w:type="spellEnd"/>
+      <w:r>
+        <w:rPr>
+          <w:rFonts w:ascii="Bookman Old Style" w:eastAsia="Bookman Old Style" w:hAnsi="Bookman Old Style" w:cs="Bookman Old Style"/>
+          <w:sz w:val="24"/>
+          <w:szCs w:val="24"/>
+          <w:lang w:val="en"/>
+        </w:rPr>
+        <w:t xml:space="preserve"> oleh </w:t>
       </w:r>
       <w:r>
         <w:rPr>
@@ -6221,14 +9282,45 @@
         </w:rPr>
         <w:t xml:space="preserve">PIHAK KEDUA </w:t>
       </w:r>
-      <w:r>
-        <w:rPr>
-          <w:rFonts w:ascii="Bookman Old Style" w:eastAsia="Bookman Old Style" w:hAnsi="Bookman Old Style" w:cs="Bookman Old Style"/>
-          <w:sz w:val="24"/>
-          <w:szCs w:val="24"/>
-          <w:lang w:val="en"/>
-        </w:rPr>
-        <w:t xml:space="preserve">menghapus Aplikasi </w:t>
+      <w:proofErr w:type="spellStart"/>
+      <w:r>
+        <w:rPr>
+          <w:rFonts w:ascii="Bookman Old Style" w:eastAsia="Bookman Old Style" w:hAnsi="Bookman Old Style" w:cs="Bookman Old Style"/>
+          <w:sz w:val="24"/>
+          <w:szCs w:val="24"/>
+          <w:lang w:val="en"/>
+        </w:rPr>
+        <w:t>menghapus</w:t>
+      </w:r>
+      <w:proofErr w:type="spellEnd"/>
+      <w:r>
+        <w:rPr>
+          <w:rFonts w:ascii="Bookman Old Style" w:eastAsia="Bookman Old Style" w:hAnsi="Bookman Old Style" w:cs="Bookman Old Style"/>
+          <w:sz w:val="24"/>
+          <w:szCs w:val="24"/>
+          <w:lang w:val="en"/>
+        </w:rPr>
+        <w:t xml:space="preserve"> </w:t>
+      </w:r>
+      <w:proofErr w:type="spellStart"/>
+      <w:r>
+        <w:rPr>
+          <w:rFonts w:ascii="Bookman Old Style" w:eastAsia="Bookman Old Style" w:hAnsi="Bookman Old Style" w:cs="Bookman Old Style"/>
+          <w:sz w:val="24"/>
+          <w:szCs w:val="24"/>
+          <w:lang w:val="en"/>
+        </w:rPr>
+        <w:t>Aplikasi</w:t>
+      </w:r>
+      <w:proofErr w:type="spellEnd"/>
+      <w:r>
+        <w:rPr>
+          <w:rFonts w:ascii="Bookman Old Style" w:eastAsia="Bookman Old Style" w:hAnsi="Bookman Old Style" w:cs="Bookman Old Style"/>
+          <w:sz w:val="24"/>
+          <w:szCs w:val="24"/>
+          <w:lang w:val="en"/>
+        </w:rPr>
+        <w:t xml:space="preserve"> </w:t>
       </w:r>
       <w:r>
         <w:rPr>
@@ -6248,7 +9340,67 @@
           <w:szCs w:val="24"/>
           <w:lang w:val="en"/>
         </w:rPr>
-        <w:t xml:space="preserve"> dan data hasil Pendataan Lapangan Sensus Ekonomi 2026 pada perangkat handphone </w:t>
+        <w:t xml:space="preserve"> dan data </w:t>
+      </w:r>
+      <w:proofErr w:type="spellStart"/>
+      <w:r>
+        <w:rPr>
+          <w:rFonts w:ascii="Bookman Old Style" w:eastAsia="Bookman Old Style" w:hAnsi="Bookman Old Style" w:cs="Bookman Old Style"/>
+          <w:sz w:val="24"/>
+          <w:szCs w:val="24"/>
+          <w:lang w:val="en"/>
+        </w:rPr>
+        <w:t>hasil</w:t>
+      </w:r>
+      <w:proofErr w:type="spellEnd"/>
+      <w:r>
+        <w:rPr>
+          <w:rFonts w:ascii="Bookman Old Style" w:eastAsia="Bookman Old Style" w:hAnsi="Bookman Old Style" w:cs="Bookman Old Style"/>
+          <w:sz w:val="24"/>
+          <w:szCs w:val="24"/>
+          <w:lang w:val="en"/>
+        </w:rPr>
+        <w:t xml:space="preserve"> </w:t>
+      </w:r>
+      <w:proofErr w:type="spellStart"/>
+      <w:r>
+        <w:rPr>
+          <w:rFonts w:ascii="Bookman Old Style" w:eastAsia="Bookman Old Style" w:hAnsi="Bookman Old Style" w:cs="Bookman Old Style"/>
+          <w:sz w:val="24"/>
+          <w:szCs w:val="24"/>
+          <w:lang w:val="en"/>
+        </w:rPr>
+        <w:t>Pendataan</w:t>
+      </w:r>
+      <w:proofErr w:type="spellEnd"/>
+      <w:r>
+        <w:rPr>
+          <w:rFonts w:ascii="Bookman Old Style" w:eastAsia="Bookman Old Style" w:hAnsi="Bookman Old Style" w:cs="Bookman Old Style"/>
+          <w:sz w:val="24"/>
+          <w:szCs w:val="24"/>
+          <w:lang w:val="en"/>
+        </w:rPr>
+        <w:t xml:space="preserve"> Lapangan Sensus Ekonomi 2026 pada </w:t>
+      </w:r>
+      <w:proofErr w:type="spellStart"/>
+      <w:r>
+        <w:rPr>
+          <w:rFonts w:ascii="Bookman Old Style" w:eastAsia="Bookman Old Style" w:hAnsi="Bookman Old Style" w:cs="Bookman Old Style"/>
+          <w:sz w:val="24"/>
+          <w:szCs w:val="24"/>
+          <w:lang w:val="en"/>
+        </w:rPr>
+        <w:t>perangkat</w:t>
+      </w:r>
+      <w:proofErr w:type="spellEnd"/>
+      <w:r>
+        <w:rPr>
+          <w:rFonts w:ascii="Bookman Old Style" w:eastAsia="Bookman Old Style" w:hAnsi="Bookman Old Style" w:cs="Bookman Old Style"/>
+          <w:sz w:val="24"/>
+          <w:szCs w:val="24"/>
+          <w:lang w:val="en"/>
+        </w:rPr>
+        <w:t xml:space="preserve"> handphone </w:t>
       </w:r>
       <w:r>
         <w:rPr>
@@ -6268,7 +9420,87 @@
           <w:szCs w:val="24"/>
           <w:lang w:val="en"/>
         </w:rPr>
-        <w:t xml:space="preserve"> disaksikan oleh pegawai BPS Kabupaten/Kota yang ditunjuk oleh </w:t>
+        <w:t xml:space="preserve"> </w:t>
+      </w:r>
+      <w:proofErr w:type="spellStart"/>
+      <w:r>
+        <w:rPr>
+          <w:rFonts w:ascii="Bookman Old Style" w:eastAsia="Bookman Old Style" w:hAnsi="Bookman Old Style" w:cs="Bookman Old Style"/>
+          <w:sz w:val="24"/>
+          <w:szCs w:val="24"/>
+          <w:lang w:val="en"/>
+        </w:rPr>
+        <w:t>disaksikan</w:t>
+      </w:r>
+      <w:proofErr w:type="spellEnd"/>
+      <w:r>
+        <w:rPr>
+          <w:rFonts w:ascii="Bookman Old Style" w:eastAsia="Bookman Old Style" w:hAnsi="Bookman Old Style" w:cs="Bookman Old Style"/>
+          <w:sz w:val="24"/>
+          <w:szCs w:val="24"/>
+          <w:lang w:val="en"/>
+        </w:rPr>
+        <w:t xml:space="preserve"> oleh </w:t>
+      </w:r>
+      <w:proofErr w:type="spellStart"/>
+      <w:r>
+        <w:rPr>
+          <w:rFonts w:ascii="Bookman Old Style" w:eastAsia="Bookman Old Style" w:hAnsi="Bookman Old Style" w:cs="Bookman Old Style"/>
+          <w:sz w:val="24"/>
+          <w:szCs w:val="24"/>
+          <w:lang w:val="en"/>
+        </w:rPr>
+        <w:t>pegawai</w:t>
+      </w:r>
+      <w:proofErr w:type="spellEnd"/>
+      <w:r>
+        <w:rPr>
+          <w:rFonts w:ascii="Bookman Old Style" w:eastAsia="Bookman Old Style" w:hAnsi="Bookman Old Style" w:cs="Bookman Old Style"/>
+          <w:sz w:val="24"/>
+          <w:szCs w:val="24"/>
+          <w:lang w:val="en"/>
+        </w:rPr>
+        <w:t xml:space="preserve"> BPS </w:t>
+      </w:r>
+      <w:proofErr w:type="spellStart"/>
+      <w:r>
+        <w:rPr>
+          <w:rFonts w:ascii="Bookman Old Style" w:eastAsia="Bookman Old Style" w:hAnsi="Bookman Old Style" w:cs="Bookman Old Style"/>
+          <w:sz w:val="24"/>
+          <w:szCs w:val="24"/>
+          <w:lang w:val="en"/>
+        </w:rPr>
+        <w:t>Kabupaten</w:t>
+      </w:r>
+      <w:proofErr w:type="spellEnd"/>
+      <w:r>
+        <w:rPr>
+          <w:rFonts w:ascii="Bookman Old Style" w:eastAsia="Bookman Old Style" w:hAnsi="Bookman Old Style" w:cs="Bookman Old Style"/>
+          <w:sz w:val="24"/>
+          <w:szCs w:val="24"/>
+          <w:lang w:val="en"/>
+        </w:rPr>
+        <w:t xml:space="preserve">/Kota yang </w:t>
+      </w:r>
+      <w:proofErr w:type="spellStart"/>
+      <w:r>
+        <w:rPr>
+          <w:rFonts w:ascii="Bookman Old Style" w:eastAsia="Bookman Old Style" w:hAnsi="Bookman Old Style" w:cs="Bookman Old Style"/>
+          <w:sz w:val="24"/>
+          <w:szCs w:val="24"/>
+          <w:lang w:val="en"/>
+        </w:rPr>
+        <w:t>ditunjuk</w:t>
+      </w:r>
+      <w:proofErr w:type="spellEnd"/>
+      <w:r>
+        <w:rPr>
+          <w:rFonts w:ascii="Bookman Old Style" w:eastAsia="Bookman Old Style" w:hAnsi="Bookman Old Style" w:cs="Bookman Old Style"/>
+          <w:sz w:val="24"/>
+          <w:szCs w:val="24"/>
+          <w:lang w:val="en"/>
+        </w:rPr>
+        <w:t xml:space="preserve"> oleh </w:t>
       </w:r>
       <w:r>
         <w:rPr>
@@ -6517,6 +9749,7 @@
               </w:rPr>
               <w:t>{</w:t>
             </w:r>
+            <w:proofErr w:type="spellStart"/>
             <w:r>
               <w:rPr>
                 <w:rFonts w:ascii="Bookman Old Style" w:eastAsia="Bookman Old Style" w:hAnsi="Bookman Old Style" w:cs="Bookman Old Style"/>
@@ -6526,6 +9759,7 @@
               </w:rPr>
               <w:t>nama_petugas</w:t>
             </w:r>
+            <w:proofErr w:type="spellEnd"/>
             <w:r>
               <w:rPr>
                 <w:rFonts w:ascii="Bookman Old Style" w:eastAsia="Bookman Old Style" w:hAnsi="Bookman Old Style" w:cs="Bookman Old Style"/>
@@ -6899,6 +10133,7 @@
                 <w:lang w:val="en"/>
               </w:rPr>
             </w:pPr>
+            <w:proofErr w:type="spellStart"/>
             <w:r>
               <w:rPr>
                 <w:rFonts w:ascii="Bookman Old Style" w:eastAsia="Bookman Old Style" w:hAnsi="Bookman Old Style" w:cs="Bookman Old Style"/>
@@ -6906,8 +10141,29 @@
                 <w:szCs w:val="24"/>
                 <w:lang w:val="en"/>
               </w:rPr>
-              <w:t>Uraian Pekerjaan</w:t>
-            </w:r>
+              <w:t>Uraian</w:t>
+            </w:r>
+            <w:proofErr w:type="spellEnd"/>
+            <w:r>
+              <w:rPr>
+                <w:rFonts w:ascii="Bookman Old Style" w:eastAsia="Bookman Old Style" w:hAnsi="Bookman Old Style" w:cs="Bookman Old Style"/>
+                <w:sz w:val="24"/>
+                <w:szCs w:val="24"/>
+                <w:lang w:val="en"/>
+              </w:rPr>
+              <w:t xml:space="preserve"> </w:t>
+            </w:r>
+            <w:proofErr w:type="spellStart"/>
+            <w:r>
+              <w:rPr>
+                <w:rFonts w:ascii="Bookman Old Style" w:eastAsia="Bookman Old Style" w:hAnsi="Bookman Old Style" w:cs="Bookman Old Style"/>
+                <w:sz w:val="24"/>
+                <w:szCs w:val="24"/>
+                <w:lang w:val="en"/>
+              </w:rPr>
+              <w:t>Pekerjaan</w:t>
+            </w:r>
+            <w:proofErr w:type="spellEnd"/>
           </w:p>
         </w:tc>
         <w:tc>
@@ -6934,8 +10190,19 @@
                 <w:szCs w:val="24"/>
                 <w:lang w:val="en"/>
               </w:rPr>
-              <w:t>Waktu Penyelesaian</w:t>
-            </w:r>
+              <w:t xml:space="preserve">Waktu </w:t>
+            </w:r>
+            <w:proofErr w:type="spellStart"/>
+            <w:r>
+              <w:rPr>
+                <w:rFonts w:ascii="Bookman Old Style" w:eastAsia="Bookman Old Style" w:hAnsi="Bookman Old Style" w:cs="Bookman Old Style"/>
+                <w:sz w:val="24"/>
+                <w:szCs w:val="24"/>
+                <w:lang w:val="en"/>
+              </w:rPr>
+              <w:t>Penyelesaian</w:t>
+            </w:r>
+            <w:proofErr w:type="spellEnd"/>
           </w:p>
         </w:tc>
         <w:tc>
@@ -6962,8 +10229,19 @@
                 <w:szCs w:val="24"/>
                 <w:lang w:val="en"/>
               </w:rPr>
-              <w:t>Target Pekerjaan</w:t>
-            </w:r>
+              <w:t xml:space="preserve">Target </w:t>
+            </w:r>
+            <w:proofErr w:type="spellStart"/>
+            <w:r>
+              <w:rPr>
+                <w:rFonts w:ascii="Bookman Old Style" w:eastAsia="Bookman Old Style" w:hAnsi="Bookman Old Style" w:cs="Bookman Old Style"/>
+                <w:sz w:val="24"/>
+                <w:szCs w:val="24"/>
+                <w:lang w:val="en"/>
+              </w:rPr>
+              <w:t>Pekerjaan</w:t>
+            </w:r>
+            <w:proofErr w:type="spellEnd"/>
           </w:p>
         </w:tc>
         <w:tc>
@@ -6983,6 +10261,7 @@
                 <w:lang w:val="en"/>
               </w:rPr>
             </w:pPr>
+            <w:proofErr w:type="spellStart"/>
             <w:r>
               <w:rPr>
                 <w:rFonts w:ascii="Bookman Old Style" w:eastAsia="Bookman Old Style" w:hAnsi="Bookman Old Style" w:cs="Bookman Old Style"/>
@@ -6990,8 +10269,29 @@
                 <w:szCs w:val="24"/>
                 <w:lang w:val="en"/>
               </w:rPr>
-              <w:t>Realisasi Pekerjaan</w:t>
-            </w:r>
+              <w:t>Realisasi</w:t>
+            </w:r>
+            <w:proofErr w:type="spellEnd"/>
+            <w:r>
+              <w:rPr>
+                <w:rFonts w:ascii="Bookman Old Style" w:eastAsia="Bookman Old Style" w:hAnsi="Bookman Old Style" w:cs="Bookman Old Style"/>
+                <w:sz w:val="24"/>
+                <w:szCs w:val="24"/>
+                <w:lang w:val="en"/>
+              </w:rPr>
+              <w:t xml:space="preserve"> </w:t>
+            </w:r>
+            <w:proofErr w:type="spellStart"/>
+            <w:r>
+              <w:rPr>
+                <w:rFonts w:ascii="Bookman Old Style" w:eastAsia="Bookman Old Style" w:hAnsi="Bookman Old Style" w:cs="Bookman Old Style"/>
+                <w:sz w:val="24"/>
+                <w:szCs w:val="24"/>
+                <w:lang w:val="en"/>
+              </w:rPr>
+              <w:t>Pekerjaan</w:t>
+            </w:r>
+            <w:proofErr w:type="spellEnd"/>
           </w:p>
         </w:tc>
         <w:tc>
@@ -7018,8 +10318,19 @@
                 <w:szCs w:val="24"/>
                 <w:lang w:val="en"/>
               </w:rPr>
-              <w:t>Nilai Perjanjian</w:t>
-            </w:r>
+              <w:t xml:space="preserve">Nilai </w:t>
+            </w:r>
+            <w:proofErr w:type="spellStart"/>
+            <w:r>
+              <w:rPr>
+                <w:rFonts w:ascii="Bookman Old Style" w:eastAsia="Bookman Old Style" w:hAnsi="Bookman Old Style" w:cs="Bookman Old Style"/>
+                <w:sz w:val="24"/>
+                <w:szCs w:val="24"/>
+                <w:lang w:val="en"/>
+              </w:rPr>
+              <w:t>Perjanjian</w:t>
+            </w:r>
+            <w:proofErr w:type="spellEnd"/>
           </w:p>
         </w:tc>
       </w:tr>
@@ -7082,6 +10393,7 @@
                 <w:lang w:val="en"/>
               </w:rPr>
             </w:pPr>
+            <w:proofErr w:type="spellStart"/>
             <w:r>
               <w:rPr>
                 <w:rFonts w:ascii="Bookman Old Style" w:eastAsia="Bookman Old Style" w:hAnsi="Bookman Old Style" w:cs="Bookman Old Style"/>
@@ -7091,6 +10403,7 @@
               </w:rPr>
               <w:t>Presentase</w:t>
             </w:r>
+            <w:proofErr w:type="spellEnd"/>
           </w:p>
         </w:tc>
         <w:tc>
@@ -7521,8 +10834,9 @@
                 <w:u w:val="single"/>
                 <w:lang w:val="en"/>
               </w:rPr>
-              <w:t>{sls_</w:t>
-            </w:r>
+              <w:t>{</w:t>
+            </w:r>
+            <w:proofErr w:type="spellStart"/>
             <w:r>
               <w:rPr>
                 <w:rFonts w:ascii="Bookman Old Style" w:eastAsia="Bookman Old Style" w:hAnsi="Bookman Old Style" w:cs="Bookman Old Style"/>
@@ -7533,8 +10847,21 @@
                 <w:u w:val="single"/>
                 <w:lang w:val="en"/>
               </w:rPr>
+              <w:t>sls_</w:t>
+            </w:r>
+            <w:r>
+              <w:rPr>
+                <w:rFonts w:ascii="Bookman Old Style" w:eastAsia="Bookman Old Style" w:hAnsi="Bookman Old Style" w:cs="Bookman Old Style"/>
+                <w:i/>
+                <w:iCs/>
+                <w:sz w:val="24"/>
+                <w:szCs w:val="24"/>
+                <w:u w:val="single"/>
+                <w:lang w:val="en"/>
+              </w:rPr>
               <w:t>total</w:t>
             </w:r>
+            <w:proofErr w:type="spellEnd"/>
             <w:r>
               <w:rPr>
                 <w:rFonts w:ascii="Bookman Old Style" w:eastAsia="Bookman Old Style" w:hAnsi="Bookman Old Style" w:cs="Bookman Old Style"/>
@@ -7593,7 +10920,67 @@
                 <w:szCs w:val="24"/>
                 <w:lang w:val="en"/>
               </w:rPr>
-              <w:t xml:space="preserve">Telah mencapai target pekerjaan sebesar </w:t>
+              <w:t xml:space="preserve">Telah </w:t>
+            </w:r>
+            <w:proofErr w:type="spellStart"/>
+            <w:r>
+              <w:rPr>
+                <w:rFonts w:ascii="Bookman Old Style" w:eastAsia="Bookman Old Style" w:hAnsi="Bookman Old Style" w:cs="Bookman Old Style"/>
+                <w:sz w:val="24"/>
+                <w:szCs w:val="24"/>
+                <w:lang w:val="en"/>
+              </w:rPr>
+              <w:t>mencapai</w:t>
+            </w:r>
+            <w:proofErr w:type="spellEnd"/>
+            <w:r>
+              <w:rPr>
+                <w:rFonts w:ascii="Bookman Old Style" w:eastAsia="Bookman Old Style" w:hAnsi="Bookman Old Style" w:cs="Bookman Old Style"/>
+                <w:sz w:val="24"/>
+                <w:szCs w:val="24"/>
+                <w:lang w:val="en"/>
+              </w:rPr>
+              <w:t xml:space="preserve"> target </w:t>
+            </w:r>
+            <w:proofErr w:type="spellStart"/>
+            <w:r>
+              <w:rPr>
+                <w:rFonts w:ascii="Bookman Old Style" w:eastAsia="Bookman Old Style" w:hAnsi="Bookman Old Style" w:cs="Bookman Old Style"/>
+                <w:sz w:val="24"/>
+                <w:szCs w:val="24"/>
+                <w:lang w:val="en"/>
+              </w:rPr>
+              <w:t>pekerjaan</w:t>
+            </w:r>
+            <w:proofErr w:type="spellEnd"/>
+            <w:r>
+              <w:rPr>
+                <w:rFonts w:ascii="Bookman Old Style" w:eastAsia="Bookman Old Style" w:hAnsi="Bookman Old Style" w:cs="Bookman Old Style"/>
+                <w:sz w:val="24"/>
+                <w:szCs w:val="24"/>
+                <w:lang w:val="en"/>
+              </w:rPr>
+              <w:t xml:space="preserve"> </w:t>
+            </w:r>
+            <w:proofErr w:type="spellStart"/>
+            <w:r>
+              <w:rPr>
+                <w:rFonts w:ascii="Bookman Old Style" w:eastAsia="Bookman Old Style" w:hAnsi="Bookman Old Style" w:cs="Bookman Old Style"/>
+                <w:sz w:val="24"/>
+                <w:szCs w:val="24"/>
+                <w:lang w:val="en"/>
+              </w:rPr>
+              <w:t>sebesar</w:t>
+            </w:r>
+            <w:proofErr w:type="spellEnd"/>
+            <w:r>
+              <w:rPr>
+                <w:rFonts w:ascii="Bookman Old Style" w:eastAsia="Bookman Old Style" w:hAnsi="Bookman Old Style" w:cs="Bookman Old Style"/>
+                <w:sz w:val="24"/>
+                <w:szCs w:val="24"/>
+                <w:lang w:val="en"/>
+              </w:rPr>
+              <w:t xml:space="preserve"> </w:t>
             </w:r>
             <w:r>
               <w:rPr>
@@ -7605,7 +10992,33 @@
                 <w:u w:val="single"/>
                 <w:lang w:val="en"/>
               </w:rPr>
-              <w:t>{sls_ongoing}</w:t>
+              <w:t>{</w:t>
+            </w:r>
+            <w:proofErr w:type="spellStart"/>
+            <w:r>
+              <w:rPr>
+                <w:rFonts w:ascii="Bookman Old Style" w:eastAsia="Bookman Old Style" w:hAnsi="Bookman Old Style" w:cs="Bookman Old Style"/>
+                <w:i/>
+                <w:iCs/>
+                <w:sz w:val="24"/>
+                <w:szCs w:val="24"/>
+                <w:u w:val="single"/>
+                <w:lang w:val="en"/>
+              </w:rPr>
+              <w:t>sls_ongoing</w:t>
+            </w:r>
+            <w:proofErr w:type="spellEnd"/>
+            <w:r>
+              <w:rPr>
+                <w:rFonts w:ascii="Bookman Old Style" w:eastAsia="Bookman Old Style" w:hAnsi="Bookman Old Style" w:cs="Bookman Old Style"/>
+                <w:i/>
+                <w:iCs/>
+                <w:sz w:val="24"/>
+                <w:szCs w:val="24"/>
+                <w:u w:val="single"/>
+                <w:lang w:val="en"/>
+              </w:rPr>
+              <w:t>}</w:t>
             </w:r>
             <w:r>
               <w:rPr>
@@ -8048,6 +11461,7 @@
                 <w:lang w:val="en"/>
               </w:rPr>
             </w:pPr>
+            <w:proofErr w:type="spellStart"/>
             <w:r>
               <w:rPr>
                 <w:rFonts w:ascii="Bookman Old Style" w:eastAsia="Bookman Old Style" w:hAnsi="Bookman Old Style" w:cs="Bookman Old Style"/>
@@ -8055,7 +11469,17 @@
                 <w:szCs w:val="24"/>
                 <w:lang w:val="en"/>
               </w:rPr>
-              <w:t>Jumlah SLS/sub-SLS</w:t>
+              <w:t>Jumlah</w:t>
+            </w:r>
+            <w:proofErr w:type="spellEnd"/>
+            <w:r>
+              <w:rPr>
+                <w:rFonts w:ascii="Bookman Old Style" w:eastAsia="Bookman Old Style" w:hAnsi="Bookman Old Style" w:cs="Bookman Old Style"/>
+                <w:sz w:val="24"/>
+                <w:szCs w:val="24"/>
+                <w:lang w:val="en"/>
+              </w:rPr>
+              <w:t xml:space="preserve"> SLS/sub-SLS</w:t>
             </w:r>
           </w:p>
         </w:tc>
@@ -8206,7 +11630,27 @@
                 <w:szCs w:val="24"/>
                 <w:lang w:val="en"/>
               </w:rPr>
-              <w:t>{#peserta}{no}</w:t>
+              <w:t>{#</w:t>
+            </w:r>
+            <w:proofErr w:type="gramStart"/>
+            <w:r>
+              <w:rPr>
+                <w:rFonts w:ascii="Bookman Old Style" w:eastAsia="Bookman Old Style" w:hAnsi="Bookman Old Style" w:cs="Bookman Old Style"/>
+                <w:sz w:val="24"/>
+                <w:szCs w:val="24"/>
+                <w:lang w:val="en"/>
+              </w:rPr>
+              <w:t>peserta}{</w:t>
+            </w:r>
+            <w:proofErr w:type="gramEnd"/>
+            <w:r>
+              <w:rPr>
+                <w:rFonts w:ascii="Bookman Old Style" w:eastAsia="Bookman Old Style" w:hAnsi="Bookman Old Style" w:cs="Bookman Old Style"/>
+                <w:sz w:val="24"/>
+                <w:szCs w:val="24"/>
+                <w:lang w:val="en"/>
+              </w:rPr>
+              <w:t>no}</w:t>
             </w:r>
           </w:p>
         </w:tc>
@@ -8233,7 +11677,27 @@
                 <w:szCs w:val="24"/>
                 <w:lang w:val="en"/>
               </w:rPr>
-              <w:t>{kecamatan}</w:t>
+              <w:t>{</w:t>
+            </w:r>
+            <w:proofErr w:type="spellStart"/>
+            <w:r>
+              <w:rPr>
+                <w:rFonts w:ascii="Bookman Old Style" w:eastAsia="Bookman Old Style" w:hAnsi="Bookman Old Style" w:cs="Bookman Old Style"/>
+                <w:sz w:val="24"/>
+                <w:szCs w:val="24"/>
+                <w:lang w:val="en"/>
+              </w:rPr>
+              <w:t>kecamatan</w:t>
+            </w:r>
+            <w:proofErr w:type="spellEnd"/>
+            <w:r>
+              <w:rPr>
+                <w:rFonts w:ascii="Bookman Old Style" w:eastAsia="Bookman Old Style" w:hAnsi="Bookman Old Style" w:cs="Bookman Old Style"/>
+                <w:sz w:val="24"/>
+                <w:szCs w:val="24"/>
+                <w:lang w:val="en"/>
+              </w:rPr>
+              <w:t>}</w:t>
             </w:r>
           </w:p>
         </w:tc>
@@ -8260,7 +11724,27 @@
                 <w:szCs w:val="24"/>
                 <w:lang w:val="en"/>
               </w:rPr>
-              <w:t>{kelurahan}</w:t>
+              <w:t>{</w:t>
+            </w:r>
+            <w:proofErr w:type="spellStart"/>
+            <w:r>
+              <w:rPr>
+                <w:rFonts w:ascii="Bookman Old Style" w:eastAsia="Bookman Old Style" w:hAnsi="Bookman Old Style" w:cs="Bookman Old Style"/>
+                <w:sz w:val="24"/>
+                <w:szCs w:val="24"/>
+                <w:lang w:val="en"/>
+              </w:rPr>
+              <w:t>kelurahan</w:t>
+            </w:r>
+            <w:proofErr w:type="spellEnd"/>
+            <w:r>
+              <w:rPr>
+                <w:rFonts w:ascii="Bookman Old Style" w:eastAsia="Bookman Old Style" w:hAnsi="Bookman Old Style" w:cs="Bookman Old Style"/>
+                <w:sz w:val="24"/>
+                <w:szCs w:val="24"/>
+                <w:lang w:val="en"/>
+              </w:rPr>
+              <w:t>}</w:t>
             </w:r>
           </w:p>
         </w:tc>
@@ -8287,7 +11771,47 @@
                 <w:szCs w:val="24"/>
                 <w:lang w:val="en"/>
               </w:rPr>
-              <w:t>{jumlah}{/peserta}</w:t>
+              <w:t>{</w:t>
+            </w:r>
+            <w:proofErr w:type="spellStart"/>
+            <w:r>
+              <w:rPr>
+                <w:rFonts w:ascii="Bookman Old Style" w:eastAsia="Bookman Old Style" w:hAnsi="Bookman Old Style" w:cs="Bookman Old Style"/>
+                <w:sz w:val="24"/>
+                <w:szCs w:val="24"/>
+                <w:lang w:val="en"/>
+              </w:rPr>
+              <w:t>jumlah</w:t>
+            </w:r>
+            <w:proofErr w:type="spellEnd"/>
+            <w:r>
+              <w:rPr>
+                <w:rFonts w:ascii="Bookman Old Style" w:eastAsia="Bookman Old Style" w:hAnsi="Bookman Old Style" w:cs="Bookman Old Style"/>
+                <w:sz w:val="24"/>
+                <w:szCs w:val="24"/>
+                <w:lang w:val="en"/>
+              </w:rPr>
+              <w:t>}{/</w:t>
+            </w:r>
+            <w:proofErr w:type="spellStart"/>
+            <w:r>
+              <w:rPr>
+                <w:rFonts w:ascii="Bookman Old Style" w:eastAsia="Bookman Old Style" w:hAnsi="Bookman Old Style" w:cs="Bookman Old Style"/>
+                <w:sz w:val="24"/>
+                <w:szCs w:val="24"/>
+                <w:lang w:val="en"/>
+              </w:rPr>
+              <w:t>peserta</w:t>
+            </w:r>
+            <w:proofErr w:type="spellEnd"/>
+            <w:r>
+              <w:rPr>
+                <w:rFonts w:ascii="Bookman Old Style" w:eastAsia="Bookman Old Style" w:hAnsi="Bookman Old Style" w:cs="Bookman Old Style"/>
+                <w:sz w:val="24"/>
+                <w:szCs w:val="24"/>
+                <w:lang w:val="en"/>
+              </w:rPr>
+              <w:t>}</w:t>
             </w:r>
           </w:p>
         </w:tc>
@@ -8319,14 +11843,45 @@
           <w:lang w:val="en"/>
         </w:rPr>
       </w:pPr>
-      <w:r>
-        <w:rPr>
-          <w:rFonts w:ascii="Bookman Old Style" w:eastAsia="Bookman Old Style" w:hAnsi="Bookman Old Style" w:cs="Bookman Old Style"/>
-          <w:sz w:val="24"/>
-          <w:szCs w:val="24"/>
-          <w:lang w:val="en"/>
-        </w:rPr>
-        <w:t>Screenshoot Aplikasi Fasih</w:t>
+      <w:proofErr w:type="spellStart"/>
+      <w:r>
+        <w:rPr>
+          <w:rFonts w:ascii="Bookman Old Style" w:eastAsia="Bookman Old Style" w:hAnsi="Bookman Old Style" w:cs="Bookman Old Style"/>
+          <w:sz w:val="24"/>
+          <w:szCs w:val="24"/>
+          <w:lang w:val="en"/>
+        </w:rPr>
+        <w:t>Screenshoot</w:t>
+      </w:r>
+      <w:proofErr w:type="spellEnd"/>
+      <w:r>
+        <w:rPr>
+          <w:rFonts w:ascii="Bookman Old Style" w:eastAsia="Bookman Old Style" w:hAnsi="Bookman Old Style" w:cs="Bookman Old Style"/>
+          <w:sz w:val="24"/>
+          <w:szCs w:val="24"/>
+          <w:lang w:val="en"/>
+        </w:rPr>
+        <w:t xml:space="preserve"> </w:t>
+      </w:r>
+      <w:proofErr w:type="spellStart"/>
+      <w:r>
+        <w:rPr>
+          <w:rFonts w:ascii="Bookman Old Style" w:eastAsia="Bookman Old Style" w:hAnsi="Bookman Old Style" w:cs="Bookman Old Style"/>
+          <w:sz w:val="24"/>
+          <w:szCs w:val="24"/>
+          <w:lang w:val="en"/>
+        </w:rPr>
+        <w:t>Aplikasi</w:t>
+      </w:r>
+      <w:proofErr w:type="spellEnd"/>
+      <w:r>
+        <w:rPr>
+          <w:rFonts w:ascii="Bookman Old Style" w:eastAsia="Bookman Old Style" w:hAnsi="Bookman Old Style" w:cs="Bookman Old Style"/>
+          <w:sz w:val="24"/>
+          <w:szCs w:val="24"/>
+          <w:lang w:val="en"/>
+        </w:rPr>
+        <w:t xml:space="preserve"> Fasih</w:t>
       </w:r>
     </w:p>
     <w:p>
@@ -8353,7 +11908,27 @@
           <w:szCs w:val="24"/>
           <w:lang w:val="en"/>
         </w:rPr>
-        <w:t>{%halaman_depan}</w:t>
+        <w:t>{%</w:t>
+      </w:r>
+      <w:proofErr w:type="spellStart"/>
+      <w:r>
+        <w:rPr>
+          <w:rFonts w:ascii="Bookman Old Style" w:eastAsia="Bookman Old Style" w:hAnsi="Bookman Old Style" w:cs="Bookman Old Style"/>
+          <w:sz w:val="24"/>
+          <w:szCs w:val="24"/>
+          <w:lang w:val="en"/>
+        </w:rPr>
+        <w:t>halaman_depan</w:t>
+      </w:r>
+      <w:proofErr w:type="spellEnd"/>
+      <w:r>
+        <w:rPr>
+          <w:rFonts w:ascii="Bookman Old Style" w:eastAsia="Bookman Old Style" w:hAnsi="Bookman Old Style" w:cs="Bookman Old Style"/>
+          <w:sz w:val="24"/>
+          <w:szCs w:val="24"/>
+          <w:lang w:val="en"/>
+        </w:rPr>
+        <w:t>}</w:t>
       </w:r>
     </w:p>
     <w:tbl>
@@ -8394,7 +11969,23 @@
                 <w:rFonts w:ascii="Arial" w:eastAsia="Arial" w:hAnsi="Arial"/>
                 <w:sz w:val="16"/>
               </w:rPr>
-              <w:t>{#foto_rows}{%foto1}</w:t>
+              <w:t>{#foto_</w:t>
+            </w:r>
+            <w:proofErr w:type="gramStart"/>
+            <w:r>
+              <w:rPr>
+                <w:rFonts w:ascii="Arial" w:eastAsia="Arial" w:hAnsi="Arial"/>
+                <w:sz w:val="16"/>
+              </w:rPr>
+              <w:t>rows}{</w:t>
+            </w:r>
+            <w:proofErr w:type="gramEnd"/>
+            <w:r>
+              <w:rPr>
+                <w:rFonts w:ascii="Arial" w:eastAsia="Arial" w:hAnsi="Arial"/>
+                <w:sz w:val="16"/>
+              </w:rPr>
+              <w:t>%foto1}</w:t>
             </w:r>
           </w:p>
         </w:tc>
@@ -8444,7 +12035,39 @@
                 <w:rFonts w:ascii="Arial" w:eastAsia="Arial" w:hAnsi="Arial"/>
                 <w:sz w:val="16"/>
               </w:rPr>
-              <w:t>{%foto3}{/foto_rows}</w:t>
+              <w:t>{%foto</w:t>
+            </w:r>
+            <w:proofErr w:type="gramStart"/>
+            <w:r>
+              <w:rPr>
+                <w:rFonts w:ascii="Arial" w:eastAsia="Arial" w:hAnsi="Arial"/>
+                <w:sz w:val="16"/>
+              </w:rPr>
+              <w:t>3}{</w:t>
+            </w:r>
+            <w:proofErr w:type="gramEnd"/>
+            <w:r>
+              <w:rPr>
+                <w:rFonts w:ascii="Arial" w:eastAsia="Arial" w:hAnsi="Arial"/>
+                <w:sz w:val="16"/>
+              </w:rPr>
+              <w:t>/</w:t>
+            </w:r>
+            <w:proofErr w:type="spellStart"/>
+            <w:r>
+              <w:rPr>
+                <w:rFonts w:ascii="Arial" w:eastAsia="Arial" w:hAnsi="Arial"/>
+                <w:sz w:val="16"/>
+              </w:rPr>
+              <w:t>foto_rows</w:t>
+            </w:r>
+            <w:proofErr w:type="spellEnd"/>
+            <w:r>
+              <w:rPr>
+                <w:rFonts w:ascii="Arial" w:eastAsia="Arial" w:hAnsi="Arial"/>
+                <w:sz w:val="16"/>
+              </w:rPr>
+              <w:t>}</w:t>
             </w:r>
           </w:p>
         </w:tc>
@@ -8621,7 +12244,27 @@
                 <w:szCs w:val="24"/>
                 <w:lang w:val="en"/>
               </w:rPr>
-              <w:t>{nama_petugas}</w:t>
+              <w:t>{</w:t>
+            </w:r>
+            <w:proofErr w:type="spellStart"/>
+            <w:r>
+              <w:rPr>
+                <w:rFonts w:ascii="Bookman Old Style" w:eastAsia="Bookman Old Style" w:hAnsi="Bookman Old Style" w:cs="Bookman Old Style"/>
+                <w:sz w:val="24"/>
+                <w:szCs w:val="24"/>
+                <w:lang w:val="en"/>
+              </w:rPr>
+              <w:t>nama_petugas</w:t>
+            </w:r>
+            <w:proofErr w:type="spellEnd"/>
+            <w:r>
+              <w:rPr>
+                <w:rFonts w:ascii="Bookman Old Style" w:eastAsia="Bookman Old Style" w:hAnsi="Bookman Old Style" w:cs="Bookman Old Style"/>
+                <w:sz w:val="24"/>
+                <w:szCs w:val="24"/>
+                <w:lang w:val="en"/>
+              </w:rPr>
+              <w:t>}</w:t>
             </w:r>
             <w:r>
               <w:rPr>
@@ -8803,3030 +12446,6 @@
         </w:rPr>
       </w:pPr>
     </w:p>
-    <w:p>
-      <w:pPr>
-        <w:widowControl w:val="0"/>
-        <w:spacing w:after="0" w:line="240" w:lineRule="auto"/>
-        <w:rPr>
-          <w:rFonts w:ascii="Bookman Old Style" w:eastAsia="Bookman Old Style" w:hAnsi="Bookman Old Style" w:cs="Bookman Old Style"/>
-          <w:sz w:val="24"/>
-          <w:szCs w:val="24"/>
-          <w:lang w:val="en"/>
-        </w:rPr>
-      </w:pPr>
-    </w:p>
-    <w:p>
-      <w:pPr>
-        <w:spacing w:after="0" w:line="240" w:lineRule="auto"/>
-        <w:rPr>
-          <w:rFonts w:ascii="Bookman Old Style" w:eastAsia="Bookman Old Style" w:hAnsi="Bookman Old Style" w:cs="Bookman Old Style"/>
-          <w:sz w:val="24"/>
-          <w:szCs w:val="24"/>
-        </w:rPr>
-        <w:sectPr>
-          <w:pgSz w:w="16834" w:h="11909" w:orient="landscape"/>
-          <w:pgMar w:top="1440" w:right="1440" w:bottom="1440" w:left="1440" w:header="720" w:footer="720" w:gutter="0"/>
-          <w:pgNumType w:start="3"/>
-          <w:cols w:space="720"/>
-        </w:sectPr>
-      </w:pPr>
-    </w:p>
-    <w:tbl>
-      <w:tblPr>
-        <w:tblW w:w="5000" w:type="pct"/>
-        <w:tblLook w:val="04A0" w:firstRow="1" w:lastRow="0" w:firstColumn="1" w:lastColumn="0" w:noHBand="0" w:noVBand="1"/>
-      </w:tblPr>
-      <w:tblGrid>
-        <w:gridCol w:w="13954"/>
-      </w:tblGrid>
-      <w:tr>
-        <w:trPr>
-          <w:trHeight w:val="480"/>
-        </w:trPr>
-        <w:tc>
-          <w:tcPr>
-            <w:tcW w:w="5000" w:type="pct"/>
-            <w:tcBorders>
-              <w:top w:val="nil"/>
-              <w:left w:val="nil"/>
-              <w:bottom w:val="nil"/>
-              <w:right w:val="nil"/>
-            </w:tcBorders>
-            <w:noWrap/>
-            <w:vAlign w:val="center"/>
-            <w:hideMark/>
-          </w:tcPr>
-          <w:p>
-            <w:pPr>
-              <w:spacing w:after="0" w:line="240" w:lineRule="auto"/>
-              <w:jc w:val="center"/>
-              <w:rPr>
-                <w:rFonts w:ascii="Arial" w:eastAsia="Times New Roman" w:hAnsi="Arial" w:cs="Arial"/>
-                <w:b/>
-                <w:bCs/>
-                <w:color w:val="000000"/>
-                <w:lang w:val="sv-SE"/>
-              </w:rPr>
-            </w:pPr>
-            <w:r>
-              <w:rPr>
-                <w:rFonts w:ascii="Arial" w:eastAsia="Times New Roman" w:hAnsi="Arial" w:cs="Arial"/>
-                <w:b/>
-                <w:bCs/>
-                <w:color w:val="000000"/>
-                <w:lang w:val="sv-SE"/>
-              </w:rPr>
-              <w:lastRenderedPageBreak/>
-              <w:t>Beban Kerja Petugas Lapangan SE2026</w:t>
-            </w:r>
-          </w:p>
-        </w:tc>
-      </w:tr>
-      <w:tr>
-        <w:trPr>
-          <w:trHeight w:val="480"/>
-        </w:trPr>
-        <w:tc>
-          <w:tcPr>
-            <w:tcW w:w="5000" w:type="pct"/>
-            <w:tcBorders>
-              <w:top w:val="nil"/>
-              <w:left w:val="nil"/>
-              <w:bottom w:val="nil"/>
-              <w:right w:val="nil"/>
-            </w:tcBorders>
-            <w:noWrap/>
-            <w:vAlign w:val="center"/>
-            <w:hideMark/>
-          </w:tcPr>
-          <w:p>
-            <w:pPr>
-              <w:spacing w:after="0" w:line="240" w:lineRule="auto"/>
-              <w:jc w:val="center"/>
-              <w:rPr>
-                <w:rFonts w:ascii="Arial" w:eastAsia="Times New Roman" w:hAnsi="Arial" w:cs="Arial"/>
-                <w:b/>
-                <w:bCs/>
-                <w:color w:val="000000"/>
-                <w:lang w:val="sv-SE"/>
-              </w:rPr>
-            </w:pPr>
-            <w:r>
-              <w:rPr>
-                <w:rFonts w:ascii="Arial" w:eastAsia="Times New Roman" w:hAnsi="Arial" w:cs="Arial"/>
-                <w:b/>
-                <w:bCs/>
-                <w:color w:val="000000"/>
-                <w:lang w:val="sv-SE"/>
-              </w:rPr>
-              <w:t>Kota Jakarta Timur Provinsi DKI Jakarta</w:t>
-            </w:r>
-          </w:p>
-        </w:tc>
-      </w:tr>
-    </w:tbl>
-    <w:p>
-      <w:pPr>
-        <w:rPr>
-          <w:lang w:val="sv-SE"/>
-        </w:rPr>
-      </w:pPr>
-    </w:p>
-    <w:tbl>
-      <w:tblPr>
-        <w:tblW w:w="5000" w:type="pct"/>
-        <w:tblLook w:val="04A0" w:firstRow="1" w:lastRow="0" w:firstColumn="1" w:lastColumn="0" w:noHBand="0" w:noVBand="1"/>
-      </w:tblPr>
-      <w:tblGrid>
-        <w:gridCol w:w="850"/>
-        <w:gridCol w:w="915"/>
-        <w:gridCol w:w="904"/>
-        <w:gridCol w:w="701"/>
-        <w:gridCol w:w="690"/>
-        <w:gridCol w:w="1010"/>
-        <w:gridCol w:w="962"/>
-        <w:gridCol w:w="659"/>
-        <w:gridCol w:w="840"/>
-        <w:gridCol w:w="734"/>
-        <w:gridCol w:w="755"/>
-        <w:gridCol w:w="1053"/>
-        <w:gridCol w:w="946"/>
-        <w:gridCol w:w="968"/>
-        <w:gridCol w:w="1213"/>
-        <w:gridCol w:w="744"/>
-      </w:tblGrid>
-      <w:tr>
-        <w:trPr>
-          <w:trHeight w:val="618"/>
-        </w:trPr>
-        <w:tc>
-          <w:tcPr>
-            <w:tcW w:w="305" w:type="pct"/>
-            <w:vMerge w:val="restart"/>
-            <w:tcBorders>
-              <w:top w:val="single" w:sz="4" w:space="0" w:color="auto"/>
-              <w:left w:val="single" w:sz="4" w:space="0" w:color="auto"/>
-              <w:bottom w:val="single" w:sz="4" w:space="0" w:color="000000"/>
-              <w:right w:val="single" w:sz="4" w:space="0" w:color="auto"/>
-            </w:tcBorders>
-            <w:vAlign w:val="center"/>
-            <w:hideMark/>
-          </w:tcPr>
-          <w:p>
-            <w:pPr>
-              <w:spacing w:after="0" w:line="240" w:lineRule="auto"/>
-              <w:jc w:val="center"/>
-              <w:rPr>
-                <w:rFonts w:ascii="Arial" w:eastAsia="Times New Roman" w:hAnsi="Arial" w:cs="Arial"/>
-                <w:b/>
-                <w:bCs/>
-                <w:color w:val="000000"/>
-                <w:sz w:val="16"/>
-                <w:szCs w:val="16"/>
-              </w:rPr>
-            </w:pPr>
-            <w:r>
-              <w:rPr>
-                <w:rFonts w:ascii="Arial" w:eastAsia="Times New Roman" w:hAnsi="Arial" w:cs="Arial"/>
-                <w:b/>
-                <w:bCs/>
-                <w:color w:val="000000"/>
-                <w:sz w:val="16"/>
-                <w:szCs w:val="16"/>
-              </w:rPr>
-              <w:t>No</w:t>
-            </w:r>
-          </w:p>
-        </w:tc>
-        <w:tc>
-          <w:tcPr>
-            <w:tcW w:w="652" w:type="pct"/>
-            <w:gridSpan w:val="2"/>
-            <w:tcBorders>
-              <w:top w:val="single" w:sz="4" w:space="0" w:color="auto"/>
-              <w:left w:val="nil"/>
-              <w:bottom w:val="single" w:sz="4" w:space="0" w:color="auto"/>
-              <w:right w:val="single" w:sz="4" w:space="0" w:color="auto"/>
-            </w:tcBorders>
-            <w:vAlign w:val="center"/>
-            <w:hideMark/>
-          </w:tcPr>
-          <w:p>
-            <w:pPr>
-              <w:spacing w:after="0" w:line="240" w:lineRule="auto"/>
-              <w:jc w:val="center"/>
-              <w:rPr>
-                <w:rFonts w:ascii="Arial" w:eastAsia="Times New Roman" w:hAnsi="Arial" w:cs="Arial"/>
-                <w:b/>
-                <w:bCs/>
-                <w:color w:val="000000"/>
-                <w:sz w:val="16"/>
-                <w:szCs w:val="16"/>
-              </w:rPr>
-            </w:pPr>
-            <w:r>
-              <w:rPr>
-                <w:rFonts w:ascii="Arial" w:eastAsia="Times New Roman" w:hAnsi="Arial" w:cs="Arial"/>
-                <w:b/>
-                <w:bCs/>
-                <w:color w:val="000000"/>
-                <w:sz w:val="16"/>
-                <w:szCs w:val="16"/>
-              </w:rPr>
-              <w:t>PML</w:t>
-            </w:r>
-          </w:p>
-        </w:tc>
-        <w:tc>
-          <w:tcPr>
-            <w:tcW w:w="499" w:type="pct"/>
-            <w:gridSpan w:val="2"/>
-            <w:tcBorders>
-              <w:top w:val="single" w:sz="4" w:space="0" w:color="auto"/>
-              <w:left w:val="nil"/>
-              <w:bottom w:val="single" w:sz="4" w:space="0" w:color="auto"/>
-              <w:right w:val="single" w:sz="4" w:space="0" w:color="auto"/>
-            </w:tcBorders>
-            <w:vAlign w:val="center"/>
-            <w:hideMark/>
-          </w:tcPr>
-          <w:p>
-            <w:pPr>
-              <w:spacing w:after="0" w:line="240" w:lineRule="auto"/>
-              <w:jc w:val="center"/>
-              <w:rPr>
-                <w:rFonts w:ascii="Arial" w:eastAsia="Times New Roman" w:hAnsi="Arial" w:cs="Arial"/>
-                <w:b/>
-                <w:bCs/>
-                <w:color w:val="000000"/>
-                <w:sz w:val="16"/>
-                <w:szCs w:val="16"/>
-              </w:rPr>
-            </w:pPr>
-            <w:r>
-              <w:rPr>
-                <w:rFonts w:ascii="Arial" w:eastAsia="Times New Roman" w:hAnsi="Arial" w:cs="Arial"/>
-                <w:b/>
-                <w:bCs/>
-                <w:color w:val="000000"/>
-                <w:sz w:val="16"/>
-                <w:szCs w:val="16"/>
-              </w:rPr>
-              <w:t>PPL</w:t>
-            </w:r>
-          </w:p>
-        </w:tc>
-        <w:tc>
-          <w:tcPr>
-            <w:tcW w:w="362" w:type="pct"/>
-            <w:vMerge w:val="restart"/>
-            <w:tcBorders>
-              <w:top w:val="single" w:sz="4" w:space="0" w:color="auto"/>
-              <w:left w:val="single" w:sz="4" w:space="0" w:color="auto"/>
-              <w:bottom w:val="single" w:sz="4" w:space="0" w:color="000000"/>
-              <w:right w:val="single" w:sz="4" w:space="0" w:color="auto"/>
-            </w:tcBorders>
-            <w:vAlign w:val="center"/>
-            <w:hideMark/>
-          </w:tcPr>
-          <w:p>
-            <w:pPr>
-              <w:spacing w:after="0" w:line="240" w:lineRule="auto"/>
-              <w:jc w:val="center"/>
-              <w:rPr>
-                <w:rFonts w:ascii="Arial" w:eastAsia="Times New Roman" w:hAnsi="Arial" w:cs="Arial"/>
-                <w:b/>
-                <w:bCs/>
-                <w:color w:val="000000"/>
-                <w:sz w:val="16"/>
-                <w:szCs w:val="16"/>
-              </w:rPr>
-            </w:pPr>
-            <w:r>
-              <w:rPr>
-                <w:rFonts w:ascii="Arial" w:eastAsia="Times New Roman" w:hAnsi="Arial" w:cs="Arial"/>
-                <w:b/>
-                <w:bCs/>
-                <w:color w:val="000000"/>
-                <w:sz w:val="16"/>
-                <w:szCs w:val="16"/>
-              </w:rPr>
-              <w:t xml:space="preserve">[Kode] </w:t>
-            </w:r>
-            <w:r>
-              <w:rPr>
-                <w:rFonts w:ascii="Arial" w:eastAsia="Times New Roman" w:hAnsi="Arial" w:cs="Arial"/>
-                <w:b/>
-                <w:bCs/>
-                <w:color w:val="000000"/>
-                <w:sz w:val="16"/>
-                <w:szCs w:val="16"/>
-              </w:rPr>
-              <w:br/>
-              <w:t>KEC</w:t>
-            </w:r>
-          </w:p>
-        </w:tc>
-        <w:tc>
-          <w:tcPr>
-            <w:tcW w:w="345" w:type="pct"/>
-            <w:vMerge w:val="restart"/>
-            <w:tcBorders>
-              <w:top w:val="single" w:sz="4" w:space="0" w:color="auto"/>
-              <w:left w:val="single" w:sz="4" w:space="0" w:color="auto"/>
-              <w:bottom w:val="single" w:sz="4" w:space="0" w:color="000000"/>
-              <w:right w:val="single" w:sz="4" w:space="0" w:color="auto"/>
-            </w:tcBorders>
-            <w:vAlign w:val="center"/>
-            <w:hideMark/>
-          </w:tcPr>
-          <w:p>
-            <w:pPr>
-              <w:spacing w:after="0" w:line="240" w:lineRule="auto"/>
-              <w:jc w:val="center"/>
-              <w:rPr>
-                <w:rFonts w:ascii="Arial" w:eastAsia="Times New Roman" w:hAnsi="Arial" w:cs="Arial"/>
-                <w:b/>
-                <w:bCs/>
-                <w:color w:val="000000"/>
-                <w:sz w:val="16"/>
-                <w:szCs w:val="16"/>
-              </w:rPr>
-            </w:pPr>
-            <w:r>
-              <w:rPr>
-                <w:rFonts w:ascii="Arial" w:eastAsia="Times New Roman" w:hAnsi="Arial" w:cs="Arial"/>
-                <w:b/>
-                <w:bCs/>
-                <w:color w:val="000000"/>
-                <w:sz w:val="16"/>
-                <w:szCs w:val="16"/>
-              </w:rPr>
-              <w:t xml:space="preserve">[Kode] </w:t>
-            </w:r>
-            <w:r>
-              <w:rPr>
-                <w:rFonts w:ascii="Arial" w:eastAsia="Times New Roman" w:hAnsi="Arial" w:cs="Arial"/>
-                <w:b/>
-                <w:bCs/>
-                <w:color w:val="000000"/>
-                <w:sz w:val="16"/>
-                <w:szCs w:val="16"/>
-              </w:rPr>
-              <w:br/>
-              <w:t>DESA/LURAH</w:t>
-            </w:r>
-          </w:p>
-        </w:tc>
-        <w:tc>
-          <w:tcPr>
-            <w:tcW w:w="236" w:type="pct"/>
-            <w:vMerge w:val="restart"/>
-            <w:tcBorders>
-              <w:top w:val="single" w:sz="4" w:space="0" w:color="auto"/>
-              <w:left w:val="single" w:sz="4" w:space="0" w:color="auto"/>
-              <w:bottom w:val="single" w:sz="4" w:space="0" w:color="000000"/>
-              <w:right w:val="single" w:sz="4" w:space="0" w:color="auto"/>
-            </w:tcBorders>
-            <w:vAlign w:val="center"/>
-            <w:hideMark/>
-          </w:tcPr>
-          <w:p>
-            <w:pPr>
-              <w:spacing w:after="0" w:line="240" w:lineRule="auto"/>
-              <w:jc w:val="center"/>
-              <w:rPr>
-                <w:rFonts w:ascii="Arial" w:eastAsia="Times New Roman" w:hAnsi="Arial" w:cs="Arial"/>
-                <w:b/>
-                <w:bCs/>
-                <w:color w:val="000000"/>
-                <w:sz w:val="16"/>
-                <w:szCs w:val="16"/>
-              </w:rPr>
-            </w:pPr>
-            <w:r>
-              <w:rPr>
-                <w:rFonts w:ascii="Arial" w:eastAsia="Times New Roman" w:hAnsi="Arial" w:cs="Arial"/>
-                <w:b/>
-                <w:bCs/>
-                <w:color w:val="000000"/>
-                <w:sz w:val="16"/>
-                <w:szCs w:val="16"/>
-              </w:rPr>
-              <w:t>[Kode]</w:t>
-            </w:r>
-            <w:r>
-              <w:rPr>
-                <w:rFonts w:ascii="Arial" w:eastAsia="Times New Roman" w:hAnsi="Arial" w:cs="Arial"/>
-                <w:b/>
-                <w:bCs/>
-                <w:color w:val="000000"/>
-                <w:sz w:val="16"/>
-                <w:szCs w:val="16"/>
-              </w:rPr>
-              <w:br/>
-              <w:t>SLS/Sub-SLS</w:t>
-            </w:r>
-          </w:p>
-        </w:tc>
-        <w:tc>
-          <w:tcPr>
-            <w:tcW w:w="835" w:type="pct"/>
-            <w:gridSpan w:val="3"/>
-            <w:tcBorders>
-              <w:top w:val="single" w:sz="4" w:space="0" w:color="auto"/>
-              <w:left w:val="nil"/>
-              <w:bottom w:val="single" w:sz="4" w:space="0" w:color="auto"/>
-              <w:right w:val="single" w:sz="4" w:space="0" w:color="auto"/>
-            </w:tcBorders>
-            <w:vAlign w:val="center"/>
-            <w:hideMark/>
-          </w:tcPr>
-          <w:p>
-            <w:pPr>
-              <w:spacing w:after="0" w:line="240" w:lineRule="auto"/>
-              <w:jc w:val="center"/>
-              <w:rPr>
-                <w:rFonts w:ascii="Arial" w:eastAsia="Times New Roman" w:hAnsi="Arial" w:cs="Arial"/>
-                <w:b/>
-                <w:bCs/>
-                <w:color w:val="000000"/>
-                <w:sz w:val="16"/>
-                <w:szCs w:val="16"/>
-              </w:rPr>
-            </w:pPr>
-            <w:r>
-              <w:rPr>
-                <w:rFonts w:ascii="Arial" w:eastAsia="Times New Roman" w:hAnsi="Arial" w:cs="Arial"/>
-                <w:b/>
-                <w:bCs/>
-                <w:color w:val="000000"/>
-                <w:sz w:val="16"/>
-                <w:szCs w:val="16"/>
-              </w:rPr>
-              <w:t>Target Prelist Awal *)</w:t>
-            </w:r>
-          </w:p>
-        </w:tc>
-        <w:tc>
-          <w:tcPr>
-            <w:tcW w:w="1064" w:type="pct"/>
-            <w:gridSpan w:val="3"/>
-            <w:tcBorders>
-              <w:top w:val="single" w:sz="4" w:space="0" w:color="auto"/>
-              <w:left w:val="nil"/>
-              <w:bottom w:val="single" w:sz="4" w:space="0" w:color="auto"/>
-              <w:right w:val="single" w:sz="4" w:space="0" w:color="auto"/>
-            </w:tcBorders>
-            <w:vAlign w:val="center"/>
-            <w:hideMark/>
-          </w:tcPr>
-          <w:p>
-            <w:pPr>
-              <w:spacing w:after="0" w:line="240" w:lineRule="auto"/>
-              <w:jc w:val="center"/>
-              <w:rPr>
-                <w:rFonts w:ascii="Arial" w:eastAsia="Times New Roman" w:hAnsi="Arial" w:cs="Arial"/>
-                <w:b/>
-                <w:bCs/>
-                <w:color w:val="000000"/>
-                <w:sz w:val="16"/>
-                <w:szCs w:val="16"/>
-              </w:rPr>
-            </w:pPr>
-            <w:r>
-              <w:rPr>
-                <w:rFonts w:ascii="Arial" w:eastAsia="Times New Roman" w:hAnsi="Arial" w:cs="Arial"/>
-                <w:b/>
-                <w:bCs/>
-                <w:color w:val="000000"/>
-                <w:sz w:val="16"/>
-                <w:szCs w:val="16"/>
-              </w:rPr>
-              <w:t>Realisasi</w:t>
-            </w:r>
-          </w:p>
-        </w:tc>
-        <w:tc>
-          <w:tcPr>
-            <w:tcW w:w="435" w:type="pct"/>
-            <w:vMerge w:val="restart"/>
-            <w:tcBorders>
-              <w:top w:val="single" w:sz="4" w:space="0" w:color="auto"/>
-              <w:left w:val="single" w:sz="4" w:space="0" w:color="auto"/>
-              <w:bottom w:val="single" w:sz="4" w:space="0" w:color="000000"/>
-              <w:right w:val="nil"/>
-            </w:tcBorders>
-            <w:vAlign w:val="center"/>
-            <w:hideMark/>
-          </w:tcPr>
-          <w:p>
-            <w:pPr>
-              <w:spacing w:after="0" w:line="240" w:lineRule="auto"/>
-              <w:jc w:val="center"/>
-              <w:rPr>
-                <w:rFonts w:ascii="Arial" w:eastAsia="Times New Roman" w:hAnsi="Arial" w:cs="Arial"/>
-                <w:b/>
-                <w:bCs/>
-                <w:color w:val="000000"/>
-                <w:sz w:val="16"/>
-                <w:szCs w:val="16"/>
-              </w:rPr>
-            </w:pPr>
-            <w:r>
-              <w:rPr>
-                <w:rFonts w:ascii="Arial" w:eastAsia="Times New Roman" w:hAnsi="Arial" w:cs="Arial"/>
-                <w:b/>
-                <w:bCs/>
-                <w:color w:val="000000"/>
-                <w:sz w:val="16"/>
-                <w:szCs w:val="16"/>
-              </w:rPr>
-              <w:t>Persentase (%)</w:t>
-            </w:r>
-          </w:p>
-        </w:tc>
-        <w:tc>
-          <w:tcPr>
-            <w:tcW w:w="267" w:type="pct"/>
-            <w:vMerge w:val="restart"/>
-            <w:tcBorders>
-              <w:top w:val="single" w:sz="4" w:space="0" w:color="auto"/>
-              <w:left w:val="single" w:sz="4" w:space="0" w:color="auto"/>
-              <w:bottom w:val="single" w:sz="4" w:space="0" w:color="000000"/>
-              <w:right w:val="single" w:sz="4" w:space="0" w:color="auto"/>
-            </w:tcBorders>
-            <w:noWrap/>
-            <w:vAlign w:val="center"/>
-            <w:hideMark/>
-          </w:tcPr>
-          <w:p>
-            <w:pPr>
-              <w:spacing w:after="0" w:line="240" w:lineRule="auto"/>
-              <w:jc w:val="center"/>
-              <w:rPr>
-                <w:rFonts w:ascii="Arial" w:eastAsia="Times New Roman" w:hAnsi="Arial" w:cs="Arial"/>
-                <w:b/>
-                <w:bCs/>
-                <w:color w:val="000000"/>
-                <w:sz w:val="16"/>
-                <w:szCs w:val="16"/>
-              </w:rPr>
-            </w:pPr>
-            <w:r>
-              <w:rPr>
-                <w:rFonts w:ascii="Arial" w:eastAsia="Times New Roman" w:hAnsi="Arial" w:cs="Arial"/>
-                <w:b/>
-                <w:bCs/>
-                <w:color w:val="000000"/>
-                <w:sz w:val="16"/>
-                <w:szCs w:val="16"/>
-              </w:rPr>
-              <w:t>Keterangan</w:t>
-            </w:r>
-          </w:p>
-        </w:tc>
-      </w:tr>
-      <w:tr>
-        <w:trPr>
-          <w:trHeight w:val="408"/>
-        </w:trPr>
-        <w:tc>
-          <w:tcPr>
-            <w:tcW w:w="305" w:type="pct"/>
-            <w:vMerge/>
-            <w:tcBorders>
-              <w:top w:val="single" w:sz="4" w:space="0" w:color="auto"/>
-              <w:left w:val="single" w:sz="4" w:space="0" w:color="auto"/>
-              <w:bottom w:val="single" w:sz="4" w:space="0" w:color="000000"/>
-              <w:right w:val="single" w:sz="4" w:space="0" w:color="auto"/>
-            </w:tcBorders>
-            <w:vAlign w:val="center"/>
-            <w:hideMark/>
-          </w:tcPr>
-          <w:p>
-            <w:pPr>
-              <w:spacing w:after="0" w:line="240" w:lineRule="auto"/>
-              <w:rPr>
-                <w:rFonts w:ascii="Arial" w:eastAsia="Times New Roman" w:hAnsi="Arial" w:cs="Arial"/>
-                <w:b/>
-                <w:bCs/>
-                <w:color w:val="000000"/>
-                <w:sz w:val="16"/>
-                <w:szCs w:val="16"/>
-              </w:rPr>
-            </w:pPr>
-          </w:p>
-        </w:tc>
-        <w:tc>
-          <w:tcPr>
-            <w:tcW w:w="328" w:type="pct"/>
-            <w:tcBorders>
-              <w:top w:val="nil"/>
-              <w:left w:val="nil"/>
-              <w:bottom w:val="single" w:sz="4" w:space="0" w:color="auto"/>
-              <w:right w:val="single" w:sz="4" w:space="0" w:color="auto"/>
-            </w:tcBorders>
-            <w:vAlign w:val="center"/>
-            <w:hideMark/>
-          </w:tcPr>
-          <w:p>
-            <w:pPr>
-              <w:spacing w:after="0" w:line="240" w:lineRule="auto"/>
-              <w:jc w:val="center"/>
-              <w:rPr>
-                <w:rFonts w:ascii="Arial" w:eastAsia="Times New Roman" w:hAnsi="Arial" w:cs="Arial"/>
-                <w:b/>
-                <w:bCs/>
-                <w:color w:val="000000"/>
-                <w:sz w:val="16"/>
-                <w:szCs w:val="16"/>
-              </w:rPr>
-            </w:pPr>
-            <w:r>
-              <w:rPr>
-                <w:rFonts w:ascii="Arial" w:eastAsia="Times New Roman" w:hAnsi="Arial" w:cs="Arial"/>
-                <w:b/>
-                <w:bCs/>
-                <w:color w:val="000000"/>
-                <w:sz w:val="16"/>
-                <w:szCs w:val="16"/>
-              </w:rPr>
-              <w:t>Nama</w:t>
-            </w:r>
-          </w:p>
-        </w:tc>
-        <w:tc>
-          <w:tcPr>
-            <w:tcW w:w="324" w:type="pct"/>
-            <w:tcBorders>
-              <w:top w:val="nil"/>
-              <w:left w:val="nil"/>
-              <w:bottom w:val="single" w:sz="4" w:space="0" w:color="auto"/>
-              <w:right w:val="single" w:sz="4" w:space="0" w:color="auto"/>
-            </w:tcBorders>
-            <w:vAlign w:val="center"/>
-            <w:hideMark/>
-          </w:tcPr>
-          <w:p>
-            <w:pPr>
-              <w:spacing w:after="0" w:line="240" w:lineRule="auto"/>
-              <w:jc w:val="center"/>
-              <w:rPr>
-                <w:rFonts w:ascii="Arial" w:eastAsia="Times New Roman" w:hAnsi="Arial" w:cs="Arial"/>
-                <w:b/>
-                <w:bCs/>
-                <w:color w:val="000000"/>
-                <w:sz w:val="16"/>
-                <w:szCs w:val="16"/>
-              </w:rPr>
-            </w:pPr>
-            <w:r>
-              <w:rPr>
-                <w:rFonts w:ascii="Arial" w:eastAsia="Times New Roman" w:hAnsi="Arial" w:cs="Arial"/>
-                <w:b/>
-                <w:bCs/>
-                <w:color w:val="000000"/>
-                <w:sz w:val="16"/>
-                <w:szCs w:val="16"/>
-              </w:rPr>
-              <w:t>Username Sobat</w:t>
-            </w:r>
-          </w:p>
-        </w:tc>
-        <w:tc>
-          <w:tcPr>
-            <w:tcW w:w="251" w:type="pct"/>
-            <w:tcBorders>
-              <w:top w:val="nil"/>
-              <w:left w:val="nil"/>
-              <w:bottom w:val="single" w:sz="4" w:space="0" w:color="auto"/>
-              <w:right w:val="single" w:sz="4" w:space="0" w:color="auto"/>
-            </w:tcBorders>
-            <w:vAlign w:val="center"/>
-            <w:hideMark/>
-          </w:tcPr>
-          <w:p>
-            <w:pPr>
-              <w:spacing w:after="0" w:line="240" w:lineRule="auto"/>
-              <w:jc w:val="center"/>
-              <w:rPr>
-                <w:rFonts w:ascii="Arial" w:eastAsia="Times New Roman" w:hAnsi="Arial" w:cs="Arial"/>
-                <w:b/>
-                <w:bCs/>
-                <w:color w:val="000000"/>
-                <w:sz w:val="16"/>
-                <w:szCs w:val="16"/>
-              </w:rPr>
-            </w:pPr>
-            <w:r>
-              <w:rPr>
-                <w:rFonts w:ascii="Arial" w:eastAsia="Times New Roman" w:hAnsi="Arial" w:cs="Arial"/>
-                <w:b/>
-                <w:bCs/>
-                <w:color w:val="000000"/>
-                <w:sz w:val="16"/>
-                <w:szCs w:val="16"/>
-              </w:rPr>
-              <w:t>Nama</w:t>
-            </w:r>
-          </w:p>
-        </w:tc>
-        <w:tc>
-          <w:tcPr>
-            <w:tcW w:w="247" w:type="pct"/>
-            <w:tcBorders>
-              <w:top w:val="nil"/>
-              <w:left w:val="nil"/>
-              <w:bottom w:val="single" w:sz="4" w:space="0" w:color="auto"/>
-              <w:right w:val="single" w:sz="4" w:space="0" w:color="auto"/>
-            </w:tcBorders>
-            <w:vAlign w:val="center"/>
-            <w:hideMark/>
-          </w:tcPr>
-          <w:p>
-            <w:pPr>
-              <w:spacing w:after="0" w:line="240" w:lineRule="auto"/>
-              <w:jc w:val="center"/>
-              <w:rPr>
-                <w:rFonts w:ascii="Arial" w:eastAsia="Times New Roman" w:hAnsi="Arial" w:cs="Arial"/>
-                <w:b/>
-                <w:bCs/>
-                <w:color w:val="000000"/>
-                <w:sz w:val="16"/>
-                <w:szCs w:val="16"/>
-              </w:rPr>
-            </w:pPr>
-            <w:r>
-              <w:rPr>
-                <w:rFonts w:ascii="Arial" w:eastAsia="Times New Roman" w:hAnsi="Arial" w:cs="Arial"/>
-                <w:b/>
-                <w:bCs/>
-                <w:color w:val="000000"/>
-                <w:sz w:val="16"/>
-                <w:szCs w:val="16"/>
-              </w:rPr>
-              <w:t>Username Sobat</w:t>
-            </w:r>
-          </w:p>
-        </w:tc>
-        <w:tc>
-          <w:tcPr>
-            <w:tcW w:w="362" w:type="pct"/>
-            <w:vMerge/>
-            <w:tcBorders>
-              <w:top w:val="single" w:sz="4" w:space="0" w:color="auto"/>
-              <w:left w:val="single" w:sz="4" w:space="0" w:color="auto"/>
-              <w:bottom w:val="single" w:sz="4" w:space="0" w:color="000000"/>
-              <w:right w:val="single" w:sz="4" w:space="0" w:color="auto"/>
-            </w:tcBorders>
-            <w:vAlign w:val="center"/>
-            <w:hideMark/>
-          </w:tcPr>
-          <w:p>
-            <w:pPr>
-              <w:spacing w:after="0" w:line="240" w:lineRule="auto"/>
-              <w:rPr>
-                <w:rFonts w:ascii="Arial" w:eastAsia="Times New Roman" w:hAnsi="Arial" w:cs="Arial"/>
-                <w:b/>
-                <w:bCs/>
-                <w:color w:val="000000"/>
-                <w:sz w:val="16"/>
-                <w:szCs w:val="16"/>
-              </w:rPr>
-            </w:pPr>
-          </w:p>
-        </w:tc>
-        <w:tc>
-          <w:tcPr>
-            <w:tcW w:w="345" w:type="pct"/>
-            <w:vMerge/>
-            <w:tcBorders>
-              <w:top w:val="single" w:sz="4" w:space="0" w:color="auto"/>
-              <w:left w:val="single" w:sz="4" w:space="0" w:color="auto"/>
-              <w:bottom w:val="single" w:sz="4" w:space="0" w:color="000000"/>
-              <w:right w:val="single" w:sz="4" w:space="0" w:color="auto"/>
-            </w:tcBorders>
-            <w:vAlign w:val="center"/>
-            <w:hideMark/>
-          </w:tcPr>
-          <w:p>
-            <w:pPr>
-              <w:spacing w:after="0" w:line="240" w:lineRule="auto"/>
-              <w:rPr>
-                <w:rFonts w:ascii="Arial" w:eastAsia="Times New Roman" w:hAnsi="Arial" w:cs="Arial"/>
-                <w:b/>
-                <w:bCs/>
-                <w:color w:val="000000"/>
-                <w:sz w:val="16"/>
-                <w:szCs w:val="16"/>
-              </w:rPr>
-            </w:pPr>
-          </w:p>
-        </w:tc>
-        <w:tc>
-          <w:tcPr>
-            <w:tcW w:w="236" w:type="pct"/>
-            <w:vMerge/>
-            <w:tcBorders>
-              <w:top w:val="single" w:sz="4" w:space="0" w:color="auto"/>
-              <w:left w:val="single" w:sz="4" w:space="0" w:color="auto"/>
-              <w:bottom w:val="single" w:sz="4" w:space="0" w:color="000000"/>
-              <w:right w:val="single" w:sz="4" w:space="0" w:color="auto"/>
-            </w:tcBorders>
-            <w:vAlign w:val="center"/>
-            <w:hideMark/>
-          </w:tcPr>
-          <w:p>
-            <w:pPr>
-              <w:spacing w:after="0" w:line="240" w:lineRule="auto"/>
-              <w:rPr>
-                <w:rFonts w:ascii="Arial" w:eastAsia="Times New Roman" w:hAnsi="Arial" w:cs="Arial"/>
-                <w:b/>
-                <w:bCs/>
-                <w:color w:val="000000"/>
-                <w:sz w:val="16"/>
-                <w:szCs w:val="16"/>
-              </w:rPr>
-            </w:pPr>
-          </w:p>
-        </w:tc>
-        <w:tc>
-          <w:tcPr>
-            <w:tcW w:w="301" w:type="pct"/>
-            <w:tcBorders>
-              <w:top w:val="nil"/>
-              <w:left w:val="nil"/>
-              <w:bottom w:val="single" w:sz="4" w:space="0" w:color="auto"/>
-              <w:right w:val="single" w:sz="4" w:space="0" w:color="auto"/>
-            </w:tcBorders>
-            <w:vAlign w:val="center"/>
-            <w:hideMark/>
-          </w:tcPr>
-          <w:p>
-            <w:pPr>
-              <w:spacing w:after="0" w:line="240" w:lineRule="auto"/>
-              <w:jc w:val="center"/>
-              <w:rPr>
-                <w:rFonts w:ascii="Arial" w:eastAsia="Times New Roman" w:hAnsi="Arial" w:cs="Arial"/>
-                <w:b/>
-                <w:bCs/>
-                <w:color w:val="000000"/>
-                <w:sz w:val="16"/>
-                <w:szCs w:val="16"/>
-              </w:rPr>
-            </w:pPr>
-            <w:r>
-              <w:rPr>
-                <w:rFonts w:ascii="Arial" w:eastAsia="Times New Roman" w:hAnsi="Arial" w:cs="Arial"/>
-                <w:b/>
-                <w:bCs/>
-                <w:color w:val="000000"/>
-                <w:sz w:val="16"/>
-                <w:szCs w:val="16"/>
-              </w:rPr>
-              <w:t>Keluarga</w:t>
-            </w:r>
-          </w:p>
-        </w:tc>
-        <w:tc>
-          <w:tcPr>
-            <w:tcW w:w="263" w:type="pct"/>
-            <w:tcBorders>
-              <w:top w:val="nil"/>
-              <w:left w:val="nil"/>
-              <w:bottom w:val="single" w:sz="4" w:space="0" w:color="auto"/>
-              <w:right w:val="single" w:sz="4" w:space="0" w:color="auto"/>
-            </w:tcBorders>
-            <w:vAlign w:val="center"/>
-            <w:hideMark/>
-          </w:tcPr>
-          <w:p>
-            <w:pPr>
-              <w:spacing w:after="0" w:line="240" w:lineRule="auto"/>
-              <w:jc w:val="center"/>
-              <w:rPr>
-                <w:rFonts w:ascii="Arial" w:eastAsia="Times New Roman" w:hAnsi="Arial" w:cs="Arial"/>
-                <w:b/>
-                <w:bCs/>
-                <w:color w:val="000000"/>
-                <w:sz w:val="16"/>
-                <w:szCs w:val="16"/>
-              </w:rPr>
-            </w:pPr>
-            <w:r>
-              <w:rPr>
-                <w:rFonts w:ascii="Arial" w:eastAsia="Times New Roman" w:hAnsi="Arial" w:cs="Arial"/>
-                <w:b/>
-                <w:bCs/>
-                <w:color w:val="000000"/>
-                <w:sz w:val="16"/>
-                <w:szCs w:val="16"/>
-              </w:rPr>
-              <w:t>Usaha</w:t>
-            </w:r>
-          </w:p>
-        </w:tc>
-        <w:tc>
-          <w:tcPr>
-            <w:tcW w:w="271" w:type="pct"/>
-            <w:tcBorders>
-              <w:top w:val="nil"/>
-              <w:left w:val="nil"/>
-              <w:bottom w:val="single" w:sz="4" w:space="0" w:color="auto"/>
-              <w:right w:val="single" w:sz="4" w:space="0" w:color="auto"/>
-            </w:tcBorders>
-            <w:vAlign w:val="center"/>
-            <w:hideMark/>
-          </w:tcPr>
-          <w:p>
-            <w:pPr>
-              <w:spacing w:after="0" w:line="240" w:lineRule="auto"/>
-              <w:jc w:val="center"/>
-              <w:rPr>
-                <w:rFonts w:ascii="Arial" w:eastAsia="Times New Roman" w:hAnsi="Arial" w:cs="Arial"/>
-                <w:b/>
-                <w:bCs/>
-                <w:color w:val="000000"/>
-                <w:sz w:val="16"/>
-                <w:szCs w:val="16"/>
-              </w:rPr>
-            </w:pPr>
-            <w:r>
-              <w:rPr>
-                <w:rFonts w:ascii="Arial" w:eastAsia="Times New Roman" w:hAnsi="Arial" w:cs="Arial"/>
-                <w:b/>
-                <w:bCs/>
-                <w:color w:val="000000"/>
-                <w:sz w:val="16"/>
-                <w:szCs w:val="16"/>
-              </w:rPr>
-              <w:t>Jumlah</w:t>
-            </w:r>
-          </w:p>
-        </w:tc>
-        <w:tc>
-          <w:tcPr>
-            <w:tcW w:w="378" w:type="pct"/>
-            <w:tcBorders>
-              <w:top w:val="nil"/>
-              <w:left w:val="nil"/>
-              <w:bottom w:val="single" w:sz="4" w:space="0" w:color="auto"/>
-              <w:right w:val="single" w:sz="4" w:space="0" w:color="auto"/>
-            </w:tcBorders>
-            <w:vAlign w:val="center"/>
-            <w:hideMark/>
-          </w:tcPr>
-          <w:p>
-            <w:pPr>
-              <w:spacing w:after="0" w:line="240" w:lineRule="auto"/>
-              <w:jc w:val="center"/>
-              <w:rPr>
-                <w:rFonts w:ascii="Arial" w:eastAsia="Times New Roman" w:hAnsi="Arial" w:cs="Arial"/>
-                <w:b/>
-                <w:bCs/>
-                <w:color w:val="000000"/>
-                <w:sz w:val="16"/>
-                <w:szCs w:val="16"/>
-              </w:rPr>
-            </w:pPr>
-            <w:r>
-              <w:rPr>
-                <w:rFonts w:ascii="Arial" w:eastAsia="Times New Roman" w:hAnsi="Arial" w:cs="Arial"/>
-                <w:b/>
-                <w:bCs/>
-                <w:color w:val="000000"/>
-                <w:sz w:val="16"/>
-                <w:szCs w:val="16"/>
-              </w:rPr>
-              <w:t>Keluarga</w:t>
-            </w:r>
-          </w:p>
-        </w:tc>
-        <w:tc>
-          <w:tcPr>
-            <w:tcW w:w="339" w:type="pct"/>
-            <w:tcBorders>
-              <w:top w:val="nil"/>
-              <w:left w:val="nil"/>
-              <w:bottom w:val="single" w:sz="4" w:space="0" w:color="auto"/>
-              <w:right w:val="single" w:sz="4" w:space="0" w:color="auto"/>
-            </w:tcBorders>
-            <w:vAlign w:val="center"/>
-            <w:hideMark/>
-          </w:tcPr>
-          <w:p>
-            <w:pPr>
-              <w:spacing w:after="0" w:line="240" w:lineRule="auto"/>
-              <w:jc w:val="center"/>
-              <w:rPr>
-                <w:rFonts w:ascii="Arial" w:eastAsia="Times New Roman" w:hAnsi="Arial" w:cs="Arial"/>
-                <w:b/>
-                <w:bCs/>
-                <w:color w:val="000000"/>
-                <w:sz w:val="16"/>
-                <w:szCs w:val="16"/>
-              </w:rPr>
-            </w:pPr>
-            <w:r>
-              <w:rPr>
-                <w:rFonts w:ascii="Arial" w:eastAsia="Times New Roman" w:hAnsi="Arial" w:cs="Arial"/>
-                <w:b/>
-                <w:bCs/>
-                <w:color w:val="000000"/>
-                <w:sz w:val="16"/>
-                <w:szCs w:val="16"/>
-              </w:rPr>
-              <w:t>Usaha</w:t>
-            </w:r>
-          </w:p>
-        </w:tc>
-        <w:tc>
-          <w:tcPr>
-            <w:tcW w:w="347" w:type="pct"/>
-            <w:tcBorders>
-              <w:top w:val="nil"/>
-              <w:left w:val="nil"/>
-              <w:bottom w:val="single" w:sz="4" w:space="0" w:color="auto"/>
-              <w:right w:val="single" w:sz="4" w:space="0" w:color="auto"/>
-            </w:tcBorders>
-            <w:vAlign w:val="center"/>
-            <w:hideMark/>
-          </w:tcPr>
-          <w:p>
-            <w:pPr>
-              <w:spacing w:after="0" w:line="240" w:lineRule="auto"/>
-              <w:jc w:val="center"/>
-              <w:rPr>
-                <w:rFonts w:ascii="Arial" w:eastAsia="Times New Roman" w:hAnsi="Arial" w:cs="Arial"/>
-                <w:b/>
-                <w:bCs/>
-                <w:color w:val="000000"/>
-                <w:sz w:val="16"/>
-                <w:szCs w:val="16"/>
-              </w:rPr>
-            </w:pPr>
-            <w:r>
-              <w:rPr>
-                <w:rFonts w:ascii="Arial" w:eastAsia="Times New Roman" w:hAnsi="Arial" w:cs="Arial"/>
-                <w:b/>
-                <w:bCs/>
-                <w:color w:val="000000"/>
-                <w:sz w:val="16"/>
-                <w:szCs w:val="16"/>
-              </w:rPr>
-              <w:t>Jumlah</w:t>
-            </w:r>
-          </w:p>
-        </w:tc>
-        <w:tc>
-          <w:tcPr>
-            <w:tcW w:w="435" w:type="pct"/>
-            <w:vMerge/>
-            <w:tcBorders>
-              <w:top w:val="single" w:sz="4" w:space="0" w:color="auto"/>
-              <w:left w:val="single" w:sz="4" w:space="0" w:color="auto"/>
-              <w:bottom w:val="single" w:sz="4" w:space="0" w:color="000000"/>
-              <w:right w:val="nil"/>
-            </w:tcBorders>
-            <w:vAlign w:val="center"/>
-            <w:hideMark/>
-          </w:tcPr>
-          <w:p>
-            <w:pPr>
-              <w:spacing w:after="0" w:line="240" w:lineRule="auto"/>
-              <w:rPr>
-                <w:rFonts w:ascii="Arial" w:eastAsia="Times New Roman" w:hAnsi="Arial" w:cs="Arial"/>
-                <w:b/>
-                <w:bCs/>
-                <w:color w:val="000000"/>
-                <w:sz w:val="16"/>
-                <w:szCs w:val="16"/>
-              </w:rPr>
-            </w:pPr>
-          </w:p>
-        </w:tc>
-        <w:tc>
-          <w:tcPr>
-            <w:tcW w:w="267" w:type="pct"/>
-            <w:vMerge/>
-            <w:tcBorders>
-              <w:top w:val="single" w:sz="4" w:space="0" w:color="auto"/>
-              <w:left w:val="single" w:sz="4" w:space="0" w:color="auto"/>
-              <w:bottom w:val="single" w:sz="4" w:space="0" w:color="000000"/>
-              <w:right w:val="single" w:sz="4" w:space="0" w:color="auto"/>
-            </w:tcBorders>
-            <w:vAlign w:val="center"/>
-            <w:hideMark/>
-          </w:tcPr>
-          <w:p>
-            <w:pPr>
-              <w:spacing w:after="0" w:line="240" w:lineRule="auto"/>
-              <w:rPr>
-                <w:rFonts w:ascii="Arial" w:eastAsia="Times New Roman" w:hAnsi="Arial" w:cs="Arial"/>
-                <w:b/>
-                <w:bCs/>
-                <w:color w:val="000000"/>
-                <w:sz w:val="16"/>
-                <w:szCs w:val="16"/>
-              </w:rPr>
-            </w:pPr>
-          </w:p>
-        </w:tc>
-      </w:tr>
-      <w:tr>
-        <w:trPr>
-          <w:trHeight w:val="276"/>
-        </w:trPr>
-        <w:tc>
-          <w:tcPr>
-            <w:tcW w:w="305" w:type="pct"/>
-            <w:tcBorders>
-              <w:top w:val="nil"/>
-              <w:left w:val="single" w:sz="4" w:space="0" w:color="auto"/>
-              <w:bottom w:val="single" w:sz="4" w:space="0" w:color="auto"/>
-              <w:right w:val="single" w:sz="4" w:space="0" w:color="auto"/>
-            </w:tcBorders>
-            <w:vAlign w:val="center"/>
-            <w:hideMark/>
-          </w:tcPr>
-          <w:p>
-            <w:pPr>
-              <w:spacing w:after="0" w:line="240" w:lineRule="auto"/>
-              <w:jc w:val="center"/>
-              <w:rPr>
-                <w:rFonts w:ascii="Arial" w:eastAsia="Times New Roman" w:hAnsi="Arial" w:cs="Arial"/>
-                <w:b/>
-                <w:bCs/>
-                <w:color w:val="000000"/>
-                <w:sz w:val="16"/>
-                <w:szCs w:val="16"/>
-              </w:rPr>
-            </w:pPr>
-            <w:r>
-              <w:rPr>
-                <w:rFonts w:ascii="Arial" w:eastAsia="Times New Roman" w:hAnsi="Arial" w:cs="Arial"/>
-                <w:b/>
-                <w:bCs/>
-                <w:color w:val="000000"/>
-                <w:sz w:val="16"/>
-                <w:szCs w:val="16"/>
-              </w:rPr>
-              <w:t>(1)</w:t>
-            </w:r>
-          </w:p>
-        </w:tc>
-        <w:tc>
-          <w:tcPr>
-            <w:tcW w:w="328" w:type="pct"/>
-            <w:tcBorders>
-              <w:top w:val="nil"/>
-              <w:left w:val="nil"/>
-              <w:bottom w:val="single" w:sz="4" w:space="0" w:color="auto"/>
-              <w:right w:val="single" w:sz="4" w:space="0" w:color="auto"/>
-            </w:tcBorders>
-            <w:vAlign w:val="center"/>
-            <w:hideMark/>
-          </w:tcPr>
-          <w:p>
-            <w:pPr>
-              <w:spacing w:after="0" w:line="240" w:lineRule="auto"/>
-              <w:jc w:val="center"/>
-              <w:rPr>
-                <w:rFonts w:ascii="Arial" w:eastAsia="Times New Roman" w:hAnsi="Arial" w:cs="Arial"/>
-                <w:b/>
-                <w:bCs/>
-                <w:color w:val="000000"/>
-                <w:sz w:val="16"/>
-                <w:szCs w:val="16"/>
-              </w:rPr>
-            </w:pPr>
-            <w:r>
-              <w:rPr>
-                <w:rFonts w:ascii="Arial" w:eastAsia="Times New Roman" w:hAnsi="Arial" w:cs="Arial"/>
-                <w:b/>
-                <w:bCs/>
-                <w:color w:val="000000"/>
-                <w:sz w:val="16"/>
-                <w:szCs w:val="16"/>
-              </w:rPr>
-              <w:t>(2)</w:t>
-            </w:r>
-          </w:p>
-        </w:tc>
-        <w:tc>
-          <w:tcPr>
-            <w:tcW w:w="324" w:type="pct"/>
-            <w:tcBorders>
-              <w:top w:val="nil"/>
-              <w:left w:val="nil"/>
-              <w:bottom w:val="single" w:sz="4" w:space="0" w:color="auto"/>
-              <w:right w:val="single" w:sz="4" w:space="0" w:color="auto"/>
-            </w:tcBorders>
-            <w:vAlign w:val="center"/>
-            <w:hideMark/>
-          </w:tcPr>
-          <w:p>
-            <w:pPr>
-              <w:spacing w:after="0" w:line="240" w:lineRule="auto"/>
-              <w:jc w:val="center"/>
-              <w:rPr>
-                <w:rFonts w:ascii="Arial" w:eastAsia="Times New Roman" w:hAnsi="Arial" w:cs="Arial"/>
-                <w:b/>
-                <w:bCs/>
-                <w:color w:val="000000"/>
-                <w:sz w:val="16"/>
-                <w:szCs w:val="16"/>
-              </w:rPr>
-            </w:pPr>
-            <w:r>
-              <w:rPr>
-                <w:rFonts w:ascii="Arial" w:eastAsia="Times New Roman" w:hAnsi="Arial" w:cs="Arial"/>
-                <w:b/>
-                <w:bCs/>
-                <w:color w:val="000000"/>
-                <w:sz w:val="16"/>
-                <w:szCs w:val="16"/>
-              </w:rPr>
-              <w:t>(3)</w:t>
-            </w:r>
-          </w:p>
-        </w:tc>
-        <w:tc>
-          <w:tcPr>
-            <w:tcW w:w="251" w:type="pct"/>
-            <w:tcBorders>
-              <w:top w:val="nil"/>
-              <w:left w:val="nil"/>
-              <w:bottom w:val="single" w:sz="4" w:space="0" w:color="auto"/>
-              <w:right w:val="single" w:sz="4" w:space="0" w:color="auto"/>
-            </w:tcBorders>
-            <w:vAlign w:val="center"/>
-            <w:hideMark/>
-          </w:tcPr>
-          <w:p>
-            <w:pPr>
-              <w:spacing w:after="0" w:line="240" w:lineRule="auto"/>
-              <w:jc w:val="center"/>
-              <w:rPr>
-                <w:rFonts w:ascii="Arial" w:eastAsia="Times New Roman" w:hAnsi="Arial" w:cs="Arial"/>
-                <w:b/>
-                <w:bCs/>
-                <w:color w:val="000000"/>
-                <w:sz w:val="16"/>
-                <w:szCs w:val="16"/>
-              </w:rPr>
-            </w:pPr>
-            <w:r>
-              <w:rPr>
-                <w:rFonts w:ascii="Arial" w:eastAsia="Times New Roman" w:hAnsi="Arial" w:cs="Arial"/>
-                <w:b/>
-                <w:bCs/>
-                <w:color w:val="000000"/>
-                <w:sz w:val="16"/>
-                <w:szCs w:val="16"/>
-              </w:rPr>
-              <w:t>(4)</w:t>
-            </w:r>
-          </w:p>
-        </w:tc>
-        <w:tc>
-          <w:tcPr>
-            <w:tcW w:w="247" w:type="pct"/>
-            <w:tcBorders>
-              <w:top w:val="nil"/>
-              <w:left w:val="nil"/>
-              <w:bottom w:val="single" w:sz="4" w:space="0" w:color="auto"/>
-              <w:right w:val="single" w:sz="4" w:space="0" w:color="auto"/>
-            </w:tcBorders>
-            <w:vAlign w:val="center"/>
-            <w:hideMark/>
-          </w:tcPr>
-          <w:p>
-            <w:pPr>
-              <w:spacing w:after="0" w:line="240" w:lineRule="auto"/>
-              <w:jc w:val="center"/>
-              <w:rPr>
-                <w:rFonts w:ascii="Arial" w:eastAsia="Times New Roman" w:hAnsi="Arial" w:cs="Arial"/>
-                <w:b/>
-                <w:bCs/>
-                <w:color w:val="000000"/>
-                <w:sz w:val="16"/>
-                <w:szCs w:val="16"/>
-              </w:rPr>
-            </w:pPr>
-            <w:r>
-              <w:rPr>
-                <w:rFonts w:ascii="Arial" w:eastAsia="Times New Roman" w:hAnsi="Arial" w:cs="Arial"/>
-                <w:b/>
-                <w:bCs/>
-                <w:color w:val="000000"/>
-                <w:sz w:val="16"/>
-                <w:szCs w:val="16"/>
-              </w:rPr>
-              <w:t>(5)</w:t>
-            </w:r>
-          </w:p>
-        </w:tc>
-        <w:tc>
-          <w:tcPr>
-            <w:tcW w:w="362" w:type="pct"/>
-            <w:tcBorders>
-              <w:top w:val="nil"/>
-              <w:left w:val="nil"/>
-              <w:bottom w:val="single" w:sz="4" w:space="0" w:color="auto"/>
-              <w:right w:val="single" w:sz="4" w:space="0" w:color="auto"/>
-            </w:tcBorders>
-            <w:vAlign w:val="center"/>
-            <w:hideMark/>
-          </w:tcPr>
-          <w:p>
-            <w:pPr>
-              <w:spacing w:after="0" w:line="240" w:lineRule="auto"/>
-              <w:jc w:val="center"/>
-              <w:rPr>
-                <w:rFonts w:ascii="Arial" w:eastAsia="Times New Roman" w:hAnsi="Arial" w:cs="Arial"/>
-                <w:b/>
-                <w:bCs/>
-                <w:color w:val="000000"/>
-                <w:sz w:val="16"/>
-                <w:szCs w:val="16"/>
-              </w:rPr>
-            </w:pPr>
-            <w:r>
-              <w:rPr>
-                <w:rFonts w:ascii="Arial" w:eastAsia="Times New Roman" w:hAnsi="Arial" w:cs="Arial"/>
-                <w:b/>
-                <w:bCs/>
-                <w:color w:val="000000"/>
-                <w:sz w:val="16"/>
-                <w:szCs w:val="16"/>
-              </w:rPr>
-              <w:t>(6)</w:t>
-            </w:r>
-          </w:p>
-        </w:tc>
-        <w:tc>
-          <w:tcPr>
-            <w:tcW w:w="345" w:type="pct"/>
-            <w:tcBorders>
-              <w:top w:val="nil"/>
-              <w:left w:val="nil"/>
-              <w:bottom w:val="single" w:sz="4" w:space="0" w:color="auto"/>
-              <w:right w:val="single" w:sz="4" w:space="0" w:color="auto"/>
-            </w:tcBorders>
-            <w:vAlign w:val="center"/>
-            <w:hideMark/>
-          </w:tcPr>
-          <w:p>
-            <w:pPr>
-              <w:spacing w:after="0" w:line="240" w:lineRule="auto"/>
-              <w:jc w:val="center"/>
-              <w:rPr>
-                <w:rFonts w:ascii="Arial" w:eastAsia="Times New Roman" w:hAnsi="Arial" w:cs="Arial"/>
-                <w:b/>
-                <w:bCs/>
-                <w:color w:val="000000"/>
-                <w:sz w:val="16"/>
-                <w:szCs w:val="16"/>
-              </w:rPr>
-            </w:pPr>
-            <w:r>
-              <w:rPr>
-                <w:rFonts w:ascii="Arial" w:eastAsia="Times New Roman" w:hAnsi="Arial" w:cs="Arial"/>
-                <w:b/>
-                <w:bCs/>
-                <w:color w:val="000000"/>
-                <w:sz w:val="16"/>
-                <w:szCs w:val="16"/>
-              </w:rPr>
-              <w:t>(7)</w:t>
-            </w:r>
-          </w:p>
-        </w:tc>
-        <w:tc>
-          <w:tcPr>
-            <w:tcW w:w="236" w:type="pct"/>
-            <w:tcBorders>
-              <w:top w:val="nil"/>
-              <w:left w:val="nil"/>
-              <w:bottom w:val="single" w:sz="4" w:space="0" w:color="auto"/>
-              <w:right w:val="single" w:sz="4" w:space="0" w:color="auto"/>
-            </w:tcBorders>
-            <w:vAlign w:val="center"/>
-            <w:hideMark/>
-          </w:tcPr>
-          <w:p>
-            <w:pPr>
-              <w:spacing w:after="0" w:line="240" w:lineRule="auto"/>
-              <w:jc w:val="center"/>
-              <w:rPr>
-                <w:rFonts w:ascii="Arial" w:eastAsia="Times New Roman" w:hAnsi="Arial" w:cs="Arial"/>
-                <w:b/>
-                <w:bCs/>
-                <w:color w:val="000000"/>
-                <w:sz w:val="16"/>
-                <w:szCs w:val="16"/>
-              </w:rPr>
-            </w:pPr>
-            <w:r>
-              <w:rPr>
-                <w:rFonts w:ascii="Arial" w:eastAsia="Times New Roman" w:hAnsi="Arial" w:cs="Arial"/>
-                <w:b/>
-                <w:bCs/>
-                <w:color w:val="000000"/>
-                <w:sz w:val="16"/>
-                <w:szCs w:val="16"/>
-              </w:rPr>
-              <w:t>(8)</w:t>
-            </w:r>
-          </w:p>
-        </w:tc>
-        <w:tc>
-          <w:tcPr>
-            <w:tcW w:w="301" w:type="pct"/>
-            <w:tcBorders>
-              <w:top w:val="nil"/>
-              <w:left w:val="nil"/>
-              <w:bottom w:val="single" w:sz="4" w:space="0" w:color="auto"/>
-              <w:right w:val="single" w:sz="4" w:space="0" w:color="auto"/>
-            </w:tcBorders>
-            <w:vAlign w:val="center"/>
-            <w:hideMark/>
-          </w:tcPr>
-          <w:p>
-            <w:pPr>
-              <w:spacing w:after="0" w:line="240" w:lineRule="auto"/>
-              <w:jc w:val="center"/>
-              <w:rPr>
-                <w:rFonts w:ascii="Arial" w:eastAsia="Times New Roman" w:hAnsi="Arial" w:cs="Arial"/>
-                <w:b/>
-                <w:bCs/>
-                <w:color w:val="000000"/>
-                <w:sz w:val="16"/>
-                <w:szCs w:val="16"/>
-              </w:rPr>
-            </w:pPr>
-            <w:r>
-              <w:rPr>
-                <w:rFonts w:ascii="Arial" w:eastAsia="Times New Roman" w:hAnsi="Arial" w:cs="Arial"/>
-                <w:b/>
-                <w:bCs/>
-                <w:color w:val="000000"/>
-                <w:sz w:val="16"/>
-                <w:szCs w:val="16"/>
-              </w:rPr>
-              <w:t>(9)</w:t>
-            </w:r>
-          </w:p>
-        </w:tc>
-        <w:tc>
-          <w:tcPr>
-            <w:tcW w:w="263" w:type="pct"/>
-            <w:tcBorders>
-              <w:top w:val="nil"/>
-              <w:left w:val="nil"/>
-              <w:bottom w:val="single" w:sz="4" w:space="0" w:color="auto"/>
-              <w:right w:val="single" w:sz="4" w:space="0" w:color="auto"/>
-            </w:tcBorders>
-            <w:vAlign w:val="center"/>
-            <w:hideMark/>
-          </w:tcPr>
-          <w:p>
-            <w:pPr>
-              <w:spacing w:after="0" w:line="240" w:lineRule="auto"/>
-              <w:jc w:val="center"/>
-              <w:rPr>
-                <w:rFonts w:ascii="Arial" w:eastAsia="Times New Roman" w:hAnsi="Arial" w:cs="Arial"/>
-                <w:b/>
-                <w:bCs/>
-                <w:color w:val="000000"/>
-                <w:sz w:val="16"/>
-                <w:szCs w:val="16"/>
-              </w:rPr>
-            </w:pPr>
-            <w:r>
-              <w:rPr>
-                <w:rFonts w:ascii="Arial" w:eastAsia="Times New Roman" w:hAnsi="Arial" w:cs="Arial"/>
-                <w:b/>
-                <w:bCs/>
-                <w:color w:val="000000"/>
-                <w:sz w:val="16"/>
-                <w:szCs w:val="16"/>
-              </w:rPr>
-              <w:t>(10)</w:t>
-            </w:r>
-          </w:p>
-        </w:tc>
-        <w:tc>
-          <w:tcPr>
-            <w:tcW w:w="271" w:type="pct"/>
-            <w:tcBorders>
-              <w:top w:val="nil"/>
-              <w:left w:val="nil"/>
-              <w:bottom w:val="single" w:sz="4" w:space="0" w:color="auto"/>
-              <w:right w:val="single" w:sz="4" w:space="0" w:color="auto"/>
-            </w:tcBorders>
-            <w:vAlign w:val="center"/>
-            <w:hideMark/>
-          </w:tcPr>
-          <w:p>
-            <w:pPr>
-              <w:spacing w:after="0" w:line="240" w:lineRule="auto"/>
-              <w:jc w:val="center"/>
-              <w:rPr>
-                <w:rFonts w:ascii="Arial" w:eastAsia="Times New Roman" w:hAnsi="Arial" w:cs="Arial"/>
-                <w:b/>
-                <w:bCs/>
-                <w:color w:val="000000"/>
-                <w:sz w:val="16"/>
-                <w:szCs w:val="16"/>
-              </w:rPr>
-            </w:pPr>
-            <w:r>
-              <w:rPr>
-                <w:rFonts w:ascii="Arial" w:eastAsia="Times New Roman" w:hAnsi="Arial" w:cs="Arial"/>
-                <w:b/>
-                <w:bCs/>
-                <w:color w:val="000000"/>
-                <w:sz w:val="16"/>
-                <w:szCs w:val="16"/>
-              </w:rPr>
-              <w:t>(11)</w:t>
-            </w:r>
-          </w:p>
-        </w:tc>
-        <w:tc>
-          <w:tcPr>
-            <w:tcW w:w="378" w:type="pct"/>
-            <w:tcBorders>
-              <w:top w:val="nil"/>
-              <w:left w:val="nil"/>
-              <w:bottom w:val="single" w:sz="4" w:space="0" w:color="auto"/>
-              <w:right w:val="single" w:sz="4" w:space="0" w:color="auto"/>
-            </w:tcBorders>
-            <w:vAlign w:val="center"/>
-            <w:hideMark/>
-          </w:tcPr>
-          <w:p>
-            <w:pPr>
-              <w:spacing w:after="0" w:line="240" w:lineRule="auto"/>
-              <w:jc w:val="center"/>
-              <w:rPr>
-                <w:rFonts w:ascii="Arial" w:eastAsia="Times New Roman" w:hAnsi="Arial" w:cs="Arial"/>
-                <w:b/>
-                <w:bCs/>
-                <w:color w:val="000000"/>
-                <w:sz w:val="16"/>
-                <w:szCs w:val="16"/>
-              </w:rPr>
-            </w:pPr>
-            <w:r>
-              <w:rPr>
-                <w:rFonts w:ascii="Arial" w:eastAsia="Times New Roman" w:hAnsi="Arial" w:cs="Arial"/>
-                <w:b/>
-                <w:bCs/>
-                <w:color w:val="000000"/>
-                <w:sz w:val="16"/>
-                <w:szCs w:val="16"/>
-              </w:rPr>
-              <w:t>(12)</w:t>
-            </w:r>
-          </w:p>
-        </w:tc>
-        <w:tc>
-          <w:tcPr>
-            <w:tcW w:w="339" w:type="pct"/>
-            <w:tcBorders>
-              <w:top w:val="nil"/>
-              <w:left w:val="nil"/>
-              <w:bottom w:val="single" w:sz="4" w:space="0" w:color="auto"/>
-              <w:right w:val="single" w:sz="4" w:space="0" w:color="auto"/>
-            </w:tcBorders>
-            <w:vAlign w:val="center"/>
-            <w:hideMark/>
-          </w:tcPr>
-          <w:p>
-            <w:pPr>
-              <w:spacing w:after="0" w:line="240" w:lineRule="auto"/>
-              <w:jc w:val="center"/>
-              <w:rPr>
-                <w:rFonts w:ascii="Arial" w:eastAsia="Times New Roman" w:hAnsi="Arial" w:cs="Arial"/>
-                <w:b/>
-                <w:bCs/>
-                <w:color w:val="000000"/>
-                <w:sz w:val="16"/>
-                <w:szCs w:val="16"/>
-              </w:rPr>
-            </w:pPr>
-            <w:r>
-              <w:rPr>
-                <w:rFonts w:ascii="Arial" w:eastAsia="Times New Roman" w:hAnsi="Arial" w:cs="Arial"/>
-                <w:b/>
-                <w:bCs/>
-                <w:color w:val="000000"/>
-                <w:sz w:val="16"/>
-                <w:szCs w:val="16"/>
-              </w:rPr>
-              <w:t>(13)</w:t>
-            </w:r>
-          </w:p>
-        </w:tc>
-        <w:tc>
-          <w:tcPr>
-            <w:tcW w:w="347" w:type="pct"/>
-            <w:tcBorders>
-              <w:top w:val="nil"/>
-              <w:left w:val="nil"/>
-              <w:bottom w:val="single" w:sz="4" w:space="0" w:color="auto"/>
-              <w:right w:val="single" w:sz="4" w:space="0" w:color="auto"/>
-            </w:tcBorders>
-            <w:vAlign w:val="center"/>
-            <w:hideMark/>
-          </w:tcPr>
-          <w:p>
-            <w:pPr>
-              <w:spacing w:after="0" w:line="240" w:lineRule="auto"/>
-              <w:jc w:val="center"/>
-              <w:rPr>
-                <w:rFonts w:ascii="Arial" w:eastAsia="Times New Roman" w:hAnsi="Arial" w:cs="Arial"/>
-                <w:b/>
-                <w:bCs/>
-                <w:color w:val="000000"/>
-                <w:sz w:val="16"/>
-                <w:szCs w:val="16"/>
-              </w:rPr>
-            </w:pPr>
-            <w:r>
-              <w:rPr>
-                <w:rFonts w:ascii="Arial" w:eastAsia="Times New Roman" w:hAnsi="Arial" w:cs="Arial"/>
-                <w:b/>
-                <w:bCs/>
-                <w:color w:val="000000"/>
-                <w:sz w:val="16"/>
-                <w:szCs w:val="16"/>
-              </w:rPr>
-              <w:t>(14)</w:t>
-            </w:r>
-          </w:p>
-        </w:tc>
-        <w:tc>
-          <w:tcPr>
-            <w:tcW w:w="435" w:type="pct"/>
-            <w:tcBorders>
-              <w:top w:val="nil"/>
-              <w:left w:val="nil"/>
-              <w:bottom w:val="single" w:sz="4" w:space="0" w:color="auto"/>
-              <w:right w:val="single" w:sz="4" w:space="0" w:color="auto"/>
-            </w:tcBorders>
-            <w:vAlign w:val="center"/>
-            <w:hideMark/>
-          </w:tcPr>
-          <w:p>
-            <w:pPr>
-              <w:spacing w:after="0" w:line="240" w:lineRule="auto"/>
-              <w:jc w:val="center"/>
-              <w:rPr>
-                <w:rFonts w:ascii="Arial" w:eastAsia="Times New Roman" w:hAnsi="Arial" w:cs="Arial"/>
-                <w:b/>
-                <w:bCs/>
-                <w:color w:val="000000"/>
-                <w:sz w:val="16"/>
-                <w:szCs w:val="16"/>
-              </w:rPr>
-            </w:pPr>
-            <w:r>
-              <w:rPr>
-                <w:rFonts w:ascii="Arial" w:eastAsia="Times New Roman" w:hAnsi="Arial" w:cs="Arial"/>
-                <w:b/>
-                <w:bCs/>
-                <w:color w:val="000000"/>
-                <w:sz w:val="16"/>
-                <w:szCs w:val="16"/>
-              </w:rPr>
-              <w:t>(15)=(14)/(11)</w:t>
-            </w:r>
-          </w:p>
-        </w:tc>
-        <w:tc>
-          <w:tcPr>
-            <w:tcW w:w="267" w:type="pct"/>
-            <w:tcBorders>
-              <w:top w:val="nil"/>
-              <w:left w:val="nil"/>
-              <w:bottom w:val="single" w:sz="4" w:space="0" w:color="auto"/>
-              <w:right w:val="single" w:sz="4" w:space="0" w:color="auto"/>
-            </w:tcBorders>
-            <w:vAlign w:val="center"/>
-            <w:hideMark/>
-          </w:tcPr>
-          <w:p>
-            <w:pPr>
-              <w:spacing w:after="0" w:line="240" w:lineRule="auto"/>
-              <w:jc w:val="center"/>
-              <w:rPr>
-                <w:rFonts w:ascii="Arial" w:eastAsia="Times New Roman" w:hAnsi="Arial" w:cs="Arial"/>
-                <w:b/>
-                <w:bCs/>
-                <w:color w:val="000000"/>
-                <w:sz w:val="16"/>
-                <w:szCs w:val="16"/>
-              </w:rPr>
-            </w:pPr>
-            <w:r>
-              <w:rPr>
-                <w:rFonts w:ascii="Arial" w:eastAsia="Times New Roman" w:hAnsi="Arial" w:cs="Arial"/>
-                <w:b/>
-                <w:bCs/>
-                <w:color w:val="000000"/>
-                <w:sz w:val="16"/>
-                <w:szCs w:val="16"/>
-              </w:rPr>
-              <w:t>(18)</w:t>
-            </w:r>
-          </w:p>
-        </w:tc>
-      </w:tr>
-      <w:tr>
-        <w:trPr>
-          <w:trHeight w:val="300"/>
-        </w:trPr>
-        <w:tc>
-          <w:tcPr>
-            <w:tcW w:w="305" w:type="pct"/>
-            <w:tcBorders>
-              <w:top w:val="nil"/>
-              <w:left w:val="single" w:sz="4" w:space="0" w:color="auto"/>
-              <w:bottom w:val="single" w:sz="4" w:space="0" w:color="auto"/>
-              <w:right w:val="single" w:sz="4" w:space="0" w:color="auto"/>
-            </w:tcBorders>
-            <w:vAlign w:val="center"/>
-            <w:hideMark/>
-          </w:tcPr>
-          <w:p>
-            <w:pPr>
-              <w:spacing w:after="0" w:line="240" w:lineRule="auto"/>
-              <w:jc w:val="center"/>
-              <w:rPr>
-                <w:rFonts w:ascii="Arial" w:eastAsia="Times New Roman" w:hAnsi="Arial" w:cs="Arial"/>
-                <w:color w:val="000000"/>
-                <w:sz w:val="16"/>
-                <w:szCs w:val="16"/>
-              </w:rPr>
-            </w:pPr>
-            <w:r>
-              <w:rPr>
-                <w:rFonts w:ascii="Arial" w:eastAsia="Times New Roman" w:hAnsi="Arial" w:cs="Arial"/>
-                <w:color w:val="000000"/>
-                <w:sz w:val="16"/>
-                <w:szCs w:val="16"/>
-              </w:rPr>
-              <w:t>{#peserta}{no}</w:t>
-            </w:r>
-            <w:r>
-              <w:rPr>
-                <w:rFonts w:ascii="Arial" w:eastAsia="Times New Roman" w:hAnsi="Arial" w:cs="Arial"/>
-                <w:color w:val="000000"/>
-                <w:sz w:val="16"/>
-                <w:szCs w:val="16"/>
-              </w:rPr>
-              <w:t> </w:t>
-            </w:r>
-          </w:p>
-        </w:tc>
-        <w:tc>
-          <w:tcPr>
-            <w:tcW w:w="328" w:type="pct"/>
-            <w:tcBorders>
-              <w:top w:val="nil"/>
-              <w:left w:val="nil"/>
-              <w:bottom w:val="single" w:sz="4" w:space="0" w:color="auto"/>
-              <w:right w:val="single" w:sz="4" w:space="0" w:color="auto"/>
-            </w:tcBorders>
-            <w:vAlign w:val="center"/>
-            <w:hideMark/>
-          </w:tcPr>
-          <w:p>
-            <w:pPr>
-              <w:spacing w:after="0" w:line="240" w:lineRule="auto"/>
-              <w:rPr>
-                <w:rFonts w:ascii="Arial" w:eastAsia="Times New Roman" w:hAnsi="Arial" w:cs="Arial"/>
-                <w:color w:val="000000"/>
-                <w:sz w:val="16"/>
-                <w:szCs w:val="16"/>
-              </w:rPr>
-            </w:pPr>
-            <w:r>
-              <w:rPr>
-                <w:rFonts w:ascii="Arial" w:eastAsia="Times New Roman" w:hAnsi="Arial" w:cs="Arial"/>
-                <w:color w:val="000000"/>
-                <w:sz w:val="16"/>
-                <w:szCs w:val="16"/>
-              </w:rPr>
-              <w:t> </w:t>
-            </w:r>
-          </w:p>
-          <w:p>
-            <w:pPr>
-              <w:spacing w:after="0" w:line="240" w:lineRule="auto"/>
-              <w:rPr>
-                <w:rFonts w:ascii="Arial" w:eastAsia="Times New Roman" w:hAnsi="Arial" w:cs="Arial"/>
-                <w:color w:val="000000"/>
-                <w:sz w:val="16"/>
-                <w:szCs w:val="16"/>
-              </w:rPr>
-            </w:pPr>
-            <w:r>
-              <w:rPr>
-                <w:rFonts w:ascii="Arial" w:eastAsia="Times New Roman" w:hAnsi="Arial" w:cs="Arial"/>
-                <w:color w:val="000000"/>
-                <w:sz w:val="16"/>
-                <w:szCs w:val="16"/>
-              </w:rPr>
-              <w:t>{nama_petugas}</w:t>
-            </w:r>
-          </w:p>
-          <w:p>
-            <w:pPr>
-              <w:spacing w:after="0" w:line="240" w:lineRule="auto"/>
-              <w:rPr>
-                <w:rFonts w:ascii="Arial" w:eastAsia="Times New Roman" w:hAnsi="Arial" w:cs="Arial"/>
-                <w:color w:val="000000"/>
-                <w:sz w:val="16"/>
-                <w:szCs w:val="16"/>
-              </w:rPr>
-            </w:pPr>
-          </w:p>
-        </w:tc>
-        <w:tc>
-          <w:tcPr>
-            <w:tcW w:w="324" w:type="pct"/>
-            <w:tcBorders>
-              <w:top w:val="nil"/>
-              <w:left w:val="nil"/>
-              <w:bottom w:val="single" w:sz="4" w:space="0" w:color="auto"/>
-              <w:right w:val="single" w:sz="4" w:space="0" w:color="auto"/>
-            </w:tcBorders>
-            <w:vAlign w:val="center"/>
-            <w:hideMark/>
-          </w:tcPr>
-          <w:p>
-            <w:pPr>
-              <w:spacing w:after="0" w:line="240" w:lineRule="auto"/>
-              <w:rPr>
-                <w:rFonts w:ascii="Arial" w:eastAsia="Times New Roman" w:hAnsi="Arial" w:cs="Arial"/>
-                <w:color w:val="000000"/>
-                <w:sz w:val="16"/>
-                <w:szCs w:val="16"/>
-              </w:rPr>
-            </w:pPr>
-            <w:r>
-              <w:rPr>
-                <w:rFonts w:ascii="Arial" w:eastAsia="Times New Roman" w:hAnsi="Arial" w:cs="Arial"/>
-                <w:color w:val="000000"/>
-                <w:sz w:val="16"/>
-                <w:szCs w:val="16"/>
-              </w:rPr>
-              <w:t> </w:t>
-            </w:r>
-          </w:p>
-          <w:p>
-            <w:pPr>
-              <w:spacing w:after="0" w:line="240" w:lineRule="auto"/>
-              <w:rPr>
-                <w:rFonts w:ascii="Arial" w:eastAsia="Times New Roman" w:hAnsi="Arial" w:cs="Arial"/>
-                <w:color w:val="000000"/>
-                <w:sz w:val="16"/>
-                <w:szCs w:val="16"/>
-              </w:rPr>
-            </w:pPr>
-            <w:r>
-              <w:rPr>
-                <w:rFonts w:ascii="Arial" w:eastAsia="Times New Roman" w:hAnsi="Arial" w:cs="Arial"/>
-                <w:color w:val="000000"/>
-                <w:sz w:val="16"/>
-                <w:szCs w:val="16"/>
-              </w:rPr>
-              <w:t>{email_petugas}</w:t>
-            </w:r>
-          </w:p>
-          <w:p>
-            <w:pPr>
-              <w:spacing w:after="0" w:line="240" w:lineRule="auto"/>
-              <w:rPr>
-                <w:rFonts w:ascii="Arial" w:eastAsia="Times New Roman" w:hAnsi="Arial" w:cs="Arial"/>
-                <w:color w:val="000000"/>
-                <w:sz w:val="16"/>
-                <w:szCs w:val="16"/>
-              </w:rPr>
-            </w:pPr>
-          </w:p>
-        </w:tc>
-        <w:tc>
-          <w:tcPr>
-            <w:tcW w:w="251" w:type="pct"/>
-            <w:tcBorders>
-              <w:top w:val="nil"/>
-              <w:left w:val="nil"/>
-              <w:bottom w:val="single" w:sz="4" w:space="0" w:color="auto"/>
-              <w:right w:val="single" w:sz="4" w:space="0" w:color="auto"/>
-            </w:tcBorders>
-            <w:vAlign w:val="center"/>
-            <w:hideMark/>
-          </w:tcPr>
-          <w:p>
-            <w:pPr>
-              <w:spacing w:after="0" w:line="240" w:lineRule="auto"/>
-              <w:rPr>
-                <w:rFonts w:ascii="Arial" w:eastAsia="Times New Roman" w:hAnsi="Arial" w:cs="Arial"/>
-                <w:color w:val="000000"/>
-                <w:sz w:val="16"/>
-                <w:szCs w:val="16"/>
-              </w:rPr>
-            </w:pPr>
-            <w:r>
-              <w:rPr>
-                <w:rFonts w:ascii="Arial" w:eastAsia="Times New Roman" w:hAnsi="Arial" w:cs="Arial"/>
-                <w:color w:val="000000"/>
-                <w:sz w:val="16"/>
-                <w:szCs w:val="16"/>
-              </w:rPr>
-              <w:t> </w:t>
-            </w:r>
-          </w:p>
-          <w:p>
-            <w:pPr>
-              <w:spacing w:after="0" w:line="240" w:lineRule="auto"/>
-              <w:rPr>
-                <w:rFonts w:ascii="Arial" w:eastAsia="Times New Roman" w:hAnsi="Arial" w:cs="Arial"/>
-                <w:color w:val="000000"/>
-                <w:sz w:val="16"/>
-                <w:szCs w:val="16"/>
-              </w:rPr>
-            </w:pPr>
-            <w:r>
-              <w:rPr>
-                <w:rFonts w:ascii="Arial" w:eastAsia="Times New Roman" w:hAnsi="Arial" w:cs="Arial"/>
-                <w:color w:val="000000"/>
-                <w:sz w:val="16"/>
-                <w:szCs w:val="16"/>
-              </w:rPr>
-              <w:t>{nama_ppl}</w:t>
-            </w:r>
-          </w:p>
-          <w:p>
-            <w:pPr>
-              <w:spacing w:after="0" w:line="240" w:lineRule="auto"/>
-              <w:rPr>
-                <w:rFonts w:ascii="Arial" w:eastAsia="Times New Roman" w:hAnsi="Arial" w:cs="Arial"/>
-                <w:color w:val="000000"/>
-                <w:sz w:val="16"/>
-                <w:szCs w:val="16"/>
-              </w:rPr>
-            </w:pPr>
-          </w:p>
-        </w:tc>
-        <w:tc>
-          <w:tcPr>
-            <w:tcW w:w="247" w:type="pct"/>
-            <w:tcBorders>
-              <w:top w:val="nil"/>
-              <w:left w:val="nil"/>
-              <w:bottom w:val="single" w:sz="4" w:space="0" w:color="auto"/>
-              <w:right w:val="single" w:sz="4" w:space="0" w:color="auto"/>
-            </w:tcBorders>
-            <w:vAlign w:val="center"/>
-            <w:hideMark/>
-          </w:tcPr>
-          <w:p>
-            <w:pPr>
-              <w:spacing w:after="0" w:line="240" w:lineRule="auto"/>
-              <w:rPr>
-                <w:rFonts w:ascii="Arial" w:eastAsia="Times New Roman" w:hAnsi="Arial" w:cs="Arial"/>
-                <w:color w:val="000000"/>
-                <w:sz w:val="16"/>
-                <w:szCs w:val="16"/>
-              </w:rPr>
-            </w:pPr>
-            <w:r>
-              <w:rPr>
-                <w:rFonts w:ascii="Arial" w:eastAsia="Times New Roman" w:hAnsi="Arial" w:cs="Arial"/>
-                <w:color w:val="000000"/>
-                <w:sz w:val="16"/>
-                <w:szCs w:val="16"/>
-              </w:rPr>
-              <w:t> </w:t>
-            </w:r>
-          </w:p>
-          <w:p>
-            <w:pPr>
-              <w:spacing w:after="0" w:line="240" w:lineRule="auto"/>
-              <w:rPr>
-                <w:rFonts w:ascii="Arial" w:eastAsia="Times New Roman" w:hAnsi="Arial" w:cs="Arial"/>
-                <w:color w:val="000000"/>
-                <w:sz w:val="16"/>
-                <w:szCs w:val="16"/>
-              </w:rPr>
-            </w:pPr>
-            <w:r>
-              <w:rPr>
-                <w:rFonts w:ascii="Arial" w:eastAsia="Times New Roman" w:hAnsi="Arial" w:cs="Arial"/>
-                <w:color w:val="000000"/>
-                <w:sz w:val="16"/>
-                <w:szCs w:val="16"/>
-              </w:rPr>
-              <w:t>{email_ppl}</w:t>
-            </w:r>
-          </w:p>
-          <w:p>
-            <w:pPr>
-              <w:spacing w:after="0" w:line="240" w:lineRule="auto"/>
-              <w:rPr>
-                <w:rFonts w:ascii="Arial" w:eastAsia="Times New Roman" w:hAnsi="Arial" w:cs="Arial"/>
-                <w:color w:val="000000"/>
-                <w:sz w:val="16"/>
-                <w:szCs w:val="16"/>
-              </w:rPr>
-            </w:pPr>
-          </w:p>
-        </w:tc>
-        <w:tc>
-          <w:tcPr>
-            <w:tcW w:w="362" w:type="pct"/>
-            <w:tcBorders>
-              <w:top w:val="nil"/>
-              <w:left w:val="nil"/>
-              <w:bottom w:val="single" w:sz="4" w:space="0" w:color="auto"/>
-              <w:right w:val="single" w:sz="4" w:space="0" w:color="auto"/>
-            </w:tcBorders>
-            <w:vAlign w:val="center"/>
-            <w:hideMark/>
-          </w:tcPr>
-          <w:p>
-            <w:pPr>
-              <w:spacing w:after="0" w:line="240" w:lineRule="auto"/>
-              <w:jc w:val="center"/>
-              <w:rPr>
-                <w:rFonts w:ascii="Arial" w:eastAsia="Times New Roman" w:hAnsi="Arial" w:cs="Arial"/>
-                <w:color w:val="000000"/>
-                <w:sz w:val="16"/>
-                <w:szCs w:val="16"/>
-              </w:rPr>
-            </w:pPr>
-            <w:r>
-              <w:rPr>
-                <w:rFonts w:ascii="Arial" w:eastAsia="Times New Roman" w:hAnsi="Arial" w:cs="Arial"/>
-                <w:color w:val="000000"/>
-                <w:sz w:val="16"/>
-                <w:szCs w:val="16"/>
-              </w:rPr>
-              <w:t> </w:t>
-            </w:r>
-          </w:p>
-          <w:p>
-            <w:pPr>
-              <w:spacing w:after="0" w:line="240" w:lineRule="auto"/>
-              <w:jc w:val="center"/>
-              <w:rPr>
-                <w:rFonts w:ascii="Arial" w:eastAsia="Times New Roman" w:hAnsi="Arial" w:cs="Arial"/>
-                <w:color w:val="000000"/>
-                <w:sz w:val="16"/>
-                <w:szCs w:val="16"/>
-              </w:rPr>
-            </w:pPr>
-            <w:r>
-              <w:rPr>
-                <w:rFonts w:ascii="Arial" w:eastAsia="Times New Roman" w:hAnsi="Arial" w:cs="Arial"/>
-                <w:color w:val="000000"/>
-                <w:sz w:val="16"/>
-                <w:szCs w:val="16"/>
-              </w:rPr>
-              <w:t>{kode_kecamatan}</w:t>
-            </w:r>
-          </w:p>
-          <w:p>
-            <w:pPr>
-              <w:spacing w:after="0" w:line="240" w:lineRule="auto"/>
-              <w:jc w:val="center"/>
-              <w:rPr>
-                <w:rFonts w:ascii="Arial" w:eastAsia="Times New Roman" w:hAnsi="Arial" w:cs="Arial"/>
-                <w:color w:val="000000"/>
-                <w:sz w:val="16"/>
-                <w:szCs w:val="16"/>
-              </w:rPr>
-            </w:pPr>
-          </w:p>
-        </w:tc>
-        <w:tc>
-          <w:tcPr>
-            <w:tcW w:w="345" w:type="pct"/>
-            <w:tcBorders>
-              <w:top w:val="nil"/>
-              <w:left w:val="nil"/>
-              <w:bottom w:val="single" w:sz="4" w:space="0" w:color="auto"/>
-              <w:right w:val="single" w:sz="4" w:space="0" w:color="auto"/>
-            </w:tcBorders>
-            <w:vAlign w:val="center"/>
-            <w:hideMark/>
-          </w:tcPr>
-          <w:p>
-            <w:pPr>
-              <w:spacing w:after="0" w:line="240" w:lineRule="auto"/>
-              <w:jc w:val="center"/>
-              <w:rPr>
-                <w:rFonts w:ascii="Arial" w:eastAsia="Times New Roman" w:hAnsi="Arial" w:cs="Arial"/>
-                <w:color w:val="000000"/>
-                <w:sz w:val="16"/>
-                <w:szCs w:val="16"/>
-              </w:rPr>
-            </w:pPr>
-            <w:r>
-              <w:rPr>
-                <w:rFonts w:ascii="Arial" w:eastAsia="Times New Roman" w:hAnsi="Arial" w:cs="Arial"/>
-                <w:color w:val="000000"/>
-                <w:sz w:val="16"/>
-                <w:szCs w:val="16"/>
-              </w:rPr>
-              <w:t>{kode_kelurahan}</w:t>
-            </w:r>
-          </w:p>
-          <w:p>
-            <w:pPr>
-              <w:spacing w:after="0" w:line="240" w:lineRule="auto"/>
-              <w:jc w:val="center"/>
-              <w:rPr>
-                <w:rFonts w:ascii="Arial" w:eastAsia="Times New Roman" w:hAnsi="Arial" w:cs="Arial"/>
-                <w:color w:val="000000"/>
-                <w:sz w:val="16"/>
-                <w:szCs w:val="16"/>
-              </w:rPr>
-            </w:pPr>
-            <w:r>
-              <w:rPr>
-                <w:rFonts w:ascii="Arial" w:eastAsia="Times New Roman" w:hAnsi="Arial" w:cs="Arial"/>
-                <w:color w:val="000000"/>
-                <w:sz w:val="16"/>
-                <w:szCs w:val="16"/>
-              </w:rPr>
-              <w:t> </w:t>
-            </w:r>
-          </w:p>
-        </w:tc>
-        <w:tc>
-          <w:tcPr>
-            <w:tcW w:w="236" w:type="pct"/>
-            <w:tcBorders>
-              <w:top w:val="nil"/>
-              <w:left w:val="nil"/>
-              <w:bottom w:val="single" w:sz="4" w:space="0" w:color="auto"/>
-              <w:right w:val="single" w:sz="4" w:space="0" w:color="auto"/>
-            </w:tcBorders>
-            <w:vAlign w:val="center"/>
-            <w:hideMark/>
-          </w:tcPr>
-          <w:p>
-            <w:pPr>
-              <w:spacing w:after="0" w:line="240" w:lineRule="auto"/>
-              <w:jc w:val="center"/>
-              <w:rPr>
-                <w:rFonts w:ascii="Arial" w:eastAsia="Times New Roman" w:hAnsi="Arial" w:cs="Arial"/>
-                <w:color w:val="000000"/>
-                <w:sz w:val="16"/>
-                <w:szCs w:val="16"/>
-              </w:rPr>
-            </w:pPr>
-            <w:r>
-              <w:rPr>
-                <w:rFonts w:ascii="Arial" w:eastAsia="Times New Roman" w:hAnsi="Arial" w:cs="Arial"/>
-                <w:color w:val="000000"/>
-                <w:sz w:val="16"/>
-                <w:szCs w:val="16"/>
-              </w:rPr>
-              <w:t> </w:t>
-            </w:r>
-          </w:p>
-          <w:p>
-            <w:pPr>
-              <w:spacing w:after="0" w:line="240" w:lineRule="auto"/>
-              <w:jc w:val="center"/>
-              <w:rPr>
-                <w:rFonts w:ascii="Arial" w:eastAsia="Times New Roman" w:hAnsi="Arial" w:cs="Arial"/>
-                <w:color w:val="000000"/>
-                <w:sz w:val="16"/>
-                <w:szCs w:val="16"/>
-              </w:rPr>
-            </w:pPr>
-            <w:r>
-              <w:rPr>
-                <w:rFonts w:ascii="Arial" w:eastAsia="Times New Roman" w:hAnsi="Arial" w:cs="Arial"/>
-                <w:color w:val="000000"/>
-                <w:sz w:val="16"/>
-                <w:szCs w:val="16"/>
-              </w:rPr>
-              <w:t>{kode_sls}</w:t>
-            </w:r>
-          </w:p>
-          <w:p>
-            <w:pPr>
-              <w:spacing w:after="0" w:line="240" w:lineRule="auto"/>
-              <w:jc w:val="center"/>
-              <w:rPr>
-                <w:rFonts w:ascii="Arial" w:eastAsia="Times New Roman" w:hAnsi="Arial" w:cs="Arial"/>
-                <w:color w:val="000000"/>
-                <w:sz w:val="16"/>
-                <w:szCs w:val="16"/>
-              </w:rPr>
-            </w:pPr>
-          </w:p>
-        </w:tc>
-        <w:tc>
-          <w:tcPr>
-            <w:tcW w:w="301" w:type="pct"/>
-            <w:tcBorders>
-              <w:top w:val="nil"/>
-              <w:left w:val="nil"/>
-              <w:bottom w:val="single" w:sz="4" w:space="0" w:color="auto"/>
-              <w:right w:val="single" w:sz="4" w:space="0" w:color="auto"/>
-            </w:tcBorders>
-            <w:noWrap/>
-            <w:vAlign w:val="center"/>
-            <w:hideMark/>
-          </w:tcPr>
-          <w:p>
-            <w:pPr>
-              <w:spacing w:after="0" w:line="240" w:lineRule="auto"/>
-              <w:rPr>
-                <w:rFonts w:ascii="Arial" w:eastAsia="Times New Roman" w:hAnsi="Arial" w:cs="Arial"/>
-                <w:color w:val="000000"/>
-                <w:sz w:val="16"/>
-                <w:szCs w:val="16"/>
-              </w:rPr>
-            </w:pPr>
-            <w:r>
-              <w:rPr>
-                <w:rFonts w:ascii="Arial" w:eastAsia="Times New Roman" w:hAnsi="Arial" w:cs="Arial"/>
-                <w:color w:val="000000"/>
-                <w:sz w:val="16"/>
-                <w:szCs w:val="16"/>
-              </w:rPr>
-              <w:t> </w:t>
-            </w:r>
-          </w:p>
-          <w:p>
-            <w:pPr>
-              <w:spacing w:after="0" w:line="240" w:lineRule="auto"/>
-              <w:rPr>
-                <w:rFonts w:ascii="Arial" w:eastAsia="Times New Roman" w:hAnsi="Arial" w:cs="Arial"/>
-                <w:color w:val="000000"/>
-                <w:sz w:val="16"/>
-                <w:szCs w:val="16"/>
-              </w:rPr>
-            </w:pPr>
-            <w:r>
-              <w:rPr>
-                <w:rFonts w:ascii="Arial" w:eastAsia="Times New Roman" w:hAnsi="Arial" w:cs="Arial"/>
-                <w:color w:val="000000"/>
-                <w:sz w:val="16"/>
-                <w:szCs w:val="16"/>
-              </w:rPr>
-              <w:t>{pre_keluarga}</w:t>
-            </w:r>
-          </w:p>
-          <w:p>
-            <w:pPr>
-              <w:spacing w:after="0" w:line="240" w:lineRule="auto"/>
-              <w:rPr>
-                <w:rFonts w:ascii="Arial" w:eastAsia="Times New Roman" w:hAnsi="Arial" w:cs="Arial"/>
-                <w:color w:val="000000"/>
-                <w:sz w:val="16"/>
-                <w:szCs w:val="16"/>
-              </w:rPr>
-            </w:pPr>
-          </w:p>
-        </w:tc>
-        <w:tc>
-          <w:tcPr>
-            <w:tcW w:w="263" w:type="pct"/>
-            <w:tcBorders>
-              <w:top w:val="nil"/>
-              <w:left w:val="nil"/>
-              <w:bottom w:val="single" w:sz="4" w:space="0" w:color="auto"/>
-              <w:right w:val="single" w:sz="4" w:space="0" w:color="auto"/>
-            </w:tcBorders>
-            <w:noWrap/>
-            <w:vAlign w:val="center"/>
-            <w:hideMark/>
-          </w:tcPr>
-          <w:p>
-            <w:pPr>
-              <w:spacing w:after="0" w:line="240" w:lineRule="auto"/>
-              <w:rPr>
-                <w:rFonts w:ascii="Arial" w:eastAsia="Times New Roman" w:hAnsi="Arial" w:cs="Arial"/>
-                <w:color w:val="000000"/>
-                <w:sz w:val="16"/>
-                <w:szCs w:val="16"/>
-              </w:rPr>
-            </w:pPr>
-            <w:r>
-              <w:rPr>
-                <w:rFonts w:ascii="Arial" w:eastAsia="Times New Roman" w:hAnsi="Arial" w:cs="Arial"/>
-                <w:color w:val="000000"/>
-                <w:sz w:val="16"/>
-                <w:szCs w:val="16"/>
-              </w:rPr>
-              <w:t> </w:t>
-            </w:r>
-          </w:p>
-          <w:p>
-            <w:pPr>
-              <w:spacing w:after="0" w:line="240" w:lineRule="auto"/>
-              <w:rPr>
-                <w:rFonts w:ascii="Arial" w:eastAsia="Times New Roman" w:hAnsi="Arial" w:cs="Arial"/>
-                <w:color w:val="000000"/>
-                <w:sz w:val="16"/>
-                <w:szCs w:val="16"/>
-              </w:rPr>
-            </w:pPr>
-            <w:r>
-              <w:rPr>
-                <w:rFonts w:ascii="Arial" w:eastAsia="Times New Roman" w:hAnsi="Arial" w:cs="Arial"/>
-                <w:color w:val="000000"/>
-                <w:sz w:val="16"/>
-                <w:szCs w:val="16"/>
-              </w:rPr>
-              <w:t>{pre_usaha}</w:t>
-            </w:r>
-          </w:p>
-          <w:p>
-            <w:pPr>
-              <w:spacing w:after="0" w:line="240" w:lineRule="auto"/>
-              <w:rPr>
-                <w:rFonts w:ascii="Arial" w:eastAsia="Times New Roman" w:hAnsi="Arial" w:cs="Arial"/>
-                <w:color w:val="000000"/>
-                <w:sz w:val="16"/>
-                <w:szCs w:val="16"/>
-              </w:rPr>
-            </w:pPr>
-          </w:p>
-        </w:tc>
-        <w:tc>
-          <w:tcPr>
-            <w:tcW w:w="271" w:type="pct"/>
-            <w:tcBorders>
-              <w:top w:val="nil"/>
-              <w:left w:val="nil"/>
-              <w:bottom w:val="single" w:sz="4" w:space="0" w:color="auto"/>
-              <w:right w:val="single" w:sz="4" w:space="0" w:color="auto"/>
-            </w:tcBorders>
-            <w:noWrap/>
-            <w:vAlign w:val="center"/>
-            <w:hideMark/>
-          </w:tcPr>
-          <w:p>
-            <w:pPr>
-              <w:spacing w:after="0" w:line="240" w:lineRule="auto"/>
-              <w:rPr>
-                <w:rFonts w:ascii="Arial" w:eastAsia="Times New Roman" w:hAnsi="Arial" w:cs="Arial"/>
-                <w:color w:val="000000"/>
-                <w:sz w:val="16"/>
-                <w:szCs w:val="16"/>
-              </w:rPr>
-            </w:pPr>
-            <w:r>
-              <w:rPr>
-                <w:rFonts w:ascii="Arial" w:eastAsia="Times New Roman" w:hAnsi="Arial" w:cs="Arial"/>
-                <w:color w:val="000000"/>
-                <w:sz w:val="16"/>
-                <w:szCs w:val="16"/>
-              </w:rPr>
-              <w:t> </w:t>
-            </w:r>
-          </w:p>
-          <w:p>
-            <w:pPr>
-              <w:spacing w:after="0" w:line="240" w:lineRule="auto"/>
-              <w:rPr>
-                <w:rFonts w:ascii="Arial" w:eastAsia="Times New Roman" w:hAnsi="Arial" w:cs="Arial"/>
-                <w:color w:val="000000"/>
-                <w:sz w:val="16"/>
-                <w:szCs w:val="16"/>
-              </w:rPr>
-            </w:pPr>
-            <w:r>
-              <w:rPr>
-                <w:rFonts w:ascii="Arial" w:eastAsia="Times New Roman" w:hAnsi="Arial" w:cs="Arial"/>
-                <w:color w:val="000000"/>
-                <w:sz w:val="16"/>
-                <w:szCs w:val="16"/>
-              </w:rPr>
-              <w:t>{jumlah_pre}</w:t>
-            </w:r>
-          </w:p>
-          <w:p>
-            <w:pPr>
-              <w:spacing w:after="0" w:line="240" w:lineRule="auto"/>
-              <w:rPr>
-                <w:rFonts w:ascii="Arial" w:eastAsia="Times New Roman" w:hAnsi="Arial" w:cs="Arial"/>
-                <w:color w:val="000000"/>
-                <w:sz w:val="16"/>
-                <w:szCs w:val="16"/>
-              </w:rPr>
-            </w:pPr>
-          </w:p>
-        </w:tc>
-        <w:tc>
-          <w:tcPr>
-            <w:tcW w:w="378" w:type="pct"/>
-            <w:tcBorders>
-              <w:top w:val="nil"/>
-              <w:left w:val="nil"/>
-              <w:bottom w:val="single" w:sz="4" w:space="0" w:color="auto"/>
-              <w:right w:val="single" w:sz="4" w:space="0" w:color="auto"/>
-            </w:tcBorders>
-            <w:noWrap/>
-            <w:vAlign w:val="center"/>
-            <w:hideMark/>
-          </w:tcPr>
-          <w:p>
-            <w:pPr>
-              <w:spacing w:after="0" w:line="240" w:lineRule="auto"/>
-              <w:rPr>
-                <w:rFonts w:ascii="Arial" w:eastAsia="Times New Roman" w:hAnsi="Arial" w:cs="Arial"/>
-                <w:color w:val="000000"/>
-                <w:sz w:val="16"/>
-                <w:szCs w:val="16"/>
-              </w:rPr>
-            </w:pPr>
-            <w:r>
-              <w:rPr>
-                <w:rFonts w:ascii="Arial" w:eastAsia="Times New Roman" w:hAnsi="Arial" w:cs="Arial"/>
-                <w:color w:val="000000"/>
-                <w:sz w:val="16"/>
-                <w:szCs w:val="16"/>
-              </w:rPr>
-              <w:t> </w:t>
-            </w:r>
-          </w:p>
-          <w:p>
-            <w:pPr>
-              <w:spacing w:after="0" w:line="240" w:lineRule="auto"/>
-              <w:rPr>
-                <w:rFonts w:ascii="Arial" w:eastAsia="Times New Roman" w:hAnsi="Arial" w:cs="Arial"/>
-                <w:color w:val="000000"/>
-                <w:sz w:val="16"/>
-                <w:szCs w:val="16"/>
-              </w:rPr>
-            </w:pPr>
-            <w:r>
-              <w:rPr>
-                <w:rFonts w:ascii="Arial" w:eastAsia="Times New Roman" w:hAnsi="Arial" w:cs="Arial"/>
-                <w:color w:val="000000"/>
-                <w:sz w:val="16"/>
-                <w:szCs w:val="16"/>
-              </w:rPr>
-              <w:t>{realisasi_keluarga}</w:t>
-            </w:r>
-          </w:p>
-          <w:p>
-            <w:pPr>
-              <w:spacing w:after="0" w:line="240" w:lineRule="auto"/>
-              <w:rPr>
-                <w:rFonts w:ascii="Arial" w:eastAsia="Times New Roman" w:hAnsi="Arial" w:cs="Arial"/>
-                <w:color w:val="000000"/>
-                <w:sz w:val="16"/>
-                <w:szCs w:val="16"/>
-              </w:rPr>
-            </w:pPr>
-          </w:p>
-        </w:tc>
-        <w:tc>
-          <w:tcPr>
-            <w:tcW w:w="339" w:type="pct"/>
-            <w:tcBorders>
-              <w:top w:val="nil"/>
-              <w:left w:val="nil"/>
-              <w:bottom w:val="single" w:sz="4" w:space="0" w:color="auto"/>
-              <w:right w:val="single" w:sz="4" w:space="0" w:color="auto"/>
-            </w:tcBorders>
-            <w:noWrap/>
-            <w:vAlign w:val="center"/>
-            <w:hideMark/>
-          </w:tcPr>
-          <w:p>
-            <w:pPr>
-              <w:spacing w:after="0" w:line="240" w:lineRule="auto"/>
-              <w:rPr>
-                <w:rFonts w:ascii="Arial" w:eastAsia="Times New Roman" w:hAnsi="Arial" w:cs="Arial"/>
-                <w:color w:val="000000"/>
-                <w:sz w:val="16"/>
-                <w:szCs w:val="16"/>
-              </w:rPr>
-            </w:pPr>
-            <w:r>
-              <w:rPr>
-                <w:rFonts w:ascii="Arial" w:eastAsia="Times New Roman" w:hAnsi="Arial" w:cs="Arial"/>
-                <w:color w:val="000000"/>
-                <w:sz w:val="16"/>
-                <w:szCs w:val="16"/>
-              </w:rPr>
-              <w:t> </w:t>
-            </w:r>
-          </w:p>
-          <w:p>
-            <w:pPr>
-              <w:spacing w:after="0" w:line="240" w:lineRule="auto"/>
-              <w:rPr>
-                <w:rFonts w:ascii="Arial" w:eastAsia="Times New Roman" w:hAnsi="Arial" w:cs="Arial"/>
-                <w:color w:val="000000"/>
-                <w:sz w:val="16"/>
-                <w:szCs w:val="16"/>
-              </w:rPr>
-            </w:pPr>
-            <w:r>
-              <w:rPr>
-                <w:rFonts w:ascii="Arial" w:eastAsia="Times New Roman" w:hAnsi="Arial" w:cs="Arial"/>
-                <w:color w:val="000000"/>
-                <w:sz w:val="16"/>
-                <w:szCs w:val="16"/>
-              </w:rPr>
-              <w:t>{realisasi_usaha}</w:t>
-            </w:r>
-          </w:p>
-          <w:p>
-            <w:pPr>
-              <w:spacing w:after="0" w:line="240" w:lineRule="auto"/>
-              <w:rPr>
-                <w:rFonts w:ascii="Arial" w:eastAsia="Times New Roman" w:hAnsi="Arial" w:cs="Arial"/>
-                <w:color w:val="000000"/>
-                <w:sz w:val="16"/>
-                <w:szCs w:val="16"/>
-              </w:rPr>
-            </w:pPr>
-          </w:p>
-        </w:tc>
-        <w:tc>
-          <w:tcPr>
-            <w:tcW w:w="347" w:type="pct"/>
-            <w:tcBorders>
-              <w:top w:val="nil"/>
-              <w:left w:val="nil"/>
-              <w:bottom w:val="single" w:sz="4" w:space="0" w:color="auto"/>
-              <w:right w:val="single" w:sz="4" w:space="0" w:color="auto"/>
-            </w:tcBorders>
-            <w:noWrap/>
-            <w:vAlign w:val="center"/>
-            <w:hideMark/>
-          </w:tcPr>
-          <w:p>
-            <w:pPr>
-              <w:spacing w:after="0" w:line="240" w:lineRule="auto"/>
-              <w:rPr>
-                <w:rFonts w:ascii="Arial" w:eastAsia="Times New Roman" w:hAnsi="Arial" w:cs="Arial"/>
-                <w:color w:val="000000"/>
-                <w:sz w:val="16"/>
-                <w:szCs w:val="16"/>
-              </w:rPr>
-            </w:pPr>
-            <w:r>
-              <w:rPr>
-                <w:rFonts w:ascii="Arial" w:eastAsia="Times New Roman" w:hAnsi="Arial" w:cs="Arial"/>
-                <w:color w:val="000000"/>
-                <w:sz w:val="16"/>
-                <w:szCs w:val="16"/>
-              </w:rPr>
-              <w:t> </w:t>
-            </w:r>
-          </w:p>
-          <w:p>
-            <w:pPr>
-              <w:spacing w:after="0" w:line="240" w:lineRule="auto"/>
-              <w:rPr>
-                <w:rFonts w:ascii="Arial" w:eastAsia="Times New Roman" w:hAnsi="Arial" w:cs="Arial"/>
-                <w:color w:val="000000"/>
-                <w:sz w:val="16"/>
-                <w:szCs w:val="16"/>
-              </w:rPr>
-            </w:pPr>
-            <w:r>
-              <w:rPr>
-                <w:rFonts w:ascii="Arial" w:eastAsia="Times New Roman" w:hAnsi="Arial" w:cs="Arial"/>
-                <w:color w:val="000000"/>
-                <w:sz w:val="16"/>
-                <w:szCs w:val="16"/>
-              </w:rPr>
-              <w:t>{jumlah_realisasi}</w:t>
-            </w:r>
-          </w:p>
-          <w:p>
-            <w:pPr>
-              <w:spacing w:after="0" w:line="240" w:lineRule="auto"/>
-              <w:rPr>
-                <w:rFonts w:ascii="Arial" w:eastAsia="Times New Roman" w:hAnsi="Arial" w:cs="Arial"/>
-                <w:color w:val="000000"/>
-                <w:sz w:val="16"/>
-                <w:szCs w:val="16"/>
-              </w:rPr>
-            </w:pPr>
-          </w:p>
-        </w:tc>
-        <w:tc>
-          <w:tcPr>
-            <w:tcW w:w="435" w:type="pct"/>
-            <w:tcBorders>
-              <w:top w:val="nil"/>
-              <w:left w:val="nil"/>
-              <w:bottom w:val="single" w:sz="4" w:space="0" w:color="auto"/>
-              <w:right w:val="single" w:sz="4" w:space="0" w:color="auto"/>
-            </w:tcBorders>
-            <w:noWrap/>
-            <w:vAlign w:val="center"/>
-            <w:hideMark/>
-          </w:tcPr>
-          <w:p>
-            <w:pPr>
-              <w:spacing w:after="0" w:line="240" w:lineRule="auto"/>
-              <w:rPr>
-                <w:rFonts w:ascii="Arial" w:eastAsia="Times New Roman" w:hAnsi="Arial" w:cs="Arial"/>
-                <w:color w:val="000000"/>
-                <w:sz w:val="16"/>
-                <w:szCs w:val="16"/>
-              </w:rPr>
-            </w:pPr>
-            <w:r>
-              <w:rPr>
-                <w:rFonts w:ascii="Arial" w:eastAsia="Times New Roman" w:hAnsi="Arial" w:cs="Arial"/>
-                <w:color w:val="000000"/>
-                <w:sz w:val="16"/>
-                <w:szCs w:val="16"/>
-              </w:rPr>
-              <w:t> </w:t>
-            </w:r>
-          </w:p>
-          <w:p>
-            <w:pPr>
-              <w:spacing w:after="0" w:line="240" w:lineRule="auto"/>
-              <w:rPr>
-                <w:rFonts w:ascii="Arial" w:eastAsia="Times New Roman" w:hAnsi="Arial" w:cs="Arial"/>
-                <w:color w:val="000000"/>
-                <w:sz w:val="16"/>
-                <w:szCs w:val="16"/>
-              </w:rPr>
-            </w:pPr>
-            <w:r>
-              <w:rPr>
-                <w:rFonts w:ascii="Arial" w:eastAsia="Times New Roman" w:hAnsi="Arial" w:cs="Arial"/>
-                <w:color w:val="000000"/>
-                <w:sz w:val="16"/>
-                <w:szCs w:val="16"/>
-              </w:rPr>
-              <w:t>{persentase}{/peserta}</w:t>
-            </w:r>
-          </w:p>
-          <w:p>
-            <w:pPr>
-              <w:spacing w:after="0" w:line="240" w:lineRule="auto"/>
-              <w:rPr>
-                <w:rFonts w:ascii="Arial" w:eastAsia="Times New Roman" w:hAnsi="Arial" w:cs="Arial"/>
-                <w:color w:val="000000"/>
-                <w:sz w:val="16"/>
-                <w:szCs w:val="16"/>
-              </w:rPr>
-            </w:pPr>
-          </w:p>
-        </w:tc>
-        <w:tc>
-          <w:tcPr>
-            <w:tcW w:w="267" w:type="pct"/>
-            <w:tcBorders>
-              <w:top w:val="nil"/>
-              <w:left w:val="single" w:sz="4" w:space="0" w:color="auto"/>
-              <w:bottom w:val="single" w:sz="4" w:space="0" w:color="000000"/>
-              <w:right w:val="single" w:sz="4" w:space="0" w:color="auto"/>
-            </w:tcBorders>
-            <w:vAlign w:val="center"/>
-            <w:hideMark/>
-          </w:tcPr>
-          <w:p>
-            <w:pPr>
-              <w:spacing w:after="0" w:line="240" w:lineRule="auto"/>
-              <w:rPr>
-                <w:rFonts w:ascii="Arial" w:eastAsia="Times New Roman" w:hAnsi="Arial" w:cs="Arial"/>
-                <w:color w:val="000000"/>
-                <w:sz w:val="16"/>
-                <w:szCs w:val="16"/>
-              </w:rPr>
-            </w:pPr>
-          </w:p>
-        </w:tc>
-      </w:tr>
-      <w:tr>
-        <w:trPr>
-          <w:trHeight w:val="450"/>
-        </w:trPr>
-        <w:tc>
-          <w:tcPr>
-            <w:tcW w:w="2399" w:type="pct"/>
-            <w:gridSpan w:val="8"/>
-            <w:tcBorders>
-              <w:top w:val="single" w:sz="4" w:space="0" w:color="auto"/>
-              <w:left w:val="single" w:sz="4" w:space="0" w:color="auto"/>
-              <w:bottom w:val="single" w:sz="4" w:space="0" w:color="auto"/>
-              <w:right w:val="single" w:sz="4" w:space="0" w:color="000000"/>
-            </w:tcBorders>
-            <w:noWrap/>
-            <w:vAlign w:val="center"/>
-            <w:hideMark/>
-          </w:tcPr>
-          <w:p>
-            <w:pPr>
-              <w:spacing w:after="0" w:line="240" w:lineRule="auto"/>
-              <w:jc w:val="center"/>
-              <w:rPr>
-                <w:rFonts w:ascii="Arial" w:eastAsia="Times New Roman" w:hAnsi="Arial" w:cs="Arial"/>
-                <w:b/>
-                <w:bCs/>
-                <w:color w:val="000000"/>
-                <w:sz w:val="16"/>
-                <w:szCs w:val="16"/>
-              </w:rPr>
-            </w:pPr>
-            <w:r>
-              <w:rPr>
-                <w:rFonts w:ascii="Arial" w:eastAsia="Times New Roman" w:hAnsi="Arial" w:cs="Arial"/>
-                <w:b/>
-                <w:bCs/>
-                <w:color w:val="000000"/>
-                <w:sz w:val="16"/>
-                <w:szCs w:val="16"/>
-              </w:rPr>
-              <w:t>Jumlah</w:t>
-            </w:r>
-          </w:p>
-        </w:tc>
-        <w:tc>
-          <w:tcPr>
-            <w:tcW w:w="301" w:type="pct"/>
-            <w:tcBorders>
-              <w:top w:val="nil"/>
-              <w:left w:val="nil"/>
-              <w:bottom w:val="single" w:sz="4" w:space="0" w:color="auto"/>
-              <w:right w:val="single" w:sz="4" w:space="0" w:color="auto"/>
-            </w:tcBorders>
-            <w:noWrap/>
-            <w:vAlign w:val="center"/>
-            <w:hideMark/>
-          </w:tcPr>
-          <w:p>
-            <w:pPr>
-              <w:spacing w:after="0" w:line="240" w:lineRule="auto"/>
-              <w:rPr>
-                <w:rFonts w:ascii="Arial" w:eastAsia="Times New Roman" w:hAnsi="Arial" w:cs="Arial"/>
-                <w:b/>
-                <w:bCs/>
-                <w:color w:val="000000"/>
-                <w:sz w:val="16"/>
-                <w:szCs w:val="16"/>
-              </w:rPr>
-            </w:pPr>
-            <w:r>
-              <w:rPr>
-                <w:rFonts w:ascii="Arial" w:eastAsia="Times New Roman" w:hAnsi="Arial" w:cs="Arial"/>
-                <w:b/>
-                <w:bCs/>
-                <w:color w:val="000000"/>
-                <w:sz w:val="16"/>
-                <w:szCs w:val="16"/>
-              </w:rPr>
-              <w:t> </w:t>
-            </w:r>
-          </w:p>
-        </w:tc>
-        <w:tc>
-          <w:tcPr>
-            <w:tcW w:w="263" w:type="pct"/>
-            <w:tcBorders>
-              <w:top w:val="nil"/>
-              <w:left w:val="nil"/>
-              <w:bottom w:val="single" w:sz="4" w:space="0" w:color="auto"/>
-              <w:right w:val="single" w:sz="4" w:space="0" w:color="auto"/>
-            </w:tcBorders>
-            <w:noWrap/>
-            <w:vAlign w:val="center"/>
-            <w:hideMark/>
-          </w:tcPr>
-          <w:p>
-            <w:pPr>
-              <w:spacing w:after="0" w:line="240" w:lineRule="auto"/>
-              <w:rPr>
-                <w:rFonts w:ascii="Arial" w:eastAsia="Times New Roman" w:hAnsi="Arial" w:cs="Arial"/>
-                <w:b/>
-                <w:bCs/>
-                <w:color w:val="000000"/>
-                <w:sz w:val="16"/>
-                <w:szCs w:val="16"/>
-              </w:rPr>
-            </w:pPr>
-            <w:r>
-              <w:rPr>
-                <w:rFonts w:ascii="Arial" w:eastAsia="Times New Roman" w:hAnsi="Arial" w:cs="Arial"/>
-                <w:b/>
-                <w:bCs/>
-                <w:color w:val="000000"/>
-                <w:sz w:val="16"/>
-                <w:szCs w:val="16"/>
-              </w:rPr>
-              <w:t> </w:t>
-            </w:r>
-          </w:p>
-        </w:tc>
-        <w:tc>
-          <w:tcPr>
-            <w:tcW w:w="271" w:type="pct"/>
-            <w:tcBorders>
-              <w:top w:val="nil"/>
-              <w:left w:val="nil"/>
-              <w:bottom w:val="single" w:sz="4" w:space="0" w:color="auto"/>
-              <w:right w:val="single" w:sz="4" w:space="0" w:color="auto"/>
-            </w:tcBorders>
-            <w:noWrap/>
-            <w:vAlign w:val="center"/>
-          </w:tcPr>
-          <w:p>
-            <w:pPr>
-              <w:spacing w:after="0" w:line="240" w:lineRule="auto"/>
-              <w:jc w:val="right"/>
-              <w:rPr>
-                <w:rFonts w:ascii="Arial" w:eastAsia="Times New Roman" w:hAnsi="Arial" w:cs="Arial"/>
-                <w:b/>
-                <w:bCs/>
-                <w:color w:val="000000"/>
-                <w:sz w:val="16"/>
-                <w:szCs w:val="16"/>
-              </w:rPr>
-            </w:pPr>
-          </w:p>
-        </w:tc>
-        <w:tc>
-          <w:tcPr>
-            <w:tcW w:w="378" w:type="pct"/>
-            <w:tcBorders>
-              <w:top w:val="nil"/>
-              <w:left w:val="nil"/>
-              <w:bottom w:val="single" w:sz="4" w:space="0" w:color="auto"/>
-              <w:right w:val="single" w:sz="4" w:space="0" w:color="auto"/>
-            </w:tcBorders>
-            <w:noWrap/>
-            <w:vAlign w:val="center"/>
-          </w:tcPr>
-          <w:p>
-            <w:pPr>
-              <w:spacing w:after="0" w:line="240" w:lineRule="auto"/>
-              <w:rPr>
-                <w:rFonts w:ascii="Arial" w:eastAsia="Times New Roman" w:hAnsi="Arial" w:cs="Arial"/>
-                <w:b/>
-                <w:bCs/>
-                <w:color w:val="000000"/>
-                <w:sz w:val="16"/>
-                <w:szCs w:val="16"/>
-              </w:rPr>
-            </w:pPr>
-          </w:p>
-        </w:tc>
-        <w:tc>
-          <w:tcPr>
-            <w:tcW w:w="339" w:type="pct"/>
-            <w:tcBorders>
-              <w:top w:val="nil"/>
-              <w:left w:val="nil"/>
-              <w:bottom w:val="single" w:sz="4" w:space="0" w:color="auto"/>
-              <w:right w:val="single" w:sz="4" w:space="0" w:color="auto"/>
-            </w:tcBorders>
-            <w:noWrap/>
-            <w:vAlign w:val="center"/>
-          </w:tcPr>
-          <w:p>
-            <w:pPr>
-              <w:spacing w:after="0" w:line="240" w:lineRule="auto"/>
-              <w:rPr>
-                <w:rFonts w:ascii="Arial" w:eastAsia="Times New Roman" w:hAnsi="Arial" w:cs="Arial"/>
-                <w:b/>
-                <w:bCs/>
-                <w:color w:val="000000"/>
-                <w:sz w:val="16"/>
-                <w:szCs w:val="16"/>
-              </w:rPr>
-            </w:pPr>
-          </w:p>
-        </w:tc>
-        <w:tc>
-          <w:tcPr>
-            <w:tcW w:w="347" w:type="pct"/>
-            <w:tcBorders>
-              <w:top w:val="nil"/>
-              <w:left w:val="nil"/>
-              <w:bottom w:val="single" w:sz="4" w:space="0" w:color="auto"/>
-              <w:right w:val="single" w:sz="4" w:space="0" w:color="auto"/>
-            </w:tcBorders>
-            <w:noWrap/>
-            <w:vAlign w:val="center"/>
-          </w:tcPr>
-          <w:p>
-            <w:pPr>
-              <w:spacing w:after="0" w:line="240" w:lineRule="auto"/>
-              <w:jc w:val="right"/>
-              <w:rPr>
-                <w:rFonts w:ascii="Arial" w:eastAsia="Times New Roman" w:hAnsi="Arial" w:cs="Arial"/>
-                <w:b/>
-                <w:bCs/>
-                <w:color w:val="000000"/>
-                <w:sz w:val="16"/>
-                <w:szCs w:val="16"/>
-              </w:rPr>
-            </w:pPr>
-          </w:p>
-        </w:tc>
-        <w:tc>
-          <w:tcPr>
-            <w:tcW w:w="435" w:type="pct"/>
-            <w:tcBorders>
-              <w:top w:val="nil"/>
-              <w:left w:val="nil"/>
-              <w:bottom w:val="single" w:sz="4" w:space="0" w:color="auto"/>
-              <w:right w:val="single" w:sz="4" w:space="0" w:color="auto"/>
-            </w:tcBorders>
-            <w:noWrap/>
-            <w:vAlign w:val="center"/>
-            <w:hideMark/>
-          </w:tcPr>
-          <w:p>
-            <w:pPr>
-              <w:spacing w:after="0" w:line="240" w:lineRule="auto"/>
-              <w:jc w:val="right"/>
-              <w:rPr>
-                <w:rFonts w:ascii="Arial" w:eastAsia="Times New Roman" w:hAnsi="Arial" w:cs="Arial"/>
-                <w:b/>
-                <w:bCs/>
-                <w:color w:val="000000"/>
-                <w:sz w:val="16"/>
-                <w:szCs w:val="16"/>
-              </w:rPr>
-            </w:pPr>
-            <w:r>
-              <w:rPr>
-                <w:rFonts w:ascii="Arial" w:eastAsia="Times New Roman" w:hAnsi="Arial" w:cs="Arial"/>
-                <w:b/>
-                <w:bCs/>
-                <w:color w:val="000000"/>
-                <w:sz w:val="16"/>
-                <w:szCs w:val="16"/>
-              </w:rPr>
-              <w:t>{average_persentase}</w:t>
-            </w:r>
-          </w:p>
-          <w:p>
-            <w:pPr>
-              <w:spacing w:after="0" w:line="240" w:lineRule="auto"/>
-              <w:jc w:val="right"/>
-              <w:rPr>
-                <w:rFonts w:ascii="Arial" w:eastAsia="Times New Roman" w:hAnsi="Arial" w:cs="Arial"/>
-                <w:b/>
-                <w:bCs/>
-                <w:color w:val="000000"/>
-                <w:sz w:val="16"/>
-                <w:szCs w:val="16"/>
-              </w:rPr>
-            </w:pPr>
-          </w:p>
-        </w:tc>
-        <w:tc>
-          <w:tcPr>
-            <w:tcW w:w="267" w:type="pct"/>
-            <w:tcBorders>
-              <w:top w:val="nil"/>
-              <w:left w:val="nil"/>
-              <w:bottom w:val="single" w:sz="4" w:space="0" w:color="auto"/>
-              <w:right w:val="single" w:sz="4" w:space="0" w:color="auto"/>
-            </w:tcBorders>
-            <w:vAlign w:val="center"/>
-            <w:hideMark/>
-          </w:tcPr>
-          <w:p>
-            <w:pPr>
-              <w:spacing w:after="0" w:line="240" w:lineRule="auto"/>
-              <w:jc w:val="center"/>
-              <w:rPr>
-                <w:rFonts w:ascii="Arial" w:eastAsia="Times New Roman" w:hAnsi="Arial" w:cs="Arial"/>
-                <w:b/>
-                <w:bCs/>
-                <w:color w:val="000000"/>
-                <w:sz w:val="16"/>
-                <w:szCs w:val="16"/>
-              </w:rPr>
-            </w:pPr>
-          </w:p>
-        </w:tc>
-      </w:tr>
-    </w:tbl>
     <w:p>
       <w:pPr>
         <w:spacing w:after="0" w:line="240" w:lineRule="auto"/>

--- a/public/templates/BERKAS PEMBAYARAN PPL TERMIN II - 2 BULAN (1).docx
+++ b/public/templates/BERKAS PEMBAYARAN PPL TERMIN II - 2 BULAN (1).docx
@@ -450,47 +450,7 @@
           <w:sz w:val="24"/>
           <w:szCs w:val="24"/>
         </w:rPr>
-        <w:t xml:space="preserve">Dengan </w:t>
-      </w:r>
-      <w:proofErr w:type="spellStart"/>
-      <w:r>
-        <w:rPr>
-          <w:rFonts w:ascii="Bookman Old Style" w:eastAsia="Bookman Old Style" w:hAnsi="Bookman Old Style" w:cs="Bookman Old Style"/>
-          <w:color w:val="000000"/>
-          <w:sz w:val="24"/>
-          <w:szCs w:val="24"/>
-        </w:rPr>
-        <w:t>ini</w:t>
-      </w:r>
-      <w:proofErr w:type="spellEnd"/>
-      <w:r>
-        <w:rPr>
-          <w:rFonts w:ascii="Bookman Old Style" w:eastAsia="Bookman Old Style" w:hAnsi="Bookman Old Style" w:cs="Bookman Old Style"/>
-          <w:color w:val="000000"/>
-          <w:sz w:val="24"/>
-          <w:szCs w:val="24"/>
-        </w:rPr>
-        <w:t xml:space="preserve"> </w:t>
-      </w:r>
-      <w:proofErr w:type="spellStart"/>
-      <w:r>
-        <w:rPr>
-          <w:rFonts w:ascii="Bookman Old Style" w:eastAsia="Bookman Old Style" w:hAnsi="Bookman Old Style" w:cs="Bookman Old Style"/>
-          <w:color w:val="000000"/>
-          <w:sz w:val="24"/>
-          <w:szCs w:val="24"/>
-        </w:rPr>
-        <w:t>menyatakan</w:t>
-      </w:r>
-      <w:proofErr w:type="spellEnd"/>
-      <w:r>
-        <w:rPr>
-          <w:rFonts w:ascii="Bookman Old Style" w:eastAsia="Bookman Old Style" w:hAnsi="Bookman Old Style" w:cs="Bookman Old Style"/>
-          <w:color w:val="000000"/>
-          <w:sz w:val="24"/>
-          <w:szCs w:val="24"/>
-        </w:rPr>
-        <w:t>:  </w:t>
+        <w:t>Dengan ini menyatakan:  </w:t>
       </w:r>
     </w:p>
     <w:p>
@@ -1141,16 +1101,7 @@
                 <w:sz w:val="24"/>
                 <w:szCs w:val="24"/>
               </w:rPr>
-              <w:t>(</w:t>
-            </w:r>
-            <w:proofErr w:type="spellStart"/>
-            <w:r>
-              <w:rPr>
-                <w:rFonts w:ascii="Bookman Old Style" w:eastAsia="Bookman Old Style" w:hAnsi="Bookman Old Style" w:cs="Bookman Old Style"/>
-                <w:sz w:val="24"/>
-                <w:szCs w:val="24"/>
-              </w:rPr>
-              <w:t>N</w:t>
+              <w:t>(N</w:t>
             </w:r>
             <w:r>
               <w:rPr>
@@ -1160,7 +1111,6 @@
               </w:rPr>
               <w:t>uraliyah</w:t>
             </w:r>
-            <w:proofErr w:type="spellEnd"/>
             <w:r>
               <w:rPr>
                 <w:rFonts w:ascii="Bookman Old Style" w:eastAsia="Bookman Old Style" w:hAnsi="Bookman Old Style" w:cs="Bookman Old Style"/>
@@ -2264,47 +2214,7 @@
           <w:sz w:val="24"/>
           <w:szCs w:val="24"/>
         </w:rPr>
-        <w:t xml:space="preserve">Dengan </w:t>
-      </w:r>
-      <w:proofErr w:type="spellStart"/>
-      <w:r>
-        <w:rPr>
-          <w:rFonts w:ascii="Bookman Old Style" w:eastAsia="Bookman Old Style" w:hAnsi="Bookman Old Style" w:cs="Bookman Old Style"/>
-          <w:color w:val="000000"/>
-          <w:sz w:val="24"/>
-          <w:szCs w:val="24"/>
-        </w:rPr>
-        <w:t>ini</w:t>
-      </w:r>
-      <w:proofErr w:type="spellEnd"/>
-      <w:r>
-        <w:rPr>
-          <w:rFonts w:ascii="Bookman Old Style" w:eastAsia="Bookman Old Style" w:hAnsi="Bookman Old Style" w:cs="Bookman Old Style"/>
-          <w:color w:val="000000"/>
-          <w:sz w:val="24"/>
-          <w:szCs w:val="24"/>
-        </w:rPr>
-        <w:t xml:space="preserve"> </w:t>
-      </w:r>
-      <w:proofErr w:type="spellStart"/>
-      <w:r>
-        <w:rPr>
-          <w:rFonts w:ascii="Bookman Old Style" w:eastAsia="Bookman Old Style" w:hAnsi="Bookman Old Style" w:cs="Bookman Old Style"/>
-          <w:color w:val="000000"/>
-          <w:sz w:val="24"/>
-          <w:szCs w:val="24"/>
-        </w:rPr>
-        <w:t>menyatakan</w:t>
-      </w:r>
-      <w:proofErr w:type="spellEnd"/>
-      <w:r>
-        <w:rPr>
-          <w:rFonts w:ascii="Bookman Old Style" w:eastAsia="Bookman Old Style" w:hAnsi="Bookman Old Style" w:cs="Bookman Old Style"/>
-          <w:color w:val="000000"/>
-          <w:sz w:val="24"/>
-          <w:szCs w:val="24"/>
-        </w:rPr>
-        <w:t>:  </w:t>
+        <w:t>Dengan ini menyatakan:  </w:t>
       </w:r>
     </w:p>
     <w:p>
@@ -2341,455 +2251,69 @@
           <w:sz w:val="24"/>
           <w:szCs w:val="24"/>
         </w:rPr>
+        <w:t xml:space="preserve"> telah melaksanakan pekerjaan Pendataan Lapangan  Sensus Ekonomi 2026 pada Badan Pusat Statistik Kota Jakarta Timur berdasarkan Perjanjian Kerja Nomor:</w:t>
+      </w:r>
+      <w:r>
+        <w:rPr>
+          <w:rFonts w:ascii="Bookman Old Style" w:eastAsia="Bookman Old Style" w:hAnsi="Bookman Old Style" w:cs="Bookman Old Style"/>
+          <w:color w:val="000000"/>
+          <w:sz w:val="24"/>
+          <w:szCs w:val="24"/>
+        </w:rPr>
+        <w:t xml:space="preserve"> {nomor_spk}</w:t>
+      </w:r>
+      <w:r>
+        <w:rPr>
+          <w:rFonts w:ascii="Bookman Old Style" w:eastAsia="Bookman Old Style" w:hAnsi="Bookman Old Style" w:cs="Bookman Old Style"/>
+          <w:color w:val="000000"/>
+          <w:sz w:val="24"/>
+          <w:szCs w:val="24"/>
+        </w:rPr>
+        <w:t xml:space="preserve">, sesuai dengan target pekerjaan termin </w:t>
+      </w:r>
+      <w:r>
+        <w:rPr>
+          <w:rFonts w:ascii="Bookman Old Style" w:eastAsia="Bookman Old Style" w:hAnsi="Bookman Old Style" w:cs="Bookman Old Style"/>
+          <w:sz w:val="24"/>
+          <w:szCs w:val="24"/>
+        </w:rPr>
+        <w:t>I</w:t>
+      </w:r>
+      <w:r>
+        <w:rPr>
+          <w:rFonts w:ascii="Bookman Old Style" w:eastAsia="Bookman Old Style" w:hAnsi="Bookman Old Style" w:cs="Bookman Old Style"/>
+          <w:color w:val="000000"/>
+          <w:sz w:val="24"/>
+          <w:szCs w:val="24"/>
+        </w:rPr>
+        <w:t xml:space="preserve">I yang ditetapkan sebesar </w:t>
+      </w:r>
+      <w:r>
+        <w:rPr>
+          <w:rFonts w:ascii="Bookman Old Style" w:eastAsia="Bookman Old Style" w:hAnsi="Bookman Old Style" w:cs="Bookman Old Style"/>
+          <w:color w:val="000000"/>
+          <w:sz w:val="24"/>
+          <w:szCs w:val="24"/>
+        </w:rPr>
+        <w:t>{sls_ongoing}</w:t>
+      </w:r>
+      <w:r>
+        <w:rPr>
+          <w:rFonts w:ascii="Bookman Old Style" w:eastAsia="Bookman Old Style" w:hAnsi="Bookman Old Style" w:cs="Bookman Old Style"/>
+          <w:color w:val="000000"/>
+          <w:sz w:val="24"/>
+          <w:szCs w:val="24"/>
+        </w:rPr>
         <w:t xml:space="preserve"> </w:t>
       </w:r>
-      <w:proofErr w:type="spellStart"/>
-      <w:r>
-        <w:rPr>
-          <w:rFonts w:ascii="Bookman Old Style" w:eastAsia="Bookman Old Style" w:hAnsi="Bookman Old Style" w:cs="Bookman Old Style"/>
-          <w:color w:val="000000"/>
-          <w:sz w:val="24"/>
-          <w:szCs w:val="24"/>
-        </w:rPr>
-        <w:t>telah</w:t>
-      </w:r>
-      <w:proofErr w:type="spellEnd"/>
-      <w:r>
-        <w:rPr>
-          <w:rFonts w:ascii="Bookman Old Style" w:eastAsia="Bookman Old Style" w:hAnsi="Bookman Old Style" w:cs="Bookman Old Style"/>
-          <w:color w:val="000000"/>
-          <w:sz w:val="24"/>
-          <w:szCs w:val="24"/>
-        </w:rPr>
-        <w:t xml:space="preserve"> </w:t>
-      </w:r>
-      <w:proofErr w:type="spellStart"/>
-      <w:r>
-        <w:rPr>
-          <w:rFonts w:ascii="Bookman Old Style" w:eastAsia="Bookman Old Style" w:hAnsi="Bookman Old Style" w:cs="Bookman Old Style"/>
-          <w:color w:val="000000"/>
-          <w:sz w:val="24"/>
-          <w:szCs w:val="24"/>
-        </w:rPr>
-        <w:t>melaksanakan</w:t>
-      </w:r>
-      <w:proofErr w:type="spellEnd"/>
-      <w:r>
-        <w:rPr>
-          <w:rFonts w:ascii="Bookman Old Style" w:eastAsia="Bookman Old Style" w:hAnsi="Bookman Old Style" w:cs="Bookman Old Style"/>
-          <w:color w:val="000000"/>
-          <w:sz w:val="24"/>
-          <w:szCs w:val="24"/>
-        </w:rPr>
-        <w:t xml:space="preserve"> </w:t>
-      </w:r>
-      <w:proofErr w:type="spellStart"/>
-      <w:r>
-        <w:rPr>
-          <w:rFonts w:ascii="Bookman Old Style" w:eastAsia="Bookman Old Style" w:hAnsi="Bookman Old Style" w:cs="Bookman Old Style"/>
-          <w:color w:val="000000"/>
-          <w:sz w:val="24"/>
-          <w:szCs w:val="24"/>
-        </w:rPr>
-        <w:t>pekerjaan</w:t>
-      </w:r>
-      <w:proofErr w:type="spellEnd"/>
-      <w:r>
-        <w:rPr>
-          <w:rFonts w:ascii="Bookman Old Style" w:eastAsia="Bookman Old Style" w:hAnsi="Bookman Old Style" w:cs="Bookman Old Style"/>
-          <w:color w:val="000000"/>
-          <w:sz w:val="24"/>
-          <w:szCs w:val="24"/>
-        </w:rPr>
-        <w:t xml:space="preserve"> </w:t>
-      </w:r>
-      <w:proofErr w:type="spellStart"/>
-      <w:r>
-        <w:rPr>
-          <w:rFonts w:ascii="Bookman Old Style" w:eastAsia="Bookman Old Style" w:hAnsi="Bookman Old Style" w:cs="Bookman Old Style"/>
-          <w:color w:val="000000"/>
-          <w:sz w:val="24"/>
-          <w:szCs w:val="24"/>
-        </w:rPr>
-        <w:t>Pendataan</w:t>
-      </w:r>
-      <w:proofErr w:type="spellEnd"/>
-      <w:r>
-        <w:rPr>
-          <w:rFonts w:ascii="Bookman Old Style" w:eastAsia="Bookman Old Style" w:hAnsi="Bookman Old Style" w:cs="Bookman Old Style"/>
-          <w:color w:val="000000"/>
-          <w:sz w:val="24"/>
-          <w:szCs w:val="24"/>
-        </w:rPr>
-        <w:t xml:space="preserve"> </w:t>
-      </w:r>
-      <w:proofErr w:type="gramStart"/>
-      <w:r>
-        <w:rPr>
-          <w:rFonts w:ascii="Bookman Old Style" w:eastAsia="Bookman Old Style" w:hAnsi="Bookman Old Style" w:cs="Bookman Old Style"/>
-          <w:color w:val="000000"/>
-          <w:sz w:val="24"/>
-          <w:szCs w:val="24"/>
-        </w:rPr>
-        <w:t>Lapangan  Sensus</w:t>
-      </w:r>
-      <w:proofErr w:type="gramEnd"/>
-      <w:r>
-        <w:rPr>
-          <w:rFonts w:ascii="Bookman Old Style" w:eastAsia="Bookman Old Style" w:hAnsi="Bookman Old Style" w:cs="Bookman Old Style"/>
-          <w:color w:val="000000"/>
-          <w:sz w:val="24"/>
-          <w:szCs w:val="24"/>
-        </w:rPr>
-        <w:t xml:space="preserve"> Ekonomi 2026 pada Badan Pusat </w:t>
-      </w:r>
-      <w:proofErr w:type="spellStart"/>
-      <w:r>
-        <w:rPr>
-          <w:rFonts w:ascii="Bookman Old Style" w:eastAsia="Bookman Old Style" w:hAnsi="Bookman Old Style" w:cs="Bookman Old Style"/>
-          <w:color w:val="000000"/>
-          <w:sz w:val="24"/>
-          <w:szCs w:val="24"/>
-        </w:rPr>
-        <w:t>Statistik</w:t>
-      </w:r>
-      <w:proofErr w:type="spellEnd"/>
-      <w:r>
-        <w:rPr>
-          <w:rFonts w:ascii="Bookman Old Style" w:eastAsia="Bookman Old Style" w:hAnsi="Bookman Old Style" w:cs="Bookman Old Style"/>
-          <w:color w:val="000000"/>
-          <w:sz w:val="24"/>
-          <w:szCs w:val="24"/>
-        </w:rPr>
-        <w:t xml:space="preserve"> Kota Jakarta Timur </w:t>
-      </w:r>
-      <w:proofErr w:type="spellStart"/>
-      <w:r>
-        <w:rPr>
-          <w:rFonts w:ascii="Bookman Old Style" w:eastAsia="Bookman Old Style" w:hAnsi="Bookman Old Style" w:cs="Bookman Old Style"/>
-          <w:color w:val="000000"/>
-          <w:sz w:val="24"/>
-          <w:szCs w:val="24"/>
-        </w:rPr>
-        <w:t>berdasarkan</w:t>
-      </w:r>
-      <w:proofErr w:type="spellEnd"/>
-      <w:r>
-        <w:rPr>
-          <w:rFonts w:ascii="Bookman Old Style" w:eastAsia="Bookman Old Style" w:hAnsi="Bookman Old Style" w:cs="Bookman Old Style"/>
-          <w:color w:val="000000"/>
-          <w:sz w:val="24"/>
-          <w:szCs w:val="24"/>
-        </w:rPr>
-        <w:t xml:space="preserve"> </w:t>
-      </w:r>
-      <w:proofErr w:type="spellStart"/>
-      <w:r>
-        <w:rPr>
-          <w:rFonts w:ascii="Bookman Old Style" w:eastAsia="Bookman Old Style" w:hAnsi="Bookman Old Style" w:cs="Bookman Old Style"/>
-          <w:color w:val="000000"/>
-          <w:sz w:val="24"/>
-          <w:szCs w:val="24"/>
-        </w:rPr>
-        <w:t>Perjanjian</w:t>
-      </w:r>
-      <w:proofErr w:type="spellEnd"/>
-      <w:r>
-        <w:rPr>
-          <w:rFonts w:ascii="Bookman Old Style" w:eastAsia="Bookman Old Style" w:hAnsi="Bookman Old Style" w:cs="Bookman Old Style"/>
-          <w:color w:val="000000"/>
-          <w:sz w:val="24"/>
-          <w:szCs w:val="24"/>
-        </w:rPr>
-        <w:t xml:space="preserve"> </w:t>
-      </w:r>
-      <w:proofErr w:type="spellStart"/>
-      <w:r>
-        <w:rPr>
-          <w:rFonts w:ascii="Bookman Old Style" w:eastAsia="Bookman Old Style" w:hAnsi="Bookman Old Style" w:cs="Bookman Old Style"/>
-          <w:color w:val="000000"/>
-          <w:sz w:val="24"/>
-          <w:szCs w:val="24"/>
-        </w:rPr>
-        <w:t>Kerja</w:t>
-      </w:r>
-      <w:proofErr w:type="spellEnd"/>
-      <w:r>
-        <w:rPr>
-          <w:rFonts w:ascii="Bookman Old Style" w:eastAsia="Bookman Old Style" w:hAnsi="Bookman Old Style" w:cs="Bookman Old Style"/>
-          <w:color w:val="000000"/>
-          <w:sz w:val="24"/>
-          <w:szCs w:val="24"/>
-        </w:rPr>
-        <w:t xml:space="preserve"> Nomor:</w:t>
-      </w:r>
-      <w:r>
-        <w:rPr>
-          <w:rFonts w:ascii="Bookman Old Style" w:eastAsia="Bookman Old Style" w:hAnsi="Bookman Old Style" w:cs="Bookman Old Style"/>
-          <w:color w:val="000000"/>
-          <w:sz w:val="24"/>
-          <w:szCs w:val="24"/>
-        </w:rPr>
-        <w:t xml:space="preserve"> {</w:t>
-      </w:r>
-      <w:proofErr w:type="spellStart"/>
-      <w:r>
-        <w:rPr>
-          <w:rFonts w:ascii="Bookman Old Style" w:eastAsia="Bookman Old Style" w:hAnsi="Bookman Old Style" w:cs="Bookman Old Style"/>
-          <w:color w:val="000000"/>
-          <w:sz w:val="24"/>
-          <w:szCs w:val="24"/>
-        </w:rPr>
-        <w:t>nomor_spk</w:t>
-      </w:r>
-      <w:proofErr w:type="spellEnd"/>
-      <w:r>
-        <w:rPr>
-          <w:rFonts w:ascii="Bookman Old Style" w:eastAsia="Bookman Old Style" w:hAnsi="Bookman Old Style" w:cs="Bookman Old Style"/>
-          <w:color w:val="000000"/>
-          <w:sz w:val="24"/>
-          <w:szCs w:val="24"/>
-        </w:rPr>
-        <w:t>}</w:t>
-      </w:r>
-      <w:r>
-        <w:rPr>
-          <w:rFonts w:ascii="Bookman Old Style" w:eastAsia="Bookman Old Style" w:hAnsi="Bookman Old Style" w:cs="Bookman Old Style"/>
-          <w:color w:val="000000"/>
-          <w:sz w:val="24"/>
-          <w:szCs w:val="24"/>
-        </w:rPr>
-        <w:t xml:space="preserve">, </w:t>
-      </w:r>
-      <w:proofErr w:type="spellStart"/>
-      <w:r>
-        <w:rPr>
-          <w:rFonts w:ascii="Bookman Old Style" w:eastAsia="Bookman Old Style" w:hAnsi="Bookman Old Style" w:cs="Bookman Old Style"/>
-          <w:color w:val="000000"/>
-          <w:sz w:val="24"/>
-          <w:szCs w:val="24"/>
-        </w:rPr>
-        <w:t>sesuai</w:t>
-      </w:r>
-      <w:proofErr w:type="spellEnd"/>
-      <w:r>
-        <w:rPr>
-          <w:rFonts w:ascii="Bookman Old Style" w:eastAsia="Bookman Old Style" w:hAnsi="Bookman Old Style" w:cs="Bookman Old Style"/>
-          <w:color w:val="000000"/>
-          <w:sz w:val="24"/>
-          <w:szCs w:val="24"/>
-        </w:rPr>
-        <w:t xml:space="preserve"> </w:t>
-      </w:r>
-      <w:proofErr w:type="spellStart"/>
-      <w:r>
-        <w:rPr>
-          <w:rFonts w:ascii="Bookman Old Style" w:eastAsia="Bookman Old Style" w:hAnsi="Bookman Old Style" w:cs="Bookman Old Style"/>
-          <w:color w:val="000000"/>
-          <w:sz w:val="24"/>
-          <w:szCs w:val="24"/>
-        </w:rPr>
-        <w:t>dengan</w:t>
-      </w:r>
-      <w:proofErr w:type="spellEnd"/>
-      <w:r>
-        <w:rPr>
-          <w:rFonts w:ascii="Bookman Old Style" w:eastAsia="Bookman Old Style" w:hAnsi="Bookman Old Style" w:cs="Bookman Old Style"/>
-          <w:color w:val="000000"/>
-          <w:sz w:val="24"/>
-          <w:szCs w:val="24"/>
-        </w:rPr>
-        <w:t xml:space="preserve"> target </w:t>
-      </w:r>
-      <w:proofErr w:type="spellStart"/>
-      <w:r>
-        <w:rPr>
-          <w:rFonts w:ascii="Bookman Old Style" w:eastAsia="Bookman Old Style" w:hAnsi="Bookman Old Style" w:cs="Bookman Old Style"/>
-          <w:color w:val="000000"/>
-          <w:sz w:val="24"/>
-          <w:szCs w:val="24"/>
-        </w:rPr>
-        <w:t>pekerjaan</w:t>
-      </w:r>
-      <w:proofErr w:type="spellEnd"/>
-      <w:r>
-        <w:rPr>
-          <w:rFonts w:ascii="Bookman Old Style" w:eastAsia="Bookman Old Style" w:hAnsi="Bookman Old Style" w:cs="Bookman Old Style"/>
-          <w:color w:val="000000"/>
-          <w:sz w:val="24"/>
-          <w:szCs w:val="24"/>
-        </w:rPr>
-        <w:t xml:space="preserve"> </w:t>
-      </w:r>
-      <w:proofErr w:type="spellStart"/>
-      <w:r>
-        <w:rPr>
-          <w:rFonts w:ascii="Bookman Old Style" w:eastAsia="Bookman Old Style" w:hAnsi="Bookman Old Style" w:cs="Bookman Old Style"/>
-          <w:color w:val="000000"/>
-          <w:sz w:val="24"/>
-          <w:szCs w:val="24"/>
-        </w:rPr>
-        <w:t>termin</w:t>
-      </w:r>
-      <w:proofErr w:type="spellEnd"/>
-      <w:r>
-        <w:rPr>
-          <w:rFonts w:ascii="Bookman Old Style" w:eastAsia="Bookman Old Style" w:hAnsi="Bookman Old Style" w:cs="Bookman Old Style"/>
-          <w:color w:val="000000"/>
-          <w:sz w:val="24"/>
-          <w:szCs w:val="24"/>
-        </w:rPr>
-        <w:t xml:space="preserve"> </w:t>
-      </w:r>
-      <w:r>
-        <w:rPr>
-          <w:rFonts w:ascii="Bookman Old Style" w:eastAsia="Bookman Old Style" w:hAnsi="Bookman Old Style" w:cs="Bookman Old Style"/>
-          <w:sz w:val="24"/>
-          <w:szCs w:val="24"/>
-        </w:rPr>
-        <w:t>I</w:t>
-      </w:r>
-      <w:r>
-        <w:rPr>
-          <w:rFonts w:ascii="Bookman Old Style" w:eastAsia="Bookman Old Style" w:hAnsi="Bookman Old Style" w:cs="Bookman Old Style"/>
-          <w:color w:val="000000"/>
-          <w:sz w:val="24"/>
-          <w:szCs w:val="24"/>
-        </w:rPr>
-        <w:t xml:space="preserve">I yang </w:t>
-      </w:r>
-      <w:proofErr w:type="spellStart"/>
-      <w:r>
-        <w:rPr>
-          <w:rFonts w:ascii="Bookman Old Style" w:eastAsia="Bookman Old Style" w:hAnsi="Bookman Old Style" w:cs="Bookman Old Style"/>
-          <w:color w:val="000000"/>
-          <w:sz w:val="24"/>
-          <w:szCs w:val="24"/>
-        </w:rPr>
-        <w:t>ditetapkan</w:t>
-      </w:r>
-      <w:proofErr w:type="spellEnd"/>
-      <w:r>
-        <w:rPr>
-          <w:rFonts w:ascii="Bookman Old Style" w:eastAsia="Bookman Old Style" w:hAnsi="Bookman Old Style" w:cs="Bookman Old Style"/>
-          <w:color w:val="000000"/>
-          <w:sz w:val="24"/>
-          <w:szCs w:val="24"/>
-        </w:rPr>
-        <w:t xml:space="preserve"> </w:t>
-      </w:r>
-      <w:proofErr w:type="spellStart"/>
-      <w:r>
-        <w:rPr>
-          <w:rFonts w:ascii="Bookman Old Style" w:eastAsia="Bookman Old Style" w:hAnsi="Bookman Old Style" w:cs="Bookman Old Style"/>
-          <w:color w:val="000000"/>
-          <w:sz w:val="24"/>
-          <w:szCs w:val="24"/>
-        </w:rPr>
-        <w:t>sebesar</w:t>
-      </w:r>
-      <w:proofErr w:type="spellEnd"/>
-      <w:r>
-        <w:rPr>
-          <w:rFonts w:ascii="Bookman Old Style" w:eastAsia="Bookman Old Style" w:hAnsi="Bookman Old Style" w:cs="Bookman Old Style"/>
-          <w:color w:val="000000"/>
-          <w:sz w:val="24"/>
-          <w:szCs w:val="24"/>
-        </w:rPr>
-        <w:t xml:space="preserve"> </w:t>
-      </w:r>
-      <w:r>
-        <w:rPr>
-          <w:rFonts w:ascii="Bookman Old Style" w:eastAsia="Bookman Old Style" w:hAnsi="Bookman Old Style" w:cs="Bookman Old Style"/>
-          <w:color w:val="000000"/>
-          <w:sz w:val="24"/>
-          <w:szCs w:val="24"/>
-        </w:rPr>
-        <w:t>{</w:t>
-      </w:r>
-      <w:proofErr w:type="spellStart"/>
-      <w:r>
-        <w:rPr>
-          <w:rFonts w:ascii="Bookman Old Style" w:eastAsia="Bookman Old Style" w:hAnsi="Bookman Old Style" w:cs="Bookman Old Style"/>
-          <w:color w:val="000000"/>
-          <w:sz w:val="24"/>
-          <w:szCs w:val="24"/>
-        </w:rPr>
-        <w:t>sls_ongoing</w:t>
-      </w:r>
-      <w:proofErr w:type="spellEnd"/>
-      <w:r>
-        <w:rPr>
-          <w:rFonts w:ascii="Bookman Old Style" w:eastAsia="Bookman Old Style" w:hAnsi="Bookman Old Style" w:cs="Bookman Old Style"/>
-          <w:color w:val="000000"/>
-          <w:sz w:val="24"/>
-          <w:szCs w:val="24"/>
-        </w:rPr>
-        <w:t>}</w:t>
-      </w:r>
-      <w:r>
-        <w:rPr>
-          <w:rFonts w:ascii="Bookman Old Style" w:eastAsia="Bookman Old Style" w:hAnsi="Bookman Old Style" w:cs="Bookman Old Style"/>
-          <w:color w:val="000000"/>
-          <w:sz w:val="24"/>
-          <w:szCs w:val="24"/>
-        </w:rPr>
-        <w:t xml:space="preserve"> </w:t>
-      </w:r>
-      <w:r>
-        <w:rPr>
-          <w:rFonts w:ascii="Bookman Old Style" w:eastAsia="Bookman Old Style" w:hAnsi="Bookman Old Style" w:cs="Bookman Old Style"/>
-          <w:sz w:val="24"/>
-          <w:szCs w:val="24"/>
-        </w:rPr>
-        <w:t>SLS/Sub-SLS dan/</w:t>
-      </w:r>
-      <w:proofErr w:type="spellStart"/>
-      <w:r>
-        <w:rPr>
-          <w:rFonts w:ascii="Bookman Old Style" w:eastAsia="Bookman Old Style" w:hAnsi="Bookman Old Style" w:cs="Bookman Old Style"/>
-          <w:sz w:val="24"/>
-          <w:szCs w:val="24"/>
-        </w:rPr>
-        <w:t>atau</w:t>
-      </w:r>
-      <w:proofErr w:type="spellEnd"/>
-      <w:r>
-        <w:rPr>
-          <w:rFonts w:ascii="Bookman Old Style" w:eastAsia="Bookman Old Style" w:hAnsi="Bookman Old Style" w:cs="Bookman Old Style"/>
-          <w:sz w:val="24"/>
-          <w:szCs w:val="24"/>
-        </w:rPr>
-        <w:t xml:space="preserve"> </w:t>
-      </w:r>
-      <w:proofErr w:type="spellStart"/>
-      <w:r>
-        <w:rPr>
-          <w:rFonts w:ascii="Bookman Old Style" w:eastAsia="Bookman Old Style" w:hAnsi="Bookman Old Style" w:cs="Bookman Old Style"/>
-          <w:sz w:val="24"/>
-          <w:szCs w:val="24"/>
-        </w:rPr>
-        <w:t>usaha</w:t>
-      </w:r>
-      <w:proofErr w:type="spellEnd"/>
-      <w:r>
-        <w:rPr>
-          <w:rFonts w:ascii="Bookman Old Style" w:eastAsia="Bookman Old Style" w:hAnsi="Bookman Old Style" w:cs="Bookman Old Style"/>
-          <w:sz w:val="24"/>
-          <w:szCs w:val="24"/>
-        </w:rPr>
-        <w:t xml:space="preserve"> </w:t>
-      </w:r>
-      <w:proofErr w:type="spellStart"/>
-      <w:r>
-        <w:rPr>
-          <w:rFonts w:ascii="Bookman Old Style" w:eastAsia="Bookman Old Style" w:hAnsi="Bookman Old Style" w:cs="Bookman Old Style"/>
-          <w:sz w:val="24"/>
-          <w:szCs w:val="24"/>
-        </w:rPr>
-        <w:t>besar</w:t>
-      </w:r>
-      <w:proofErr w:type="spellEnd"/>
+      <w:r>
+        <w:rPr>
+          <w:rFonts w:ascii="Bookman Old Style" w:eastAsia="Bookman Old Style" w:hAnsi="Bookman Old Style" w:cs="Bookman Old Style"/>
+          <w:sz w:val="24"/>
+          <w:szCs w:val="24"/>
+        </w:rPr>
+        <w:t>SLS/Sub-SLS dan/atau usaha besar</w:t>
+      </w:r>
       <w:r>
         <w:rPr>
           <w:rFonts w:ascii="Bookman Old Style" w:eastAsia="Bookman Old Style" w:hAnsi="Bookman Old Style" w:cs="Bookman Old Style"/>
@@ -2834,287 +2358,7 @@
           <w:sz w:val="24"/>
           <w:szCs w:val="24"/>
         </w:rPr>
-        <w:t xml:space="preserve"> </w:t>
-      </w:r>
-      <w:proofErr w:type="spellStart"/>
-      <w:r>
-        <w:rPr>
-          <w:rFonts w:ascii="Bookman Old Style" w:eastAsia="Bookman Old Style" w:hAnsi="Bookman Old Style" w:cs="Bookman Old Style"/>
-          <w:color w:val="000000"/>
-          <w:sz w:val="24"/>
-          <w:szCs w:val="24"/>
-        </w:rPr>
-        <w:t>telah</w:t>
-      </w:r>
-      <w:proofErr w:type="spellEnd"/>
-      <w:r>
-        <w:rPr>
-          <w:rFonts w:ascii="Bookman Old Style" w:eastAsia="Bookman Old Style" w:hAnsi="Bookman Old Style" w:cs="Bookman Old Style"/>
-          <w:color w:val="000000"/>
-          <w:sz w:val="24"/>
-          <w:szCs w:val="24"/>
-        </w:rPr>
-        <w:t xml:space="preserve"> </w:t>
-      </w:r>
-      <w:proofErr w:type="spellStart"/>
-      <w:r>
-        <w:rPr>
-          <w:rFonts w:ascii="Bookman Old Style" w:eastAsia="Bookman Old Style" w:hAnsi="Bookman Old Style" w:cs="Bookman Old Style"/>
-          <w:color w:val="000000"/>
-          <w:sz w:val="24"/>
-          <w:szCs w:val="24"/>
-        </w:rPr>
-        <w:t>menyelesaikan</w:t>
-      </w:r>
-      <w:proofErr w:type="spellEnd"/>
-      <w:r>
-        <w:rPr>
-          <w:rFonts w:ascii="Bookman Old Style" w:eastAsia="Bookman Old Style" w:hAnsi="Bookman Old Style" w:cs="Bookman Old Style"/>
-          <w:color w:val="000000"/>
-          <w:sz w:val="24"/>
-          <w:szCs w:val="24"/>
-        </w:rPr>
-        <w:t xml:space="preserve"> </w:t>
-      </w:r>
-      <w:proofErr w:type="spellStart"/>
-      <w:r>
-        <w:rPr>
-          <w:rFonts w:ascii="Bookman Old Style" w:eastAsia="Bookman Old Style" w:hAnsi="Bookman Old Style" w:cs="Bookman Old Style"/>
-          <w:color w:val="000000"/>
-          <w:sz w:val="24"/>
-          <w:szCs w:val="24"/>
-        </w:rPr>
-        <w:t>pekerjaan</w:t>
-      </w:r>
-      <w:proofErr w:type="spellEnd"/>
-      <w:r>
-        <w:rPr>
-          <w:rFonts w:ascii="Bookman Old Style" w:eastAsia="Bookman Old Style" w:hAnsi="Bookman Old Style" w:cs="Bookman Old Style"/>
-          <w:color w:val="000000"/>
-          <w:sz w:val="24"/>
-          <w:szCs w:val="24"/>
-        </w:rPr>
-        <w:t xml:space="preserve"> </w:t>
-      </w:r>
-      <w:proofErr w:type="spellStart"/>
-      <w:r>
-        <w:rPr>
-          <w:rFonts w:ascii="Bookman Old Style" w:eastAsia="Bookman Old Style" w:hAnsi="Bookman Old Style" w:cs="Bookman Old Style"/>
-          <w:color w:val="000000"/>
-          <w:sz w:val="24"/>
-          <w:szCs w:val="24"/>
-        </w:rPr>
-        <w:t>termin</w:t>
-      </w:r>
-      <w:proofErr w:type="spellEnd"/>
-      <w:r>
-        <w:rPr>
-          <w:rFonts w:ascii="Bookman Old Style" w:eastAsia="Bookman Old Style" w:hAnsi="Bookman Old Style" w:cs="Bookman Old Style"/>
-          <w:color w:val="000000"/>
-          <w:sz w:val="24"/>
-          <w:szCs w:val="24"/>
-        </w:rPr>
-        <w:t xml:space="preserve"> II </w:t>
-      </w:r>
-      <w:proofErr w:type="spellStart"/>
-      <w:r>
-        <w:rPr>
-          <w:rFonts w:ascii="Bookman Old Style" w:eastAsia="Bookman Old Style" w:hAnsi="Bookman Old Style" w:cs="Bookman Old Style"/>
-          <w:color w:val="000000"/>
-          <w:sz w:val="24"/>
-          <w:szCs w:val="24"/>
-        </w:rPr>
-        <w:t>Pendataan</w:t>
-      </w:r>
-      <w:proofErr w:type="spellEnd"/>
-      <w:r>
-        <w:rPr>
-          <w:rFonts w:ascii="Bookman Old Style" w:eastAsia="Bookman Old Style" w:hAnsi="Bookman Old Style" w:cs="Bookman Old Style"/>
-          <w:color w:val="000000"/>
-          <w:sz w:val="24"/>
-          <w:szCs w:val="24"/>
-        </w:rPr>
-        <w:t xml:space="preserve"> Lapangan Sensus Ekonomi 2026 </w:t>
-      </w:r>
-      <w:proofErr w:type="spellStart"/>
-      <w:r>
-        <w:rPr>
-          <w:rFonts w:ascii="Bookman Old Style" w:eastAsia="Bookman Old Style" w:hAnsi="Bookman Old Style" w:cs="Bookman Old Style"/>
-          <w:color w:val="000000"/>
-          <w:sz w:val="24"/>
-          <w:szCs w:val="24"/>
-        </w:rPr>
-        <w:t>berdasarkan</w:t>
-      </w:r>
-      <w:proofErr w:type="spellEnd"/>
-      <w:r>
-        <w:rPr>
-          <w:rFonts w:ascii="Bookman Old Style" w:eastAsia="Bookman Old Style" w:hAnsi="Bookman Old Style" w:cs="Bookman Old Style"/>
-          <w:color w:val="000000"/>
-          <w:sz w:val="24"/>
-          <w:szCs w:val="24"/>
-        </w:rPr>
-        <w:t xml:space="preserve"> </w:t>
-      </w:r>
-      <w:proofErr w:type="spellStart"/>
-      <w:r>
-        <w:rPr>
-          <w:rFonts w:ascii="Bookman Old Style" w:eastAsia="Bookman Old Style" w:hAnsi="Bookman Old Style" w:cs="Bookman Old Style"/>
-          <w:color w:val="000000"/>
-          <w:sz w:val="24"/>
-          <w:szCs w:val="24"/>
-        </w:rPr>
-        <w:t>hasil</w:t>
-      </w:r>
-      <w:proofErr w:type="spellEnd"/>
-      <w:r>
-        <w:rPr>
-          <w:rFonts w:ascii="Bookman Old Style" w:eastAsia="Bookman Old Style" w:hAnsi="Bookman Old Style" w:cs="Bookman Old Style"/>
-          <w:color w:val="000000"/>
-          <w:sz w:val="24"/>
-          <w:szCs w:val="24"/>
-        </w:rPr>
-        <w:t xml:space="preserve"> </w:t>
-      </w:r>
-      <w:proofErr w:type="spellStart"/>
-      <w:r>
-        <w:rPr>
-          <w:rFonts w:ascii="Bookman Old Style" w:eastAsia="Bookman Old Style" w:hAnsi="Bookman Old Style" w:cs="Bookman Old Style"/>
-          <w:color w:val="000000"/>
-          <w:sz w:val="24"/>
-          <w:szCs w:val="24"/>
-        </w:rPr>
-        <w:t>pemeriksaan</w:t>
-      </w:r>
-      <w:proofErr w:type="spellEnd"/>
-      <w:r>
-        <w:rPr>
-          <w:rFonts w:ascii="Bookman Old Style" w:eastAsia="Bookman Old Style" w:hAnsi="Bookman Old Style" w:cs="Bookman Old Style"/>
-          <w:color w:val="000000"/>
-          <w:sz w:val="24"/>
-          <w:szCs w:val="24"/>
-        </w:rPr>
-        <w:t xml:space="preserve"> dan </w:t>
-      </w:r>
-      <w:proofErr w:type="spellStart"/>
-      <w:r>
-        <w:rPr>
-          <w:rFonts w:ascii="Bookman Old Style" w:eastAsia="Bookman Old Style" w:hAnsi="Bookman Old Style" w:cs="Bookman Old Style"/>
-          <w:color w:val="000000"/>
-          <w:sz w:val="24"/>
-          <w:szCs w:val="24"/>
-        </w:rPr>
-        <w:t>evaluasi</w:t>
-      </w:r>
-      <w:proofErr w:type="spellEnd"/>
-      <w:r>
-        <w:rPr>
-          <w:rFonts w:ascii="Bookman Old Style" w:eastAsia="Bookman Old Style" w:hAnsi="Bookman Old Style" w:cs="Bookman Old Style"/>
-          <w:color w:val="000000"/>
-          <w:sz w:val="24"/>
-          <w:szCs w:val="24"/>
-        </w:rPr>
-        <w:t xml:space="preserve"> </w:t>
-      </w:r>
-      <w:proofErr w:type="spellStart"/>
-      <w:r>
-        <w:rPr>
-          <w:rFonts w:ascii="Bookman Old Style" w:eastAsia="Bookman Old Style" w:hAnsi="Bookman Old Style" w:cs="Bookman Old Style"/>
-          <w:color w:val="000000"/>
-          <w:sz w:val="24"/>
-          <w:szCs w:val="24"/>
-        </w:rPr>
-        <w:t>pekerjaan</w:t>
-      </w:r>
-      <w:proofErr w:type="spellEnd"/>
-      <w:r>
-        <w:rPr>
-          <w:rFonts w:ascii="Bookman Old Style" w:eastAsia="Bookman Old Style" w:hAnsi="Bookman Old Style" w:cs="Bookman Old Style"/>
-          <w:color w:val="000000"/>
-          <w:sz w:val="24"/>
-          <w:szCs w:val="24"/>
-        </w:rPr>
-        <w:t xml:space="preserve"> </w:t>
-      </w:r>
-      <w:proofErr w:type="spellStart"/>
-      <w:r>
-        <w:rPr>
-          <w:rFonts w:ascii="Bookman Old Style" w:eastAsia="Bookman Old Style" w:hAnsi="Bookman Old Style" w:cs="Bookman Old Style"/>
-          <w:color w:val="000000"/>
-          <w:sz w:val="24"/>
-          <w:szCs w:val="24"/>
-        </w:rPr>
-        <w:t>sebagaimana</w:t>
-      </w:r>
-      <w:proofErr w:type="spellEnd"/>
-      <w:r>
-        <w:rPr>
-          <w:rFonts w:ascii="Bookman Old Style" w:eastAsia="Bookman Old Style" w:hAnsi="Bookman Old Style" w:cs="Bookman Old Style"/>
-          <w:color w:val="000000"/>
-          <w:sz w:val="24"/>
-          <w:szCs w:val="24"/>
-        </w:rPr>
-        <w:t xml:space="preserve"> </w:t>
-      </w:r>
-      <w:proofErr w:type="spellStart"/>
-      <w:r>
-        <w:rPr>
-          <w:rFonts w:ascii="Bookman Old Style" w:eastAsia="Bookman Old Style" w:hAnsi="Bookman Old Style" w:cs="Bookman Old Style"/>
-          <w:color w:val="000000"/>
-          <w:sz w:val="24"/>
-          <w:szCs w:val="24"/>
-        </w:rPr>
-        <w:t>tercantum</w:t>
-      </w:r>
-      <w:proofErr w:type="spellEnd"/>
-      <w:r>
-        <w:rPr>
-          <w:rFonts w:ascii="Bookman Old Style" w:eastAsia="Bookman Old Style" w:hAnsi="Bookman Old Style" w:cs="Bookman Old Style"/>
-          <w:color w:val="000000"/>
-          <w:sz w:val="24"/>
-          <w:szCs w:val="24"/>
-        </w:rPr>
-        <w:t xml:space="preserve"> </w:t>
-      </w:r>
-      <w:proofErr w:type="spellStart"/>
-      <w:r>
-        <w:rPr>
-          <w:rFonts w:ascii="Bookman Old Style" w:eastAsia="Bookman Old Style" w:hAnsi="Bookman Old Style" w:cs="Bookman Old Style"/>
-          <w:color w:val="000000"/>
-          <w:sz w:val="24"/>
-          <w:szCs w:val="24"/>
-        </w:rPr>
-        <w:t>dalam</w:t>
-      </w:r>
-      <w:proofErr w:type="spellEnd"/>
-      <w:r>
-        <w:rPr>
-          <w:rFonts w:ascii="Bookman Old Style" w:eastAsia="Bookman Old Style" w:hAnsi="Bookman Old Style" w:cs="Bookman Old Style"/>
-          <w:color w:val="000000"/>
-          <w:sz w:val="24"/>
-          <w:szCs w:val="24"/>
-        </w:rPr>
-        <w:t xml:space="preserve"> </w:t>
-      </w:r>
-      <w:proofErr w:type="spellStart"/>
-      <w:r>
-        <w:rPr>
-          <w:rFonts w:ascii="Bookman Old Style" w:eastAsia="Bookman Old Style" w:hAnsi="Bookman Old Style" w:cs="Bookman Old Style"/>
-          <w:color w:val="000000"/>
-          <w:sz w:val="24"/>
-          <w:szCs w:val="24"/>
-        </w:rPr>
-        <w:t>lampiran</w:t>
-      </w:r>
-      <w:proofErr w:type="spellEnd"/>
-      <w:r>
-        <w:rPr>
-          <w:rFonts w:ascii="Bookman Old Style" w:eastAsia="Bookman Old Style" w:hAnsi="Bookman Old Style" w:cs="Bookman Old Style"/>
-          <w:color w:val="000000"/>
-          <w:sz w:val="24"/>
-          <w:szCs w:val="24"/>
-        </w:rPr>
-        <w:t>. </w:t>
+        <w:t xml:space="preserve"> telah menyelesaikan pekerjaan termin II Pendataan Lapangan Sensus Ekonomi 2026 berdasarkan hasil pemeriksaan dan evaluasi pekerjaan sebagaimana tercantum dalam lampiran. </w:t>
       </w:r>
     </w:p>
     <w:p>
@@ -3133,7 +2377,6 @@
           <w:szCs w:val="24"/>
         </w:rPr>
       </w:pPr>
-      <w:proofErr w:type="spellStart"/>
       <w:r>
         <w:rPr>
           <w:rFonts w:ascii="Bookman Old Style" w:eastAsia="Bookman Old Style" w:hAnsi="Bookman Old Style" w:cs="Bookman Old Style"/>
@@ -3141,77 +2384,7 @@
           <w:sz w:val="24"/>
           <w:szCs w:val="24"/>
         </w:rPr>
-        <w:t>Berdasarkan</w:t>
-      </w:r>
-      <w:proofErr w:type="spellEnd"/>
-      <w:r>
-        <w:rPr>
-          <w:rFonts w:ascii="Bookman Old Style" w:eastAsia="Bookman Old Style" w:hAnsi="Bookman Old Style" w:cs="Bookman Old Style"/>
-          <w:color w:val="000000"/>
-          <w:sz w:val="24"/>
-          <w:szCs w:val="24"/>
-        </w:rPr>
-        <w:t xml:space="preserve"> </w:t>
-      </w:r>
-      <w:proofErr w:type="spellStart"/>
-      <w:r>
-        <w:rPr>
-          <w:rFonts w:ascii="Bookman Old Style" w:eastAsia="Bookman Old Style" w:hAnsi="Bookman Old Style" w:cs="Bookman Old Style"/>
-          <w:color w:val="000000"/>
-          <w:sz w:val="24"/>
-          <w:szCs w:val="24"/>
-        </w:rPr>
-        <w:t>angka</w:t>
-      </w:r>
-      <w:proofErr w:type="spellEnd"/>
-      <w:r>
-        <w:rPr>
-          <w:rFonts w:ascii="Bookman Old Style" w:eastAsia="Bookman Old Style" w:hAnsi="Bookman Old Style" w:cs="Bookman Old Style"/>
-          <w:color w:val="000000"/>
-          <w:sz w:val="24"/>
-          <w:szCs w:val="24"/>
-        </w:rPr>
-        <w:t xml:space="preserve"> 2 </w:t>
-      </w:r>
-      <w:proofErr w:type="spellStart"/>
-      <w:r>
-        <w:rPr>
-          <w:rFonts w:ascii="Bookman Old Style" w:eastAsia="Bookman Old Style" w:hAnsi="Bookman Old Style" w:cs="Bookman Old Style"/>
-          <w:color w:val="000000"/>
-          <w:sz w:val="24"/>
-          <w:szCs w:val="24"/>
-        </w:rPr>
-        <w:t>tersebut</w:t>
-      </w:r>
-      <w:proofErr w:type="spellEnd"/>
-      <w:r>
-        <w:rPr>
-          <w:rFonts w:ascii="Bookman Old Style" w:eastAsia="Bookman Old Style" w:hAnsi="Bookman Old Style" w:cs="Bookman Old Style"/>
-          <w:color w:val="000000"/>
-          <w:sz w:val="24"/>
-          <w:szCs w:val="24"/>
-        </w:rPr>
-        <w:t xml:space="preserve"> di </w:t>
-      </w:r>
-      <w:proofErr w:type="spellStart"/>
-      <w:r>
-        <w:rPr>
-          <w:rFonts w:ascii="Bookman Old Style" w:eastAsia="Bookman Old Style" w:hAnsi="Bookman Old Style" w:cs="Bookman Old Style"/>
-          <w:color w:val="000000"/>
-          <w:sz w:val="24"/>
-          <w:szCs w:val="24"/>
-        </w:rPr>
-        <w:t>atas</w:t>
-      </w:r>
-      <w:proofErr w:type="spellEnd"/>
-      <w:r>
-        <w:rPr>
-          <w:rFonts w:ascii="Bookman Old Style" w:eastAsia="Bookman Old Style" w:hAnsi="Bookman Old Style" w:cs="Bookman Old Style"/>
-          <w:color w:val="000000"/>
-          <w:sz w:val="24"/>
-          <w:szCs w:val="24"/>
-        </w:rPr>
-        <w:t xml:space="preserve">, </w:t>
+        <w:t xml:space="preserve">Berdasarkan angka 2 tersebut di atas, </w:t>
       </w:r>
       <w:r>
         <w:rPr>
@@ -3231,107 +2404,7 @@
           <w:sz w:val="24"/>
           <w:szCs w:val="24"/>
         </w:rPr>
-        <w:t xml:space="preserve"> </w:t>
-      </w:r>
-      <w:proofErr w:type="spellStart"/>
-      <w:r>
-        <w:rPr>
-          <w:rFonts w:ascii="Bookman Old Style" w:eastAsia="Bookman Old Style" w:hAnsi="Bookman Old Style" w:cs="Bookman Old Style"/>
-          <w:color w:val="000000"/>
-          <w:sz w:val="24"/>
-          <w:szCs w:val="24"/>
-        </w:rPr>
-        <w:t>menyerahkan</w:t>
-      </w:r>
-      <w:proofErr w:type="spellEnd"/>
-      <w:r>
-        <w:rPr>
-          <w:rFonts w:ascii="Bookman Old Style" w:eastAsia="Bookman Old Style" w:hAnsi="Bookman Old Style" w:cs="Bookman Old Style"/>
-          <w:color w:val="000000"/>
-          <w:sz w:val="24"/>
-          <w:szCs w:val="24"/>
-        </w:rPr>
-        <w:t xml:space="preserve"> </w:t>
-      </w:r>
-      <w:proofErr w:type="spellStart"/>
-      <w:r>
-        <w:rPr>
-          <w:rFonts w:ascii="Bookman Old Style" w:eastAsia="Bookman Old Style" w:hAnsi="Bookman Old Style" w:cs="Bookman Old Style"/>
-          <w:color w:val="000000"/>
-          <w:sz w:val="24"/>
-          <w:szCs w:val="24"/>
-        </w:rPr>
-        <w:t>hasil</w:t>
-      </w:r>
-      <w:proofErr w:type="spellEnd"/>
-      <w:r>
-        <w:rPr>
-          <w:rFonts w:ascii="Bookman Old Style" w:eastAsia="Bookman Old Style" w:hAnsi="Bookman Old Style" w:cs="Bookman Old Style"/>
-          <w:color w:val="000000"/>
-          <w:sz w:val="24"/>
-          <w:szCs w:val="24"/>
-        </w:rPr>
-        <w:t xml:space="preserve"> </w:t>
-      </w:r>
-      <w:proofErr w:type="spellStart"/>
-      <w:r>
-        <w:rPr>
-          <w:rFonts w:ascii="Bookman Old Style" w:eastAsia="Bookman Old Style" w:hAnsi="Bookman Old Style" w:cs="Bookman Old Style"/>
-          <w:color w:val="000000"/>
-          <w:sz w:val="24"/>
-          <w:szCs w:val="24"/>
-        </w:rPr>
-        <w:t>pekerjaan</w:t>
-      </w:r>
-      <w:proofErr w:type="spellEnd"/>
-      <w:r>
-        <w:rPr>
-          <w:rFonts w:ascii="Bookman Old Style" w:eastAsia="Bookman Old Style" w:hAnsi="Bookman Old Style" w:cs="Bookman Old Style"/>
-          <w:color w:val="000000"/>
-          <w:sz w:val="24"/>
-          <w:szCs w:val="24"/>
-        </w:rPr>
-        <w:t xml:space="preserve"> </w:t>
-      </w:r>
-      <w:proofErr w:type="spellStart"/>
-      <w:r>
-        <w:rPr>
-          <w:rFonts w:ascii="Bookman Old Style" w:eastAsia="Bookman Old Style" w:hAnsi="Bookman Old Style" w:cs="Bookman Old Style"/>
-          <w:color w:val="000000"/>
-          <w:sz w:val="24"/>
-          <w:szCs w:val="24"/>
-        </w:rPr>
-        <w:t>Pendataan</w:t>
-      </w:r>
-      <w:proofErr w:type="spellEnd"/>
-      <w:r>
-        <w:rPr>
-          <w:rFonts w:ascii="Bookman Old Style" w:eastAsia="Bookman Old Style" w:hAnsi="Bookman Old Style" w:cs="Bookman Old Style"/>
-          <w:color w:val="000000"/>
-          <w:sz w:val="24"/>
-          <w:szCs w:val="24"/>
-        </w:rPr>
-        <w:t xml:space="preserve"> Lapangan Sensus Ekonomi 2026 </w:t>
-      </w:r>
-      <w:proofErr w:type="spellStart"/>
-      <w:r>
-        <w:rPr>
-          <w:rFonts w:ascii="Bookman Old Style" w:eastAsia="Bookman Old Style" w:hAnsi="Bookman Old Style" w:cs="Bookman Old Style"/>
-          <w:color w:val="000000"/>
-          <w:sz w:val="24"/>
-          <w:szCs w:val="24"/>
-        </w:rPr>
-        <w:t>kepada</w:t>
-      </w:r>
-      <w:proofErr w:type="spellEnd"/>
-      <w:r>
-        <w:rPr>
-          <w:rFonts w:ascii="Bookman Old Style" w:eastAsia="Bookman Old Style" w:hAnsi="Bookman Old Style" w:cs="Bookman Old Style"/>
-          <w:color w:val="000000"/>
-          <w:sz w:val="24"/>
-          <w:szCs w:val="24"/>
-        </w:rPr>
-        <w:t xml:space="preserve"> </w:t>
+        <w:t xml:space="preserve"> menyerahkan hasil pekerjaan Pendataan Lapangan Sensus Ekonomi 2026 kepada </w:t>
       </w:r>
       <w:r>
         <w:rPr>
@@ -3371,167 +2444,7 @@
           <w:sz w:val="24"/>
           <w:szCs w:val="24"/>
         </w:rPr>
-        <w:t xml:space="preserve"> </w:t>
-      </w:r>
-      <w:proofErr w:type="spellStart"/>
-      <w:r>
-        <w:rPr>
-          <w:rFonts w:ascii="Bookman Old Style" w:eastAsia="Bookman Old Style" w:hAnsi="Bookman Old Style" w:cs="Bookman Old Style"/>
-          <w:color w:val="000000"/>
-          <w:sz w:val="24"/>
-          <w:szCs w:val="24"/>
-        </w:rPr>
-        <w:t>menerima</w:t>
-      </w:r>
-      <w:proofErr w:type="spellEnd"/>
-      <w:r>
-        <w:rPr>
-          <w:rFonts w:ascii="Bookman Old Style" w:eastAsia="Bookman Old Style" w:hAnsi="Bookman Old Style" w:cs="Bookman Old Style"/>
-          <w:color w:val="000000"/>
-          <w:sz w:val="24"/>
-          <w:szCs w:val="24"/>
-        </w:rPr>
-        <w:t xml:space="preserve"> </w:t>
-      </w:r>
-      <w:proofErr w:type="spellStart"/>
-      <w:r>
-        <w:rPr>
-          <w:rFonts w:ascii="Bookman Old Style" w:eastAsia="Bookman Old Style" w:hAnsi="Bookman Old Style" w:cs="Bookman Old Style"/>
-          <w:color w:val="000000"/>
-          <w:sz w:val="24"/>
-          <w:szCs w:val="24"/>
-        </w:rPr>
-        <w:t>hasil</w:t>
-      </w:r>
-      <w:proofErr w:type="spellEnd"/>
-      <w:r>
-        <w:rPr>
-          <w:rFonts w:ascii="Bookman Old Style" w:eastAsia="Bookman Old Style" w:hAnsi="Bookman Old Style" w:cs="Bookman Old Style"/>
-          <w:color w:val="000000"/>
-          <w:sz w:val="24"/>
-          <w:szCs w:val="24"/>
-        </w:rPr>
-        <w:t xml:space="preserve"> </w:t>
-      </w:r>
-      <w:proofErr w:type="spellStart"/>
-      <w:r>
-        <w:rPr>
-          <w:rFonts w:ascii="Bookman Old Style" w:eastAsia="Bookman Old Style" w:hAnsi="Bookman Old Style" w:cs="Bookman Old Style"/>
-          <w:color w:val="000000"/>
-          <w:sz w:val="24"/>
-          <w:szCs w:val="24"/>
-        </w:rPr>
-        <w:t>pekerjaan</w:t>
-      </w:r>
-      <w:proofErr w:type="spellEnd"/>
-      <w:r>
-        <w:rPr>
-          <w:rFonts w:ascii="Bookman Old Style" w:eastAsia="Bookman Old Style" w:hAnsi="Bookman Old Style" w:cs="Bookman Old Style"/>
-          <w:color w:val="000000"/>
-          <w:sz w:val="24"/>
-          <w:szCs w:val="24"/>
-        </w:rPr>
-        <w:t xml:space="preserve"> </w:t>
-      </w:r>
-      <w:proofErr w:type="spellStart"/>
-      <w:r>
-        <w:rPr>
-          <w:rFonts w:ascii="Bookman Old Style" w:eastAsia="Bookman Old Style" w:hAnsi="Bookman Old Style" w:cs="Bookman Old Style"/>
-          <w:color w:val="000000"/>
-          <w:sz w:val="24"/>
-          <w:szCs w:val="24"/>
-        </w:rPr>
-        <w:t>tersebut</w:t>
-      </w:r>
-      <w:proofErr w:type="spellEnd"/>
-      <w:r>
-        <w:rPr>
-          <w:rFonts w:ascii="Bookman Old Style" w:eastAsia="Bookman Old Style" w:hAnsi="Bookman Old Style" w:cs="Bookman Old Style"/>
-          <w:color w:val="000000"/>
-          <w:sz w:val="24"/>
-          <w:szCs w:val="24"/>
-        </w:rPr>
-        <w:t xml:space="preserve"> yang </w:t>
-      </w:r>
-      <w:proofErr w:type="spellStart"/>
-      <w:r>
-        <w:rPr>
-          <w:rFonts w:ascii="Bookman Old Style" w:eastAsia="Bookman Old Style" w:hAnsi="Bookman Old Style" w:cs="Bookman Old Style"/>
-          <w:color w:val="000000"/>
-          <w:sz w:val="24"/>
-          <w:szCs w:val="24"/>
-        </w:rPr>
-        <w:t>telah</w:t>
-      </w:r>
-      <w:proofErr w:type="spellEnd"/>
-      <w:r>
-        <w:rPr>
-          <w:rFonts w:ascii="Bookman Old Style" w:eastAsia="Bookman Old Style" w:hAnsi="Bookman Old Style" w:cs="Bookman Old Style"/>
-          <w:color w:val="000000"/>
-          <w:sz w:val="24"/>
-          <w:szCs w:val="24"/>
-        </w:rPr>
-        <w:t xml:space="preserve"> </w:t>
-      </w:r>
-      <w:proofErr w:type="spellStart"/>
-      <w:r>
-        <w:rPr>
-          <w:rFonts w:ascii="Bookman Old Style" w:eastAsia="Bookman Old Style" w:hAnsi="Bookman Old Style" w:cs="Bookman Old Style"/>
-          <w:color w:val="000000"/>
-          <w:sz w:val="24"/>
-          <w:szCs w:val="24"/>
-        </w:rPr>
-        <w:t>sesuai</w:t>
-      </w:r>
-      <w:proofErr w:type="spellEnd"/>
-      <w:r>
-        <w:rPr>
-          <w:rFonts w:ascii="Bookman Old Style" w:eastAsia="Bookman Old Style" w:hAnsi="Bookman Old Style" w:cs="Bookman Old Style"/>
-          <w:color w:val="000000"/>
-          <w:sz w:val="24"/>
-          <w:szCs w:val="24"/>
-        </w:rPr>
-        <w:t xml:space="preserve"> </w:t>
-      </w:r>
-      <w:proofErr w:type="spellStart"/>
-      <w:r>
-        <w:rPr>
-          <w:rFonts w:ascii="Bookman Old Style" w:eastAsia="Bookman Old Style" w:hAnsi="Bookman Old Style" w:cs="Bookman Old Style"/>
-          <w:color w:val="000000"/>
-          <w:sz w:val="24"/>
-          <w:szCs w:val="24"/>
-        </w:rPr>
-        <w:t>dengan</w:t>
-      </w:r>
-      <w:proofErr w:type="spellEnd"/>
-      <w:r>
-        <w:rPr>
-          <w:rFonts w:ascii="Bookman Old Style" w:eastAsia="Bookman Old Style" w:hAnsi="Bookman Old Style" w:cs="Bookman Old Style"/>
-          <w:color w:val="000000"/>
-          <w:sz w:val="24"/>
-          <w:szCs w:val="24"/>
-        </w:rPr>
-        <w:t xml:space="preserve"> </w:t>
-      </w:r>
-      <w:proofErr w:type="spellStart"/>
-      <w:r>
-        <w:rPr>
-          <w:rFonts w:ascii="Bookman Old Style" w:eastAsia="Bookman Old Style" w:hAnsi="Bookman Old Style" w:cs="Bookman Old Style"/>
-          <w:color w:val="000000"/>
-          <w:sz w:val="24"/>
-          <w:szCs w:val="24"/>
-        </w:rPr>
-        <w:t>seharusnya</w:t>
-      </w:r>
-      <w:proofErr w:type="spellEnd"/>
-      <w:r>
-        <w:rPr>
-          <w:rFonts w:ascii="Bookman Old Style" w:eastAsia="Bookman Old Style" w:hAnsi="Bookman Old Style" w:cs="Bookman Old Style"/>
-          <w:color w:val="000000"/>
-          <w:sz w:val="24"/>
-          <w:szCs w:val="24"/>
-        </w:rPr>
-        <w:t>;</w:t>
+        <w:t xml:space="preserve"> menerima hasil pekerjaan tersebut yang telah sesuai dengan seharusnya;</w:t>
       </w:r>
     </w:p>
     <w:p>
@@ -3557,9 +2470,8 @@
           <w:sz w:val="24"/>
           <w:szCs w:val="24"/>
         </w:rPr>
-        <w:t xml:space="preserve">Hasil </w:t>
-      </w:r>
-      <w:proofErr w:type="spellStart"/>
+        <w:t xml:space="preserve">Hasil pekerjaan Pendataan Lapangan Sensus Ekonomi 2026 sebagaimana dimaksud dalam angka 3, berupa dokumen hasil Pendataan Lapangan Sensus Ekonomi 2026, sejumlah </w:t>
+      </w:r>
       <w:r>
         <w:rPr>
           <w:rFonts w:ascii="Bookman Old Style" w:eastAsia="Bookman Old Style" w:hAnsi="Bookman Old Style" w:cs="Bookman Old Style"/>
@@ -3567,9 +2479,8 @@
           <w:sz w:val="24"/>
           <w:szCs w:val="24"/>
         </w:rPr>
-        <w:t>pekerjaan</w:t>
-      </w:r>
-      <w:proofErr w:type="spellEnd"/>
+        <w:t>{s</w:t>
+      </w:r>
       <w:r>
         <w:rPr>
           <w:rFonts w:ascii="Bookman Old Style" w:eastAsia="Bookman Old Style" w:hAnsi="Bookman Old Style" w:cs="Bookman Old Style"/>
@@ -3577,309 +2488,34 @@
           <w:sz w:val="24"/>
           <w:szCs w:val="24"/>
         </w:rPr>
+        <w:t>ls_ongoing</w:t>
+      </w:r>
+      <w:r>
+        <w:rPr>
+          <w:rFonts w:ascii="Bookman Old Style" w:eastAsia="Bookman Old Style" w:hAnsi="Bookman Old Style" w:cs="Bookman Old Style"/>
+          <w:color w:val="000000"/>
+          <w:sz w:val="24"/>
+          <w:szCs w:val="24"/>
+        </w:rPr>
+        <w:t>}</w:t>
+      </w:r>
+      <w:r>
+        <w:rPr>
+          <w:rFonts w:ascii="Bookman Old Style" w:eastAsia="Bookman Old Style" w:hAnsi="Bookman Old Style" w:cs="Bookman Old Style"/>
+          <w:color w:val="000000"/>
+          <w:sz w:val="24"/>
+          <w:szCs w:val="24"/>
+        </w:rPr>
         <w:t xml:space="preserve"> </w:t>
       </w:r>
-      <w:proofErr w:type="spellStart"/>
-      <w:r>
-        <w:rPr>
-          <w:rFonts w:ascii="Bookman Old Style" w:eastAsia="Bookman Old Style" w:hAnsi="Bookman Old Style" w:cs="Bookman Old Style"/>
-          <w:color w:val="000000"/>
-          <w:sz w:val="24"/>
-          <w:szCs w:val="24"/>
-        </w:rPr>
-        <w:t>Pendataan</w:t>
-      </w:r>
-      <w:proofErr w:type="spellEnd"/>
-      <w:r>
-        <w:rPr>
-          <w:rFonts w:ascii="Bookman Old Style" w:eastAsia="Bookman Old Style" w:hAnsi="Bookman Old Style" w:cs="Bookman Old Style"/>
-          <w:color w:val="000000"/>
-          <w:sz w:val="24"/>
-          <w:szCs w:val="24"/>
-        </w:rPr>
-        <w:t xml:space="preserve"> Lapangan Sensus Ekonomi 2026 </w:t>
-      </w:r>
-      <w:proofErr w:type="spellStart"/>
-      <w:r>
-        <w:rPr>
-          <w:rFonts w:ascii="Bookman Old Style" w:eastAsia="Bookman Old Style" w:hAnsi="Bookman Old Style" w:cs="Bookman Old Style"/>
-          <w:color w:val="000000"/>
-          <w:sz w:val="24"/>
-          <w:szCs w:val="24"/>
-        </w:rPr>
-        <w:t>sebagaimana</w:t>
-      </w:r>
-      <w:proofErr w:type="spellEnd"/>
-      <w:r>
-        <w:rPr>
-          <w:rFonts w:ascii="Bookman Old Style" w:eastAsia="Bookman Old Style" w:hAnsi="Bookman Old Style" w:cs="Bookman Old Style"/>
-          <w:color w:val="000000"/>
-          <w:sz w:val="24"/>
-          <w:szCs w:val="24"/>
-        </w:rPr>
-        <w:t xml:space="preserve"> </w:t>
-      </w:r>
-      <w:proofErr w:type="spellStart"/>
-      <w:r>
-        <w:rPr>
-          <w:rFonts w:ascii="Bookman Old Style" w:eastAsia="Bookman Old Style" w:hAnsi="Bookman Old Style" w:cs="Bookman Old Style"/>
-          <w:color w:val="000000"/>
-          <w:sz w:val="24"/>
-          <w:szCs w:val="24"/>
-        </w:rPr>
-        <w:t>dimaksud</w:t>
-      </w:r>
-      <w:proofErr w:type="spellEnd"/>
-      <w:r>
-        <w:rPr>
-          <w:rFonts w:ascii="Bookman Old Style" w:eastAsia="Bookman Old Style" w:hAnsi="Bookman Old Style" w:cs="Bookman Old Style"/>
-          <w:color w:val="000000"/>
-          <w:sz w:val="24"/>
-          <w:szCs w:val="24"/>
-        </w:rPr>
-        <w:t xml:space="preserve"> </w:t>
-      </w:r>
-      <w:proofErr w:type="spellStart"/>
-      <w:r>
-        <w:rPr>
-          <w:rFonts w:ascii="Bookman Old Style" w:eastAsia="Bookman Old Style" w:hAnsi="Bookman Old Style" w:cs="Bookman Old Style"/>
-          <w:color w:val="000000"/>
-          <w:sz w:val="24"/>
-          <w:szCs w:val="24"/>
-        </w:rPr>
-        <w:t>dalam</w:t>
-      </w:r>
-      <w:proofErr w:type="spellEnd"/>
-      <w:r>
-        <w:rPr>
-          <w:rFonts w:ascii="Bookman Old Style" w:eastAsia="Bookman Old Style" w:hAnsi="Bookman Old Style" w:cs="Bookman Old Style"/>
-          <w:color w:val="000000"/>
-          <w:sz w:val="24"/>
-          <w:szCs w:val="24"/>
-        </w:rPr>
-        <w:t xml:space="preserve"> </w:t>
-      </w:r>
-      <w:proofErr w:type="spellStart"/>
-      <w:r>
-        <w:rPr>
-          <w:rFonts w:ascii="Bookman Old Style" w:eastAsia="Bookman Old Style" w:hAnsi="Bookman Old Style" w:cs="Bookman Old Style"/>
-          <w:color w:val="000000"/>
-          <w:sz w:val="24"/>
-          <w:szCs w:val="24"/>
-        </w:rPr>
-        <w:t>angka</w:t>
-      </w:r>
-      <w:proofErr w:type="spellEnd"/>
-      <w:r>
-        <w:rPr>
-          <w:rFonts w:ascii="Bookman Old Style" w:eastAsia="Bookman Old Style" w:hAnsi="Bookman Old Style" w:cs="Bookman Old Style"/>
-          <w:color w:val="000000"/>
-          <w:sz w:val="24"/>
-          <w:szCs w:val="24"/>
-        </w:rPr>
-        <w:t xml:space="preserve"> 3, </w:t>
-      </w:r>
-      <w:proofErr w:type="spellStart"/>
-      <w:r>
-        <w:rPr>
-          <w:rFonts w:ascii="Bookman Old Style" w:eastAsia="Bookman Old Style" w:hAnsi="Bookman Old Style" w:cs="Bookman Old Style"/>
-          <w:color w:val="000000"/>
-          <w:sz w:val="24"/>
-          <w:szCs w:val="24"/>
-        </w:rPr>
-        <w:t>berupa</w:t>
-      </w:r>
-      <w:proofErr w:type="spellEnd"/>
-      <w:r>
-        <w:rPr>
-          <w:rFonts w:ascii="Bookman Old Style" w:eastAsia="Bookman Old Style" w:hAnsi="Bookman Old Style" w:cs="Bookman Old Style"/>
-          <w:color w:val="000000"/>
-          <w:sz w:val="24"/>
-          <w:szCs w:val="24"/>
-        </w:rPr>
-        <w:t xml:space="preserve"> </w:t>
-      </w:r>
-      <w:proofErr w:type="spellStart"/>
-      <w:r>
-        <w:rPr>
-          <w:rFonts w:ascii="Bookman Old Style" w:eastAsia="Bookman Old Style" w:hAnsi="Bookman Old Style" w:cs="Bookman Old Style"/>
-          <w:color w:val="000000"/>
-          <w:sz w:val="24"/>
-          <w:szCs w:val="24"/>
-        </w:rPr>
-        <w:t>dokumen</w:t>
-      </w:r>
-      <w:proofErr w:type="spellEnd"/>
-      <w:r>
-        <w:rPr>
-          <w:rFonts w:ascii="Bookman Old Style" w:eastAsia="Bookman Old Style" w:hAnsi="Bookman Old Style" w:cs="Bookman Old Style"/>
-          <w:color w:val="000000"/>
-          <w:sz w:val="24"/>
-          <w:szCs w:val="24"/>
-        </w:rPr>
-        <w:t xml:space="preserve"> </w:t>
-      </w:r>
-      <w:proofErr w:type="spellStart"/>
-      <w:r>
-        <w:rPr>
-          <w:rFonts w:ascii="Bookman Old Style" w:eastAsia="Bookman Old Style" w:hAnsi="Bookman Old Style" w:cs="Bookman Old Style"/>
-          <w:color w:val="000000"/>
-          <w:sz w:val="24"/>
-          <w:szCs w:val="24"/>
-        </w:rPr>
-        <w:t>hasil</w:t>
-      </w:r>
-      <w:proofErr w:type="spellEnd"/>
-      <w:r>
-        <w:rPr>
-          <w:rFonts w:ascii="Bookman Old Style" w:eastAsia="Bookman Old Style" w:hAnsi="Bookman Old Style" w:cs="Bookman Old Style"/>
-          <w:color w:val="000000"/>
-          <w:sz w:val="24"/>
-          <w:szCs w:val="24"/>
-        </w:rPr>
-        <w:t xml:space="preserve"> </w:t>
-      </w:r>
-      <w:proofErr w:type="spellStart"/>
-      <w:r>
-        <w:rPr>
-          <w:rFonts w:ascii="Bookman Old Style" w:eastAsia="Bookman Old Style" w:hAnsi="Bookman Old Style" w:cs="Bookman Old Style"/>
-          <w:color w:val="000000"/>
-          <w:sz w:val="24"/>
-          <w:szCs w:val="24"/>
-        </w:rPr>
-        <w:t>Pendataan</w:t>
-      </w:r>
-      <w:proofErr w:type="spellEnd"/>
-      <w:r>
-        <w:rPr>
-          <w:rFonts w:ascii="Bookman Old Style" w:eastAsia="Bookman Old Style" w:hAnsi="Bookman Old Style" w:cs="Bookman Old Style"/>
-          <w:color w:val="000000"/>
-          <w:sz w:val="24"/>
-          <w:szCs w:val="24"/>
-        </w:rPr>
-        <w:t xml:space="preserve"> Lapangan Sensus Ekonomi 2026, </w:t>
-      </w:r>
-      <w:proofErr w:type="spellStart"/>
-      <w:r>
-        <w:rPr>
-          <w:rFonts w:ascii="Bookman Old Style" w:eastAsia="Bookman Old Style" w:hAnsi="Bookman Old Style" w:cs="Bookman Old Style"/>
-          <w:color w:val="000000"/>
-          <w:sz w:val="24"/>
-          <w:szCs w:val="24"/>
-        </w:rPr>
-        <w:t>sejumlah</w:t>
-      </w:r>
-      <w:proofErr w:type="spellEnd"/>
-      <w:r>
-        <w:rPr>
-          <w:rFonts w:ascii="Bookman Old Style" w:eastAsia="Bookman Old Style" w:hAnsi="Bookman Old Style" w:cs="Bookman Old Style"/>
-          <w:color w:val="000000"/>
-          <w:sz w:val="24"/>
-          <w:szCs w:val="24"/>
-        </w:rPr>
-        <w:t xml:space="preserve"> </w:t>
-      </w:r>
-      <w:r>
-        <w:rPr>
-          <w:rFonts w:ascii="Bookman Old Style" w:eastAsia="Bookman Old Style" w:hAnsi="Bookman Old Style" w:cs="Bookman Old Style"/>
-          <w:color w:val="000000"/>
-          <w:sz w:val="24"/>
-          <w:szCs w:val="24"/>
-        </w:rPr>
-        <w:t>{</w:t>
-      </w:r>
-      <w:proofErr w:type="spellStart"/>
-      <w:r>
-        <w:rPr>
-          <w:rFonts w:ascii="Bookman Old Style" w:eastAsia="Bookman Old Style" w:hAnsi="Bookman Old Style" w:cs="Bookman Old Style"/>
-          <w:color w:val="000000"/>
-          <w:sz w:val="24"/>
-          <w:szCs w:val="24"/>
-        </w:rPr>
-        <w:t>s</w:t>
-      </w:r>
-      <w:r>
-        <w:rPr>
-          <w:rFonts w:ascii="Bookman Old Style" w:eastAsia="Bookman Old Style" w:hAnsi="Bookman Old Style" w:cs="Bookman Old Style"/>
-          <w:color w:val="000000"/>
-          <w:sz w:val="24"/>
-          <w:szCs w:val="24"/>
-        </w:rPr>
-        <w:t>ls_ongoing</w:t>
-      </w:r>
-      <w:proofErr w:type="spellEnd"/>
-      <w:r>
-        <w:rPr>
-          <w:rFonts w:ascii="Bookman Old Style" w:eastAsia="Bookman Old Style" w:hAnsi="Bookman Old Style" w:cs="Bookman Old Style"/>
-          <w:color w:val="000000"/>
-          <w:sz w:val="24"/>
-          <w:szCs w:val="24"/>
-        </w:rPr>
-        <w:t>}</w:t>
-      </w:r>
-      <w:r>
-        <w:rPr>
-          <w:rFonts w:ascii="Bookman Old Style" w:eastAsia="Bookman Old Style" w:hAnsi="Bookman Old Style" w:cs="Bookman Old Style"/>
-          <w:color w:val="000000"/>
-          <w:sz w:val="24"/>
-          <w:szCs w:val="24"/>
-        </w:rPr>
-        <w:t xml:space="preserve"> </w:t>
-      </w:r>
-      <w:r>
-        <w:rPr>
-          <w:rFonts w:ascii="Bookman Old Style" w:eastAsia="Bookman Old Style" w:hAnsi="Bookman Old Style" w:cs="Bookman Old Style"/>
-          <w:sz w:val="24"/>
-          <w:szCs w:val="24"/>
-        </w:rPr>
-        <w:t>SLS/Sub-SLS dan/</w:t>
-      </w:r>
-      <w:proofErr w:type="spellStart"/>
-      <w:r>
-        <w:rPr>
-          <w:rFonts w:ascii="Bookman Old Style" w:eastAsia="Bookman Old Style" w:hAnsi="Bookman Old Style" w:cs="Bookman Old Style"/>
-          <w:sz w:val="24"/>
-          <w:szCs w:val="24"/>
-        </w:rPr>
-        <w:t>atau</w:t>
-      </w:r>
-      <w:proofErr w:type="spellEnd"/>
-      <w:r>
-        <w:rPr>
-          <w:rFonts w:ascii="Bookman Old Style" w:eastAsia="Bookman Old Style" w:hAnsi="Bookman Old Style" w:cs="Bookman Old Style"/>
-          <w:sz w:val="24"/>
-          <w:szCs w:val="24"/>
-        </w:rPr>
-        <w:t xml:space="preserve"> </w:t>
-      </w:r>
-      <w:proofErr w:type="spellStart"/>
-      <w:r>
-        <w:rPr>
-          <w:rFonts w:ascii="Bookman Old Style" w:eastAsia="Bookman Old Style" w:hAnsi="Bookman Old Style" w:cs="Bookman Old Style"/>
-          <w:sz w:val="24"/>
-          <w:szCs w:val="24"/>
-        </w:rPr>
-        <w:t>usaha</w:t>
-      </w:r>
-      <w:proofErr w:type="spellEnd"/>
-      <w:r>
-        <w:rPr>
-          <w:rFonts w:ascii="Bookman Old Style" w:eastAsia="Bookman Old Style" w:hAnsi="Bookman Old Style" w:cs="Bookman Old Style"/>
-          <w:sz w:val="24"/>
-          <w:szCs w:val="24"/>
-        </w:rPr>
-        <w:t xml:space="preserve"> </w:t>
-      </w:r>
-      <w:proofErr w:type="spellStart"/>
-      <w:r>
-        <w:rPr>
-          <w:rFonts w:ascii="Bookman Old Style" w:eastAsia="Bookman Old Style" w:hAnsi="Bookman Old Style" w:cs="Bookman Old Style"/>
-          <w:sz w:val="24"/>
-          <w:szCs w:val="24"/>
-        </w:rPr>
-        <w:t>besar</w:t>
-      </w:r>
-      <w:proofErr w:type="spellEnd"/>
+      <w:r>
+        <w:rPr>
+          <w:rFonts w:ascii="Bookman Old Style" w:eastAsia="Bookman Old Style" w:hAnsi="Bookman Old Style" w:cs="Bookman Old Style"/>
+          <w:sz w:val="24"/>
+          <w:szCs w:val="24"/>
+        </w:rPr>
+        <w:t>SLS/Sub-SLS dan/atau usaha besar</w:t>
+      </w:r>
       <w:r>
         <w:rPr>
           <w:rFonts w:ascii="Bookman Old Style" w:eastAsia="Bookman Old Style" w:hAnsi="Bookman Old Style" w:cs="Bookman Old Style"/>
@@ -3923,7 +2559,6 @@
         </w:rPr>
         <w:t xml:space="preserve">asil </w:t>
       </w:r>
-      <w:proofErr w:type="spellStart"/>
       <w:r>
         <w:rPr>
           <w:rFonts w:ascii="Bookman Old Style" w:eastAsia="Bookman Old Style" w:hAnsi="Bookman Old Style" w:cs="Bookman Old Style"/>
@@ -3939,9 +2574,8 @@
           <w:sz w:val="24"/>
           <w:szCs w:val="24"/>
         </w:rPr>
-        <w:t>ekerjaan</w:t>
-      </w:r>
-      <w:proofErr w:type="spellEnd"/>
+        <w:t xml:space="preserve">ekerjaan pendataan sebagaimana dimaksud pada angka 4 yang memerlukan pemeriksaan lanjutan, akan dilakukan pengecekan, </w:t>
+      </w:r>
       <w:r>
         <w:rPr>
           <w:rFonts w:ascii="Bookman Old Style" w:eastAsia="Bookman Old Style" w:hAnsi="Bookman Old Style" w:cs="Bookman Old Style"/>
@@ -3949,388 +2583,8 @@
           <w:sz w:val="24"/>
           <w:szCs w:val="24"/>
         </w:rPr>
-        <w:t xml:space="preserve"> </w:t>
-      </w:r>
-      <w:proofErr w:type="spellStart"/>
-      <w:r>
-        <w:rPr>
-          <w:rFonts w:ascii="Bookman Old Style" w:eastAsia="Bookman Old Style" w:hAnsi="Bookman Old Style" w:cs="Bookman Old Style"/>
-          <w:color w:val="000000"/>
-          <w:sz w:val="24"/>
-          <w:szCs w:val="24"/>
-        </w:rPr>
-        <w:t>pendataan</w:t>
-      </w:r>
-      <w:proofErr w:type="spellEnd"/>
-      <w:r>
-        <w:rPr>
-          <w:rFonts w:ascii="Bookman Old Style" w:eastAsia="Bookman Old Style" w:hAnsi="Bookman Old Style" w:cs="Bookman Old Style"/>
-          <w:color w:val="000000"/>
-          <w:sz w:val="24"/>
-          <w:szCs w:val="24"/>
-        </w:rPr>
-        <w:t xml:space="preserve"> </w:t>
-      </w:r>
-      <w:proofErr w:type="spellStart"/>
-      <w:r>
-        <w:rPr>
-          <w:rFonts w:ascii="Bookman Old Style" w:eastAsia="Bookman Old Style" w:hAnsi="Bookman Old Style" w:cs="Bookman Old Style"/>
-          <w:color w:val="000000"/>
-          <w:sz w:val="24"/>
-          <w:szCs w:val="24"/>
-        </w:rPr>
-        <w:t>sebagaimana</w:t>
-      </w:r>
-      <w:proofErr w:type="spellEnd"/>
-      <w:r>
-        <w:rPr>
-          <w:rFonts w:ascii="Bookman Old Style" w:eastAsia="Bookman Old Style" w:hAnsi="Bookman Old Style" w:cs="Bookman Old Style"/>
-          <w:color w:val="000000"/>
-          <w:sz w:val="24"/>
-          <w:szCs w:val="24"/>
-        </w:rPr>
-        <w:t xml:space="preserve"> </w:t>
-      </w:r>
-      <w:proofErr w:type="spellStart"/>
-      <w:r>
-        <w:rPr>
-          <w:rFonts w:ascii="Bookman Old Style" w:eastAsia="Bookman Old Style" w:hAnsi="Bookman Old Style" w:cs="Bookman Old Style"/>
-          <w:color w:val="000000"/>
-          <w:sz w:val="24"/>
-          <w:szCs w:val="24"/>
-        </w:rPr>
-        <w:t>dimaksud</w:t>
-      </w:r>
-      <w:proofErr w:type="spellEnd"/>
-      <w:r>
-        <w:rPr>
-          <w:rFonts w:ascii="Bookman Old Style" w:eastAsia="Bookman Old Style" w:hAnsi="Bookman Old Style" w:cs="Bookman Old Style"/>
-          <w:color w:val="000000"/>
-          <w:sz w:val="24"/>
-          <w:szCs w:val="24"/>
-        </w:rPr>
-        <w:t xml:space="preserve"> pada </w:t>
-      </w:r>
-      <w:proofErr w:type="spellStart"/>
-      <w:r>
-        <w:rPr>
-          <w:rFonts w:ascii="Bookman Old Style" w:eastAsia="Bookman Old Style" w:hAnsi="Bookman Old Style" w:cs="Bookman Old Style"/>
-          <w:color w:val="000000"/>
-          <w:sz w:val="24"/>
-          <w:szCs w:val="24"/>
-        </w:rPr>
-        <w:t>angka</w:t>
-      </w:r>
-      <w:proofErr w:type="spellEnd"/>
-      <w:r>
-        <w:rPr>
-          <w:rFonts w:ascii="Bookman Old Style" w:eastAsia="Bookman Old Style" w:hAnsi="Bookman Old Style" w:cs="Bookman Old Style"/>
-          <w:color w:val="000000"/>
-          <w:sz w:val="24"/>
-          <w:szCs w:val="24"/>
-        </w:rPr>
-        <w:t xml:space="preserve"> 4 yang </w:t>
-      </w:r>
-      <w:proofErr w:type="spellStart"/>
-      <w:r>
-        <w:rPr>
-          <w:rFonts w:ascii="Bookman Old Style" w:eastAsia="Bookman Old Style" w:hAnsi="Bookman Old Style" w:cs="Bookman Old Style"/>
-          <w:color w:val="000000"/>
-          <w:sz w:val="24"/>
-          <w:szCs w:val="24"/>
-        </w:rPr>
-        <w:t>memerlukan</w:t>
-      </w:r>
-      <w:proofErr w:type="spellEnd"/>
-      <w:r>
-        <w:rPr>
-          <w:rFonts w:ascii="Bookman Old Style" w:eastAsia="Bookman Old Style" w:hAnsi="Bookman Old Style" w:cs="Bookman Old Style"/>
-          <w:color w:val="000000"/>
-          <w:sz w:val="24"/>
-          <w:szCs w:val="24"/>
-        </w:rPr>
-        <w:t xml:space="preserve"> </w:t>
-      </w:r>
-      <w:proofErr w:type="spellStart"/>
-      <w:r>
-        <w:rPr>
-          <w:rFonts w:ascii="Bookman Old Style" w:eastAsia="Bookman Old Style" w:hAnsi="Bookman Old Style" w:cs="Bookman Old Style"/>
-          <w:color w:val="000000"/>
-          <w:sz w:val="24"/>
-          <w:szCs w:val="24"/>
-        </w:rPr>
-        <w:t>pemeriksaan</w:t>
-      </w:r>
-      <w:proofErr w:type="spellEnd"/>
-      <w:r>
-        <w:rPr>
-          <w:rFonts w:ascii="Bookman Old Style" w:eastAsia="Bookman Old Style" w:hAnsi="Bookman Old Style" w:cs="Bookman Old Style"/>
-          <w:color w:val="000000"/>
-          <w:sz w:val="24"/>
-          <w:szCs w:val="24"/>
-        </w:rPr>
-        <w:t xml:space="preserve"> </w:t>
-      </w:r>
-      <w:proofErr w:type="spellStart"/>
-      <w:r>
-        <w:rPr>
-          <w:rFonts w:ascii="Bookman Old Style" w:eastAsia="Bookman Old Style" w:hAnsi="Bookman Old Style" w:cs="Bookman Old Style"/>
-          <w:color w:val="000000"/>
-          <w:sz w:val="24"/>
-          <w:szCs w:val="24"/>
-        </w:rPr>
-        <w:t>lanjutan</w:t>
-      </w:r>
-      <w:proofErr w:type="spellEnd"/>
-      <w:r>
-        <w:rPr>
-          <w:rFonts w:ascii="Bookman Old Style" w:eastAsia="Bookman Old Style" w:hAnsi="Bookman Old Style" w:cs="Bookman Old Style"/>
-          <w:color w:val="000000"/>
-          <w:sz w:val="24"/>
-          <w:szCs w:val="24"/>
-        </w:rPr>
-        <w:t xml:space="preserve">, </w:t>
-      </w:r>
-      <w:proofErr w:type="spellStart"/>
-      <w:r>
-        <w:rPr>
-          <w:rFonts w:ascii="Bookman Old Style" w:eastAsia="Bookman Old Style" w:hAnsi="Bookman Old Style" w:cs="Bookman Old Style"/>
-          <w:color w:val="000000"/>
-          <w:sz w:val="24"/>
-          <w:szCs w:val="24"/>
-        </w:rPr>
-        <w:t>akan</w:t>
-      </w:r>
-      <w:proofErr w:type="spellEnd"/>
-      <w:r>
-        <w:rPr>
-          <w:rFonts w:ascii="Bookman Old Style" w:eastAsia="Bookman Old Style" w:hAnsi="Bookman Old Style" w:cs="Bookman Old Style"/>
-          <w:color w:val="000000"/>
-          <w:sz w:val="24"/>
-          <w:szCs w:val="24"/>
-        </w:rPr>
-        <w:t xml:space="preserve"> </w:t>
-      </w:r>
-      <w:proofErr w:type="spellStart"/>
-      <w:r>
-        <w:rPr>
-          <w:rFonts w:ascii="Bookman Old Style" w:eastAsia="Bookman Old Style" w:hAnsi="Bookman Old Style" w:cs="Bookman Old Style"/>
-          <w:color w:val="000000"/>
-          <w:sz w:val="24"/>
-          <w:szCs w:val="24"/>
-        </w:rPr>
-        <w:t>dilakukan</w:t>
-      </w:r>
-      <w:proofErr w:type="spellEnd"/>
-      <w:r>
-        <w:rPr>
-          <w:rFonts w:ascii="Bookman Old Style" w:eastAsia="Bookman Old Style" w:hAnsi="Bookman Old Style" w:cs="Bookman Old Style"/>
-          <w:color w:val="000000"/>
-          <w:sz w:val="24"/>
-          <w:szCs w:val="24"/>
-        </w:rPr>
-        <w:t xml:space="preserve"> </w:t>
-      </w:r>
-      <w:proofErr w:type="spellStart"/>
-      <w:r>
-        <w:rPr>
-          <w:rFonts w:ascii="Bookman Old Style" w:eastAsia="Bookman Old Style" w:hAnsi="Bookman Old Style" w:cs="Bookman Old Style"/>
-          <w:color w:val="000000"/>
-          <w:sz w:val="24"/>
-          <w:szCs w:val="24"/>
-        </w:rPr>
-        <w:t>pengecekan</w:t>
-      </w:r>
-      <w:proofErr w:type="spellEnd"/>
-      <w:r>
-        <w:rPr>
-          <w:rFonts w:ascii="Bookman Old Style" w:eastAsia="Bookman Old Style" w:hAnsi="Bookman Old Style" w:cs="Bookman Old Style"/>
-          <w:color w:val="000000"/>
-          <w:sz w:val="24"/>
-          <w:szCs w:val="24"/>
-        </w:rPr>
-        <w:t xml:space="preserve">, </w:t>
-      </w:r>
-      <w:proofErr w:type="spellStart"/>
-      <w:r>
-        <w:rPr>
-          <w:rFonts w:ascii="Bookman Old Style" w:eastAsia="Bookman Old Style" w:hAnsi="Bookman Old Style" w:cs="Bookman Old Style"/>
-          <w:color w:val="000000"/>
-          <w:sz w:val="24"/>
-          <w:szCs w:val="24"/>
-        </w:rPr>
         <w:lastRenderedPageBreak/>
-        <w:t>perubahan</w:t>
-      </w:r>
-      <w:proofErr w:type="spellEnd"/>
-      <w:r>
-        <w:rPr>
-          <w:rFonts w:ascii="Bookman Old Style" w:eastAsia="Bookman Old Style" w:hAnsi="Bookman Old Style" w:cs="Bookman Old Style"/>
-          <w:color w:val="000000"/>
-          <w:sz w:val="24"/>
-          <w:szCs w:val="24"/>
-        </w:rPr>
-        <w:t>, dan/</w:t>
-      </w:r>
-      <w:proofErr w:type="spellStart"/>
-      <w:r>
-        <w:rPr>
-          <w:rFonts w:ascii="Bookman Old Style" w:eastAsia="Bookman Old Style" w:hAnsi="Bookman Old Style" w:cs="Bookman Old Style"/>
-          <w:color w:val="000000"/>
-          <w:sz w:val="24"/>
-          <w:szCs w:val="24"/>
-        </w:rPr>
-        <w:t>atau</w:t>
-      </w:r>
-      <w:proofErr w:type="spellEnd"/>
-      <w:r>
-        <w:rPr>
-          <w:rFonts w:ascii="Bookman Old Style" w:eastAsia="Bookman Old Style" w:hAnsi="Bookman Old Style" w:cs="Bookman Old Style"/>
-          <w:color w:val="000000"/>
-          <w:sz w:val="24"/>
-          <w:szCs w:val="24"/>
-        </w:rPr>
-        <w:t xml:space="preserve"> </w:t>
-      </w:r>
-      <w:proofErr w:type="spellStart"/>
-      <w:r>
-        <w:rPr>
-          <w:rFonts w:ascii="Bookman Old Style" w:eastAsia="Bookman Old Style" w:hAnsi="Bookman Old Style" w:cs="Bookman Old Style"/>
-          <w:color w:val="000000"/>
-          <w:sz w:val="24"/>
-          <w:szCs w:val="24"/>
-        </w:rPr>
-        <w:t>kunjungan</w:t>
-      </w:r>
-      <w:proofErr w:type="spellEnd"/>
-      <w:r>
-        <w:rPr>
-          <w:rFonts w:ascii="Bookman Old Style" w:eastAsia="Bookman Old Style" w:hAnsi="Bookman Old Style" w:cs="Bookman Old Style"/>
-          <w:color w:val="000000"/>
-          <w:sz w:val="24"/>
-          <w:szCs w:val="24"/>
-        </w:rPr>
-        <w:t xml:space="preserve"> </w:t>
-      </w:r>
-      <w:proofErr w:type="spellStart"/>
-      <w:r>
-        <w:rPr>
-          <w:rFonts w:ascii="Bookman Old Style" w:eastAsia="Bookman Old Style" w:hAnsi="Bookman Old Style" w:cs="Bookman Old Style"/>
-          <w:color w:val="000000"/>
-          <w:sz w:val="24"/>
-          <w:szCs w:val="24"/>
-        </w:rPr>
-        <w:t>kembali</w:t>
-      </w:r>
-      <w:proofErr w:type="spellEnd"/>
-      <w:r>
-        <w:rPr>
-          <w:rFonts w:ascii="Bookman Old Style" w:eastAsia="Bookman Old Style" w:hAnsi="Bookman Old Style" w:cs="Bookman Old Style"/>
-          <w:color w:val="000000"/>
-          <w:sz w:val="24"/>
-          <w:szCs w:val="24"/>
-        </w:rPr>
-        <w:t xml:space="preserve"> </w:t>
-      </w:r>
-      <w:proofErr w:type="spellStart"/>
-      <w:r>
-        <w:rPr>
-          <w:rFonts w:ascii="Bookman Old Style" w:eastAsia="Bookman Old Style" w:hAnsi="Bookman Old Style" w:cs="Bookman Old Style"/>
-          <w:color w:val="000000"/>
-          <w:sz w:val="24"/>
-          <w:szCs w:val="24"/>
-        </w:rPr>
-        <w:t>ke</w:t>
-      </w:r>
-      <w:proofErr w:type="spellEnd"/>
-      <w:r>
-        <w:rPr>
-          <w:rFonts w:ascii="Bookman Old Style" w:eastAsia="Bookman Old Style" w:hAnsi="Bookman Old Style" w:cs="Bookman Old Style"/>
-          <w:color w:val="000000"/>
-          <w:sz w:val="24"/>
-          <w:szCs w:val="24"/>
-        </w:rPr>
-        <w:t xml:space="preserve"> </w:t>
-      </w:r>
-      <w:proofErr w:type="spellStart"/>
-      <w:r>
-        <w:rPr>
-          <w:rFonts w:ascii="Bookman Old Style" w:eastAsia="Bookman Old Style" w:hAnsi="Bookman Old Style" w:cs="Bookman Old Style"/>
-          <w:color w:val="000000"/>
-          <w:sz w:val="24"/>
-          <w:szCs w:val="24"/>
-        </w:rPr>
-        <w:t>lapangan</w:t>
-      </w:r>
-      <w:proofErr w:type="spellEnd"/>
-      <w:r>
-        <w:rPr>
-          <w:rFonts w:ascii="Bookman Old Style" w:eastAsia="Bookman Old Style" w:hAnsi="Bookman Old Style" w:cs="Bookman Old Style"/>
-          <w:color w:val="000000"/>
-          <w:sz w:val="24"/>
-          <w:szCs w:val="24"/>
-        </w:rPr>
-        <w:t xml:space="preserve"> </w:t>
-      </w:r>
-      <w:proofErr w:type="spellStart"/>
-      <w:r>
-        <w:rPr>
-          <w:rFonts w:ascii="Bookman Old Style" w:eastAsia="Bookman Old Style" w:hAnsi="Bookman Old Style" w:cs="Bookman Old Style"/>
-          <w:color w:val="000000"/>
-          <w:sz w:val="24"/>
-          <w:szCs w:val="24"/>
-        </w:rPr>
-        <w:t>merujuk</w:t>
-      </w:r>
-      <w:proofErr w:type="spellEnd"/>
-      <w:r>
-        <w:rPr>
-          <w:rFonts w:ascii="Bookman Old Style" w:eastAsia="Bookman Old Style" w:hAnsi="Bookman Old Style" w:cs="Bookman Old Style"/>
-          <w:color w:val="000000"/>
-          <w:sz w:val="24"/>
-          <w:szCs w:val="24"/>
-        </w:rPr>
-        <w:t xml:space="preserve"> pada </w:t>
-      </w:r>
-      <w:proofErr w:type="spellStart"/>
-      <w:r>
-        <w:rPr>
-          <w:rFonts w:ascii="Bookman Old Style" w:eastAsia="Bookman Old Style" w:hAnsi="Bookman Old Style" w:cs="Bookman Old Style"/>
-          <w:color w:val="000000"/>
-          <w:sz w:val="24"/>
-          <w:szCs w:val="24"/>
-        </w:rPr>
-        <w:t>perjanjian</w:t>
-      </w:r>
-      <w:proofErr w:type="spellEnd"/>
-      <w:r>
-        <w:rPr>
-          <w:rFonts w:ascii="Bookman Old Style" w:eastAsia="Bookman Old Style" w:hAnsi="Bookman Old Style" w:cs="Bookman Old Style"/>
-          <w:color w:val="000000"/>
-          <w:sz w:val="24"/>
-          <w:szCs w:val="24"/>
-        </w:rPr>
-        <w:t xml:space="preserve"> yang </w:t>
-      </w:r>
-      <w:proofErr w:type="spellStart"/>
-      <w:r>
-        <w:rPr>
-          <w:rFonts w:ascii="Bookman Old Style" w:eastAsia="Bookman Old Style" w:hAnsi="Bookman Old Style" w:cs="Bookman Old Style"/>
-          <w:color w:val="000000"/>
-          <w:sz w:val="24"/>
-          <w:szCs w:val="24"/>
-        </w:rPr>
-        <w:t>ditandatangani</w:t>
-      </w:r>
-      <w:proofErr w:type="spellEnd"/>
-      <w:r>
-        <w:rPr>
-          <w:rFonts w:ascii="Bookman Old Style" w:eastAsia="Bookman Old Style" w:hAnsi="Bookman Old Style" w:cs="Bookman Old Style"/>
-          <w:color w:val="000000"/>
-          <w:sz w:val="24"/>
-          <w:szCs w:val="24"/>
-        </w:rPr>
-        <w:t xml:space="preserve"> oleh </w:t>
+        <w:t xml:space="preserve">perubahan, dan/atau kunjungan kembali ke lapangan merujuk pada perjanjian yang ditandatangani oleh </w:t>
       </w:r>
       <w:r>
         <w:rPr>
@@ -4498,27 +2752,7 @@
                 <w:sz w:val="24"/>
                 <w:szCs w:val="24"/>
               </w:rPr>
-              <w:t>{</w:t>
-            </w:r>
-            <w:proofErr w:type="spellStart"/>
-            <w:r>
-              <w:rPr>
-                <w:rFonts w:ascii="Bookman Old Style" w:eastAsia="Bookman Old Style" w:hAnsi="Bookman Old Style" w:cs="Bookman Old Style"/>
-                <w:color w:val="000000"/>
-                <w:sz w:val="24"/>
-                <w:szCs w:val="24"/>
-              </w:rPr>
-              <w:t>nama_petugas</w:t>
-            </w:r>
-            <w:proofErr w:type="spellEnd"/>
-            <w:r>
-              <w:rPr>
-                <w:rFonts w:ascii="Bookman Old Style" w:eastAsia="Bookman Old Style" w:hAnsi="Bookman Old Style" w:cs="Bookman Old Style"/>
-                <w:color w:val="000000"/>
-                <w:sz w:val="24"/>
-                <w:szCs w:val="24"/>
-              </w:rPr>
-              <w:t>}</w:t>
+              <w:t>{nama_petugas}</w:t>
             </w:r>
             <w:r>
               <w:rPr>
@@ -4598,27 +2832,7 @@
                 <w:sz w:val="24"/>
                 <w:szCs w:val="24"/>
               </w:rPr>
-              <w:t>(</w:t>
-            </w:r>
-            <w:proofErr w:type="spellStart"/>
-            <w:r>
-              <w:rPr>
-                <w:rFonts w:ascii="Bookman Old Style" w:eastAsia="Bookman Old Style" w:hAnsi="Bookman Old Style" w:cs="Bookman Old Style"/>
-                <w:color w:val="000000"/>
-                <w:sz w:val="24"/>
-                <w:szCs w:val="24"/>
-              </w:rPr>
-              <w:t>Nuraliyah</w:t>
-            </w:r>
-            <w:proofErr w:type="spellEnd"/>
-            <w:r>
-              <w:rPr>
-                <w:rFonts w:ascii="Bookman Old Style" w:eastAsia="Bookman Old Style" w:hAnsi="Bookman Old Style" w:cs="Bookman Old Style"/>
-                <w:color w:val="000000"/>
-                <w:sz w:val="24"/>
-                <w:szCs w:val="24"/>
-              </w:rPr>
-              <w:t>)</w:t>
+              <w:t>(Nuraliyah)</w:t>
             </w:r>
           </w:p>
         </w:tc>
@@ -4914,7 +3128,6 @@
                 <w:szCs w:val="24"/>
               </w:rPr>
             </w:pPr>
-            <w:proofErr w:type="spellStart"/>
             <w:r>
               <w:rPr>
                 <w:rFonts w:ascii="Bookman Old Style" w:eastAsia="Bookman Old Style" w:hAnsi="Bookman Old Style" w:cs="Bookman Old Style"/>
@@ -4922,19 +3135,8 @@
                 <w:sz w:val="24"/>
                 <w:szCs w:val="24"/>
               </w:rPr>
-              <w:t>Uraian</w:t>
-            </w:r>
-            <w:proofErr w:type="spellEnd"/>
-            <w:r>
-              <w:rPr>
-                <w:rFonts w:ascii="Bookman Old Style" w:eastAsia="Bookman Old Style" w:hAnsi="Bookman Old Style" w:cs="Bookman Old Style"/>
-                <w:color w:val="000000"/>
-                <w:sz w:val="24"/>
-                <w:szCs w:val="24"/>
-              </w:rPr>
-              <w:t xml:space="preserve"> </w:t>
-            </w:r>
-            <w:proofErr w:type="spellStart"/>
+              <w:t xml:space="preserve">Uraian </w:t>
+            </w:r>
             <w:r>
               <w:rPr>
                 <w:rFonts w:ascii="Bookman Old Style" w:eastAsia="Bookman Old Style" w:hAnsi="Bookman Old Style" w:cs="Bookman Old Style"/>
@@ -4943,7 +3145,6 @@
               </w:rPr>
               <w:t>Pekerjaan</w:t>
             </w:r>
-            <w:proofErr w:type="spellEnd"/>
           </w:p>
         </w:tc>
         <w:tc>
@@ -4975,17 +3176,7 @@
                 <w:sz w:val="24"/>
                 <w:szCs w:val="24"/>
               </w:rPr>
-              <w:t xml:space="preserve">Waktu </w:t>
-            </w:r>
-            <w:proofErr w:type="spellStart"/>
-            <w:r>
-              <w:rPr>
-                <w:rFonts w:ascii="Bookman Old Style" w:eastAsia="Bookman Old Style" w:hAnsi="Bookman Old Style" w:cs="Bookman Old Style"/>
-                <w:color w:val="000000"/>
-                <w:sz w:val="24"/>
-                <w:szCs w:val="24"/>
-              </w:rPr>
-              <w:t>Penyelesa</w:t>
+              <w:t>Waktu Penyelesa</w:t>
             </w:r>
             <w:r>
               <w:rPr>
@@ -4995,7 +3186,6 @@
               </w:rPr>
               <w:t>ian</w:t>
             </w:r>
-            <w:proofErr w:type="spellEnd"/>
           </w:p>
         </w:tc>
         <w:tc>
@@ -5027,19 +3217,8 @@
                 <w:sz w:val="24"/>
                 <w:szCs w:val="24"/>
               </w:rPr>
-              <w:t xml:space="preserve">Target </w:t>
-            </w:r>
-            <w:proofErr w:type="spellStart"/>
-            <w:r>
-              <w:rPr>
-                <w:rFonts w:ascii="Bookman Old Style" w:eastAsia="Bookman Old Style" w:hAnsi="Bookman Old Style" w:cs="Bookman Old Style"/>
-                <w:color w:val="000000"/>
-                <w:sz w:val="24"/>
-                <w:szCs w:val="24"/>
-              </w:rPr>
-              <w:t>Pekerjaan</w:t>
-            </w:r>
-            <w:proofErr w:type="spellEnd"/>
+              <w:t>Target Pekerjaan</w:t>
+            </w:r>
           </w:p>
         </w:tc>
         <w:tc>
@@ -5064,7 +3243,6 @@
                 <w:szCs w:val="24"/>
               </w:rPr>
             </w:pPr>
-            <w:proofErr w:type="spellStart"/>
             <w:r>
               <w:rPr>
                 <w:rFonts w:ascii="Bookman Old Style" w:eastAsia="Bookman Old Style" w:hAnsi="Bookman Old Style" w:cs="Bookman Old Style"/>
@@ -5072,29 +3250,8 @@
                 <w:sz w:val="24"/>
                 <w:szCs w:val="24"/>
               </w:rPr>
-              <w:t>Realisasi</w:t>
-            </w:r>
-            <w:proofErr w:type="spellEnd"/>
-            <w:r>
-              <w:rPr>
-                <w:rFonts w:ascii="Bookman Old Style" w:eastAsia="Bookman Old Style" w:hAnsi="Bookman Old Style" w:cs="Bookman Old Style"/>
-                <w:color w:val="000000"/>
-                <w:sz w:val="24"/>
-                <w:szCs w:val="24"/>
-              </w:rPr>
-              <w:t xml:space="preserve"> </w:t>
-            </w:r>
-            <w:proofErr w:type="spellStart"/>
-            <w:r>
-              <w:rPr>
-                <w:rFonts w:ascii="Bookman Old Style" w:eastAsia="Bookman Old Style" w:hAnsi="Bookman Old Style" w:cs="Bookman Old Style"/>
-                <w:color w:val="000000"/>
-                <w:sz w:val="24"/>
-                <w:szCs w:val="24"/>
-              </w:rPr>
-              <w:t>Pekerjaan</w:t>
-            </w:r>
-            <w:proofErr w:type="spellEnd"/>
+              <w:t>Realisasi Pekerjaan</w:t>
+            </w:r>
           </w:p>
         </w:tc>
         <w:tc>
@@ -5126,19 +3283,8 @@
                 <w:sz w:val="24"/>
                 <w:szCs w:val="24"/>
               </w:rPr>
-              <w:t xml:space="preserve">Nilai </w:t>
-            </w:r>
-            <w:proofErr w:type="spellStart"/>
-            <w:r>
-              <w:rPr>
-                <w:rFonts w:ascii="Bookman Old Style" w:eastAsia="Bookman Old Style" w:hAnsi="Bookman Old Style" w:cs="Bookman Old Style"/>
-                <w:color w:val="000000"/>
-                <w:sz w:val="24"/>
-                <w:szCs w:val="24"/>
-              </w:rPr>
-              <w:t>Perjanjian</w:t>
-            </w:r>
-            <w:proofErr w:type="spellEnd"/>
+              <w:t>Nilai Perjanjian</w:t>
+            </w:r>
           </w:p>
         </w:tc>
       </w:tr>
@@ -5230,7 +3376,6 @@
                 <w:szCs w:val="24"/>
               </w:rPr>
             </w:pPr>
-            <w:proofErr w:type="spellStart"/>
             <w:r>
               <w:rPr>
                 <w:rFonts w:ascii="Bookman Old Style" w:eastAsia="Bookman Old Style" w:hAnsi="Bookman Old Style" w:cs="Bookman Old Style"/>
@@ -5240,7 +3385,6 @@
               </w:rPr>
               <w:t>Presentase</w:t>
             </w:r>
-            <w:proofErr w:type="spellEnd"/>
           </w:p>
         </w:tc>
         <w:tc>
@@ -5595,59 +3739,13 @@
                 <w:szCs w:val="24"/>
               </w:rPr>
             </w:pPr>
-            <w:proofErr w:type="spellStart"/>
-            <w:r>
-              <w:rPr>
-                <w:rFonts w:ascii="Bookman Old Style" w:eastAsia="Bookman Old Style" w:hAnsi="Bookman Old Style" w:cs="Bookman Old Style"/>
-                <w:sz w:val="24"/>
-                <w:szCs w:val="24"/>
-              </w:rPr>
-              <w:t>Melakukan</w:t>
-            </w:r>
-            <w:proofErr w:type="spellEnd"/>
-            <w:r>
-              <w:rPr>
-                <w:rFonts w:ascii="Bookman Old Style" w:eastAsia="Bookman Old Style" w:hAnsi="Bookman Old Style" w:cs="Bookman Old Style"/>
-                <w:sz w:val="24"/>
-                <w:szCs w:val="24"/>
-              </w:rPr>
-              <w:t xml:space="preserve"> </w:t>
-            </w:r>
-            <w:proofErr w:type="spellStart"/>
-            <w:r>
-              <w:rPr>
-                <w:rFonts w:ascii="Bookman Old Style" w:eastAsia="Bookman Old Style" w:hAnsi="Bookman Old Style" w:cs="Bookman Old Style"/>
-                <w:sz w:val="24"/>
-                <w:szCs w:val="24"/>
-              </w:rPr>
-              <w:t>pendataan</w:t>
-            </w:r>
-            <w:proofErr w:type="spellEnd"/>
-            <w:r>
-              <w:rPr>
-                <w:rFonts w:ascii="Bookman Old Style" w:eastAsia="Bookman Old Style" w:hAnsi="Bookman Old Style" w:cs="Bookman Old Style"/>
-                <w:sz w:val="24"/>
-                <w:szCs w:val="24"/>
-              </w:rPr>
-              <w:t xml:space="preserve"> </w:t>
-            </w:r>
-            <w:proofErr w:type="spellStart"/>
-            <w:r>
-              <w:rPr>
-                <w:rFonts w:ascii="Bookman Old Style" w:eastAsia="Bookman Old Style" w:hAnsi="Bookman Old Style" w:cs="Bookman Old Style"/>
-                <w:sz w:val="24"/>
-                <w:szCs w:val="24"/>
-              </w:rPr>
-              <w:t>lapangan</w:t>
-            </w:r>
-            <w:proofErr w:type="spellEnd"/>
-            <w:r>
-              <w:rPr>
-                <w:rFonts w:ascii="Bookman Old Style" w:eastAsia="Bookman Old Style" w:hAnsi="Bookman Old Style" w:cs="Bookman Old Style"/>
-                <w:sz w:val="24"/>
-                <w:szCs w:val="24"/>
-              </w:rPr>
-              <w:t xml:space="preserve"> </w:t>
+            <w:r>
+              <w:rPr>
+                <w:rFonts w:ascii="Bookman Old Style" w:eastAsia="Bookman Old Style" w:hAnsi="Bookman Old Style" w:cs="Bookman Old Style"/>
+                <w:sz w:val="24"/>
+                <w:szCs w:val="24"/>
+              </w:rPr>
+              <w:t xml:space="preserve">Melakukan pendataan lapangan </w:t>
             </w:r>
             <w:r>
               <w:rPr>
@@ -5665,25 +3763,7 @@
                 <w:sz w:val="24"/>
                 <w:szCs w:val="24"/>
               </w:rPr>
-              <w:t xml:space="preserve">Sensus Ekonomi 2026 </w:t>
-            </w:r>
-            <w:proofErr w:type="spellStart"/>
-            <w:r>
-              <w:rPr>
-                <w:rFonts w:ascii="Bookman Old Style" w:eastAsia="Bookman Old Style" w:hAnsi="Bookman Old Style" w:cs="Bookman Old Style"/>
-                <w:sz w:val="24"/>
-                <w:szCs w:val="24"/>
-              </w:rPr>
-              <w:t>termin</w:t>
-            </w:r>
-            <w:proofErr w:type="spellEnd"/>
-            <w:r>
-              <w:rPr>
-                <w:rFonts w:ascii="Bookman Old Style" w:eastAsia="Bookman Old Style" w:hAnsi="Bookman Old Style" w:cs="Bookman Old Style"/>
-                <w:sz w:val="24"/>
-                <w:szCs w:val="24"/>
-              </w:rPr>
-              <w:t xml:space="preserve"> II</w:t>
+              <w:t>Sensus Ekonomi 2026 termin II</w:t>
             </w:r>
           </w:p>
         </w:tc>
@@ -5855,61 +3935,7 @@
                 <w:sz w:val="24"/>
                 <w:szCs w:val="24"/>
               </w:rPr>
-              <w:t xml:space="preserve">Telah </w:t>
-            </w:r>
-            <w:proofErr w:type="spellStart"/>
-            <w:r>
-              <w:rPr>
-                <w:rFonts w:ascii="Bookman Old Style" w:eastAsia="Bookman Old Style" w:hAnsi="Bookman Old Style" w:cs="Bookman Old Style"/>
-                <w:sz w:val="24"/>
-                <w:szCs w:val="24"/>
-              </w:rPr>
-              <w:t>mencapai</w:t>
-            </w:r>
-            <w:proofErr w:type="spellEnd"/>
-            <w:r>
-              <w:rPr>
-                <w:rFonts w:ascii="Bookman Old Style" w:eastAsia="Bookman Old Style" w:hAnsi="Bookman Old Style" w:cs="Bookman Old Style"/>
-                <w:sz w:val="24"/>
-                <w:szCs w:val="24"/>
-              </w:rPr>
-              <w:t xml:space="preserve"> target </w:t>
-            </w:r>
-            <w:proofErr w:type="spellStart"/>
-            <w:r>
-              <w:rPr>
-                <w:rFonts w:ascii="Bookman Old Style" w:eastAsia="Bookman Old Style" w:hAnsi="Bookman Old Style" w:cs="Bookman Old Style"/>
-                <w:sz w:val="24"/>
-                <w:szCs w:val="24"/>
-              </w:rPr>
-              <w:t>pekerjaan</w:t>
-            </w:r>
-            <w:proofErr w:type="spellEnd"/>
-            <w:r>
-              <w:rPr>
-                <w:rFonts w:ascii="Bookman Old Style" w:eastAsia="Bookman Old Style" w:hAnsi="Bookman Old Style" w:cs="Bookman Old Style"/>
-                <w:sz w:val="24"/>
-                <w:szCs w:val="24"/>
-              </w:rPr>
-              <w:t xml:space="preserve"> </w:t>
-            </w:r>
-            <w:proofErr w:type="spellStart"/>
-            <w:r>
-              <w:rPr>
-                <w:rFonts w:ascii="Bookman Old Style" w:eastAsia="Bookman Old Style" w:hAnsi="Bookman Old Style" w:cs="Bookman Old Style"/>
-                <w:sz w:val="24"/>
-                <w:szCs w:val="24"/>
-              </w:rPr>
-              <w:t>sebesar</w:t>
-            </w:r>
-            <w:proofErr w:type="spellEnd"/>
-            <w:r>
-              <w:rPr>
-                <w:rFonts w:ascii="Bookman Old Style" w:eastAsia="Bookman Old Style" w:hAnsi="Bookman Old Style" w:cs="Bookman Old Style"/>
-                <w:sz w:val="24"/>
-                <w:szCs w:val="24"/>
-              </w:rPr>
-              <w:t xml:space="preserve"> </w:t>
+              <w:t xml:space="preserve">Telah mencapai target pekerjaan sebesar </w:t>
             </w:r>
             <w:r>
               <w:rPr>
@@ -5920,31 +3946,7 @@
                 <w:szCs w:val="24"/>
                 <w:u w:val="single"/>
               </w:rPr>
-              <w:t>{</w:t>
-            </w:r>
-            <w:proofErr w:type="spellStart"/>
-            <w:r>
-              <w:rPr>
-                <w:rFonts w:ascii="Bookman Old Style" w:eastAsia="Bookman Old Style" w:hAnsi="Bookman Old Style" w:cs="Bookman Old Style"/>
-                <w:i/>
-                <w:iCs/>
-                <w:sz w:val="24"/>
-                <w:szCs w:val="24"/>
-                <w:u w:val="single"/>
-              </w:rPr>
-              <w:t>sls_ongoing</w:t>
-            </w:r>
-            <w:proofErr w:type="spellEnd"/>
-            <w:r>
-              <w:rPr>
-                <w:rFonts w:ascii="Bookman Old Style" w:eastAsia="Bookman Old Style" w:hAnsi="Bookman Old Style" w:cs="Bookman Old Style"/>
-                <w:i/>
-                <w:iCs/>
-                <w:sz w:val="24"/>
-                <w:szCs w:val="24"/>
-                <w:u w:val="single"/>
-              </w:rPr>
-              <w:t>}</w:t>
+              <w:t>{sls_ongoing}</w:t>
             </w:r>
             <w:r>
               <w:rPr>
@@ -6272,7 +4274,6 @@
           <w:szCs w:val="24"/>
         </w:rPr>
       </w:pPr>
-      <w:proofErr w:type="spellStart"/>
       <w:r>
         <w:rPr>
           <w:rFonts w:ascii="Bookman Old Style" w:eastAsia="Bookman Old Style" w:hAnsi="Bookman Old Style" w:cs="Bookman Old Style"/>
@@ -6280,37 +4281,7 @@
           <w:sz w:val="24"/>
           <w:szCs w:val="24"/>
         </w:rPr>
-        <w:t>Screenshoot</w:t>
-      </w:r>
-      <w:proofErr w:type="spellEnd"/>
-      <w:r>
-        <w:rPr>
-          <w:rFonts w:ascii="Bookman Old Style" w:eastAsia="Bookman Old Style" w:hAnsi="Bookman Old Style" w:cs="Bookman Old Style"/>
-          <w:color w:val="000000"/>
-          <w:sz w:val="24"/>
-          <w:szCs w:val="24"/>
-        </w:rPr>
-        <w:t xml:space="preserve"> </w:t>
-      </w:r>
-      <w:proofErr w:type="spellStart"/>
-      <w:r>
-        <w:rPr>
-          <w:rFonts w:ascii="Bookman Old Style" w:eastAsia="Bookman Old Style" w:hAnsi="Bookman Old Style" w:cs="Bookman Old Style"/>
-          <w:color w:val="000000"/>
-          <w:sz w:val="24"/>
-          <w:szCs w:val="24"/>
-        </w:rPr>
-        <w:t>Aplikasi</w:t>
-      </w:r>
-      <w:proofErr w:type="spellEnd"/>
-      <w:r>
-        <w:rPr>
-          <w:rFonts w:ascii="Bookman Old Style" w:eastAsia="Bookman Old Style" w:hAnsi="Bookman Old Style" w:cs="Bookman Old Style"/>
-          <w:color w:val="000000"/>
-          <w:sz w:val="24"/>
-          <w:szCs w:val="24"/>
-        </w:rPr>
-        <w:t xml:space="preserve"> Fasih</w:t>
+        <w:t>Screenshoot Aplikasi Fasih</w:t>
       </w:r>
     </w:p>
     <w:p>
@@ -6333,27 +4304,7 @@
           <w:szCs w:val="24"/>
           <w:lang w:val="en"/>
         </w:rPr>
-        <w:t>{%</w:t>
-      </w:r>
-      <w:proofErr w:type="spellStart"/>
-      <w:r>
-        <w:rPr>
-          <w:rFonts w:ascii="Bookman Old Style" w:eastAsia="Bookman Old Style" w:hAnsi="Bookman Old Style" w:cs="Bookman Old Style"/>
-          <w:sz w:val="24"/>
-          <w:szCs w:val="24"/>
-          <w:lang w:val="en"/>
-        </w:rPr>
-        <w:t>halaman_depan</w:t>
-      </w:r>
-      <w:proofErr w:type="spellEnd"/>
-      <w:r>
-        <w:rPr>
-          <w:rFonts w:ascii="Bookman Old Style" w:eastAsia="Bookman Old Style" w:hAnsi="Bookman Old Style" w:cs="Bookman Old Style"/>
-          <w:sz w:val="24"/>
-          <w:szCs w:val="24"/>
-          <w:lang w:val="en"/>
-        </w:rPr>
-        <w:t>}</w:t>
+        <w:t>{%halaman_depan}</w:t>
       </w:r>
     </w:p>
     <w:tbl>
@@ -6394,23 +4345,7 @@
                 <w:rFonts w:ascii="Arial" w:eastAsia="Arial" w:hAnsi="Arial"/>
                 <w:sz w:val="16"/>
               </w:rPr>
-              <w:t>{#foto_</w:t>
-            </w:r>
-            <w:proofErr w:type="gramStart"/>
-            <w:r>
-              <w:rPr>
-                <w:rFonts w:ascii="Arial" w:eastAsia="Arial" w:hAnsi="Arial"/>
-                <w:sz w:val="16"/>
-              </w:rPr>
-              <w:t>rows}{</w:t>
-            </w:r>
-            <w:proofErr w:type="gramEnd"/>
-            <w:r>
-              <w:rPr>
-                <w:rFonts w:ascii="Arial" w:eastAsia="Arial" w:hAnsi="Arial"/>
-                <w:sz w:val="16"/>
-              </w:rPr>
-              <w:t>%foto1}</w:t>
+              <w:t>{#foto_rows}{%foto1}</w:t>
             </w:r>
           </w:p>
         </w:tc>
@@ -6460,39 +4395,7 @@
                 <w:rFonts w:ascii="Arial" w:eastAsia="Arial" w:hAnsi="Arial"/>
                 <w:sz w:val="16"/>
               </w:rPr>
-              <w:t>{%foto</w:t>
-            </w:r>
-            <w:proofErr w:type="gramStart"/>
-            <w:r>
-              <w:rPr>
-                <w:rFonts w:ascii="Arial" w:eastAsia="Arial" w:hAnsi="Arial"/>
-                <w:sz w:val="16"/>
-              </w:rPr>
-              <w:t>3}{</w:t>
-            </w:r>
-            <w:proofErr w:type="gramEnd"/>
-            <w:r>
-              <w:rPr>
-                <w:rFonts w:ascii="Arial" w:eastAsia="Arial" w:hAnsi="Arial"/>
-                <w:sz w:val="16"/>
-              </w:rPr>
-              <w:t>/</w:t>
-            </w:r>
-            <w:proofErr w:type="spellStart"/>
-            <w:r>
-              <w:rPr>
-                <w:rFonts w:ascii="Arial" w:eastAsia="Arial" w:hAnsi="Arial"/>
-                <w:sz w:val="16"/>
-              </w:rPr>
-              <w:t>foto_rows</w:t>
-            </w:r>
-            <w:proofErr w:type="spellEnd"/>
-            <w:r>
-              <w:rPr>
-                <w:rFonts w:ascii="Arial" w:eastAsia="Arial" w:hAnsi="Arial"/>
-                <w:sz w:val="16"/>
-              </w:rPr>
-              <w:t>}</w:t>
+              <w:t>{%foto3}{/foto_rows}</w:t>
             </w:r>
           </w:p>
         </w:tc>
@@ -6658,25 +4561,7 @@
                 <w:sz w:val="24"/>
                 <w:szCs w:val="24"/>
               </w:rPr>
-              <w:t>{</w:t>
-            </w:r>
-            <w:proofErr w:type="spellStart"/>
-            <w:r>
-              <w:rPr>
-                <w:rFonts w:ascii="Bookman Old Style" w:eastAsia="Bookman Old Style" w:hAnsi="Bookman Old Style" w:cs="Bookman Old Style"/>
-                <w:sz w:val="24"/>
-                <w:szCs w:val="24"/>
-              </w:rPr>
-              <w:t>nama_petugas</w:t>
-            </w:r>
-            <w:proofErr w:type="spellEnd"/>
-            <w:r>
-              <w:rPr>
-                <w:rFonts w:ascii="Bookman Old Style" w:eastAsia="Bookman Old Style" w:hAnsi="Bookman Old Style" w:cs="Bookman Old Style"/>
-                <w:sz w:val="24"/>
-                <w:szCs w:val="24"/>
-              </w:rPr>
-              <w:t>}</w:t>
+              <w:t>{nama_petugas}</w:t>
             </w:r>
             <w:r>
               <w:rPr>
@@ -6793,25 +4678,7 @@
                 <w:sz w:val="24"/>
                 <w:szCs w:val="24"/>
               </w:rPr>
-              <w:t>(</w:t>
-            </w:r>
-            <w:proofErr w:type="spellStart"/>
-            <w:r>
-              <w:rPr>
-                <w:rFonts w:ascii="Bookman Old Style" w:eastAsia="Bookman Old Style" w:hAnsi="Bookman Old Style" w:cs="Bookman Old Style"/>
-                <w:sz w:val="24"/>
-                <w:szCs w:val="24"/>
-              </w:rPr>
-              <w:t>Nuraliyah</w:t>
-            </w:r>
-            <w:proofErr w:type="spellEnd"/>
-            <w:r>
-              <w:rPr>
-                <w:rFonts w:ascii="Bookman Old Style" w:eastAsia="Bookman Old Style" w:hAnsi="Bookman Old Style" w:cs="Bookman Old Style"/>
-                <w:sz w:val="24"/>
-                <w:szCs w:val="24"/>
-              </w:rPr>
-              <w:t>)</w:t>
+              <w:t>(Nuraliyah)</w:t>
             </w:r>
           </w:p>
         </w:tc>
@@ -6895,23 +4762,13 @@
           <w:szCs w:val="24"/>
         </w:rPr>
       </w:pPr>
-      <w:proofErr w:type="spellStart"/>
-      <w:r>
-        <w:rPr>
-          <w:rFonts w:ascii="Bookman Old Style" w:eastAsia="Bookman Old Style" w:hAnsi="Bookman Old Style" w:cs="Bookman Old Style"/>
-          <w:sz w:val="24"/>
-          <w:szCs w:val="24"/>
-        </w:rPr>
-        <w:t>Menyetujui</w:t>
-      </w:r>
-      <w:proofErr w:type="spellEnd"/>
-      <w:r>
-        <w:rPr>
-          <w:rFonts w:ascii="Bookman Old Style" w:eastAsia="Bookman Old Style" w:hAnsi="Bookman Old Style" w:cs="Bookman Old Style"/>
-          <w:sz w:val="24"/>
-          <w:szCs w:val="24"/>
-        </w:rPr>
-        <w:t>,</w:t>
+      <w:r>
+        <w:rPr>
+          <w:rFonts w:ascii="Bookman Old Style" w:eastAsia="Bookman Old Style" w:hAnsi="Bookman Old Style" w:cs="Bookman Old Style"/>
+          <w:sz w:val="24"/>
+          <w:szCs w:val="24"/>
+        </w:rPr>
+        <w:t>Menyetujui,</w:t>
       </w:r>
       <w:r>
         <w:rPr>
@@ -6920,53 +4777,8 @@
           <w:szCs w:val="24"/>
         </w:rPr>
         <w:br/>
-      </w:r>
-      <w:proofErr w:type="spellStart"/>
-      <w:r>
-        <w:rPr>
-          <w:rFonts w:ascii="Bookman Old Style" w:eastAsia="Bookman Old Style" w:hAnsi="Bookman Old Style" w:cs="Bookman Old Style"/>
-          <w:sz w:val="24"/>
-          <w:szCs w:val="24"/>
-        </w:rPr>
-        <w:t>Pejabat</w:t>
-      </w:r>
-      <w:proofErr w:type="spellEnd"/>
-      <w:r>
-        <w:rPr>
-          <w:rFonts w:ascii="Bookman Old Style" w:eastAsia="Bookman Old Style" w:hAnsi="Bookman Old Style" w:cs="Bookman Old Style"/>
-          <w:sz w:val="24"/>
-          <w:szCs w:val="24"/>
-        </w:rPr>
-        <w:t xml:space="preserve"> </w:t>
-      </w:r>
-      <w:proofErr w:type="spellStart"/>
-      <w:r>
-        <w:rPr>
-          <w:rFonts w:ascii="Bookman Old Style" w:eastAsia="Bookman Old Style" w:hAnsi="Bookman Old Style" w:cs="Bookman Old Style"/>
-          <w:sz w:val="24"/>
-          <w:szCs w:val="24"/>
-        </w:rPr>
-        <w:t>Pembuat</w:t>
-      </w:r>
-      <w:proofErr w:type="spellEnd"/>
-      <w:r>
-        <w:rPr>
-          <w:rFonts w:ascii="Bookman Old Style" w:eastAsia="Bookman Old Style" w:hAnsi="Bookman Old Style" w:cs="Bookman Old Style"/>
-          <w:sz w:val="24"/>
-          <w:szCs w:val="24"/>
-        </w:rPr>
-        <w:t xml:space="preserve"> </w:t>
-      </w:r>
-      <w:proofErr w:type="spellStart"/>
-      <w:r>
-        <w:rPr>
-          <w:rFonts w:ascii="Bookman Old Style" w:eastAsia="Bookman Old Style" w:hAnsi="Bookman Old Style" w:cs="Bookman Old Style"/>
-          <w:sz w:val="24"/>
-          <w:szCs w:val="24"/>
-        </w:rPr>
-        <w:t>Komitmen</w:t>
-      </w:r>
-      <w:proofErr w:type="spellEnd"/>
+        <w:t>Pejabat Pembuat Komitmen</w:t>
+      </w:r>
     </w:p>
     <w:p>
       <w:pPr>
@@ -7951,47 +5763,7 @@
           <w:szCs w:val="24"/>
           <w:lang w:val="en"/>
         </w:rPr>
-        <w:t xml:space="preserve">Dengan </w:t>
-      </w:r>
-      <w:proofErr w:type="spellStart"/>
-      <w:r>
-        <w:rPr>
-          <w:rFonts w:ascii="Bookman Old Style" w:eastAsia="Bookman Old Style" w:hAnsi="Bookman Old Style" w:cs="Bookman Old Style"/>
-          <w:sz w:val="24"/>
-          <w:szCs w:val="24"/>
-          <w:lang w:val="en"/>
-        </w:rPr>
-        <w:t>ini</w:t>
-      </w:r>
-      <w:proofErr w:type="spellEnd"/>
-      <w:r>
-        <w:rPr>
-          <w:rFonts w:ascii="Bookman Old Style" w:eastAsia="Bookman Old Style" w:hAnsi="Bookman Old Style" w:cs="Bookman Old Style"/>
-          <w:sz w:val="24"/>
-          <w:szCs w:val="24"/>
-          <w:lang w:val="en"/>
-        </w:rPr>
-        <w:t xml:space="preserve"> </w:t>
-      </w:r>
-      <w:proofErr w:type="spellStart"/>
-      <w:r>
-        <w:rPr>
-          <w:rFonts w:ascii="Bookman Old Style" w:eastAsia="Bookman Old Style" w:hAnsi="Bookman Old Style" w:cs="Bookman Old Style"/>
-          <w:sz w:val="24"/>
-          <w:szCs w:val="24"/>
-          <w:lang w:val="en"/>
-        </w:rPr>
-        <w:t>menyatakan</w:t>
-      </w:r>
-      <w:proofErr w:type="spellEnd"/>
-      <w:r>
-        <w:rPr>
-          <w:rFonts w:ascii="Bookman Old Style" w:eastAsia="Bookman Old Style" w:hAnsi="Bookman Old Style" w:cs="Bookman Old Style"/>
-          <w:sz w:val="24"/>
-          <w:szCs w:val="24"/>
-          <w:lang w:val="en"/>
-        </w:rPr>
-        <w:t xml:space="preserve">:  </w:t>
+        <w:t xml:space="preserve">Dengan ini menyatakan:  </w:t>
       </w:r>
     </w:p>
     <w:p>
@@ -8029,9 +5801,80 @@
           <w:szCs w:val="24"/>
           <w:lang w:val="en"/>
         </w:rPr>
+        <w:t xml:space="preserve"> telah melaksanakan seluruh pekerjaan Pendataan Lapangan Sensus Ekonomi 2026 pada Badan Pusat Statistik </w:t>
+      </w:r>
+      <w:r>
+        <w:rPr>
+          <w:rFonts w:ascii="Bookman Old Style" w:eastAsia="Bookman Old Style" w:hAnsi="Bookman Old Style" w:cs="Bookman Old Style"/>
+          <w:sz w:val="24"/>
+          <w:szCs w:val="24"/>
+          <w:lang w:val="en"/>
+        </w:rPr>
+        <w:t>Kota Jakarta Timur</w:t>
+      </w:r>
+      <w:r>
+        <w:rPr>
+          <w:rFonts w:ascii="Bookman Old Style" w:eastAsia="Bookman Old Style" w:hAnsi="Bookman Old Style" w:cs="Bookman Old Style"/>
+          <w:sz w:val="24"/>
+          <w:szCs w:val="24"/>
+          <w:lang w:val="en"/>
+        </w:rPr>
+        <w:t xml:space="preserve"> berdasarkan Perjanjian Kerja Nomor:</w:t>
+      </w:r>
+      <w:r>
+        <w:rPr>
+          <w:rFonts w:ascii="Bookman Old Style" w:eastAsia="Bookman Old Style" w:hAnsi="Bookman Old Style" w:cs="Bookman Old Style"/>
+          <w:sz w:val="24"/>
+          <w:szCs w:val="24"/>
+          <w:lang w:val="en"/>
+        </w:rPr>
+        <w:t xml:space="preserve"> {</w:t>
+      </w:r>
+      <w:r>
+        <w:rPr>
+          <w:rFonts w:ascii="Bookman Old Style" w:eastAsia="Bookman Old Style" w:hAnsi="Bookman Old Style" w:cs="Bookman Old Style"/>
+          <w:sz w:val="24"/>
+          <w:szCs w:val="24"/>
+          <w:lang w:val="en"/>
+        </w:rPr>
+        <w:t>no</w:t>
+      </w:r>
+      <w:r>
+        <w:rPr>
+          <w:rFonts w:ascii="Bookman Old Style" w:eastAsia="Bookman Old Style" w:hAnsi="Bookman Old Style" w:cs="Bookman Old Style"/>
+          <w:sz w:val="24"/>
+          <w:szCs w:val="24"/>
+          <w:lang w:val="en"/>
+        </w:rPr>
+        <w:t>mor_spk</w:t>
+      </w:r>
+      <w:r>
+        <w:rPr>
+          <w:rFonts w:ascii="Bookman Old Style" w:eastAsia="Bookman Old Style" w:hAnsi="Bookman Old Style" w:cs="Bookman Old Style"/>
+          <w:sz w:val="24"/>
+          <w:szCs w:val="24"/>
+          <w:lang w:val="en"/>
+        </w:rPr>
+        <w:t>}</w:t>
+      </w:r>
+      <w:r>
+        <w:rPr>
+          <w:rFonts w:ascii="Bookman Old Style" w:eastAsia="Bookman Old Style" w:hAnsi="Bookman Old Style" w:cs="Bookman Old Style"/>
+          <w:sz w:val="24"/>
+          <w:szCs w:val="24"/>
+          <w:lang w:val="en"/>
+        </w:rPr>
+        <w:t>, sesuai dengan target pekerjaan yang ditetapkan sebesar</w:t>
+      </w:r>
+      <w:r>
+        <w:rPr>
+          <w:rFonts w:ascii="Bookman Old Style" w:eastAsia="Bookman Old Style" w:hAnsi="Bookman Old Style" w:cs="Bookman Old Style"/>
+          <w:sz w:val="24"/>
+          <w:szCs w:val="24"/>
+          <w:lang w:val="en"/>
+        </w:rPr>
         <w:t xml:space="preserve"> </w:t>
       </w:r>
-      <w:proofErr w:type="spellStart"/>
       <w:r>
         <w:rPr>
           <w:rFonts w:ascii="Bookman Old Style" w:eastAsia="Bookman Old Style" w:hAnsi="Bookman Old Style" w:cs="Bookman Old Style"/>
@@ -8039,9 +5882,8 @@
           <w:szCs w:val="24"/>
           <w:lang w:val="en"/>
         </w:rPr>
-        <w:t>telah</w:t>
-      </w:r>
-      <w:proofErr w:type="spellEnd"/>
+        <w:t>{sls_ongoing}</w:t>
+      </w:r>
       <w:r>
         <w:rPr>
           <w:rFonts w:ascii="Bookman Old Style" w:eastAsia="Bookman Old Style" w:hAnsi="Bookman Old Style" w:cs="Bookman Old Style"/>
@@ -8051,7 +5893,6 @@
         </w:rPr>
         <w:t xml:space="preserve"> </w:t>
       </w:r>
-      <w:proofErr w:type="spellStart"/>
       <w:r>
         <w:rPr>
           <w:rFonts w:ascii="Bookman Old Style" w:eastAsia="Bookman Old Style" w:hAnsi="Bookman Old Style" w:cs="Bookman Old Style"/>
@@ -8059,9 +5900,8 @@
           <w:szCs w:val="24"/>
           <w:lang w:val="en"/>
         </w:rPr>
-        <w:t>melaksanakan</w:t>
-      </w:r>
-      <w:proofErr w:type="spellEnd"/>
+        <w:t xml:space="preserve">SLS/Sub-SLS dan/atau usaha besar selama pendataan </w:t>
+      </w:r>
       <w:r>
         <w:rPr>
           <w:rFonts w:ascii="Bookman Old Style" w:eastAsia="Bookman Old Style" w:hAnsi="Bookman Old Style" w:cs="Bookman Old Style"/>
@@ -8069,9 +5909,17 @@
           <w:szCs w:val="24"/>
           <w:lang w:val="en"/>
         </w:rPr>
+        <w:t>1</w:t>
+      </w:r>
+      <w:r>
+        <w:rPr>
+          <w:rFonts w:ascii="Bookman Old Style" w:eastAsia="Bookman Old Style" w:hAnsi="Bookman Old Style" w:cs="Bookman Old Style"/>
+          <w:sz w:val="24"/>
+          <w:szCs w:val="24"/>
+          <w:lang w:val="en"/>
+        </w:rPr>
         <w:t xml:space="preserve"> </w:t>
       </w:r>
-      <w:proofErr w:type="spellStart"/>
       <w:r>
         <w:rPr>
           <w:rFonts w:ascii="Bookman Old Style" w:eastAsia="Bookman Old Style" w:hAnsi="Bookman Old Style" w:cs="Bookman Old Style"/>
@@ -8079,9 +5927,8 @@
           <w:szCs w:val="24"/>
           <w:lang w:val="en"/>
         </w:rPr>
-        <w:t>seluruh</w:t>
-      </w:r>
-      <w:proofErr w:type="spellEnd"/>
+        <w:t>Juli</w:t>
+      </w:r>
       <w:r>
         <w:rPr>
           <w:rFonts w:ascii="Bookman Old Style" w:eastAsia="Bookman Old Style" w:hAnsi="Bookman Old Style" w:cs="Bookman Old Style"/>
@@ -8089,515 +5936,7 @@
           <w:szCs w:val="24"/>
           <w:lang w:val="en"/>
         </w:rPr>
-        <w:t xml:space="preserve"> </w:t>
-      </w:r>
-      <w:proofErr w:type="spellStart"/>
-      <w:r>
-        <w:rPr>
-          <w:rFonts w:ascii="Bookman Old Style" w:eastAsia="Bookman Old Style" w:hAnsi="Bookman Old Style" w:cs="Bookman Old Style"/>
-          <w:sz w:val="24"/>
-          <w:szCs w:val="24"/>
-          <w:lang w:val="en"/>
-        </w:rPr>
-        <w:t>pekerjaan</w:t>
-      </w:r>
-      <w:proofErr w:type="spellEnd"/>
-      <w:r>
-        <w:rPr>
-          <w:rFonts w:ascii="Bookman Old Style" w:eastAsia="Bookman Old Style" w:hAnsi="Bookman Old Style" w:cs="Bookman Old Style"/>
-          <w:sz w:val="24"/>
-          <w:szCs w:val="24"/>
-          <w:lang w:val="en"/>
-        </w:rPr>
-        <w:t xml:space="preserve"> </w:t>
-      </w:r>
-      <w:proofErr w:type="spellStart"/>
-      <w:r>
-        <w:rPr>
-          <w:rFonts w:ascii="Bookman Old Style" w:eastAsia="Bookman Old Style" w:hAnsi="Bookman Old Style" w:cs="Bookman Old Style"/>
-          <w:sz w:val="24"/>
-          <w:szCs w:val="24"/>
-          <w:lang w:val="en"/>
-        </w:rPr>
-        <w:t>Pendataan</w:t>
-      </w:r>
-      <w:proofErr w:type="spellEnd"/>
-      <w:r>
-        <w:rPr>
-          <w:rFonts w:ascii="Bookman Old Style" w:eastAsia="Bookman Old Style" w:hAnsi="Bookman Old Style" w:cs="Bookman Old Style"/>
-          <w:sz w:val="24"/>
-          <w:szCs w:val="24"/>
-          <w:lang w:val="en"/>
-        </w:rPr>
-        <w:t xml:space="preserve"> Lapangan Sensus Ekonomi 2026 pada Badan Pusat </w:t>
-      </w:r>
-      <w:proofErr w:type="spellStart"/>
-      <w:r>
-        <w:rPr>
-          <w:rFonts w:ascii="Bookman Old Style" w:eastAsia="Bookman Old Style" w:hAnsi="Bookman Old Style" w:cs="Bookman Old Style"/>
-          <w:sz w:val="24"/>
-          <w:szCs w:val="24"/>
-          <w:lang w:val="en"/>
-        </w:rPr>
-        <w:t>Statistik</w:t>
-      </w:r>
-      <w:proofErr w:type="spellEnd"/>
-      <w:r>
-        <w:rPr>
-          <w:rFonts w:ascii="Bookman Old Style" w:eastAsia="Bookman Old Style" w:hAnsi="Bookman Old Style" w:cs="Bookman Old Style"/>
-          <w:sz w:val="24"/>
-          <w:szCs w:val="24"/>
-          <w:lang w:val="en"/>
-        </w:rPr>
-        <w:t xml:space="preserve"> </w:t>
-      </w:r>
-      <w:r>
-        <w:rPr>
-          <w:rFonts w:ascii="Bookman Old Style" w:eastAsia="Bookman Old Style" w:hAnsi="Bookman Old Style" w:cs="Bookman Old Style"/>
-          <w:sz w:val="24"/>
-          <w:szCs w:val="24"/>
-          <w:lang w:val="en"/>
-        </w:rPr>
-        <w:t>Kota Jakarta Timur</w:t>
-      </w:r>
-      <w:r>
-        <w:rPr>
-          <w:rFonts w:ascii="Bookman Old Style" w:eastAsia="Bookman Old Style" w:hAnsi="Bookman Old Style" w:cs="Bookman Old Style"/>
-          <w:sz w:val="24"/>
-          <w:szCs w:val="24"/>
-          <w:lang w:val="en"/>
-        </w:rPr>
-        <w:t xml:space="preserve"> </w:t>
-      </w:r>
-      <w:proofErr w:type="spellStart"/>
-      <w:r>
-        <w:rPr>
-          <w:rFonts w:ascii="Bookman Old Style" w:eastAsia="Bookman Old Style" w:hAnsi="Bookman Old Style" w:cs="Bookman Old Style"/>
-          <w:sz w:val="24"/>
-          <w:szCs w:val="24"/>
-          <w:lang w:val="en"/>
-        </w:rPr>
-        <w:t>berdasarkan</w:t>
-      </w:r>
-      <w:proofErr w:type="spellEnd"/>
-      <w:r>
-        <w:rPr>
-          <w:rFonts w:ascii="Bookman Old Style" w:eastAsia="Bookman Old Style" w:hAnsi="Bookman Old Style" w:cs="Bookman Old Style"/>
-          <w:sz w:val="24"/>
-          <w:szCs w:val="24"/>
-          <w:lang w:val="en"/>
-        </w:rPr>
-        <w:t xml:space="preserve"> </w:t>
-      </w:r>
-      <w:proofErr w:type="spellStart"/>
-      <w:r>
-        <w:rPr>
-          <w:rFonts w:ascii="Bookman Old Style" w:eastAsia="Bookman Old Style" w:hAnsi="Bookman Old Style" w:cs="Bookman Old Style"/>
-          <w:sz w:val="24"/>
-          <w:szCs w:val="24"/>
-          <w:lang w:val="en"/>
-        </w:rPr>
-        <w:t>Perjanjian</w:t>
-      </w:r>
-      <w:proofErr w:type="spellEnd"/>
-      <w:r>
-        <w:rPr>
-          <w:rFonts w:ascii="Bookman Old Style" w:eastAsia="Bookman Old Style" w:hAnsi="Bookman Old Style" w:cs="Bookman Old Style"/>
-          <w:sz w:val="24"/>
-          <w:szCs w:val="24"/>
-          <w:lang w:val="en"/>
-        </w:rPr>
-        <w:t xml:space="preserve"> </w:t>
-      </w:r>
-      <w:proofErr w:type="spellStart"/>
-      <w:r>
-        <w:rPr>
-          <w:rFonts w:ascii="Bookman Old Style" w:eastAsia="Bookman Old Style" w:hAnsi="Bookman Old Style" w:cs="Bookman Old Style"/>
-          <w:sz w:val="24"/>
-          <w:szCs w:val="24"/>
-          <w:lang w:val="en"/>
-        </w:rPr>
-        <w:t>Kerja</w:t>
-      </w:r>
-      <w:proofErr w:type="spellEnd"/>
-      <w:r>
-        <w:rPr>
-          <w:rFonts w:ascii="Bookman Old Style" w:eastAsia="Bookman Old Style" w:hAnsi="Bookman Old Style" w:cs="Bookman Old Style"/>
-          <w:sz w:val="24"/>
-          <w:szCs w:val="24"/>
-          <w:lang w:val="en"/>
-        </w:rPr>
-        <w:t xml:space="preserve"> Nomor:</w:t>
-      </w:r>
-      <w:r>
-        <w:rPr>
-          <w:rFonts w:ascii="Bookman Old Style" w:eastAsia="Bookman Old Style" w:hAnsi="Bookman Old Style" w:cs="Bookman Old Style"/>
-          <w:sz w:val="24"/>
-          <w:szCs w:val="24"/>
-          <w:lang w:val="en"/>
-        </w:rPr>
-        <w:t xml:space="preserve"> {</w:t>
-      </w:r>
-      <w:proofErr w:type="spellStart"/>
-      <w:r>
-        <w:rPr>
-          <w:rFonts w:ascii="Bookman Old Style" w:eastAsia="Bookman Old Style" w:hAnsi="Bookman Old Style" w:cs="Bookman Old Style"/>
-          <w:sz w:val="24"/>
-          <w:szCs w:val="24"/>
-          <w:lang w:val="en"/>
-        </w:rPr>
-        <w:t>no</w:t>
-      </w:r>
-      <w:r>
-        <w:rPr>
-          <w:rFonts w:ascii="Bookman Old Style" w:eastAsia="Bookman Old Style" w:hAnsi="Bookman Old Style" w:cs="Bookman Old Style"/>
-          <w:sz w:val="24"/>
-          <w:szCs w:val="24"/>
-          <w:lang w:val="en"/>
-        </w:rPr>
-        <w:t>mor_spk</w:t>
-      </w:r>
-      <w:proofErr w:type="spellEnd"/>
-      <w:r>
-        <w:rPr>
-          <w:rFonts w:ascii="Bookman Old Style" w:eastAsia="Bookman Old Style" w:hAnsi="Bookman Old Style" w:cs="Bookman Old Style"/>
-          <w:sz w:val="24"/>
-          <w:szCs w:val="24"/>
-          <w:lang w:val="en"/>
-        </w:rPr>
-        <w:t>}</w:t>
-      </w:r>
-      <w:r>
-        <w:rPr>
-          <w:rFonts w:ascii="Bookman Old Style" w:eastAsia="Bookman Old Style" w:hAnsi="Bookman Old Style" w:cs="Bookman Old Style"/>
-          <w:sz w:val="24"/>
-          <w:szCs w:val="24"/>
-          <w:lang w:val="en"/>
-        </w:rPr>
-        <w:t xml:space="preserve">, </w:t>
-      </w:r>
-      <w:proofErr w:type="spellStart"/>
-      <w:r>
-        <w:rPr>
-          <w:rFonts w:ascii="Bookman Old Style" w:eastAsia="Bookman Old Style" w:hAnsi="Bookman Old Style" w:cs="Bookman Old Style"/>
-          <w:sz w:val="24"/>
-          <w:szCs w:val="24"/>
-          <w:lang w:val="en"/>
-        </w:rPr>
-        <w:t>sesuai</w:t>
-      </w:r>
-      <w:proofErr w:type="spellEnd"/>
-      <w:r>
-        <w:rPr>
-          <w:rFonts w:ascii="Bookman Old Style" w:eastAsia="Bookman Old Style" w:hAnsi="Bookman Old Style" w:cs="Bookman Old Style"/>
-          <w:sz w:val="24"/>
-          <w:szCs w:val="24"/>
-          <w:lang w:val="en"/>
-        </w:rPr>
-        <w:t xml:space="preserve"> </w:t>
-      </w:r>
-      <w:proofErr w:type="spellStart"/>
-      <w:r>
-        <w:rPr>
-          <w:rFonts w:ascii="Bookman Old Style" w:eastAsia="Bookman Old Style" w:hAnsi="Bookman Old Style" w:cs="Bookman Old Style"/>
-          <w:sz w:val="24"/>
-          <w:szCs w:val="24"/>
-          <w:lang w:val="en"/>
-        </w:rPr>
-        <w:t>dengan</w:t>
-      </w:r>
-      <w:proofErr w:type="spellEnd"/>
-      <w:r>
-        <w:rPr>
-          <w:rFonts w:ascii="Bookman Old Style" w:eastAsia="Bookman Old Style" w:hAnsi="Bookman Old Style" w:cs="Bookman Old Style"/>
-          <w:sz w:val="24"/>
-          <w:szCs w:val="24"/>
-          <w:lang w:val="en"/>
-        </w:rPr>
-        <w:t xml:space="preserve"> target </w:t>
-      </w:r>
-      <w:proofErr w:type="spellStart"/>
-      <w:r>
-        <w:rPr>
-          <w:rFonts w:ascii="Bookman Old Style" w:eastAsia="Bookman Old Style" w:hAnsi="Bookman Old Style" w:cs="Bookman Old Style"/>
-          <w:sz w:val="24"/>
-          <w:szCs w:val="24"/>
-          <w:lang w:val="en"/>
-        </w:rPr>
-        <w:t>pekerjaan</w:t>
-      </w:r>
-      <w:proofErr w:type="spellEnd"/>
-      <w:r>
-        <w:rPr>
-          <w:rFonts w:ascii="Bookman Old Style" w:eastAsia="Bookman Old Style" w:hAnsi="Bookman Old Style" w:cs="Bookman Old Style"/>
-          <w:sz w:val="24"/>
-          <w:szCs w:val="24"/>
-          <w:lang w:val="en"/>
-        </w:rPr>
-        <w:t xml:space="preserve"> yang </w:t>
-      </w:r>
-      <w:proofErr w:type="spellStart"/>
-      <w:r>
-        <w:rPr>
-          <w:rFonts w:ascii="Bookman Old Style" w:eastAsia="Bookman Old Style" w:hAnsi="Bookman Old Style" w:cs="Bookman Old Style"/>
-          <w:sz w:val="24"/>
-          <w:szCs w:val="24"/>
-          <w:lang w:val="en"/>
-        </w:rPr>
-        <w:t>ditetapkan</w:t>
-      </w:r>
-      <w:proofErr w:type="spellEnd"/>
-      <w:r>
-        <w:rPr>
-          <w:rFonts w:ascii="Bookman Old Style" w:eastAsia="Bookman Old Style" w:hAnsi="Bookman Old Style" w:cs="Bookman Old Style"/>
-          <w:sz w:val="24"/>
-          <w:szCs w:val="24"/>
-          <w:lang w:val="en"/>
-        </w:rPr>
-        <w:t xml:space="preserve"> </w:t>
-      </w:r>
-      <w:proofErr w:type="spellStart"/>
-      <w:r>
-        <w:rPr>
-          <w:rFonts w:ascii="Bookman Old Style" w:eastAsia="Bookman Old Style" w:hAnsi="Bookman Old Style" w:cs="Bookman Old Style"/>
-          <w:sz w:val="24"/>
-          <w:szCs w:val="24"/>
-          <w:lang w:val="en"/>
-        </w:rPr>
-        <w:t>sebesar</w:t>
-      </w:r>
-      <w:proofErr w:type="spellEnd"/>
-      <w:r>
-        <w:rPr>
-          <w:rFonts w:ascii="Bookman Old Style" w:eastAsia="Bookman Old Style" w:hAnsi="Bookman Old Style" w:cs="Bookman Old Style"/>
-          <w:sz w:val="24"/>
-          <w:szCs w:val="24"/>
-          <w:lang w:val="en"/>
-        </w:rPr>
-        <w:t xml:space="preserve"> </w:t>
-      </w:r>
-      <w:r>
-        <w:rPr>
-          <w:rFonts w:ascii="Bookman Old Style" w:eastAsia="Bookman Old Style" w:hAnsi="Bookman Old Style" w:cs="Bookman Old Style"/>
-          <w:sz w:val="24"/>
-          <w:szCs w:val="24"/>
-          <w:lang w:val="en"/>
-        </w:rPr>
-        <w:t>{</w:t>
-      </w:r>
-      <w:proofErr w:type="spellStart"/>
-      <w:r>
-        <w:rPr>
-          <w:rFonts w:ascii="Bookman Old Style" w:eastAsia="Bookman Old Style" w:hAnsi="Bookman Old Style" w:cs="Bookman Old Style"/>
-          <w:sz w:val="24"/>
-          <w:szCs w:val="24"/>
-          <w:lang w:val="en"/>
-        </w:rPr>
-        <w:t>sls_ongoing</w:t>
-      </w:r>
-      <w:proofErr w:type="spellEnd"/>
-      <w:r>
-        <w:rPr>
-          <w:rFonts w:ascii="Bookman Old Style" w:eastAsia="Bookman Old Style" w:hAnsi="Bookman Old Style" w:cs="Bookman Old Style"/>
-          <w:sz w:val="24"/>
-          <w:szCs w:val="24"/>
-          <w:lang w:val="en"/>
-        </w:rPr>
-        <w:t>}</w:t>
-      </w:r>
-      <w:r>
-        <w:rPr>
-          <w:rFonts w:ascii="Bookman Old Style" w:eastAsia="Bookman Old Style" w:hAnsi="Bookman Old Style" w:cs="Bookman Old Style"/>
-          <w:sz w:val="24"/>
-          <w:szCs w:val="24"/>
-          <w:lang w:val="en"/>
-        </w:rPr>
-        <w:t xml:space="preserve"> </w:t>
-      </w:r>
-      <w:r>
-        <w:rPr>
-          <w:rFonts w:ascii="Bookman Old Style" w:eastAsia="Bookman Old Style" w:hAnsi="Bookman Old Style" w:cs="Bookman Old Style"/>
-          <w:sz w:val="24"/>
-          <w:szCs w:val="24"/>
-          <w:lang w:val="en"/>
-        </w:rPr>
-        <w:t>SLS/Sub-SLS dan/</w:t>
-      </w:r>
-      <w:proofErr w:type="spellStart"/>
-      <w:r>
-        <w:rPr>
-          <w:rFonts w:ascii="Bookman Old Style" w:eastAsia="Bookman Old Style" w:hAnsi="Bookman Old Style" w:cs="Bookman Old Style"/>
-          <w:sz w:val="24"/>
-          <w:szCs w:val="24"/>
-          <w:lang w:val="en"/>
-        </w:rPr>
-        <w:t>atau</w:t>
-      </w:r>
-      <w:proofErr w:type="spellEnd"/>
-      <w:r>
-        <w:rPr>
-          <w:rFonts w:ascii="Bookman Old Style" w:eastAsia="Bookman Old Style" w:hAnsi="Bookman Old Style" w:cs="Bookman Old Style"/>
-          <w:sz w:val="24"/>
-          <w:szCs w:val="24"/>
-          <w:lang w:val="en"/>
-        </w:rPr>
-        <w:t xml:space="preserve"> </w:t>
-      </w:r>
-      <w:proofErr w:type="spellStart"/>
-      <w:r>
-        <w:rPr>
-          <w:rFonts w:ascii="Bookman Old Style" w:eastAsia="Bookman Old Style" w:hAnsi="Bookman Old Style" w:cs="Bookman Old Style"/>
-          <w:sz w:val="24"/>
-          <w:szCs w:val="24"/>
-          <w:lang w:val="en"/>
-        </w:rPr>
-        <w:t>usaha</w:t>
-      </w:r>
-      <w:proofErr w:type="spellEnd"/>
-      <w:r>
-        <w:rPr>
-          <w:rFonts w:ascii="Bookman Old Style" w:eastAsia="Bookman Old Style" w:hAnsi="Bookman Old Style" w:cs="Bookman Old Style"/>
-          <w:sz w:val="24"/>
-          <w:szCs w:val="24"/>
-          <w:lang w:val="en"/>
-        </w:rPr>
-        <w:t xml:space="preserve"> </w:t>
-      </w:r>
-      <w:proofErr w:type="spellStart"/>
-      <w:r>
-        <w:rPr>
-          <w:rFonts w:ascii="Bookman Old Style" w:eastAsia="Bookman Old Style" w:hAnsi="Bookman Old Style" w:cs="Bookman Old Style"/>
-          <w:sz w:val="24"/>
-          <w:szCs w:val="24"/>
-          <w:lang w:val="en"/>
-        </w:rPr>
-        <w:t>besar</w:t>
-      </w:r>
-      <w:proofErr w:type="spellEnd"/>
-      <w:r>
-        <w:rPr>
-          <w:rFonts w:ascii="Bookman Old Style" w:eastAsia="Bookman Old Style" w:hAnsi="Bookman Old Style" w:cs="Bookman Old Style"/>
-          <w:sz w:val="24"/>
-          <w:szCs w:val="24"/>
-          <w:lang w:val="en"/>
-        </w:rPr>
-        <w:t xml:space="preserve"> </w:t>
-      </w:r>
-      <w:proofErr w:type="spellStart"/>
-      <w:r>
-        <w:rPr>
-          <w:rFonts w:ascii="Bookman Old Style" w:eastAsia="Bookman Old Style" w:hAnsi="Bookman Old Style" w:cs="Bookman Old Style"/>
-          <w:sz w:val="24"/>
-          <w:szCs w:val="24"/>
-          <w:lang w:val="en"/>
-        </w:rPr>
-        <w:t>selama</w:t>
-      </w:r>
-      <w:proofErr w:type="spellEnd"/>
-      <w:r>
-        <w:rPr>
-          <w:rFonts w:ascii="Bookman Old Style" w:eastAsia="Bookman Old Style" w:hAnsi="Bookman Old Style" w:cs="Bookman Old Style"/>
-          <w:sz w:val="24"/>
-          <w:szCs w:val="24"/>
-          <w:lang w:val="en"/>
-        </w:rPr>
-        <w:t xml:space="preserve"> </w:t>
-      </w:r>
-      <w:proofErr w:type="spellStart"/>
-      <w:r>
-        <w:rPr>
-          <w:rFonts w:ascii="Bookman Old Style" w:eastAsia="Bookman Old Style" w:hAnsi="Bookman Old Style" w:cs="Bookman Old Style"/>
-          <w:sz w:val="24"/>
-          <w:szCs w:val="24"/>
-          <w:lang w:val="en"/>
-        </w:rPr>
-        <w:t>pendataan</w:t>
-      </w:r>
-      <w:proofErr w:type="spellEnd"/>
-      <w:r>
-        <w:rPr>
-          <w:rFonts w:ascii="Bookman Old Style" w:eastAsia="Bookman Old Style" w:hAnsi="Bookman Old Style" w:cs="Bookman Old Style"/>
-          <w:sz w:val="24"/>
-          <w:szCs w:val="24"/>
-          <w:lang w:val="en"/>
-        </w:rPr>
-        <w:t xml:space="preserve"> </w:t>
-      </w:r>
-      <w:r>
-        <w:rPr>
-          <w:rFonts w:ascii="Bookman Old Style" w:eastAsia="Bookman Old Style" w:hAnsi="Bookman Old Style" w:cs="Bookman Old Style"/>
-          <w:sz w:val="24"/>
-          <w:szCs w:val="24"/>
-          <w:lang w:val="en"/>
-        </w:rPr>
-        <w:t>1</w:t>
-      </w:r>
-      <w:r>
-        <w:rPr>
-          <w:rFonts w:ascii="Bookman Old Style" w:eastAsia="Bookman Old Style" w:hAnsi="Bookman Old Style" w:cs="Bookman Old Style"/>
-          <w:sz w:val="24"/>
-          <w:szCs w:val="24"/>
-          <w:lang w:val="en"/>
-        </w:rPr>
-        <w:t xml:space="preserve"> </w:t>
-      </w:r>
-      <w:r>
-        <w:rPr>
-          <w:rFonts w:ascii="Bookman Old Style" w:eastAsia="Bookman Old Style" w:hAnsi="Bookman Old Style" w:cs="Bookman Old Style"/>
-          <w:sz w:val="24"/>
-          <w:szCs w:val="24"/>
-          <w:lang w:val="en"/>
-        </w:rPr>
-        <w:t>Juli</w:t>
-      </w:r>
-      <w:r>
-        <w:rPr>
-          <w:rFonts w:ascii="Bookman Old Style" w:eastAsia="Bookman Old Style" w:hAnsi="Bookman Old Style" w:cs="Bookman Old Style"/>
-          <w:sz w:val="24"/>
-          <w:szCs w:val="24"/>
-          <w:lang w:val="en"/>
-        </w:rPr>
-        <w:t xml:space="preserve"> 2026 </w:t>
-      </w:r>
-      <w:proofErr w:type="spellStart"/>
-      <w:r>
-        <w:rPr>
-          <w:rFonts w:ascii="Bookman Old Style" w:eastAsia="Bookman Old Style" w:hAnsi="Bookman Old Style" w:cs="Bookman Old Style"/>
-          <w:sz w:val="24"/>
-          <w:szCs w:val="24"/>
-          <w:lang w:val="en"/>
-        </w:rPr>
-        <w:t>sampai</w:t>
-      </w:r>
-      <w:proofErr w:type="spellEnd"/>
-      <w:r>
-        <w:rPr>
-          <w:rFonts w:ascii="Bookman Old Style" w:eastAsia="Bookman Old Style" w:hAnsi="Bookman Old Style" w:cs="Bookman Old Style"/>
-          <w:sz w:val="24"/>
-          <w:szCs w:val="24"/>
-          <w:lang w:val="en"/>
-        </w:rPr>
-        <w:t xml:space="preserve"> </w:t>
-      </w:r>
-      <w:proofErr w:type="spellStart"/>
-      <w:r>
-        <w:rPr>
-          <w:rFonts w:ascii="Bookman Old Style" w:eastAsia="Bookman Old Style" w:hAnsi="Bookman Old Style" w:cs="Bookman Old Style"/>
-          <w:sz w:val="24"/>
-          <w:szCs w:val="24"/>
-          <w:lang w:val="en"/>
-        </w:rPr>
-        <w:t>dengan</w:t>
-      </w:r>
-      <w:proofErr w:type="spellEnd"/>
-      <w:r>
-        <w:rPr>
-          <w:rFonts w:ascii="Bookman Old Style" w:eastAsia="Bookman Old Style" w:hAnsi="Bookman Old Style" w:cs="Bookman Old Style"/>
-          <w:sz w:val="24"/>
-          <w:szCs w:val="24"/>
-          <w:lang w:val="en"/>
-        </w:rPr>
-        <w:t xml:space="preserve"> 31 Agustus 2026.</w:t>
+        <w:t xml:space="preserve"> 2026 sampai dengan 31 Agustus 2026.</w:t>
       </w:r>
     </w:p>
     <w:p>
@@ -8824,407 +6163,7 @@
           <w:szCs w:val="24"/>
           <w:lang w:val="en"/>
         </w:rPr>
-        <w:t xml:space="preserve">Hasil </w:t>
-      </w:r>
-      <w:proofErr w:type="spellStart"/>
-      <w:r>
-        <w:rPr>
-          <w:rFonts w:ascii="Bookman Old Style" w:eastAsia="Bookman Old Style" w:hAnsi="Bookman Old Style" w:cs="Bookman Old Style"/>
-          <w:sz w:val="24"/>
-          <w:szCs w:val="24"/>
-          <w:lang w:val="en"/>
-        </w:rPr>
-        <w:t>pekerjaan</w:t>
-      </w:r>
-      <w:proofErr w:type="spellEnd"/>
-      <w:r>
-        <w:rPr>
-          <w:rFonts w:ascii="Bookman Old Style" w:eastAsia="Bookman Old Style" w:hAnsi="Bookman Old Style" w:cs="Bookman Old Style"/>
-          <w:sz w:val="24"/>
-          <w:szCs w:val="24"/>
-          <w:lang w:val="en"/>
-        </w:rPr>
-        <w:t xml:space="preserve"> </w:t>
-      </w:r>
-      <w:proofErr w:type="spellStart"/>
-      <w:r>
-        <w:rPr>
-          <w:rFonts w:ascii="Bookman Old Style" w:eastAsia="Bookman Old Style" w:hAnsi="Bookman Old Style" w:cs="Bookman Old Style"/>
-          <w:sz w:val="24"/>
-          <w:szCs w:val="24"/>
-          <w:lang w:val="en"/>
-        </w:rPr>
-        <w:t>pendataan</w:t>
-      </w:r>
-      <w:proofErr w:type="spellEnd"/>
-      <w:r>
-        <w:rPr>
-          <w:rFonts w:ascii="Bookman Old Style" w:eastAsia="Bookman Old Style" w:hAnsi="Bookman Old Style" w:cs="Bookman Old Style"/>
-          <w:sz w:val="24"/>
-          <w:szCs w:val="24"/>
-          <w:lang w:val="en"/>
-        </w:rPr>
-        <w:t xml:space="preserve"> </w:t>
-      </w:r>
-      <w:proofErr w:type="spellStart"/>
-      <w:r>
-        <w:rPr>
-          <w:rFonts w:ascii="Bookman Old Style" w:eastAsia="Bookman Old Style" w:hAnsi="Bookman Old Style" w:cs="Bookman Old Style"/>
-          <w:sz w:val="24"/>
-          <w:szCs w:val="24"/>
-          <w:lang w:val="en"/>
-        </w:rPr>
-        <w:t>sebagaimana</w:t>
-      </w:r>
-      <w:proofErr w:type="spellEnd"/>
-      <w:r>
-        <w:rPr>
-          <w:rFonts w:ascii="Bookman Old Style" w:eastAsia="Bookman Old Style" w:hAnsi="Bookman Old Style" w:cs="Bookman Old Style"/>
-          <w:sz w:val="24"/>
-          <w:szCs w:val="24"/>
-          <w:lang w:val="en"/>
-        </w:rPr>
-        <w:t xml:space="preserve"> </w:t>
-      </w:r>
-      <w:proofErr w:type="spellStart"/>
-      <w:r>
-        <w:rPr>
-          <w:rFonts w:ascii="Bookman Old Style" w:eastAsia="Bookman Old Style" w:hAnsi="Bookman Old Style" w:cs="Bookman Old Style"/>
-          <w:sz w:val="24"/>
-          <w:szCs w:val="24"/>
-          <w:lang w:val="en"/>
-        </w:rPr>
-        <w:t>dimaksud</w:t>
-      </w:r>
-      <w:proofErr w:type="spellEnd"/>
-      <w:r>
-        <w:rPr>
-          <w:rFonts w:ascii="Bookman Old Style" w:eastAsia="Bookman Old Style" w:hAnsi="Bookman Old Style" w:cs="Bookman Old Style"/>
-          <w:sz w:val="24"/>
-          <w:szCs w:val="24"/>
-          <w:lang w:val="en"/>
-        </w:rPr>
-        <w:t xml:space="preserve"> pada </w:t>
-      </w:r>
-      <w:proofErr w:type="spellStart"/>
-      <w:r>
-        <w:rPr>
-          <w:rFonts w:ascii="Bookman Old Style" w:eastAsia="Bookman Old Style" w:hAnsi="Bookman Old Style" w:cs="Bookman Old Style"/>
-          <w:sz w:val="24"/>
-          <w:szCs w:val="24"/>
-          <w:lang w:val="en"/>
-        </w:rPr>
-        <w:t>angka</w:t>
-      </w:r>
-      <w:proofErr w:type="spellEnd"/>
-      <w:r>
-        <w:rPr>
-          <w:rFonts w:ascii="Bookman Old Style" w:eastAsia="Bookman Old Style" w:hAnsi="Bookman Old Style" w:cs="Bookman Old Style"/>
-          <w:sz w:val="24"/>
-          <w:szCs w:val="24"/>
-          <w:lang w:val="en"/>
-        </w:rPr>
-        <w:t xml:space="preserve"> 4 yang </w:t>
-      </w:r>
-      <w:proofErr w:type="spellStart"/>
-      <w:r>
-        <w:rPr>
-          <w:rFonts w:ascii="Bookman Old Style" w:eastAsia="Bookman Old Style" w:hAnsi="Bookman Old Style" w:cs="Bookman Old Style"/>
-          <w:sz w:val="24"/>
-          <w:szCs w:val="24"/>
-          <w:lang w:val="en"/>
-        </w:rPr>
-        <w:t>memerlukan</w:t>
-      </w:r>
-      <w:proofErr w:type="spellEnd"/>
-      <w:r>
-        <w:rPr>
-          <w:rFonts w:ascii="Bookman Old Style" w:eastAsia="Bookman Old Style" w:hAnsi="Bookman Old Style" w:cs="Bookman Old Style"/>
-          <w:sz w:val="24"/>
-          <w:szCs w:val="24"/>
-          <w:lang w:val="en"/>
-        </w:rPr>
-        <w:t xml:space="preserve"> </w:t>
-      </w:r>
-      <w:proofErr w:type="spellStart"/>
-      <w:r>
-        <w:rPr>
-          <w:rFonts w:ascii="Bookman Old Style" w:eastAsia="Bookman Old Style" w:hAnsi="Bookman Old Style" w:cs="Bookman Old Style"/>
-          <w:sz w:val="24"/>
-          <w:szCs w:val="24"/>
-          <w:lang w:val="en"/>
-        </w:rPr>
-        <w:t>pemeriksaan</w:t>
-      </w:r>
-      <w:proofErr w:type="spellEnd"/>
-      <w:r>
-        <w:rPr>
-          <w:rFonts w:ascii="Bookman Old Style" w:eastAsia="Bookman Old Style" w:hAnsi="Bookman Old Style" w:cs="Bookman Old Style"/>
-          <w:sz w:val="24"/>
-          <w:szCs w:val="24"/>
-          <w:lang w:val="en"/>
-        </w:rPr>
-        <w:t xml:space="preserve"> </w:t>
-      </w:r>
-      <w:proofErr w:type="spellStart"/>
-      <w:r>
-        <w:rPr>
-          <w:rFonts w:ascii="Bookman Old Style" w:eastAsia="Bookman Old Style" w:hAnsi="Bookman Old Style" w:cs="Bookman Old Style"/>
-          <w:sz w:val="24"/>
-          <w:szCs w:val="24"/>
-          <w:lang w:val="en"/>
-        </w:rPr>
-        <w:t>lanjutan</w:t>
-      </w:r>
-      <w:proofErr w:type="spellEnd"/>
-      <w:r>
-        <w:rPr>
-          <w:rFonts w:ascii="Bookman Old Style" w:eastAsia="Bookman Old Style" w:hAnsi="Bookman Old Style" w:cs="Bookman Old Style"/>
-          <w:sz w:val="24"/>
-          <w:szCs w:val="24"/>
-          <w:lang w:val="en"/>
-        </w:rPr>
-        <w:t xml:space="preserve">, </w:t>
-      </w:r>
-      <w:proofErr w:type="spellStart"/>
-      <w:r>
-        <w:rPr>
-          <w:rFonts w:ascii="Bookman Old Style" w:eastAsia="Bookman Old Style" w:hAnsi="Bookman Old Style" w:cs="Bookman Old Style"/>
-          <w:sz w:val="24"/>
-          <w:szCs w:val="24"/>
-          <w:lang w:val="en"/>
-        </w:rPr>
-        <w:t>akan</w:t>
-      </w:r>
-      <w:proofErr w:type="spellEnd"/>
-      <w:r>
-        <w:rPr>
-          <w:rFonts w:ascii="Bookman Old Style" w:eastAsia="Bookman Old Style" w:hAnsi="Bookman Old Style" w:cs="Bookman Old Style"/>
-          <w:sz w:val="24"/>
-          <w:szCs w:val="24"/>
-          <w:lang w:val="en"/>
-        </w:rPr>
-        <w:t xml:space="preserve"> </w:t>
-      </w:r>
-      <w:proofErr w:type="spellStart"/>
-      <w:r>
-        <w:rPr>
-          <w:rFonts w:ascii="Bookman Old Style" w:eastAsia="Bookman Old Style" w:hAnsi="Bookman Old Style" w:cs="Bookman Old Style"/>
-          <w:sz w:val="24"/>
-          <w:szCs w:val="24"/>
-          <w:lang w:val="en"/>
-        </w:rPr>
-        <w:t>dilakukan</w:t>
-      </w:r>
-      <w:proofErr w:type="spellEnd"/>
-      <w:r>
-        <w:rPr>
-          <w:rFonts w:ascii="Bookman Old Style" w:eastAsia="Bookman Old Style" w:hAnsi="Bookman Old Style" w:cs="Bookman Old Style"/>
-          <w:sz w:val="24"/>
-          <w:szCs w:val="24"/>
-          <w:lang w:val="en"/>
-        </w:rPr>
-        <w:t xml:space="preserve"> </w:t>
-      </w:r>
-      <w:proofErr w:type="spellStart"/>
-      <w:r>
-        <w:rPr>
-          <w:rFonts w:ascii="Bookman Old Style" w:eastAsia="Bookman Old Style" w:hAnsi="Bookman Old Style" w:cs="Bookman Old Style"/>
-          <w:sz w:val="24"/>
-          <w:szCs w:val="24"/>
-          <w:lang w:val="en"/>
-        </w:rPr>
-        <w:t>pengecekan</w:t>
-      </w:r>
-      <w:proofErr w:type="spellEnd"/>
-      <w:r>
-        <w:rPr>
-          <w:rFonts w:ascii="Bookman Old Style" w:eastAsia="Bookman Old Style" w:hAnsi="Bookman Old Style" w:cs="Bookman Old Style"/>
-          <w:sz w:val="24"/>
-          <w:szCs w:val="24"/>
-          <w:lang w:val="en"/>
-        </w:rPr>
-        <w:t xml:space="preserve">, </w:t>
-      </w:r>
-      <w:proofErr w:type="spellStart"/>
-      <w:r>
-        <w:rPr>
-          <w:rFonts w:ascii="Bookman Old Style" w:eastAsia="Bookman Old Style" w:hAnsi="Bookman Old Style" w:cs="Bookman Old Style"/>
-          <w:sz w:val="24"/>
-          <w:szCs w:val="24"/>
-          <w:lang w:val="en"/>
-        </w:rPr>
-        <w:t>perubahan</w:t>
-      </w:r>
-      <w:proofErr w:type="spellEnd"/>
-      <w:r>
-        <w:rPr>
-          <w:rFonts w:ascii="Bookman Old Style" w:eastAsia="Bookman Old Style" w:hAnsi="Bookman Old Style" w:cs="Bookman Old Style"/>
-          <w:sz w:val="24"/>
-          <w:szCs w:val="24"/>
-          <w:lang w:val="en"/>
-        </w:rPr>
-        <w:t>, dan/</w:t>
-      </w:r>
-      <w:proofErr w:type="spellStart"/>
-      <w:r>
-        <w:rPr>
-          <w:rFonts w:ascii="Bookman Old Style" w:eastAsia="Bookman Old Style" w:hAnsi="Bookman Old Style" w:cs="Bookman Old Style"/>
-          <w:sz w:val="24"/>
-          <w:szCs w:val="24"/>
-          <w:lang w:val="en"/>
-        </w:rPr>
-        <w:t>atau</w:t>
-      </w:r>
-      <w:proofErr w:type="spellEnd"/>
-      <w:r>
-        <w:rPr>
-          <w:rFonts w:ascii="Bookman Old Style" w:eastAsia="Bookman Old Style" w:hAnsi="Bookman Old Style" w:cs="Bookman Old Style"/>
-          <w:sz w:val="24"/>
-          <w:szCs w:val="24"/>
-          <w:lang w:val="en"/>
-        </w:rPr>
-        <w:t xml:space="preserve"> </w:t>
-      </w:r>
-      <w:proofErr w:type="spellStart"/>
-      <w:r>
-        <w:rPr>
-          <w:rFonts w:ascii="Bookman Old Style" w:eastAsia="Bookman Old Style" w:hAnsi="Bookman Old Style" w:cs="Bookman Old Style"/>
-          <w:sz w:val="24"/>
-          <w:szCs w:val="24"/>
-          <w:lang w:val="en"/>
-        </w:rPr>
-        <w:t>kunjungan</w:t>
-      </w:r>
-      <w:proofErr w:type="spellEnd"/>
-      <w:r>
-        <w:rPr>
-          <w:rFonts w:ascii="Bookman Old Style" w:eastAsia="Bookman Old Style" w:hAnsi="Bookman Old Style" w:cs="Bookman Old Style"/>
-          <w:sz w:val="24"/>
-          <w:szCs w:val="24"/>
-          <w:lang w:val="en"/>
-        </w:rPr>
-        <w:t xml:space="preserve"> </w:t>
-      </w:r>
-      <w:proofErr w:type="spellStart"/>
-      <w:r>
-        <w:rPr>
-          <w:rFonts w:ascii="Bookman Old Style" w:eastAsia="Bookman Old Style" w:hAnsi="Bookman Old Style" w:cs="Bookman Old Style"/>
-          <w:sz w:val="24"/>
-          <w:szCs w:val="24"/>
-          <w:lang w:val="en"/>
-        </w:rPr>
-        <w:t>kembali</w:t>
-      </w:r>
-      <w:proofErr w:type="spellEnd"/>
-      <w:r>
-        <w:rPr>
-          <w:rFonts w:ascii="Bookman Old Style" w:eastAsia="Bookman Old Style" w:hAnsi="Bookman Old Style" w:cs="Bookman Old Style"/>
-          <w:sz w:val="24"/>
-          <w:szCs w:val="24"/>
-          <w:lang w:val="en"/>
-        </w:rPr>
-        <w:t xml:space="preserve"> </w:t>
-      </w:r>
-      <w:proofErr w:type="spellStart"/>
-      <w:r>
-        <w:rPr>
-          <w:rFonts w:ascii="Bookman Old Style" w:eastAsia="Bookman Old Style" w:hAnsi="Bookman Old Style" w:cs="Bookman Old Style"/>
-          <w:sz w:val="24"/>
-          <w:szCs w:val="24"/>
-          <w:lang w:val="en"/>
-        </w:rPr>
-        <w:t>ke</w:t>
-      </w:r>
-      <w:proofErr w:type="spellEnd"/>
-      <w:r>
-        <w:rPr>
-          <w:rFonts w:ascii="Bookman Old Style" w:eastAsia="Bookman Old Style" w:hAnsi="Bookman Old Style" w:cs="Bookman Old Style"/>
-          <w:sz w:val="24"/>
-          <w:szCs w:val="24"/>
-          <w:lang w:val="en"/>
-        </w:rPr>
-        <w:t xml:space="preserve"> </w:t>
-      </w:r>
-      <w:proofErr w:type="spellStart"/>
-      <w:r>
-        <w:rPr>
-          <w:rFonts w:ascii="Bookman Old Style" w:eastAsia="Bookman Old Style" w:hAnsi="Bookman Old Style" w:cs="Bookman Old Style"/>
-          <w:sz w:val="24"/>
-          <w:szCs w:val="24"/>
-          <w:lang w:val="en"/>
-        </w:rPr>
-        <w:t>lapangan</w:t>
-      </w:r>
-      <w:proofErr w:type="spellEnd"/>
-      <w:r>
-        <w:rPr>
-          <w:rFonts w:ascii="Bookman Old Style" w:eastAsia="Bookman Old Style" w:hAnsi="Bookman Old Style" w:cs="Bookman Old Style"/>
-          <w:sz w:val="24"/>
-          <w:szCs w:val="24"/>
-          <w:lang w:val="en"/>
-        </w:rPr>
-        <w:t xml:space="preserve"> </w:t>
-      </w:r>
-      <w:proofErr w:type="spellStart"/>
-      <w:r>
-        <w:rPr>
-          <w:rFonts w:ascii="Bookman Old Style" w:eastAsia="Bookman Old Style" w:hAnsi="Bookman Old Style" w:cs="Bookman Old Style"/>
-          <w:sz w:val="24"/>
-          <w:szCs w:val="24"/>
-          <w:lang w:val="en"/>
-        </w:rPr>
-        <w:t>merujuk</w:t>
-      </w:r>
-      <w:proofErr w:type="spellEnd"/>
-      <w:r>
-        <w:rPr>
-          <w:rFonts w:ascii="Bookman Old Style" w:eastAsia="Bookman Old Style" w:hAnsi="Bookman Old Style" w:cs="Bookman Old Style"/>
-          <w:sz w:val="24"/>
-          <w:szCs w:val="24"/>
-          <w:lang w:val="en"/>
-        </w:rPr>
-        <w:t xml:space="preserve"> pada </w:t>
-      </w:r>
-      <w:proofErr w:type="spellStart"/>
-      <w:r>
-        <w:rPr>
-          <w:rFonts w:ascii="Bookman Old Style" w:eastAsia="Bookman Old Style" w:hAnsi="Bookman Old Style" w:cs="Bookman Old Style"/>
-          <w:sz w:val="24"/>
-          <w:szCs w:val="24"/>
-          <w:lang w:val="en"/>
-        </w:rPr>
-        <w:t>perjanjian</w:t>
-      </w:r>
-      <w:proofErr w:type="spellEnd"/>
-      <w:r>
-        <w:rPr>
-          <w:rFonts w:ascii="Bookman Old Style" w:eastAsia="Bookman Old Style" w:hAnsi="Bookman Old Style" w:cs="Bookman Old Style"/>
-          <w:sz w:val="24"/>
-          <w:szCs w:val="24"/>
-          <w:lang w:val="en"/>
-        </w:rPr>
-        <w:t xml:space="preserve"> yang </w:t>
-      </w:r>
-      <w:proofErr w:type="spellStart"/>
-      <w:r>
-        <w:rPr>
-          <w:rFonts w:ascii="Bookman Old Style" w:eastAsia="Bookman Old Style" w:hAnsi="Bookman Old Style" w:cs="Bookman Old Style"/>
-          <w:sz w:val="24"/>
-          <w:szCs w:val="24"/>
-          <w:lang w:val="en"/>
-        </w:rPr>
-        <w:t>ditandatangani</w:t>
-      </w:r>
-      <w:proofErr w:type="spellEnd"/>
-      <w:r>
-        <w:rPr>
-          <w:rFonts w:ascii="Bookman Old Style" w:eastAsia="Bookman Old Style" w:hAnsi="Bookman Old Style" w:cs="Bookman Old Style"/>
-          <w:sz w:val="24"/>
-          <w:szCs w:val="24"/>
-          <w:lang w:val="en"/>
-        </w:rPr>
-        <w:t xml:space="preserve"> oleh </w:t>
+        <w:t xml:space="preserve">Hasil pekerjaan pendataan sebagaimana dimaksud pada angka 4 yang memerlukan pemeriksaan lanjutan, akan dilakukan pengecekan, perubahan, dan/atau kunjungan kembali ke lapangan merujuk pada perjanjian yang ditandatangani oleh </w:t>
       </w:r>
       <w:r>
         <w:rPr>
@@ -9282,7 +6221,6 @@
         </w:rPr>
         <w:t xml:space="preserve">PIHAK KEDUA </w:t>
       </w:r>
-      <w:proofErr w:type="spellStart"/>
       <w:r>
         <w:rPr>
           <w:rFonts w:ascii="Bookman Old Style" w:eastAsia="Bookman Old Style" w:hAnsi="Bookman Old Style" w:cs="Bookman Old Style"/>
@@ -9290,37 +6228,7 @@
           <w:szCs w:val="24"/>
           <w:lang w:val="en"/>
         </w:rPr>
-        <w:t>menghapus</w:t>
-      </w:r>
-      <w:proofErr w:type="spellEnd"/>
-      <w:r>
-        <w:rPr>
-          <w:rFonts w:ascii="Bookman Old Style" w:eastAsia="Bookman Old Style" w:hAnsi="Bookman Old Style" w:cs="Bookman Old Style"/>
-          <w:sz w:val="24"/>
-          <w:szCs w:val="24"/>
-          <w:lang w:val="en"/>
-        </w:rPr>
-        <w:t xml:space="preserve"> </w:t>
-      </w:r>
-      <w:proofErr w:type="spellStart"/>
-      <w:r>
-        <w:rPr>
-          <w:rFonts w:ascii="Bookman Old Style" w:eastAsia="Bookman Old Style" w:hAnsi="Bookman Old Style" w:cs="Bookman Old Style"/>
-          <w:sz w:val="24"/>
-          <w:szCs w:val="24"/>
-          <w:lang w:val="en"/>
-        </w:rPr>
-        <w:t>Aplikasi</w:t>
-      </w:r>
-      <w:proofErr w:type="spellEnd"/>
-      <w:r>
-        <w:rPr>
-          <w:rFonts w:ascii="Bookman Old Style" w:eastAsia="Bookman Old Style" w:hAnsi="Bookman Old Style" w:cs="Bookman Old Style"/>
-          <w:sz w:val="24"/>
-          <w:szCs w:val="24"/>
-          <w:lang w:val="en"/>
-        </w:rPr>
-        <w:t xml:space="preserve"> </w:t>
+        <w:t xml:space="preserve">menghapus Aplikasi </w:t>
       </w:r>
       <w:r>
         <w:rPr>
@@ -9340,67 +6248,7 @@
           <w:szCs w:val="24"/>
           <w:lang w:val="en"/>
         </w:rPr>
-        <w:t xml:space="preserve"> dan data </w:t>
-      </w:r>
-      <w:proofErr w:type="spellStart"/>
-      <w:r>
-        <w:rPr>
-          <w:rFonts w:ascii="Bookman Old Style" w:eastAsia="Bookman Old Style" w:hAnsi="Bookman Old Style" w:cs="Bookman Old Style"/>
-          <w:sz w:val="24"/>
-          <w:szCs w:val="24"/>
-          <w:lang w:val="en"/>
-        </w:rPr>
-        <w:t>hasil</w:t>
-      </w:r>
-      <w:proofErr w:type="spellEnd"/>
-      <w:r>
-        <w:rPr>
-          <w:rFonts w:ascii="Bookman Old Style" w:eastAsia="Bookman Old Style" w:hAnsi="Bookman Old Style" w:cs="Bookman Old Style"/>
-          <w:sz w:val="24"/>
-          <w:szCs w:val="24"/>
-          <w:lang w:val="en"/>
-        </w:rPr>
-        <w:t xml:space="preserve"> </w:t>
-      </w:r>
-      <w:proofErr w:type="spellStart"/>
-      <w:r>
-        <w:rPr>
-          <w:rFonts w:ascii="Bookman Old Style" w:eastAsia="Bookman Old Style" w:hAnsi="Bookman Old Style" w:cs="Bookman Old Style"/>
-          <w:sz w:val="24"/>
-          <w:szCs w:val="24"/>
-          <w:lang w:val="en"/>
-        </w:rPr>
-        <w:t>Pendataan</w:t>
-      </w:r>
-      <w:proofErr w:type="spellEnd"/>
-      <w:r>
-        <w:rPr>
-          <w:rFonts w:ascii="Bookman Old Style" w:eastAsia="Bookman Old Style" w:hAnsi="Bookman Old Style" w:cs="Bookman Old Style"/>
-          <w:sz w:val="24"/>
-          <w:szCs w:val="24"/>
-          <w:lang w:val="en"/>
-        </w:rPr>
-        <w:t xml:space="preserve"> Lapangan Sensus Ekonomi 2026 pada </w:t>
-      </w:r>
-      <w:proofErr w:type="spellStart"/>
-      <w:r>
-        <w:rPr>
-          <w:rFonts w:ascii="Bookman Old Style" w:eastAsia="Bookman Old Style" w:hAnsi="Bookman Old Style" w:cs="Bookman Old Style"/>
-          <w:sz w:val="24"/>
-          <w:szCs w:val="24"/>
-          <w:lang w:val="en"/>
-        </w:rPr>
-        <w:t>perangkat</w:t>
-      </w:r>
-      <w:proofErr w:type="spellEnd"/>
-      <w:r>
-        <w:rPr>
-          <w:rFonts w:ascii="Bookman Old Style" w:eastAsia="Bookman Old Style" w:hAnsi="Bookman Old Style" w:cs="Bookman Old Style"/>
-          <w:sz w:val="24"/>
-          <w:szCs w:val="24"/>
-          <w:lang w:val="en"/>
-        </w:rPr>
-        <w:t xml:space="preserve"> handphone </w:t>
+        <w:t xml:space="preserve"> dan data hasil Pendataan Lapangan Sensus Ekonomi 2026 pada perangkat handphone </w:t>
       </w:r>
       <w:r>
         <w:rPr>
@@ -9420,87 +6268,7 @@
           <w:szCs w:val="24"/>
           <w:lang w:val="en"/>
         </w:rPr>
-        <w:t xml:space="preserve"> </w:t>
-      </w:r>
-      <w:proofErr w:type="spellStart"/>
-      <w:r>
-        <w:rPr>
-          <w:rFonts w:ascii="Bookman Old Style" w:eastAsia="Bookman Old Style" w:hAnsi="Bookman Old Style" w:cs="Bookman Old Style"/>
-          <w:sz w:val="24"/>
-          <w:szCs w:val="24"/>
-          <w:lang w:val="en"/>
-        </w:rPr>
-        <w:t>disaksikan</w:t>
-      </w:r>
-      <w:proofErr w:type="spellEnd"/>
-      <w:r>
-        <w:rPr>
-          <w:rFonts w:ascii="Bookman Old Style" w:eastAsia="Bookman Old Style" w:hAnsi="Bookman Old Style" w:cs="Bookman Old Style"/>
-          <w:sz w:val="24"/>
-          <w:szCs w:val="24"/>
-          <w:lang w:val="en"/>
-        </w:rPr>
-        <w:t xml:space="preserve"> oleh </w:t>
-      </w:r>
-      <w:proofErr w:type="spellStart"/>
-      <w:r>
-        <w:rPr>
-          <w:rFonts w:ascii="Bookman Old Style" w:eastAsia="Bookman Old Style" w:hAnsi="Bookman Old Style" w:cs="Bookman Old Style"/>
-          <w:sz w:val="24"/>
-          <w:szCs w:val="24"/>
-          <w:lang w:val="en"/>
-        </w:rPr>
-        <w:t>pegawai</w:t>
-      </w:r>
-      <w:proofErr w:type="spellEnd"/>
-      <w:r>
-        <w:rPr>
-          <w:rFonts w:ascii="Bookman Old Style" w:eastAsia="Bookman Old Style" w:hAnsi="Bookman Old Style" w:cs="Bookman Old Style"/>
-          <w:sz w:val="24"/>
-          <w:szCs w:val="24"/>
-          <w:lang w:val="en"/>
-        </w:rPr>
-        <w:t xml:space="preserve"> BPS </w:t>
-      </w:r>
-      <w:proofErr w:type="spellStart"/>
-      <w:r>
-        <w:rPr>
-          <w:rFonts w:ascii="Bookman Old Style" w:eastAsia="Bookman Old Style" w:hAnsi="Bookman Old Style" w:cs="Bookman Old Style"/>
-          <w:sz w:val="24"/>
-          <w:szCs w:val="24"/>
-          <w:lang w:val="en"/>
-        </w:rPr>
-        <w:t>Kabupaten</w:t>
-      </w:r>
-      <w:proofErr w:type="spellEnd"/>
-      <w:r>
-        <w:rPr>
-          <w:rFonts w:ascii="Bookman Old Style" w:eastAsia="Bookman Old Style" w:hAnsi="Bookman Old Style" w:cs="Bookman Old Style"/>
-          <w:sz w:val="24"/>
-          <w:szCs w:val="24"/>
-          <w:lang w:val="en"/>
-        </w:rPr>
-        <w:t xml:space="preserve">/Kota yang </w:t>
-      </w:r>
-      <w:proofErr w:type="spellStart"/>
-      <w:r>
-        <w:rPr>
-          <w:rFonts w:ascii="Bookman Old Style" w:eastAsia="Bookman Old Style" w:hAnsi="Bookman Old Style" w:cs="Bookman Old Style"/>
-          <w:sz w:val="24"/>
-          <w:szCs w:val="24"/>
-          <w:lang w:val="en"/>
-        </w:rPr>
-        <w:t>ditunjuk</w:t>
-      </w:r>
-      <w:proofErr w:type="spellEnd"/>
-      <w:r>
-        <w:rPr>
-          <w:rFonts w:ascii="Bookman Old Style" w:eastAsia="Bookman Old Style" w:hAnsi="Bookman Old Style" w:cs="Bookman Old Style"/>
-          <w:sz w:val="24"/>
-          <w:szCs w:val="24"/>
-          <w:lang w:val="en"/>
-        </w:rPr>
-        <w:t xml:space="preserve"> oleh </w:t>
+        <w:t xml:space="preserve"> disaksikan oleh pegawai BPS Kabupaten/Kota yang ditunjuk oleh </w:t>
       </w:r>
       <w:r>
         <w:rPr>
@@ -9749,7 +6517,6 @@
               </w:rPr>
               <w:t>{</w:t>
             </w:r>
-            <w:proofErr w:type="spellStart"/>
             <w:r>
               <w:rPr>
                 <w:rFonts w:ascii="Bookman Old Style" w:eastAsia="Bookman Old Style" w:hAnsi="Bookman Old Style" w:cs="Bookman Old Style"/>
@@ -9759,7 +6526,6 @@
               </w:rPr>
               <w:t>nama_petugas</w:t>
             </w:r>
-            <w:proofErr w:type="spellEnd"/>
             <w:r>
               <w:rPr>
                 <w:rFonts w:ascii="Bookman Old Style" w:eastAsia="Bookman Old Style" w:hAnsi="Bookman Old Style" w:cs="Bookman Old Style"/>
@@ -10090,7 +6856,7 @@
     </w:p>
     <w:tbl>
       <w:tblPr>
-        <w:tblW w:w="13155" w:type="dxa"/>
+        <w:tblW w:w="13315" w:type="dxa"/>
         <w:jc w:val="center"/>
         <w:tblBorders>
           <w:top w:val="single" w:sz="8" w:space="0" w:color="000000"/>
@@ -10109,7 +6875,7 @@
         <w:gridCol w:w="1350"/>
         <w:gridCol w:w="1290"/>
         <w:gridCol w:w="2385"/>
-        <w:gridCol w:w="2190"/>
+        <w:gridCol w:w="2350"/>
       </w:tblGrid>
       <w:tr>
         <w:trPr>
@@ -10133,7 +6899,6 @@
                 <w:lang w:val="en"/>
               </w:rPr>
             </w:pPr>
-            <w:proofErr w:type="spellStart"/>
             <w:r>
               <w:rPr>
                 <w:rFonts w:ascii="Bookman Old Style" w:eastAsia="Bookman Old Style" w:hAnsi="Bookman Old Style" w:cs="Bookman Old Style"/>
@@ -10141,29 +6906,8 @@
                 <w:szCs w:val="24"/>
                 <w:lang w:val="en"/>
               </w:rPr>
-              <w:t>Uraian</w:t>
-            </w:r>
-            <w:proofErr w:type="spellEnd"/>
-            <w:r>
-              <w:rPr>
-                <w:rFonts w:ascii="Bookman Old Style" w:eastAsia="Bookman Old Style" w:hAnsi="Bookman Old Style" w:cs="Bookman Old Style"/>
-                <w:sz w:val="24"/>
-                <w:szCs w:val="24"/>
-                <w:lang w:val="en"/>
-              </w:rPr>
-              <w:t xml:space="preserve"> </w:t>
-            </w:r>
-            <w:proofErr w:type="spellStart"/>
-            <w:r>
-              <w:rPr>
-                <w:rFonts w:ascii="Bookman Old Style" w:eastAsia="Bookman Old Style" w:hAnsi="Bookman Old Style" w:cs="Bookman Old Style"/>
-                <w:sz w:val="24"/>
-                <w:szCs w:val="24"/>
-                <w:lang w:val="en"/>
-              </w:rPr>
-              <w:t>Pekerjaan</w:t>
-            </w:r>
-            <w:proofErr w:type="spellEnd"/>
+              <w:t>Uraian Pekerjaan</w:t>
+            </w:r>
           </w:p>
         </w:tc>
         <w:tc>
@@ -10190,19 +6934,8 @@
                 <w:szCs w:val="24"/>
                 <w:lang w:val="en"/>
               </w:rPr>
-              <w:t xml:space="preserve">Waktu </w:t>
-            </w:r>
-            <w:proofErr w:type="spellStart"/>
-            <w:r>
-              <w:rPr>
-                <w:rFonts w:ascii="Bookman Old Style" w:eastAsia="Bookman Old Style" w:hAnsi="Bookman Old Style" w:cs="Bookman Old Style"/>
-                <w:sz w:val="24"/>
-                <w:szCs w:val="24"/>
-                <w:lang w:val="en"/>
-              </w:rPr>
-              <w:t>Penyelesaian</w:t>
-            </w:r>
-            <w:proofErr w:type="spellEnd"/>
+              <w:t>Waktu Penyelesaian</w:t>
+            </w:r>
           </w:p>
         </w:tc>
         <w:tc>
@@ -10229,19 +6962,8 @@
                 <w:szCs w:val="24"/>
                 <w:lang w:val="en"/>
               </w:rPr>
-              <w:t xml:space="preserve">Target </w:t>
-            </w:r>
-            <w:proofErr w:type="spellStart"/>
-            <w:r>
-              <w:rPr>
-                <w:rFonts w:ascii="Bookman Old Style" w:eastAsia="Bookman Old Style" w:hAnsi="Bookman Old Style" w:cs="Bookman Old Style"/>
-                <w:sz w:val="24"/>
-                <w:szCs w:val="24"/>
-                <w:lang w:val="en"/>
-              </w:rPr>
-              <w:t>Pekerjaan</w:t>
-            </w:r>
-            <w:proofErr w:type="spellEnd"/>
+              <w:t>Target Pekerjaan</w:t>
+            </w:r>
           </w:p>
         </w:tc>
         <w:tc>
@@ -10261,7 +6983,6 @@
                 <w:lang w:val="en"/>
               </w:rPr>
             </w:pPr>
-            <w:proofErr w:type="spellStart"/>
             <w:r>
               <w:rPr>
                 <w:rFonts w:ascii="Bookman Old Style" w:eastAsia="Bookman Old Style" w:hAnsi="Bookman Old Style" w:cs="Bookman Old Style"/>
@@ -10269,34 +6990,13 @@
                 <w:szCs w:val="24"/>
                 <w:lang w:val="en"/>
               </w:rPr>
-              <w:t>Realisasi</w:t>
-            </w:r>
-            <w:proofErr w:type="spellEnd"/>
-            <w:r>
-              <w:rPr>
-                <w:rFonts w:ascii="Bookman Old Style" w:eastAsia="Bookman Old Style" w:hAnsi="Bookman Old Style" w:cs="Bookman Old Style"/>
-                <w:sz w:val="24"/>
-                <w:szCs w:val="24"/>
-                <w:lang w:val="en"/>
-              </w:rPr>
-              <w:t xml:space="preserve"> </w:t>
-            </w:r>
-            <w:proofErr w:type="spellStart"/>
-            <w:r>
-              <w:rPr>
-                <w:rFonts w:ascii="Bookman Old Style" w:eastAsia="Bookman Old Style" w:hAnsi="Bookman Old Style" w:cs="Bookman Old Style"/>
-                <w:sz w:val="24"/>
-                <w:szCs w:val="24"/>
-                <w:lang w:val="en"/>
-              </w:rPr>
-              <w:t>Pekerjaan</w:t>
-            </w:r>
-            <w:proofErr w:type="spellEnd"/>
+              <w:t>Realisasi Pekerjaan</w:t>
+            </w:r>
           </w:p>
         </w:tc>
         <w:tc>
           <w:tcPr>
-            <w:tcW w:w="2190" w:type="dxa"/>
+            <w:tcW w:w="2350" w:type="dxa"/>
             <w:vMerge w:val="restart"/>
             <w:vAlign w:val="center"/>
           </w:tcPr>
@@ -10318,19 +7018,8 @@
                 <w:szCs w:val="24"/>
                 <w:lang w:val="en"/>
               </w:rPr>
-              <w:t xml:space="preserve">Nilai </w:t>
-            </w:r>
-            <w:proofErr w:type="spellStart"/>
-            <w:r>
-              <w:rPr>
-                <w:rFonts w:ascii="Bookman Old Style" w:eastAsia="Bookman Old Style" w:hAnsi="Bookman Old Style" w:cs="Bookman Old Style"/>
-                <w:sz w:val="24"/>
-                <w:szCs w:val="24"/>
-                <w:lang w:val="en"/>
-              </w:rPr>
-              <w:t>Perjanjian</w:t>
-            </w:r>
-            <w:proofErr w:type="spellEnd"/>
+              <w:t>Nilai Perjanjian</w:t>
+            </w:r>
           </w:p>
         </w:tc>
       </w:tr>
@@ -10393,7 +7082,6 @@
                 <w:lang w:val="en"/>
               </w:rPr>
             </w:pPr>
-            <w:proofErr w:type="spellStart"/>
             <w:r>
               <w:rPr>
                 <w:rFonts w:ascii="Bookman Old Style" w:eastAsia="Bookman Old Style" w:hAnsi="Bookman Old Style" w:cs="Bookman Old Style"/>
@@ -10403,7 +7091,6 @@
               </w:rPr>
               <w:t>Presentase</w:t>
             </w:r>
-            <w:proofErr w:type="spellEnd"/>
           </w:p>
         </w:tc>
         <w:tc>
@@ -10454,7 +7141,7 @@
         </w:tc>
         <w:tc>
           <w:tcPr>
-            <w:tcW w:w="2190" w:type="dxa"/>
+            <w:tcW w:w="2350" w:type="dxa"/>
             <w:vMerge/>
             <w:vAlign w:val="center"/>
           </w:tcPr>
@@ -10613,7 +7300,7 @@
         </w:tc>
         <w:tc>
           <w:tcPr>
-            <w:tcW w:w="2190" w:type="dxa"/>
+            <w:tcW w:w="2350" w:type="dxa"/>
             <w:vAlign w:val="center"/>
           </w:tcPr>
           <w:p>
@@ -10834,9 +7521,8 @@
                 <w:u w:val="single"/>
                 <w:lang w:val="en"/>
               </w:rPr>
-              <w:t>{</w:t>
-            </w:r>
-            <w:proofErr w:type="spellStart"/>
+              <w:t>{sls_</w:t>
+            </w:r>
             <w:r>
               <w:rPr>
                 <w:rFonts w:ascii="Bookman Old Style" w:eastAsia="Bookman Old Style" w:hAnsi="Bookman Old Style" w:cs="Bookman Old Style"/>
@@ -10847,21 +7533,8 @@
                 <w:u w:val="single"/>
                 <w:lang w:val="en"/>
               </w:rPr>
-              <w:t>sls_</w:t>
-            </w:r>
-            <w:r>
-              <w:rPr>
-                <w:rFonts w:ascii="Bookman Old Style" w:eastAsia="Bookman Old Style" w:hAnsi="Bookman Old Style" w:cs="Bookman Old Style"/>
-                <w:i/>
-                <w:iCs/>
-                <w:sz w:val="24"/>
-                <w:szCs w:val="24"/>
-                <w:u w:val="single"/>
-                <w:lang w:val="en"/>
-              </w:rPr>
               <w:t>total</w:t>
             </w:r>
-            <w:proofErr w:type="spellEnd"/>
             <w:r>
               <w:rPr>
                 <w:rFonts w:ascii="Bookman Old Style" w:eastAsia="Bookman Old Style" w:hAnsi="Bookman Old Style" w:cs="Bookman Old Style"/>
@@ -10920,67 +7593,7 @@
                 <w:szCs w:val="24"/>
                 <w:lang w:val="en"/>
               </w:rPr>
-              <w:t xml:space="preserve">Telah </w:t>
-            </w:r>
-            <w:proofErr w:type="spellStart"/>
-            <w:r>
-              <w:rPr>
-                <w:rFonts w:ascii="Bookman Old Style" w:eastAsia="Bookman Old Style" w:hAnsi="Bookman Old Style" w:cs="Bookman Old Style"/>
-                <w:sz w:val="24"/>
-                <w:szCs w:val="24"/>
-                <w:lang w:val="en"/>
-              </w:rPr>
-              <w:t>mencapai</w:t>
-            </w:r>
-            <w:proofErr w:type="spellEnd"/>
-            <w:r>
-              <w:rPr>
-                <w:rFonts w:ascii="Bookman Old Style" w:eastAsia="Bookman Old Style" w:hAnsi="Bookman Old Style" w:cs="Bookman Old Style"/>
-                <w:sz w:val="24"/>
-                <w:szCs w:val="24"/>
-                <w:lang w:val="en"/>
-              </w:rPr>
-              <w:t xml:space="preserve"> target </w:t>
-            </w:r>
-            <w:proofErr w:type="spellStart"/>
-            <w:r>
-              <w:rPr>
-                <w:rFonts w:ascii="Bookman Old Style" w:eastAsia="Bookman Old Style" w:hAnsi="Bookman Old Style" w:cs="Bookman Old Style"/>
-                <w:sz w:val="24"/>
-                <w:szCs w:val="24"/>
-                <w:lang w:val="en"/>
-              </w:rPr>
-              <w:t>pekerjaan</w:t>
-            </w:r>
-            <w:proofErr w:type="spellEnd"/>
-            <w:r>
-              <w:rPr>
-                <w:rFonts w:ascii="Bookman Old Style" w:eastAsia="Bookman Old Style" w:hAnsi="Bookman Old Style" w:cs="Bookman Old Style"/>
-                <w:sz w:val="24"/>
-                <w:szCs w:val="24"/>
-                <w:lang w:val="en"/>
-              </w:rPr>
-              <w:t xml:space="preserve"> </w:t>
-            </w:r>
-            <w:proofErr w:type="spellStart"/>
-            <w:r>
-              <w:rPr>
-                <w:rFonts w:ascii="Bookman Old Style" w:eastAsia="Bookman Old Style" w:hAnsi="Bookman Old Style" w:cs="Bookman Old Style"/>
-                <w:sz w:val="24"/>
-                <w:szCs w:val="24"/>
-                <w:lang w:val="en"/>
-              </w:rPr>
-              <w:t>sebesar</w:t>
-            </w:r>
-            <w:proofErr w:type="spellEnd"/>
-            <w:r>
-              <w:rPr>
-                <w:rFonts w:ascii="Bookman Old Style" w:eastAsia="Bookman Old Style" w:hAnsi="Bookman Old Style" w:cs="Bookman Old Style"/>
-                <w:sz w:val="24"/>
-                <w:szCs w:val="24"/>
-                <w:lang w:val="en"/>
-              </w:rPr>
-              <w:t xml:space="preserve"> </w:t>
+              <w:t xml:space="preserve">Telah mencapai target pekerjaan sebesar </w:t>
             </w:r>
             <w:r>
               <w:rPr>
@@ -10992,33 +7605,7 @@
                 <w:u w:val="single"/>
                 <w:lang w:val="en"/>
               </w:rPr>
-              <w:t>{</w:t>
-            </w:r>
-            <w:proofErr w:type="spellStart"/>
-            <w:r>
-              <w:rPr>
-                <w:rFonts w:ascii="Bookman Old Style" w:eastAsia="Bookman Old Style" w:hAnsi="Bookman Old Style" w:cs="Bookman Old Style"/>
-                <w:i/>
-                <w:iCs/>
-                <w:sz w:val="24"/>
-                <w:szCs w:val="24"/>
-                <w:u w:val="single"/>
-                <w:lang w:val="en"/>
-              </w:rPr>
-              <w:t>sls_ongoing</w:t>
-            </w:r>
-            <w:proofErr w:type="spellEnd"/>
-            <w:r>
-              <w:rPr>
-                <w:rFonts w:ascii="Bookman Old Style" w:eastAsia="Bookman Old Style" w:hAnsi="Bookman Old Style" w:cs="Bookman Old Style"/>
-                <w:i/>
-                <w:iCs/>
-                <w:sz w:val="24"/>
-                <w:szCs w:val="24"/>
-                <w:u w:val="single"/>
-                <w:lang w:val="en"/>
-              </w:rPr>
-              <w:t>}</w:t>
+              <w:t>{sls_ongoing}</w:t>
             </w:r>
             <w:r>
               <w:rPr>
@@ -11045,7 +7632,7 @@
         </w:tc>
         <w:tc>
           <w:tcPr>
-            <w:tcW w:w="2190" w:type="dxa"/>
+            <w:tcW w:w="2350" w:type="dxa"/>
             <w:vAlign w:val="center"/>
           </w:tcPr>
           <w:p>
@@ -11077,7 +7664,34 @@
                 <w:sz w:val="24"/>
                 <w:szCs w:val="24"/>
               </w:rPr>
-              <w:t>5.534.000</w:t>
+              <w:t>11</w:t>
+            </w:r>
+            <w:r>
+              <w:rPr>
+                <w:rFonts w:ascii="Bookman Old Style" w:eastAsia="Bookman Old Style" w:hAnsi="Bookman Old Style" w:cs="Bookman Old Style"/>
+                <w:color w:val="000000"/>
+                <w:sz w:val="24"/>
+                <w:szCs w:val="24"/>
+              </w:rPr>
+              <w:t>.</w:t>
+            </w:r>
+            <w:r>
+              <w:rPr>
+                <w:rFonts w:ascii="Bookman Old Style" w:eastAsia="Bookman Old Style" w:hAnsi="Bookman Old Style" w:cs="Bookman Old Style"/>
+                <w:color w:val="000000"/>
+                <w:sz w:val="24"/>
+                <w:szCs w:val="24"/>
+              </w:rPr>
+              <w:t>068</w:t>
+            </w:r>
+            <w:r>
+              <w:rPr>
+                <w:rFonts w:ascii="Bookman Old Style" w:eastAsia="Bookman Old Style" w:hAnsi="Bookman Old Style" w:cs="Bookman Old Style"/>
+                <w:color w:val="000000"/>
+                <w:sz w:val="24"/>
+                <w:szCs w:val="24"/>
+              </w:rPr>
+              <w:t>.000</w:t>
             </w:r>
             <w:r>
               <w:rPr>
@@ -11123,13 +7737,25 @@
                 <w:szCs w:val="24"/>
                 <w:lang w:val="sv-SE"/>
               </w:rPr>
-              <w:t>Terbilang: Lima juta lima ratus tiga puluh empat ribu rupiah</w:t>
+              <w:t xml:space="preserve">Terbilang: </w:t>
+            </w:r>
+            <w:r>
+              <w:rPr>
+                <w:rFonts w:ascii="Bookman Old Style" w:eastAsia="Bookman Old Style" w:hAnsi="Bookman Old Style" w:cs="Bookman Old Style"/>
+                <w:i/>
+                <w:iCs/>
+                <w:color w:val="000000"/>
+                <w:sz w:val="24"/>
+                <w:szCs w:val="24"/>
+                <w:lang w:val="sv-SE"/>
+              </w:rPr>
+              <w:t>Sebelas juta enam puluh delapan ribu rupiah</w:t>
             </w:r>
           </w:p>
         </w:tc>
         <w:tc>
           <w:tcPr>
-            <w:tcW w:w="2190" w:type="dxa"/>
+            <w:tcW w:w="2350" w:type="dxa"/>
             <w:vAlign w:val="center"/>
           </w:tcPr>
           <w:p>
@@ -11159,7 +7785,7 @@
                 <w:sz w:val="24"/>
                 <w:szCs w:val="24"/>
               </w:rPr>
-              <w:t>5.534.000</w:t>
+              <w:t>11.068.000</w:t>
             </w:r>
             <w:r>
               <w:rPr>
@@ -11461,7 +8087,6 @@
                 <w:lang w:val="en"/>
               </w:rPr>
             </w:pPr>
-            <w:proofErr w:type="spellStart"/>
             <w:r>
               <w:rPr>
                 <w:rFonts w:ascii="Bookman Old Style" w:eastAsia="Bookman Old Style" w:hAnsi="Bookman Old Style" w:cs="Bookman Old Style"/>
@@ -11469,17 +8094,7 @@
                 <w:szCs w:val="24"/>
                 <w:lang w:val="en"/>
               </w:rPr>
-              <w:t>Jumlah</w:t>
-            </w:r>
-            <w:proofErr w:type="spellEnd"/>
-            <w:r>
-              <w:rPr>
-                <w:rFonts w:ascii="Bookman Old Style" w:eastAsia="Bookman Old Style" w:hAnsi="Bookman Old Style" w:cs="Bookman Old Style"/>
-                <w:sz w:val="24"/>
-                <w:szCs w:val="24"/>
-                <w:lang w:val="en"/>
-              </w:rPr>
-              <w:t xml:space="preserve"> SLS/sub-SLS</w:t>
+              <w:t>Jumlah SLS/sub-SLS</w:t>
             </w:r>
           </w:p>
         </w:tc>
@@ -11630,27 +8245,7 @@
                 <w:szCs w:val="24"/>
                 <w:lang w:val="en"/>
               </w:rPr>
-              <w:t>{#</w:t>
-            </w:r>
-            <w:proofErr w:type="gramStart"/>
-            <w:r>
-              <w:rPr>
-                <w:rFonts w:ascii="Bookman Old Style" w:eastAsia="Bookman Old Style" w:hAnsi="Bookman Old Style" w:cs="Bookman Old Style"/>
-                <w:sz w:val="24"/>
-                <w:szCs w:val="24"/>
-                <w:lang w:val="en"/>
-              </w:rPr>
-              <w:t>peserta}{</w:t>
-            </w:r>
-            <w:proofErr w:type="gramEnd"/>
-            <w:r>
-              <w:rPr>
-                <w:rFonts w:ascii="Bookman Old Style" w:eastAsia="Bookman Old Style" w:hAnsi="Bookman Old Style" w:cs="Bookman Old Style"/>
-                <w:sz w:val="24"/>
-                <w:szCs w:val="24"/>
-                <w:lang w:val="en"/>
-              </w:rPr>
-              <w:t>no}</w:t>
+              <w:t>{#peserta}{no}</w:t>
             </w:r>
           </w:p>
         </w:tc>
@@ -11677,27 +8272,7 @@
                 <w:szCs w:val="24"/>
                 <w:lang w:val="en"/>
               </w:rPr>
-              <w:t>{</w:t>
-            </w:r>
-            <w:proofErr w:type="spellStart"/>
-            <w:r>
-              <w:rPr>
-                <w:rFonts w:ascii="Bookman Old Style" w:eastAsia="Bookman Old Style" w:hAnsi="Bookman Old Style" w:cs="Bookman Old Style"/>
-                <w:sz w:val="24"/>
-                <w:szCs w:val="24"/>
-                <w:lang w:val="en"/>
-              </w:rPr>
-              <w:t>kecamatan</w:t>
-            </w:r>
-            <w:proofErr w:type="spellEnd"/>
-            <w:r>
-              <w:rPr>
-                <w:rFonts w:ascii="Bookman Old Style" w:eastAsia="Bookman Old Style" w:hAnsi="Bookman Old Style" w:cs="Bookman Old Style"/>
-                <w:sz w:val="24"/>
-                <w:szCs w:val="24"/>
-                <w:lang w:val="en"/>
-              </w:rPr>
-              <w:t>}</w:t>
+              <w:t>{kecamatan}</w:t>
             </w:r>
           </w:p>
         </w:tc>
@@ -11724,27 +8299,7 @@
                 <w:szCs w:val="24"/>
                 <w:lang w:val="en"/>
               </w:rPr>
-              <w:t>{</w:t>
-            </w:r>
-            <w:proofErr w:type="spellStart"/>
-            <w:r>
-              <w:rPr>
-                <w:rFonts w:ascii="Bookman Old Style" w:eastAsia="Bookman Old Style" w:hAnsi="Bookman Old Style" w:cs="Bookman Old Style"/>
-                <w:sz w:val="24"/>
-                <w:szCs w:val="24"/>
-                <w:lang w:val="en"/>
-              </w:rPr>
-              <w:t>kelurahan</w:t>
-            </w:r>
-            <w:proofErr w:type="spellEnd"/>
-            <w:r>
-              <w:rPr>
-                <w:rFonts w:ascii="Bookman Old Style" w:eastAsia="Bookman Old Style" w:hAnsi="Bookman Old Style" w:cs="Bookman Old Style"/>
-                <w:sz w:val="24"/>
-                <w:szCs w:val="24"/>
-                <w:lang w:val="en"/>
-              </w:rPr>
-              <w:t>}</w:t>
+              <w:t>{kelurahan}</w:t>
             </w:r>
           </w:p>
         </w:tc>
@@ -11771,47 +8326,7 @@
                 <w:szCs w:val="24"/>
                 <w:lang w:val="en"/>
               </w:rPr>
-              <w:t>{</w:t>
-            </w:r>
-            <w:proofErr w:type="spellStart"/>
-            <w:r>
-              <w:rPr>
-                <w:rFonts w:ascii="Bookman Old Style" w:eastAsia="Bookman Old Style" w:hAnsi="Bookman Old Style" w:cs="Bookman Old Style"/>
-                <w:sz w:val="24"/>
-                <w:szCs w:val="24"/>
-                <w:lang w:val="en"/>
-              </w:rPr>
-              <w:t>jumlah</w:t>
-            </w:r>
-            <w:proofErr w:type="spellEnd"/>
-            <w:r>
-              <w:rPr>
-                <w:rFonts w:ascii="Bookman Old Style" w:eastAsia="Bookman Old Style" w:hAnsi="Bookman Old Style" w:cs="Bookman Old Style"/>
-                <w:sz w:val="24"/>
-                <w:szCs w:val="24"/>
-                <w:lang w:val="en"/>
-              </w:rPr>
-              <w:t>}{/</w:t>
-            </w:r>
-            <w:proofErr w:type="spellStart"/>
-            <w:r>
-              <w:rPr>
-                <w:rFonts w:ascii="Bookman Old Style" w:eastAsia="Bookman Old Style" w:hAnsi="Bookman Old Style" w:cs="Bookman Old Style"/>
-                <w:sz w:val="24"/>
-                <w:szCs w:val="24"/>
-                <w:lang w:val="en"/>
-              </w:rPr>
-              <w:t>peserta</w:t>
-            </w:r>
-            <w:proofErr w:type="spellEnd"/>
-            <w:r>
-              <w:rPr>
-                <w:rFonts w:ascii="Bookman Old Style" w:eastAsia="Bookman Old Style" w:hAnsi="Bookman Old Style" w:cs="Bookman Old Style"/>
-                <w:sz w:val="24"/>
-                <w:szCs w:val="24"/>
-                <w:lang w:val="en"/>
-              </w:rPr>
-              <w:t>}</w:t>
+              <w:t>{jumlah}{/peserta}</w:t>
             </w:r>
           </w:p>
         </w:tc>
@@ -11843,7 +8358,6 @@
           <w:lang w:val="en"/>
         </w:rPr>
       </w:pPr>
-      <w:proofErr w:type="spellStart"/>
       <w:r>
         <w:rPr>
           <w:rFonts w:ascii="Bookman Old Style" w:eastAsia="Bookman Old Style" w:hAnsi="Bookman Old Style" w:cs="Bookman Old Style"/>
@@ -11851,37 +8365,7 @@
           <w:szCs w:val="24"/>
           <w:lang w:val="en"/>
         </w:rPr>
-        <w:t>Screenshoot</w:t>
-      </w:r>
-      <w:proofErr w:type="spellEnd"/>
-      <w:r>
-        <w:rPr>
-          <w:rFonts w:ascii="Bookman Old Style" w:eastAsia="Bookman Old Style" w:hAnsi="Bookman Old Style" w:cs="Bookman Old Style"/>
-          <w:sz w:val="24"/>
-          <w:szCs w:val="24"/>
-          <w:lang w:val="en"/>
-        </w:rPr>
-        <w:t xml:space="preserve"> </w:t>
-      </w:r>
-      <w:proofErr w:type="spellStart"/>
-      <w:r>
-        <w:rPr>
-          <w:rFonts w:ascii="Bookman Old Style" w:eastAsia="Bookman Old Style" w:hAnsi="Bookman Old Style" w:cs="Bookman Old Style"/>
-          <w:sz w:val="24"/>
-          <w:szCs w:val="24"/>
-          <w:lang w:val="en"/>
-        </w:rPr>
-        <w:t>Aplikasi</w:t>
-      </w:r>
-      <w:proofErr w:type="spellEnd"/>
-      <w:r>
-        <w:rPr>
-          <w:rFonts w:ascii="Bookman Old Style" w:eastAsia="Bookman Old Style" w:hAnsi="Bookman Old Style" w:cs="Bookman Old Style"/>
-          <w:sz w:val="24"/>
-          <w:szCs w:val="24"/>
-          <w:lang w:val="en"/>
-        </w:rPr>
-        <w:t xml:space="preserve"> Fasih</w:t>
+        <w:t>Screenshoot Aplikasi Fasih</w:t>
       </w:r>
     </w:p>
     <w:p>
@@ -11908,27 +8392,7 @@
           <w:szCs w:val="24"/>
           <w:lang w:val="en"/>
         </w:rPr>
-        <w:t>{%</w:t>
-      </w:r>
-      <w:proofErr w:type="spellStart"/>
-      <w:r>
-        <w:rPr>
-          <w:rFonts w:ascii="Bookman Old Style" w:eastAsia="Bookman Old Style" w:hAnsi="Bookman Old Style" w:cs="Bookman Old Style"/>
-          <w:sz w:val="24"/>
-          <w:szCs w:val="24"/>
-          <w:lang w:val="en"/>
-        </w:rPr>
-        <w:t>halaman_depan</w:t>
-      </w:r>
-      <w:proofErr w:type="spellEnd"/>
-      <w:r>
-        <w:rPr>
-          <w:rFonts w:ascii="Bookman Old Style" w:eastAsia="Bookman Old Style" w:hAnsi="Bookman Old Style" w:cs="Bookman Old Style"/>
-          <w:sz w:val="24"/>
-          <w:szCs w:val="24"/>
-          <w:lang w:val="en"/>
-        </w:rPr>
-        <w:t>}</w:t>
+        <w:t>{%halaman_depan}</w:t>
       </w:r>
     </w:p>
     <w:tbl>
@@ -11969,23 +8433,7 @@
                 <w:rFonts w:ascii="Arial" w:eastAsia="Arial" w:hAnsi="Arial"/>
                 <w:sz w:val="16"/>
               </w:rPr>
-              <w:t>{#foto_</w:t>
-            </w:r>
-            <w:proofErr w:type="gramStart"/>
-            <w:r>
-              <w:rPr>
-                <w:rFonts w:ascii="Arial" w:eastAsia="Arial" w:hAnsi="Arial"/>
-                <w:sz w:val="16"/>
-              </w:rPr>
-              <w:t>rows}{</w:t>
-            </w:r>
-            <w:proofErr w:type="gramEnd"/>
-            <w:r>
-              <w:rPr>
-                <w:rFonts w:ascii="Arial" w:eastAsia="Arial" w:hAnsi="Arial"/>
-                <w:sz w:val="16"/>
-              </w:rPr>
-              <w:t>%foto1}</w:t>
+              <w:t>{#foto_rows}{%foto1}</w:t>
             </w:r>
           </w:p>
         </w:tc>
@@ -12035,39 +8483,7 @@
                 <w:rFonts w:ascii="Arial" w:eastAsia="Arial" w:hAnsi="Arial"/>
                 <w:sz w:val="16"/>
               </w:rPr>
-              <w:t>{%foto</w:t>
-            </w:r>
-            <w:proofErr w:type="gramStart"/>
-            <w:r>
-              <w:rPr>
-                <w:rFonts w:ascii="Arial" w:eastAsia="Arial" w:hAnsi="Arial"/>
-                <w:sz w:val="16"/>
-              </w:rPr>
-              <w:t>3}{</w:t>
-            </w:r>
-            <w:proofErr w:type="gramEnd"/>
-            <w:r>
-              <w:rPr>
-                <w:rFonts w:ascii="Arial" w:eastAsia="Arial" w:hAnsi="Arial"/>
-                <w:sz w:val="16"/>
-              </w:rPr>
-              <w:t>/</w:t>
-            </w:r>
-            <w:proofErr w:type="spellStart"/>
-            <w:r>
-              <w:rPr>
-                <w:rFonts w:ascii="Arial" w:eastAsia="Arial" w:hAnsi="Arial"/>
-                <w:sz w:val="16"/>
-              </w:rPr>
-              <w:t>foto_rows</w:t>
-            </w:r>
-            <w:proofErr w:type="spellEnd"/>
-            <w:r>
-              <w:rPr>
-                <w:rFonts w:ascii="Arial" w:eastAsia="Arial" w:hAnsi="Arial"/>
-                <w:sz w:val="16"/>
-              </w:rPr>
-              <w:t>}</w:t>
+              <w:t>{%foto3}{/foto_rows}</w:t>
             </w:r>
           </w:p>
         </w:tc>
@@ -12244,27 +8660,7 @@
                 <w:szCs w:val="24"/>
                 <w:lang w:val="en"/>
               </w:rPr>
-              <w:t>{</w:t>
-            </w:r>
-            <w:proofErr w:type="spellStart"/>
-            <w:r>
-              <w:rPr>
-                <w:rFonts w:ascii="Bookman Old Style" w:eastAsia="Bookman Old Style" w:hAnsi="Bookman Old Style" w:cs="Bookman Old Style"/>
-                <w:sz w:val="24"/>
-                <w:szCs w:val="24"/>
-                <w:lang w:val="en"/>
-              </w:rPr>
-              <w:t>nama_petugas</w:t>
-            </w:r>
-            <w:proofErr w:type="spellEnd"/>
-            <w:r>
-              <w:rPr>
-                <w:rFonts w:ascii="Bookman Old Style" w:eastAsia="Bookman Old Style" w:hAnsi="Bookman Old Style" w:cs="Bookman Old Style"/>
-                <w:sz w:val="24"/>
-                <w:szCs w:val="24"/>
-                <w:lang w:val="en"/>
-              </w:rPr>
-              <w:t>}</w:t>
+              <w:t>{nama_petugas}</w:t>
             </w:r>
             <w:r>
               <w:rPr>

--- a/public/templates/BERKAS PEMBAYARAN PPL TERMIN II - 2 BULAN (1).docx
+++ b/public/templates/BERKAS PEMBAYARAN PPL TERMIN II - 2 BULAN (1).docx
@@ -165,7 +165,27 @@
           <w:szCs w:val="24"/>
           <w:lang w:val="sv-SE"/>
         </w:rPr>
-        <w:t>nomor-pref</w:t>
+        <w:t>nomor</w:t>
+      </w:r>
+      <w:r>
+        <w:rPr>
+          <w:rFonts w:ascii="Bookman Old Style" w:eastAsia="Bookman Old Style" w:hAnsi="Bookman Old Style" w:cs="Bookman Old Style"/>
+          <w:color w:val="000000"/>
+          <w:sz w:val="24"/>
+          <w:szCs w:val="24"/>
+          <w:lang w:val="sv-SE"/>
+        </w:rPr>
+        <w:t>_</w:t>
+      </w:r>
+      <w:r>
+        <w:rPr>
+          <w:rFonts w:ascii="Bookman Old Style" w:eastAsia="Bookman Old Style" w:hAnsi="Bookman Old Style" w:cs="Bookman Old Style"/>
+          <w:color w:val="000000"/>
+          <w:sz w:val="24"/>
+          <w:szCs w:val="24"/>
+          <w:lang w:val="sv-SE"/>
+        </w:rPr>
+        <w:t>pref</w:t>
       </w:r>
       <w:r>
         <w:rPr>
@@ -450,7 +470,47 @@
           <w:sz w:val="24"/>
           <w:szCs w:val="24"/>
         </w:rPr>
-        <w:t>Dengan ini menyatakan:  </w:t>
+        <w:t xml:space="preserve">Dengan </w:t>
+      </w:r>
+      <w:proofErr w:type="spellStart"/>
+      <w:r>
+        <w:rPr>
+          <w:rFonts w:ascii="Bookman Old Style" w:eastAsia="Bookman Old Style" w:hAnsi="Bookman Old Style" w:cs="Bookman Old Style"/>
+          <w:color w:val="000000"/>
+          <w:sz w:val="24"/>
+          <w:szCs w:val="24"/>
+        </w:rPr>
+        <w:t>ini</w:t>
+      </w:r>
+      <w:proofErr w:type="spellEnd"/>
+      <w:r>
+        <w:rPr>
+          <w:rFonts w:ascii="Bookman Old Style" w:eastAsia="Bookman Old Style" w:hAnsi="Bookman Old Style" w:cs="Bookman Old Style"/>
+          <w:color w:val="000000"/>
+          <w:sz w:val="24"/>
+          <w:szCs w:val="24"/>
+        </w:rPr>
+        <w:t xml:space="preserve"> </w:t>
+      </w:r>
+      <w:proofErr w:type="spellStart"/>
+      <w:r>
+        <w:rPr>
+          <w:rFonts w:ascii="Bookman Old Style" w:eastAsia="Bookman Old Style" w:hAnsi="Bookman Old Style" w:cs="Bookman Old Style"/>
+          <w:color w:val="000000"/>
+          <w:sz w:val="24"/>
+          <w:szCs w:val="24"/>
+        </w:rPr>
+        <w:t>menyatakan</w:t>
+      </w:r>
+      <w:proofErr w:type="spellEnd"/>
+      <w:r>
+        <w:rPr>
+          <w:rFonts w:ascii="Bookman Old Style" w:eastAsia="Bookman Old Style" w:hAnsi="Bookman Old Style" w:cs="Bookman Old Style"/>
+          <w:color w:val="000000"/>
+          <w:sz w:val="24"/>
+          <w:szCs w:val="24"/>
+        </w:rPr>
+        <w:t>:  </w:t>
       </w:r>
     </w:p>
     <w:p>
@@ -1101,7 +1161,16 @@
                 <w:sz w:val="24"/>
                 <w:szCs w:val="24"/>
               </w:rPr>
-              <w:t>(N</w:t>
+              <w:t>(</w:t>
+            </w:r>
+            <w:proofErr w:type="spellStart"/>
+            <w:r>
+              <w:rPr>
+                <w:rFonts w:ascii="Bookman Old Style" w:eastAsia="Bookman Old Style" w:hAnsi="Bookman Old Style" w:cs="Bookman Old Style"/>
+                <w:sz w:val="24"/>
+                <w:szCs w:val="24"/>
+              </w:rPr>
+              <w:t>N</w:t>
             </w:r>
             <w:r>
               <w:rPr>
@@ -1111,6 +1180,7 @@
               </w:rPr>
               <w:t>uraliyah</w:t>
             </w:r>
+            <w:proofErr w:type="spellEnd"/>
             <w:r>
               <w:rPr>
                 <w:rFonts w:ascii="Bookman Old Style" w:eastAsia="Bookman Old Style" w:hAnsi="Bookman Old Style" w:cs="Bookman Old Style"/>
@@ -1222,6 +1292,15 @@
                 <w:szCs w:val="24"/>
                 <w:lang w:val="sv-SE"/>
               </w:rPr>
+              <w:t xml:space="preserve"> </w:t>
+            </w:r>
+            <w:r>
+              <w:rPr>
+                <w:rFonts w:ascii="Bookman Old Style" w:eastAsia="Bookman Old Style" w:hAnsi="Bookman Old Style" w:cs="Bookman Old Style"/>
+                <w:sz w:val="24"/>
+                <w:szCs w:val="24"/>
+                <w:lang w:val="sv-SE"/>
+              </w:rPr>
               <w:t>{bulan_terbilang}</w:t>
             </w:r>
             <w:r>
@@ -1501,7 +1580,27 @@
           <w:szCs w:val="24"/>
           <w:lang w:val="sv-SE"/>
         </w:rPr>
-        <w:t>{nomor-prefix}</w:t>
+        <w:t>{nomor</w:t>
+      </w:r>
+      <w:r>
+        <w:rPr>
+          <w:rFonts w:ascii="Bookman Old Style" w:eastAsia="Bookman Old Style" w:hAnsi="Bookman Old Style" w:cs="Bookman Old Style"/>
+          <w:color w:val="000000"/>
+          <w:sz w:val="24"/>
+          <w:szCs w:val="24"/>
+          <w:lang w:val="sv-SE"/>
+        </w:rPr>
+        <w:t>_</w:t>
+      </w:r>
+      <w:r>
+        <w:rPr>
+          <w:rFonts w:ascii="Bookman Old Style" w:eastAsia="Bookman Old Style" w:hAnsi="Bookman Old Style" w:cs="Bookman Old Style"/>
+          <w:color w:val="000000"/>
+          <w:sz w:val="24"/>
+          <w:szCs w:val="24"/>
+          <w:lang w:val="sv-SE"/>
+        </w:rPr>
+        <w:t>prefix}</w:t>
       </w:r>
       <w:r>
         <w:rPr>
@@ -2214,7 +2313,47 @@
           <w:sz w:val="24"/>
           <w:szCs w:val="24"/>
         </w:rPr>
-        <w:t>Dengan ini menyatakan:  </w:t>
+        <w:t xml:space="preserve">Dengan </w:t>
+      </w:r>
+      <w:proofErr w:type="spellStart"/>
+      <w:r>
+        <w:rPr>
+          <w:rFonts w:ascii="Bookman Old Style" w:eastAsia="Bookman Old Style" w:hAnsi="Bookman Old Style" w:cs="Bookman Old Style"/>
+          <w:color w:val="000000"/>
+          <w:sz w:val="24"/>
+          <w:szCs w:val="24"/>
+        </w:rPr>
+        <w:t>ini</w:t>
+      </w:r>
+      <w:proofErr w:type="spellEnd"/>
+      <w:r>
+        <w:rPr>
+          <w:rFonts w:ascii="Bookman Old Style" w:eastAsia="Bookman Old Style" w:hAnsi="Bookman Old Style" w:cs="Bookman Old Style"/>
+          <w:color w:val="000000"/>
+          <w:sz w:val="24"/>
+          <w:szCs w:val="24"/>
+        </w:rPr>
+        <w:t xml:space="preserve"> </w:t>
+      </w:r>
+      <w:proofErr w:type="spellStart"/>
+      <w:r>
+        <w:rPr>
+          <w:rFonts w:ascii="Bookman Old Style" w:eastAsia="Bookman Old Style" w:hAnsi="Bookman Old Style" w:cs="Bookman Old Style"/>
+          <w:color w:val="000000"/>
+          <w:sz w:val="24"/>
+          <w:szCs w:val="24"/>
+        </w:rPr>
+        <w:t>menyatakan</w:t>
+      </w:r>
+      <w:proofErr w:type="spellEnd"/>
+      <w:r>
+        <w:rPr>
+          <w:rFonts w:ascii="Bookman Old Style" w:eastAsia="Bookman Old Style" w:hAnsi="Bookman Old Style" w:cs="Bookman Old Style"/>
+          <w:color w:val="000000"/>
+          <w:sz w:val="24"/>
+          <w:szCs w:val="24"/>
+        </w:rPr>
+        <w:t>:  </w:t>
       </w:r>
     </w:p>
     <w:p>
@@ -2251,25 +2390,305 @@
           <w:sz w:val="24"/>
           <w:szCs w:val="24"/>
         </w:rPr>
-        <w:t xml:space="preserve"> telah melaksanakan pekerjaan Pendataan Lapangan  Sensus Ekonomi 2026 pada Badan Pusat Statistik Kota Jakarta Timur berdasarkan Perjanjian Kerja Nomor:</w:t>
-      </w:r>
-      <w:r>
-        <w:rPr>
-          <w:rFonts w:ascii="Bookman Old Style" w:eastAsia="Bookman Old Style" w:hAnsi="Bookman Old Style" w:cs="Bookman Old Style"/>
-          <w:color w:val="000000"/>
-          <w:sz w:val="24"/>
-          <w:szCs w:val="24"/>
-        </w:rPr>
-        <w:t xml:space="preserve"> {nomor_spk}</w:t>
-      </w:r>
-      <w:r>
-        <w:rPr>
-          <w:rFonts w:ascii="Bookman Old Style" w:eastAsia="Bookman Old Style" w:hAnsi="Bookman Old Style" w:cs="Bookman Old Style"/>
-          <w:color w:val="000000"/>
-          <w:sz w:val="24"/>
-          <w:szCs w:val="24"/>
-        </w:rPr>
-        <w:t xml:space="preserve">, sesuai dengan target pekerjaan termin </w:t>
+        <w:t xml:space="preserve"> </w:t>
+      </w:r>
+      <w:proofErr w:type="spellStart"/>
+      <w:r>
+        <w:rPr>
+          <w:rFonts w:ascii="Bookman Old Style" w:eastAsia="Bookman Old Style" w:hAnsi="Bookman Old Style" w:cs="Bookman Old Style"/>
+          <w:color w:val="000000"/>
+          <w:sz w:val="24"/>
+          <w:szCs w:val="24"/>
+        </w:rPr>
+        <w:t>telah</w:t>
+      </w:r>
+      <w:proofErr w:type="spellEnd"/>
+      <w:r>
+        <w:rPr>
+          <w:rFonts w:ascii="Bookman Old Style" w:eastAsia="Bookman Old Style" w:hAnsi="Bookman Old Style" w:cs="Bookman Old Style"/>
+          <w:color w:val="000000"/>
+          <w:sz w:val="24"/>
+          <w:szCs w:val="24"/>
+        </w:rPr>
+        <w:t xml:space="preserve"> </w:t>
+      </w:r>
+      <w:proofErr w:type="spellStart"/>
+      <w:r>
+        <w:rPr>
+          <w:rFonts w:ascii="Bookman Old Style" w:eastAsia="Bookman Old Style" w:hAnsi="Bookman Old Style" w:cs="Bookman Old Style"/>
+          <w:color w:val="000000"/>
+          <w:sz w:val="24"/>
+          <w:szCs w:val="24"/>
+        </w:rPr>
+        <w:t>melaksanakan</w:t>
+      </w:r>
+      <w:proofErr w:type="spellEnd"/>
+      <w:r>
+        <w:rPr>
+          <w:rFonts w:ascii="Bookman Old Style" w:eastAsia="Bookman Old Style" w:hAnsi="Bookman Old Style" w:cs="Bookman Old Style"/>
+          <w:color w:val="000000"/>
+          <w:sz w:val="24"/>
+          <w:szCs w:val="24"/>
+        </w:rPr>
+        <w:t xml:space="preserve"> </w:t>
+      </w:r>
+      <w:proofErr w:type="spellStart"/>
+      <w:r>
+        <w:rPr>
+          <w:rFonts w:ascii="Bookman Old Style" w:eastAsia="Bookman Old Style" w:hAnsi="Bookman Old Style" w:cs="Bookman Old Style"/>
+          <w:color w:val="000000"/>
+          <w:sz w:val="24"/>
+          <w:szCs w:val="24"/>
+        </w:rPr>
+        <w:t>pekerjaan</w:t>
+      </w:r>
+      <w:proofErr w:type="spellEnd"/>
+      <w:r>
+        <w:rPr>
+          <w:rFonts w:ascii="Bookman Old Style" w:eastAsia="Bookman Old Style" w:hAnsi="Bookman Old Style" w:cs="Bookman Old Style"/>
+          <w:color w:val="000000"/>
+          <w:sz w:val="24"/>
+          <w:szCs w:val="24"/>
+        </w:rPr>
+        <w:t xml:space="preserve"> </w:t>
+      </w:r>
+      <w:proofErr w:type="spellStart"/>
+      <w:r>
+        <w:rPr>
+          <w:rFonts w:ascii="Bookman Old Style" w:eastAsia="Bookman Old Style" w:hAnsi="Bookman Old Style" w:cs="Bookman Old Style"/>
+          <w:color w:val="000000"/>
+          <w:sz w:val="24"/>
+          <w:szCs w:val="24"/>
+        </w:rPr>
+        <w:t>Pendataan</w:t>
+      </w:r>
+      <w:proofErr w:type="spellEnd"/>
+      <w:r>
+        <w:rPr>
+          <w:rFonts w:ascii="Bookman Old Style" w:eastAsia="Bookman Old Style" w:hAnsi="Bookman Old Style" w:cs="Bookman Old Style"/>
+          <w:color w:val="000000"/>
+          <w:sz w:val="24"/>
+          <w:szCs w:val="24"/>
+        </w:rPr>
+        <w:t xml:space="preserve"> </w:t>
+      </w:r>
+      <w:proofErr w:type="gramStart"/>
+      <w:r>
+        <w:rPr>
+          <w:rFonts w:ascii="Bookman Old Style" w:eastAsia="Bookman Old Style" w:hAnsi="Bookman Old Style" w:cs="Bookman Old Style"/>
+          <w:color w:val="000000"/>
+          <w:sz w:val="24"/>
+          <w:szCs w:val="24"/>
+        </w:rPr>
+        <w:t>Lapangan  Sensus</w:t>
+      </w:r>
+      <w:proofErr w:type="gramEnd"/>
+      <w:r>
+        <w:rPr>
+          <w:rFonts w:ascii="Bookman Old Style" w:eastAsia="Bookman Old Style" w:hAnsi="Bookman Old Style" w:cs="Bookman Old Style"/>
+          <w:color w:val="000000"/>
+          <w:sz w:val="24"/>
+          <w:szCs w:val="24"/>
+        </w:rPr>
+        <w:t xml:space="preserve"> Ekonomi 2026 pada Badan Pusat </w:t>
+      </w:r>
+      <w:proofErr w:type="spellStart"/>
+      <w:r>
+        <w:rPr>
+          <w:rFonts w:ascii="Bookman Old Style" w:eastAsia="Bookman Old Style" w:hAnsi="Bookman Old Style" w:cs="Bookman Old Style"/>
+          <w:color w:val="000000"/>
+          <w:sz w:val="24"/>
+          <w:szCs w:val="24"/>
+        </w:rPr>
+        <w:t>Statistik</w:t>
+      </w:r>
+      <w:proofErr w:type="spellEnd"/>
+      <w:r>
+        <w:rPr>
+          <w:rFonts w:ascii="Bookman Old Style" w:eastAsia="Bookman Old Style" w:hAnsi="Bookman Old Style" w:cs="Bookman Old Style"/>
+          <w:color w:val="000000"/>
+          <w:sz w:val="24"/>
+          <w:szCs w:val="24"/>
+        </w:rPr>
+        <w:t xml:space="preserve"> Kota Jakarta Timur </w:t>
+      </w:r>
+      <w:proofErr w:type="spellStart"/>
+      <w:r>
+        <w:rPr>
+          <w:rFonts w:ascii="Bookman Old Style" w:eastAsia="Bookman Old Style" w:hAnsi="Bookman Old Style" w:cs="Bookman Old Style"/>
+          <w:color w:val="000000"/>
+          <w:sz w:val="24"/>
+          <w:szCs w:val="24"/>
+        </w:rPr>
+        <w:t>berdasarkan</w:t>
+      </w:r>
+      <w:proofErr w:type="spellEnd"/>
+      <w:r>
+        <w:rPr>
+          <w:rFonts w:ascii="Bookman Old Style" w:eastAsia="Bookman Old Style" w:hAnsi="Bookman Old Style" w:cs="Bookman Old Style"/>
+          <w:color w:val="000000"/>
+          <w:sz w:val="24"/>
+          <w:szCs w:val="24"/>
+        </w:rPr>
+        <w:t xml:space="preserve"> </w:t>
+      </w:r>
+      <w:proofErr w:type="spellStart"/>
+      <w:r>
+        <w:rPr>
+          <w:rFonts w:ascii="Bookman Old Style" w:eastAsia="Bookman Old Style" w:hAnsi="Bookman Old Style" w:cs="Bookman Old Style"/>
+          <w:color w:val="000000"/>
+          <w:sz w:val="24"/>
+          <w:szCs w:val="24"/>
+        </w:rPr>
+        <w:t>Perjanjian</w:t>
+      </w:r>
+      <w:proofErr w:type="spellEnd"/>
+      <w:r>
+        <w:rPr>
+          <w:rFonts w:ascii="Bookman Old Style" w:eastAsia="Bookman Old Style" w:hAnsi="Bookman Old Style" w:cs="Bookman Old Style"/>
+          <w:color w:val="000000"/>
+          <w:sz w:val="24"/>
+          <w:szCs w:val="24"/>
+        </w:rPr>
+        <w:t xml:space="preserve"> </w:t>
+      </w:r>
+      <w:proofErr w:type="spellStart"/>
+      <w:r>
+        <w:rPr>
+          <w:rFonts w:ascii="Bookman Old Style" w:eastAsia="Bookman Old Style" w:hAnsi="Bookman Old Style" w:cs="Bookman Old Style"/>
+          <w:color w:val="000000"/>
+          <w:sz w:val="24"/>
+          <w:szCs w:val="24"/>
+        </w:rPr>
+        <w:t>Kerja</w:t>
+      </w:r>
+      <w:proofErr w:type="spellEnd"/>
+      <w:r>
+        <w:rPr>
+          <w:rFonts w:ascii="Bookman Old Style" w:eastAsia="Bookman Old Style" w:hAnsi="Bookman Old Style" w:cs="Bookman Old Style"/>
+          <w:color w:val="000000"/>
+          <w:sz w:val="24"/>
+          <w:szCs w:val="24"/>
+        </w:rPr>
+        <w:t xml:space="preserve"> Nomor:</w:t>
+      </w:r>
+      <w:r>
+        <w:rPr>
+          <w:rFonts w:ascii="Bookman Old Style" w:eastAsia="Bookman Old Style" w:hAnsi="Bookman Old Style" w:cs="Bookman Old Style"/>
+          <w:color w:val="000000"/>
+          <w:sz w:val="24"/>
+          <w:szCs w:val="24"/>
+        </w:rPr>
+        <w:t xml:space="preserve"> {</w:t>
+      </w:r>
+      <w:proofErr w:type="spellStart"/>
+      <w:r>
+        <w:rPr>
+          <w:rFonts w:ascii="Bookman Old Style" w:eastAsia="Bookman Old Style" w:hAnsi="Bookman Old Style" w:cs="Bookman Old Style"/>
+          <w:color w:val="000000"/>
+          <w:sz w:val="24"/>
+          <w:szCs w:val="24"/>
+        </w:rPr>
+        <w:t>nomor_spk</w:t>
+      </w:r>
+      <w:proofErr w:type="spellEnd"/>
+      <w:r>
+        <w:rPr>
+          <w:rFonts w:ascii="Bookman Old Style" w:eastAsia="Bookman Old Style" w:hAnsi="Bookman Old Style" w:cs="Bookman Old Style"/>
+          <w:color w:val="000000"/>
+          <w:sz w:val="24"/>
+          <w:szCs w:val="24"/>
+        </w:rPr>
+        <w:t>}</w:t>
+      </w:r>
+      <w:r>
+        <w:rPr>
+          <w:rFonts w:ascii="Bookman Old Style" w:eastAsia="Bookman Old Style" w:hAnsi="Bookman Old Style" w:cs="Bookman Old Style"/>
+          <w:color w:val="000000"/>
+          <w:sz w:val="24"/>
+          <w:szCs w:val="24"/>
+        </w:rPr>
+        <w:t xml:space="preserve">, </w:t>
+      </w:r>
+      <w:proofErr w:type="spellStart"/>
+      <w:r>
+        <w:rPr>
+          <w:rFonts w:ascii="Bookman Old Style" w:eastAsia="Bookman Old Style" w:hAnsi="Bookman Old Style" w:cs="Bookman Old Style"/>
+          <w:color w:val="000000"/>
+          <w:sz w:val="24"/>
+          <w:szCs w:val="24"/>
+        </w:rPr>
+        <w:t>sesuai</w:t>
+      </w:r>
+      <w:proofErr w:type="spellEnd"/>
+      <w:r>
+        <w:rPr>
+          <w:rFonts w:ascii="Bookman Old Style" w:eastAsia="Bookman Old Style" w:hAnsi="Bookman Old Style" w:cs="Bookman Old Style"/>
+          <w:color w:val="000000"/>
+          <w:sz w:val="24"/>
+          <w:szCs w:val="24"/>
+        </w:rPr>
+        <w:t xml:space="preserve"> </w:t>
+      </w:r>
+      <w:proofErr w:type="spellStart"/>
+      <w:r>
+        <w:rPr>
+          <w:rFonts w:ascii="Bookman Old Style" w:eastAsia="Bookman Old Style" w:hAnsi="Bookman Old Style" w:cs="Bookman Old Style"/>
+          <w:color w:val="000000"/>
+          <w:sz w:val="24"/>
+          <w:szCs w:val="24"/>
+        </w:rPr>
+        <w:t>dengan</w:t>
+      </w:r>
+      <w:proofErr w:type="spellEnd"/>
+      <w:r>
+        <w:rPr>
+          <w:rFonts w:ascii="Bookman Old Style" w:eastAsia="Bookman Old Style" w:hAnsi="Bookman Old Style" w:cs="Bookman Old Style"/>
+          <w:color w:val="000000"/>
+          <w:sz w:val="24"/>
+          <w:szCs w:val="24"/>
+        </w:rPr>
+        <w:t xml:space="preserve"> target </w:t>
+      </w:r>
+      <w:proofErr w:type="spellStart"/>
+      <w:r>
+        <w:rPr>
+          <w:rFonts w:ascii="Bookman Old Style" w:eastAsia="Bookman Old Style" w:hAnsi="Bookman Old Style" w:cs="Bookman Old Style"/>
+          <w:color w:val="000000"/>
+          <w:sz w:val="24"/>
+          <w:szCs w:val="24"/>
+        </w:rPr>
+        <w:t>pekerjaan</w:t>
+      </w:r>
+      <w:proofErr w:type="spellEnd"/>
+      <w:r>
+        <w:rPr>
+          <w:rFonts w:ascii="Bookman Old Style" w:eastAsia="Bookman Old Style" w:hAnsi="Bookman Old Style" w:cs="Bookman Old Style"/>
+          <w:color w:val="000000"/>
+          <w:sz w:val="24"/>
+          <w:szCs w:val="24"/>
+        </w:rPr>
+        <w:t xml:space="preserve"> </w:t>
+      </w:r>
+      <w:proofErr w:type="spellStart"/>
+      <w:r>
+        <w:rPr>
+          <w:rFonts w:ascii="Bookman Old Style" w:eastAsia="Bookman Old Style" w:hAnsi="Bookman Old Style" w:cs="Bookman Old Style"/>
+          <w:color w:val="000000"/>
+          <w:sz w:val="24"/>
+          <w:szCs w:val="24"/>
+        </w:rPr>
+        <w:t>termin</w:t>
+      </w:r>
+      <w:proofErr w:type="spellEnd"/>
+      <w:r>
+        <w:rPr>
+          <w:rFonts w:ascii="Bookman Old Style" w:eastAsia="Bookman Old Style" w:hAnsi="Bookman Old Style" w:cs="Bookman Old Style"/>
+          <w:color w:val="000000"/>
+          <w:sz w:val="24"/>
+          <w:szCs w:val="24"/>
+        </w:rPr>
+        <w:t xml:space="preserve"> </w:t>
       </w:r>
       <w:r>
         <w:rPr>
@@ -2286,17 +2705,19 @@
           <w:sz w:val="24"/>
           <w:szCs w:val="24"/>
         </w:rPr>
-        <w:t xml:space="preserve">I yang ditetapkan sebesar </w:t>
-      </w:r>
-      <w:r>
-        <w:rPr>
-          <w:rFonts w:ascii="Bookman Old Style" w:eastAsia="Bookman Old Style" w:hAnsi="Bookman Old Style" w:cs="Bookman Old Style"/>
-          <w:color w:val="000000"/>
-          <w:sz w:val="24"/>
-          <w:szCs w:val="24"/>
-        </w:rPr>
-        <w:t>{sls_ongoing}</w:t>
-      </w:r>
+        <w:t xml:space="preserve">I yang </w:t>
+      </w:r>
+      <w:proofErr w:type="spellStart"/>
+      <w:r>
+        <w:rPr>
+          <w:rFonts w:ascii="Bookman Old Style" w:eastAsia="Bookman Old Style" w:hAnsi="Bookman Old Style" w:cs="Bookman Old Style"/>
+          <w:color w:val="000000"/>
+          <w:sz w:val="24"/>
+          <w:szCs w:val="24"/>
+        </w:rPr>
+        <w:t>ditetapkan</w:t>
+      </w:r>
+      <w:proofErr w:type="spellEnd"/>
       <w:r>
         <w:rPr>
           <w:rFonts w:ascii="Bookman Old Style" w:eastAsia="Bookman Old Style" w:hAnsi="Bookman Old Style" w:cs="Bookman Old Style"/>
@@ -2306,14 +2727,118 @@
         </w:rPr>
         <w:t xml:space="preserve"> </w:t>
       </w:r>
-      <w:r>
-        <w:rPr>
-          <w:rFonts w:ascii="Bookman Old Style" w:eastAsia="Bookman Old Style" w:hAnsi="Bookman Old Style" w:cs="Bookman Old Style"/>
-          <w:sz w:val="24"/>
-          <w:szCs w:val="24"/>
-        </w:rPr>
-        <w:t>SLS/Sub-SLS dan/atau usaha besar</w:t>
-      </w:r>
+      <w:proofErr w:type="spellStart"/>
+      <w:r>
+        <w:rPr>
+          <w:rFonts w:ascii="Bookman Old Style" w:eastAsia="Bookman Old Style" w:hAnsi="Bookman Old Style" w:cs="Bookman Old Style"/>
+          <w:color w:val="000000"/>
+          <w:sz w:val="24"/>
+          <w:szCs w:val="24"/>
+        </w:rPr>
+        <w:t>sebesar</w:t>
+      </w:r>
+      <w:proofErr w:type="spellEnd"/>
+      <w:r>
+        <w:rPr>
+          <w:rFonts w:ascii="Bookman Old Style" w:eastAsia="Bookman Old Style" w:hAnsi="Bookman Old Style" w:cs="Bookman Old Style"/>
+          <w:color w:val="000000"/>
+          <w:sz w:val="24"/>
+          <w:szCs w:val="24"/>
+        </w:rPr>
+        <w:t xml:space="preserve"> </w:t>
+      </w:r>
+      <w:r>
+        <w:rPr>
+          <w:rFonts w:ascii="Bookman Old Style" w:eastAsia="Bookman Old Style" w:hAnsi="Bookman Old Style" w:cs="Bookman Old Style"/>
+          <w:color w:val="000000"/>
+          <w:sz w:val="24"/>
+          <w:szCs w:val="24"/>
+        </w:rPr>
+        <w:t>{</w:t>
+      </w:r>
+      <w:proofErr w:type="spellStart"/>
+      <w:r>
+        <w:rPr>
+          <w:rFonts w:ascii="Bookman Old Style" w:eastAsia="Bookman Old Style" w:hAnsi="Bookman Old Style" w:cs="Bookman Old Style"/>
+          <w:color w:val="000000"/>
+          <w:sz w:val="24"/>
+          <w:szCs w:val="24"/>
+        </w:rPr>
+        <w:t>sls_ongoing</w:t>
+      </w:r>
+      <w:proofErr w:type="spellEnd"/>
+      <w:r>
+        <w:rPr>
+          <w:rFonts w:ascii="Bookman Old Style" w:eastAsia="Bookman Old Style" w:hAnsi="Bookman Old Style" w:cs="Bookman Old Style"/>
+          <w:color w:val="000000"/>
+          <w:sz w:val="24"/>
+          <w:szCs w:val="24"/>
+        </w:rPr>
+        <w:t>}</w:t>
+      </w:r>
+      <w:r>
+        <w:rPr>
+          <w:rFonts w:ascii="Bookman Old Style" w:eastAsia="Bookman Old Style" w:hAnsi="Bookman Old Style" w:cs="Bookman Old Style"/>
+          <w:color w:val="000000"/>
+          <w:sz w:val="24"/>
+          <w:szCs w:val="24"/>
+        </w:rPr>
+        <w:t xml:space="preserve"> </w:t>
+      </w:r>
+      <w:r>
+        <w:rPr>
+          <w:rFonts w:ascii="Bookman Old Style" w:eastAsia="Bookman Old Style" w:hAnsi="Bookman Old Style" w:cs="Bookman Old Style"/>
+          <w:sz w:val="24"/>
+          <w:szCs w:val="24"/>
+        </w:rPr>
+        <w:t>SLS/Sub-SLS dan/</w:t>
+      </w:r>
+      <w:proofErr w:type="spellStart"/>
+      <w:r>
+        <w:rPr>
+          <w:rFonts w:ascii="Bookman Old Style" w:eastAsia="Bookman Old Style" w:hAnsi="Bookman Old Style" w:cs="Bookman Old Style"/>
+          <w:sz w:val="24"/>
+          <w:szCs w:val="24"/>
+        </w:rPr>
+        <w:t>atau</w:t>
+      </w:r>
+      <w:proofErr w:type="spellEnd"/>
+      <w:r>
+        <w:rPr>
+          <w:rFonts w:ascii="Bookman Old Style" w:eastAsia="Bookman Old Style" w:hAnsi="Bookman Old Style" w:cs="Bookman Old Style"/>
+          <w:sz w:val="24"/>
+          <w:szCs w:val="24"/>
+        </w:rPr>
+        <w:t xml:space="preserve"> </w:t>
+      </w:r>
+      <w:proofErr w:type="spellStart"/>
+      <w:r>
+        <w:rPr>
+          <w:rFonts w:ascii="Bookman Old Style" w:eastAsia="Bookman Old Style" w:hAnsi="Bookman Old Style" w:cs="Bookman Old Style"/>
+          <w:sz w:val="24"/>
+          <w:szCs w:val="24"/>
+        </w:rPr>
+        <w:t>usaha</w:t>
+      </w:r>
+      <w:proofErr w:type="spellEnd"/>
+      <w:r>
+        <w:rPr>
+          <w:rFonts w:ascii="Bookman Old Style" w:eastAsia="Bookman Old Style" w:hAnsi="Bookman Old Style" w:cs="Bookman Old Style"/>
+          <w:sz w:val="24"/>
+          <w:szCs w:val="24"/>
+        </w:rPr>
+        <w:t xml:space="preserve"> </w:t>
+      </w:r>
+      <w:proofErr w:type="spellStart"/>
+      <w:r>
+        <w:rPr>
+          <w:rFonts w:ascii="Bookman Old Style" w:eastAsia="Bookman Old Style" w:hAnsi="Bookman Old Style" w:cs="Bookman Old Style"/>
+          <w:sz w:val="24"/>
+          <w:szCs w:val="24"/>
+        </w:rPr>
+        <w:t>besar</w:t>
+      </w:r>
+      <w:proofErr w:type="spellEnd"/>
       <w:r>
         <w:rPr>
           <w:rFonts w:ascii="Bookman Old Style" w:eastAsia="Bookman Old Style" w:hAnsi="Bookman Old Style" w:cs="Bookman Old Style"/>
@@ -2358,7 +2883,287 @@
           <w:sz w:val="24"/>
           <w:szCs w:val="24"/>
         </w:rPr>
-        <w:t xml:space="preserve"> telah menyelesaikan pekerjaan termin II Pendataan Lapangan Sensus Ekonomi 2026 berdasarkan hasil pemeriksaan dan evaluasi pekerjaan sebagaimana tercantum dalam lampiran. </w:t>
+        <w:t xml:space="preserve"> </w:t>
+      </w:r>
+      <w:proofErr w:type="spellStart"/>
+      <w:r>
+        <w:rPr>
+          <w:rFonts w:ascii="Bookman Old Style" w:eastAsia="Bookman Old Style" w:hAnsi="Bookman Old Style" w:cs="Bookman Old Style"/>
+          <w:color w:val="000000"/>
+          <w:sz w:val="24"/>
+          <w:szCs w:val="24"/>
+        </w:rPr>
+        <w:t>telah</w:t>
+      </w:r>
+      <w:proofErr w:type="spellEnd"/>
+      <w:r>
+        <w:rPr>
+          <w:rFonts w:ascii="Bookman Old Style" w:eastAsia="Bookman Old Style" w:hAnsi="Bookman Old Style" w:cs="Bookman Old Style"/>
+          <w:color w:val="000000"/>
+          <w:sz w:val="24"/>
+          <w:szCs w:val="24"/>
+        </w:rPr>
+        <w:t xml:space="preserve"> </w:t>
+      </w:r>
+      <w:proofErr w:type="spellStart"/>
+      <w:r>
+        <w:rPr>
+          <w:rFonts w:ascii="Bookman Old Style" w:eastAsia="Bookman Old Style" w:hAnsi="Bookman Old Style" w:cs="Bookman Old Style"/>
+          <w:color w:val="000000"/>
+          <w:sz w:val="24"/>
+          <w:szCs w:val="24"/>
+        </w:rPr>
+        <w:t>menyelesaikan</w:t>
+      </w:r>
+      <w:proofErr w:type="spellEnd"/>
+      <w:r>
+        <w:rPr>
+          <w:rFonts w:ascii="Bookman Old Style" w:eastAsia="Bookman Old Style" w:hAnsi="Bookman Old Style" w:cs="Bookman Old Style"/>
+          <w:color w:val="000000"/>
+          <w:sz w:val="24"/>
+          <w:szCs w:val="24"/>
+        </w:rPr>
+        <w:t xml:space="preserve"> </w:t>
+      </w:r>
+      <w:proofErr w:type="spellStart"/>
+      <w:r>
+        <w:rPr>
+          <w:rFonts w:ascii="Bookman Old Style" w:eastAsia="Bookman Old Style" w:hAnsi="Bookman Old Style" w:cs="Bookman Old Style"/>
+          <w:color w:val="000000"/>
+          <w:sz w:val="24"/>
+          <w:szCs w:val="24"/>
+        </w:rPr>
+        <w:t>pekerjaan</w:t>
+      </w:r>
+      <w:proofErr w:type="spellEnd"/>
+      <w:r>
+        <w:rPr>
+          <w:rFonts w:ascii="Bookman Old Style" w:eastAsia="Bookman Old Style" w:hAnsi="Bookman Old Style" w:cs="Bookman Old Style"/>
+          <w:color w:val="000000"/>
+          <w:sz w:val="24"/>
+          <w:szCs w:val="24"/>
+        </w:rPr>
+        <w:t xml:space="preserve"> </w:t>
+      </w:r>
+      <w:proofErr w:type="spellStart"/>
+      <w:r>
+        <w:rPr>
+          <w:rFonts w:ascii="Bookman Old Style" w:eastAsia="Bookman Old Style" w:hAnsi="Bookman Old Style" w:cs="Bookman Old Style"/>
+          <w:color w:val="000000"/>
+          <w:sz w:val="24"/>
+          <w:szCs w:val="24"/>
+        </w:rPr>
+        <w:t>termin</w:t>
+      </w:r>
+      <w:proofErr w:type="spellEnd"/>
+      <w:r>
+        <w:rPr>
+          <w:rFonts w:ascii="Bookman Old Style" w:eastAsia="Bookman Old Style" w:hAnsi="Bookman Old Style" w:cs="Bookman Old Style"/>
+          <w:color w:val="000000"/>
+          <w:sz w:val="24"/>
+          <w:szCs w:val="24"/>
+        </w:rPr>
+        <w:t xml:space="preserve"> II </w:t>
+      </w:r>
+      <w:proofErr w:type="spellStart"/>
+      <w:r>
+        <w:rPr>
+          <w:rFonts w:ascii="Bookman Old Style" w:eastAsia="Bookman Old Style" w:hAnsi="Bookman Old Style" w:cs="Bookman Old Style"/>
+          <w:color w:val="000000"/>
+          <w:sz w:val="24"/>
+          <w:szCs w:val="24"/>
+        </w:rPr>
+        <w:t>Pendataan</w:t>
+      </w:r>
+      <w:proofErr w:type="spellEnd"/>
+      <w:r>
+        <w:rPr>
+          <w:rFonts w:ascii="Bookman Old Style" w:eastAsia="Bookman Old Style" w:hAnsi="Bookman Old Style" w:cs="Bookman Old Style"/>
+          <w:color w:val="000000"/>
+          <w:sz w:val="24"/>
+          <w:szCs w:val="24"/>
+        </w:rPr>
+        <w:t xml:space="preserve"> Lapangan Sensus Ekonomi 2026 </w:t>
+      </w:r>
+      <w:proofErr w:type="spellStart"/>
+      <w:r>
+        <w:rPr>
+          <w:rFonts w:ascii="Bookman Old Style" w:eastAsia="Bookman Old Style" w:hAnsi="Bookman Old Style" w:cs="Bookman Old Style"/>
+          <w:color w:val="000000"/>
+          <w:sz w:val="24"/>
+          <w:szCs w:val="24"/>
+        </w:rPr>
+        <w:t>berdasarkan</w:t>
+      </w:r>
+      <w:proofErr w:type="spellEnd"/>
+      <w:r>
+        <w:rPr>
+          <w:rFonts w:ascii="Bookman Old Style" w:eastAsia="Bookman Old Style" w:hAnsi="Bookman Old Style" w:cs="Bookman Old Style"/>
+          <w:color w:val="000000"/>
+          <w:sz w:val="24"/>
+          <w:szCs w:val="24"/>
+        </w:rPr>
+        <w:t xml:space="preserve"> </w:t>
+      </w:r>
+      <w:proofErr w:type="spellStart"/>
+      <w:r>
+        <w:rPr>
+          <w:rFonts w:ascii="Bookman Old Style" w:eastAsia="Bookman Old Style" w:hAnsi="Bookman Old Style" w:cs="Bookman Old Style"/>
+          <w:color w:val="000000"/>
+          <w:sz w:val="24"/>
+          <w:szCs w:val="24"/>
+        </w:rPr>
+        <w:t>hasil</w:t>
+      </w:r>
+      <w:proofErr w:type="spellEnd"/>
+      <w:r>
+        <w:rPr>
+          <w:rFonts w:ascii="Bookman Old Style" w:eastAsia="Bookman Old Style" w:hAnsi="Bookman Old Style" w:cs="Bookman Old Style"/>
+          <w:color w:val="000000"/>
+          <w:sz w:val="24"/>
+          <w:szCs w:val="24"/>
+        </w:rPr>
+        <w:t xml:space="preserve"> </w:t>
+      </w:r>
+      <w:proofErr w:type="spellStart"/>
+      <w:r>
+        <w:rPr>
+          <w:rFonts w:ascii="Bookman Old Style" w:eastAsia="Bookman Old Style" w:hAnsi="Bookman Old Style" w:cs="Bookman Old Style"/>
+          <w:color w:val="000000"/>
+          <w:sz w:val="24"/>
+          <w:szCs w:val="24"/>
+        </w:rPr>
+        <w:t>pemeriksaan</w:t>
+      </w:r>
+      <w:proofErr w:type="spellEnd"/>
+      <w:r>
+        <w:rPr>
+          <w:rFonts w:ascii="Bookman Old Style" w:eastAsia="Bookman Old Style" w:hAnsi="Bookman Old Style" w:cs="Bookman Old Style"/>
+          <w:color w:val="000000"/>
+          <w:sz w:val="24"/>
+          <w:szCs w:val="24"/>
+        </w:rPr>
+        <w:t xml:space="preserve"> dan </w:t>
+      </w:r>
+      <w:proofErr w:type="spellStart"/>
+      <w:r>
+        <w:rPr>
+          <w:rFonts w:ascii="Bookman Old Style" w:eastAsia="Bookman Old Style" w:hAnsi="Bookman Old Style" w:cs="Bookman Old Style"/>
+          <w:color w:val="000000"/>
+          <w:sz w:val="24"/>
+          <w:szCs w:val="24"/>
+        </w:rPr>
+        <w:t>evaluasi</w:t>
+      </w:r>
+      <w:proofErr w:type="spellEnd"/>
+      <w:r>
+        <w:rPr>
+          <w:rFonts w:ascii="Bookman Old Style" w:eastAsia="Bookman Old Style" w:hAnsi="Bookman Old Style" w:cs="Bookman Old Style"/>
+          <w:color w:val="000000"/>
+          <w:sz w:val="24"/>
+          <w:szCs w:val="24"/>
+        </w:rPr>
+        <w:t xml:space="preserve"> </w:t>
+      </w:r>
+      <w:proofErr w:type="spellStart"/>
+      <w:r>
+        <w:rPr>
+          <w:rFonts w:ascii="Bookman Old Style" w:eastAsia="Bookman Old Style" w:hAnsi="Bookman Old Style" w:cs="Bookman Old Style"/>
+          <w:color w:val="000000"/>
+          <w:sz w:val="24"/>
+          <w:szCs w:val="24"/>
+        </w:rPr>
+        <w:t>pekerjaan</w:t>
+      </w:r>
+      <w:proofErr w:type="spellEnd"/>
+      <w:r>
+        <w:rPr>
+          <w:rFonts w:ascii="Bookman Old Style" w:eastAsia="Bookman Old Style" w:hAnsi="Bookman Old Style" w:cs="Bookman Old Style"/>
+          <w:color w:val="000000"/>
+          <w:sz w:val="24"/>
+          <w:szCs w:val="24"/>
+        </w:rPr>
+        <w:t xml:space="preserve"> </w:t>
+      </w:r>
+      <w:proofErr w:type="spellStart"/>
+      <w:r>
+        <w:rPr>
+          <w:rFonts w:ascii="Bookman Old Style" w:eastAsia="Bookman Old Style" w:hAnsi="Bookman Old Style" w:cs="Bookman Old Style"/>
+          <w:color w:val="000000"/>
+          <w:sz w:val="24"/>
+          <w:szCs w:val="24"/>
+        </w:rPr>
+        <w:t>sebagaimana</w:t>
+      </w:r>
+      <w:proofErr w:type="spellEnd"/>
+      <w:r>
+        <w:rPr>
+          <w:rFonts w:ascii="Bookman Old Style" w:eastAsia="Bookman Old Style" w:hAnsi="Bookman Old Style" w:cs="Bookman Old Style"/>
+          <w:color w:val="000000"/>
+          <w:sz w:val="24"/>
+          <w:szCs w:val="24"/>
+        </w:rPr>
+        <w:t xml:space="preserve"> </w:t>
+      </w:r>
+      <w:proofErr w:type="spellStart"/>
+      <w:r>
+        <w:rPr>
+          <w:rFonts w:ascii="Bookman Old Style" w:eastAsia="Bookman Old Style" w:hAnsi="Bookman Old Style" w:cs="Bookman Old Style"/>
+          <w:color w:val="000000"/>
+          <w:sz w:val="24"/>
+          <w:szCs w:val="24"/>
+        </w:rPr>
+        <w:t>tercantum</w:t>
+      </w:r>
+      <w:proofErr w:type="spellEnd"/>
+      <w:r>
+        <w:rPr>
+          <w:rFonts w:ascii="Bookman Old Style" w:eastAsia="Bookman Old Style" w:hAnsi="Bookman Old Style" w:cs="Bookman Old Style"/>
+          <w:color w:val="000000"/>
+          <w:sz w:val="24"/>
+          <w:szCs w:val="24"/>
+        </w:rPr>
+        <w:t xml:space="preserve"> </w:t>
+      </w:r>
+      <w:proofErr w:type="spellStart"/>
+      <w:r>
+        <w:rPr>
+          <w:rFonts w:ascii="Bookman Old Style" w:eastAsia="Bookman Old Style" w:hAnsi="Bookman Old Style" w:cs="Bookman Old Style"/>
+          <w:color w:val="000000"/>
+          <w:sz w:val="24"/>
+          <w:szCs w:val="24"/>
+        </w:rPr>
+        <w:t>dalam</w:t>
+      </w:r>
+      <w:proofErr w:type="spellEnd"/>
+      <w:r>
+        <w:rPr>
+          <w:rFonts w:ascii="Bookman Old Style" w:eastAsia="Bookman Old Style" w:hAnsi="Bookman Old Style" w:cs="Bookman Old Style"/>
+          <w:color w:val="000000"/>
+          <w:sz w:val="24"/>
+          <w:szCs w:val="24"/>
+        </w:rPr>
+        <w:t xml:space="preserve"> </w:t>
+      </w:r>
+      <w:proofErr w:type="spellStart"/>
+      <w:r>
+        <w:rPr>
+          <w:rFonts w:ascii="Bookman Old Style" w:eastAsia="Bookman Old Style" w:hAnsi="Bookman Old Style" w:cs="Bookman Old Style"/>
+          <w:color w:val="000000"/>
+          <w:sz w:val="24"/>
+          <w:szCs w:val="24"/>
+        </w:rPr>
+        <w:t>lampiran</w:t>
+      </w:r>
+      <w:proofErr w:type="spellEnd"/>
+      <w:r>
+        <w:rPr>
+          <w:rFonts w:ascii="Bookman Old Style" w:eastAsia="Bookman Old Style" w:hAnsi="Bookman Old Style" w:cs="Bookman Old Style"/>
+          <w:color w:val="000000"/>
+          <w:sz w:val="24"/>
+          <w:szCs w:val="24"/>
+        </w:rPr>
+        <w:t>. </w:t>
       </w:r>
     </w:p>
     <w:p>
@@ -2377,14 +3182,85 @@
           <w:szCs w:val="24"/>
         </w:rPr>
       </w:pPr>
-      <w:r>
-        <w:rPr>
-          <w:rFonts w:ascii="Bookman Old Style" w:eastAsia="Bookman Old Style" w:hAnsi="Bookman Old Style" w:cs="Bookman Old Style"/>
-          <w:color w:val="000000"/>
-          <w:sz w:val="24"/>
-          <w:szCs w:val="24"/>
-        </w:rPr>
-        <w:t xml:space="preserve">Berdasarkan angka 2 tersebut di atas, </w:t>
+      <w:proofErr w:type="spellStart"/>
+      <w:r>
+        <w:rPr>
+          <w:rFonts w:ascii="Bookman Old Style" w:eastAsia="Bookman Old Style" w:hAnsi="Bookman Old Style" w:cs="Bookman Old Style"/>
+          <w:color w:val="000000"/>
+          <w:sz w:val="24"/>
+          <w:szCs w:val="24"/>
+        </w:rPr>
+        <w:t>Berdasarkan</w:t>
+      </w:r>
+      <w:proofErr w:type="spellEnd"/>
+      <w:r>
+        <w:rPr>
+          <w:rFonts w:ascii="Bookman Old Style" w:eastAsia="Bookman Old Style" w:hAnsi="Bookman Old Style" w:cs="Bookman Old Style"/>
+          <w:color w:val="000000"/>
+          <w:sz w:val="24"/>
+          <w:szCs w:val="24"/>
+        </w:rPr>
+        <w:t xml:space="preserve"> </w:t>
+      </w:r>
+      <w:proofErr w:type="spellStart"/>
+      <w:r>
+        <w:rPr>
+          <w:rFonts w:ascii="Bookman Old Style" w:eastAsia="Bookman Old Style" w:hAnsi="Bookman Old Style" w:cs="Bookman Old Style"/>
+          <w:color w:val="000000"/>
+          <w:sz w:val="24"/>
+          <w:szCs w:val="24"/>
+        </w:rPr>
+        <w:t>angka</w:t>
+      </w:r>
+      <w:proofErr w:type="spellEnd"/>
+      <w:r>
+        <w:rPr>
+          <w:rFonts w:ascii="Bookman Old Style" w:eastAsia="Bookman Old Style" w:hAnsi="Bookman Old Style" w:cs="Bookman Old Style"/>
+          <w:color w:val="000000"/>
+          <w:sz w:val="24"/>
+          <w:szCs w:val="24"/>
+        </w:rPr>
+        <w:t xml:space="preserve"> 2 </w:t>
+      </w:r>
+      <w:proofErr w:type="spellStart"/>
+      <w:r>
+        <w:rPr>
+          <w:rFonts w:ascii="Bookman Old Style" w:eastAsia="Bookman Old Style" w:hAnsi="Bookman Old Style" w:cs="Bookman Old Style"/>
+          <w:color w:val="000000"/>
+          <w:sz w:val="24"/>
+          <w:szCs w:val="24"/>
+        </w:rPr>
+        <w:t>tersebut</w:t>
+      </w:r>
+      <w:proofErr w:type="spellEnd"/>
+      <w:r>
+        <w:rPr>
+          <w:rFonts w:ascii="Bookman Old Style" w:eastAsia="Bookman Old Style" w:hAnsi="Bookman Old Style" w:cs="Bookman Old Style"/>
+          <w:color w:val="000000"/>
+          <w:sz w:val="24"/>
+          <w:szCs w:val="24"/>
+        </w:rPr>
+        <w:t xml:space="preserve"> di </w:t>
+      </w:r>
+      <w:proofErr w:type="spellStart"/>
+      <w:r>
+        <w:rPr>
+          <w:rFonts w:ascii="Bookman Old Style" w:eastAsia="Bookman Old Style" w:hAnsi="Bookman Old Style" w:cs="Bookman Old Style"/>
+          <w:color w:val="000000"/>
+          <w:sz w:val="24"/>
+          <w:szCs w:val="24"/>
+        </w:rPr>
+        <w:t>atas</w:t>
+      </w:r>
+      <w:proofErr w:type="spellEnd"/>
+      <w:r>
+        <w:rPr>
+          <w:rFonts w:ascii="Bookman Old Style" w:eastAsia="Bookman Old Style" w:hAnsi="Bookman Old Style" w:cs="Bookman Old Style"/>
+          <w:color w:val="000000"/>
+          <w:sz w:val="24"/>
+          <w:szCs w:val="24"/>
+        </w:rPr>
+        <w:t xml:space="preserve">, </w:t>
       </w:r>
       <w:r>
         <w:rPr>
@@ -2404,7 +3280,107 @@
           <w:sz w:val="24"/>
           <w:szCs w:val="24"/>
         </w:rPr>
-        <w:t xml:space="preserve"> menyerahkan hasil pekerjaan Pendataan Lapangan Sensus Ekonomi 2026 kepada </w:t>
+        <w:t xml:space="preserve"> </w:t>
+      </w:r>
+      <w:proofErr w:type="spellStart"/>
+      <w:r>
+        <w:rPr>
+          <w:rFonts w:ascii="Bookman Old Style" w:eastAsia="Bookman Old Style" w:hAnsi="Bookman Old Style" w:cs="Bookman Old Style"/>
+          <w:color w:val="000000"/>
+          <w:sz w:val="24"/>
+          <w:szCs w:val="24"/>
+        </w:rPr>
+        <w:t>menyerahkan</w:t>
+      </w:r>
+      <w:proofErr w:type="spellEnd"/>
+      <w:r>
+        <w:rPr>
+          <w:rFonts w:ascii="Bookman Old Style" w:eastAsia="Bookman Old Style" w:hAnsi="Bookman Old Style" w:cs="Bookman Old Style"/>
+          <w:color w:val="000000"/>
+          <w:sz w:val="24"/>
+          <w:szCs w:val="24"/>
+        </w:rPr>
+        <w:t xml:space="preserve"> </w:t>
+      </w:r>
+      <w:proofErr w:type="spellStart"/>
+      <w:r>
+        <w:rPr>
+          <w:rFonts w:ascii="Bookman Old Style" w:eastAsia="Bookman Old Style" w:hAnsi="Bookman Old Style" w:cs="Bookman Old Style"/>
+          <w:color w:val="000000"/>
+          <w:sz w:val="24"/>
+          <w:szCs w:val="24"/>
+        </w:rPr>
+        <w:t>hasil</w:t>
+      </w:r>
+      <w:proofErr w:type="spellEnd"/>
+      <w:r>
+        <w:rPr>
+          <w:rFonts w:ascii="Bookman Old Style" w:eastAsia="Bookman Old Style" w:hAnsi="Bookman Old Style" w:cs="Bookman Old Style"/>
+          <w:color w:val="000000"/>
+          <w:sz w:val="24"/>
+          <w:szCs w:val="24"/>
+        </w:rPr>
+        <w:t xml:space="preserve"> </w:t>
+      </w:r>
+      <w:proofErr w:type="spellStart"/>
+      <w:r>
+        <w:rPr>
+          <w:rFonts w:ascii="Bookman Old Style" w:eastAsia="Bookman Old Style" w:hAnsi="Bookman Old Style" w:cs="Bookman Old Style"/>
+          <w:color w:val="000000"/>
+          <w:sz w:val="24"/>
+          <w:szCs w:val="24"/>
+        </w:rPr>
+        <w:t>pekerjaan</w:t>
+      </w:r>
+      <w:proofErr w:type="spellEnd"/>
+      <w:r>
+        <w:rPr>
+          <w:rFonts w:ascii="Bookman Old Style" w:eastAsia="Bookman Old Style" w:hAnsi="Bookman Old Style" w:cs="Bookman Old Style"/>
+          <w:color w:val="000000"/>
+          <w:sz w:val="24"/>
+          <w:szCs w:val="24"/>
+        </w:rPr>
+        <w:t xml:space="preserve"> </w:t>
+      </w:r>
+      <w:proofErr w:type="spellStart"/>
+      <w:r>
+        <w:rPr>
+          <w:rFonts w:ascii="Bookman Old Style" w:eastAsia="Bookman Old Style" w:hAnsi="Bookman Old Style" w:cs="Bookman Old Style"/>
+          <w:color w:val="000000"/>
+          <w:sz w:val="24"/>
+          <w:szCs w:val="24"/>
+        </w:rPr>
+        <w:t>Pendataan</w:t>
+      </w:r>
+      <w:proofErr w:type="spellEnd"/>
+      <w:r>
+        <w:rPr>
+          <w:rFonts w:ascii="Bookman Old Style" w:eastAsia="Bookman Old Style" w:hAnsi="Bookman Old Style" w:cs="Bookman Old Style"/>
+          <w:color w:val="000000"/>
+          <w:sz w:val="24"/>
+          <w:szCs w:val="24"/>
+        </w:rPr>
+        <w:t xml:space="preserve"> Lapangan Sensus Ekonomi 2026 </w:t>
+      </w:r>
+      <w:proofErr w:type="spellStart"/>
+      <w:r>
+        <w:rPr>
+          <w:rFonts w:ascii="Bookman Old Style" w:eastAsia="Bookman Old Style" w:hAnsi="Bookman Old Style" w:cs="Bookman Old Style"/>
+          <w:color w:val="000000"/>
+          <w:sz w:val="24"/>
+          <w:szCs w:val="24"/>
+        </w:rPr>
+        <w:t>kepada</w:t>
+      </w:r>
+      <w:proofErr w:type="spellEnd"/>
+      <w:r>
+        <w:rPr>
+          <w:rFonts w:ascii="Bookman Old Style" w:eastAsia="Bookman Old Style" w:hAnsi="Bookman Old Style" w:cs="Bookman Old Style"/>
+          <w:color w:val="000000"/>
+          <w:sz w:val="24"/>
+          <w:szCs w:val="24"/>
+        </w:rPr>
+        <w:t xml:space="preserve"> </w:t>
       </w:r>
       <w:r>
         <w:rPr>
@@ -2444,7 +3420,167 @@
           <w:sz w:val="24"/>
           <w:szCs w:val="24"/>
         </w:rPr>
-        <w:t xml:space="preserve"> menerima hasil pekerjaan tersebut yang telah sesuai dengan seharusnya;</w:t>
+        <w:t xml:space="preserve"> </w:t>
+      </w:r>
+      <w:proofErr w:type="spellStart"/>
+      <w:r>
+        <w:rPr>
+          <w:rFonts w:ascii="Bookman Old Style" w:eastAsia="Bookman Old Style" w:hAnsi="Bookman Old Style" w:cs="Bookman Old Style"/>
+          <w:color w:val="000000"/>
+          <w:sz w:val="24"/>
+          <w:szCs w:val="24"/>
+        </w:rPr>
+        <w:t>menerima</w:t>
+      </w:r>
+      <w:proofErr w:type="spellEnd"/>
+      <w:r>
+        <w:rPr>
+          <w:rFonts w:ascii="Bookman Old Style" w:eastAsia="Bookman Old Style" w:hAnsi="Bookman Old Style" w:cs="Bookman Old Style"/>
+          <w:color w:val="000000"/>
+          <w:sz w:val="24"/>
+          <w:szCs w:val="24"/>
+        </w:rPr>
+        <w:t xml:space="preserve"> </w:t>
+      </w:r>
+      <w:proofErr w:type="spellStart"/>
+      <w:r>
+        <w:rPr>
+          <w:rFonts w:ascii="Bookman Old Style" w:eastAsia="Bookman Old Style" w:hAnsi="Bookman Old Style" w:cs="Bookman Old Style"/>
+          <w:color w:val="000000"/>
+          <w:sz w:val="24"/>
+          <w:szCs w:val="24"/>
+        </w:rPr>
+        <w:t>hasil</w:t>
+      </w:r>
+      <w:proofErr w:type="spellEnd"/>
+      <w:r>
+        <w:rPr>
+          <w:rFonts w:ascii="Bookman Old Style" w:eastAsia="Bookman Old Style" w:hAnsi="Bookman Old Style" w:cs="Bookman Old Style"/>
+          <w:color w:val="000000"/>
+          <w:sz w:val="24"/>
+          <w:szCs w:val="24"/>
+        </w:rPr>
+        <w:t xml:space="preserve"> </w:t>
+      </w:r>
+      <w:proofErr w:type="spellStart"/>
+      <w:r>
+        <w:rPr>
+          <w:rFonts w:ascii="Bookman Old Style" w:eastAsia="Bookman Old Style" w:hAnsi="Bookman Old Style" w:cs="Bookman Old Style"/>
+          <w:color w:val="000000"/>
+          <w:sz w:val="24"/>
+          <w:szCs w:val="24"/>
+        </w:rPr>
+        <w:t>pekerjaan</w:t>
+      </w:r>
+      <w:proofErr w:type="spellEnd"/>
+      <w:r>
+        <w:rPr>
+          <w:rFonts w:ascii="Bookman Old Style" w:eastAsia="Bookman Old Style" w:hAnsi="Bookman Old Style" w:cs="Bookman Old Style"/>
+          <w:color w:val="000000"/>
+          <w:sz w:val="24"/>
+          <w:szCs w:val="24"/>
+        </w:rPr>
+        <w:t xml:space="preserve"> </w:t>
+      </w:r>
+      <w:proofErr w:type="spellStart"/>
+      <w:r>
+        <w:rPr>
+          <w:rFonts w:ascii="Bookman Old Style" w:eastAsia="Bookman Old Style" w:hAnsi="Bookman Old Style" w:cs="Bookman Old Style"/>
+          <w:color w:val="000000"/>
+          <w:sz w:val="24"/>
+          <w:szCs w:val="24"/>
+        </w:rPr>
+        <w:t>tersebut</w:t>
+      </w:r>
+      <w:proofErr w:type="spellEnd"/>
+      <w:r>
+        <w:rPr>
+          <w:rFonts w:ascii="Bookman Old Style" w:eastAsia="Bookman Old Style" w:hAnsi="Bookman Old Style" w:cs="Bookman Old Style"/>
+          <w:color w:val="000000"/>
+          <w:sz w:val="24"/>
+          <w:szCs w:val="24"/>
+        </w:rPr>
+        <w:t xml:space="preserve"> yang </w:t>
+      </w:r>
+      <w:proofErr w:type="spellStart"/>
+      <w:r>
+        <w:rPr>
+          <w:rFonts w:ascii="Bookman Old Style" w:eastAsia="Bookman Old Style" w:hAnsi="Bookman Old Style" w:cs="Bookman Old Style"/>
+          <w:color w:val="000000"/>
+          <w:sz w:val="24"/>
+          <w:szCs w:val="24"/>
+        </w:rPr>
+        <w:t>telah</w:t>
+      </w:r>
+      <w:proofErr w:type="spellEnd"/>
+      <w:r>
+        <w:rPr>
+          <w:rFonts w:ascii="Bookman Old Style" w:eastAsia="Bookman Old Style" w:hAnsi="Bookman Old Style" w:cs="Bookman Old Style"/>
+          <w:color w:val="000000"/>
+          <w:sz w:val="24"/>
+          <w:szCs w:val="24"/>
+        </w:rPr>
+        <w:t xml:space="preserve"> </w:t>
+      </w:r>
+      <w:proofErr w:type="spellStart"/>
+      <w:r>
+        <w:rPr>
+          <w:rFonts w:ascii="Bookman Old Style" w:eastAsia="Bookman Old Style" w:hAnsi="Bookman Old Style" w:cs="Bookman Old Style"/>
+          <w:color w:val="000000"/>
+          <w:sz w:val="24"/>
+          <w:szCs w:val="24"/>
+        </w:rPr>
+        <w:t>sesuai</w:t>
+      </w:r>
+      <w:proofErr w:type="spellEnd"/>
+      <w:r>
+        <w:rPr>
+          <w:rFonts w:ascii="Bookman Old Style" w:eastAsia="Bookman Old Style" w:hAnsi="Bookman Old Style" w:cs="Bookman Old Style"/>
+          <w:color w:val="000000"/>
+          <w:sz w:val="24"/>
+          <w:szCs w:val="24"/>
+        </w:rPr>
+        <w:t xml:space="preserve"> </w:t>
+      </w:r>
+      <w:proofErr w:type="spellStart"/>
+      <w:r>
+        <w:rPr>
+          <w:rFonts w:ascii="Bookman Old Style" w:eastAsia="Bookman Old Style" w:hAnsi="Bookman Old Style" w:cs="Bookman Old Style"/>
+          <w:color w:val="000000"/>
+          <w:sz w:val="24"/>
+          <w:szCs w:val="24"/>
+        </w:rPr>
+        <w:t>dengan</w:t>
+      </w:r>
+      <w:proofErr w:type="spellEnd"/>
+      <w:r>
+        <w:rPr>
+          <w:rFonts w:ascii="Bookman Old Style" w:eastAsia="Bookman Old Style" w:hAnsi="Bookman Old Style" w:cs="Bookman Old Style"/>
+          <w:color w:val="000000"/>
+          <w:sz w:val="24"/>
+          <w:szCs w:val="24"/>
+        </w:rPr>
+        <w:t xml:space="preserve"> </w:t>
+      </w:r>
+      <w:proofErr w:type="spellStart"/>
+      <w:r>
+        <w:rPr>
+          <w:rFonts w:ascii="Bookman Old Style" w:eastAsia="Bookman Old Style" w:hAnsi="Bookman Old Style" w:cs="Bookman Old Style"/>
+          <w:color w:val="000000"/>
+          <w:sz w:val="24"/>
+          <w:szCs w:val="24"/>
+        </w:rPr>
+        <w:t>seharusnya</w:t>
+      </w:r>
+      <w:proofErr w:type="spellEnd"/>
+      <w:r>
+        <w:rPr>
+          <w:rFonts w:ascii="Bookman Old Style" w:eastAsia="Bookman Old Style" w:hAnsi="Bookman Old Style" w:cs="Bookman Old Style"/>
+          <w:color w:val="000000"/>
+          <w:sz w:val="24"/>
+          <w:szCs w:val="24"/>
+        </w:rPr>
+        <w:t>;</w:t>
       </w:r>
     </w:p>
     <w:p>
@@ -2470,16 +3606,246 @@
           <w:sz w:val="24"/>
           <w:szCs w:val="24"/>
         </w:rPr>
-        <w:t xml:space="preserve">Hasil pekerjaan Pendataan Lapangan Sensus Ekonomi 2026 sebagaimana dimaksud dalam angka 3, berupa dokumen hasil Pendataan Lapangan Sensus Ekonomi 2026, sejumlah </w:t>
-      </w:r>
-      <w:r>
-        <w:rPr>
-          <w:rFonts w:ascii="Bookman Old Style" w:eastAsia="Bookman Old Style" w:hAnsi="Bookman Old Style" w:cs="Bookman Old Style"/>
-          <w:color w:val="000000"/>
-          <w:sz w:val="24"/>
-          <w:szCs w:val="24"/>
-        </w:rPr>
-        <w:t>{s</w:t>
+        <w:t xml:space="preserve">Hasil </w:t>
+      </w:r>
+      <w:proofErr w:type="spellStart"/>
+      <w:r>
+        <w:rPr>
+          <w:rFonts w:ascii="Bookman Old Style" w:eastAsia="Bookman Old Style" w:hAnsi="Bookman Old Style" w:cs="Bookman Old Style"/>
+          <w:color w:val="000000"/>
+          <w:sz w:val="24"/>
+          <w:szCs w:val="24"/>
+        </w:rPr>
+        <w:t>pekerjaan</w:t>
+      </w:r>
+      <w:proofErr w:type="spellEnd"/>
+      <w:r>
+        <w:rPr>
+          <w:rFonts w:ascii="Bookman Old Style" w:eastAsia="Bookman Old Style" w:hAnsi="Bookman Old Style" w:cs="Bookman Old Style"/>
+          <w:color w:val="000000"/>
+          <w:sz w:val="24"/>
+          <w:szCs w:val="24"/>
+        </w:rPr>
+        <w:t xml:space="preserve"> </w:t>
+      </w:r>
+      <w:proofErr w:type="spellStart"/>
+      <w:r>
+        <w:rPr>
+          <w:rFonts w:ascii="Bookman Old Style" w:eastAsia="Bookman Old Style" w:hAnsi="Bookman Old Style" w:cs="Bookman Old Style"/>
+          <w:color w:val="000000"/>
+          <w:sz w:val="24"/>
+          <w:szCs w:val="24"/>
+        </w:rPr>
+        <w:t>Pendataan</w:t>
+      </w:r>
+      <w:proofErr w:type="spellEnd"/>
+      <w:r>
+        <w:rPr>
+          <w:rFonts w:ascii="Bookman Old Style" w:eastAsia="Bookman Old Style" w:hAnsi="Bookman Old Style" w:cs="Bookman Old Style"/>
+          <w:color w:val="000000"/>
+          <w:sz w:val="24"/>
+          <w:szCs w:val="24"/>
+        </w:rPr>
+        <w:t xml:space="preserve"> Lapangan Sensus Ekonomi 2026 </w:t>
+      </w:r>
+      <w:proofErr w:type="spellStart"/>
+      <w:r>
+        <w:rPr>
+          <w:rFonts w:ascii="Bookman Old Style" w:eastAsia="Bookman Old Style" w:hAnsi="Bookman Old Style" w:cs="Bookman Old Style"/>
+          <w:color w:val="000000"/>
+          <w:sz w:val="24"/>
+          <w:szCs w:val="24"/>
+        </w:rPr>
+        <w:t>sebagaimana</w:t>
+      </w:r>
+      <w:proofErr w:type="spellEnd"/>
+      <w:r>
+        <w:rPr>
+          <w:rFonts w:ascii="Bookman Old Style" w:eastAsia="Bookman Old Style" w:hAnsi="Bookman Old Style" w:cs="Bookman Old Style"/>
+          <w:color w:val="000000"/>
+          <w:sz w:val="24"/>
+          <w:szCs w:val="24"/>
+        </w:rPr>
+        <w:t xml:space="preserve"> </w:t>
+      </w:r>
+      <w:proofErr w:type="spellStart"/>
+      <w:r>
+        <w:rPr>
+          <w:rFonts w:ascii="Bookman Old Style" w:eastAsia="Bookman Old Style" w:hAnsi="Bookman Old Style" w:cs="Bookman Old Style"/>
+          <w:color w:val="000000"/>
+          <w:sz w:val="24"/>
+          <w:szCs w:val="24"/>
+        </w:rPr>
+        <w:t>dimaksud</w:t>
+      </w:r>
+      <w:proofErr w:type="spellEnd"/>
+      <w:r>
+        <w:rPr>
+          <w:rFonts w:ascii="Bookman Old Style" w:eastAsia="Bookman Old Style" w:hAnsi="Bookman Old Style" w:cs="Bookman Old Style"/>
+          <w:color w:val="000000"/>
+          <w:sz w:val="24"/>
+          <w:szCs w:val="24"/>
+        </w:rPr>
+        <w:t xml:space="preserve"> </w:t>
+      </w:r>
+      <w:proofErr w:type="spellStart"/>
+      <w:r>
+        <w:rPr>
+          <w:rFonts w:ascii="Bookman Old Style" w:eastAsia="Bookman Old Style" w:hAnsi="Bookman Old Style" w:cs="Bookman Old Style"/>
+          <w:color w:val="000000"/>
+          <w:sz w:val="24"/>
+          <w:szCs w:val="24"/>
+        </w:rPr>
+        <w:t>dalam</w:t>
+      </w:r>
+      <w:proofErr w:type="spellEnd"/>
+      <w:r>
+        <w:rPr>
+          <w:rFonts w:ascii="Bookman Old Style" w:eastAsia="Bookman Old Style" w:hAnsi="Bookman Old Style" w:cs="Bookman Old Style"/>
+          <w:color w:val="000000"/>
+          <w:sz w:val="24"/>
+          <w:szCs w:val="24"/>
+        </w:rPr>
+        <w:t xml:space="preserve"> </w:t>
+      </w:r>
+      <w:proofErr w:type="spellStart"/>
+      <w:r>
+        <w:rPr>
+          <w:rFonts w:ascii="Bookman Old Style" w:eastAsia="Bookman Old Style" w:hAnsi="Bookman Old Style" w:cs="Bookman Old Style"/>
+          <w:color w:val="000000"/>
+          <w:sz w:val="24"/>
+          <w:szCs w:val="24"/>
+        </w:rPr>
+        <w:t>angka</w:t>
+      </w:r>
+      <w:proofErr w:type="spellEnd"/>
+      <w:r>
+        <w:rPr>
+          <w:rFonts w:ascii="Bookman Old Style" w:eastAsia="Bookman Old Style" w:hAnsi="Bookman Old Style" w:cs="Bookman Old Style"/>
+          <w:color w:val="000000"/>
+          <w:sz w:val="24"/>
+          <w:szCs w:val="24"/>
+        </w:rPr>
+        <w:t xml:space="preserve"> 3, </w:t>
+      </w:r>
+      <w:proofErr w:type="spellStart"/>
+      <w:r>
+        <w:rPr>
+          <w:rFonts w:ascii="Bookman Old Style" w:eastAsia="Bookman Old Style" w:hAnsi="Bookman Old Style" w:cs="Bookman Old Style"/>
+          <w:color w:val="000000"/>
+          <w:sz w:val="24"/>
+          <w:szCs w:val="24"/>
+        </w:rPr>
+        <w:t>berupa</w:t>
+      </w:r>
+      <w:proofErr w:type="spellEnd"/>
+      <w:r>
+        <w:rPr>
+          <w:rFonts w:ascii="Bookman Old Style" w:eastAsia="Bookman Old Style" w:hAnsi="Bookman Old Style" w:cs="Bookman Old Style"/>
+          <w:color w:val="000000"/>
+          <w:sz w:val="24"/>
+          <w:szCs w:val="24"/>
+        </w:rPr>
+        <w:t xml:space="preserve"> </w:t>
+      </w:r>
+      <w:proofErr w:type="spellStart"/>
+      <w:r>
+        <w:rPr>
+          <w:rFonts w:ascii="Bookman Old Style" w:eastAsia="Bookman Old Style" w:hAnsi="Bookman Old Style" w:cs="Bookman Old Style"/>
+          <w:color w:val="000000"/>
+          <w:sz w:val="24"/>
+          <w:szCs w:val="24"/>
+        </w:rPr>
+        <w:t>dokumen</w:t>
+      </w:r>
+      <w:proofErr w:type="spellEnd"/>
+      <w:r>
+        <w:rPr>
+          <w:rFonts w:ascii="Bookman Old Style" w:eastAsia="Bookman Old Style" w:hAnsi="Bookman Old Style" w:cs="Bookman Old Style"/>
+          <w:color w:val="000000"/>
+          <w:sz w:val="24"/>
+          <w:szCs w:val="24"/>
+        </w:rPr>
+        <w:t xml:space="preserve"> </w:t>
+      </w:r>
+      <w:proofErr w:type="spellStart"/>
+      <w:r>
+        <w:rPr>
+          <w:rFonts w:ascii="Bookman Old Style" w:eastAsia="Bookman Old Style" w:hAnsi="Bookman Old Style" w:cs="Bookman Old Style"/>
+          <w:color w:val="000000"/>
+          <w:sz w:val="24"/>
+          <w:szCs w:val="24"/>
+        </w:rPr>
+        <w:t>hasil</w:t>
+      </w:r>
+      <w:proofErr w:type="spellEnd"/>
+      <w:r>
+        <w:rPr>
+          <w:rFonts w:ascii="Bookman Old Style" w:eastAsia="Bookman Old Style" w:hAnsi="Bookman Old Style" w:cs="Bookman Old Style"/>
+          <w:color w:val="000000"/>
+          <w:sz w:val="24"/>
+          <w:szCs w:val="24"/>
+        </w:rPr>
+        <w:t xml:space="preserve"> </w:t>
+      </w:r>
+      <w:proofErr w:type="spellStart"/>
+      <w:r>
+        <w:rPr>
+          <w:rFonts w:ascii="Bookman Old Style" w:eastAsia="Bookman Old Style" w:hAnsi="Bookman Old Style" w:cs="Bookman Old Style"/>
+          <w:color w:val="000000"/>
+          <w:sz w:val="24"/>
+          <w:szCs w:val="24"/>
+        </w:rPr>
+        <w:t>Pendataan</w:t>
+      </w:r>
+      <w:proofErr w:type="spellEnd"/>
+      <w:r>
+        <w:rPr>
+          <w:rFonts w:ascii="Bookman Old Style" w:eastAsia="Bookman Old Style" w:hAnsi="Bookman Old Style" w:cs="Bookman Old Style"/>
+          <w:color w:val="000000"/>
+          <w:sz w:val="24"/>
+          <w:szCs w:val="24"/>
+        </w:rPr>
+        <w:t xml:space="preserve"> Lapangan Sensus Ekonomi 2026, </w:t>
+      </w:r>
+      <w:proofErr w:type="spellStart"/>
+      <w:r>
+        <w:rPr>
+          <w:rFonts w:ascii="Bookman Old Style" w:eastAsia="Bookman Old Style" w:hAnsi="Bookman Old Style" w:cs="Bookman Old Style"/>
+          <w:color w:val="000000"/>
+          <w:sz w:val="24"/>
+          <w:szCs w:val="24"/>
+        </w:rPr>
+        <w:t>sejumlah</w:t>
+      </w:r>
+      <w:proofErr w:type="spellEnd"/>
+      <w:r>
+        <w:rPr>
+          <w:rFonts w:ascii="Bookman Old Style" w:eastAsia="Bookman Old Style" w:hAnsi="Bookman Old Style" w:cs="Bookman Old Style"/>
+          <w:color w:val="000000"/>
+          <w:sz w:val="24"/>
+          <w:szCs w:val="24"/>
+        </w:rPr>
+        <w:t xml:space="preserve"> </w:t>
+      </w:r>
+      <w:r>
+        <w:rPr>
+          <w:rFonts w:ascii="Bookman Old Style" w:eastAsia="Bookman Old Style" w:hAnsi="Bookman Old Style" w:cs="Bookman Old Style"/>
+          <w:color w:val="000000"/>
+          <w:sz w:val="24"/>
+          <w:szCs w:val="24"/>
+        </w:rPr>
+        <w:t>{</w:t>
+      </w:r>
+      <w:proofErr w:type="spellStart"/>
+      <w:r>
+        <w:rPr>
+          <w:rFonts w:ascii="Bookman Old Style" w:eastAsia="Bookman Old Style" w:hAnsi="Bookman Old Style" w:cs="Bookman Old Style"/>
+          <w:color w:val="000000"/>
+          <w:sz w:val="24"/>
+          <w:szCs w:val="24"/>
+        </w:rPr>
+        <w:t>s</w:t>
       </w:r>
       <w:r>
         <w:rPr>
@@ -2490,6 +3856,7 @@
         </w:rPr>
         <w:t>ls_ongoing</w:t>
       </w:r>
+      <w:proofErr w:type="spellEnd"/>
       <w:r>
         <w:rPr>
           <w:rFonts w:ascii="Bookman Old Style" w:eastAsia="Bookman Old Style" w:hAnsi="Bookman Old Style" w:cs="Bookman Old Style"/>
@@ -2514,8 +3881,54 @@
           <w:sz w:val="24"/>
           <w:szCs w:val="24"/>
         </w:rPr>
-        <w:t>SLS/Sub-SLS dan/atau usaha besar</w:t>
-      </w:r>
+        <w:t>SLS/Sub-SLS dan/</w:t>
+      </w:r>
+      <w:proofErr w:type="spellStart"/>
+      <w:r>
+        <w:rPr>
+          <w:rFonts w:ascii="Bookman Old Style" w:eastAsia="Bookman Old Style" w:hAnsi="Bookman Old Style" w:cs="Bookman Old Style"/>
+          <w:sz w:val="24"/>
+          <w:szCs w:val="24"/>
+        </w:rPr>
+        <w:t>atau</w:t>
+      </w:r>
+      <w:proofErr w:type="spellEnd"/>
+      <w:r>
+        <w:rPr>
+          <w:rFonts w:ascii="Bookman Old Style" w:eastAsia="Bookman Old Style" w:hAnsi="Bookman Old Style" w:cs="Bookman Old Style"/>
+          <w:sz w:val="24"/>
+          <w:szCs w:val="24"/>
+        </w:rPr>
+        <w:t xml:space="preserve"> </w:t>
+      </w:r>
+      <w:proofErr w:type="spellStart"/>
+      <w:r>
+        <w:rPr>
+          <w:rFonts w:ascii="Bookman Old Style" w:eastAsia="Bookman Old Style" w:hAnsi="Bookman Old Style" w:cs="Bookman Old Style"/>
+          <w:sz w:val="24"/>
+          <w:szCs w:val="24"/>
+        </w:rPr>
+        <w:t>usaha</w:t>
+      </w:r>
+      <w:proofErr w:type="spellEnd"/>
+      <w:r>
+        <w:rPr>
+          <w:rFonts w:ascii="Bookman Old Style" w:eastAsia="Bookman Old Style" w:hAnsi="Bookman Old Style" w:cs="Bookman Old Style"/>
+          <w:sz w:val="24"/>
+          <w:szCs w:val="24"/>
+        </w:rPr>
+        <w:t xml:space="preserve"> </w:t>
+      </w:r>
+      <w:proofErr w:type="spellStart"/>
+      <w:r>
+        <w:rPr>
+          <w:rFonts w:ascii="Bookman Old Style" w:eastAsia="Bookman Old Style" w:hAnsi="Bookman Old Style" w:cs="Bookman Old Style"/>
+          <w:sz w:val="24"/>
+          <w:szCs w:val="24"/>
+        </w:rPr>
+        <w:t>besar</w:t>
+      </w:r>
+      <w:proofErr w:type="spellEnd"/>
       <w:r>
         <w:rPr>
           <w:rFonts w:ascii="Bookman Old Style" w:eastAsia="Bookman Old Style" w:hAnsi="Bookman Old Style" w:cs="Bookman Old Style"/>
@@ -2559,6 +3972,7 @@
         </w:rPr>
         <w:t xml:space="preserve">asil </w:t>
       </w:r>
+      <w:proofErr w:type="spellStart"/>
       <w:r>
         <w:rPr>
           <w:rFonts w:ascii="Bookman Old Style" w:eastAsia="Bookman Old Style" w:hAnsi="Bookman Old Style" w:cs="Bookman Old Style"/>
@@ -2574,8 +3988,219 @@
           <w:sz w:val="24"/>
           <w:szCs w:val="24"/>
         </w:rPr>
-        <w:t xml:space="preserve">ekerjaan pendataan sebagaimana dimaksud pada angka 4 yang memerlukan pemeriksaan lanjutan, akan dilakukan pengecekan, </w:t>
-      </w:r>
+        <w:t>ekerjaan</w:t>
+      </w:r>
+      <w:proofErr w:type="spellEnd"/>
+      <w:r>
+        <w:rPr>
+          <w:rFonts w:ascii="Bookman Old Style" w:eastAsia="Bookman Old Style" w:hAnsi="Bookman Old Style" w:cs="Bookman Old Style"/>
+          <w:color w:val="000000"/>
+          <w:sz w:val="24"/>
+          <w:szCs w:val="24"/>
+        </w:rPr>
+        <w:t xml:space="preserve"> </w:t>
+      </w:r>
+      <w:proofErr w:type="spellStart"/>
+      <w:r>
+        <w:rPr>
+          <w:rFonts w:ascii="Bookman Old Style" w:eastAsia="Bookman Old Style" w:hAnsi="Bookman Old Style" w:cs="Bookman Old Style"/>
+          <w:color w:val="000000"/>
+          <w:sz w:val="24"/>
+          <w:szCs w:val="24"/>
+        </w:rPr>
+        <w:t>pendataan</w:t>
+      </w:r>
+      <w:proofErr w:type="spellEnd"/>
+      <w:r>
+        <w:rPr>
+          <w:rFonts w:ascii="Bookman Old Style" w:eastAsia="Bookman Old Style" w:hAnsi="Bookman Old Style" w:cs="Bookman Old Style"/>
+          <w:color w:val="000000"/>
+          <w:sz w:val="24"/>
+          <w:szCs w:val="24"/>
+        </w:rPr>
+        <w:t xml:space="preserve"> </w:t>
+      </w:r>
+      <w:proofErr w:type="spellStart"/>
+      <w:r>
+        <w:rPr>
+          <w:rFonts w:ascii="Bookman Old Style" w:eastAsia="Bookman Old Style" w:hAnsi="Bookman Old Style" w:cs="Bookman Old Style"/>
+          <w:color w:val="000000"/>
+          <w:sz w:val="24"/>
+          <w:szCs w:val="24"/>
+        </w:rPr>
+        <w:t>sebagaimana</w:t>
+      </w:r>
+      <w:proofErr w:type="spellEnd"/>
+      <w:r>
+        <w:rPr>
+          <w:rFonts w:ascii="Bookman Old Style" w:eastAsia="Bookman Old Style" w:hAnsi="Bookman Old Style" w:cs="Bookman Old Style"/>
+          <w:color w:val="000000"/>
+          <w:sz w:val="24"/>
+          <w:szCs w:val="24"/>
+        </w:rPr>
+        <w:t xml:space="preserve"> </w:t>
+      </w:r>
+      <w:proofErr w:type="spellStart"/>
+      <w:r>
+        <w:rPr>
+          <w:rFonts w:ascii="Bookman Old Style" w:eastAsia="Bookman Old Style" w:hAnsi="Bookman Old Style" w:cs="Bookman Old Style"/>
+          <w:color w:val="000000"/>
+          <w:sz w:val="24"/>
+          <w:szCs w:val="24"/>
+        </w:rPr>
+        <w:t>dimaksud</w:t>
+      </w:r>
+      <w:proofErr w:type="spellEnd"/>
+      <w:r>
+        <w:rPr>
+          <w:rFonts w:ascii="Bookman Old Style" w:eastAsia="Bookman Old Style" w:hAnsi="Bookman Old Style" w:cs="Bookman Old Style"/>
+          <w:color w:val="000000"/>
+          <w:sz w:val="24"/>
+          <w:szCs w:val="24"/>
+        </w:rPr>
+        <w:t xml:space="preserve"> pada </w:t>
+      </w:r>
+      <w:proofErr w:type="spellStart"/>
+      <w:r>
+        <w:rPr>
+          <w:rFonts w:ascii="Bookman Old Style" w:eastAsia="Bookman Old Style" w:hAnsi="Bookman Old Style" w:cs="Bookman Old Style"/>
+          <w:color w:val="000000"/>
+          <w:sz w:val="24"/>
+          <w:szCs w:val="24"/>
+        </w:rPr>
+        <w:t>angka</w:t>
+      </w:r>
+      <w:proofErr w:type="spellEnd"/>
+      <w:r>
+        <w:rPr>
+          <w:rFonts w:ascii="Bookman Old Style" w:eastAsia="Bookman Old Style" w:hAnsi="Bookman Old Style" w:cs="Bookman Old Style"/>
+          <w:color w:val="000000"/>
+          <w:sz w:val="24"/>
+          <w:szCs w:val="24"/>
+        </w:rPr>
+        <w:t xml:space="preserve"> 4 yang </w:t>
+      </w:r>
+      <w:proofErr w:type="spellStart"/>
+      <w:r>
+        <w:rPr>
+          <w:rFonts w:ascii="Bookman Old Style" w:eastAsia="Bookman Old Style" w:hAnsi="Bookman Old Style" w:cs="Bookman Old Style"/>
+          <w:color w:val="000000"/>
+          <w:sz w:val="24"/>
+          <w:szCs w:val="24"/>
+        </w:rPr>
+        <w:t>memerlukan</w:t>
+      </w:r>
+      <w:proofErr w:type="spellEnd"/>
+      <w:r>
+        <w:rPr>
+          <w:rFonts w:ascii="Bookman Old Style" w:eastAsia="Bookman Old Style" w:hAnsi="Bookman Old Style" w:cs="Bookman Old Style"/>
+          <w:color w:val="000000"/>
+          <w:sz w:val="24"/>
+          <w:szCs w:val="24"/>
+        </w:rPr>
+        <w:t xml:space="preserve"> </w:t>
+      </w:r>
+      <w:proofErr w:type="spellStart"/>
+      <w:r>
+        <w:rPr>
+          <w:rFonts w:ascii="Bookman Old Style" w:eastAsia="Bookman Old Style" w:hAnsi="Bookman Old Style" w:cs="Bookman Old Style"/>
+          <w:color w:val="000000"/>
+          <w:sz w:val="24"/>
+          <w:szCs w:val="24"/>
+        </w:rPr>
+        <w:t>pemeriksaan</w:t>
+      </w:r>
+      <w:proofErr w:type="spellEnd"/>
+      <w:r>
+        <w:rPr>
+          <w:rFonts w:ascii="Bookman Old Style" w:eastAsia="Bookman Old Style" w:hAnsi="Bookman Old Style" w:cs="Bookman Old Style"/>
+          <w:color w:val="000000"/>
+          <w:sz w:val="24"/>
+          <w:szCs w:val="24"/>
+        </w:rPr>
+        <w:t xml:space="preserve"> </w:t>
+      </w:r>
+      <w:proofErr w:type="spellStart"/>
+      <w:r>
+        <w:rPr>
+          <w:rFonts w:ascii="Bookman Old Style" w:eastAsia="Bookman Old Style" w:hAnsi="Bookman Old Style" w:cs="Bookman Old Style"/>
+          <w:color w:val="000000"/>
+          <w:sz w:val="24"/>
+          <w:szCs w:val="24"/>
+        </w:rPr>
+        <w:t>lanjutan</w:t>
+      </w:r>
+      <w:proofErr w:type="spellEnd"/>
+      <w:r>
+        <w:rPr>
+          <w:rFonts w:ascii="Bookman Old Style" w:eastAsia="Bookman Old Style" w:hAnsi="Bookman Old Style" w:cs="Bookman Old Style"/>
+          <w:color w:val="000000"/>
+          <w:sz w:val="24"/>
+          <w:szCs w:val="24"/>
+        </w:rPr>
+        <w:t xml:space="preserve">, </w:t>
+      </w:r>
+      <w:proofErr w:type="spellStart"/>
+      <w:r>
+        <w:rPr>
+          <w:rFonts w:ascii="Bookman Old Style" w:eastAsia="Bookman Old Style" w:hAnsi="Bookman Old Style" w:cs="Bookman Old Style"/>
+          <w:color w:val="000000"/>
+          <w:sz w:val="24"/>
+          <w:szCs w:val="24"/>
+        </w:rPr>
+        <w:t>akan</w:t>
+      </w:r>
+      <w:proofErr w:type="spellEnd"/>
+      <w:r>
+        <w:rPr>
+          <w:rFonts w:ascii="Bookman Old Style" w:eastAsia="Bookman Old Style" w:hAnsi="Bookman Old Style" w:cs="Bookman Old Style"/>
+          <w:color w:val="000000"/>
+          <w:sz w:val="24"/>
+          <w:szCs w:val="24"/>
+        </w:rPr>
+        <w:t xml:space="preserve"> </w:t>
+      </w:r>
+      <w:proofErr w:type="spellStart"/>
+      <w:r>
+        <w:rPr>
+          <w:rFonts w:ascii="Bookman Old Style" w:eastAsia="Bookman Old Style" w:hAnsi="Bookman Old Style" w:cs="Bookman Old Style"/>
+          <w:color w:val="000000"/>
+          <w:sz w:val="24"/>
+          <w:szCs w:val="24"/>
+        </w:rPr>
+        <w:t>dilakukan</w:t>
+      </w:r>
+      <w:proofErr w:type="spellEnd"/>
+      <w:r>
+        <w:rPr>
+          <w:rFonts w:ascii="Bookman Old Style" w:eastAsia="Bookman Old Style" w:hAnsi="Bookman Old Style" w:cs="Bookman Old Style"/>
+          <w:color w:val="000000"/>
+          <w:sz w:val="24"/>
+          <w:szCs w:val="24"/>
+        </w:rPr>
+        <w:t xml:space="preserve"> </w:t>
+      </w:r>
+      <w:proofErr w:type="spellStart"/>
+      <w:r>
+        <w:rPr>
+          <w:rFonts w:ascii="Bookman Old Style" w:eastAsia="Bookman Old Style" w:hAnsi="Bookman Old Style" w:cs="Bookman Old Style"/>
+          <w:color w:val="000000"/>
+          <w:sz w:val="24"/>
+          <w:szCs w:val="24"/>
+        </w:rPr>
+        <w:t>pengecekan</w:t>
+      </w:r>
+      <w:proofErr w:type="spellEnd"/>
+      <w:r>
+        <w:rPr>
+          <w:rFonts w:ascii="Bookman Old Style" w:eastAsia="Bookman Old Style" w:hAnsi="Bookman Old Style" w:cs="Bookman Old Style"/>
+          <w:color w:val="000000"/>
+          <w:sz w:val="24"/>
+          <w:szCs w:val="24"/>
+        </w:rPr>
+        <w:t xml:space="preserve">, </w:t>
+      </w:r>
+      <w:proofErr w:type="spellStart"/>
       <w:r>
         <w:rPr>
           <w:rFonts w:ascii="Bookman Old Style" w:eastAsia="Bookman Old Style" w:hAnsi="Bookman Old Style" w:cs="Bookman Old Style"/>
@@ -2584,7 +4209,177 @@
           <w:szCs w:val="24"/>
         </w:rPr>
         <w:lastRenderedPageBreak/>
-        <w:t xml:space="preserve">perubahan, dan/atau kunjungan kembali ke lapangan merujuk pada perjanjian yang ditandatangani oleh </w:t>
+        <w:t>perubahan</w:t>
+      </w:r>
+      <w:proofErr w:type="spellEnd"/>
+      <w:r>
+        <w:rPr>
+          <w:rFonts w:ascii="Bookman Old Style" w:eastAsia="Bookman Old Style" w:hAnsi="Bookman Old Style" w:cs="Bookman Old Style"/>
+          <w:color w:val="000000"/>
+          <w:sz w:val="24"/>
+          <w:szCs w:val="24"/>
+        </w:rPr>
+        <w:t>, dan/</w:t>
+      </w:r>
+      <w:proofErr w:type="spellStart"/>
+      <w:r>
+        <w:rPr>
+          <w:rFonts w:ascii="Bookman Old Style" w:eastAsia="Bookman Old Style" w:hAnsi="Bookman Old Style" w:cs="Bookman Old Style"/>
+          <w:color w:val="000000"/>
+          <w:sz w:val="24"/>
+          <w:szCs w:val="24"/>
+        </w:rPr>
+        <w:t>atau</w:t>
+      </w:r>
+      <w:proofErr w:type="spellEnd"/>
+      <w:r>
+        <w:rPr>
+          <w:rFonts w:ascii="Bookman Old Style" w:eastAsia="Bookman Old Style" w:hAnsi="Bookman Old Style" w:cs="Bookman Old Style"/>
+          <w:color w:val="000000"/>
+          <w:sz w:val="24"/>
+          <w:szCs w:val="24"/>
+        </w:rPr>
+        <w:t xml:space="preserve"> </w:t>
+      </w:r>
+      <w:proofErr w:type="spellStart"/>
+      <w:r>
+        <w:rPr>
+          <w:rFonts w:ascii="Bookman Old Style" w:eastAsia="Bookman Old Style" w:hAnsi="Bookman Old Style" w:cs="Bookman Old Style"/>
+          <w:color w:val="000000"/>
+          <w:sz w:val="24"/>
+          <w:szCs w:val="24"/>
+        </w:rPr>
+        <w:t>kunjungan</w:t>
+      </w:r>
+      <w:proofErr w:type="spellEnd"/>
+      <w:r>
+        <w:rPr>
+          <w:rFonts w:ascii="Bookman Old Style" w:eastAsia="Bookman Old Style" w:hAnsi="Bookman Old Style" w:cs="Bookman Old Style"/>
+          <w:color w:val="000000"/>
+          <w:sz w:val="24"/>
+          <w:szCs w:val="24"/>
+        </w:rPr>
+        <w:t xml:space="preserve"> </w:t>
+      </w:r>
+      <w:proofErr w:type="spellStart"/>
+      <w:r>
+        <w:rPr>
+          <w:rFonts w:ascii="Bookman Old Style" w:eastAsia="Bookman Old Style" w:hAnsi="Bookman Old Style" w:cs="Bookman Old Style"/>
+          <w:color w:val="000000"/>
+          <w:sz w:val="24"/>
+          <w:szCs w:val="24"/>
+        </w:rPr>
+        <w:t>kembali</w:t>
+      </w:r>
+      <w:proofErr w:type="spellEnd"/>
+      <w:r>
+        <w:rPr>
+          <w:rFonts w:ascii="Bookman Old Style" w:eastAsia="Bookman Old Style" w:hAnsi="Bookman Old Style" w:cs="Bookman Old Style"/>
+          <w:color w:val="000000"/>
+          <w:sz w:val="24"/>
+          <w:szCs w:val="24"/>
+        </w:rPr>
+        <w:t xml:space="preserve"> </w:t>
+      </w:r>
+      <w:proofErr w:type="spellStart"/>
+      <w:r>
+        <w:rPr>
+          <w:rFonts w:ascii="Bookman Old Style" w:eastAsia="Bookman Old Style" w:hAnsi="Bookman Old Style" w:cs="Bookman Old Style"/>
+          <w:color w:val="000000"/>
+          <w:sz w:val="24"/>
+          <w:szCs w:val="24"/>
+        </w:rPr>
+        <w:t>ke</w:t>
+      </w:r>
+      <w:proofErr w:type="spellEnd"/>
+      <w:r>
+        <w:rPr>
+          <w:rFonts w:ascii="Bookman Old Style" w:eastAsia="Bookman Old Style" w:hAnsi="Bookman Old Style" w:cs="Bookman Old Style"/>
+          <w:color w:val="000000"/>
+          <w:sz w:val="24"/>
+          <w:szCs w:val="24"/>
+        </w:rPr>
+        <w:t xml:space="preserve"> </w:t>
+      </w:r>
+      <w:proofErr w:type="spellStart"/>
+      <w:r>
+        <w:rPr>
+          <w:rFonts w:ascii="Bookman Old Style" w:eastAsia="Bookman Old Style" w:hAnsi="Bookman Old Style" w:cs="Bookman Old Style"/>
+          <w:color w:val="000000"/>
+          <w:sz w:val="24"/>
+          <w:szCs w:val="24"/>
+        </w:rPr>
+        <w:t>lapangan</w:t>
+      </w:r>
+      <w:proofErr w:type="spellEnd"/>
+      <w:r>
+        <w:rPr>
+          <w:rFonts w:ascii="Bookman Old Style" w:eastAsia="Bookman Old Style" w:hAnsi="Bookman Old Style" w:cs="Bookman Old Style"/>
+          <w:color w:val="000000"/>
+          <w:sz w:val="24"/>
+          <w:szCs w:val="24"/>
+        </w:rPr>
+        <w:t xml:space="preserve"> </w:t>
+      </w:r>
+      <w:proofErr w:type="spellStart"/>
+      <w:r>
+        <w:rPr>
+          <w:rFonts w:ascii="Bookman Old Style" w:eastAsia="Bookman Old Style" w:hAnsi="Bookman Old Style" w:cs="Bookman Old Style"/>
+          <w:color w:val="000000"/>
+          <w:sz w:val="24"/>
+          <w:szCs w:val="24"/>
+        </w:rPr>
+        <w:t>merujuk</w:t>
+      </w:r>
+      <w:proofErr w:type="spellEnd"/>
+      <w:r>
+        <w:rPr>
+          <w:rFonts w:ascii="Bookman Old Style" w:eastAsia="Bookman Old Style" w:hAnsi="Bookman Old Style" w:cs="Bookman Old Style"/>
+          <w:color w:val="000000"/>
+          <w:sz w:val="24"/>
+          <w:szCs w:val="24"/>
+        </w:rPr>
+        <w:t xml:space="preserve"> pada </w:t>
+      </w:r>
+      <w:proofErr w:type="spellStart"/>
+      <w:r>
+        <w:rPr>
+          <w:rFonts w:ascii="Bookman Old Style" w:eastAsia="Bookman Old Style" w:hAnsi="Bookman Old Style" w:cs="Bookman Old Style"/>
+          <w:color w:val="000000"/>
+          <w:sz w:val="24"/>
+          <w:szCs w:val="24"/>
+        </w:rPr>
+        <w:t>perjanjian</w:t>
+      </w:r>
+      <w:proofErr w:type="spellEnd"/>
+      <w:r>
+        <w:rPr>
+          <w:rFonts w:ascii="Bookman Old Style" w:eastAsia="Bookman Old Style" w:hAnsi="Bookman Old Style" w:cs="Bookman Old Style"/>
+          <w:color w:val="000000"/>
+          <w:sz w:val="24"/>
+          <w:szCs w:val="24"/>
+        </w:rPr>
+        <w:t xml:space="preserve"> yang </w:t>
+      </w:r>
+      <w:proofErr w:type="spellStart"/>
+      <w:r>
+        <w:rPr>
+          <w:rFonts w:ascii="Bookman Old Style" w:eastAsia="Bookman Old Style" w:hAnsi="Bookman Old Style" w:cs="Bookman Old Style"/>
+          <w:color w:val="000000"/>
+          <w:sz w:val="24"/>
+          <w:szCs w:val="24"/>
+        </w:rPr>
+        <w:t>ditandatangani</w:t>
+      </w:r>
+      <w:proofErr w:type="spellEnd"/>
+      <w:r>
+        <w:rPr>
+          <w:rFonts w:ascii="Bookman Old Style" w:eastAsia="Bookman Old Style" w:hAnsi="Bookman Old Style" w:cs="Bookman Old Style"/>
+          <w:color w:val="000000"/>
+          <w:sz w:val="24"/>
+          <w:szCs w:val="24"/>
+        </w:rPr>
+        <w:t xml:space="preserve"> oleh </w:t>
       </w:r>
       <w:r>
         <w:rPr>
@@ -2752,7 +4547,27 @@
                 <w:sz w:val="24"/>
                 <w:szCs w:val="24"/>
               </w:rPr>
-              <w:t>{nama_petugas}</w:t>
+              <w:t>{</w:t>
+            </w:r>
+            <w:proofErr w:type="spellStart"/>
+            <w:r>
+              <w:rPr>
+                <w:rFonts w:ascii="Bookman Old Style" w:eastAsia="Bookman Old Style" w:hAnsi="Bookman Old Style" w:cs="Bookman Old Style"/>
+                <w:color w:val="000000"/>
+                <w:sz w:val="24"/>
+                <w:szCs w:val="24"/>
+              </w:rPr>
+              <w:t>nama_petugas</w:t>
+            </w:r>
+            <w:proofErr w:type="spellEnd"/>
+            <w:r>
+              <w:rPr>
+                <w:rFonts w:ascii="Bookman Old Style" w:eastAsia="Bookman Old Style" w:hAnsi="Bookman Old Style" w:cs="Bookman Old Style"/>
+                <w:color w:val="000000"/>
+                <w:sz w:val="24"/>
+                <w:szCs w:val="24"/>
+              </w:rPr>
+              <w:t>}</w:t>
             </w:r>
             <w:r>
               <w:rPr>
@@ -2832,7 +4647,27 @@
                 <w:sz w:val="24"/>
                 <w:szCs w:val="24"/>
               </w:rPr>
-              <w:t>(Nuraliyah)</w:t>
+              <w:t>(</w:t>
+            </w:r>
+            <w:proofErr w:type="spellStart"/>
+            <w:r>
+              <w:rPr>
+                <w:rFonts w:ascii="Bookman Old Style" w:eastAsia="Bookman Old Style" w:hAnsi="Bookman Old Style" w:cs="Bookman Old Style"/>
+                <w:color w:val="000000"/>
+                <w:sz w:val="24"/>
+                <w:szCs w:val="24"/>
+              </w:rPr>
+              <w:t>Nuraliyah</w:t>
+            </w:r>
+            <w:proofErr w:type="spellEnd"/>
+            <w:r>
+              <w:rPr>
+                <w:rFonts w:ascii="Bookman Old Style" w:eastAsia="Bookman Old Style" w:hAnsi="Bookman Old Style" w:cs="Bookman Old Style"/>
+                <w:color w:val="000000"/>
+                <w:sz w:val="24"/>
+                <w:szCs w:val="24"/>
+              </w:rPr>
+              <w:t>)</w:t>
             </w:r>
           </w:p>
         </w:tc>
@@ -3128,6 +4963,7 @@
                 <w:szCs w:val="24"/>
               </w:rPr>
             </w:pPr>
+            <w:proofErr w:type="spellStart"/>
             <w:r>
               <w:rPr>
                 <w:rFonts w:ascii="Bookman Old Style" w:eastAsia="Bookman Old Style" w:hAnsi="Bookman Old Style" w:cs="Bookman Old Style"/>
@@ -3135,8 +4971,19 @@
                 <w:sz w:val="24"/>
                 <w:szCs w:val="24"/>
               </w:rPr>
-              <w:t xml:space="preserve">Uraian </w:t>
-            </w:r>
+              <w:t>Uraian</w:t>
+            </w:r>
+            <w:proofErr w:type="spellEnd"/>
+            <w:r>
+              <w:rPr>
+                <w:rFonts w:ascii="Bookman Old Style" w:eastAsia="Bookman Old Style" w:hAnsi="Bookman Old Style" w:cs="Bookman Old Style"/>
+                <w:color w:val="000000"/>
+                <w:sz w:val="24"/>
+                <w:szCs w:val="24"/>
+              </w:rPr>
+              <w:t xml:space="preserve"> </w:t>
+            </w:r>
+            <w:proofErr w:type="spellStart"/>
             <w:r>
               <w:rPr>
                 <w:rFonts w:ascii="Bookman Old Style" w:eastAsia="Bookman Old Style" w:hAnsi="Bookman Old Style" w:cs="Bookman Old Style"/>
@@ -3145,6 +4992,7 @@
               </w:rPr>
               <w:t>Pekerjaan</w:t>
             </w:r>
+            <w:proofErr w:type="spellEnd"/>
           </w:p>
         </w:tc>
         <w:tc>
@@ -3176,7 +5024,17 @@
                 <w:sz w:val="24"/>
                 <w:szCs w:val="24"/>
               </w:rPr>
-              <w:t>Waktu Penyelesa</w:t>
+              <w:t xml:space="preserve">Waktu </w:t>
+            </w:r>
+            <w:proofErr w:type="spellStart"/>
+            <w:r>
+              <w:rPr>
+                <w:rFonts w:ascii="Bookman Old Style" w:eastAsia="Bookman Old Style" w:hAnsi="Bookman Old Style" w:cs="Bookman Old Style"/>
+                <w:color w:val="000000"/>
+                <w:sz w:val="24"/>
+                <w:szCs w:val="24"/>
+              </w:rPr>
+              <w:t>Penyelesa</w:t>
             </w:r>
             <w:r>
               <w:rPr>
@@ -3186,6 +5044,7 @@
               </w:rPr>
               <w:t>ian</w:t>
             </w:r>
+            <w:proofErr w:type="spellEnd"/>
           </w:p>
         </w:tc>
         <w:tc>
@@ -3217,8 +5076,19 @@
                 <w:sz w:val="24"/>
                 <w:szCs w:val="24"/>
               </w:rPr>
-              <w:t>Target Pekerjaan</w:t>
-            </w:r>
+              <w:t xml:space="preserve">Target </w:t>
+            </w:r>
+            <w:proofErr w:type="spellStart"/>
+            <w:r>
+              <w:rPr>
+                <w:rFonts w:ascii="Bookman Old Style" w:eastAsia="Bookman Old Style" w:hAnsi="Bookman Old Style" w:cs="Bookman Old Style"/>
+                <w:color w:val="000000"/>
+                <w:sz w:val="24"/>
+                <w:szCs w:val="24"/>
+              </w:rPr>
+              <w:t>Pekerjaan</w:t>
+            </w:r>
+            <w:proofErr w:type="spellEnd"/>
           </w:p>
         </w:tc>
         <w:tc>
@@ -3243,6 +5113,7 @@
                 <w:szCs w:val="24"/>
               </w:rPr>
             </w:pPr>
+            <w:proofErr w:type="spellStart"/>
             <w:r>
               <w:rPr>
                 <w:rFonts w:ascii="Bookman Old Style" w:eastAsia="Bookman Old Style" w:hAnsi="Bookman Old Style" w:cs="Bookman Old Style"/>
@@ -3250,8 +5121,29 @@
                 <w:sz w:val="24"/>
                 <w:szCs w:val="24"/>
               </w:rPr>
-              <w:t>Realisasi Pekerjaan</w:t>
-            </w:r>
+              <w:t>Realisasi</w:t>
+            </w:r>
+            <w:proofErr w:type="spellEnd"/>
+            <w:r>
+              <w:rPr>
+                <w:rFonts w:ascii="Bookman Old Style" w:eastAsia="Bookman Old Style" w:hAnsi="Bookman Old Style" w:cs="Bookman Old Style"/>
+                <w:color w:val="000000"/>
+                <w:sz w:val="24"/>
+                <w:szCs w:val="24"/>
+              </w:rPr>
+              <w:t xml:space="preserve"> </w:t>
+            </w:r>
+            <w:proofErr w:type="spellStart"/>
+            <w:r>
+              <w:rPr>
+                <w:rFonts w:ascii="Bookman Old Style" w:eastAsia="Bookman Old Style" w:hAnsi="Bookman Old Style" w:cs="Bookman Old Style"/>
+                <w:color w:val="000000"/>
+                <w:sz w:val="24"/>
+                <w:szCs w:val="24"/>
+              </w:rPr>
+              <w:t>Pekerjaan</w:t>
+            </w:r>
+            <w:proofErr w:type="spellEnd"/>
           </w:p>
         </w:tc>
         <w:tc>
@@ -3283,8 +5175,19 @@
                 <w:sz w:val="24"/>
                 <w:szCs w:val="24"/>
               </w:rPr>
-              <w:t>Nilai Perjanjian</w:t>
-            </w:r>
+              <w:t xml:space="preserve">Nilai </w:t>
+            </w:r>
+            <w:proofErr w:type="spellStart"/>
+            <w:r>
+              <w:rPr>
+                <w:rFonts w:ascii="Bookman Old Style" w:eastAsia="Bookman Old Style" w:hAnsi="Bookman Old Style" w:cs="Bookman Old Style"/>
+                <w:color w:val="000000"/>
+                <w:sz w:val="24"/>
+                <w:szCs w:val="24"/>
+              </w:rPr>
+              <w:t>Perjanjian</w:t>
+            </w:r>
+            <w:proofErr w:type="spellEnd"/>
           </w:p>
         </w:tc>
       </w:tr>
@@ -3376,6 +5279,7 @@
                 <w:szCs w:val="24"/>
               </w:rPr>
             </w:pPr>
+            <w:proofErr w:type="spellStart"/>
             <w:r>
               <w:rPr>
                 <w:rFonts w:ascii="Bookman Old Style" w:eastAsia="Bookman Old Style" w:hAnsi="Bookman Old Style" w:cs="Bookman Old Style"/>
@@ -3385,6 +5289,7 @@
               </w:rPr>
               <w:t>Presentase</w:t>
             </w:r>
+            <w:proofErr w:type="spellEnd"/>
           </w:p>
         </w:tc>
         <w:tc>
@@ -3739,13 +5644,59 @@
                 <w:szCs w:val="24"/>
               </w:rPr>
             </w:pPr>
-            <w:r>
-              <w:rPr>
-                <w:rFonts w:ascii="Bookman Old Style" w:eastAsia="Bookman Old Style" w:hAnsi="Bookman Old Style" w:cs="Bookman Old Style"/>
-                <w:sz w:val="24"/>
-                <w:szCs w:val="24"/>
-              </w:rPr>
-              <w:t xml:space="preserve">Melakukan pendataan lapangan </w:t>
+            <w:proofErr w:type="spellStart"/>
+            <w:r>
+              <w:rPr>
+                <w:rFonts w:ascii="Bookman Old Style" w:eastAsia="Bookman Old Style" w:hAnsi="Bookman Old Style" w:cs="Bookman Old Style"/>
+                <w:sz w:val="24"/>
+                <w:szCs w:val="24"/>
+              </w:rPr>
+              <w:t>Melakukan</w:t>
+            </w:r>
+            <w:proofErr w:type="spellEnd"/>
+            <w:r>
+              <w:rPr>
+                <w:rFonts w:ascii="Bookman Old Style" w:eastAsia="Bookman Old Style" w:hAnsi="Bookman Old Style" w:cs="Bookman Old Style"/>
+                <w:sz w:val="24"/>
+                <w:szCs w:val="24"/>
+              </w:rPr>
+              <w:t xml:space="preserve"> </w:t>
+            </w:r>
+            <w:proofErr w:type="spellStart"/>
+            <w:r>
+              <w:rPr>
+                <w:rFonts w:ascii="Bookman Old Style" w:eastAsia="Bookman Old Style" w:hAnsi="Bookman Old Style" w:cs="Bookman Old Style"/>
+                <w:sz w:val="24"/>
+                <w:szCs w:val="24"/>
+              </w:rPr>
+              <w:t>pendataan</w:t>
+            </w:r>
+            <w:proofErr w:type="spellEnd"/>
+            <w:r>
+              <w:rPr>
+                <w:rFonts w:ascii="Bookman Old Style" w:eastAsia="Bookman Old Style" w:hAnsi="Bookman Old Style" w:cs="Bookman Old Style"/>
+                <w:sz w:val="24"/>
+                <w:szCs w:val="24"/>
+              </w:rPr>
+              <w:t xml:space="preserve"> </w:t>
+            </w:r>
+            <w:proofErr w:type="spellStart"/>
+            <w:r>
+              <w:rPr>
+                <w:rFonts w:ascii="Bookman Old Style" w:eastAsia="Bookman Old Style" w:hAnsi="Bookman Old Style" w:cs="Bookman Old Style"/>
+                <w:sz w:val="24"/>
+                <w:szCs w:val="24"/>
+              </w:rPr>
+              <w:t>lapangan</w:t>
+            </w:r>
+            <w:proofErr w:type="spellEnd"/>
+            <w:r>
+              <w:rPr>
+                <w:rFonts w:ascii="Bookman Old Style" w:eastAsia="Bookman Old Style" w:hAnsi="Bookman Old Style" w:cs="Bookman Old Style"/>
+                <w:sz w:val="24"/>
+                <w:szCs w:val="24"/>
+              </w:rPr>
+              <w:t xml:space="preserve"> </w:t>
             </w:r>
             <w:r>
               <w:rPr>
@@ -3763,7 +5714,25 @@
                 <w:sz w:val="24"/>
                 <w:szCs w:val="24"/>
               </w:rPr>
-              <w:t>Sensus Ekonomi 2026 termin II</w:t>
+              <w:t xml:space="preserve">Sensus Ekonomi 2026 </w:t>
+            </w:r>
+            <w:proofErr w:type="spellStart"/>
+            <w:r>
+              <w:rPr>
+                <w:rFonts w:ascii="Bookman Old Style" w:eastAsia="Bookman Old Style" w:hAnsi="Bookman Old Style" w:cs="Bookman Old Style"/>
+                <w:sz w:val="24"/>
+                <w:szCs w:val="24"/>
+              </w:rPr>
+              <w:t>termin</w:t>
+            </w:r>
+            <w:proofErr w:type="spellEnd"/>
+            <w:r>
+              <w:rPr>
+                <w:rFonts w:ascii="Bookman Old Style" w:eastAsia="Bookman Old Style" w:hAnsi="Bookman Old Style" w:cs="Bookman Old Style"/>
+                <w:sz w:val="24"/>
+                <w:szCs w:val="24"/>
+              </w:rPr>
+              <w:t xml:space="preserve"> II</w:t>
             </w:r>
           </w:p>
         </w:tc>
@@ -3935,7 +5904,61 @@
                 <w:sz w:val="24"/>
                 <w:szCs w:val="24"/>
               </w:rPr>
-              <w:t xml:space="preserve">Telah mencapai target pekerjaan sebesar </w:t>
+              <w:t xml:space="preserve">Telah </w:t>
+            </w:r>
+            <w:proofErr w:type="spellStart"/>
+            <w:r>
+              <w:rPr>
+                <w:rFonts w:ascii="Bookman Old Style" w:eastAsia="Bookman Old Style" w:hAnsi="Bookman Old Style" w:cs="Bookman Old Style"/>
+                <w:sz w:val="24"/>
+                <w:szCs w:val="24"/>
+              </w:rPr>
+              <w:t>mencapai</w:t>
+            </w:r>
+            <w:proofErr w:type="spellEnd"/>
+            <w:r>
+              <w:rPr>
+                <w:rFonts w:ascii="Bookman Old Style" w:eastAsia="Bookman Old Style" w:hAnsi="Bookman Old Style" w:cs="Bookman Old Style"/>
+                <w:sz w:val="24"/>
+                <w:szCs w:val="24"/>
+              </w:rPr>
+              <w:t xml:space="preserve"> target </w:t>
+            </w:r>
+            <w:proofErr w:type="spellStart"/>
+            <w:r>
+              <w:rPr>
+                <w:rFonts w:ascii="Bookman Old Style" w:eastAsia="Bookman Old Style" w:hAnsi="Bookman Old Style" w:cs="Bookman Old Style"/>
+                <w:sz w:val="24"/>
+                <w:szCs w:val="24"/>
+              </w:rPr>
+              <w:t>pekerjaan</w:t>
+            </w:r>
+            <w:proofErr w:type="spellEnd"/>
+            <w:r>
+              <w:rPr>
+                <w:rFonts w:ascii="Bookman Old Style" w:eastAsia="Bookman Old Style" w:hAnsi="Bookman Old Style" w:cs="Bookman Old Style"/>
+                <w:sz w:val="24"/>
+                <w:szCs w:val="24"/>
+              </w:rPr>
+              <w:t xml:space="preserve"> </w:t>
+            </w:r>
+            <w:proofErr w:type="spellStart"/>
+            <w:r>
+              <w:rPr>
+                <w:rFonts w:ascii="Bookman Old Style" w:eastAsia="Bookman Old Style" w:hAnsi="Bookman Old Style" w:cs="Bookman Old Style"/>
+                <w:sz w:val="24"/>
+                <w:szCs w:val="24"/>
+              </w:rPr>
+              <w:t>sebesar</w:t>
+            </w:r>
+            <w:proofErr w:type="spellEnd"/>
+            <w:r>
+              <w:rPr>
+                <w:rFonts w:ascii="Bookman Old Style" w:eastAsia="Bookman Old Style" w:hAnsi="Bookman Old Style" w:cs="Bookman Old Style"/>
+                <w:sz w:val="24"/>
+                <w:szCs w:val="24"/>
+              </w:rPr>
+              <w:t xml:space="preserve"> </w:t>
             </w:r>
             <w:r>
               <w:rPr>
@@ -3946,7 +5969,31 @@
                 <w:szCs w:val="24"/>
                 <w:u w:val="single"/>
               </w:rPr>
-              <w:t>{sls_ongoing}</w:t>
+              <w:t>{</w:t>
+            </w:r>
+            <w:proofErr w:type="spellStart"/>
+            <w:r>
+              <w:rPr>
+                <w:rFonts w:ascii="Bookman Old Style" w:eastAsia="Bookman Old Style" w:hAnsi="Bookman Old Style" w:cs="Bookman Old Style"/>
+                <w:i/>
+                <w:iCs/>
+                <w:sz w:val="24"/>
+                <w:szCs w:val="24"/>
+                <w:u w:val="single"/>
+              </w:rPr>
+              <w:t>sls_ongoing</w:t>
+            </w:r>
+            <w:proofErr w:type="spellEnd"/>
+            <w:r>
+              <w:rPr>
+                <w:rFonts w:ascii="Bookman Old Style" w:eastAsia="Bookman Old Style" w:hAnsi="Bookman Old Style" w:cs="Bookman Old Style"/>
+                <w:i/>
+                <w:iCs/>
+                <w:sz w:val="24"/>
+                <w:szCs w:val="24"/>
+                <w:u w:val="single"/>
+              </w:rPr>
+              <w:t>}</w:t>
             </w:r>
             <w:r>
               <w:rPr>
@@ -4274,14 +6321,45 @@
           <w:szCs w:val="24"/>
         </w:rPr>
       </w:pPr>
-      <w:r>
-        <w:rPr>
-          <w:rFonts w:ascii="Bookman Old Style" w:eastAsia="Bookman Old Style" w:hAnsi="Bookman Old Style" w:cs="Bookman Old Style"/>
-          <w:color w:val="000000"/>
-          <w:sz w:val="24"/>
-          <w:szCs w:val="24"/>
-        </w:rPr>
-        <w:t>Screenshoot Aplikasi Fasih</w:t>
+      <w:proofErr w:type="spellStart"/>
+      <w:r>
+        <w:rPr>
+          <w:rFonts w:ascii="Bookman Old Style" w:eastAsia="Bookman Old Style" w:hAnsi="Bookman Old Style" w:cs="Bookman Old Style"/>
+          <w:color w:val="000000"/>
+          <w:sz w:val="24"/>
+          <w:szCs w:val="24"/>
+        </w:rPr>
+        <w:t>Screenshoot</w:t>
+      </w:r>
+      <w:proofErr w:type="spellEnd"/>
+      <w:r>
+        <w:rPr>
+          <w:rFonts w:ascii="Bookman Old Style" w:eastAsia="Bookman Old Style" w:hAnsi="Bookman Old Style" w:cs="Bookman Old Style"/>
+          <w:color w:val="000000"/>
+          <w:sz w:val="24"/>
+          <w:szCs w:val="24"/>
+        </w:rPr>
+        <w:t xml:space="preserve"> </w:t>
+      </w:r>
+      <w:proofErr w:type="spellStart"/>
+      <w:r>
+        <w:rPr>
+          <w:rFonts w:ascii="Bookman Old Style" w:eastAsia="Bookman Old Style" w:hAnsi="Bookman Old Style" w:cs="Bookman Old Style"/>
+          <w:color w:val="000000"/>
+          <w:sz w:val="24"/>
+          <w:szCs w:val="24"/>
+        </w:rPr>
+        <w:t>Aplikasi</w:t>
+      </w:r>
+      <w:proofErr w:type="spellEnd"/>
+      <w:r>
+        <w:rPr>
+          <w:rFonts w:ascii="Bookman Old Style" w:eastAsia="Bookman Old Style" w:hAnsi="Bookman Old Style" w:cs="Bookman Old Style"/>
+          <w:color w:val="000000"/>
+          <w:sz w:val="24"/>
+          <w:szCs w:val="24"/>
+        </w:rPr>
+        <w:t xml:space="preserve"> Fasih</w:t>
       </w:r>
     </w:p>
     <w:p>
@@ -4304,7 +6382,27 @@
           <w:szCs w:val="24"/>
           <w:lang w:val="en"/>
         </w:rPr>
-        <w:t>{%halaman_depan}</w:t>
+        <w:t>{%</w:t>
+      </w:r>
+      <w:proofErr w:type="spellStart"/>
+      <w:r>
+        <w:rPr>
+          <w:rFonts w:ascii="Bookman Old Style" w:eastAsia="Bookman Old Style" w:hAnsi="Bookman Old Style" w:cs="Bookman Old Style"/>
+          <w:sz w:val="24"/>
+          <w:szCs w:val="24"/>
+          <w:lang w:val="en"/>
+        </w:rPr>
+        <w:t>halaman_depan</w:t>
+      </w:r>
+      <w:proofErr w:type="spellEnd"/>
+      <w:r>
+        <w:rPr>
+          <w:rFonts w:ascii="Bookman Old Style" w:eastAsia="Bookman Old Style" w:hAnsi="Bookman Old Style" w:cs="Bookman Old Style"/>
+          <w:sz w:val="24"/>
+          <w:szCs w:val="24"/>
+          <w:lang w:val="en"/>
+        </w:rPr>
+        <w:t>}</w:t>
       </w:r>
     </w:p>
     <w:tbl>
@@ -4345,7 +6443,23 @@
                 <w:rFonts w:ascii="Arial" w:eastAsia="Arial" w:hAnsi="Arial"/>
                 <w:sz w:val="16"/>
               </w:rPr>
-              <w:t>{#foto_rows}{%foto1}</w:t>
+              <w:t>{#foto_</w:t>
+            </w:r>
+            <w:proofErr w:type="gramStart"/>
+            <w:r>
+              <w:rPr>
+                <w:rFonts w:ascii="Arial" w:eastAsia="Arial" w:hAnsi="Arial"/>
+                <w:sz w:val="16"/>
+              </w:rPr>
+              <w:t>rows}{</w:t>
+            </w:r>
+            <w:proofErr w:type="gramEnd"/>
+            <w:r>
+              <w:rPr>
+                <w:rFonts w:ascii="Arial" w:eastAsia="Arial" w:hAnsi="Arial"/>
+                <w:sz w:val="16"/>
+              </w:rPr>
+              <w:t>%foto1}</w:t>
             </w:r>
           </w:p>
         </w:tc>
@@ -4395,7 +6509,39 @@
                 <w:rFonts w:ascii="Arial" w:eastAsia="Arial" w:hAnsi="Arial"/>
                 <w:sz w:val="16"/>
               </w:rPr>
-              <w:t>{%foto3}{/foto_rows}</w:t>
+              <w:t>{%foto</w:t>
+            </w:r>
+            <w:proofErr w:type="gramStart"/>
+            <w:r>
+              <w:rPr>
+                <w:rFonts w:ascii="Arial" w:eastAsia="Arial" w:hAnsi="Arial"/>
+                <w:sz w:val="16"/>
+              </w:rPr>
+              <w:t>3}{</w:t>
+            </w:r>
+            <w:proofErr w:type="gramEnd"/>
+            <w:r>
+              <w:rPr>
+                <w:rFonts w:ascii="Arial" w:eastAsia="Arial" w:hAnsi="Arial"/>
+                <w:sz w:val="16"/>
+              </w:rPr>
+              <w:t>/</w:t>
+            </w:r>
+            <w:proofErr w:type="spellStart"/>
+            <w:r>
+              <w:rPr>
+                <w:rFonts w:ascii="Arial" w:eastAsia="Arial" w:hAnsi="Arial"/>
+                <w:sz w:val="16"/>
+              </w:rPr>
+              <w:t>foto_rows</w:t>
+            </w:r>
+            <w:proofErr w:type="spellEnd"/>
+            <w:r>
+              <w:rPr>
+                <w:rFonts w:ascii="Arial" w:eastAsia="Arial" w:hAnsi="Arial"/>
+                <w:sz w:val="16"/>
+              </w:rPr>
+              <w:t>}</w:t>
             </w:r>
           </w:p>
         </w:tc>
@@ -4561,7 +6707,25 @@
                 <w:sz w:val="24"/>
                 <w:szCs w:val="24"/>
               </w:rPr>
-              <w:t>{nama_petugas}</w:t>
+              <w:t>{</w:t>
+            </w:r>
+            <w:proofErr w:type="spellStart"/>
+            <w:r>
+              <w:rPr>
+                <w:rFonts w:ascii="Bookman Old Style" w:eastAsia="Bookman Old Style" w:hAnsi="Bookman Old Style" w:cs="Bookman Old Style"/>
+                <w:sz w:val="24"/>
+                <w:szCs w:val="24"/>
+              </w:rPr>
+              <w:t>nama_petugas</w:t>
+            </w:r>
+            <w:proofErr w:type="spellEnd"/>
+            <w:r>
+              <w:rPr>
+                <w:rFonts w:ascii="Bookman Old Style" w:eastAsia="Bookman Old Style" w:hAnsi="Bookman Old Style" w:cs="Bookman Old Style"/>
+                <w:sz w:val="24"/>
+                <w:szCs w:val="24"/>
+              </w:rPr>
+              <w:t>}</w:t>
             </w:r>
             <w:r>
               <w:rPr>
@@ -4678,7 +6842,25 @@
                 <w:sz w:val="24"/>
                 <w:szCs w:val="24"/>
               </w:rPr>
-              <w:t>(Nuraliyah)</w:t>
+              <w:t>(</w:t>
+            </w:r>
+            <w:proofErr w:type="spellStart"/>
+            <w:r>
+              <w:rPr>
+                <w:rFonts w:ascii="Bookman Old Style" w:eastAsia="Bookman Old Style" w:hAnsi="Bookman Old Style" w:cs="Bookman Old Style"/>
+                <w:sz w:val="24"/>
+                <w:szCs w:val="24"/>
+              </w:rPr>
+              <w:t>Nuraliyah</w:t>
+            </w:r>
+            <w:proofErr w:type="spellEnd"/>
+            <w:r>
+              <w:rPr>
+                <w:rFonts w:ascii="Bookman Old Style" w:eastAsia="Bookman Old Style" w:hAnsi="Bookman Old Style" w:cs="Bookman Old Style"/>
+                <w:sz w:val="24"/>
+                <w:szCs w:val="24"/>
+              </w:rPr>
+              <w:t>)</w:t>
             </w:r>
           </w:p>
         </w:tc>
@@ -4762,13 +6944,23 @@
           <w:szCs w:val="24"/>
         </w:rPr>
       </w:pPr>
-      <w:r>
-        <w:rPr>
-          <w:rFonts w:ascii="Bookman Old Style" w:eastAsia="Bookman Old Style" w:hAnsi="Bookman Old Style" w:cs="Bookman Old Style"/>
-          <w:sz w:val="24"/>
-          <w:szCs w:val="24"/>
-        </w:rPr>
-        <w:t>Menyetujui,</w:t>
+      <w:proofErr w:type="spellStart"/>
+      <w:r>
+        <w:rPr>
+          <w:rFonts w:ascii="Bookman Old Style" w:eastAsia="Bookman Old Style" w:hAnsi="Bookman Old Style" w:cs="Bookman Old Style"/>
+          <w:sz w:val="24"/>
+          <w:szCs w:val="24"/>
+        </w:rPr>
+        <w:t>Menyetujui</w:t>
+      </w:r>
+      <w:proofErr w:type="spellEnd"/>
+      <w:r>
+        <w:rPr>
+          <w:rFonts w:ascii="Bookman Old Style" w:eastAsia="Bookman Old Style" w:hAnsi="Bookman Old Style" w:cs="Bookman Old Style"/>
+          <w:sz w:val="24"/>
+          <w:szCs w:val="24"/>
+        </w:rPr>
+        <w:t>,</w:t>
       </w:r>
       <w:r>
         <w:rPr>
@@ -4777,8 +6969,53 @@
           <w:szCs w:val="24"/>
         </w:rPr>
         <w:br/>
-        <w:t>Pejabat Pembuat Komitmen</w:t>
-      </w:r>
+      </w:r>
+      <w:proofErr w:type="spellStart"/>
+      <w:r>
+        <w:rPr>
+          <w:rFonts w:ascii="Bookman Old Style" w:eastAsia="Bookman Old Style" w:hAnsi="Bookman Old Style" w:cs="Bookman Old Style"/>
+          <w:sz w:val="24"/>
+          <w:szCs w:val="24"/>
+        </w:rPr>
+        <w:t>Pejabat</w:t>
+      </w:r>
+      <w:proofErr w:type="spellEnd"/>
+      <w:r>
+        <w:rPr>
+          <w:rFonts w:ascii="Bookman Old Style" w:eastAsia="Bookman Old Style" w:hAnsi="Bookman Old Style" w:cs="Bookman Old Style"/>
+          <w:sz w:val="24"/>
+          <w:szCs w:val="24"/>
+        </w:rPr>
+        <w:t xml:space="preserve"> </w:t>
+      </w:r>
+      <w:proofErr w:type="spellStart"/>
+      <w:r>
+        <w:rPr>
+          <w:rFonts w:ascii="Bookman Old Style" w:eastAsia="Bookman Old Style" w:hAnsi="Bookman Old Style" w:cs="Bookman Old Style"/>
+          <w:sz w:val="24"/>
+          <w:szCs w:val="24"/>
+        </w:rPr>
+        <w:t>Pembuat</w:t>
+      </w:r>
+      <w:proofErr w:type="spellEnd"/>
+      <w:r>
+        <w:rPr>
+          <w:rFonts w:ascii="Bookman Old Style" w:eastAsia="Bookman Old Style" w:hAnsi="Bookman Old Style" w:cs="Bookman Old Style"/>
+          <w:sz w:val="24"/>
+          <w:szCs w:val="24"/>
+        </w:rPr>
+        <w:t xml:space="preserve"> </w:t>
+      </w:r>
+      <w:proofErr w:type="spellStart"/>
+      <w:r>
+        <w:rPr>
+          <w:rFonts w:ascii="Bookman Old Style" w:eastAsia="Bookman Old Style" w:hAnsi="Bookman Old Style" w:cs="Bookman Old Style"/>
+          <w:sz w:val="24"/>
+          <w:szCs w:val="24"/>
+        </w:rPr>
+        <w:t>Komitmen</w:t>
+      </w:r>
+      <w:proofErr w:type="spellEnd"/>
     </w:p>
     <w:p>
       <w:pPr>
@@ -5160,7 +7397,25 @@
           <w:szCs w:val="24"/>
           <w:lang w:val="sv-SE"/>
         </w:rPr>
-        <w:t>{hari}</w:t>
+        <w:t>{</w:t>
+      </w:r>
+      <w:r>
+        <w:rPr>
+          <w:rFonts w:ascii="Bookman Old Style" w:eastAsia="Bookman Old Style" w:hAnsi="Bookman Old Style" w:cs="Bookman Old Style"/>
+          <w:sz w:val="24"/>
+          <w:szCs w:val="24"/>
+          <w:lang w:val="sv-SE"/>
+        </w:rPr>
+        <w:t>tanggal</w:t>
+      </w:r>
+      <w:r>
+        <w:rPr>
+          <w:rFonts w:ascii="Bookman Old Style" w:eastAsia="Bookman Old Style" w:hAnsi="Bookman Old Style" w:cs="Bookman Old Style"/>
+          <w:sz w:val="24"/>
+          <w:szCs w:val="24"/>
+          <w:lang w:val="sv-SE"/>
+        </w:rPr>
+        <w:t>}</w:t>
       </w:r>
       <w:r>
         <w:rPr>
@@ -5763,7 +8018,47 @@
           <w:szCs w:val="24"/>
           <w:lang w:val="en"/>
         </w:rPr>
-        <w:t xml:space="preserve">Dengan ini menyatakan:  </w:t>
+        <w:t xml:space="preserve">Dengan </w:t>
+      </w:r>
+      <w:proofErr w:type="spellStart"/>
+      <w:r>
+        <w:rPr>
+          <w:rFonts w:ascii="Bookman Old Style" w:eastAsia="Bookman Old Style" w:hAnsi="Bookman Old Style" w:cs="Bookman Old Style"/>
+          <w:sz w:val="24"/>
+          <w:szCs w:val="24"/>
+          <w:lang w:val="en"/>
+        </w:rPr>
+        <w:t>ini</w:t>
+      </w:r>
+      <w:proofErr w:type="spellEnd"/>
+      <w:r>
+        <w:rPr>
+          <w:rFonts w:ascii="Bookman Old Style" w:eastAsia="Bookman Old Style" w:hAnsi="Bookman Old Style" w:cs="Bookman Old Style"/>
+          <w:sz w:val="24"/>
+          <w:szCs w:val="24"/>
+          <w:lang w:val="en"/>
+        </w:rPr>
+        <w:t xml:space="preserve"> </w:t>
+      </w:r>
+      <w:proofErr w:type="spellStart"/>
+      <w:r>
+        <w:rPr>
+          <w:rFonts w:ascii="Bookman Old Style" w:eastAsia="Bookman Old Style" w:hAnsi="Bookman Old Style" w:cs="Bookman Old Style"/>
+          <w:sz w:val="24"/>
+          <w:szCs w:val="24"/>
+          <w:lang w:val="en"/>
+        </w:rPr>
+        <w:t>menyatakan</w:t>
+      </w:r>
+      <w:proofErr w:type="spellEnd"/>
+      <w:r>
+        <w:rPr>
+          <w:rFonts w:ascii="Bookman Old Style" w:eastAsia="Bookman Old Style" w:hAnsi="Bookman Old Style" w:cs="Bookman Old Style"/>
+          <w:sz w:val="24"/>
+          <w:szCs w:val="24"/>
+          <w:lang w:val="en"/>
+        </w:rPr>
+        <w:t xml:space="preserve">:  </w:t>
       </w:r>
     </w:p>
     <w:p>
@@ -5801,7 +8096,127 @@
           <w:szCs w:val="24"/>
           <w:lang w:val="en"/>
         </w:rPr>
-        <w:t xml:space="preserve"> telah melaksanakan seluruh pekerjaan Pendataan Lapangan Sensus Ekonomi 2026 pada Badan Pusat Statistik </w:t>
+        <w:t xml:space="preserve"> </w:t>
+      </w:r>
+      <w:proofErr w:type="spellStart"/>
+      <w:r>
+        <w:rPr>
+          <w:rFonts w:ascii="Bookman Old Style" w:eastAsia="Bookman Old Style" w:hAnsi="Bookman Old Style" w:cs="Bookman Old Style"/>
+          <w:sz w:val="24"/>
+          <w:szCs w:val="24"/>
+          <w:lang w:val="en"/>
+        </w:rPr>
+        <w:t>telah</w:t>
+      </w:r>
+      <w:proofErr w:type="spellEnd"/>
+      <w:r>
+        <w:rPr>
+          <w:rFonts w:ascii="Bookman Old Style" w:eastAsia="Bookman Old Style" w:hAnsi="Bookman Old Style" w:cs="Bookman Old Style"/>
+          <w:sz w:val="24"/>
+          <w:szCs w:val="24"/>
+          <w:lang w:val="en"/>
+        </w:rPr>
+        <w:t xml:space="preserve"> </w:t>
+      </w:r>
+      <w:proofErr w:type="spellStart"/>
+      <w:r>
+        <w:rPr>
+          <w:rFonts w:ascii="Bookman Old Style" w:eastAsia="Bookman Old Style" w:hAnsi="Bookman Old Style" w:cs="Bookman Old Style"/>
+          <w:sz w:val="24"/>
+          <w:szCs w:val="24"/>
+          <w:lang w:val="en"/>
+        </w:rPr>
+        <w:t>melaksanakan</w:t>
+      </w:r>
+      <w:proofErr w:type="spellEnd"/>
+      <w:r>
+        <w:rPr>
+          <w:rFonts w:ascii="Bookman Old Style" w:eastAsia="Bookman Old Style" w:hAnsi="Bookman Old Style" w:cs="Bookman Old Style"/>
+          <w:sz w:val="24"/>
+          <w:szCs w:val="24"/>
+          <w:lang w:val="en"/>
+        </w:rPr>
+        <w:t xml:space="preserve"> </w:t>
+      </w:r>
+      <w:proofErr w:type="spellStart"/>
+      <w:r>
+        <w:rPr>
+          <w:rFonts w:ascii="Bookman Old Style" w:eastAsia="Bookman Old Style" w:hAnsi="Bookman Old Style" w:cs="Bookman Old Style"/>
+          <w:sz w:val="24"/>
+          <w:szCs w:val="24"/>
+          <w:lang w:val="en"/>
+        </w:rPr>
+        <w:t>seluruh</w:t>
+      </w:r>
+      <w:proofErr w:type="spellEnd"/>
+      <w:r>
+        <w:rPr>
+          <w:rFonts w:ascii="Bookman Old Style" w:eastAsia="Bookman Old Style" w:hAnsi="Bookman Old Style" w:cs="Bookman Old Style"/>
+          <w:sz w:val="24"/>
+          <w:szCs w:val="24"/>
+          <w:lang w:val="en"/>
+        </w:rPr>
+        <w:t xml:space="preserve"> </w:t>
+      </w:r>
+      <w:proofErr w:type="spellStart"/>
+      <w:r>
+        <w:rPr>
+          <w:rFonts w:ascii="Bookman Old Style" w:eastAsia="Bookman Old Style" w:hAnsi="Bookman Old Style" w:cs="Bookman Old Style"/>
+          <w:sz w:val="24"/>
+          <w:szCs w:val="24"/>
+          <w:lang w:val="en"/>
+        </w:rPr>
+        <w:t>pekerjaan</w:t>
+      </w:r>
+      <w:proofErr w:type="spellEnd"/>
+      <w:r>
+        <w:rPr>
+          <w:rFonts w:ascii="Bookman Old Style" w:eastAsia="Bookman Old Style" w:hAnsi="Bookman Old Style" w:cs="Bookman Old Style"/>
+          <w:sz w:val="24"/>
+          <w:szCs w:val="24"/>
+          <w:lang w:val="en"/>
+        </w:rPr>
+        <w:t xml:space="preserve"> </w:t>
+      </w:r>
+      <w:proofErr w:type="spellStart"/>
+      <w:r>
+        <w:rPr>
+          <w:rFonts w:ascii="Bookman Old Style" w:eastAsia="Bookman Old Style" w:hAnsi="Bookman Old Style" w:cs="Bookman Old Style"/>
+          <w:sz w:val="24"/>
+          <w:szCs w:val="24"/>
+          <w:lang w:val="en"/>
+        </w:rPr>
+        <w:t>Pendataan</w:t>
+      </w:r>
+      <w:proofErr w:type="spellEnd"/>
+      <w:r>
+        <w:rPr>
+          <w:rFonts w:ascii="Bookman Old Style" w:eastAsia="Bookman Old Style" w:hAnsi="Bookman Old Style" w:cs="Bookman Old Style"/>
+          <w:sz w:val="24"/>
+          <w:szCs w:val="24"/>
+          <w:lang w:val="en"/>
+        </w:rPr>
+        <w:t xml:space="preserve"> Lapangan Sensus Ekonomi 2026 pada Badan Pusat </w:t>
+      </w:r>
+      <w:proofErr w:type="spellStart"/>
+      <w:r>
+        <w:rPr>
+          <w:rFonts w:ascii="Bookman Old Style" w:eastAsia="Bookman Old Style" w:hAnsi="Bookman Old Style" w:cs="Bookman Old Style"/>
+          <w:sz w:val="24"/>
+          <w:szCs w:val="24"/>
+          <w:lang w:val="en"/>
+        </w:rPr>
+        <w:t>Statistik</w:t>
+      </w:r>
+      <w:proofErr w:type="spellEnd"/>
+      <w:r>
+        <w:rPr>
+          <w:rFonts w:ascii="Bookman Old Style" w:eastAsia="Bookman Old Style" w:hAnsi="Bookman Old Style" w:cs="Bookman Old Style"/>
+          <w:sz w:val="24"/>
+          <w:szCs w:val="24"/>
+          <w:lang w:val="en"/>
+        </w:rPr>
+        <w:t xml:space="preserve"> </w:t>
       </w:r>
       <w:r>
         <w:rPr>
@@ -5819,7 +8234,67 @@
           <w:szCs w:val="24"/>
           <w:lang w:val="en"/>
         </w:rPr>
-        <w:t xml:space="preserve"> berdasarkan Perjanjian Kerja Nomor:</w:t>
+        <w:t xml:space="preserve"> </w:t>
+      </w:r>
+      <w:proofErr w:type="spellStart"/>
+      <w:r>
+        <w:rPr>
+          <w:rFonts w:ascii="Bookman Old Style" w:eastAsia="Bookman Old Style" w:hAnsi="Bookman Old Style" w:cs="Bookman Old Style"/>
+          <w:sz w:val="24"/>
+          <w:szCs w:val="24"/>
+          <w:lang w:val="en"/>
+        </w:rPr>
+        <w:t>berdasarkan</w:t>
+      </w:r>
+      <w:proofErr w:type="spellEnd"/>
+      <w:r>
+        <w:rPr>
+          <w:rFonts w:ascii="Bookman Old Style" w:eastAsia="Bookman Old Style" w:hAnsi="Bookman Old Style" w:cs="Bookman Old Style"/>
+          <w:sz w:val="24"/>
+          <w:szCs w:val="24"/>
+          <w:lang w:val="en"/>
+        </w:rPr>
+        <w:t xml:space="preserve"> </w:t>
+      </w:r>
+      <w:proofErr w:type="spellStart"/>
+      <w:r>
+        <w:rPr>
+          <w:rFonts w:ascii="Bookman Old Style" w:eastAsia="Bookman Old Style" w:hAnsi="Bookman Old Style" w:cs="Bookman Old Style"/>
+          <w:sz w:val="24"/>
+          <w:szCs w:val="24"/>
+          <w:lang w:val="en"/>
+        </w:rPr>
+        <w:t>Perjanjian</w:t>
+      </w:r>
+      <w:proofErr w:type="spellEnd"/>
+      <w:r>
+        <w:rPr>
+          <w:rFonts w:ascii="Bookman Old Style" w:eastAsia="Bookman Old Style" w:hAnsi="Bookman Old Style" w:cs="Bookman Old Style"/>
+          <w:sz w:val="24"/>
+          <w:szCs w:val="24"/>
+          <w:lang w:val="en"/>
+        </w:rPr>
+        <w:t xml:space="preserve"> </w:t>
+      </w:r>
+      <w:proofErr w:type="spellStart"/>
+      <w:r>
+        <w:rPr>
+          <w:rFonts w:ascii="Bookman Old Style" w:eastAsia="Bookman Old Style" w:hAnsi="Bookman Old Style" w:cs="Bookman Old Style"/>
+          <w:sz w:val="24"/>
+          <w:szCs w:val="24"/>
+          <w:lang w:val="en"/>
+        </w:rPr>
+        <w:t>Kerja</w:t>
+      </w:r>
+      <w:proofErr w:type="spellEnd"/>
+      <w:r>
+        <w:rPr>
+          <w:rFonts w:ascii="Bookman Old Style" w:eastAsia="Bookman Old Style" w:hAnsi="Bookman Old Style" w:cs="Bookman Old Style"/>
+          <w:sz w:val="24"/>
+          <w:szCs w:val="24"/>
+          <w:lang w:val="en"/>
+        </w:rPr>
+        <w:t xml:space="preserve"> Nomor:</w:t>
       </w:r>
       <w:r>
         <w:rPr>
@@ -5830,6 +8305,7 @@
         </w:rPr>
         <w:t xml:space="preserve"> {</w:t>
       </w:r>
+      <w:proofErr w:type="spellStart"/>
       <w:r>
         <w:rPr>
           <w:rFonts w:ascii="Bookman Old Style" w:eastAsia="Bookman Old Style" w:hAnsi="Bookman Old Style" w:cs="Bookman Old Style"/>
@@ -5848,6 +8324,7 @@
         </w:rPr>
         <w:t>mor_spk</w:t>
       </w:r>
+      <w:proofErr w:type="spellEnd"/>
       <w:r>
         <w:rPr>
           <w:rFonts w:ascii="Bookman Old Style" w:eastAsia="Bookman Old Style" w:hAnsi="Bookman Old Style" w:cs="Bookman Old Style"/>
@@ -5864,8 +8341,19 @@
           <w:szCs w:val="24"/>
           <w:lang w:val="en"/>
         </w:rPr>
-        <w:t>, sesuai dengan target pekerjaan yang ditetapkan sebesar</w:t>
-      </w:r>
+        <w:t xml:space="preserve">, </w:t>
+      </w:r>
+      <w:proofErr w:type="spellStart"/>
+      <w:r>
+        <w:rPr>
+          <w:rFonts w:ascii="Bookman Old Style" w:eastAsia="Bookman Old Style" w:hAnsi="Bookman Old Style" w:cs="Bookman Old Style"/>
+          <w:sz w:val="24"/>
+          <w:szCs w:val="24"/>
+          <w:lang w:val="en"/>
+        </w:rPr>
+        <w:t>sesuai</w:t>
+      </w:r>
+      <w:proofErr w:type="spellEnd"/>
       <w:r>
         <w:rPr>
           <w:rFonts w:ascii="Bookman Old Style" w:eastAsia="Bookman Old Style" w:hAnsi="Bookman Old Style" w:cs="Bookman Old Style"/>
@@ -5875,15 +8363,57 @@
         </w:rPr>
         <w:t xml:space="preserve"> </w:t>
       </w:r>
-      <w:r>
-        <w:rPr>
-          <w:rFonts w:ascii="Bookman Old Style" w:eastAsia="Bookman Old Style" w:hAnsi="Bookman Old Style" w:cs="Bookman Old Style"/>
-          <w:sz w:val="24"/>
-          <w:szCs w:val="24"/>
-          <w:lang w:val="en"/>
-        </w:rPr>
-        <w:t>{sls_ongoing}</w:t>
-      </w:r>
+      <w:proofErr w:type="spellStart"/>
+      <w:r>
+        <w:rPr>
+          <w:rFonts w:ascii="Bookman Old Style" w:eastAsia="Bookman Old Style" w:hAnsi="Bookman Old Style" w:cs="Bookman Old Style"/>
+          <w:sz w:val="24"/>
+          <w:szCs w:val="24"/>
+          <w:lang w:val="en"/>
+        </w:rPr>
+        <w:t>dengan</w:t>
+      </w:r>
+      <w:proofErr w:type="spellEnd"/>
+      <w:r>
+        <w:rPr>
+          <w:rFonts w:ascii="Bookman Old Style" w:eastAsia="Bookman Old Style" w:hAnsi="Bookman Old Style" w:cs="Bookman Old Style"/>
+          <w:sz w:val="24"/>
+          <w:szCs w:val="24"/>
+          <w:lang w:val="en"/>
+        </w:rPr>
+        <w:t xml:space="preserve"> target </w:t>
+      </w:r>
+      <w:proofErr w:type="spellStart"/>
+      <w:r>
+        <w:rPr>
+          <w:rFonts w:ascii="Bookman Old Style" w:eastAsia="Bookman Old Style" w:hAnsi="Bookman Old Style" w:cs="Bookman Old Style"/>
+          <w:sz w:val="24"/>
+          <w:szCs w:val="24"/>
+          <w:lang w:val="en"/>
+        </w:rPr>
+        <w:t>pekerjaan</w:t>
+      </w:r>
+      <w:proofErr w:type="spellEnd"/>
+      <w:r>
+        <w:rPr>
+          <w:rFonts w:ascii="Bookman Old Style" w:eastAsia="Bookman Old Style" w:hAnsi="Bookman Old Style" w:cs="Bookman Old Style"/>
+          <w:sz w:val="24"/>
+          <w:szCs w:val="24"/>
+          <w:lang w:val="en"/>
+        </w:rPr>
+        <w:t xml:space="preserve"> yang </w:t>
+      </w:r>
+      <w:proofErr w:type="spellStart"/>
+      <w:r>
+        <w:rPr>
+          <w:rFonts w:ascii="Bookman Old Style" w:eastAsia="Bookman Old Style" w:hAnsi="Bookman Old Style" w:cs="Bookman Old Style"/>
+          <w:sz w:val="24"/>
+          <w:szCs w:val="24"/>
+          <w:lang w:val="en"/>
+        </w:rPr>
+        <w:t>ditetapkan</w:t>
+      </w:r>
+      <w:proofErr w:type="spellEnd"/>
       <w:r>
         <w:rPr>
           <w:rFonts w:ascii="Bookman Old Style" w:eastAsia="Bookman Old Style" w:hAnsi="Bookman Old Style" w:cs="Bookman Old Style"/>
@@ -5893,14 +8423,172 @@
         </w:rPr>
         <w:t xml:space="preserve"> </w:t>
       </w:r>
-      <w:r>
-        <w:rPr>
-          <w:rFonts w:ascii="Bookman Old Style" w:eastAsia="Bookman Old Style" w:hAnsi="Bookman Old Style" w:cs="Bookman Old Style"/>
-          <w:sz w:val="24"/>
-          <w:szCs w:val="24"/>
-          <w:lang w:val="en"/>
-        </w:rPr>
-        <w:t xml:space="preserve">SLS/Sub-SLS dan/atau usaha besar selama pendataan </w:t>
+      <w:proofErr w:type="spellStart"/>
+      <w:r>
+        <w:rPr>
+          <w:rFonts w:ascii="Bookman Old Style" w:eastAsia="Bookman Old Style" w:hAnsi="Bookman Old Style" w:cs="Bookman Old Style"/>
+          <w:sz w:val="24"/>
+          <w:szCs w:val="24"/>
+          <w:lang w:val="en"/>
+        </w:rPr>
+        <w:t>sebesar</w:t>
+      </w:r>
+      <w:proofErr w:type="spellEnd"/>
+      <w:r>
+        <w:rPr>
+          <w:rFonts w:ascii="Bookman Old Style" w:eastAsia="Bookman Old Style" w:hAnsi="Bookman Old Style" w:cs="Bookman Old Style"/>
+          <w:sz w:val="24"/>
+          <w:szCs w:val="24"/>
+          <w:lang w:val="en"/>
+        </w:rPr>
+        <w:t xml:space="preserve"> </w:t>
+      </w:r>
+      <w:r>
+        <w:rPr>
+          <w:rFonts w:ascii="Bookman Old Style" w:eastAsia="Bookman Old Style" w:hAnsi="Bookman Old Style" w:cs="Bookman Old Style"/>
+          <w:sz w:val="24"/>
+          <w:szCs w:val="24"/>
+          <w:lang w:val="en"/>
+        </w:rPr>
+        <w:t>{</w:t>
+      </w:r>
+      <w:proofErr w:type="spellStart"/>
+      <w:r>
+        <w:rPr>
+          <w:rFonts w:ascii="Bookman Old Style" w:eastAsia="Bookman Old Style" w:hAnsi="Bookman Old Style" w:cs="Bookman Old Style"/>
+          <w:sz w:val="24"/>
+          <w:szCs w:val="24"/>
+          <w:lang w:val="en"/>
+        </w:rPr>
+        <w:t>sls_ongoing</w:t>
+      </w:r>
+      <w:proofErr w:type="spellEnd"/>
+      <w:r>
+        <w:rPr>
+          <w:rFonts w:ascii="Bookman Old Style" w:eastAsia="Bookman Old Style" w:hAnsi="Bookman Old Style" w:cs="Bookman Old Style"/>
+          <w:sz w:val="24"/>
+          <w:szCs w:val="24"/>
+          <w:lang w:val="en"/>
+        </w:rPr>
+        <w:t>}</w:t>
+      </w:r>
+      <w:r>
+        <w:rPr>
+          <w:rFonts w:ascii="Bookman Old Style" w:eastAsia="Bookman Old Style" w:hAnsi="Bookman Old Style" w:cs="Bookman Old Style"/>
+          <w:sz w:val="24"/>
+          <w:szCs w:val="24"/>
+          <w:lang w:val="en"/>
+        </w:rPr>
+        <w:t xml:space="preserve"> </w:t>
+      </w:r>
+      <w:r>
+        <w:rPr>
+          <w:rFonts w:ascii="Bookman Old Style" w:eastAsia="Bookman Old Style" w:hAnsi="Bookman Old Style" w:cs="Bookman Old Style"/>
+          <w:sz w:val="24"/>
+          <w:szCs w:val="24"/>
+          <w:lang w:val="en"/>
+        </w:rPr>
+        <w:t>SLS/Sub-SLS dan/</w:t>
+      </w:r>
+      <w:proofErr w:type="spellStart"/>
+      <w:r>
+        <w:rPr>
+          <w:rFonts w:ascii="Bookman Old Style" w:eastAsia="Bookman Old Style" w:hAnsi="Bookman Old Style" w:cs="Bookman Old Style"/>
+          <w:sz w:val="24"/>
+          <w:szCs w:val="24"/>
+          <w:lang w:val="en"/>
+        </w:rPr>
+        <w:t>atau</w:t>
+      </w:r>
+      <w:proofErr w:type="spellEnd"/>
+      <w:r>
+        <w:rPr>
+          <w:rFonts w:ascii="Bookman Old Style" w:eastAsia="Bookman Old Style" w:hAnsi="Bookman Old Style" w:cs="Bookman Old Style"/>
+          <w:sz w:val="24"/>
+          <w:szCs w:val="24"/>
+          <w:lang w:val="en"/>
+        </w:rPr>
+        <w:t xml:space="preserve"> </w:t>
+      </w:r>
+      <w:proofErr w:type="spellStart"/>
+      <w:r>
+        <w:rPr>
+          <w:rFonts w:ascii="Bookman Old Style" w:eastAsia="Bookman Old Style" w:hAnsi="Bookman Old Style" w:cs="Bookman Old Style"/>
+          <w:sz w:val="24"/>
+          <w:szCs w:val="24"/>
+          <w:lang w:val="en"/>
+        </w:rPr>
+        <w:t>usaha</w:t>
+      </w:r>
+      <w:proofErr w:type="spellEnd"/>
+      <w:r>
+        <w:rPr>
+          <w:rFonts w:ascii="Bookman Old Style" w:eastAsia="Bookman Old Style" w:hAnsi="Bookman Old Style" w:cs="Bookman Old Style"/>
+          <w:sz w:val="24"/>
+          <w:szCs w:val="24"/>
+          <w:lang w:val="en"/>
+        </w:rPr>
+        <w:t xml:space="preserve"> </w:t>
+      </w:r>
+      <w:proofErr w:type="spellStart"/>
+      <w:r>
+        <w:rPr>
+          <w:rFonts w:ascii="Bookman Old Style" w:eastAsia="Bookman Old Style" w:hAnsi="Bookman Old Style" w:cs="Bookman Old Style"/>
+          <w:sz w:val="24"/>
+          <w:szCs w:val="24"/>
+          <w:lang w:val="en"/>
+        </w:rPr>
+        <w:t>besar</w:t>
+      </w:r>
+      <w:proofErr w:type="spellEnd"/>
+      <w:r>
+        <w:rPr>
+          <w:rFonts w:ascii="Bookman Old Style" w:eastAsia="Bookman Old Style" w:hAnsi="Bookman Old Style" w:cs="Bookman Old Style"/>
+          <w:sz w:val="24"/>
+          <w:szCs w:val="24"/>
+          <w:lang w:val="en"/>
+        </w:rPr>
+        <w:t xml:space="preserve"> </w:t>
+      </w:r>
+      <w:proofErr w:type="spellStart"/>
+      <w:r>
+        <w:rPr>
+          <w:rFonts w:ascii="Bookman Old Style" w:eastAsia="Bookman Old Style" w:hAnsi="Bookman Old Style" w:cs="Bookman Old Style"/>
+          <w:sz w:val="24"/>
+          <w:szCs w:val="24"/>
+          <w:lang w:val="en"/>
+        </w:rPr>
+        <w:t>selama</w:t>
+      </w:r>
+      <w:proofErr w:type="spellEnd"/>
+      <w:r>
+        <w:rPr>
+          <w:rFonts w:ascii="Bookman Old Style" w:eastAsia="Bookman Old Style" w:hAnsi="Bookman Old Style" w:cs="Bookman Old Style"/>
+          <w:sz w:val="24"/>
+          <w:szCs w:val="24"/>
+          <w:lang w:val="en"/>
+        </w:rPr>
+        <w:t xml:space="preserve"> </w:t>
+      </w:r>
+      <w:proofErr w:type="spellStart"/>
+      <w:r>
+        <w:rPr>
+          <w:rFonts w:ascii="Bookman Old Style" w:eastAsia="Bookman Old Style" w:hAnsi="Bookman Old Style" w:cs="Bookman Old Style"/>
+          <w:sz w:val="24"/>
+          <w:szCs w:val="24"/>
+          <w:lang w:val="en"/>
+        </w:rPr>
+        <w:t>pendataan</w:t>
+      </w:r>
+      <w:proofErr w:type="spellEnd"/>
+      <w:r>
+        <w:rPr>
+          <w:rFonts w:ascii="Bookman Old Style" w:eastAsia="Bookman Old Style" w:hAnsi="Bookman Old Style" w:cs="Bookman Old Style"/>
+          <w:sz w:val="24"/>
+          <w:szCs w:val="24"/>
+          <w:lang w:val="en"/>
+        </w:rPr>
+        <w:t xml:space="preserve"> </w:t>
       </w:r>
       <w:r>
         <w:rPr>
@@ -5936,7 +8624,47 @@
           <w:szCs w:val="24"/>
           <w:lang w:val="en"/>
         </w:rPr>
-        <w:t xml:space="preserve"> 2026 sampai dengan 31 Agustus 2026.</w:t>
+        <w:t xml:space="preserve"> 2026 </w:t>
+      </w:r>
+      <w:proofErr w:type="spellStart"/>
+      <w:r>
+        <w:rPr>
+          <w:rFonts w:ascii="Bookman Old Style" w:eastAsia="Bookman Old Style" w:hAnsi="Bookman Old Style" w:cs="Bookman Old Style"/>
+          <w:sz w:val="24"/>
+          <w:szCs w:val="24"/>
+          <w:lang w:val="en"/>
+        </w:rPr>
+        <w:t>sampai</w:t>
+      </w:r>
+      <w:proofErr w:type="spellEnd"/>
+      <w:r>
+        <w:rPr>
+          <w:rFonts w:ascii="Bookman Old Style" w:eastAsia="Bookman Old Style" w:hAnsi="Bookman Old Style" w:cs="Bookman Old Style"/>
+          <w:sz w:val="24"/>
+          <w:szCs w:val="24"/>
+          <w:lang w:val="en"/>
+        </w:rPr>
+        <w:t xml:space="preserve"> </w:t>
+      </w:r>
+      <w:proofErr w:type="spellStart"/>
+      <w:r>
+        <w:rPr>
+          <w:rFonts w:ascii="Bookman Old Style" w:eastAsia="Bookman Old Style" w:hAnsi="Bookman Old Style" w:cs="Bookman Old Style"/>
+          <w:sz w:val="24"/>
+          <w:szCs w:val="24"/>
+          <w:lang w:val="en"/>
+        </w:rPr>
+        <w:t>dengan</w:t>
+      </w:r>
+      <w:proofErr w:type="spellEnd"/>
+      <w:r>
+        <w:rPr>
+          <w:rFonts w:ascii="Bookman Old Style" w:eastAsia="Bookman Old Style" w:hAnsi="Bookman Old Style" w:cs="Bookman Old Style"/>
+          <w:sz w:val="24"/>
+          <w:szCs w:val="24"/>
+          <w:lang w:val="en"/>
+        </w:rPr>
+        <w:t xml:space="preserve"> 31 Agustus 2026.</w:t>
       </w:r>
     </w:p>
     <w:p>
@@ -6163,7 +8891,407 @@
           <w:szCs w:val="24"/>
           <w:lang w:val="en"/>
         </w:rPr>
-        <w:t xml:space="preserve">Hasil pekerjaan pendataan sebagaimana dimaksud pada angka 4 yang memerlukan pemeriksaan lanjutan, akan dilakukan pengecekan, perubahan, dan/atau kunjungan kembali ke lapangan merujuk pada perjanjian yang ditandatangani oleh </w:t>
+        <w:t xml:space="preserve">Hasil </w:t>
+      </w:r>
+      <w:proofErr w:type="spellStart"/>
+      <w:r>
+        <w:rPr>
+          <w:rFonts w:ascii="Bookman Old Style" w:eastAsia="Bookman Old Style" w:hAnsi="Bookman Old Style" w:cs="Bookman Old Style"/>
+          <w:sz w:val="24"/>
+          <w:szCs w:val="24"/>
+          <w:lang w:val="en"/>
+        </w:rPr>
+        <w:t>pekerjaan</w:t>
+      </w:r>
+      <w:proofErr w:type="spellEnd"/>
+      <w:r>
+        <w:rPr>
+          <w:rFonts w:ascii="Bookman Old Style" w:eastAsia="Bookman Old Style" w:hAnsi="Bookman Old Style" w:cs="Bookman Old Style"/>
+          <w:sz w:val="24"/>
+          <w:szCs w:val="24"/>
+          <w:lang w:val="en"/>
+        </w:rPr>
+        <w:t xml:space="preserve"> </w:t>
+      </w:r>
+      <w:proofErr w:type="spellStart"/>
+      <w:r>
+        <w:rPr>
+          <w:rFonts w:ascii="Bookman Old Style" w:eastAsia="Bookman Old Style" w:hAnsi="Bookman Old Style" w:cs="Bookman Old Style"/>
+          <w:sz w:val="24"/>
+          <w:szCs w:val="24"/>
+          <w:lang w:val="en"/>
+        </w:rPr>
+        <w:t>pendataan</w:t>
+      </w:r>
+      <w:proofErr w:type="spellEnd"/>
+      <w:r>
+        <w:rPr>
+          <w:rFonts w:ascii="Bookman Old Style" w:eastAsia="Bookman Old Style" w:hAnsi="Bookman Old Style" w:cs="Bookman Old Style"/>
+          <w:sz w:val="24"/>
+          <w:szCs w:val="24"/>
+          <w:lang w:val="en"/>
+        </w:rPr>
+        <w:t xml:space="preserve"> </w:t>
+      </w:r>
+      <w:proofErr w:type="spellStart"/>
+      <w:r>
+        <w:rPr>
+          <w:rFonts w:ascii="Bookman Old Style" w:eastAsia="Bookman Old Style" w:hAnsi="Bookman Old Style" w:cs="Bookman Old Style"/>
+          <w:sz w:val="24"/>
+          <w:szCs w:val="24"/>
+          <w:lang w:val="en"/>
+        </w:rPr>
+        <w:t>sebagaimana</w:t>
+      </w:r>
+      <w:proofErr w:type="spellEnd"/>
+      <w:r>
+        <w:rPr>
+          <w:rFonts w:ascii="Bookman Old Style" w:eastAsia="Bookman Old Style" w:hAnsi="Bookman Old Style" w:cs="Bookman Old Style"/>
+          <w:sz w:val="24"/>
+          <w:szCs w:val="24"/>
+          <w:lang w:val="en"/>
+        </w:rPr>
+        <w:t xml:space="preserve"> </w:t>
+      </w:r>
+      <w:proofErr w:type="spellStart"/>
+      <w:r>
+        <w:rPr>
+          <w:rFonts w:ascii="Bookman Old Style" w:eastAsia="Bookman Old Style" w:hAnsi="Bookman Old Style" w:cs="Bookman Old Style"/>
+          <w:sz w:val="24"/>
+          <w:szCs w:val="24"/>
+          <w:lang w:val="en"/>
+        </w:rPr>
+        <w:t>dimaksud</w:t>
+      </w:r>
+      <w:proofErr w:type="spellEnd"/>
+      <w:r>
+        <w:rPr>
+          <w:rFonts w:ascii="Bookman Old Style" w:eastAsia="Bookman Old Style" w:hAnsi="Bookman Old Style" w:cs="Bookman Old Style"/>
+          <w:sz w:val="24"/>
+          <w:szCs w:val="24"/>
+          <w:lang w:val="en"/>
+        </w:rPr>
+        <w:t xml:space="preserve"> pada </w:t>
+      </w:r>
+      <w:proofErr w:type="spellStart"/>
+      <w:r>
+        <w:rPr>
+          <w:rFonts w:ascii="Bookman Old Style" w:eastAsia="Bookman Old Style" w:hAnsi="Bookman Old Style" w:cs="Bookman Old Style"/>
+          <w:sz w:val="24"/>
+          <w:szCs w:val="24"/>
+          <w:lang w:val="en"/>
+        </w:rPr>
+        <w:t>angka</w:t>
+      </w:r>
+      <w:proofErr w:type="spellEnd"/>
+      <w:r>
+        <w:rPr>
+          <w:rFonts w:ascii="Bookman Old Style" w:eastAsia="Bookman Old Style" w:hAnsi="Bookman Old Style" w:cs="Bookman Old Style"/>
+          <w:sz w:val="24"/>
+          <w:szCs w:val="24"/>
+          <w:lang w:val="en"/>
+        </w:rPr>
+        <w:t xml:space="preserve"> 4 yang </w:t>
+      </w:r>
+      <w:proofErr w:type="spellStart"/>
+      <w:r>
+        <w:rPr>
+          <w:rFonts w:ascii="Bookman Old Style" w:eastAsia="Bookman Old Style" w:hAnsi="Bookman Old Style" w:cs="Bookman Old Style"/>
+          <w:sz w:val="24"/>
+          <w:szCs w:val="24"/>
+          <w:lang w:val="en"/>
+        </w:rPr>
+        <w:t>memerlukan</w:t>
+      </w:r>
+      <w:proofErr w:type="spellEnd"/>
+      <w:r>
+        <w:rPr>
+          <w:rFonts w:ascii="Bookman Old Style" w:eastAsia="Bookman Old Style" w:hAnsi="Bookman Old Style" w:cs="Bookman Old Style"/>
+          <w:sz w:val="24"/>
+          <w:szCs w:val="24"/>
+          <w:lang w:val="en"/>
+        </w:rPr>
+        <w:t xml:space="preserve"> </w:t>
+      </w:r>
+      <w:proofErr w:type="spellStart"/>
+      <w:r>
+        <w:rPr>
+          <w:rFonts w:ascii="Bookman Old Style" w:eastAsia="Bookman Old Style" w:hAnsi="Bookman Old Style" w:cs="Bookman Old Style"/>
+          <w:sz w:val="24"/>
+          <w:szCs w:val="24"/>
+          <w:lang w:val="en"/>
+        </w:rPr>
+        <w:t>pemeriksaan</w:t>
+      </w:r>
+      <w:proofErr w:type="spellEnd"/>
+      <w:r>
+        <w:rPr>
+          <w:rFonts w:ascii="Bookman Old Style" w:eastAsia="Bookman Old Style" w:hAnsi="Bookman Old Style" w:cs="Bookman Old Style"/>
+          <w:sz w:val="24"/>
+          <w:szCs w:val="24"/>
+          <w:lang w:val="en"/>
+        </w:rPr>
+        <w:t xml:space="preserve"> </w:t>
+      </w:r>
+      <w:proofErr w:type="spellStart"/>
+      <w:r>
+        <w:rPr>
+          <w:rFonts w:ascii="Bookman Old Style" w:eastAsia="Bookman Old Style" w:hAnsi="Bookman Old Style" w:cs="Bookman Old Style"/>
+          <w:sz w:val="24"/>
+          <w:szCs w:val="24"/>
+          <w:lang w:val="en"/>
+        </w:rPr>
+        <w:t>lanjutan</w:t>
+      </w:r>
+      <w:proofErr w:type="spellEnd"/>
+      <w:r>
+        <w:rPr>
+          <w:rFonts w:ascii="Bookman Old Style" w:eastAsia="Bookman Old Style" w:hAnsi="Bookman Old Style" w:cs="Bookman Old Style"/>
+          <w:sz w:val="24"/>
+          <w:szCs w:val="24"/>
+          <w:lang w:val="en"/>
+        </w:rPr>
+        <w:t xml:space="preserve">, </w:t>
+      </w:r>
+      <w:proofErr w:type="spellStart"/>
+      <w:r>
+        <w:rPr>
+          <w:rFonts w:ascii="Bookman Old Style" w:eastAsia="Bookman Old Style" w:hAnsi="Bookman Old Style" w:cs="Bookman Old Style"/>
+          <w:sz w:val="24"/>
+          <w:szCs w:val="24"/>
+          <w:lang w:val="en"/>
+        </w:rPr>
+        <w:t>akan</w:t>
+      </w:r>
+      <w:proofErr w:type="spellEnd"/>
+      <w:r>
+        <w:rPr>
+          <w:rFonts w:ascii="Bookman Old Style" w:eastAsia="Bookman Old Style" w:hAnsi="Bookman Old Style" w:cs="Bookman Old Style"/>
+          <w:sz w:val="24"/>
+          <w:szCs w:val="24"/>
+          <w:lang w:val="en"/>
+        </w:rPr>
+        <w:t xml:space="preserve"> </w:t>
+      </w:r>
+      <w:proofErr w:type="spellStart"/>
+      <w:r>
+        <w:rPr>
+          <w:rFonts w:ascii="Bookman Old Style" w:eastAsia="Bookman Old Style" w:hAnsi="Bookman Old Style" w:cs="Bookman Old Style"/>
+          <w:sz w:val="24"/>
+          <w:szCs w:val="24"/>
+          <w:lang w:val="en"/>
+        </w:rPr>
+        <w:t>dilakukan</w:t>
+      </w:r>
+      <w:proofErr w:type="spellEnd"/>
+      <w:r>
+        <w:rPr>
+          <w:rFonts w:ascii="Bookman Old Style" w:eastAsia="Bookman Old Style" w:hAnsi="Bookman Old Style" w:cs="Bookman Old Style"/>
+          <w:sz w:val="24"/>
+          <w:szCs w:val="24"/>
+          <w:lang w:val="en"/>
+        </w:rPr>
+        <w:t xml:space="preserve"> </w:t>
+      </w:r>
+      <w:proofErr w:type="spellStart"/>
+      <w:r>
+        <w:rPr>
+          <w:rFonts w:ascii="Bookman Old Style" w:eastAsia="Bookman Old Style" w:hAnsi="Bookman Old Style" w:cs="Bookman Old Style"/>
+          <w:sz w:val="24"/>
+          <w:szCs w:val="24"/>
+          <w:lang w:val="en"/>
+        </w:rPr>
+        <w:t>pengecekan</w:t>
+      </w:r>
+      <w:proofErr w:type="spellEnd"/>
+      <w:r>
+        <w:rPr>
+          <w:rFonts w:ascii="Bookman Old Style" w:eastAsia="Bookman Old Style" w:hAnsi="Bookman Old Style" w:cs="Bookman Old Style"/>
+          <w:sz w:val="24"/>
+          <w:szCs w:val="24"/>
+          <w:lang w:val="en"/>
+        </w:rPr>
+        <w:t xml:space="preserve">, </w:t>
+      </w:r>
+      <w:proofErr w:type="spellStart"/>
+      <w:r>
+        <w:rPr>
+          <w:rFonts w:ascii="Bookman Old Style" w:eastAsia="Bookman Old Style" w:hAnsi="Bookman Old Style" w:cs="Bookman Old Style"/>
+          <w:sz w:val="24"/>
+          <w:szCs w:val="24"/>
+          <w:lang w:val="en"/>
+        </w:rPr>
+        <w:t>perubahan</w:t>
+      </w:r>
+      <w:proofErr w:type="spellEnd"/>
+      <w:r>
+        <w:rPr>
+          <w:rFonts w:ascii="Bookman Old Style" w:eastAsia="Bookman Old Style" w:hAnsi="Bookman Old Style" w:cs="Bookman Old Style"/>
+          <w:sz w:val="24"/>
+          <w:szCs w:val="24"/>
+          <w:lang w:val="en"/>
+        </w:rPr>
+        <w:t>, dan/</w:t>
+      </w:r>
+      <w:proofErr w:type="spellStart"/>
+      <w:r>
+        <w:rPr>
+          <w:rFonts w:ascii="Bookman Old Style" w:eastAsia="Bookman Old Style" w:hAnsi="Bookman Old Style" w:cs="Bookman Old Style"/>
+          <w:sz w:val="24"/>
+          <w:szCs w:val="24"/>
+          <w:lang w:val="en"/>
+        </w:rPr>
+        <w:t>atau</w:t>
+      </w:r>
+      <w:proofErr w:type="spellEnd"/>
+      <w:r>
+        <w:rPr>
+          <w:rFonts w:ascii="Bookman Old Style" w:eastAsia="Bookman Old Style" w:hAnsi="Bookman Old Style" w:cs="Bookman Old Style"/>
+          <w:sz w:val="24"/>
+          <w:szCs w:val="24"/>
+          <w:lang w:val="en"/>
+        </w:rPr>
+        <w:t xml:space="preserve"> </w:t>
+      </w:r>
+      <w:proofErr w:type="spellStart"/>
+      <w:r>
+        <w:rPr>
+          <w:rFonts w:ascii="Bookman Old Style" w:eastAsia="Bookman Old Style" w:hAnsi="Bookman Old Style" w:cs="Bookman Old Style"/>
+          <w:sz w:val="24"/>
+          <w:szCs w:val="24"/>
+          <w:lang w:val="en"/>
+        </w:rPr>
+        <w:t>kunjungan</w:t>
+      </w:r>
+      <w:proofErr w:type="spellEnd"/>
+      <w:r>
+        <w:rPr>
+          <w:rFonts w:ascii="Bookman Old Style" w:eastAsia="Bookman Old Style" w:hAnsi="Bookman Old Style" w:cs="Bookman Old Style"/>
+          <w:sz w:val="24"/>
+          <w:szCs w:val="24"/>
+          <w:lang w:val="en"/>
+        </w:rPr>
+        <w:t xml:space="preserve"> </w:t>
+      </w:r>
+      <w:proofErr w:type="spellStart"/>
+      <w:r>
+        <w:rPr>
+          <w:rFonts w:ascii="Bookman Old Style" w:eastAsia="Bookman Old Style" w:hAnsi="Bookman Old Style" w:cs="Bookman Old Style"/>
+          <w:sz w:val="24"/>
+          <w:szCs w:val="24"/>
+          <w:lang w:val="en"/>
+        </w:rPr>
+        <w:t>kembali</w:t>
+      </w:r>
+      <w:proofErr w:type="spellEnd"/>
+      <w:r>
+        <w:rPr>
+          <w:rFonts w:ascii="Bookman Old Style" w:eastAsia="Bookman Old Style" w:hAnsi="Bookman Old Style" w:cs="Bookman Old Style"/>
+          <w:sz w:val="24"/>
+          <w:szCs w:val="24"/>
+          <w:lang w:val="en"/>
+        </w:rPr>
+        <w:t xml:space="preserve"> </w:t>
+      </w:r>
+      <w:proofErr w:type="spellStart"/>
+      <w:r>
+        <w:rPr>
+          <w:rFonts w:ascii="Bookman Old Style" w:eastAsia="Bookman Old Style" w:hAnsi="Bookman Old Style" w:cs="Bookman Old Style"/>
+          <w:sz w:val="24"/>
+          <w:szCs w:val="24"/>
+          <w:lang w:val="en"/>
+        </w:rPr>
+        <w:t>ke</w:t>
+      </w:r>
+      <w:proofErr w:type="spellEnd"/>
+      <w:r>
+        <w:rPr>
+          <w:rFonts w:ascii="Bookman Old Style" w:eastAsia="Bookman Old Style" w:hAnsi="Bookman Old Style" w:cs="Bookman Old Style"/>
+          <w:sz w:val="24"/>
+          <w:szCs w:val="24"/>
+          <w:lang w:val="en"/>
+        </w:rPr>
+        <w:t xml:space="preserve"> </w:t>
+      </w:r>
+      <w:proofErr w:type="spellStart"/>
+      <w:r>
+        <w:rPr>
+          <w:rFonts w:ascii="Bookman Old Style" w:eastAsia="Bookman Old Style" w:hAnsi="Bookman Old Style" w:cs="Bookman Old Style"/>
+          <w:sz w:val="24"/>
+          <w:szCs w:val="24"/>
+          <w:lang w:val="en"/>
+        </w:rPr>
+        <w:t>lapangan</w:t>
+      </w:r>
+      <w:proofErr w:type="spellEnd"/>
+      <w:r>
+        <w:rPr>
+          <w:rFonts w:ascii="Bookman Old Style" w:eastAsia="Bookman Old Style" w:hAnsi="Bookman Old Style" w:cs="Bookman Old Style"/>
+          <w:sz w:val="24"/>
+          <w:szCs w:val="24"/>
+          <w:lang w:val="en"/>
+        </w:rPr>
+        <w:t xml:space="preserve"> </w:t>
+      </w:r>
+      <w:proofErr w:type="spellStart"/>
+      <w:r>
+        <w:rPr>
+          <w:rFonts w:ascii="Bookman Old Style" w:eastAsia="Bookman Old Style" w:hAnsi="Bookman Old Style" w:cs="Bookman Old Style"/>
+          <w:sz w:val="24"/>
+          <w:szCs w:val="24"/>
+          <w:lang w:val="en"/>
+        </w:rPr>
+        <w:t>merujuk</w:t>
+      </w:r>
+      <w:proofErr w:type="spellEnd"/>
+      <w:r>
+        <w:rPr>
+          <w:rFonts w:ascii="Bookman Old Style" w:eastAsia="Bookman Old Style" w:hAnsi="Bookman Old Style" w:cs="Bookman Old Style"/>
+          <w:sz w:val="24"/>
+          <w:szCs w:val="24"/>
+          <w:lang w:val="en"/>
+        </w:rPr>
+        <w:t xml:space="preserve"> pada </w:t>
+      </w:r>
+      <w:proofErr w:type="spellStart"/>
+      <w:r>
+        <w:rPr>
+          <w:rFonts w:ascii="Bookman Old Style" w:eastAsia="Bookman Old Style" w:hAnsi="Bookman Old Style" w:cs="Bookman Old Style"/>
+          <w:sz w:val="24"/>
+          <w:szCs w:val="24"/>
+          <w:lang w:val="en"/>
+        </w:rPr>
+        <w:t>perjanjian</w:t>
+      </w:r>
+      <w:proofErr w:type="spellEnd"/>
+      <w:r>
+        <w:rPr>
+          <w:rFonts w:ascii="Bookman Old Style" w:eastAsia="Bookman Old Style" w:hAnsi="Bookman Old Style" w:cs="Bookman Old Style"/>
+          <w:sz w:val="24"/>
+          <w:szCs w:val="24"/>
+          <w:lang w:val="en"/>
+        </w:rPr>
+        <w:t xml:space="preserve"> yang </w:t>
+      </w:r>
+      <w:proofErr w:type="spellStart"/>
+      <w:r>
+        <w:rPr>
+          <w:rFonts w:ascii="Bookman Old Style" w:eastAsia="Bookman Old Style" w:hAnsi="Bookman Old Style" w:cs="Bookman Old Style"/>
+          <w:sz w:val="24"/>
+          <w:szCs w:val="24"/>
+          <w:lang w:val="en"/>
+        </w:rPr>
+        <w:t>ditandatangani</w:t>
+      </w:r>
+      <w:proofErr w:type="spellEnd"/>
+      <w:r>
+        <w:rPr>
+          <w:rFonts w:ascii="Bookman Old Style" w:eastAsia="Bookman Old Style" w:hAnsi="Bookman Old Style" w:cs="Bookman Old Style"/>
+          <w:sz w:val="24"/>
+          <w:szCs w:val="24"/>
+          <w:lang w:val="en"/>
+        </w:rPr>
+        <w:t xml:space="preserve"> oleh </w:t>
       </w:r>
       <w:r>
         <w:rPr>
@@ -6221,14 +9349,45 @@
         </w:rPr>
         <w:t xml:space="preserve">PIHAK KEDUA </w:t>
       </w:r>
-      <w:r>
-        <w:rPr>
-          <w:rFonts w:ascii="Bookman Old Style" w:eastAsia="Bookman Old Style" w:hAnsi="Bookman Old Style" w:cs="Bookman Old Style"/>
-          <w:sz w:val="24"/>
-          <w:szCs w:val="24"/>
-          <w:lang w:val="en"/>
-        </w:rPr>
-        <w:t xml:space="preserve">menghapus Aplikasi </w:t>
+      <w:proofErr w:type="spellStart"/>
+      <w:r>
+        <w:rPr>
+          <w:rFonts w:ascii="Bookman Old Style" w:eastAsia="Bookman Old Style" w:hAnsi="Bookman Old Style" w:cs="Bookman Old Style"/>
+          <w:sz w:val="24"/>
+          <w:szCs w:val="24"/>
+          <w:lang w:val="en"/>
+        </w:rPr>
+        <w:t>menghapus</w:t>
+      </w:r>
+      <w:proofErr w:type="spellEnd"/>
+      <w:r>
+        <w:rPr>
+          <w:rFonts w:ascii="Bookman Old Style" w:eastAsia="Bookman Old Style" w:hAnsi="Bookman Old Style" w:cs="Bookman Old Style"/>
+          <w:sz w:val="24"/>
+          <w:szCs w:val="24"/>
+          <w:lang w:val="en"/>
+        </w:rPr>
+        <w:t xml:space="preserve"> </w:t>
+      </w:r>
+      <w:proofErr w:type="spellStart"/>
+      <w:r>
+        <w:rPr>
+          <w:rFonts w:ascii="Bookman Old Style" w:eastAsia="Bookman Old Style" w:hAnsi="Bookman Old Style" w:cs="Bookman Old Style"/>
+          <w:sz w:val="24"/>
+          <w:szCs w:val="24"/>
+          <w:lang w:val="en"/>
+        </w:rPr>
+        <w:t>Aplikasi</w:t>
+      </w:r>
+      <w:proofErr w:type="spellEnd"/>
+      <w:r>
+        <w:rPr>
+          <w:rFonts w:ascii="Bookman Old Style" w:eastAsia="Bookman Old Style" w:hAnsi="Bookman Old Style" w:cs="Bookman Old Style"/>
+          <w:sz w:val="24"/>
+          <w:szCs w:val="24"/>
+          <w:lang w:val="en"/>
+        </w:rPr>
+        <w:t xml:space="preserve"> </w:t>
       </w:r>
       <w:r>
         <w:rPr>
@@ -6248,7 +9407,67 @@
           <w:szCs w:val="24"/>
           <w:lang w:val="en"/>
         </w:rPr>
-        <w:t xml:space="preserve"> dan data hasil Pendataan Lapangan Sensus Ekonomi 2026 pada perangkat handphone </w:t>
+        <w:t xml:space="preserve"> dan data </w:t>
+      </w:r>
+      <w:proofErr w:type="spellStart"/>
+      <w:r>
+        <w:rPr>
+          <w:rFonts w:ascii="Bookman Old Style" w:eastAsia="Bookman Old Style" w:hAnsi="Bookman Old Style" w:cs="Bookman Old Style"/>
+          <w:sz w:val="24"/>
+          <w:szCs w:val="24"/>
+          <w:lang w:val="en"/>
+        </w:rPr>
+        <w:t>hasil</w:t>
+      </w:r>
+      <w:proofErr w:type="spellEnd"/>
+      <w:r>
+        <w:rPr>
+          <w:rFonts w:ascii="Bookman Old Style" w:eastAsia="Bookman Old Style" w:hAnsi="Bookman Old Style" w:cs="Bookman Old Style"/>
+          <w:sz w:val="24"/>
+          <w:szCs w:val="24"/>
+          <w:lang w:val="en"/>
+        </w:rPr>
+        <w:t xml:space="preserve"> </w:t>
+      </w:r>
+      <w:proofErr w:type="spellStart"/>
+      <w:r>
+        <w:rPr>
+          <w:rFonts w:ascii="Bookman Old Style" w:eastAsia="Bookman Old Style" w:hAnsi="Bookman Old Style" w:cs="Bookman Old Style"/>
+          <w:sz w:val="24"/>
+          <w:szCs w:val="24"/>
+          <w:lang w:val="en"/>
+        </w:rPr>
+        <w:t>Pendataan</w:t>
+      </w:r>
+      <w:proofErr w:type="spellEnd"/>
+      <w:r>
+        <w:rPr>
+          <w:rFonts w:ascii="Bookman Old Style" w:eastAsia="Bookman Old Style" w:hAnsi="Bookman Old Style" w:cs="Bookman Old Style"/>
+          <w:sz w:val="24"/>
+          <w:szCs w:val="24"/>
+          <w:lang w:val="en"/>
+        </w:rPr>
+        <w:t xml:space="preserve"> Lapangan Sensus Ekonomi 2026 pada </w:t>
+      </w:r>
+      <w:proofErr w:type="spellStart"/>
+      <w:r>
+        <w:rPr>
+          <w:rFonts w:ascii="Bookman Old Style" w:eastAsia="Bookman Old Style" w:hAnsi="Bookman Old Style" w:cs="Bookman Old Style"/>
+          <w:sz w:val="24"/>
+          <w:szCs w:val="24"/>
+          <w:lang w:val="en"/>
+        </w:rPr>
+        <w:t>perangkat</w:t>
+      </w:r>
+      <w:proofErr w:type="spellEnd"/>
+      <w:r>
+        <w:rPr>
+          <w:rFonts w:ascii="Bookman Old Style" w:eastAsia="Bookman Old Style" w:hAnsi="Bookman Old Style" w:cs="Bookman Old Style"/>
+          <w:sz w:val="24"/>
+          <w:szCs w:val="24"/>
+          <w:lang w:val="en"/>
+        </w:rPr>
+        <w:t xml:space="preserve"> handphone </w:t>
       </w:r>
       <w:r>
         <w:rPr>
@@ -6268,7 +9487,87 @@
           <w:szCs w:val="24"/>
           <w:lang w:val="en"/>
         </w:rPr>
-        <w:t xml:space="preserve"> disaksikan oleh pegawai BPS Kabupaten/Kota yang ditunjuk oleh </w:t>
+        <w:t xml:space="preserve"> </w:t>
+      </w:r>
+      <w:proofErr w:type="spellStart"/>
+      <w:r>
+        <w:rPr>
+          <w:rFonts w:ascii="Bookman Old Style" w:eastAsia="Bookman Old Style" w:hAnsi="Bookman Old Style" w:cs="Bookman Old Style"/>
+          <w:sz w:val="24"/>
+          <w:szCs w:val="24"/>
+          <w:lang w:val="en"/>
+        </w:rPr>
+        <w:t>disaksikan</w:t>
+      </w:r>
+      <w:proofErr w:type="spellEnd"/>
+      <w:r>
+        <w:rPr>
+          <w:rFonts w:ascii="Bookman Old Style" w:eastAsia="Bookman Old Style" w:hAnsi="Bookman Old Style" w:cs="Bookman Old Style"/>
+          <w:sz w:val="24"/>
+          <w:szCs w:val="24"/>
+          <w:lang w:val="en"/>
+        </w:rPr>
+        <w:t xml:space="preserve"> oleh </w:t>
+      </w:r>
+      <w:proofErr w:type="spellStart"/>
+      <w:r>
+        <w:rPr>
+          <w:rFonts w:ascii="Bookman Old Style" w:eastAsia="Bookman Old Style" w:hAnsi="Bookman Old Style" w:cs="Bookman Old Style"/>
+          <w:sz w:val="24"/>
+          <w:szCs w:val="24"/>
+          <w:lang w:val="en"/>
+        </w:rPr>
+        <w:t>pegawai</w:t>
+      </w:r>
+      <w:proofErr w:type="spellEnd"/>
+      <w:r>
+        <w:rPr>
+          <w:rFonts w:ascii="Bookman Old Style" w:eastAsia="Bookman Old Style" w:hAnsi="Bookman Old Style" w:cs="Bookman Old Style"/>
+          <w:sz w:val="24"/>
+          <w:szCs w:val="24"/>
+          <w:lang w:val="en"/>
+        </w:rPr>
+        <w:t xml:space="preserve"> BPS </w:t>
+      </w:r>
+      <w:proofErr w:type="spellStart"/>
+      <w:r>
+        <w:rPr>
+          <w:rFonts w:ascii="Bookman Old Style" w:eastAsia="Bookman Old Style" w:hAnsi="Bookman Old Style" w:cs="Bookman Old Style"/>
+          <w:sz w:val="24"/>
+          <w:szCs w:val="24"/>
+          <w:lang w:val="en"/>
+        </w:rPr>
+        <w:t>Kabupaten</w:t>
+      </w:r>
+      <w:proofErr w:type="spellEnd"/>
+      <w:r>
+        <w:rPr>
+          <w:rFonts w:ascii="Bookman Old Style" w:eastAsia="Bookman Old Style" w:hAnsi="Bookman Old Style" w:cs="Bookman Old Style"/>
+          <w:sz w:val="24"/>
+          <w:szCs w:val="24"/>
+          <w:lang w:val="en"/>
+        </w:rPr>
+        <w:t xml:space="preserve">/Kota yang </w:t>
+      </w:r>
+      <w:proofErr w:type="spellStart"/>
+      <w:r>
+        <w:rPr>
+          <w:rFonts w:ascii="Bookman Old Style" w:eastAsia="Bookman Old Style" w:hAnsi="Bookman Old Style" w:cs="Bookman Old Style"/>
+          <w:sz w:val="24"/>
+          <w:szCs w:val="24"/>
+          <w:lang w:val="en"/>
+        </w:rPr>
+        <w:t>ditunjuk</w:t>
+      </w:r>
+      <w:proofErr w:type="spellEnd"/>
+      <w:r>
+        <w:rPr>
+          <w:rFonts w:ascii="Bookman Old Style" w:eastAsia="Bookman Old Style" w:hAnsi="Bookman Old Style" w:cs="Bookman Old Style"/>
+          <w:sz w:val="24"/>
+          <w:szCs w:val="24"/>
+          <w:lang w:val="en"/>
+        </w:rPr>
+        <w:t xml:space="preserve"> oleh </w:t>
       </w:r>
       <w:r>
         <w:rPr>
@@ -6517,6 +9816,7 @@
               </w:rPr>
               <w:t>{</w:t>
             </w:r>
+            <w:proofErr w:type="spellStart"/>
             <w:r>
               <w:rPr>
                 <w:rFonts w:ascii="Bookman Old Style" w:eastAsia="Bookman Old Style" w:hAnsi="Bookman Old Style" w:cs="Bookman Old Style"/>
@@ -6526,6 +9826,7 @@
               </w:rPr>
               <w:t>nama_petugas</w:t>
             </w:r>
+            <w:proofErr w:type="spellEnd"/>
             <w:r>
               <w:rPr>
                 <w:rFonts w:ascii="Bookman Old Style" w:eastAsia="Bookman Old Style" w:hAnsi="Bookman Old Style" w:cs="Bookman Old Style"/>
@@ -6899,6 +10200,7 @@
                 <w:lang w:val="en"/>
               </w:rPr>
             </w:pPr>
+            <w:proofErr w:type="spellStart"/>
             <w:r>
               <w:rPr>
                 <w:rFonts w:ascii="Bookman Old Style" w:eastAsia="Bookman Old Style" w:hAnsi="Bookman Old Style" w:cs="Bookman Old Style"/>
@@ -6906,8 +10208,29 @@
                 <w:szCs w:val="24"/>
                 <w:lang w:val="en"/>
               </w:rPr>
-              <w:t>Uraian Pekerjaan</w:t>
-            </w:r>
+              <w:t>Uraian</w:t>
+            </w:r>
+            <w:proofErr w:type="spellEnd"/>
+            <w:r>
+              <w:rPr>
+                <w:rFonts w:ascii="Bookman Old Style" w:eastAsia="Bookman Old Style" w:hAnsi="Bookman Old Style" w:cs="Bookman Old Style"/>
+                <w:sz w:val="24"/>
+                <w:szCs w:val="24"/>
+                <w:lang w:val="en"/>
+              </w:rPr>
+              <w:t xml:space="preserve"> </w:t>
+            </w:r>
+            <w:proofErr w:type="spellStart"/>
+            <w:r>
+              <w:rPr>
+                <w:rFonts w:ascii="Bookman Old Style" w:eastAsia="Bookman Old Style" w:hAnsi="Bookman Old Style" w:cs="Bookman Old Style"/>
+                <w:sz w:val="24"/>
+                <w:szCs w:val="24"/>
+                <w:lang w:val="en"/>
+              </w:rPr>
+              <w:t>Pekerjaan</w:t>
+            </w:r>
+            <w:proofErr w:type="spellEnd"/>
           </w:p>
         </w:tc>
         <w:tc>
@@ -6934,8 +10257,19 @@
                 <w:szCs w:val="24"/>
                 <w:lang w:val="en"/>
               </w:rPr>
-              <w:t>Waktu Penyelesaian</w:t>
-            </w:r>
+              <w:t xml:space="preserve">Waktu </w:t>
+            </w:r>
+            <w:proofErr w:type="spellStart"/>
+            <w:r>
+              <w:rPr>
+                <w:rFonts w:ascii="Bookman Old Style" w:eastAsia="Bookman Old Style" w:hAnsi="Bookman Old Style" w:cs="Bookman Old Style"/>
+                <w:sz w:val="24"/>
+                <w:szCs w:val="24"/>
+                <w:lang w:val="en"/>
+              </w:rPr>
+              <w:t>Penyelesaian</w:t>
+            </w:r>
+            <w:proofErr w:type="spellEnd"/>
           </w:p>
         </w:tc>
         <w:tc>
@@ -6962,8 +10296,19 @@
                 <w:szCs w:val="24"/>
                 <w:lang w:val="en"/>
               </w:rPr>
-              <w:t>Target Pekerjaan</w:t>
-            </w:r>
+              <w:t xml:space="preserve">Target </w:t>
+            </w:r>
+            <w:proofErr w:type="spellStart"/>
+            <w:r>
+              <w:rPr>
+                <w:rFonts w:ascii="Bookman Old Style" w:eastAsia="Bookman Old Style" w:hAnsi="Bookman Old Style" w:cs="Bookman Old Style"/>
+                <w:sz w:val="24"/>
+                <w:szCs w:val="24"/>
+                <w:lang w:val="en"/>
+              </w:rPr>
+              <w:t>Pekerjaan</w:t>
+            </w:r>
+            <w:proofErr w:type="spellEnd"/>
           </w:p>
         </w:tc>
         <w:tc>
@@ -6983,6 +10328,7 @@
                 <w:lang w:val="en"/>
               </w:rPr>
             </w:pPr>
+            <w:proofErr w:type="spellStart"/>
             <w:r>
               <w:rPr>
                 <w:rFonts w:ascii="Bookman Old Style" w:eastAsia="Bookman Old Style" w:hAnsi="Bookman Old Style" w:cs="Bookman Old Style"/>
@@ -6990,8 +10336,29 @@
                 <w:szCs w:val="24"/>
                 <w:lang w:val="en"/>
               </w:rPr>
-              <w:t>Realisasi Pekerjaan</w:t>
-            </w:r>
+              <w:t>Realisasi</w:t>
+            </w:r>
+            <w:proofErr w:type="spellEnd"/>
+            <w:r>
+              <w:rPr>
+                <w:rFonts w:ascii="Bookman Old Style" w:eastAsia="Bookman Old Style" w:hAnsi="Bookman Old Style" w:cs="Bookman Old Style"/>
+                <w:sz w:val="24"/>
+                <w:szCs w:val="24"/>
+                <w:lang w:val="en"/>
+              </w:rPr>
+              <w:t xml:space="preserve"> </w:t>
+            </w:r>
+            <w:proofErr w:type="spellStart"/>
+            <w:r>
+              <w:rPr>
+                <w:rFonts w:ascii="Bookman Old Style" w:eastAsia="Bookman Old Style" w:hAnsi="Bookman Old Style" w:cs="Bookman Old Style"/>
+                <w:sz w:val="24"/>
+                <w:szCs w:val="24"/>
+                <w:lang w:val="en"/>
+              </w:rPr>
+              <w:t>Pekerjaan</w:t>
+            </w:r>
+            <w:proofErr w:type="spellEnd"/>
           </w:p>
         </w:tc>
         <w:tc>
@@ -7018,8 +10385,19 @@
                 <w:szCs w:val="24"/>
                 <w:lang w:val="en"/>
               </w:rPr>
-              <w:t>Nilai Perjanjian</w:t>
-            </w:r>
+              <w:t xml:space="preserve">Nilai </w:t>
+            </w:r>
+            <w:proofErr w:type="spellStart"/>
+            <w:r>
+              <w:rPr>
+                <w:rFonts w:ascii="Bookman Old Style" w:eastAsia="Bookman Old Style" w:hAnsi="Bookman Old Style" w:cs="Bookman Old Style"/>
+                <w:sz w:val="24"/>
+                <w:szCs w:val="24"/>
+                <w:lang w:val="en"/>
+              </w:rPr>
+              <w:t>Perjanjian</w:t>
+            </w:r>
+            <w:proofErr w:type="spellEnd"/>
           </w:p>
         </w:tc>
       </w:tr>
@@ -7082,6 +10460,7 @@
                 <w:lang w:val="en"/>
               </w:rPr>
             </w:pPr>
+            <w:proofErr w:type="spellStart"/>
             <w:r>
               <w:rPr>
                 <w:rFonts w:ascii="Bookman Old Style" w:eastAsia="Bookman Old Style" w:hAnsi="Bookman Old Style" w:cs="Bookman Old Style"/>
@@ -7091,6 +10470,7 @@
               </w:rPr>
               <w:t>Presentase</w:t>
             </w:r>
+            <w:proofErr w:type="spellEnd"/>
           </w:p>
         </w:tc>
         <w:tc>
@@ -7521,8 +10901,9 @@
                 <w:u w:val="single"/>
                 <w:lang w:val="en"/>
               </w:rPr>
-              <w:t>{sls_</w:t>
-            </w:r>
+              <w:t>{</w:t>
+            </w:r>
+            <w:proofErr w:type="spellStart"/>
             <w:r>
               <w:rPr>
                 <w:rFonts w:ascii="Bookman Old Style" w:eastAsia="Bookman Old Style" w:hAnsi="Bookman Old Style" w:cs="Bookman Old Style"/>
@@ -7533,8 +10914,21 @@
                 <w:u w:val="single"/>
                 <w:lang w:val="en"/>
               </w:rPr>
+              <w:t>sls_</w:t>
+            </w:r>
+            <w:r>
+              <w:rPr>
+                <w:rFonts w:ascii="Bookman Old Style" w:eastAsia="Bookman Old Style" w:hAnsi="Bookman Old Style" w:cs="Bookman Old Style"/>
+                <w:i/>
+                <w:iCs/>
+                <w:sz w:val="24"/>
+                <w:szCs w:val="24"/>
+                <w:u w:val="single"/>
+                <w:lang w:val="en"/>
+              </w:rPr>
               <w:t>total</w:t>
             </w:r>
+            <w:proofErr w:type="spellEnd"/>
             <w:r>
               <w:rPr>
                 <w:rFonts w:ascii="Bookman Old Style" w:eastAsia="Bookman Old Style" w:hAnsi="Bookman Old Style" w:cs="Bookman Old Style"/>
@@ -7593,7 +10987,67 @@
                 <w:szCs w:val="24"/>
                 <w:lang w:val="en"/>
               </w:rPr>
-              <w:t xml:space="preserve">Telah mencapai target pekerjaan sebesar </w:t>
+              <w:t xml:space="preserve">Telah </w:t>
+            </w:r>
+            <w:proofErr w:type="spellStart"/>
+            <w:r>
+              <w:rPr>
+                <w:rFonts w:ascii="Bookman Old Style" w:eastAsia="Bookman Old Style" w:hAnsi="Bookman Old Style" w:cs="Bookman Old Style"/>
+                <w:sz w:val="24"/>
+                <w:szCs w:val="24"/>
+                <w:lang w:val="en"/>
+              </w:rPr>
+              <w:t>mencapai</w:t>
+            </w:r>
+            <w:proofErr w:type="spellEnd"/>
+            <w:r>
+              <w:rPr>
+                <w:rFonts w:ascii="Bookman Old Style" w:eastAsia="Bookman Old Style" w:hAnsi="Bookman Old Style" w:cs="Bookman Old Style"/>
+                <w:sz w:val="24"/>
+                <w:szCs w:val="24"/>
+                <w:lang w:val="en"/>
+              </w:rPr>
+              <w:t xml:space="preserve"> target </w:t>
+            </w:r>
+            <w:proofErr w:type="spellStart"/>
+            <w:r>
+              <w:rPr>
+                <w:rFonts w:ascii="Bookman Old Style" w:eastAsia="Bookman Old Style" w:hAnsi="Bookman Old Style" w:cs="Bookman Old Style"/>
+                <w:sz w:val="24"/>
+                <w:szCs w:val="24"/>
+                <w:lang w:val="en"/>
+              </w:rPr>
+              <w:t>pekerjaan</w:t>
+            </w:r>
+            <w:proofErr w:type="spellEnd"/>
+            <w:r>
+              <w:rPr>
+                <w:rFonts w:ascii="Bookman Old Style" w:eastAsia="Bookman Old Style" w:hAnsi="Bookman Old Style" w:cs="Bookman Old Style"/>
+                <w:sz w:val="24"/>
+                <w:szCs w:val="24"/>
+                <w:lang w:val="en"/>
+              </w:rPr>
+              <w:t xml:space="preserve"> </w:t>
+            </w:r>
+            <w:proofErr w:type="spellStart"/>
+            <w:r>
+              <w:rPr>
+                <w:rFonts w:ascii="Bookman Old Style" w:eastAsia="Bookman Old Style" w:hAnsi="Bookman Old Style" w:cs="Bookman Old Style"/>
+                <w:sz w:val="24"/>
+                <w:szCs w:val="24"/>
+                <w:lang w:val="en"/>
+              </w:rPr>
+              <w:t>sebesar</w:t>
+            </w:r>
+            <w:proofErr w:type="spellEnd"/>
+            <w:r>
+              <w:rPr>
+                <w:rFonts w:ascii="Bookman Old Style" w:eastAsia="Bookman Old Style" w:hAnsi="Bookman Old Style" w:cs="Bookman Old Style"/>
+                <w:sz w:val="24"/>
+                <w:szCs w:val="24"/>
+                <w:lang w:val="en"/>
+              </w:rPr>
+              <w:t xml:space="preserve"> </w:t>
             </w:r>
             <w:r>
               <w:rPr>
@@ -7605,7 +11059,33 @@
                 <w:u w:val="single"/>
                 <w:lang w:val="en"/>
               </w:rPr>
-              <w:t>{sls_ongoing}</w:t>
+              <w:t>{</w:t>
+            </w:r>
+            <w:proofErr w:type="spellStart"/>
+            <w:r>
+              <w:rPr>
+                <w:rFonts w:ascii="Bookman Old Style" w:eastAsia="Bookman Old Style" w:hAnsi="Bookman Old Style" w:cs="Bookman Old Style"/>
+                <w:i/>
+                <w:iCs/>
+                <w:sz w:val="24"/>
+                <w:szCs w:val="24"/>
+                <w:u w:val="single"/>
+                <w:lang w:val="en"/>
+              </w:rPr>
+              <w:t>sls_ongoing</w:t>
+            </w:r>
+            <w:proofErr w:type="spellEnd"/>
+            <w:r>
+              <w:rPr>
+                <w:rFonts w:ascii="Bookman Old Style" w:eastAsia="Bookman Old Style" w:hAnsi="Bookman Old Style" w:cs="Bookman Old Style"/>
+                <w:i/>
+                <w:iCs/>
+                <w:sz w:val="24"/>
+                <w:szCs w:val="24"/>
+                <w:u w:val="single"/>
+                <w:lang w:val="en"/>
+              </w:rPr>
+              <w:t>}</w:t>
             </w:r>
             <w:r>
               <w:rPr>
@@ -8087,6 +11567,7 @@
                 <w:lang w:val="en"/>
               </w:rPr>
             </w:pPr>
+            <w:proofErr w:type="spellStart"/>
             <w:r>
               <w:rPr>
                 <w:rFonts w:ascii="Bookman Old Style" w:eastAsia="Bookman Old Style" w:hAnsi="Bookman Old Style" w:cs="Bookman Old Style"/>
@@ -8094,7 +11575,17 @@
                 <w:szCs w:val="24"/>
                 <w:lang w:val="en"/>
               </w:rPr>
-              <w:t>Jumlah SLS/sub-SLS</w:t>
+              <w:t>Jumlah</w:t>
+            </w:r>
+            <w:proofErr w:type="spellEnd"/>
+            <w:r>
+              <w:rPr>
+                <w:rFonts w:ascii="Bookman Old Style" w:eastAsia="Bookman Old Style" w:hAnsi="Bookman Old Style" w:cs="Bookman Old Style"/>
+                <w:sz w:val="24"/>
+                <w:szCs w:val="24"/>
+                <w:lang w:val="en"/>
+              </w:rPr>
+              <w:t xml:space="preserve"> SLS/sub-SLS</w:t>
             </w:r>
           </w:p>
         </w:tc>
@@ -8245,7 +11736,27 @@
                 <w:szCs w:val="24"/>
                 <w:lang w:val="en"/>
               </w:rPr>
-              <w:t>{#peserta}{no}</w:t>
+              <w:t>{#</w:t>
+            </w:r>
+            <w:proofErr w:type="gramStart"/>
+            <w:r>
+              <w:rPr>
+                <w:rFonts w:ascii="Bookman Old Style" w:eastAsia="Bookman Old Style" w:hAnsi="Bookman Old Style" w:cs="Bookman Old Style"/>
+                <w:sz w:val="24"/>
+                <w:szCs w:val="24"/>
+                <w:lang w:val="en"/>
+              </w:rPr>
+              <w:t>peserta}{</w:t>
+            </w:r>
+            <w:proofErr w:type="gramEnd"/>
+            <w:r>
+              <w:rPr>
+                <w:rFonts w:ascii="Bookman Old Style" w:eastAsia="Bookman Old Style" w:hAnsi="Bookman Old Style" w:cs="Bookman Old Style"/>
+                <w:sz w:val="24"/>
+                <w:szCs w:val="24"/>
+                <w:lang w:val="en"/>
+              </w:rPr>
+              <w:t>no}</w:t>
             </w:r>
           </w:p>
         </w:tc>
@@ -8272,7 +11783,27 @@
                 <w:szCs w:val="24"/>
                 <w:lang w:val="en"/>
               </w:rPr>
-              <w:t>{kecamatan}</w:t>
+              <w:t>{</w:t>
+            </w:r>
+            <w:proofErr w:type="spellStart"/>
+            <w:r>
+              <w:rPr>
+                <w:rFonts w:ascii="Bookman Old Style" w:eastAsia="Bookman Old Style" w:hAnsi="Bookman Old Style" w:cs="Bookman Old Style"/>
+                <w:sz w:val="24"/>
+                <w:szCs w:val="24"/>
+                <w:lang w:val="en"/>
+              </w:rPr>
+              <w:t>kecamatan</w:t>
+            </w:r>
+            <w:proofErr w:type="spellEnd"/>
+            <w:r>
+              <w:rPr>
+                <w:rFonts w:ascii="Bookman Old Style" w:eastAsia="Bookman Old Style" w:hAnsi="Bookman Old Style" w:cs="Bookman Old Style"/>
+                <w:sz w:val="24"/>
+                <w:szCs w:val="24"/>
+                <w:lang w:val="en"/>
+              </w:rPr>
+              <w:t>}</w:t>
             </w:r>
           </w:p>
         </w:tc>
@@ -8299,7 +11830,27 @@
                 <w:szCs w:val="24"/>
                 <w:lang w:val="en"/>
               </w:rPr>
-              <w:t>{kelurahan}</w:t>
+              <w:t>{</w:t>
+            </w:r>
+            <w:proofErr w:type="spellStart"/>
+            <w:r>
+              <w:rPr>
+                <w:rFonts w:ascii="Bookman Old Style" w:eastAsia="Bookman Old Style" w:hAnsi="Bookman Old Style" w:cs="Bookman Old Style"/>
+                <w:sz w:val="24"/>
+                <w:szCs w:val="24"/>
+                <w:lang w:val="en"/>
+              </w:rPr>
+              <w:t>kelurahan</w:t>
+            </w:r>
+            <w:proofErr w:type="spellEnd"/>
+            <w:r>
+              <w:rPr>
+                <w:rFonts w:ascii="Bookman Old Style" w:eastAsia="Bookman Old Style" w:hAnsi="Bookman Old Style" w:cs="Bookman Old Style"/>
+                <w:sz w:val="24"/>
+                <w:szCs w:val="24"/>
+                <w:lang w:val="en"/>
+              </w:rPr>
+              <w:t>}</w:t>
             </w:r>
           </w:p>
         </w:tc>
@@ -8326,7 +11877,47 @@
                 <w:szCs w:val="24"/>
                 <w:lang w:val="en"/>
               </w:rPr>
-              <w:t>{jumlah}{/peserta}</w:t>
+              <w:t>{</w:t>
+            </w:r>
+            <w:proofErr w:type="spellStart"/>
+            <w:r>
+              <w:rPr>
+                <w:rFonts w:ascii="Bookman Old Style" w:eastAsia="Bookman Old Style" w:hAnsi="Bookman Old Style" w:cs="Bookman Old Style"/>
+                <w:sz w:val="24"/>
+                <w:szCs w:val="24"/>
+                <w:lang w:val="en"/>
+              </w:rPr>
+              <w:t>jumlah</w:t>
+            </w:r>
+            <w:proofErr w:type="spellEnd"/>
+            <w:r>
+              <w:rPr>
+                <w:rFonts w:ascii="Bookman Old Style" w:eastAsia="Bookman Old Style" w:hAnsi="Bookman Old Style" w:cs="Bookman Old Style"/>
+                <w:sz w:val="24"/>
+                <w:szCs w:val="24"/>
+                <w:lang w:val="en"/>
+              </w:rPr>
+              <w:t>}{/</w:t>
+            </w:r>
+            <w:proofErr w:type="spellStart"/>
+            <w:r>
+              <w:rPr>
+                <w:rFonts w:ascii="Bookman Old Style" w:eastAsia="Bookman Old Style" w:hAnsi="Bookman Old Style" w:cs="Bookman Old Style"/>
+                <w:sz w:val="24"/>
+                <w:szCs w:val="24"/>
+                <w:lang w:val="en"/>
+              </w:rPr>
+              <w:t>peserta</w:t>
+            </w:r>
+            <w:proofErr w:type="spellEnd"/>
+            <w:r>
+              <w:rPr>
+                <w:rFonts w:ascii="Bookman Old Style" w:eastAsia="Bookman Old Style" w:hAnsi="Bookman Old Style" w:cs="Bookman Old Style"/>
+                <w:sz w:val="24"/>
+                <w:szCs w:val="24"/>
+                <w:lang w:val="en"/>
+              </w:rPr>
+              <w:t>}</w:t>
             </w:r>
           </w:p>
         </w:tc>
@@ -8358,14 +11949,45 @@
           <w:lang w:val="en"/>
         </w:rPr>
       </w:pPr>
-      <w:r>
-        <w:rPr>
-          <w:rFonts w:ascii="Bookman Old Style" w:eastAsia="Bookman Old Style" w:hAnsi="Bookman Old Style" w:cs="Bookman Old Style"/>
-          <w:sz w:val="24"/>
-          <w:szCs w:val="24"/>
-          <w:lang w:val="en"/>
-        </w:rPr>
-        <w:t>Screenshoot Aplikasi Fasih</w:t>
+      <w:proofErr w:type="spellStart"/>
+      <w:r>
+        <w:rPr>
+          <w:rFonts w:ascii="Bookman Old Style" w:eastAsia="Bookman Old Style" w:hAnsi="Bookman Old Style" w:cs="Bookman Old Style"/>
+          <w:sz w:val="24"/>
+          <w:szCs w:val="24"/>
+          <w:lang w:val="en"/>
+        </w:rPr>
+        <w:t>Screenshoot</w:t>
+      </w:r>
+      <w:proofErr w:type="spellEnd"/>
+      <w:r>
+        <w:rPr>
+          <w:rFonts w:ascii="Bookman Old Style" w:eastAsia="Bookman Old Style" w:hAnsi="Bookman Old Style" w:cs="Bookman Old Style"/>
+          <w:sz w:val="24"/>
+          <w:szCs w:val="24"/>
+          <w:lang w:val="en"/>
+        </w:rPr>
+        <w:t xml:space="preserve"> </w:t>
+      </w:r>
+      <w:proofErr w:type="spellStart"/>
+      <w:r>
+        <w:rPr>
+          <w:rFonts w:ascii="Bookman Old Style" w:eastAsia="Bookman Old Style" w:hAnsi="Bookman Old Style" w:cs="Bookman Old Style"/>
+          <w:sz w:val="24"/>
+          <w:szCs w:val="24"/>
+          <w:lang w:val="en"/>
+        </w:rPr>
+        <w:t>Aplikasi</w:t>
+      </w:r>
+      <w:proofErr w:type="spellEnd"/>
+      <w:r>
+        <w:rPr>
+          <w:rFonts w:ascii="Bookman Old Style" w:eastAsia="Bookman Old Style" w:hAnsi="Bookman Old Style" w:cs="Bookman Old Style"/>
+          <w:sz w:val="24"/>
+          <w:szCs w:val="24"/>
+          <w:lang w:val="en"/>
+        </w:rPr>
+        <w:t xml:space="preserve"> Fasih</w:t>
       </w:r>
     </w:p>
     <w:p>
@@ -8392,7 +12014,27 @@
           <w:szCs w:val="24"/>
           <w:lang w:val="en"/>
         </w:rPr>
-        <w:t>{%halaman_depan}</w:t>
+        <w:t>{%</w:t>
+      </w:r>
+      <w:proofErr w:type="spellStart"/>
+      <w:r>
+        <w:rPr>
+          <w:rFonts w:ascii="Bookman Old Style" w:eastAsia="Bookman Old Style" w:hAnsi="Bookman Old Style" w:cs="Bookman Old Style"/>
+          <w:sz w:val="24"/>
+          <w:szCs w:val="24"/>
+          <w:lang w:val="en"/>
+        </w:rPr>
+        <w:t>halaman_depan</w:t>
+      </w:r>
+      <w:proofErr w:type="spellEnd"/>
+      <w:r>
+        <w:rPr>
+          <w:rFonts w:ascii="Bookman Old Style" w:eastAsia="Bookman Old Style" w:hAnsi="Bookman Old Style" w:cs="Bookman Old Style"/>
+          <w:sz w:val="24"/>
+          <w:szCs w:val="24"/>
+          <w:lang w:val="en"/>
+        </w:rPr>
+        <w:t>}</w:t>
       </w:r>
     </w:p>
     <w:tbl>
@@ -8433,7 +12075,23 @@
                 <w:rFonts w:ascii="Arial" w:eastAsia="Arial" w:hAnsi="Arial"/>
                 <w:sz w:val="16"/>
               </w:rPr>
-              <w:t>{#foto_rows}{%foto1}</w:t>
+              <w:t>{#foto_</w:t>
+            </w:r>
+            <w:proofErr w:type="gramStart"/>
+            <w:r>
+              <w:rPr>
+                <w:rFonts w:ascii="Arial" w:eastAsia="Arial" w:hAnsi="Arial"/>
+                <w:sz w:val="16"/>
+              </w:rPr>
+              <w:t>rows}{</w:t>
+            </w:r>
+            <w:proofErr w:type="gramEnd"/>
+            <w:r>
+              <w:rPr>
+                <w:rFonts w:ascii="Arial" w:eastAsia="Arial" w:hAnsi="Arial"/>
+                <w:sz w:val="16"/>
+              </w:rPr>
+              <w:t>%foto1}</w:t>
             </w:r>
           </w:p>
         </w:tc>
@@ -8483,7 +12141,39 @@
                 <w:rFonts w:ascii="Arial" w:eastAsia="Arial" w:hAnsi="Arial"/>
                 <w:sz w:val="16"/>
               </w:rPr>
-              <w:t>{%foto3}{/foto_rows}</w:t>
+              <w:t>{%foto</w:t>
+            </w:r>
+            <w:proofErr w:type="gramStart"/>
+            <w:r>
+              <w:rPr>
+                <w:rFonts w:ascii="Arial" w:eastAsia="Arial" w:hAnsi="Arial"/>
+                <w:sz w:val="16"/>
+              </w:rPr>
+              <w:t>3}{</w:t>
+            </w:r>
+            <w:proofErr w:type="gramEnd"/>
+            <w:r>
+              <w:rPr>
+                <w:rFonts w:ascii="Arial" w:eastAsia="Arial" w:hAnsi="Arial"/>
+                <w:sz w:val="16"/>
+              </w:rPr>
+              <w:t>/</w:t>
+            </w:r>
+            <w:proofErr w:type="spellStart"/>
+            <w:r>
+              <w:rPr>
+                <w:rFonts w:ascii="Arial" w:eastAsia="Arial" w:hAnsi="Arial"/>
+                <w:sz w:val="16"/>
+              </w:rPr>
+              <w:t>foto_rows</w:t>
+            </w:r>
+            <w:proofErr w:type="spellEnd"/>
+            <w:r>
+              <w:rPr>
+                <w:rFonts w:ascii="Arial" w:eastAsia="Arial" w:hAnsi="Arial"/>
+                <w:sz w:val="16"/>
+              </w:rPr>
+              <w:t>}</w:t>
             </w:r>
           </w:p>
         </w:tc>
@@ -8660,7 +12350,27 @@
                 <w:szCs w:val="24"/>
                 <w:lang w:val="en"/>
               </w:rPr>
-              <w:t>{nama_petugas}</w:t>
+              <w:t>{</w:t>
+            </w:r>
+            <w:proofErr w:type="spellStart"/>
+            <w:r>
+              <w:rPr>
+                <w:rFonts w:ascii="Bookman Old Style" w:eastAsia="Bookman Old Style" w:hAnsi="Bookman Old Style" w:cs="Bookman Old Style"/>
+                <w:sz w:val="24"/>
+                <w:szCs w:val="24"/>
+                <w:lang w:val="en"/>
+              </w:rPr>
+              <w:t>nama_petugas</w:t>
+            </w:r>
+            <w:proofErr w:type="spellEnd"/>
+            <w:r>
+              <w:rPr>
+                <w:rFonts w:ascii="Bookman Old Style" w:eastAsia="Bookman Old Style" w:hAnsi="Bookman Old Style" w:cs="Bookman Old Style"/>
+                <w:sz w:val="24"/>
+                <w:szCs w:val="24"/>
+                <w:lang w:val="en"/>
+              </w:rPr>
+              <w:t>}</w:t>
             </w:r>
             <w:r>
               <w:rPr>
